--- a/plantillas_maestras/06_seguro_hogar_e_inmuebles/negativa_cobertura/2_o_mas_ddos_varios/varon/TPL_0552_2026_SEGURO_HOGAR_E_INMUEBLES_NEGATIVA_COBERTURA_ASEGURADORA_VARON_R1.docx
+++ b/plantillas_maestras/06_seguro_hogar_e_inmuebles/negativa_cobertura/2_o_mas_ddos_varios/varon/TPL_0552_2026_SEGURO_HOGAR_E_INMUEBLES_NEGATIVA_COBERTURA_ASEGURADORA_VARON_R1.docx
@@ -430,7 +430,7 @@
           <w14:ligatures w14:val="none"/>
         </w:rPr>
         <w:tab/>
-        <w:t xml:space="preserve">:       </w:t>
+        <w:t xml:space="preserve">: </w:t>
       </w:r>
       <w:r>
         <w:rPr>
@@ -796,7 +796,7 @@
           <w:lang w:val="es-ES" w:eastAsia="es-ES"/>
           <w14:ligatures w14:val="none"/>
         </w:rPr>
-        <w:t xml:space="preserve"> Ley N°29571</w:t>
+        <w:t xml:space="preserve"> Ley 29571</w:t>
       </w:r>
       <w:r>
         <w:rPr>
@@ -963,7 +963,7 @@
           <w:lang w:eastAsia="es-ES"/>
           <w14:ligatures w14:val="none"/>
         </w:rPr>
-        <w:t xml:space="preserve">– Póliza N° 1422-61410 </w:t>
+        <w:t xml:space="preserve">– Póliza 1422-61410 </w:t>
       </w:r>
       <w:r>
         <w:rPr>
@@ -1583,7 +1583,7 @@
           <w:lang w:eastAsia="es-ES"/>
           <w14:ligatures w14:val="none"/>
         </w:rPr>
-        <w:t xml:space="preserve">emitió el Informe final N° 40-1245/2025, en el que citó como documentación aplicable las CGC000 Cláusulas Generales de Contratación, DOM083 </w:t>
+        <w:t xml:space="preserve">emitió el Informe final 40-1245/2025, en el que citó como documentación aplicable las CGC000 Cláusulas Generales de Contratación, DOM083 </w:t>
       </w:r>
       <w:r>
         <w:rPr>
@@ -1972,7 +1972,7 @@
           <w:lang w:eastAsia="es-ES"/>
           <w14:ligatures w14:val="none"/>
         </w:rPr>
-        <w:t xml:space="preserve"> reclamo ante el Servicio de Atención al Ciudadano del Indecopi, el cual fue registrado con el N° 2107-2025-SAC-CHT/RC.</w:t>
+        <w:t xml:space="preserve"> reclamo ante el Servicio de Atención al Ciudadano del Indecopi, el cual fue registrado con el 2107-2025-SAC-CHT/RC.</w:t>
       </w:r>
       <w:r>
         <w:rPr>
@@ -2032,7 +2032,7 @@
           <w:lang w:eastAsia="es-ES"/>
           <w14:ligatures w14:val="none"/>
         </w:rPr>
-        <w:t xml:space="preserve"> Informe N° 1 ref. 1422-20138 emitido por Master </w:t>
+        <w:t xml:space="preserve"> Informe 1 ref. 1422-20138 emitido por Master </w:t>
       </w:r>
       <w:r>
         <w:rPr>
@@ -2437,7 +2437,7 @@
           <w:lang w:val="es-ES" w:eastAsia="es-ES"/>
           <w14:ligatures w14:val="none"/>
         </w:rPr>
-        <w:t xml:space="preserve">  </w:t>
+        <w:t xml:space="preserve"> </w:t>
       </w:r>
     </w:p>
     <w:bookmarkEnd w:id="2"/>
@@ -2547,7 +2547,7 @@
           <w:lang w:eastAsia="es-PE"/>
           <w14:ligatures w14:val="none"/>
         </w:rPr>
-        <w:t>Técnica de la Comisión de Protección al Consumidor N°1 (en adelante, la Secretaría Técnica), en ejercicio de sus facultades</w:t>
+        <w:t>Técnica de la Comisión de Protección al Consumidor 1 (en adelante, la Secretaría Técnica), en ejercicio de sus facultades</w:t>
       </w:r>
       <w:r>
         <w:rPr>
@@ -2594,7 +2594,7 @@
           <w14:ligatures w14:val="none"/>
         </w:rPr>
         <w:lastRenderedPageBreak/>
-        <w:t>Rímac Seguros y Reaseguros S.A. habría negado injustificadamente la cobertura de la Póliza N° 1422-61410 del Seguro Domiciliario Hogar Total al denunciante por el siniestro del 17 de octubre de 2025</w:t>
+        <w:t>Rímac Seguros y Reaseguros S.A. habría negado injustificadamente la cobertura de la Póliza 1422-61410 del Seguro Domiciliario Hogar Total al denunciante por el siniestro del 17 de octubre de 2025</w:t>
       </w:r>
       <w:r>
         <w:rPr>
@@ -2612,7 +2612,7 @@
           <w:lang w:eastAsia="es-PE"/>
           <w14:ligatures w14:val="none"/>
         </w:rPr>
-        <w:t>°</w:t>
+        <w:t/>
       </w:r>
       <w:r>
         <w:rPr>
@@ -2630,7 +2630,7 @@
           <w:lang w:eastAsia="es-PE"/>
           <w14:ligatures w14:val="none"/>
         </w:rPr>
-        <w:t>°</w:t>
+        <w:t/>
       </w:r>
       <w:r>
         <w:rPr>
@@ -2725,7 +2725,7 @@
           <w:lang w:eastAsia="es-PE"/>
           <w14:ligatures w14:val="none"/>
         </w:rPr>
-        <w:t>Máster Ajustadores de Seguros S.A.C., habría emitido de manera inadecuada el Informe final N° 40-1245/2025 de fecha 3 de noviembre de 2025 al aplicar las CGC000 Cláusulas Generales de Contratación, DOM083 Condicionado General, DOM093 Robo y Daños por Intento de Robo y DOM096 Robo Dinero en Efectivo dentro de Vivienda sin solicitar previamente a Rímac Seguros y Reaseguros S.A. la constancia de entrega íntegra de la de la Póliza N° 1422-61410 del Seguro Domiciliario Hogar Total al denunciante para verificar la oponibilidad de las referidas cláusulas</w:t>
+        <w:t>Máster Ajustadores de Seguros S.A.C., habría emitido de manera inadecuada el Informe final 40-1245/2025 de fecha 3 de noviembre de 2025 al aplicar las CGC000 Cláusulas Generales de Contratación, DOM083 Condicionado General, DOM093 Robo y Daños por Intento de Robo y DOM096 Robo Dinero en Efectivo dentro de Vivienda sin solicitar previamente a Rímac Seguros y Reaseguros S.A. la constancia de entrega íntegra de la de la Póliza 1422-61410 del Seguro Domiciliario Hogar Total al denunciante para verificar la oponibilidad de las referidas cláusulas</w:t>
       </w:r>
       <w:r>
         <w:rPr>
@@ -2743,7 +2743,7 @@
           <w:lang w:eastAsia="es-PE"/>
           <w14:ligatures w14:val="none"/>
         </w:rPr>
-        <w:t>°</w:t>
+        <w:t/>
       </w:r>
       <w:r>
         <w:rPr>
@@ -2761,7 +2761,7 @@
           <w:lang w:eastAsia="es-PE"/>
           <w14:ligatures w14:val="none"/>
         </w:rPr>
-        <w:t>°</w:t>
+        <w:t/>
       </w:r>
       <w:r>
         <w:rPr>
@@ -2844,7 +2844,7 @@
           <w:lang w:eastAsia="es-PE"/>
           <w14:ligatures w14:val="none"/>
         </w:rPr>
-        <w:t>Máster Ajustadores de Seguros S.A.C. no habría cumplido con realizar oportunamente la inspección del inmueble asegurado con la Póliza N° 1422-61410 del Seguro Domiciliario Hogar Total, circunstancia que habría incidido en la evaluación del siniestro del 17 de octubre de 2025 al considerarse la ausencia de huellas visibles de violencia en una cerradura que ya había sido cambiada por razones de seguridad</w:t>
+        <w:t>Máster Ajustadores de Seguros S.A.C. no habría cumplido con realizar oportunamente la inspección del inmueble asegurado con la Póliza 1422-61410 del Seguro Domiciliario Hogar Total, circunstancia que habría incidido en la evaluación del siniestro del 17 de octubre de 2025 al considerarse la ausencia de huellas visibles de violencia en una cerradura que ya había sido cambiada por razones de seguridad</w:t>
       </w:r>
       <w:r>
         <w:rPr>
@@ -2862,7 +2862,7 @@
           <w:lang w:eastAsia="es-PE"/>
           <w14:ligatures w14:val="none"/>
         </w:rPr>
-        <w:t>°</w:t>
+        <w:t/>
       </w:r>
       <w:r>
         <w:rPr>
@@ -2880,7 +2880,7 @@
           <w:lang w:eastAsia="es-PE"/>
           <w14:ligatures w14:val="none"/>
         </w:rPr>
-        <w:t>°</w:t>
+        <w:t/>
       </w:r>
       <w:r>
         <w:rPr>
@@ -2962,7 +2962,7 @@
           <w:kern w:val="0"/>
           <w14:ligatures w14:val="none"/>
         </w:rPr>
-        <w:t>Rímac Seguros y Reaseguros S.A. no habría cumplido con entregar oportunamente al denunciante un resumen de la cobertura contratada de la Póliza N° 1422-61410 del Seguro Domiciliario Hogar Total, en documento aparte</w:t>
+        <w:t>Rímac Seguros y Reaseguros S.A. no habría cumplido con entregar oportunamente al denunciante un resumen de la cobertura contratada de la Póliza 1422-61410 del Seguro Domiciliario Hogar Total, en documento aparte</w:t>
       </w:r>
       <w:r>
         <w:rPr>
@@ -2979,7 +2979,7 @@
           <w14:ligatures w14:val="none"/>
         </w:rPr>
         <w:lastRenderedPageBreak/>
-        <w:t>el hecho materia de denuncia como una presunta infracción al deber de entregar a los usuarios copia de los contratos y demás documentación relacionada con dichos actos jurídicos, tipificado en el literal e) del artículo 47° del Código</w:t>
+        <w:t>el hecho materia de denuncia como una presunta infracción al deber de entregar a los usuarios copia de los contratos y demás documentación relacionada con dichos actos jurídicos, tipificado en el literal e) del artículo 47 del Código</w:t>
       </w:r>
       <w:r>
         <w:rPr>
@@ -3050,15 +3050,15 @@
           <w:kern w:val="0"/>
           <w14:ligatures w14:val="none"/>
         </w:rPr>
-        <w:t>Rímac Seguros y Reaseguros S.A. no habría entregado oportunamente al denunciante una copia de la solicitud de la Póliza N° 1422-61410 del Seguro Domiciliario Hogar Total ni copia íntegra de la referida póliza contratada, incluidas sus cláusulas generales de contratación y condiciones generales y especiales</w:t>
-      </w:r>
-      <w:r>
-        <w:rPr>
-          <w:rFonts w:ascii="Arial Narrow" w:eastAsia="Arial Narrow" w:hAnsi="Arial Narrow" w:cs="Arial"/>
-          <w:kern w:val="0"/>
-          <w14:ligatures w14:val="none"/>
-        </w:rPr>
-        <w:t>. Por consiguiente, corresponde calificar el hecho materia de denuncia como una presunta infracción al deber de entregar a los usuarios copia de los contratos y demás documentación relacionada con dichos actos jurídicos, tipificado en el literal e) del artículo 47° del Código</w:t>
+        <w:t>Rímac Seguros y Reaseguros S.A. no habría entregado oportunamente al denunciante una copia de la solicitud de la Póliza 1422-61410 del Seguro Domiciliario Hogar Total ni copia íntegra de la referida póliza contratada, incluidas sus cláusulas generales de contratación y condiciones generales y especiales</w:t>
+      </w:r>
+      <w:r>
+        <w:rPr>
+          <w:rFonts w:ascii="Arial Narrow" w:eastAsia="Arial Narrow" w:hAnsi="Arial Narrow" w:cs="Arial"/>
+          <w:kern w:val="0"/>
+          <w14:ligatures w14:val="none"/>
+        </w:rPr>
+        <w:t>. Por consiguiente, corresponde calificar el hecho materia de denuncia como una presunta infracción al deber de entregar a los usuarios copia de los contratos y demás documentación relacionada con dichos actos jurídicos, tipificado en el literal e) del artículo 47 del Código</w:t>
       </w:r>
       <w:r>
         <w:rPr>
@@ -3069,7 +3069,7 @@
           <w:lang w:eastAsia="es-PE"/>
           <w14:ligatures w14:val="none"/>
         </w:rPr>
-        <w:t xml:space="preserve">.    </w:t>
+        <w:t xml:space="preserve">. </w:t>
       </w:r>
     </w:p>
     <w:p>
@@ -3154,7 +3154,7 @@
           <w:lang w:val="es-ES" w:eastAsia="es-ES"/>
           <w14:ligatures w14:val="none"/>
         </w:rPr>
-        <w:t>Rímac Seguros y Reaseguros S.A. habría incluido las cláusulas abusivas de: (i) Introducción, y (ii) numeral 1.5, del Condicionado General (DOM083) de la Póliza N° 1422-61410 del Seguro Domiciliario Hogar Total, en el extremo que prohíbe realizar actividades de oficina y profesional dentro del inmueble asegurado</w:t>
+        <w:t>Rímac Seguros y Reaseguros S.A. habría incluido las cláusulas abusivas de: (i) Introducción, y (ii) numeral 1.5, del Condicionado General (DOM083) de la Póliza 1422-61410 del Seguro Domiciliario Hogar Total, en el extremo que prohíbe realizar actividades de oficina y profesional dentro del inmueble asegurado</w:t>
       </w:r>
       <w:r>
         <w:rPr>
@@ -3174,7 +3174,7 @@
         <w:rPr>
           <w:rFonts w:ascii="Arial Narrow" w:eastAsia="Arial Narrow" w:hAnsi="Arial Narrow" w:cs="Arial Narrow"/>
         </w:rPr>
-        <w:t>numeral 49.1. del artículo 49° y al literal a) del artículo 50° del Código</w:t>
+        <w:t>numeral 49.1. del artículo 49 y al literal a) del artículo 50 del Código</w:t>
       </w:r>
       <w:r>
         <w:rPr>
@@ -3508,7 +3508,7 @@
           <w:lang w:val="es-ES" w:eastAsia="es-ES"/>
           <w14:ligatures w14:val="none"/>
         </w:rPr>
-        <w:t>Póliza N° 1422-61410 del Seguro Domiciliario Hogar Total, así como el cargo de remisión de la póliza; (ii) presentar los medios probatorios que acrediten que la negativa de otorgamiento de cobertura fue justificada</w:t>
+        <w:t>Póliza 1422-61410 del Seguro Domiciliario Hogar Total, así como el cargo de remisión de la póliza; (ii) presentar los medios probatorios que acrediten que la negativa de otorgamiento de cobertura fue justificada</w:t>
       </w:r>
       <w:r>
         <w:rPr>
@@ -3662,7 +3662,7 @@
           <w:lang w:eastAsia="es-ES"/>
           <w14:ligatures w14:val="none"/>
         </w:rPr>
-        <w:t>Informe final N° 40-1245/2025</w:t>
+        <w:t>Informe final 40-1245/2025</w:t>
       </w:r>
       <w:r>
         <w:rPr>
@@ -3723,7 +3723,7 @@
           <w:lang w:eastAsia="es-PE"/>
           <w14:ligatures w14:val="none"/>
         </w:rPr>
-        <w:t xml:space="preserve">RESOLUCIÓN DE LA SECRETARÍA TÉCNICA  </w:t>
+        <w:t xml:space="preserve">RESOLUCIÓN DE LA SECRETARÍA TÉCNICA </w:t>
       </w:r>
     </w:p>
     <w:p>
@@ -3906,15 +3906,15 @@
           <w:kern w:val="0"/>
           <w14:ligatures w14:val="none"/>
         </w:rPr>
-        <w:t>Presunta infracción a los artículos 18° y 19° de la Ley</w:t>
-      </w:r>
-      <w:r>
-        <w:rPr>
-          <w:rFonts w:ascii="Arial Narrow" w:eastAsia="Arial Narrow" w:hAnsi="Arial Narrow" w:cs="Arial Narrow"/>
-          <w:kern w:val="0"/>
-          <w14:ligatures w14:val="none"/>
-        </w:rPr>
-        <w:t xml:space="preserve"> N°</w:t>
+        <w:t>Presunta infracción a los artículos 18 y 19 de la Ley</w:t>
+      </w:r>
+      <w:r>
+        <w:rPr>
+          <w:rFonts w:ascii="Arial Narrow" w:eastAsia="Arial Narrow" w:hAnsi="Arial Narrow" w:cs="Arial Narrow"/>
+          <w:kern w:val="0"/>
+          <w14:ligatures w14:val="none"/>
+        </w:rPr>
+        <w:t xml:space="preserve"> </w:t>
       </w:r>
       <w:r>
         <w:rPr>
@@ -3946,7 +3946,7 @@
           <w:kern w:val="0"/>
           <w14:ligatures w14:val="none"/>
         </w:rPr>
-        <w:t xml:space="preserve">habría negado injustificadamente la cobertura de la Póliza N° 1422-61410 del Seguro Domiciliario Hogar Total </w:t>
+        <w:t xml:space="preserve">habría negado injustificadamente la cobertura de la Póliza 1422-61410 del Seguro Domiciliario Hogar Total </w:t>
       </w:r>
       <w:r>
         <w:rPr>
@@ -4024,15 +4024,15 @@
           <w:kern w:val="0"/>
           <w14:ligatures w14:val="none"/>
         </w:rPr>
-        <w:t>Presunta infracción a los artículos 18° y 19° de la Ley</w:t>
-      </w:r>
-      <w:r>
-        <w:rPr>
-          <w:rFonts w:ascii="Arial Narrow" w:eastAsia="Arial Narrow" w:hAnsi="Arial Narrow" w:cs="Arial Narrow"/>
-          <w:kern w:val="0"/>
-          <w14:ligatures w14:val="none"/>
-        </w:rPr>
-        <w:t xml:space="preserve"> N°</w:t>
+        <w:t>Presunta infracción a los artículos 18 y 19 de la Ley</w:t>
+      </w:r>
+      <w:r>
+        <w:rPr>
+          <w:rFonts w:ascii="Arial Narrow" w:eastAsia="Arial Narrow" w:hAnsi="Arial Narrow" w:cs="Arial Narrow"/>
+          <w:kern w:val="0"/>
+          <w14:ligatures w14:val="none"/>
+        </w:rPr>
+        <w:t xml:space="preserve"> </w:t>
       </w:r>
       <w:r>
         <w:rPr>
@@ -4070,7 +4070,7 @@
           <w:kern w:val="0"/>
           <w14:ligatures w14:val="none"/>
         </w:rPr>
-        <w:t xml:space="preserve">, habría emitido de manera inadecuada el Informe final N° 40-1245/2025 de fecha 3 de noviembre de 2025 al aplicar las CGC000 Cláusulas Generales de Contratación, DOM083 Condicionado General, DOM093 Robo y Daños por Intento de Robo y DOM096 Robo Dinero en Efectivo dentro de Vivienda sin solicitar previamente a </w:t>
+        <w:t xml:space="preserve">, habría emitido de manera inadecuada el Informe final 40-1245/2025 de fecha 3 de noviembre de 2025 al aplicar las CGC000 Cláusulas Generales de Contratación, DOM083 Condicionado General, DOM093 Robo y Daños por Intento de Robo y DOM096 Robo Dinero en Efectivo dentro de Vivienda sin solicitar previamente a </w:t>
       </w:r>
       <w:r>
         <w:rPr>
@@ -4094,7 +4094,7 @@
           <w:kern w:val="0"/>
           <w14:ligatures w14:val="none"/>
         </w:rPr>
-        <w:t xml:space="preserve">constancia de entrega íntegra de la de la Póliza N° 1422-61410 del Seguro Domiciliario Hogar Total al denunciante para verificar la oponibilidad de </w:t>
+        <w:t xml:space="preserve">constancia de entrega íntegra de la de la Póliza 1422-61410 del Seguro Domiciliario Hogar Total al denunciante para verificar la oponibilidad de </w:t>
       </w:r>
       <w:r>
         <w:rPr>
@@ -4162,15 +4162,15 @@
           <w:kern w:val="0"/>
           <w14:ligatures w14:val="none"/>
         </w:rPr>
-        <w:t>Presunta infracción a los artículos 18° y 19° de la Ley</w:t>
-      </w:r>
-      <w:r>
-        <w:rPr>
-          <w:rFonts w:ascii="Arial Narrow" w:eastAsia="Arial Narrow" w:hAnsi="Arial Narrow" w:cs="Arial Narrow"/>
-          <w:kern w:val="0"/>
-          <w14:ligatures w14:val="none"/>
-        </w:rPr>
-        <w:t xml:space="preserve"> N°</w:t>
+        <w:t>Presunta infracción a los artículos 18 y 19 de la Ley</w:t>
+      </w:r>
+      <w:r>
+        <w:rPr>
+          <w:rFonts w:ascii="Arial Narrow" w:eastAsia="Arial Narrow" w:hAnsi="Arial Narrow" w:cs="Arial Narrow"/>
+          <w:kern w:val="0"/>
+          <w14:ligatures w14:val="none"/>
+        </w:rPr>
+        <w:t xml:space="preserve"> </w:t>
       </w:r>
       <w:r>
         <w:rPr>
@@ -4213,7 +4213,7 @@
           <w:kern w:val="0"/>
           <w14:ligatures w14:val="none"/>
         </w:rPr>
-        <w:t xml:space="preserve"> con la Póliza N° 1422-61410 del Seguro Domiciliario Hogar Total</w:t>
+        <w:t xml:space="preserve"> con la Póliza 1422-61410 del Seguro Domiciliario Hogar Total</w:t>
       </w:r>
       <w:r>
         <w:rPr>
@@ -4294,15 +4294,15 @@
           <w:kern w:val="0"/>
           <w14:ligatures w14:val="none"/>
         </w:rPr>
-        <w:t xml:space="preserve">Presunta infracción al literal e) del artículo 47° de la Ley N° 29571, Código de Protección y Defensa del Consumidor, en tanto </w:t>
-      </w:r>
-      <w:r>
-        <w:rPr>
-          <w:rFonts w:ascii="Arial Narrow" w:eastAsia="Arial Narrow" w:hAnsi="Arial Narrow" w:cs="Arial Narrow"/>
-          <w:kern w:val="0"/>
-          <w14:ligatures w14:val="none"/>
-        </w:rPr>
-        <w:t>Rímac Seguros y Reaseguros S.A. no habría cumplido con entregar oportunamente al denunciante un resumen de la cobertura contratada de la Póliza N° 1422-61410 del Seguro Domiciliario Hogar Total, en documento aparte</w:t>
+        <w:t xml:space="preserve">Presunta infracción al literal e) del artículo 47 de la Ley 29571, Código de Protección y Defensa del Consumidor, en tanto </w:t>
+      </w:r>
+      <w:r>
+        <w:rPr>
+          <w:rFonts w:ascii="Arial Narrow" w:eastAsia="Arial Narrow" w:hAnsi="Arial Narrow" w:cs="Arial Narrow"/>
+          <w:kern w:val="0"/>
+          <w14:ligatures w14:val="none"/>
+        </w:rPr>
+        <w:t>Rímac Seguros y Reaseguros S.A. no habría cumplido con entregar oportunamente al denunciante un resumen de la cobertura contratada de la Póliza 1422-61410 del Seguro Domiciliario Hogar Total, en documento aparte</w:t>
       </w:r>
       <w:r>
         <w:rPr>
@@ -4357,15 +4357,15 @@
           <w:kern w:val="0"/>
           <w14:ligatures w14:val="none"/>
         </w:rPr>
-        <w:t>Presunta infracción al literal e) del artículo 47° de la Ley</w:t>
-      </w:r>
-      <w:r>
-        <w:rPr>
-          <w:rFonts w:ascii="Arial Narrow" w:eastAsia="Arial Narrow" w:hAnsi="Arial Narrow" w:cs="Arial Narrow"/>
-          <w:kern w:val="0"/>
-          <w14:ligatures w14:val="none"/>
-        </w:rPr>
-        <w:t xml:space="preserve"> N°</w:t>
+        <w:t>Presunta infracción al literal e) del artículo 47 de la Ley</w:t>
+      </w:r>
+      <w:r>
+        <w:rPr>
+          <w:rFonts w:ascii="Arial Narrow" w:eastAsia="Arial Narrow" w:hAnsi="Arial Narrow" w:cs="Arial Narrow"/>
+          <w:kern w:val="0"/>
+          <w14:ligatures w14:val="none"/>
+        </w:rPr>
+        <w:t xml:space="preserve"> </w:t>
       </w:r>
       <w:r>
         <w:rPr>
@@ -4422,7 +4422,7 @@
           <w:kern w:val="0"/>
           <w14:ligatures w14:val="none"/>
         </w:rPr>
-        <w:t xml:space="preserve">copia de la solicitud de la Póliza N° 1422-61410 del Seguro Domiciliario Hogar Total ni copia íntegra de la </w:t>
+        <w:t xml:space="preserve">copia de la solicitud de la Póliza 1422-61410 del Seguro Domiciliario Hogar Total ni copia íntegra de la </w:t>
       </w:r>
       <w:r>
         <w:rPr>
@@ -4501,7 +4501,7 @@
           <w:kern w:val="0"/>
           <w14:ligatures w14:val="none"/>
         </w:rPr>
-        <w:t>°</w:t>
+        <w:t/>
       </w:r>
       <w:r>
         <w:rPr>
@@ -4541,7 +4541,7 @@
           <w:kern w:val="0"/>
           <w14:ligatures w14:val="none"/>
         </w:rPr>
-        <w:t xml:space="preserve"> del artículo 50°</w:t>
+        <w:t xml:space="preserve"> del artículo 50</w:t>
       </w:r>
       <w:r>
         <w:rPr>
@@ -4557,7 +4557,7 @@
           <w:kern w:val="0"/>
           <w14:ligatures w14:val="none"/>
         </w:rPr>
-        <w:t xml:space="preserve"> N°</w:t>
+        <w:t xml:space="preserve"> </w:t>
       </w:r>
       <w:r>
         <w:rPr>
@@ -4669,7 +4669,7 @@
           <w:kern w:val="0"/>
           <w14:ligatures w14:val="none"/>
         </w:rPr>
-        <w:t>de la Póliza N° 1422-61410 del Seguro Domiciliario Hogar Total, en el extremo que prohíbe realizar actividades de oficina y profesional dentro del inmueble asegurado</w:t>
+        <w:t>de la Póliza 1422-61410 del Seguro Domiciliario Hogar Total, en el extremo que prohíbe realizar actividades de oficina y profesional dentro del inmueble asegurado</w:t>
       </w:r>
       <w:r>
         <w:rPr>
@@ -5009,7 +5009,7 @@
           <w:lang w:eastAsia="es-PE"/>
           <w14:ligatures w14:val="none"/>
         </w:rPr>
-        <w:t>°</w:t>
+        <w:t/>
       </w:r>
       <w:r>
         <w:rPr>
@@ -5087,7 +5087,7 @@
           <w:lang w:eastAsia="es-PE"/>
           <w14:ligatures w14:val="none"/>
         </w:rPr>
-        <w:t>°</w:t>
+        <w:t/>
       </w:r>
       <w:r>
         <w:rPr>
@@ -5275,7 +5275,7 @@
           <w:lang w:eastAsia="es-PE"/>
           <w14:ligatures w14:val="none"/>
         </w:rPr>
-        <w:t>°</w:t>
+        <w:t/>
       </w:r>
       <w:r>
         <w:rPr>
@@ -5421,7 +5421,7 @@
           <w:lang w:val="es-ES" w:eastAsia="es-ES"/>
           <w14:ligatures w14:val="none"/>
         </w:rPr>
-        <w:t>(i) presentar una copia debidamente suscrita de la Póliza N° 1422-61410 del Seguro Domiciliario Hogar Total, así como el cargo de remisión de la póliza; (ii) presentar los medios probatorios que acrediten que la negativa de otorgamiento de cobertura fue justificada; y, (iii) presentar todas las comunicaciones cursadas con la parte denunciante en virtud de los hechos materia de denuncia</w:t>
+        <w:t>(i) presentar una copia debidamente suscrita de la Póliza 1422-61410 del Seguro Domiciliario Hogar Total, así como el cargo de remisión de la póliza; (ii) presentar los medios probatorios que acrediten que la negativa de otorgamiento de cobertura fue justificada; y, (iii) presentar todas las comunicaciones cursadas con la parte denunciante en virtud de los hechos materia de denuncia</w:t>
       </w:r>
       <w:r>
         <w:rPr>
@@ -5549,7 +5549,7 @@
           <w:lang w:eastAsia="es-ES"/>
           <w14:ligatures w14:val="none"/>
         </w:rPr>
-        <w:t>Informe final N° 40-1245/2025</w:t>
+        <w:t>Informe final 40-1245/2025</w:t>
       </w:r>
       <w:r>
         <w:rPr>
@@ -5638,7 +5638,7 @@
           <w:lang w:eastAsia="es-PE"/>
           <w14:ligatures w14:val="none"/>
         </w:rPr>
-        <w:t>°</w:t>
+        <w:t/>
       </w:r>
       <w:r>
         <w:rPr>
@@ -5679,7 +5679,7 @@
           <w:lang w:eastAsia="es-PE"/>
           <w14:ligatures w14:val="none"/>
         </w:rPr>
-        <w:t>°</w:t>
+        <w:t/>
       </w:r>
       <w:r>
         <w:rPr>
@@ -5699,7 +5699,7 @@
           <w:lang w:eastAsia="es-PE"/>
           <w14:ligatures w14:val="none"/>
         </w:rPr>
-        <w:t>°</w:t>
+        <w:t/>
       </w:r>
       <w:r>
         <w:rPr>
@@ -5719,7 +5719,7 @@
           <w:lang w:eastAsia="es-PE"/>
           <w14:ligatures w14:val="none"/>
         </w:rPr>
-        <w:t>°</w:t>
+        <w:t/>
       </w:r>
       <w:r>
         <w:rPr>
@@ -5772,7 +5772,7 @@
           <w:lang w:eastAsia="es-PE"/>
           <w14:ligatures w14:val="none"/>
         </w:rPr>
-        <w:t>°</w:t>
+        <w:t/>
       </w:r>
       <w:r>
         <w:rPr>
@@ -5873,7 +5873,7 @@
           <w:lang w:eastAsia="es-PE"/>
           <w14:ligatures w14:val="none"/>
         </w:rPr>
-        <w:t>°</w:t>
+        <w:t/>
       </w:r>
       <w:r>
         <w:rPr>
@@ -5949,7 +5949,7 @@
           <w:lang w:eastAsia="es-PE"/>
           <w14:ligatures w14:val="none"/>
         </w:rPr>
-        <w:t>°</w:t>
+        <w:t/>
       </w:r>
       <w:r>
         <w:rPr>
@@ -5957,7 +5957,7 @@
           <w:kern w:val="0"/>
           <w14:ligatures w14:val="none"/>
         </w:rPr>
-        <w:t xml:space="preserve"> del Decreto Legislativo N° 807</w:t>
+        <w:t xml:space="preserve"> del Decreto Legislativo 807</w:t>
       </w:r>
       <w:r>
         <w:rPr>
@@ -6142,7 +6142,7 @@
           <w:lang w:eastAsia="es-PE"/>
           <w14:ligatures w14:val="none"/>
         </w:rPr>
-        <w:t xml:space="preserve">Iván Russo Mantilla Villanueva y a Rímac Seguros y Reaseguros S.A.  </w:t>
+        <w:t xml:space="preserve">Iván Russo Mantilla Villanueva y a Rímac Seguros y Reaseguros S.A. </w:t>
       </w:r>
       <w:r>
         <w:rPr>
@@ -6257,7 +6257,7 @@
           <w:lang w:eastAsia="es-PE"/>
           <w14:ligatures w14:val="none"/>
         </w:rPr>
-        <w:t>°</w:t>
+        <w:t/>
       </w:r>
       <w:r>
         <w:rPr>
@@ -6281,7 +6281,7 @@
           <w:lang w:eastAsia="es-PE"/>
           <w14:ligatures w14:val="none"/>
         </w:rPr>
-        <w:t>°</w:t>
+        <w:t/>
       </w:r>
       <w:r>
         <w:rPr>
@@ -6503,7 +6503,7 @@
           <w:color w:val="000000"/>
           <w:lang w:eastAsia="es-PE"/>
         </w:rPr>
-        <w:t>Comisión de Protección al Consumidor N°1</w:t>
+        <w:t>Comisión de Protección al Consumidor 1</w:t>
       </w:r>
     </w:p>
     <w:p>
@@ -6762,7 +6762,7 @@
           <w:sz w:val="16"/>
           <w:szCs w:val="16"/>
         </w:rPr>
-        <w:t xml:space="preserve">  </w:t>
+        <w:t xml:space="preserve"> </w:t>
       </w:r>
       <w:r>
         <w:rPr>
@@ -6780,7 +6780,7 @@
           <w:sz w:val="16"/>
           <w:szCs w:val="16"/>
         </w:rPr>
-        <w:t xml:space="preserve">LEY N° 29571, CÓDIGO DE PROTECCIÓN Y DEFENSA DEL CONSUMIDOR, publicado el 2 de setiembre de 2010 y modificado por Decreto Legislativo N° 1308 </w:t>
+        <w:t xml:space="preserve">LEY 29571, CÓDIGO DE PROTECCIÓN Y DEFENSA DEL CONSUMIDOR, publicado el 2 de setiembre de 2010 y modificado por Decreto Legislativo 1308 </w:t>
       </w:r>
     </w:p>
     <w:p>
@@ -6832,7 +6832,7 @@
           <w:szCs w:val="16"/>
         </w:rPr>
         <w:tab/>
-        <w:t xml:space="preserve">El Instituto Nacional de Defensa de la Competencia y de la Protección de la Propiedad Intelectual (Indecopi) es la autoridad con competencia primaria y de alcance nacional para conocer las presuntas infracciones a las disposiciones contenidas en el presente Código, así como para imponer las sanciones y medidas correctivas establecidas en el presente capítulo, conforme al Decreto Legislativo N° 1033, Ley de Organización y Funciones del Indecopi. Dicha competencia solo puede ser negada cuando ella haya sido asignada o se asigne a favor de otro organismo por norma expresa con rango de ley. </w:t>
+        <w:t xml:space="preserve">El Instituto Nacional de Defensa de la Competencia y de la Protección de la Propiedad Intelectual (Indecopi) es la autoridad con competencia primaria y de alcance nacional para conocer las presuntas infracciones a las disposiciones contenidas en el presente Código, así como para imponer las sanciones y medidas correctivas establecidas en el presente capítulo, conforme al Decreto Legislativo 1033, Ley de Organización y Funciones del Indecopi. Dicha competencia solo puede ser negada cuando ella haya sido asignada o se asigne a favor de otro organismo por norma expresa con rango de ley. </w:t>
       </w:r>
     </w:p>
     <w:p>
@@ -6906,7 +6906,7 @@
           <w:sz w:val="16"/>
           <w:szCs w:val="16"/>
         </w:rPr>
-        <w:t xml:space="preserve">LEY DE ORGANIZACIÓN Y FUNCIONES DEL INDECOPI, APROBADA POR DECRETO LEGISLATIVO N° 1033 </w:t>
+        <w:t xml:space="preserve">LEY DE ORGANIZACIÓN Y FUNCIONES DEL INDECOPI, APROBADA POR DECRETO LEGISLATIVO 1033 </w:t>
       </w:r>
     </w:p>
     <w:p>
@@ -7015,7 +7015,7 @@
           <w:sz w:val="16"/>
           <w:szCs w:val="16"/>
         </w:rPr>
-        <w:t xml:space="preserve">           </w:t>
+        <w:t xml:space="preserve"> </w:t>
       </w:r>
       <w:r>
         <w:rPr>
@@ -7033,7 +7033,7 @@
           <w:sz w:val="16"/>
           <w:szCs w:val="16"/>
         </w:rPr>
-        <w:t xml:space="preserve">LEY N° 29571, CÓDIGO DE PROTECCIÓN Y DEFENSA DEL CONSUMIDOR, publicado el 2 de setiembre de 2010 y modificado por Decreto Legislativo N° 1308   </w:t>
+        <w:t xml:space="preserve">LEY 29571, CÓDIGO DE PROTECCIÓN Y DEFENSA DEL CONSUMIDOR, publicado el 2 de setiembre de 2010 y modificado por Decreto Legislativo 1308 </w:t>
       </w:r>
     </w:p>
     <w:p>
@@ -7057,7 +7057,7 @@
           <w:sz w:val="16"/>
           <w:szCs w:val="16"/>
         </w:rPr>
-        <w:t xml:space="preserve">Artículo 18.- Idoneidad   </w:t>
+        <w:t xml:space="preserve">Artículo 18.- Idoneidad </w:t>
       </w:r>
     </w:p>
     <w:p>
@@ -7077,7 +7077,7 @@
           <w:sz w:val="16"/>
           <w:szCs w:val="16"/>
         </w:rPr>
-        <w:t xml:space="preserve">Se entiende por idoneidad la correspondencia entre lo que un consumidor espera y lo que efectivamente recibe, en función a lo que se le hubiera ofrecido, la publicidad e información transmitida, las condiciones y circunstancias de la transacción, las características y naturaleza del producto o servicio, el precio, entre otros factores, atendiendo a las circunstancias del caso.    </w:t>
+        <w:t xml:space="preserve">Se entiende por idoneidad la correspondencia entre lo que un consumidor espera y lo que efectivamente recibe, en función a lo que se le hubiera ofrecido, la publicidad e información transmitida, las condiciones y circunstancias de la transacción, las características y naturaleza del producto o servicio, el precio, entre otros factores, atendiendo a las circunstancias del caso. </w:t>
       </w:r>
     </w:p>
     <w:p>
@@ -7198,7 +7198,7 @@
           <w:sz w:val="16"/>
           <w:szCs w:val="16"/>
         </w:rPr>
-        <w:t xml:space="preserve">           </w:t>
+        <w:t xml:space="preserve"> </w:t>
       </w:r>
       <w:r>
         <w:rPr>
@@ -7216,7 +7216,7 @@
           <w:sz w:val="16"/>
           <w:szCs w:val="16"/>
         </w:rPr>
-        <w:t xml:space="preserve">LEY N° 29571, CÓDIGO DE PROTECCIÓN Y DEFENSA DEL CONSUMIDOR, publicado el 2 de setiembre de 2010 y modificado por Decreto Legislativo N° 1308   </w:t>
+        <w:t xml:space="preserve">LEY 29571, CÓDIGO DE PROTECCIÓN Y DEFENSA DEL CONSUMIDOR, publicado el 2 de setiembre de 2010 y modificado por Decreto Legislativo 1308 </w:t>
       </w:r>
     </w:p>
     <w:p>
@@ -7347,7 +7347,7 @@
           <w:sz w:val="16"/>
           <w:szCs w:val="16"/>
         </w:rPr>
-        <w:t xml:space="preserve">           </w:t>
+        <w:t xml:space="preserve"> </w:t>
       </w:r>
       <w:r>
         <w:rPr>
@@ -7365,7 +7365,7 @@
           <w:sz w:val="16"/>
           <w:szCs w:val="16"/>
         </w:rPr>
-        <w:t xml:space="preserve">LEY N° 29571, CÓDIGO DE PROTECCIÓN Y DEFENSA DEL CONSUMIDOR, publicado el 2 de setiembre de 2010 y modificado por Decreto Legislativo N° 1308   </w:t>
+        <w:t xml:space="preserve">LEY 29571, CÓDIGO DE PROTECCIÓN Y DEFENSA DEL CONSUMIDOR, publicado el 2 de setiembre de 2010 y modificado por Decreto Legislativo 1308 </w:t>
       </w:r>
     </w:p>
     <w:p>
@@ -7453,7 +7453,7 @@
           <w:sz w:val="16"/>
           <w:szCs w:val="16"/>
         </w:rPr>
-        <w:t xml:space="preserve">Artículo 50.- Cláusulas abusivas de ineficacia absoluta        </w:t>
+        <w:t xml:space="preserve">Artículo 50.- Cláusulas abusivas de ineficacia absoluta </w:t>
       </w:r>
     </w:p>
     <w:p>
@@ -7473,7 +7473,7 @@
           <w:sz w:val="16"/>
           <w:szCs w:val="16"/>
         </w:rPr>
-        <w:t xml:space="preserve">Son cláusulas abusivas de ineficacia absoluta las siguientes:       </w:t>
+        <w:t xml:space="preserve">Son cláusulas abusivas de ineficacia absoluta las siguientes: </w:t>
       </w:r>
     </w:p>
     <w:p>
@@ -7558,7 +7558,7 @@
           <w:sz w:val="16"/>
           <w:szCs w:val="16"/>
         </w:rPr>
-        <w:t xml:space="preserve">  </w:t>
+        <w:t xml:space="preserve"> </w:t>
       </w:r>
       <w:r>
         <w:rPr>
@@ -7576,7 +7576,7 @@
           <w:sz w:val="16"/>
           <w:szCs w:val="16"/>
         </w:rPr>
-        <w:t>LEY SOBRE FACULTADES, NORMAS Y ORGANIZACIÓN DEL INDECOPI, APROBADA POR DECRETO LEGISLATIVO N° 807 Artículo 24.-</w:t>
+        <w:t>LEY SOBRE FACULTADES, NORMAS Y ORGANIZACIÓN DEL INDECOPI, APROBADA POR DECRETO LEGISLATIVO 807 Artículo 24.-</w:t>
       </w:r>
       <w:r>
         <w:rPr>
@@ -7734,7 +7734,7 @@
           <w:szCs w:val="16"/>
         </w:rPr>
         <w:tab/>
-        <w:t>El número de trabajadores se atenderá siempre que la empresa haya sido constituida antes de la vigencia de la Ley Nº 30056, publicada el 2 de julio de 2013, que modificó el artículo 5 del Texto Único Ordenado de la Ley de Promoción de la Competitividad, Formalización y Desarrollo de la Micro y Pequeña Empresa y de Acceso al Empleo Decente (LEY MYPE). Ello, en la medida que la Tercera Disposición Complementaria Transitoria de la norma modificatoria precisa que las empresas constituidas antes de la entrada en vigencia de dicha Ley se rigen por los requisitos de acogimiento al régimen de las micro y pequeñas empresas regulados en el Decreto Legislativo 1086.</w:t>
+        <w:t>El número de trabajadores se atenderá siempre que la empresa haya sido constituida antes de la vigencia de la Ley 30056, publicada el 2 de julio de 2013, que modificó el artículo 5 del Texto Único Ordenado de la Ley de Promoción de la Competitividad, Formalización y Desarrollo de la Micro y Pequeña Empresa y de Acceso al Empleo Decente (LEY MYPE). Ello, en la medida que la Tercera Disposición Complementaria Transitoria de la norma modificatoria precisa que las empresas constituidas antes de la entrada en vigencia de dicha Ley se rigen por los requisitos de acogimiento al régimen de las micro y pequeñas empresas regulados en el Decreto Legislativo 1086.</w:t>
       </w:r>
     </w:p>
     <w:p>
@@ -7813,7 +7813,7 @@
           <w:sz w:val="16"/>
           <w:szCs w:val="16"/>
         </w:rPr>
-        <w:t>publicado el 2 de setiembre de 2010 y modificado por Decreto Legislativo N° 1308</w:t>
+        <w:t>publicado el 2 de setiembre de 2010 y modificado por Decreto Legislativo 1308</w:t>
       </w:r>
     </w:p>
     <w:p>
@@ -7970,7 +7970,7 @@
           <w:szCs w:val="16"/>
           <w:vertAlign w:val="superscript"/>
         </w:rPr>
-        <w:t xml:space="preserve">  </w:t>
+        <w:t xml:space="preserve"> </w:t>
       </w:r>
       <w:r>
         <w:rPr>
@@ -7978,7 +7978,7 @@
           <w:sz w:val="16"/>
           <w:szCs w:val="16"/>
         </w:rPr>
-        <w:t xml:space="preserve">     </w:t>
+        <w:t xml:space="preserve"> </w:t>
       </w:r>
       <w:r>
         <w:rPr>
@@ -8014,7 +8014,7 @@
           <w:sz w:val="16"/>
           <w:szCs w:val="16"/>
         </w:rPr>
-        <w:t>publicado el 2 de setiembre de 2010 y modificado por Decreto Legislativo N° 1308</w:t>
+        <w:t>publicado el 2 de setiembre de 2010 y modificado por Decreto Legislativo 1308</w:t>
       </w:r>
     </w:p>
     <w:p>
@@ -8057,7 +8057,7 @@
           <w:sz w:val="16"/>
           <w:szCs w:val="16"/>
         </w:rPr>
-        <w:t>El órgano resolutivo puede sancionar las infracciones administrativas a que se refiere el artículo 108º con amonestación y multas de hasta cuatrocientos cincuenta (450) Unidades Impositivas Tributarias (UIT), las cuales son calificadas de la siguiente manera:</w:t>
+        <w:t>El órgano resolutivo puede sancionar las infracciones administrativas a que se refiere el artículo 108 con amonestación y multas de hasta cuatrocientos cincuenta (450) Unidades Impositivas Tributarias (UIT), las cuales son calificadas de la siguiente manera:</w:t>
       </w:r>
     </w:p>
     <w:p>
@@ -8180,7 +8180,7 @@
           <w:sz w:val="16"/>
           <w:szCs w:val="16"/>
         </w:rPr>
-        <w:t xml:space="preserve">        </w:t>
+        <w:t xml:space="preserve"> </w:t>
       </w:r>
       <w:r>
         <w:rPr>
@@ -8925,7 +8925,7 @@
           <w:sz w:val="16"/>
           <w:szCs w:val="16"/>
         </w:rPr>
-        <w:t xml:space="preserve">         </w:t>
+        <w:t xml:space="preserve"> </w:t>
       </w:r>
       <w:r>
         <w:rPr>
@@ -8961,7 +8961,7 @@
           <w:sz w:val="16"/>
           <w:szCs w:val="16"/>
         </w:rPr>
-        <w:t>publicado el 2 de setiembre de 2010 y modificado por Decreto Legislativo N° 1308</w:t>
+        <w:t>publicado el 2 de setiembre de 2010 y modificado por Decreto Legislativo 1308</w:t>
       </w:r>
     </w:p>
     <w:p>
@@ -9140,7 +9140,7 @@
           <w:szCs w:val="16"/>
         </w:rPr>
         <w:tab/>
-        <w:t>DECRETO LEGISLATIVO Nº 807, LEY SOBRE FACULTADES, NORMAS Y ORGANIZACIÓN DEL INDECOPI FACULTADES DE LAS COMISIONES Y OFICINAS DEL INDECOPI</w:t>
+        <w:t>DECRETO LEGISLATIVO 807, LEY SOBRE FACULTADES, NORMAS Y ORGANIZACIÓN DEL INDECOPI FACULTADES DE LAS COMISIONES Y OFICINAS DEL INDECOPI</w:t>
       </w:r>
     </w:p>
     <w:p>
@@ -9584,7 +9584,7 @@
               <w:sz w:val="16"/>
               <w:szCs w:val="16"/>
             </w:rPr>
-            <w:t xml:space="preserve">CNICA DE LA    </w:t>
+            <w:t xml:space="preserve">CNICA DE LA </w:t>
           </w:r>
         </w:p>
         <w:p>

--- a/plantillas_maestras/06_seguro_hogar_e_inmuebles/negativa_cobertura/2_o_mas_ddos_varios/varon/TPL_0552_2026_SEGURO_HOGAR_E_INMUEBLES_NEGATIVA_COBERTURA_ASEGURADORA_VARON_R1.docx
+++ b/plantillas_maestras/06_seguro_hogar_e_inmuebles/negativa_cobertura/2_o_mas_ddos_varios/varon/TPL_0552_2026_SEGURO_HOGAR_E_INMUEBLES_NEGATIVA_COBERTURA_ASEGURADORA_VARON_R1.docx
@@ -117,7 +117,7 @@
           <w:lang w:eastAsia="es-PE"/>
           <w14:ligatures w14:val="none"/>
         </w:rPr>
-        <w:t>DENUNCIANTE</w:t>
+        <w:t xml:space="preserve">DENUNCIANTE:[DENUNCIANTE] (SEÑOR [APELLIDO])</w:t>
       </w:r>
       <w:r>
         <w:rPr>
@@ -129,7 +129,7 @@
           <w14:ligatures w14:val="none"/>
         </w:rPr>
         <w:tab/>
-        <w:t>:</w:t>
+        <w:t/>
       </w:r>
       <w:r>
         <w:rPr>
@@ -151,62 +151,62 @@
           <w:lang w:eastAsia="es-PE"/>
           <w14:ligatures w14:val="none"/>
         </w:rPr>
-        <w:t>IV</w:t>
-      </w:r>
-      <w:r>
-        <w:rPr>
-          <w:rFonts w:ascii="Arial Narrow" w:eastAsia="Arial Narrow" w:hAnsi="Arial Narrow" w:cs="Arial Narrow"/>
-          <w:b/>
-          <w:color w:val="000000"/>
-          <w:kern w:val="0"/>
-          <w:lang w:eastAsia="es-PE"/>
-          <w14:ligatures w14:val="none"/>
-        </w:rPr>
-        <w:t>Á</w:t>
-      </w:r>
-      <w:r>
-        <w:rPr>
-          <w:rFonts w:ascii="Arial Narrow" w:eastAsia="Arial Narrow" w:hAnsi="Arial Narrow" w:cs="Arial Narrow"/>
-          <w:b/>
-          <w:color w:val="000000"/>
-          <w:kern w:val="0"/>
-          <w:lang w:eastAsia="es-PE"/>
-          <w14:ligatures w14:val="none"/>
-        </w:rPr>
-        <w:t xml:space="preserve">N RUSSO MANTILLA VILLANUEVA </w:t>
-      </w:r>
-      <w:r>
-        <w:rPr>
-          <w:rFonts w:ascii="Arial Narrow" w:eastAsia="Arial Narrow" w:hAnsi="Arial Narrow" w:cs="Arial Narrow"/>
-          <w:b/>
-          <w:color w:val="000000"/>
-          <w:kern w:val="0"/>
-          <w:lang w:eastAsia="es-PE"/>
-          <w14:ligatures w14:val="none"/>
-        </w:rPr>
-        <w:t xml:space="preserve">(SEÑOR </w:t>
-      </w:r>
-      <w:r>
-        <w:rPr>
-          <w:rFonts w:ascii="Arial Narrow" w:eastAsia="Arial Narrow" w:hAnsi="Arial Narrow" w:cs="Arial Narrow"/>
-          <w:b/>
-          <w:color w:val="000000"/>
-          <w:kern w:val="0"/>
-          <w:lang w:eastAsia="es-PE"/>
-          <w14:ligatures w14:val="none"/>
-        </w:rPr>
-        <w:t>MANTILLA</w:t>
-      </w:r>
-      <w:r>
-        <w:rPr>
-          <w:rFonts w:ascii="Arial Narrow" w:eastAsia="Arial Narrow" w:hAnsi="Arial Narrow" w:cs="Arial Narrow"/>
-          <w:b/>
-          <w:color w:val="000000"/>
-          <w:kern w:val="0"/>
-          <w:lang w:eastAsia="es-PE"/>
-          <w14:ligatures w14:val="none"/>
-        </w:rPr>
-        <w:t>)</w:t>
+        <w:t/>
+      </w:r>
+      <w:r>
+        <w:rPr>
+          <w:rFonts w:ascii="Arial Narrow" w:eastAsia="Arial Narrow" w:hAnsi="Arial Narrow" w:cs="Arial Narrow"/>
+          <w:b/>
+          <w:color w:val="000000"/>
+          <w:kern w:val="0"/>
+          <w:lang w:eastAsia="es-PE"/>
+          <w14:ligatures w14:val="none"/>
+        </w:rPr>
+        <w:t/>
+      </w:r>
+      <w:r>
+        <w:rPr>
+          <w:rFonts w:ascii="Arial Narrow" w:eastAsia="Arial Narrow" w:hAnsi="Arial Narrow" w:cs="Arial Narrow"/>
+          <w:b/>
+          <w:color w:val="000000"/>
+          <w:kern w:val="0"/>
+          <w:lang w:eastAsia="es-PE"/>
+          <w14:ligatures w14:val="none"/>
+        </w:rPr>
+        <w:t xml:space="preserve"/>
+      </w:r>
+      <w:r>
+        <w:rPr>
+          <w:rFonts w:ascii="Arial Narrow" w:eastAsia="Arial Narrow" w:hAnsi="Arial Narrow" w:cs="Arial Narrow"/>
+          <w:b/>
+          <w:color w:val="000000"/>
+          <w:kern w:val="0"/>
+          <w:lang w:eastAsia="es-PE"/>
+          <w14:ligatures w14:val="none"/>
+        </w:rPr>
+        <w:t xml:space="preserve"/>
+      </w:r>
+      <w:r>
+        <w:rPr>
+          <w:rFonts w:ascii="Arial Narrow" w:eastAsia="Arial Narrow" w:hAnsi="Arial Narrow" w:cs="Arial Narrow"/>
+          <w:b/>
+          <w:color w:val="000000"/>
+          <w:kern w:val="0"/>
+          <w:lang w:eastAsia="es-PE"/>
+          <w14:ligatures w14:val="none"/>
+        </w:rPr>
+        <w:t/>
+      </w:r>
+      <w:r>
+        <w:rPr>
+          <w:rFonts w:ascii="Arial Narrow" w:eastAsia="Arial Narrow" w:hAnsi="Arial Narrow" w:cs="Arial Narrow"/>
+          <w:b/>
+          <w:color w:val="000000"/>
+          <w:kern w:val="0"/>
+          <w:lang w:eastAsia="es-PE"/>
+          <w14:ligatures w14:val="none"/>
+        </w:rPr>
+        <w:t/>
       </w:r>
     </w:p>
     <w:p>
@@ -702,7 +702,7 @@
           <w:lang w:val="es-ES" w:eastAsia="es-ES"/>
           <w14:ligatures w14:val="none"/>
         </w:rPr>
-        <w:t xml:space="preserve">Mediante la denuncia del </w:t>
+        <w:t xml:space="preserve">Mediante la denuncia del 15 de febrero de 2026, el señor [APELLIDO] denunció a Rímac y Máster por presuntas infracciones a la Ley 29571, Código de Protección y Defensa del Consumidor (en adelante, Código), señalando lo siguiente:</w:t>
       </w:r>
       <w:r>
         <w:rPr>
@@ -712,7 +712,7 @@
           <w:lang w:val="es-ES" w:eastAsia="es-ES"/>
           <w14:ligatures w14:val="none"/>
         </w:rPr>
-        <w:t>15 de febrero de 2026</w:t>
+        <w:t/>
       </w:r>
       <w:r>
         <w:rPr>
@@ -720,7 +720,7 @@
           <w:kern w:val="0"/>
           <w14:ligatures w14:val="none"/>
         </w:rPr>
-        <w:t xml:space="preserve">, el señor </w:t>
+        <w:t xml:space="preserve"/>
       </w:r>
       <w:r>
         <w:rPr>
@@ -728,7 +728,7 @@
           <w:kern w:val="0"/>
           <w14:ligatures w14:val="none"/>
         </w:rPr>
-        <w:t xml:space="preserve">Mantilla </w:t>
+        <w:t xml:space="preserve"/>
       </w:r>
       <w:r>
         <w:rPr>
@@ -736,7 +736,7 @@
           <w:kern w:val="0"/>
           <w14:ligatures w14:val="none"/>
         </w:rPr>
-        <w:t>d</w:t>
+        <w:t/>
       </w:r>
       <w:r>
         <w:rPr>
@@ -746,7 +746,7 @@
           <w:lang w:val="es-ES" w:eastAsia="es-ES"/>
           <w14:ligatures w14:val="none"/>
         </w:rPr>
-        <w:t xml:space="preserve">enunció a </w:t>
+        <w:t xml:space="preserve"/>
       </w:r>
       <w:r>
         <w:rPr>
@@ -756,7 +756,7 @@
           <w:lang w:val="es-ES" w:eastAsia="es-ES"/>
           <w14:ligatures w14:val="none"/>
         </w:rPr>
-        <w:t xml:space="preserve">Rímac </w:t>
+        <w:t xml:space="preserve"/>
       </w:r>
       <w:r>
         <w:rPr>
@@ -766,7 +766,7 @@
           <w:lang w:val="es-ES" w:eastAsia="es-ES"/>
           <w14:ligatures w14:val="none"/>
         </w:rPr>
-        <w:t xml:space="preserve">y </w:t>
+        <w:t xml:space="preserve"/>
       </w:r>
       <w:r>
         <w:rPr>
@@ -776,7 +776,7 @@
           <w:lang w:val="es-ES" w:eastAsia="es-ES"/>
           <w14:ligatures w14:val="none"/>
         </w:rPr>
-        <w:t xml:space="preserve">Máster </w:t>
+        <w:t xml:space="preserve"/>
       </w:r>
       <w:r>
         <w:rPr>
@@ -786,7 +786,7 @@
           <w:lang w:val="es-ES" w:eastAsia="es-ES"/>
           <w14:ligatures w14:val="none"/>
         </w:rPr>
-        <w:t>por presuntas infracciones a la</w:t>
+        <w:t/>
       </w:r>
       <w:r>
         <w:rPr>
@@ -796,7 +796,7 @@
           <w:lang w:val="es-ES" w:eastAsia="es-ES"/>
           <w14:ligatures w14:val="none"/>
         </w:rPr>
-        <w:t xml:space="preserve"> Ley 29571</w:t>
+        <w:t xml:space="preserve"/>
       </w:r>
       <w:r>
         <w:rPr>
@@ -806,7 +806,7 @@
           <w:lang w:val="es-ES" w:eastAsia="es-ES"/>
           <w14:ligatures w14:val="none"/>
         </w:rPr>
-        <w:t>, Código de Protección y Defensa del Consumidor (en adelante, Código)</w:t>
+        <w:t/>
       </w:r>
       <w:r>
         <w:rPr>
@@ -827,7 +827,7 @@
           <w:lang w:val="es-ES" w:eastAsia="es-ES"/>
           <w14:ligatures w14:val="none"/>
         </w:rPr>
-        <w:t xml:space="preserve">, señalando </w:t>
+        <w:t xml:space="preserve"/>
       </w:r>
       <w:r>
         <w:rPr>
@@ -838,7 +838,7 @@
           <w:lang w:val="es-ES" w:eastAsia="es-ES"/>
           <w14:ligatures w14:val="none"/>
         </w:rPr>
-        <w:t>lo siguiente:</w:t>
+        <w:t/>
       </w:r>
     </w:p>
     <w:p>
@@ -2120,7 +2120,7 @@
           <w:lang w:val="es-ES" w:eastAsia="es-ES"/>
           <w14:ligatures w14:val="none"/>
         </w:rPr>
-        <w:t xml:space="preserve">El </w:t>
+        <w:t xml:space="preserve">El señor [APELLIDO] solicitó, en calidad de medida correctiva, que: (i) Rímac cumpla con entregarle copias del íntegro del Seguro Domiciliario que contenga las cláusulas generales de contratación, condiciones generales y especiales del producto denominado Seguro Domiciliario Hogar Total Rimac BBVA; (ii) Rímac cumpla con entregarle un resumen de la cobertura contratada en documento aparte del Seguro Domiciliario; (iii) Rímac cumpla con otorgarle la cobertura solicitada del Seguro Domiciliario por el siniestro ocurrido el 17 de octubre de 2025 en la suma de S/ 95 000.00, más intereses legales devengados; y, (iv) Rímac cumpla con declarar inexigibles las cláusulas declaradas abusivas de Introducción y numeral 1.5 del Condicionado General (DOM083) en los extremos que prohíben realizar actividades de oficina y profesional dentro del inmueble asegurado por Seguro Domiciliario. Asimismo, requirió el reembolso de costos y costas del presente procedimiento.  </w:t>
       </w:r>
       <w:r>
         <w:rPr>
@@ -2128,7 +2128,7 @@
           <w:kern w:val="0"/>
           <w14:ligatures w14:val="none"/>
         </w:rPr>
-        <w:t xml:space="preserve">señor </w:t>
+        <w:t xml:space="preserve"/>
       </w:r>
       <w:r>
         <w:rPr>
@@ -2136,7 +2136,7 @@
           <w:kern w:val="0"/>
           <w14:ligatures w14:val="none"/>
         </w:rPr>
-        <w:t xml:space="preserve">Mantilla </w:t>
+        <w:t xml:space="preserve"/>
       </w:r>
       <w:r>
         <w:rPr>
@@ -2146,7 +2146,7 @@
           <w:lang w:val="es-ES" w:eastAsia="es-ES"/>
           <w14:ligatures w14:val="none"/>
         </w:rPr>
-        <w:t>solicitó, en calidad de medida correctiva, que</w:t>
+        <w:t/>
       </w:r>
       <w:bookmarkStart w:id="2" w:name="_Hlk206587071"/>
       <w:r>
@@ -2157,7 +2157,7 @@
           <w:lang w:val="es-ES" w:eastAsia="es-ES"/>
           <w14:ligatures w14:val="none"/>
         </w:rPr>
-        <w:t xml:space="preserve">: (i) </w:t>
+        <w:t xml:space="preserve"/>
       </w:r>
       <w:r>
         <w:rPr>
@@ -2167,7 +2167,7 @@
           <w:lang w:val="es-ES" w:eastAsia="es-ES"/>
           <w14:ligatures w14:val="none"/>
         </w:rPr>
-        <w:t xml:space="preserve">Rímac </w:t>
+        <w:t xml:space="preserve"/>
       </w:r>
       <w:r>
         <w:rPr>
@@ -2177,7 +2177,7 @@
           <w:lang w:val="es-ES" w:eastAsia="es-ES"/>
           <w14:ligatures w14:val="none"/>
         </w:rPr>
-        <w:t>cumpla con entregarle</w:t>
+        <w:t/>
       </w:r>
       <w:r>
         <w:rPr>
@@ -2187,7 +2187,7 @@
           <w:lang w:val="es-ES" w:eastAsia="es-ES"/>
           <w14:ligatures w14:val="none"/>
         </w:rPr>
-        <w:t xml:space="preserve"> copias del íntegro </w:t>
+        <w:t xml:space="preserve"/>
       </w:r>
       <w:r>
         <w:rPr>
@@ -2197,17 +2197,17 @@
           <w:lang w:val="es-ES" w:eastAsia="es-ES"/>
           <w14:ligatures w14:val="none"/>
         </w:rPr>
-        <w:t xml:space="preserve">del </w:t>
-      </w:r>
-      <w:r>
-        <w:rPr>
-          <w:rFonts w:ascii="Arial Narrow" w:eastAsia="Times New Roman" w:hAnsi="Arial Narrow" w:cs="Arial"/>
-          <w:color w:val="000000"/>
-          <w:kern w:val="0"/>
-          <w:lang w:eastAsia="es-ES"/>
-          <w14:ligatures w14:val="none"/>
-        </w:rPr>
-        <w:t>Seguro Domiciliario</w:t>
+        <w:t xml:space="preserve"/>
+      </w:r>
+      <w:r>
+        <w:rPr>
+          <w:rFonts w:ascii="Arial Narrow" w:eastAsia="Times New Roman" w:hAnsi="Arial Narrow" w:cs="Arial"/>
+          <w:color w:val="000000"/>
+          <w:kern w:val="0"/>
+          <w:lang w:eastAsia="es-ES"/>
+          <w14:ligatures w14:val="none"/>
+        </w:rPr>
+        <w:t/>
       </w:r>
       <w:r>
         <w:rPr>
@@ -2217,7 +2217,7 @@
           <w:lang w:val="es-ES" w:eastAsia="es-ES"/>
           <w14:ligatures w14:val="none"/>
         </w:rPr>
-        <w:t xml:space="preserve"> que contenga las cláusulas generales de contratación, condiciones generales y especiales del producto denominado Seguro Domiciliario Hogar Total Rimac BBVA</w:t>
+        <w:t xml:space="preserve"/>
       </w:r>
       <w:r>
         <w:rPr>
@@ -2227,7 +2227,7 @@
           <w:lang w:val="es-ES" w:eastAsia="es-ES"/>
           <w14:ligatures w14:val="none"/>
         </w:rPr>
-        <w:t>;</w:t>
+        <w:t/>
       </w:r>
       <w:r>
         <w:rPr>
@@ -2237,7 +2237,7 @@
           <w:lang w:val="es-ES" w:eastAsia="es-ES"/>
           <w14:ligatures w14:val="none"/>
         </w:rPr>
-        <w:t xml:space="preserve"> </w:t>
+        <w:t xml:space="preserve"/>
       </w:r>
       <w:r>
         <w:rPr>
@@ -2247,7 +2247,7 @@
           <w:lang w:val="es-ES" w:eastAsia="es-ES"/>
           <w14:ligatures w14:val="none"/>
         </w:rPr>
-        <w:t xml:space="preserve">(ii) Rímac cumpla con entregarle </w:t>
+        <w:t xml:space="preserve"/>
       </w:r>
       <w:r>
         <w:rPr>
@@ -2257,17 +2257,17 @@
           <w:lang w:val="es-ES" w:eastAsia="es-ES"/>
           <w14:ligatures w14:val="none"/>
         </w:rPr>
-        <w:t xml:space="preserve">un resumen de la cobertura contratada en documento aparte del </w:t>
-      </w:r>
-      <w:r>
-        <w:rPr>
-          <w:rFonts w:ascii="Arial Narrow" w:eastAsia="Times New Roman" w:hAnsi="Arial Narrow" w:cs="Arial"/>
-          <w:color w:val="000000"/>
-          <w:kern w:val="0"/>
-          <w:lang w:eastAsia="es-ES"/>
-          <w14:ligatures w14:val="none"/>
-        </w:rPr>
-        <w:t>Seguro Domiciliario</w:t>
+        <w:t xml:space="preserve"/>
+      </w:r>
+      <w:r>
+        <w:rPr>
+          <w:rFonts w:ascii="Arial Narrow" w:eastAsia="Times New Roman" w:hAnsi="Arial Narrow" w:cs="Arial"/>
+          <w:color w:val="000000"/>
+          <w:kern w:val="0"/>
+          <w:lang w:eastAsia="es-ES"/>
+          <w14:ligatures w14:val="none"/>
+        </w:rPr>
+        <w:t/>
       </w:r>
       <w:r>
         <w:rPr>
@@ -2277,7 +2277,7 @@
           <w:lang w:val="es-ES" w:eastAsia="es-ES"/>
           <w14:ligatures w14:val="none"/>
         </w:rPr>
-        <w:t>; (iii)</w:t>
+        <w:t/>
       </w:r>
       <w:r>
         <w:rPr>
@@ -2287,7 +2287,7 @@
           <w:lang w:val="es-ES" w:eastAsia="es-ES"/>
           <w14:ligatures w14:val="none"/>
         </w:rPr>
-        <w:t xml:space="preserve"> </w:t>
+        <w:t xml:space="preserve"/>
       </w:r>
       <w:r>
         <w:rPr>
@@ -2297,7 +2297,7 @@
           <w:lang w:val="es-ES" w:eastAsia="es-ES"/>
           <w14:ligatures w14:val="none"/>
         </w:rPr>
-        <w:t xml:space="preserve">Rímac cumpla con otorgarle </w:t>
+        <w:t xml:space="preserve"/>
       </w:r>
       <w:r>
         <w:rPr>
@@ -2307,17 +2307,17 @@
           <w:lang w:val="es-ES" w:eastAsia="es-ES"/>
           <w14:ligatures w14:val="none"/>
         </w:rPr>
-        <w:t xml:space="preserve">la cobertura solicitada del </w:t>
-      </w:r>
-      <w:r>
-        <w:rPr>
-          <w:rFonts w:ascii="Arial Narrow" w:eastAsia="Times New Roman" w:hAnsi="Arial Narrow" w:cs="Arial"/>
-          <w:color w:val="000000"/>
-          <w:kern w:val="0"/>
-          <w:lang w:eastAsia="es-ES"/>
-          <w14:ligatures w14:val="none"/>
-        </w:rPr>
-        <w:t>Seguro Domiciliario</w:t>
+        <w:t xml:space="preserve"/>
+      </w:r>
+      <w:r>
+        <w:rPr>
+          <w:rFonts w:ascii="Arial Narrow" w:eastAsia="Times New Roman" w:hAnsi="Arial Narrow" w:cs="Arial"/>
+          <w:color w:val="000000"/>
+          <w:kern w:val="0"/>
+          <w:lang w:eastAsia="es-ES"/>
+          <w14:ligatures w14:val="none"/>
+        </w:rPr>
+        <w:t/>
       </w:r>
       <w:r>
         <w:rPr>
@@ -2327,7 +2327,7 @@
           <w:lang w:val="es-ES" w:eastAsia="es-ES"/>
           <w14:ligatures w14:val="none"/>
         </w:rPr>
-        <w:t xml:space="preserve"> </w:t>
+        <w:t xml:space="preserve"/>
       </w:r>
       <w:r>
         <w:rPr>
@@ -2337,7 +2337,7 @@
           <w:lang w:val="es-ES" w:eastAsia="es-ES"/>
           <w14:ligatures w14:val="none"/>
         </w:rPr>
-        <w:t>por el siniestro ocurrido el 17 de octubre de 2025 en la suma de S/ 95 000.00, más intereses legales devengados</w:t>
+        <w:t/>
       </w:r>
       <w:r>
         <w:rPr>
@@ -2347,7 +2347,7 @@
           <w:lang w:val="es-ES" w:eastAsia="es-ES"/>
           <w14:ligatures w14:val="none"/>
         </w:rPr>
-        <w:t xml:space="preserve">; </w:t>
+        <w:t xml:space="preserve"/>
       </w:r>
       <w:r>
         <w:rPr>
@@ -2357,7 +2357,7 @@
           <w:lang w:val="es-ES" w:eastAsia="es-ES"/>
           <w14:ligatures w14:val="none"/>
         </w:rPr>
-        <w:t xml:space="preserve">y, </w:t>
+        <w:t xml:space="preserve"/>
       </w:r>
       <w:r>
         <w:rPr>
@@ -2367,7 +2367,7 @@
           <w:lang w:val="es-ES" w:eastAsia="es-ES"/>
           <w14:ligatures w14:val="none"/>
         </w:rPr>
-        <w:t xml:space="preserve">(iv) Rímac cumpla con declarar </w:t>
+        <w:t xml:space="preserve"/>
       </w:r>
       <w:r>
         <w:rPr>
@@ -2377,7 +2377,7 @@
           <w:lang w:val="es-ES" w:eastAsia="es-ES"/>
           <w14:ligatures w14:val="none"/>
         </w:rPr>
-        <w:t>inexigibles las cláusulas declaradas abusivas de Introducción y nume</w:t>
+        <w:t/>
       </w:r>
       <w:r>
         <w:rPr>
@@ -2387,17 +2387,17 @@
           <w:lang w:val="es-ES" w:eastAsia="es-ES"/>
           <w14:ligatures w14:val="none"/>
         </w:rPr>
-        <w:t xml:space="preserve">ral 1.5 del Condicionado General (DOM083) en los extremos que prohíben realizar actividades de oficina y profesional dentro del inmueble asegurado por </w:t>
-      </w:r>
-      <w:r>
-        <w:rPr>
-          <w:rFonts w:ascii="Arial Narrow" w:eastAsia="Times New Roman" w:hAnsi="Arial Narrow" w:cs="Arial"/>
-          <w:color w:val="000000"/>
-          <w:kern w:val="0"/>
-          <w:lang w:eastAsia="es-ES"/>
-          <w14:ligatures w14:val="none"/>
-        </w:rPr>
-        <w:t>Seguro Domiciliario</w:t>
+        <w:t xml:space="preserve"/>
+      </w:r>
+      <w:r>
+        <w:rPr>
+          <w:rFonts w:ascii="Arial Narrow" w:eastAsia="Times New Roman" w:hAnsi="Arial Narrow" w:cs="Arial"/>
+          <w:color w:val="000000"/>
+          <w:kern w:val="0"/>
+          <w:lang w:eastAsia="es-ES"/>
+          <w14:ligatures w14:val="none"/>
+        </w:rPr>
+        <w:t/>
       </w:r>
       <w:r>
         <w:rPr>
@@ -2407,7 +2407,7 @@
           <w:lang w:val="es-ES" w:eastAsia="es-ES"/>
           <w14:ligatures w14:val="none"/>
         </w:rPr>
-        <w:t>.</w:t>
+        <w:t/>
       </w:r>
       <w:r>
         <w:rPr>
@@ -2417,7 +2417,7 @@
           <w:lang w:val="es-ES" w:eastAsia="es-ES"/>
           <w14:ligatures w14:val="none"/>
         </w:rPr>
-        <w:t xml:space="preserve"> Asimismo, requirió el reembolso de costos y costas del presente procedimiento.</w:t>
+        <w:t xml:space="preserve"/>
       </w:r>
       <w:r>
         <w:rPr>
@@ -2427,7 +2427,7 @@
           <w:lang w:val="es-ES" w:eastAsia="es-ES"/>
           <w14:ligatures w14:val="none"/>
         </w:rPr>
-        <w:t xml:space="preserve"> </w:t>
+        <w:t xml:space="preserve"/>
       </w:r>
       <w:r>
         <w:rPr>
@@ -2437,7 +2437,7 @@
           <w:lang w:val="es-ES" w:eastAsia="es-ES"/>
           <w14:ligatures w14:val="none"/>
         </w:rPr>
-        <w:t xml:space="preserve"> </w:t>
+        <w:t xml:space="preserve"/>
       </w:r>
     </w:p>
     <w:bookmarkEnd w:id="2"/>
@@ -3761,7 +3761,7 @@
           <w:lang w:eastAsia="es-PE"/>
           <w14:ligatures w14:val="none"/>
         </w:rPr>
-        <w:t xml:space="preserve">PRIMERO: </w:t>
+        <w:t xml:space="preserve">PRIMERO: admitir a trámite la denuncia del 15 de febrero de 2026, interpuesta por el señor [DENUNCIANTE] contra Rímac Seguros y Reaseguros S.A. y Máster Ajustadores de Seguros S.A.C., por lo siguiente:</w:t>
       </w:r>
       <w:r>
         <w:rPr>
@@ -3772,7 +3772,7 @@
           <w:lang w:eastAsia="es-PE"/>
           <w14:ligatures w14:val="none"/>
         </w:rPr>
-        <w:t xml:space="preserve">admitir a trámite la denuncia del </w:t>
+        <w:t xml:space="preserve"/>
       </w:r>
       <w:r>
         <w:rPr>
@@ -3782,7 +3782,7 @@
           <w:lang w:val="es-ES" w:eastAsia="es-ES"/>
           <w14:ligatures w14:val="none"/>
         </w:rPr>
-        <w:t>15 de febrero de 2026</w:t>
+        <w:t/>
       </w:r>
       <w:r>
         <w:rPr>
@@ -3792,7 +3792,7 @@
           <w:lang w:val="es-ES" w:eastAsia="es-ES"/>
           <w14:ligatures w14:val="none"/>
         </w:rPr>
-        <w:t xml:space="preserve">, </w:t>
+        <w:t xml:space="preserve"/>
       </w:r>
       <w:r>
         <w:rPr>
@@ -3803,7 +3803,7 @@
           <w:lang w:eastAsia="es-PE"/>
           <w14:ligatures w14:val="none"/>
         </w:rPr>
-        <w:t xml:space="preserve">interpuesta por el </w:t>
+        <w:t xml:space="preserve"/>
       </w:r>
       <w:r>
         <w:rPr>
@@ -3814,7 +3814,7 @@
           <w:lang w:eastAsia="es-PE"/>
           <w14:ligatures w14:val="none"/>
         </w:rPr>
-        <w:t xml:space="preserve">señor Iván Russo Mantilla Villanueva </w:t>
+        <w:t xml:space="preserve"/>
       </w:r>
       <w:r>
         <w:rPr>
@@ -3825,14 +3825,14 @@
           <w:lang w:eastAsia="es-PE"/>
           <w14:ligatures w14:val="none"/>
         </w:rPr>
-        <w:t xml:space="preserve">contra </w:t>
+        <w:t xml:space="preserve"/>
       </w:r>
       <w:r>
         <w:rPr>
           <w:rFonts w:ascii="Arial Narrow" w:eastAsia="Arial Narrow" w:hAnsi="Arial Narrow" w:cs="Arial Narrow"/>
           <w:bCs/>
         </w:rPr>
-        <w:t xml:space="preserve">Rímac Seguros y Reaseguros S.A. y </w:t>
+        <w:t xml:space="preserve"/>
       </w:r>
       <w:r>
         <w:rPr>
@@ -3843,7 +3843,7 @@
           <w:lang w:eastAsia="es-PE"/>
           <w14:ligatures w14:val="none"/>
         </w:rPr>
-        <w:t>Máster Ajustadores de Seguros S.A.C.</w:t>
+        <w:t/>
       </w:r>
       <w:r>
         <w:rPr>
@@ -3854,7 +3854,7 @@
           <w:lang w:eastAsia="es-PE"/>
           <w14:ligatures w14:val="none"/>
         </w:rPr>
-        <w:t xml:space="preserve">, </w:t>
+        <w:t xml:space="preserve"/>
       </w:r>
       <w:r>
         <w:rPr>
@@ -3865,7 +3865,7 @@
           <w:lang w:eastAsia="es-PE"/>
           <w14:ligatures w14:val="none"/>
         </w:rPr>
-        <w:t>por lo siguiente:</w:t>
+        <w:t/>
       </w:r>
     </w:p>
     <w:p>
@@ -6101,7 +6101,7 @@
           <w:b/>
           <w:bCs/>
         </w:rPr>
-        <w:t>DÉCIMO PRIMERO</w:t>
+        <w:t xml:space="preserve">DÉCIMO PRIMERO: requerir al señor [DENUNCIANTE] y a Rímac Seguros y Reaseguros S.A. para que, dentro del plazo de dos (2) días hábiles siguientes a la fecha en que reciban la notificación en sus bandejas de correo electrónico, efectúen la confirmación de recepción de la notificación remitida por este despacho a sus correos electrónicos, de conformidad con el segundo párrafo del numeral 4 del artículo 20 del Texto Único Ordenado de la Ley del Procedimiento Administrativo General, aprobado mediante Decreto Supremo 006-2026-JUS, bajo apercibimiento de rehacer el acto de notificación y notificarle conforme al numeral 1 del artículo 20 del citado cuerpo normativo.</w:t>
       </w:r>
       <w:r>
         <w:rPr>
@@ -6111,7 +6111,7 @@
           <w:kern w:val="0"/>
           <w14:ligatures w14:val="none"/>
         </w:rPr>
-        <w:t>:</w:t>
+        <w:t/>
       </w:r>
       <w:r>
         <w:rPr>
@@ -6121,7 +6121,7 @@
           <w:kern w:val="0"/>
           <w14:ligatures w14:val="none"/>
         </w:rPr>
-        <w:t xml:space="preserve"> requerir a</w:t>
+        <w:t xml:space="preserve"/>
       </w:r>
       <w:r>
         <w:rPr>
@@ -6131,7 +6131,7 @@
           <w:kern w:val="0"/>
           <w14:ligatures w14:val="none"/>
         </w:rPr>
-        <w:t xml:space="preserve">l señor </w:t>
+        <w:t xml:space="preserve"/>
       </w:r>
       <w:r>
         <w:rPr>
@@ -6142,112 +6142,112 @@
           <w:lang w:eastAsia="es-PE"/>
           <w14:ligatures w14:val="none"/>
         </w:rPr>
-        <w:t xml:space="preserve">Iván Russo Mantilla Villanueva y a Rímac Seguros y Reaseguros S.A. </w:t>
+        <w:t xml:space="preserve"/>
       </w:r>
       <w:r>
         <w:rPr>
           <w:rFonts w:ascii="Arial Narrow" w:hAnsi="Arial Narrow"/>
           <w:color w:val="000000"/>
         </w:rPr>
-        <w:t>para que, dentro del plazo de dos (2) días hábiles siguientes a la fecha en que reciba</w:t>
+        <w:t/>
       </w:r>
       <w:r>
         <w:rPr>
           <w:rFonts w:ascii="Arial Narrow" w:hAnsi="Arial Narrow"/>
           <w:color w:val="000000"/>
         </w:rPr>
-        <w:t>n</w:t>
+        <w:t/>
       </w:r>
       <w:r>
         <w:rPr>
           <w:rFonts w:ascii="Arial Narrow" w:hAnsi="Arial Narrow"/>
           <w:color w:val="000000"/>
         </w:rPr>
-        <w:t xml:space="preserve"> la notificación en su</w:t>
+        <w:t xml:space="preserve"/>
       </w:r>
       <w:r>
         <w:rPr>
           <w:rFonts w:ascii="Arial Narrow" w:hAnsi="Arial Narrow"/>
           <w:color w:val="000000"/>
         </w:rPr>
-        <w:t xml:space="preserve">s </w:t>
+        <w:t xml:space="preserve"/>
       </w:r>
       <w:r>
         <w:rPr>
           <w:rFonts w:ascii="Arial Narrow" w:hAnsi="Arial Narrow"/>
           <w:color w:val="000000"/>
         </w:rPr>
-        <w:t>bandeja</w:t>
+        <w:t/>
       </w:r>
       <w:r>
         <w:rPr>
           <w:rFonts w:ascii="Arial Narrow" w:hAnsi="Arial Narrow"/>
           <w:color w:val="000000"/>
         </w:rPr>
-        <w:t>s</w:t>
+        <w:t/>
       </w:r>
       <w:r>
         <w:rPr>
           <w:rFonts w:ascii="Arial Narrow" w:hAnsi="Arial Narrow"/>
           <w:color w:val="000000"/>
         </w:rPr>
-        <w:t xml:space="preserve"> de correo electrónico, efectúe</w:t>
+        <w:t xml:space="preserve"/>
       </w:r>
       <w:r>
         <w:rPr>
           <w:rFonts w:ascii="Arial Narrow" w:hAnsi="Arial Narrow"/>
           <w:color w:val="000000"/>
         </w:rPr>
-        <w:t>n</w:t>
+        <w:t/>
       </w:r>
       <w:r>
         <w:rPr>
           <w:rFonts w:ascii="Arial Narrow" w:hAnsi="Arial Narrow"/>
           <w:color w:val="000000"/>
         </w:rPr>
-        <w:t xml:space="preserve"> la confirmación de recepción de la notificación remitida por este despacho a su</w:t>
+        <w:t xml:space="preserve"/>
       </w:r>
       <w:r>
         <w:rPr>
           <w:rFonts w:ascii="Arial Narrow" w:hAnsi="Arial Narrow"/>
           <w:color w:val="000000"/>
         </w:rPr>
-        <w:t>s</w:t>
+        <w:t/>
       </w:r>
       <w:r>
         <w:rPr>
           <w:rFonts w:ascii="Arial Narrow" w:hAnsi="Arial Narrow"/>
           <w:color w:val="000000"/>
         </w:rPr>
-        <w:t xml:space="preserve"> correo</w:t>
+        <w:t xml:space="preserve"/>
       </w:r>
       <w:r>
         <w:rPr>
           <w:rFonts w:ascii="Arial Narrow" w:hAnsi="Arial Narrow"/>
           <w:color w:val="000000"/>
         </w:rPr>
-        <w:t>s</w:t>
+        <w:t/>
       </w:r>
       <w:r>
         <w:rPr>
           <w:rFonts w:ascii="Arial Narrow" w:hAnsi="Arial Narrow"/>
           <w:color w:val="000000"/>
         </w:rPr>
-        <w:t xml:space="preserve"> electrónico</w:t>
+        <w:t xml:space="preserve"/>
       </w:r>
       <w:r>
         <w:rPr>
           <w:rFonts w:ascii="Arial Narrow" w:hAnsi="Arial Narrow"/>
           <w:color w:val="000000"/>
         </w:rPr>
-        <w:t>s</w:t>
+        <w:t/>
       </w:r>
       <w:r>
         <w:rPr>
           <w:rFonts w:ascii="Arial Narrow" w:hAnsi="Arial Narrow"/>
           <w:color w:val="000000"/>
         </w:rPr>
-        <w:t>, de conformidad con el segundo párrafo del numeral 4 del artículo 20</w:t>
+        <w:t/>
       </w:r>
       <w:r>
         <w:rPr>
@@ -6264,14 +6264,14 @@
           <w:rFonts w:ascii="Arial Narrow" w:hAnsi="Arial Narrow"/>
           <w:color w:val="000000"/>
         </w:rPr>
-        <w:t xml:space="preserve"> del Texto Único Ordenado de la Ley del</w:t>
+        <w:t xml:space="preserve"/>
       </w:r>
       <w:r>
         <w:rPr>
           <w:rFonts w:ascii="Arial Narrow" w:hAnsi="Arial Narrow"/>
           <w:color w:val="000000"/>
         </w:rPr>
-        <w:t xml:space="preserve"> Procedimiento Administrativo General, aprobado mediante Decreto Supremo 006-2026-JUS, bajo apercibimiento de rehacer el acto de notificación y notificarle conforme al numeral 1 del artículo 20</w:t>
+        <w:t xml:space="preserve"/>
       </w:r>
       <w:r>
         <w:rPr>
@@ -6288,7 +6288,7 @@
           <w:rFonts w:ascii="Arial Narrow" w:hAnsi="Arial Narrow"/>
           <w:color w:val="000000"/>
         </w:rPr>
-        <w:t xml:space="preserve"> del citado cuerpo normativo</w:t>
+        <w:t xml:space="preserve"/>
       </w:r>
       <w:r>
         <w:rPr>
@@ -6301,7 +6301,7 @@
         <w:rPr>
           <w:rFonts w:ascii="Arial Narrow" w:hAnsi="Arial Narrow" w:cs="Arial"/>
         </w:rPr>
-        <w:t>.</w:t>
+        <w:t/>
       </w:r>
     </w:p>
     <w:p>

--- a/plantillas_maestras/06_seguro_hogar_e_inmuebles/negativa_cobertura/2_o_mas_ddos_varios/varon/TPL_0552_2026_SEGURO_HOGAR_E_INMUEBLES_NEGATIVA_COBERTURA_ASEGURADORA_VARON_R1.docx
+++ b/plantillas_maestras/06_seguro_hogar_e_inmuebles/negativa_cobertura/2_o_mas_ddos_varios/varon/TPL_0552_2026_SEGURO_HOGAR_E_INMUEBLES_NEGATIVA_COBERTURA_ASEGURADORA_VARON_R1.docx
@@ -2120,7 +2120,7 @@
           <w:lang w:val="es-ES" w:eastAsia="es-ES"/>
           <w14:ligatures w14:val="none"/>
         </w:rPr>
-        <w:t xml:space="preserve">El señor [APELLIDO] solicitó, en calidad de medida correctiva, que: (i) Rímac cumpla con entregarle copias del íntegro del Seguro Domiciliario que contenga las cláusulas generales de contratación, condiciones generales y especiales del producto denominado Seguro Domiciliario Hogar Total Rimac BBVA; (ii) Rímac cumpla con entregarle un resumen de la cobertura contratada en documento aparte del Seguro Domiciliario; (iii) Rímac cumpla con otorgarle la cobertura solicitada del Seguro Domiciliario por el siniestro ocurrido el 17 de octubre de 2025 en la suma de S/ 95 000.00, más intereses legales devengados; y, (iv) Rímac cumpla con declarar inexigibles las cláusulas declaradas abusivas de Introducción y numeral 1.5 del Condicionado General (DOM083) en los extremos que prohíben realizar actividades de oficina y profesional dentro del inmueble asegurado por Seguro Domiciliario. Asimismo, requirió el reembolso de costos y costas del presente procedimiento.  </w:t>
+        <w:t xml:space="preserve">El señor [APELLIDO] solicitó, en calidad de medida correctiva, que: (i) Rímac cumpla con entregarle copias del íntegro del Seguro Domiciliario que contenga las cláusulas generales de contratación, condiciones generales y especiales del producto denominado Seguro Domiciliario Hogar Total Rimac BBVA; (ii) Rímac cumpla con entregarle un resumen de la cobertura contratada en documento aparte del Seguro Domiciliario; (iii) Rímac cumpla con otorgarle la cobertura solicitada del Seguro Domiciliario por el siniestro ocurrido el 17 de octubre de 2025 en la suma de S/ 95 000.00, más intereses legales devengados; y, (iv) Rímac cumpla con declarar inexigibles las cláusulas declaradas abusivas de Introducción y numeral 1.5 del Condicionado General (DOM083) en los extremos que prohíben realizar actividades de oficina y profesional dentro del inmueble asegurado por Seguro Domiciliario. Asimismo, requirió el reembolso de costos y costas del presente procedimiento. </w:t>
       </w:r>
       <w:r>
         <w:rPr>

--- a/plantillas_maestras/06_seguro_hogar_e_inmuebles/negativa_cobertura/2_o_mas_ddos_varios/varon/TPL_0552_2026_SEGURO_HOGAR_E_INMUEBLES_NEGATIVA_COBERTURA_ASEGURADORA_VARON_R1.docx
+++ b/plantillas_maestras/06_seguro_hogar_e_inmuebles/negativa_cobertura/2_o_mas_ddos_varios/varon/TPL_0552_2026_SEGURO_HOGAR_E_INMUEBLES_NEGATIVA_COBERTURA_ASEGURADORA_VARON_R1.docx
@@ -810,6 +810,7 @@
       </w:r>
       <w:r>
         <w:rPr>
+          <w:rStyle w:val="Refdenotaalpie"/>
           <w:rFonts w:ascii="Arial Narrow" w:eastAsia="Times New Roman" w:hAnsi="Arial Narrow" w:cs="Times New Roman"/>
           <w:color w:val="000000"/>
           <w:kern w:val="0"/>
@@ -2551,6 +2552,7 @@
       </w:r>
       <w:r>
         <w:rPr>
+          <w:rStyle w:val="Refdenotaalpie"/>
           <w:rFonts w:ascii="Arial Narrow" w:eastAsia="Arial Narrow" w:hAnsi="Arial Narrow" w:cs="Arial Narrow"/>
           <w:kern w:val="0"/>
           <w:vertAlign w:val="superscript"/>
@@ -2643,6 +2645,7 @@
       <w:bookmarkStart w:id="6" w:name="_Hlk211599421"/>
       <w:r>
         <w:rPr>
+          <w:rStyle w:val="Refdenotaalpie"/>
           <w:rFonts w:ascii="Arial Narrow" w:eastAsia="Arial Narrow" w:hAnsi="Arial Narrow" w:cs="Arial"/>
           <w:kern w:val="0"/>
           <w:vertAlign w:val="superscript"/>
@@ -2983,6 +2986,7 @@
       </w:r>
       <w:r>
         <w:rPr>
+          <w:rStyle w:val="Refdenotaalpie"/>
           <w:rFonts w:ascii="Arial Narrow" w:eastAsia="Arial Narrow" w:hAnsi="Arial Narrow" w:cs="Arial"/>
           <w:kern w:val="0"/>
           <w:vertAlign w:val="superscript"/>
@@ -3178,6 +3182,7 @@
       </w:r>
       <w:r>
         <w:rPr>
+          <w:rStyle w:val="Refdenotaalpie"/>
           <w:rFonts w:ascii="Arial Narrow" w:eastAsia="Arial Narrow" w:hAnsi="Arial Narrow" w:cs="Arial"/>
           <w:kern w:val="0"/>
           <w:vertAlign w:val="superscript"/>
@@ -3245,6 +3250,7 @@
       </w:r>
       <w:r>
         <w:rPr>
+          <w:rStyle w:val="Refdenotaalpie"/>
           <w:rFonts w:ascii="Arial Narrow" w:eastAsia="Arial Narrow" w:hAnsi="Arial Narrow" w:cs="Arial Narrow"/>
           <w:kern w:val="0"/>
           <w:vertAlign w:val="superscript"/>
@@ -5064,6 +5070,7 @@
       </w:r>
       <w:r>
         <w:rPr>
+          <w:rStyle w:val="Refdenotaalpie"/>
           <w:rFonts w:ascii="Arial Narrow" w:eastAsia="Calibri" w:hAnsi="Arial Narrow" w:cs="Arial"/>
           <w:kern w:val="0"/>
           <w:vertAlign w:val="superscript"/>
@@ -5108,6 +5115,7 @@
       </w:r>
       <w:r>
         <w:rPr>
+          <w:rStyle w:val="Refdenotaalpie"/>
           <w:rFonts w:ascii="Arial Narrow" w:eastAsia="Calibri" w:hAnsi="Arial Narrow" w:cs="Arial"/>
           <w:spacing w:val="-2"/>
           <w:kern w:val="0"/>
@@ -5652,6 +5660,7 @@
       </w:r>
       <w:r>
         <w:rPr>
+          <w:rStyle w:val="Refdenotaalpie"/>
           <w:rFonts w:ascii="Arial Narrow" w:eastAsia="Arial Narrow" w:hAnsi="Arial Narrow" w:cs="Times New Roman"/>
           <w:color w:val="000000"/>
           <w:kern w:val="0"/>
@@ -5733,6 +5742,7 @@
       </w:r>
       <w:r>
         <w:rPr>
+          <w:rStyle w:val="Refdenotaalpie"/>
           <w:rFonts w:ascii="Arial Narrow" w:eastAsia="Arial Narrow" w:hAnsi="Arial Narrow" w:cs="Times New Roman"/>
           <w:color w:val="000000"/>
           <w:kern w:val="0"/>
@@ -5786,6 +5796,7 @@
       </w:r>
       <w:r>
         <w:rPr>
+          <w:rStyle w:val="Refdenotaalpie"/>
           <w:rFonts w:ascii="Arial Narrow" w:eastAsia="Arial Narrow" w:hAnsi="Arial Narrow" w:cs="Times New Roman"/>
           <w:color w:val="000000"/>
           <w:kern w:val="0"/>
@@ -5961,6 +5972,7 @@
       </w:r>
       <w:r>
         <w:rPr>
+          <w:rStyle w:val="Refdenotaalpie"/>
           <w:rFonts w:ascii="Arial Narrow" w:eastAsia="Calibri" w:hAnsi="Arial Narrow" w:cs="Arial"/>
           <w:kern w:val="0"/>
           <w:vertAlign w:val="superscript"/>
@@ -6292,6 +6304,7 @@
       </w:r>
       <w:r>
         <w:rPr>
+          <w:rStyle w:val="Refdenotaalpie"/>
           <w:rFonts w:ascii="Arial Narrow" w:hAnsi="Arial Narrow"/>
           <w:vertAlign w:val="superscript"/>
         </w:rPr>
@@ -6576,14 +6589,14 @@
         <w:tab w:val="right" w:pos="8838"/>
       </w:tabs>
       <w:rPr>
-        <w:rFonts w:ascii="Arial" w:eastAsia="Arial" w:hAnsi="Arial" w:cs="Arial"/>
+        <w:rFonts w:ascii="Arial Narrow" w:eastAsia="Arial" w:hAnsi="Arial Narrow" w:cs="Arial"/>
         <w:sz w:val="16"/>
         <w:szCs w:val="16"/>
       </w:rPr>
     </w:pPr>
     <w:r>
       <w:rPr>
-        <w:rFonts w:ascii="Arial" w:eastAsia="Arial" w:hAnsi="Arial" w:cs="Arial"/>
+        <w:rFonts w:ascii="Arial Narrow" w:eastAsia="Arial" w:hAnsi="Arial Narrow" w:cs="Arial"/>
         <w:sz w:val="16"/>
         <w:szCs w:val="16"/>
       </w:rPr>
@@ -6597,7 +6610,7 @@
     </w:pPr>
     <w:r>
       <w:rPr>
-        <w:rFonts w:ascii="Arial" w:eastAsia="Arial" w:hAnsi="Arial" w:cs="Arial"/>
+        <w:rFonts w:ascii="Arial Narrow" w:eastAsia="Arial" w:hAnsi="Arial Narrow" w:cs="Arial"/>
         <w:sz w:val="16"/>
         <w:szCs w:val="16"/>
       </w:rPr>
@@ -6605,7 +6618,7 @@
     </w:r>
     <w:r>
       <w:rPr>
-        <w:rFonts w:ascii="Arial" w:eastAsia="Arial" w:hAnsi="Arial" w:cs="Arial"/>
+        <w:rFonts w:ascii="Arial Narrow" w:eastAsia="Arial" w:hAnsi="Arial Narrow" w:cs="Arial"/>
         <w:sz w:val="16"/>
         <w:szCs w:val="16"/>
       </w:rPr>
@@ -6613,7 +6626,7 @@
     </w:r>
     <w:r>
       <w:rPr>
-        <w:rFonts w:ascii="Arial" w:eastAsia="Arial" w:hAnsi="Arial" w:cs="Arial"/>
+        <w:rFonts w:ascii="Arial Narrow" w:eastAsia="Arial" w:hAnsi="Arial Narrow" w:cs="Arial"/>
         <w:sz w:val="16"/>
         <w:szCs w:val="16"/>
       </w:rPr>
@@ -6621,7 +6634,7 @@
     </w:r>
     <w:r>
       <w:rPr>
-        <w:rFonts w:ascii="Arial" w:eastAsia="Arial" w:hAnsi="Arial" w:cs="Arial"/>
+        <w:rFonts w:ascii="Arial Narrow" w:eastAsia="Arial" w:hAnsi="Arial Narrow" w:cs="Arial"/>
         <w:sz w:val="16"/>
         <w:szCs w:val="16"/>
       </w:rPr>
@@ -6629,7 +6642,7 @@
     </w:r>
     <w:r>
       <w:rPr>
-        <w:rFonts w:ascii="Arial" w:eastAsia="Arial" w:hAnsi="Arial" w:cs="Arial"/>
+        <w:rFonts w:ascii="Arial Narrow" w:eastAsia="Arial" w:hAnsi="Arial Narrow" w:cs="Arial"/>
         <w:sz w:val="16"/>
         <w:szCs w:val="16"/>
       </w:rPr>
@@ -6679,6 +6692,7 @@
           <w:rFonts w:ascii="Arial Narrow" w:hAnsi="Arial Narrow" w:cs="Arial"/>
           <w:sz w:val="16"/>
           <w:szCs w:val="16"/>
+          <w:vertAlign w:val="superscript"/>
         </w:rPr>
         <w:footnoteRef/>
       </w:r>
@@ -6753,6 +6767,7 @@
           <w:rFonts w:ascii="Arial Narrow" w:hAnsi="Arial Narrow" w:cs="Arial"/>
           <w:sz w:val="16"/>
           <w:szCs w:val="16"/>
+          <w:vertAlign w:val="superscript"/>
         </w:rPr>
         <w:footnoteRef/>
       </w:r>
@@ -7006,6 +7021,7 @@
           <w:rFonts w:ascii="Arial Narrow" w:hAnsi="Arial Narrow"/>
           <w:sz w:val="16"/>
           <w:szCs w:val="16"/>
+          <w:vertAlign w:val="superscript"/>
         </w:rPr>
         <w:footnoteRef/>
       </w:r>
@@ -7189,6 +7205,7 @@
           <w:rFonts w:ascii="Arial Narrow" w:hAnsi="Arial Narrow"/>
           <w:sz w:val="16"/>
           <w:szCs w:val="16"/>
+          <w:vertAlign w:val="superscript"/>
         </w:rPr>
         <w:footnoteRef/>
       </w:r>
@@ -7338,6 +7355,7 @@
           <w:rFonts w:ascii="Arial Narrow" w:hAnsi="Arial Narrow"/>
           <w:sz w:val="16"/>
           <w:szCs w:val="16"/>
+          <w:vertAlign w:val="superscript"/>
         </w:rPr>
         <w:footnoteRef/>
       </w:r>
@@ -7549,6 +7567,7 @@
           <w:rFonts w:ascii="Arial Narrow" w:hAnsi="Arial Narrow" w:cs="Arial"/>
           <w:sz w:val="16"/>
           <w:szCs w:val="16"/>
+          <w:vertAlign w:val="superscript"/>
         </w:rPr>
         <w:footnoteRef/>
       </w:r>
@@ -7716,6 +7735,7 @@
           <w:rFonts w:ascii="Arial Narrow" w:hAnsi="Arial Narrow" w:cs="Arial"/>
           <w:sz w:val="16"/>
           <w:szCs w:val="16"/>
+          <w:vertAlign w:val="superscript"/>
         </w:rPr>
         <w:footnoteRef/>
       </w:r>
@@ -7768,6 +7788,7 @@
           <w:rFonts w:ascii="Arial Narrow" w:hAnsi="Arial Narrow" w:cs="Arial"/>
           <w:sz w:val="16"/>
           <w:szCs w:val="16"/>
+          <w:vertAlign w:val="superscript"/>
         </w:rPr>
         <w:footnoteRef/>
       </w:r>
@@ -7955,7 +7976,7 @@
       </w:pPr>
       <w:r>
         <w:rPr>
-          <w:rStyle w:val="TextonotapieCar"/>
+          <w:rStyle w:val="Refdenotaalpie"/>
           <w:rFonts w:ascii="Arial Narrow" w:hAnsi="Arial Narrow" w:cs="Arial"/>
           <w:sz w:val="16"/>
           <w:szCs w:val="16"/>
@@ -8171,6 +8192,7 @@
           <w:rFonts w:ascii="Arial Narrow" w:hAnsi="Arial Narrow" w:cs="Arial"/>
           <w:sz w:val="16"/>
           <w:szCs w:val="16"/>
+          <w:vertAlign w:val="superscript"/>
         </w:rPr>
         <w:footnoteRef/>
       </w:r>
@@ -8916,6 +8938,7 @@
           <w:rFonts w:ascii="Arial Narrow" w:hAnsi="Arial Narrow" w:cs="Arial"/>
           <w:sz w:val="16"/>
           <w:szCs w:val="16"/>
+          <w:vertAlign w:val="superscript"/>
         </w:rPr>
         <w:footnoteRef/>
       </w:r>
@@ -9118,6 +9141,7 @@
           <w:bCs/>
           <w:sz w:val="16"/>
           <w:szCs w:val="16"/>
+          <w:vertAlign w:val="superscript"/>
         </w:rPr>
         <w:footnoteRef/>
       </w:r>
@@ -9207,6 +9231,7 @@
           <w:rFonts w:ascii="Arial Narrow" w:hAnsi="Arial Narrow" w:cs="Arial"/>
           <w:sz w:val="16"/>
           <w:szCs w:val="16"/>
+          <w:vertAlign w:val="superscript"/>
         </w:rPr>
         <w:footnoteRef/>
       </w:r>
@@ -11786,6 +11811,17 @@
       <w:szCs w:val="20"/>
     </w:rPr>
   </w:style>
+  <w:style w:type="character" w:styleId="FootnoteReference">
+    <w:name w:val="footnote reference"/>
+    <w:basedOn w:val="Fuentedeprrafopredeter"/>
+    <w:uiPriority w:val="99"/>
+    <w:semiHidden/>
+    <w:unhideWhenUsed/>
+    <w:rPr>
+      <w:rFonts w:ascii="Arial Narrow" w:hAnsi="Arial Narrow"/>
+      <w:vertAlign w:val="superscript"/>
+    </w:rPr>
+  </w:style>
 </w:styles>
 </file>
 

--- a/plantillas_maestras/06_seguro_hogar_e_inmuebles/negativa_cobertura/2_o_mas_ddos_varios/varon/TPL_0552_2026_SEGURO_HOGAR_E_INMUEBLES_NEGATIVA_COBERTURA_ASEGURADORA_VARON_R1.docx
+++ b/plantillas_maestras/06_seguro_hogar_e_inmuebles/negativa_cobertura/2_o_mas_ddos_varios/varon/TPL_0552_2026_SEGURO_HOGAR_E_INMUEBLES_NEGATIVA_COBERTURA_ASEGURADORA_VARON_R1.docx
@@ -1,8 +1,8 @@
 
 <file path=word/document.xml><?xml version="1.0" encoding="utf-8"?>
-<w:document xmlns:wpc="http://schemas.microsoft.com/office/word/2010/wordprocessingCanvas" xmlns:cx="http://schemas.microsoft.com/office/drawing/2014/chartex" xmlns:cx1="http://schemas.microsoft.com/office/drawing/2015/9/8/chartex" xmlns:cx2="http://schemas.microsoft.com/office/drawing/2015/10/21/chartex" xmlns:cx3="http://schemas.microsoft.com/office/drawing/2016/5/9/chartex" xmlns:cx4="http://schemas.microsoft.com/office/drawing/2016/5/10/chartex" xmlns:cx5="http://schemas.microsoft.com/office/drawing/2016/5/11/chartex" xmlns:cx6="http://schemas.microsoft.com/office/drawing/2016/5/12/chartex" xmlns:cx7="http://schemas.microsoft.com/office/drawing/2016/5/13/chartex" xmlns:cx8="http://schemas.microsoft.com/office/drawing/2016/5/14/chartex" xmlns:mc="http://schemas.openxmlformats.org/markup-compatibility/2006" xmlns:aink="http://schemas.microsoft.com/office/drawing/2016/ink" xmlns:am3d="http://schemas.microsoft.com/office/drawing/2017/model3d" xmlns:o="urn:schemas-microsoft-com:office:office" xmlns:oel="http://schemas.microsoft.com/office/2019/extlst" xmlns:r="http://schemas.openxmlformats.org/officeDocument/2006/relationships" xmlns:m="http://schemas.openxmlformats.org/officeDocument/2006/math" xmlns:v="urn:schemas-microsoft-com:vml" xmlns:wp14="http://schemas.microsoft.com/office/word/2010/wordprocessingDrawing" xmlns:wp="http://schemas.openxmlformats.org/drawingml/2006/wordprocessingDrawing" xmlns:w10="urn:schemas-microsoft-com:office:word" xmlns:w="http://schemas.openxmlformats.org/wordprocessingml/2006/main" xmlns:w14="http://schemas.microsoft.com/office/word/2010/wordml" xmlns:w15="http://schemas.microsoft.com/office/word/2012/wordml" xmlns:w16cex="http://schemas.microsoft.com/office/word/2018/wordml/cex" xmlns:w16cid="http://schemas.microsoft.com/office/word/2016/wordml/cid" xmlns:w16="http://schemas.microsoft.com/office/word/2018/wordml" xmlns:w16du="http://schemas.microsoft.com/office/word/2023/wordml/word16du" xmlns:w16sdtdh="http://schemas.microsoft.com/office/word/2020/wordml/sdtdatahash" xmlns:w16sdtfl="http://schemas.microsoft.com/office/word/2024/wordml/sdtformatlock" xmlns:w16se="http://schemas.microsoft.com/office/word/2015/wordml/symex" xmlns:wpg="http://schemas.microsoft.com/office/word/2010/wordprocessingGroup" xmlns:wpi="http://schemas.microsoft.com/office/word/2010/wordprocessingInk" xmlns:wne="http://schemas.microsoft.com/office/word/2006/wordml" xmlns:wps="http://schemas.microsoft.com/office/word/2010/wordprocessingShape" mc:Ignorable="w14 w15 w16se w16cid w16 w16cex w16sdtdh w16sdtfl w16du wp14">
+<w:document xmlns:ns1="http://schemas.openxmlformats.org/markup-compatibility/2006" xmlns:ns2="http://schemas.microsoft.com/office/word/2010/wordml" xmlns:ns3="http://schemas.openxmlformats.org/officeDocument/2006/relationships" xmlns:w="http://schemas.openxmlformats.org/wordprocessingml/2006/main" ns1:Ignorable="w14 w15 w16se w16cid w16 w16cex w16sdtdh w16sdtfl w16du wp14">
   <w:body>
-    <w:p>
+    <w:p ns2:paraId="4D92E425" ns2:textId="266EA686">
       <w:pPr>
         <w:tabs>
           <w:tab w:val="left" w:pos="1701"/>
@@ -14,7 +14,7 @@
           <w:color w:val="000000"/>
           <w:kern w:val="0"/>
           <w:lang w:eastAsia="es-PE"/>
-          <w14:ligatures w14:val="none"/>
+          <ns2:ligatures ns2:val="none"/>
         </w:rPr>
       </w:pPr>
       <w:bookmarkStart w:id="0" w:name="_Hlk80343540"/>
@@ -25,7 +25,7 @@
           <w:color w:val="000000"/>
           <w:kern w:val="0"/>
           <w:lang w:eastAsia="es-PE"/>
-          <w14:ligatures w14:val="none"/>
+          <ns2:ligatures ns2:val="none"/>
         </w:rPr>
         <w:t>EX</w:t>
       </w:r>
@@ -36,7 +36,7 @@
           <w:color w:val="000000"/>
           <w:kern w:val="0"/>
           <w:lang w:eastAsia="es-PE"/>
-          <w14:ligatures w14:val="none"/>
+          <ns2:ligatures ns2:val="none"/>
         </w:rPr>
         <w:t xml:space="preserve">PEDIENTE </w:t>
       </w:r>
@@ -47,7 +47,7 @@
           <w:color w:val="000000"/>
           <w:kern w:val="0"/>
           <w:lang w:eastAsia="es-PE"/>
-          <w14:ligatures w14:val="none"/>
+          <ns2:ligatures ns2:val="none"/>
         </w:rPr>
         <w:tab/>
         <w:t>:</w:t>
@@ -59,7 +59,7 @@
           <w:color w:val="000000"/>
           <w:kern w:val="0"/>
           <w:lang w:eastAsia="es-PE"/>
-          <w14:ligatures w14:val="none"/>
+          <ns2:ligatures ns2:val="none"/>
         </w:rPr>
         <w:tab/>
       </w:r>
@@ -72,7 +72,7 @@
           <w:kern w:val="0"/>
           <w:shd w:val="clear" w:color="auto" w:fill="FFFFFF"/>
           <w:lang w:eastAsia="es-PE"/>
-          <w14:ligatures w14:val="none"/>
+          <ns2:ligatures ns2:val="none"/>
         </w:rPr>
         <w:t>0552-2026</w:t>
       </w:r>
@@ -85,12 +85,12 @@
           <w:kern w:val="0"/>
           <w:shd w:val="clear" w:color="auto" w:fill="FFFFFF"/>
           <w:lang w:eastAsia="es-PE"/>
-          <w14:ligatures w14:val="none"/>
+          <ns2:ligatures ns2:val="none"/>
         </w:rPr>
         <w:t>/CC1</w:t>
       </w:r>
     </w:p>
-    <w:p>
+    <w:p ns2:paraId="174737B6" ns2:textId="4DE40240">
       <w:pPr>
         <w:tabs>
           <w:tab w:val="left" w:pos="1701"/>
@@ -105,17 +105,17 @@
           <w:color w:val="000000"/>
           <w:kern w:val="0"/>
           <w:lang w:eastAsia="es-PE"/>
-          <w14:ligatures w14:val="none"/>
-        </w:rPr>
-      </w:pPr>
-      <w:r>
-        <w:rPr>
-          <w:rFonts w:ascii="Arial Narrow" w:eastAsia="Arial Narrow" w:hAnsi="Arial Narrow" w:cs="Arial Narrow"/>
-          <w:b/>
-          <w:color w:val="000000"/>
-          <w:kern w:val="0"/>
-          <w:lang w:eastAsia="es-PE"/>
-          <w14:ligatures w14:val="none"/>
+          <ns2:ligatures ns2:val="none"/>
+        </w:rPr>
+      </w:pPr>
+      <w:r>
+        <w:rPr>
+          <w:rFonts w:ascii="Arial Narrow" w:eastAsia="Arial Narrow" w:hAnsi="Arial Narrow" w:cs="Arial Narrow"/>
+          <w:b/>
+          <w:color w:val="000000"/>
+          <w:kern w:val="0"/>
+          <w:lang w:eastAsia="es-PE"/>
+          <ns2:ligatures ns2:val="none"/>
         </w:rPr>
         <w:t xml:space="preserve">DENUNCIANTE:[DENUNCIANTE] (SEÑOR [APELLIDO])</w:t>
       </w:r>
@@ -126,7 +126,7 @@
           <w:color w:val="000000"/>
           <w:kern w:val="0"/>
           <w:lang w:eastAsia="es-PE"/>
-          <w14:ligatures w14:val="none"/>
+          <ns2:ligatures ns2:val="none"/>
         </w:rPr>
         <w:tab/>
         <w:t/>
@@ -138,7 +138,7 @@
           <w:color w:val="000000"/>
           <w:kern w:val="0"/>
           <w:lang w:eastAsia="es-PE"/>
-          <w14:ligatures w14:val="none"/>
+          <ns2:ligatures ns2:val="none"/>
         </w:rPr>
         <w:tab/>
       </w:r>
@@ -149,7 +149,7 @@
           <w:color w:val="000000"/>
           <w:kern w:val="0"/>
           <w:lang w:eastAsia="es-PE"/>
-          <w14:ligatures w14:val="none"/>
+          <ns2:ligatures ns2:val="none"/>
         </w:rPr>
         <w:t/>
       </w:r>
@@ -160,7 +160,7 @@
           <w:color w:val="000000"/>
           <w:kern w:val="0"/>
           <w:lang w:eastAsia="es-PE"/>
-          <w14:ligatures w14:val="none"/>
+          <ns2:ligatures ns2:val="none"/>
         </w:rPr>
         <w:t/>
       </w:r>
@@ -171,7 +171,7 @@
           <w:color w:val="000000"/>
           <w:kern w:val="0"/>
           <w:lang w:eastAsia="es-PE"/>
-          <w14:ligatures w14:val="none"/>
+          <ns2:ligatures ns2:val="none"/>
         </w:rPr>
         <w:t xml:space="preserve"/>
       </w:r>
@@ -182,7 +182,7 @@
           <w:color w:val="000000"/>
           <w:kern w:val="0"/>
           <w:lang w:eastAsia="es-PE"/>
-          <w14:ligatures w14:val="none"/>
+          <ns2:ligatures ns2:val="none"/>
         </w:rPr>
         <w:t xml:space="preserve"/>
       </w:r>
@@ -193,7 +193,7 @@
           <w:color w:val="000000"/>
           <w:kern w:val="0"/>
           <w:lang w:eastAsia="es-PE"/>
-          <w14:ligatures w14:val="none"/>
+          <ns2:ligatures ns2:val="none"/>
         </w:rPr>
         <w:t/>
       </w:r>
@@ -204,12 +204,12 @@
           <w:color w:val="000000"/>
           <w:kern w:val="0"/>
           <w:lang w:eastAsia="es-PE"/>
-          <w14:ligatures w14:val="none"/>
+          <ns2:ligatures ns2:val="none"/>
         </w:rPr>
         <w:t/>
       </w:r>
     </w:p>
-    <w:p>
+    <w:p ns2:paraId="223101EF" ns2:textId="0FA600F3">
       <w:pPr>
         <w:tabs>
           <w:tab w:val="left" w:pos="1701"/>
@@ -224,17 +224,17 @@
           <w:color w:val="000000"/>
           <w:kern w:val="0"/>
           <w:lang w:eastAsia="es-PE"/>
-          <w14:ligatures w14:val="none"/>
-        </w:rPr>
-      </w:pPr>
-      <w:r>
-        <w:rPr>
-          <w:rFonts w:ascii="Arial Narrow" w:eastAsia="Arial Narrow" w:hAnsi="Arial Narrow" w:cs="Arial Narrow"/>
-          <w:b/>
-          <w:color w:val="000000"/>
-          <w:kern w:val="0"/>
-          <w:lang w:eastAsia="es-PE"/>
-          <w14:ligatures w14:val="none"/>
+          <ns2:ligatures ns2:val="none"/>
+        </w:rPr>
+      </w:pPr>
+      <w:r>
+        <w:rPr>
+          <w:rFonts w:ascii="Arial Narrow" w:eastAsia="Arial Narrow" w:hAnsi="Arial Narrow" w:cs="Arial Narrow"/>
+          <w:b/>
+          <w:color w:val="000000"/>
+          <w:kern w:val="0"/>
+          <w:lang w:eastAsia="es-PE"/>
+          <ns2:ligatures ns2:val="none"/>
         </w:rPr>
         <w:t>DENUNCIADOS</w:t>
       </w:r>
@@ -245,7 +245,7 @@
           <w:color w:val="000000"/>
           <w:kern w:val="0"/>
           <w:lang w:eastAsia="es-PE"/>
-          <w14:ligatures w14:val="none"/>
+          <ns2:ligatures ns2:val="none"/>
         </w:rPr>
         <w:tab/>
         <w:t>:</w:t>
@@ -257,7 +257,7 @@
           <w:color w:val="000000"/>
           <w:kern w:val="0"/>
           <w:lang w:eastAsia="es-PE"/>
-          <w14:ligatures w14:val="none"/>
+          <ns2:ligatures ns2:val="none"/>
         </w:rPr>
         <w:tab/>
       </w:r>
@@ -268,7 +268,7 @@
           <w:color w:val="000000"/>
           <w:kern w:val="0"/>
           <w:lang w:eastAsia="es-PE"/>
-          <w14:ligatures w14:val="none"/>
+          <ns2:ligatures ns2:val="none"/>
         </w:rPr>
         <w:t xml:space="preserve">RÍMAC SEGUROS Y REASEGUROS S.A. </w:t>
       </w:r>
@@ -279,7 +279,7 @@
           <w:color w:val="000000"/>
           <w:kern w:val="0"/>
           <w:lang w:eastAsia="es-PE"/>
-          <w14:ligatures w14:val="none"/>
+          <ns2:ligatures ns2:val="none"/>
         </w:rPr>
         <w:t>(</w:t>
       </w:r>
@@ -290,7 +290,7 @@
           <w:color w:val="000000"/>
           <w:kern w:val="0"/>
           <w:lang w:eastAsia="es-PE"/>
-          <w14:ligatures w14:val="none"/>
+          <ns2:ligatures ns2:val="none"/>
         </w:rPr>
         <w:t>RÍMAC</w:t>
       </w:r>
@@ -301,12 +301,12 @@
           <w:color w:val="000000"/>
           <w:kern w:val="0"/>
           <w:lang w:eastAsia="es-PE"/>
-          <w14:ligatures w14:val="none"/>
+          <ns2:ligatures ns2:val="none"/>
         </w:rPr>
         <w:t xml:space="preserve">) </w:t>
       </w:r>
     </w:p>
-    <w:p>
+    <w:p ns2:paraId="4D23E5DF" ns2:textId="44430E98">
       <w:pPr>
         <w:tabs>
           <w:tab w:val="left" w:pos="1701"/>
@@ -321,17 +321,17 @@
           <w:color w:val="000000"/>
           <w:kern w:val="0"/>
           <w:lang w:eastAsia="es-PE"/>
-          <w14:ligatures w14:val="none"/>
-        </w:rPr>
-      </w:pPr>
-      <w:r>
-        <w:rPr>
-          <w:rFonts w:ascii="Arial Narrow" w:eastAsia="Arial Narrow" w:hAnsi="Arial Narrow" w:cs="Arial Narrow"/>
-          <w:b/>
-          <w:color w:val="000000"/>
-          <w:kern w:val="0"/>
-          <w:lang w:eastAsia="es-PE"/>
-          <w14:ligatures w14:val="none"/>
+          <ns2:ligatures ns2:val="none"/>
+        </w:rPr>
+      </w:pPr>
+      <w:r>
+        <w:rPr>
+          <w:rFonts w:ascii="Arial Narrow" w:eastAsia="Arial Narrow" w:hAnsi="Arial Narrow" w:cs="Arial Narrow"/>
+          <w:b/>
+          <w:color w:val="000000"/>
+          <w:kern w:val="0"/>
+          <w:lang w:eastAsia="es-PE"/>
+          <ns2:ligatures ns2:val="none"/>
         </w:rPr>
         <w:tab/>
       </w:r>
@@ -342,7 +342,7 @@
           <w:color w:val="000000"/>
           <w:kern w:val="0"/>
           <w:lang w:eastAsia="es-PE"/>
-          <w14:ligatures w14:val="none"/>
+          <ns2:ligatures ns2:val="none"/>
         </w:rPr>
         <w:tab/>
       </w:r>
@@ -353,7 +353,7 @@
           <w:color w:val="000000"/>
           <w:kern w:val="0"/>
           <w:lang w:eastAsia="es-PE"/>
-          <w14:ligatures w14:val="none"/>
+          <ns2:ligatures ns2:val="none"/>
         </w:rPr>
         <w:t>MÁSTER AJUSTADORES DE SEGUROS S.A.C.</w:t>
       </w:r>
@@ -364,7 +364,7 @@
           <w:color w:val="000000"/>
           <w:kern w:val="0"/>
           <w:lang w:eastAsia="es-PE"/>
-          <w14:ligatures w14:val="none"/>
+          <ns2:ligatures ns2:val="none"/>
         </w:rPr>
         <w:t xml:space="preserve"> (</w:t>
       </w:r>
@@ -375,7 +375,7 @@
           <w:color w:val="000000"/>
           <w:kern w:val="0"/>
           <w:lang w:eastAsia="es-PE"/>
-          <w14:ligatures w14:val="none"/>
+          <ns2:ligatures ns2:val="none"/>
         </w:rPr>
         <w:t>MÁSTER</w:t>
       </w:r>
@@ -386,12 +386,12 @@
           <w:color w:val="000000"/>
           <w:kern w:val="0"/>
           <w:lang w:eastAsia="es-PE"/>
-          <w14:ligatures w14:val="none"/>
+          <ns2:ligatures ns2:val="none"/>
         </w:rPr>
         <w:t>)</w:t>
       </w:r>
     </w:p>
-    <w:p>
+    <w:p ns2:paraId="753670C1" ns2:textId="77777777">
       <w:pPr>
         <w:tabs>
           <w:tab w:val="left" w:pos="1701"/>
@@ -406,17 +406,17 @@
           <w:color w:val="000000"/>
           <w:kern w:val="0"/>
           <w:lang w:eastAsia="es-PE"/>
-          <w14:ligatures w14:val="none"/>
-        </w:rPr>
-      </w:pPr>
-      <w:r>
-        <w:rPr>
-          <w:rFonts w:ascii="Arial Narrow" w:eastAsia="Arial Narrow" w:hAnsi="Arial Narrow" w:cs="Arial Narrow"/>
-          <w:b/>
-          <w:color w:val="000000"/>
-          <w:kern w:val="0"/>
-          <w:lang w:eastAsia="es-PE"/>
-          <w14:ligatures w14:val="none"/>
+          <ns2:ligatures ns2:val="none"/>
+        </w:rPr>
+      </w:pPr>
+      <w:r>
+        <w:rPr>
+          <w:rFonts w:ascii="Arial Narrow" w:eastAsia="Arial Narrow" w:hAnsi="Arial Narrow" w:cs="Arial Narrow"/>
+          <w:b/>
+          <w:color w:val="000000"/>
+          <w:kern w:val="0"/>
+          <w:lang w:eastAsia="es-PE"/>
+          <ns2:ligatures ns2:val="none"/>
         </w:rPr>
         <w:t>MATERIAS</w:t>
       </w:r>
@@ -427,7 +427,7 @@
           <w:color w:val="000000"/>
           <w:kern w:val="0"/>
           <w:lang w:eastAsia="es-PE"/>
-          <w14:ligatures w14:val="none"/>
+          <ns2:ligatures ns2:val="none"/>
         </w:rPr>
         <w:tab/>
         <w:t xml:space="preserve">: </w:t>
@@ -439,13 +439,13 @@
           <w:color w:val="000000"/>
           <w:kern w:val="0"/>
           <w:lang w:eastAsia="es-PE"/>
-          <w14:ligatures w14:val="none"/>
+          <ns2:ligatures ns2:val="none"/>
         </w:rPr>
         <w:tab/>
         <w:t>ADMISIÓN A TRÁMITE</w:t>
       </w:r>
     </w:p>
-    <w:p>
+    <w:p ns2:paraId="449086A9" ns2:textId="77777777">
       <w:pPr>
         <w:tabs>
           <w:tab w:val="left" w:pos="1701"/>
@@ -460,22 +460,22 @@
           <w:color w:val="000000"/>
           <w:kern w:val="0"/>
           <w:lang w:eastAsia="es-PE"/>
-          <w14:ligatures w14:val="none"/>
-        </w:rPr>
-      </w:pPr>
-      <w:r>
-        <w:rPr>
-          <w:rFonts w:ascii="Arial Narrow" w:eastAsia="Arial Narrow" w:hAnsi="Arial Narrow" w:cs="Arial Narrow"/>
-          <w:b/>
-          <w:color w:val="000000"/>
-          <w:kern w:val="0"/>
-          <w:lang w:eastAsia="es-PE"/>
-          <w14:ligatures w14:val="none"/>
+          <ns2:ligatures ns2:val="none"/>
+        </w:rPr>
+      </w:pPr>
+      <w:r>
+        <w:rPr>
+          <w:rFonts w:ascii="Arial Narrow" w:eastAsia="Arial Narrow" w:hAnsi="Arial Narrow" w:cs="Arial Narrow"/>
+          <w:b/>
+          <w:color w:val="000000"/>
+          <w:kern w:val="0"/>
+          <w:lang w:eastAsia="es-PE"/>
+          <ns2:ligatures ns2:val="none"/>
         </w:rPr>
         <w:t xml:space="preserve">REQUERIMIENTO DE INFORMACIÓN </w:t>
       </w:r>
     </w:p>
-    <w:p>
+    <w:p ns2:paraId="778AE69F" ns2:textId="77777777">
       <w:pPr>
         <w:tabs>
           <w:tab w:val="left" w:pos="1701"/>
@@ -489,17 +489,17 @@
           <w:color w:val="000000"/>
           <w:kern w:val="0"/>
           <w:lang w:eastAsia="es-PE"/>
-          <w14:ligatures w14:val="none"/>
-        </w:rPr>
-      </w:pPr>
-      <w:r>
-        <w:rPr>
-          <w:rFonts w:ascii="Arial Narrow" w:eastAsia="Arial Narrow" w:hAnsi="Arial Narrow" w:cs="Arial Narrow"/>
-          <w:b/>
-          <w:color w:val="000000"/>
-          <w:kern w:val="0"/>
-          <w:lang w:eastAsia="es-PE"/>
-          <w14:ligatures w14:val="none"/>
+          <ns2:ligatures ns2:val="none"/>
+        </w:rPr>
+      </w:pPr>
+      <w:r>
+        <w:rPr>
+          <w:rFonts w:ascii="Arial Narrow" w:eastAsia="Arial Narrow" w:hAnsi="Arial Narrow" w:cs="Arial Narrow"/>
+          <w:b/>
+          <w:color w:val="000000"/>
+          <w:kern w:val="0"/>
+          <w:lang w:eastAsia="es-PE"/>
+          <ns2:ligatures ns2:val="none"/>
         </w:rPr>
         <w:t xml:space="preserve">RESOLUCIÓN </w:t>
       </w:r>
@@ -510,7 +510,7 @@
           <w:color w:val="000000"/>
           <w:kern w:val="0"/>
           <w:lang w:eastAsia="es-PE"/>
-          <w14:ligatures w14:val="none"/>
+          <ns2:ligatures ns2:val="none"/>
         </w:rPr>
         <w:tab/>
         <w:t>:</w:t>
@@ -522,13 +522,13 @@
           <w:color w:val="000000"/>
           <w:kern w:val="0"/>
           <w:lang w:eastAsia="es-PE"/>
-          <w14:ligatures w14:val="none"/>
+          <ns2:ligatures ns2:val="none"/>
         </w:rPr>
         <w:tab/>
         <w:t>1</w:t>
       </w:r>
     </w:p>
-    <w:p>
+    <w:p ns2:paraId="26BE4AD0" ns2:textId="77777777">
       <w:pPr>
         <w:tabs>
           <w:tab w:val="left" w:pos="1014"/>
@@ -541,11 +541,11 @@
           <w:kern w:val="0"/>
           <w:shd w:val="clear" w:color="auto" w:fill="FFFFFF"/>
           <w:lang w:eastAsia="es-PE"/>
-          <w14:ligatures w14:val="none"/>
-        </w:rPr>
-      </w:pPr>
-    </w:p>
-    <w:p>
+          <ns2:ligatures ns2:val="none"/>
+        </w:rPr>
+      </w:pPr>
+    </w:p>
+    <w:p ns2:paraId="6D48DA83" ns2:textId="4E95F65D">
       <w:pPr>
         <w:tabs>
           <w:tab w:val="left" w:pos="1014"/>
@@ -558,7 +558,7 @@
           <w:kern w:val="0"/>
           <w:shd w:val="clear" w:color="auto" w:fill="FFFFFF"/>
           <w:lang w:eastAsia="es-PE"/>
-          <w14:ligatures w14:val="none"/>
+          <ns2:ligatures ns2:val="none"/>
         </w:rPr>
       </w:pPr>
       <w:r>
@@ -568,7 +568,7 @@
           <w:kern w:val="0"/>
           <w:shd w:val="clear" w:color="auto" w:fill="FFFFFF"/>
           <w:lang w:eastAsia="es-PE"/>
-          <w14:ligatures w14:val="none"/>
+          <ns2:ligatures ns2:val="none"/>
         </w:rPr>
         <w:t xml:space="preserve">Lima, </w:t>
       </w:r>
@@ -579,7 +579,7 @@
           <w:kern w:val="0"/>
           <w:shd w:val="clear" w:color="auto" w:fill="FFFFFF"/>
           <w:lang w:eastAsia="es-PE"/>
-          <w14:ligatures w14:val="none"/>
+          <ns2:ligatures ns2:val="none"/>
         </w:rPr>
         <w:t>10</w:t>
       </w:r>
@@ -590,7 +590,7 @@
           <w:kern w:val="0"/>
           <w:shd w:val="clear" w:color="auto" w:fill="FFFFFF"/>
           <w:lang w:eastAsia="es-PE"/>
-          <w14:ligatures w14:val="none"/>
+          <ns2:ligatures ns2:val="none"/>
         </w:rPr>
         <w:t xml:space="preserve"> de </w:t>
       </w:r>
@@ -602,7 +602,7 @@
           <w:kern w:val="0"/>
           <w:shd w:val="clear" w:color="auto" w:fill="FFFFFF"/>
           <w:lang w:eastAsia="es-PE"/>
-          <w14:ligatures w14:val="none"/>
+          <ns2:ligatures ns2:val="none"/>
         </w:rPr>
         <w:t>marzo</w:t>
       </w:r>
@@ -613,13 +613,13 @@
           <w:kern w:val="0"/>
           <w:shd w:val="clear" w:color="auto" w:fill="FFFFFF"/>
           <w:lang w:eastAsia="es-PE"/>
-          <w14:ligatures w14:val="none"/>
+          <ns2:ligatures ns2:val="none"/>
         </w:rPr>
         <w:t xml:space="preserve"> de 2026</w:t>
       </w:r>
       <w:bookmarkEnd w:id="1"/>
     </w:p>
-    <w:p>
+    <w:p ns2:paraId="1EF3C256" ns2:textId="77777777">
       <w:pPr>
         <w:tabs>
           <w:tab w:val="left" w:pos="1014"/>
@@ -631,11 +631,11 @@
           <w:color w:val="000000"/>
           <w:kern w:val="0"/>
           <w:lang w:eastAsia="es-PE"/>
-          <w14:ligatures w14:val="none"/>
-        </w:rPr>
-      </w:pPr>
-    </w:p>
-    <w:p>
+          <ns2:ligatures ns2:val="none"/>
+        </w:rPr>
+      </w:pPr>
+    </w:p>
+    <w:p ns2:paraId="087322B4" ns2:textId="77777777">
       <w:pPr>
         <w:numPr>
           <w:ilvl w:val="0"/>
@@ -649,22 +649,22 @@
           <w:color w:val="000000"/>
           <w:kern w:val="0"/>
           <w:lang w:eastAsia="es-PE"/>
-          <w14:ligatures w14:val="none"/>
-        </w:rPr>
-      </w:pPr>
-      <w:r>
-        <w:rPr>
-          <w:rFonts w:ascii="Arial Narrow" w:eastAsia="Arial Narrow" w:hAnsi="Arial Narrow" w:cs="Arial Narrow"/>
-          <w:b/>
-          <w:color w:val="000000"/>
-          <w:kern w:val="0"/>
-          <w:lang w:eastAsia="es-PE"/>
-          <w14:ligatures w14:val="none"/>
+          <ns2:ligatures ns2:val="none"/>
+        </w:rPr>
+      </w:pPr>
+      <w:r>
+        <w:rPr>
+          <w:rFonts w:ascii="Arial Narrow" w:eastAsia="Arial Narrow" w:hAnsi="Arial Narrow" w:cs="Arial Narrow"/>
+          <w:b/>
+          <w:color w:val="000000"/>
+          <w:kern w:val="0"/>
+          <w:lang w:eastAsia="es-PE"/>
+          <ns2:ligatures ns2:val="none"/>
         </w:rPr>
         <w:t xml:space="preserve">HECHOS </w:t>
       </w:r>
     </w:p>
-    <w:p>
+    <w:p ns2:paraId="4407157A" ns2:textId="77777777">
       <w:pPr>
         <w:spacing w:after="0" w:line="240" w:lineRule="auto"/>
         <w:jc w:val="both"/>
@@ -673,11 +673,11 @@
           <w:color w:val="000000"/>
           <w:kern w:val="0"/>
           <w:lang w:eastAsia="es-PE"/>
-          <w14:ligatures w14:val="none"/>
-        </w:rPr>
-      </w:pPr>
-    </w:p>
-    <w:p>
+          <ns2:ligatures ns2:val="none"/>
+        </w:rPr>
+      </w:pPr>
+    </w:p>
+    <w:p ns2:paraId="5ECFCB1A" ns2:textId="2D2D669E">
       <w:pPr>
         <w:numPr>
           <w:ilvl w:val="1"/>
@@ -691,7 +691,7 @@
           <w:color w:val="000000"/>
           <w:kern w:val="0"/>
           <w:lang w:val="es-ES" w:eastAsia="es-ES"/>
-          <w14:ligatures w14:val="none"/>
+          <ns2:ligatures ns2:val="none"/>
         </w:rPr>
       </w:pPr>
       <w:r>
@@ -700,7 +700,7 @@
           <w:color w:val="000000"/>
           <w:kern w:val="0"/>
           <w:lang w:val="es-ES" w:eastAsia="es-ES"/>
-          <w14:ligatures w14:val="none"/>
+          <ns2:ligatures ns2:val="none"/>
         </w:rPr>
         <w:t xml:space="preserve">Mediante la denuncia del 15 de febrero de 2026, el señor [APELLIDO] denunció a Rímac y Máster por presuntas infracciones a la Ley 29571, Código de Protección y Defensa del Consumidor (en adelante, Código), señalando lo siguiente:</w:t>
       </w:r>
@@ -710,7 +710,7 @@
           <w:color w:val="000000"/>
           <w:kern w:val="0"/>
           <w:lang w:val="es-ES" w:eastAsia="es-ES"/>
-          <w14:ligatures w14:val="none"/>
+          <ns2:ligatures ns2:val="none"/>
         </w:rPr>
         <w:t/>
       </w:r>
@@ -718,7 +718,7 @@
         <w:rPr>
           <w:rFonts w:ascii="Arial Narrow" w:eastAsia="Calibri" w:hAnsi="Arial Narrow" w:cs="Arial"/>
           <w:kern w:val="0"/>
-          <w14:ligatures w14:val="none"/>
+          <ns2:ligatures ns2:val="none"/>
         </w:rPr>
         <w:t xml:space="preserve"/>
       </w:r>
@@ -726,7 +726,7 @@
         <w:rPr>
           <w:rFonts w:ascii="Arial Narrow" w:eastAsia="Calibri" w:hAnsi="Arial Narrow" w:cs="Arial"/>
           <w:kern w:val="0"/>
-          <w14:ligatures w14:val="none"/>
+          <ns2:ligatures ns2:val="none"/>
         </w:rPr>
         <w:t xml:space="preserve"/>
       </w:r>
@@ -734,7 +734,7 @@
         <w:rPr>
           <w:rFonts w:ascii="Arial Narrow" w:eastAsia="Calibri" w:hAnsi="Arial Narrow" w:cs="Arial"/>
           <w:kern w:val="0"/>
-          <w14:ligatures w14:val="none"/>
+          <ns2:ligatures ns2:val="none"/>
         </w:rPr>
         <w:t/>
       </w:r>
@@ -744,7 +744,7 @@
           <w:color w:val="000000"/>
           <w:kern w:val="0"/>
           <w:lang w:val="es-ES" w:eastAsia="es-ES"/>
-          <w14:ligatures w14:val="none"/>
+          <ns2:ligatures ns2:val="none"/>
         </w:rPr>
         <w:t xml:space="preserve"/>
       </w:r>
@@ -754,7 +754,7 @@
           <w:color w:val="000000"/>
           <w:kern w:val="0"/>
           <w:lang w:val="es-ES" w:eastAsia="es-ES"/>
-          <w14:ligatures w14:val="none"/>
+          <ns2:ligatures ns2:val="none"/>
         </w:rPr>
         <w:t xml:space="preserve"/>
       </w:r>
@@ -764,7 +764,7 @@
           <w:color w:val="000000"/>
           <w:kern w:val="0"/>
           <w:lang w:val="es-ES" w:eastAsia="es-ES"/>
-          <w14:ligatures w14:val="none"/>
+          <ns2:ligatures ns2:val="none"/>
         </w:rPr>
         <w:t xml:space="preserve"/>
       </w:r>
@@ -774,7 +774,7 @@
           <w:color w:val="000000"/>
           <w:kern w:val="0"/>
           <w:lang w:val="es-ES" w:eastAsia="es-ES"/>
-          <w14:ligatures w14:val="none"/>
+          <ns2:ligatures ns2:val="none"/>
         </w:rPr>
         <w:t xml:space="preserve"/>
       </w:r>
@@ -784,7 +784,7 @@
           <w:color w:val="000000"/>
           <w:kern w:val="0"/>
           <w:lang w:val="es-ES" w:eastAsia="es-ES"/>
-          <w14:ligatures w14:val="none"/>
+          <ns2:ligatures ns2:val="none"/>
         </w:rPr>
         <w:t/>
       </w:r>
@@ -794,7 +794,7 @@
           <w:color w:val="000000"/>
           <w:kern w:val="0"/>
           <w:lang w:val="es-ES" w:eastAsia="es-ES"/>
-          <w14:ligatures w14:val="none"/>
+          <ns2:ligatures ns2:val="none"/>
         </w:rPr>
         <w:t xml:space="preserve"/>
       </w:r>
@@ -804,7 +804,7 @@
           <w:color w:val="000000"/>
           <w:kern w:val="0"/>
           <w:lang w:val="es-ES" w:eastAsia="es-ES"/>
-          <w14:ligatures w14:val="none"/>
+          <ns2:ligatures ns2:val="none"/>
         </w:rPr>
         <w:t/>
       </w:r>
@@ -816,7 +816,7 @@
           <w:kern w:val="0"/>
           <w:vertAlign w:val="superscript"/>
           <w:lang w:val="es-ES" w:eastAsia="es-ES"/>
-          <w14:ligatures w14:val="none"/>
+          <ns2:ligatures ns2:val="none"/>
         </w:rPr>
         <w:footnoteReference w:id="1"/>
       </w:r>
@@ -826,7 +826,7 @@
           <w:color w:val="000000"/>
           <w:kern w:val="0"/>
           <w:lang w:val="es-ES" w:eastAsia="es-ES"/>
-          <w14:ligatures w14:val="none"/>
+          <ns2:ligatures ns2:val="none"/>
         </w:rPr>
         <w:t xml:space="preserve"/>
       </w:r>
@@ -837,25 +837,25 @@
           <w:color w:val="000000"/>
           <w:kern w:val="0"/>
           <w:lang w:val="es-ES" w:eastAsia="es-ES"/>
-          <w14:ligatures w14:val="none"/>
+          <ns2:ligatures ns2:val="none"/>
         </w:rPr>
         <w:t/>
       </w:r>
     </w:p>
-    <w:p>
-      <w:pPr>
-        <w:spacing w:after="0" w:line="240" w:lineRule="auto"/>
-        <w:jc w:val="both"/>
-        <w:rPr>
-          <w:rFonts w:ascii="Arial Narrow" w:eastAsia="Times New Roman" w:hAnsi="Arial Narrow" w:cs="Arial"/>
-          <w:color w:val="000000"/>
-          <w:kern w:val="0"/>
-          <w:lang w:eastAsia="es-ES"/>
-          <w14:ligatures w14:val="none"/>
-        </w:rPr>
-      </w:pPr>
-    </w:p>
-    <w:p>
+    <w:p ns2:paraId="251848E5" ns2:textId="77777777">
+      <w:pPr>
+        <w:spacing w:after="0" w:line="240" w:lineRule="auto"/>
+        <w:jc w:val="both"/>
+        <w:rPr>
+          <w:rFonts w:ascii="Arial Narrow" w:eastAsia="Times New Roman" w:hAnsi="Arial Narrow" w:cs="Arial"/>
+          <w:color w:val="000000"/>
+          <w:kern w:val="0"/>
+          <w:lang w:eastAsia="es-ES"/>
+          <ns2:ligatures ns2:val="none"/>
+        </w:rPr>
+      </w:pPr>
+    </w:p>
+    <w:p ns2:paraId="4C590A90" ns2:textId="6FB7CE51">
       <w:pPr>
         <w:pStyle w:val="Prrafodelista"/>
         <w:numPr>
@@ -873,16 +873,16 @@
           <w:color w:val="000000"/>
           <w:kern w:val="0"/>
           <w:lang w:eastAsia="es-ES"/>
-          <w14:ligatures w14:val="none"/>
-        </w:rPr>
-      </w:pPr>
-      <w:r>
-        <w:rPr>
-          <w:rFonts w:ascii="Arial Narrow" w:eastAsia="Times New Roman" w:hAnsi="Arial Narrow" w:cs="Arial"/>
-          <w:color w:val="000000"/>
-          <w:kern w:val="0"/>
-          <w:lang w:eastAsia="es-ES"/>
-          <w14:ligatures w14:val="none"/>
+          <ns2:ligatures ns2:val="none"/>
+        </w:rPr>
+      </w:pPr>
+      <w:r>
+        <w:rPr>
+          <w:rFonts w:ascii="Arial Narrow" w:eastAsia="Times New Roman" w:hAnsi="Arial Narrow" w:cs="Arial"/>
+          <w:color w:val="000000"/>
+          <w:kern w:val="0"/>
+          <w:lang w:eastAsia="es-ES"/>
+          <ns2:ligatures ns2:val="none"/>
         </w:rPr>
         <w:t>El 25 de setiembre del 2025, ante el ofrecimiento presencial realizado por</w:t>
       </w:r>
@@ -892,7 +892,7 @@
           <w:color w:val="000000"/>
           <w:kern w:val="0"/>
           <w:lang w:eastAsia="es-ES"/>
-          <w14:ligatures w14:val="none"/>
+          <ns2:ligatures ns2:val="none"/>
         </w:rPr>
         <w:t xml:space="preserve"> personal del</w:t>
       </w:r>
@@ -902,7 +902,7 @@
           <w:color w:val="000000"/>
           <w:kern w:val="0"/>
           <w:lang w:eastAsia="es-ES"/>
-          <w14:ligatures w14:val="none"/>
+          <ns2:ligatures ns2:val="none"/>
         </w:rPr>
         <w:t xml:space="preserve"> Banco BBVA Perú S.A.</w:t>
       </w:r>
@@ -912,7 +912,7 @@
           <w:color w:val="000000"/>
           <w:kern w:val="0"/>
           <w:lang w:eastAsia="es-ES"/>
-          <w14:ligatures w14:val="none"/>
+          <ns2:ligatures ns2:val="none"/>
         </w:rPr>
         <w:t xml:space="preserve"> (en adelante, Banco)</w:t>
       </w:r>
@@ -922,7 +922,7 @@
           <w:color w:val="000000"/>
           <w:kern w:val="0"/>
           <w:lang w:eastAsia="es-ES"/>
-          <w14:ligatures w14:val="none"/>
+          <ns2:ligatures ns2:val="none"/>
         </w:rPr>
         <w:t xml:space="preserve">, </w:t>
       </w:r>
@@ -932,7 +932,7 @@
           <w:color w:val="000000"/>
           <w:kern w:val="0"/>
           <w:lang w:eastAsia="es-ES"/>
-          <w14:ligatures w14:val="none"/>
+          <ns2:ligatures ns2:val="none"/>
         </w:rPr>
         <w:t>adquirió</w:t>
       </w:r>
@@ -942,7 +942,7 @@
           <w:color w:val="000000"/>
           <w:kern w:val="0"/>
           <w:lang w:eastAsia="es-ES"/>
-          <w14:ligatures w14:val="none"/>
+          <ns2:ligatures ns2:val="none"/>
         </w:rPr>
         <w:t xml:space="preserve"> el Seguro Domiciliario Hogar Total</w:t>
       </w:r>
@@ -952,7 +952,7 @@
           <w:color w:val="000000"/>
           <w:kern w:val="0"/>
           <w:lang w:eastAsia="es-ES"/>
-          <w14:ligatures w14:val="none"/>
+          <ns2:ligatures ns2:val="none"/>
         </w:rPr>
         <w:t xml:space="preserve"> </w:t>
       </w:r>
@@ -962,7 +962,7 @@
           <w:color w:val="000000"/>
           <w:kern w:val="0"/>
           <w:lang w:eastAsia="es-ES"/>
-          <w14:ligatures w14:val="none"/>
+          <ns2:ligatures ns2:val="none"/>
         </w:rPr>
         <w:t xml:space="preserve">– Póliza 1422-61410 </w:t>
       </w:r>
@@ -972,7 +972,7 @@
           <w:color w:val="000000"/>
           <w:kern w:val="0"/>
           <w:lang w:eastAsia="es-ES"/>
-          <w14:ligatures w14:val="none"/>
+          <ns2:ligatures ns2:val="none"/>
         </w:rPr>
         <w:t xml:space="preserve">emitido por Rímac </w:t>
       </w:r>
@@ -982,7 +982,7 @@
           <w:color w:val="000000"/>
           <w:kern w:val="0"/>
           <w:lang w:eastAsia="es-ES"/>
-          <w14:ligatures w14:val="none"/>
+          <ns2:ligatures ns2:val="none"/>
         </w:rPr>
         <w:t xml:space="preserve">(en adelante, Seguro Domiciliario), respecto del inmueble ubicado en </w:t>
       </w:r>
@@ -992,7 +992,7 @@
           <w:color w:val="000000"/>
           <w:kern w:val="0"/>
           <w:lang w:eastAsia="es-ES"/>
-          <w14:ligatures w14:val="none"/>
+          <ns2:ligatures ns2:val="none"/>
         </w:rPr>
         <w:t>el</w:t>
       </w:r>
@@ -1002,7 +1002,7 @@
           <w:color w:val="000000"/>
           <w:kern w:val="0"/>
           <w:lang w:eastAsia="es-ES"/>
-          <w14:ligatures w14:val="none"/>
+          <ns2:ligatures ns2:val="none"/>
         </w:rPr>
         <w:t xml:space="preserve"> distrito de Chimbote.</w:t>
       </w:r>
@@ -1012,7 +1012,7 @@
           <w:color w:val="000000"/>
           <w:kern w:val="0"/>
           <w:lang w:eastAsia="es-ES"/>
-          <w14:ligatures w14:val="none"/>
+          <ns2:ligatures ns2:val="none"/>
         </w:rPr>
         <w:t xml:space="preserve"> No obstante</w:t>
       </w:r>
@@ -1022,7 +1022,7 @@
           <w:color w:val="000000"/>
           <w:kern w:val="0"/>
           <w:lang w:eastAsia="es-ES"/>
-          <w14:ligatures w14:val="none"/>
+          <ns2:ligatures ns2:val="none"/>
         </w:rPr>
         <w:t xml:space="preserve">, no </w:t>
       </w:r>
@@ -1032,7 +1032,7 @@
           <w:color w:val="000000"/>
           <w:kern w:val="0"/>
           <w:lang w:eastAsia="es-ES"/>
-          <w14:ligatures w14:val="none"/>
+          <ns2:ligatures ns2:val="none"/>
         </w:rPr>
         <w:t xml:space="preserve">se </w:t>
       </w:r>
@@ -1042,7 +1042,7 @@
           <w:color w:val="000000"/>
           <w:kern w:val="0"/>
           <w:lang w:eastAsia="es-ES"/>
-          <w14:ligatures w14:val="none"/>
+          <ns2:ligatures ns2:val="none"/>
         </w:rPr>
         <w:t xml:space="preserve">le </w:t>
       </w:r>
@@ -1052,7 +1052,7 @@
           <w:color w:val="000000"/>
           <w:kern w:val="0"/>
           <w:lang w:eastAsia="es-ES"/>
-          <w14:ligatures w14:val="none"/>
+          <ns2:ligatures ns2:val="none"/>
         </w:rPr>
         <w:t xml:space="preserve">entregó copia de la solicitud de </w:t>
       </w:r>
@@ -1062,7 +1062,7 @@
           <w:color w:val="000000"/>
           <w:kern w:val="0"/>
           <w:lang w:eastAsia="es-ES"/>
-          <w14:ligatures w14:val="none"/>
+          <ns2:ligatures ns2:val="none"/>
         </w:rPr>
         <w:t>Seguro Domiciliario</w:t>
       </w:r>
@@ -1072,7 +1072,7 @@
           <w:color w:val="000000"/>
           <w:kern w:val="0"/>
           <w:lang w:eastAsia="es-ES"/>
-          <w14:ligatures w14:val="none"/>
+          <ns2:ligatures ns2:val="none"/>
         </w:rPr>
         <w:t xml:space="preserve">, copia íntegra de la póliza correspondiente al </w:t>
       </w:r>
@@ -1082,7 +1082,7 @@
           <w:color w:val="000000"/>
           <w:kern w:val="0"/>
           <w:lang w:eastAsia="es-ES"/>
-          <w14:ligatures w14:val="none"/>
+          <ns2:ligatures ns2:val="none"/>
         </w:rPr>
         <w:t xml:space="preserve">Seguro Domiciliario </w:t>
       </w:r>
@@ -1092,7 +1092,7 @@
           <w:color w:val="000000"/>
           <w:kern w:val="0"/>
           <w:lang w:eastAsia="es-ES"/>
-          <w14:ligatures w14:val="none"/>
+          <ns2:ligatures ns2:val="none"/>
         </w:rPr>
         <w:t xml:space="preserve">y </w:t>
       </w:r>
@@ -1102,7 +1102,7 @@
           <w:color w:val="000000"/>
           <w:kern w:val="0"/>
           <w:lang w:eastAsia="es-ES"/>
-          <w14:ligatures w14:val="none"/>
+          <ns2:ligatures ns2:val="none"/>
         </w:rPr>
         <w:t>tampoco se</w:t>
       </w:r>
@@ -1112,7 +1112,7 @@
           <w:color w:val="000000"/>
           <w:kern w:val="0"/>
           <w:lang w:eastAsia="es-ES"/>
-          <w14:ligatures w14:val="none"/>
+          <ns2:ligatures ns2:val="none"/>
         </w:rPr>
         <w:t xml:space="preserve"> </w:t>
       </w:r>
@@ -1122,7 +1122,7 @@
           <w:color w:val="000000"/>
           <w:kern w:val="0"/>
           <w:lang w:eastAsia="es-ES"/>
-          <w14:ligatures w14:val="none"/>
+          <ns2:ligatures ns2:val="none"/>
         </w:rPr>
         <w:t xml:space="preserve">le </w:t>
       </w:r>
@@ -1132,12 +1132,12 @@
           <w:color w:val="000000"/>
           <w:kern w:val="0"/>
           <w:lang w:eastAsia="es-ES"/>
-          <w14:ligatures w14:val="none"/>
+          <ns2:ligatures ns2:val="none"/>
         </w:rPr>
         <w:t>entregó un documento separado con el resumen de la cobertura contratada.</w:t>
       </w:r>
     </w:p>
-    <w:p>
+    <w:p ns2:paraId="0EF70DE8" ns2:textId="77777777">
       <w:pPr>
         <w:pStyle w:val="Prrafodelista"/>
         <w:spacing w:after="0" w:line="240" w:lineRule="auto"/>
@@ -1148,11 +1148,11 @@
           <w:color w:val="000000"/>
           <w:kern w:val="0"/>
           <w:lang w:eastAsia="es-ES"/>
-          <w14:ligatures w14:val="none"/>
-        </w:rPr>
-      </w:pPr>
-    </w:p>
-    <w:p>
+          <ns2:ligatures ns2:val="none"/>
+        </w:rPr>
+      </w:pPr>
+    </w:p>
+    <w:p ns2:paraId="36DD3DB8" ns2:textId="56B23557">
       <w:pPr>
         <w:pStyle w:val="Prrafodelista"/>
         <w:numPr>
@@ -1170,16 +1170,16 @@
           <w:color w:val="000000"/>
           <w:kern w:val="0"/>
           <w:lang w:eastAsia="es-ES"/>
-          <w14:ligatures w14:val="none"/>
-        </w:rPr>
-      </w:pPr>
-      <w:r>
-        <w:rPr>
-          <w:rFonts w:ascii="Arial Narrow" w:eastAsia="Times New Roman" w:hAnsi="Arial Narrow" w:cs="Arial"/>
-          <w:color w:val="000000"/>
-          <w:kern w:val="0"/>
-          <w:lang w:eastAsia="es-ES"/>
-          <w14:ligatures w14:val="none"/>
+          <ns2:ligatures ns2:val="none"/>
+        </w:rPr>
+      </w:pPr>
+      <w:r>
+        <w:rPr>
+          <w:rFonts w:ascii="Arial Narrow" w:eastAsia="Times New Roman" w:hAnsi="Arial Narrow" w:cs="Arial"/>
+          <w:color w:val="000000"/>
+          <w:kern w:val="0"/>
+          <w:lang w:eastAsia="es-ES"/>
+          <ns2:ligatures ns2:val="none"/>
         </w:rPr>
         <w:t xml:space="preserve">El 17 de octubre del 2025, reportó la ocurrencia de un ingreso al inmueble asegurado y presentó denuncia </w:t>
       </w:r>
@@ -1189,7 +1189,7 @@
           <w:color w:val="000000"/>
           <w:kern w:val="0"/>
           <w:lang w:eastAsia="es-ES"/>
-          <w14:ligatures w14:val="none"/>
+          <ns2:ligatures ns2:val="none"/>
         </w:rPr>
         <w:t>policial correspondiente</w:t>
       </w:r>
@@ -1199,7 +1199,7 @@
           <w:color w:val="000000"/>
           <w:kern w:val="0"/>
           <w:lang w:eastAsia="es-ES"/>
-          <w14:ligatures w14:val="none"/>
+          <ns2:ligatures ns2:val="none"/>
         </w:rPr>
         <w:t>, en la que consignó que la puerta de fierro había sido violentada</w:t>
       </w:r>
@@ -1209,7 +1209,7 @@
           <w:color w:val="000000"/>
           <w:kern w:val="0"/>
           <w:lang w:eastAsia="es-ES"/>
-          <w14:ligatures w14:val="none"/>
+          <ns2:ligatures ns2:val="none"/>
         </w:rPr>
         <w:t xml:space="preserve"> </w:t>
       </w:r>
@@ -1219,25 +1219,25 @@
           <w:color w:val="000000"/>
           <w:kern w:val="0"/>
           <w:lang w:eastAsia="es-ES"/>
-          <w14:ligatures w14:val="none"/>
+          <ns2:ligatures ns2:val="none"/>
         </w:rPr>
         <w:t>y que los ambientes del inmueble se encontraban desordenados.</w:t>
       </w:r>
     </w:p>
-    <w:p>
-      <w:pPr>
-        <w:spacing w:after="0" w:line="240" w:lineRule="auto"/>
-        <w:jc w:val="both"/>
-        <w:rPr>
-          <w:rFonts w:ascii="Arial Narrow" w:eastAsia="Times New Roman" w:hAnsi="Arial Narrow" w:cs="Arial"/>
-          <w:color w:val="000000"/>
-          <w:kern w:val="0"/>
-          <w:lang w:eastAsia="es-ES"/>
-          <w14:ligatures w14:val="none"/>
-        </w:rPr>
-      </w:pPr>
-    </w:p>
-    <w:p>
+    <w:p ns2:paraId="6AE7C76B" ns2:textId="77777777">
+      <w:pPr>
+        <w:spacing w:after="0" w:line="240" w:lineRule="auto"/>
+        <w:jc w:val="both"/>
+        <w:rPr>
+          <w:rFonts w:ascii="Arial Narrow" w:eastAsia="Times New Roman" w:hAnsi="Arial Narrow" w:cs="Arial"/>
+          <w:color w:val="000000"/>
+          <w:kern w:val="0"/>
+          <w:lang w:eastAsia="es-ES"/>
+          <ns2:ligatures ns2:val="none"/>
+        </w:rPr>
+      </w:pPr>
+    </w:p>
+    <w:p ns2:paraId="58DA45E9" ns2:textId="5BA14631">
       <w:pPr>
         <w:pStyle w:val="Prrafodelista"/>
         <w:numPr>
@@ -1255,16 +1255,16 @@
           <w:color w:val="000000"/>
           <w:kern w:val="0"/>
           <w:lang w:eastAsia="es-ES"/>
-          <w14:ligatures w14:val="none"/>
-        </w:rPr>
-      </w:pPr>
-      <w:r>
-        <w:rPr>
-          <w:rFonts w:ascii="Arial Narrow" w:eastAsia="Times New Roman" w:hAnsi="Arial Narrow" w:cs="Arial"/>
-          <w:color w:val="000000"/>
-          <w:kern w:val="0"/>
-          <w:lang w:eastAsia="es-ES"/>
-          <w14:ligatures w14:val="none"/>
+          <ns2:ligatures ns2:val="none"/>
+        </w:rPr>
+      </w:pPr>
+      <w:r>
+        <w:rPr>
+          <w:rFonts w:ascii="Arial Narrow" w:eastAsia="Times New Roman" w:hAnsi="Arial Narrow" w:cs="Arial"/>
+          <w:color w:val="000000"/>
+          <w:kern w:val="0"/>
+          <w:lang w:eastAsia="es-ES"/>
+          <ns2:ligatures ns2:val="none"/>
         </w:rPr>
         <w:t>El 18 de octubre del 2025, comunicó la ocurrencia del siniestro a</w:t>
       </w:r>
@@ -1274,7 +1274,7 @@
           <w:color w:val="000000"/>
           <w:kern w:val="0"/>
           <w:lang w:eastAsia="es-ES"/>
-          <w14:ligatures w14:val="none"/>
+          <ns2:ligatures ns2:val="none"/>
         </w:rPr>
         <w:t xml:space="preserve">l Banco </w:t>
       </w:r>
@@ -1284,7 +1284,7 @@
           <w:color w:val="000000"/>
           <w:kern w:val="0"/>
           <w:lang w:eastAsia="es-ES"/>
-          <w14:ligatures w14:val="none"/>
+          <ns2:ligatures ns2:val="none"/>
         </w:rPr>
         <w:t>en su condición de comercializador, oportunidad en la que dicha entidad le indicó que debía comunicarse directamente con Rímac; asimismo, señaló que durante ese lapso no efectuó cambios en la cerradura de la puerta violentada.</w:t>
       </w:r>
@@ -1294,12 +1294,12 @@
           <w:color w:val="000000"/>
           <w:kern w:val="0"/>
           <w:lang w:eastAsia="es-ES"/>
-          <w14:ligatures w14:val="none"/>
+          <ns2:ligatures ns2:val="none"/>
         </w:rPr>
         <w:t xml:space="preserve"> </w:t>
       </w:r>
     </w:p>
-    <w:p>
+    <w:p ns2:paraId="48B8E72B" ns2:textId="77777777">
       <w:pPr>
         <w:pStyle w:val="Prrafodelista"/>
         <w:spacing w:after="0" w:line="240" w:lineRule="auto"/>
@@ -1310,11 +1310,11 @@
           <w:color w:val="000000"/>
           <w:kern w:val="0"/>
           <w:lang w:eastAsia="es-ES"/>
-          <w14:ligatures w14:val="none"/>
-        </w:rPr>
-      </w:pPr>
-    </w:p>
-    <w:p>
+          <ns2:ligatures ns2:val="none"/>
+        </w:rPr>
+      </w:pPr>
+    </w:p>
+    <w:p ns2:paraId="78892932" ns2:textId="2C880E54">
       <w:pPr>
         <w:pStyle w:val="Prrafodelista"/>
         <w:numPr>
@@ -1332,21 +1332,21 @@
           <w:color w:val="000000"/>
           <w:kern w:val="0"/>
           <w:lang w:eastAsia="es-ES"/>
-          <w14:ligatures w14:val="none"/>
-        </w:rPr>
-      </w:pPr>
-      <w:r>
-        <w:rPr>
-          <w:rFonts w:ascii="Arial Narrow" w:eastAsia="Times New Roman" w:hAnsi="Arial Narrow" w:cs="Arial"/>
-          <w:color w:val="000000"/>
-          <w:kern w:val="0"/>
-          <w:lang w:eastAsia="es-ES"/>
-          <w14:ligatures w14:val="none"/>
+          <ns2:ligatures ns2:val="none"/>
+        </w:rPr>
+      </w:pPr>
+      <w:r>
+        <w:rPr>
+          <w:rFonts w:ascii="Arial Narrow" w:eastAsia="Times New Roman" w:hAnsi="Arial Narrow" w:cs="Arial"/>
+          <w:color w:val="000000"/>
+          <w:kern w:val="0"/>
+          <w:lang w:eastAsia="es-ES"/>
+          <ns2:ligatures ns2:val="none"/>
         </w:rPr>
         <w:t>El 20 de octubre del 2025, Rímac le ofreció una terna de ajustadores de siniestros y, por acuerdo de ambas partes, designó a Master para la atención del caso.</w:t>
       </w:r>
     </w:p>
-    <w:p>
+    <w:p ns2:paraId="40FE556E" ns2:textId="77777777">
       <w:pPr>
         <w:pStyle w:val="Prrafodelista"/>
         <w:spacing w:after="0" w:line="240" w:lineRule="auto"/>
@@ -1357,11 +1357,11 @@
           <w:color w:val="000000"/>
           <w:kern w:val="0"/>
           <w:lang w:eastAsia="es-ES"/>
-          <w14:ligatures w14:val="none"/>
-        </w:rPr>
-      </w:pPr>
-    </w:p>
-    <w:p>
+          <ns2:ligatures ns2:val="none"/>
+        </w:rPr>
+      </w:pPr>
+    </w:p>
+    <w:p ns2:paraId="782036F2" ns2:textId="7CD23DDF">
       <w:pPr>
         <w:pStyle w:val="Prrafodelista"/>
         <w:numPr>
@@ -1379,16 +1379,16 @@
           <w:color w:val="000000"/>
           <w:kern w:val="0"/>
           <w:lang w:eastAsia="es-ES"/>
-          <w14:ligatures w14:val="none"/>
-        </w:rPr>
-      </w:pPr>
-      <w:r>
-        <w:rPr>
-          <w:rFonts w:ascii="Arial Narrow" w:eastAsia="Times New Roman" w:hAnsi="Arial Narrow" w:cs="Arial"/>
-          <w:color w:val="000000"/>
-          <w:kern w:val="0"/>
-          <w:lang w:eastAsia="es-ES"/>
-          <w14:ligatures w14:val="none"/>
+          <ns2:ligatures ns2:val="none"/>
+        </w:rPr>
+      </w:pPr>
+      <w:r>
+        <w:rPr>
+          <w:rFonts w:ascii="Arial Narrow" w:eastAsia="Times New Roman" w:hAnsi="Arial Narrow" w:cs="Arial"/>
+          <w:color w:val="000000"/>
+          <w:kern w:val="0"/>
+          <w:lang w:eastAsia="es-ES"/>
+          <ns2:ligatures ns2:val="none"/>
         </w:rPr>
         <w:t>Posteriormente</w:t>
       </w:r>
@@ -1398,7 +1398,7 @@
           <w:color w:val="000000"/>
           <w:kern w:val="0"/>
           <w:lang w:eastAsia="es-ES"/>
-          <w14:ligatures w14:val="none"/>
+          <ns2:ligatures ns2:val="none"/>
         </w:rPr>
         <w:t>, cambió la cerradura de la puerta del inmueble</w:t>
       </w:r>
@@ -1408,7 +1408,7 @@
           <w:color w:val="000000"/>
           <w:kern w:val="0"/>
           <w:lang w:eastAsia="es-ES"/>
-          <w14:ligatures w14:val="none"/>
+          <ns2:ligatures ns2:val="none"/>
         </w:rPr>
         <w:t xml:space="preserve"> asegurado</w:t>
       </w:r>
@@ -1418,12 +1418,12 @@
           <w:color w:val="000000"/>
           <w:kern w:val="0"/>
           <w:lang w:eastAsia="es-ES"/>
-          <w14:ligatures w14:val="none"/>
+          <ns2:ligatures ns2:val="none"/>
         </w:rPr>
         <w:t xml:space="preserve"> por razones de seguridad familiar.</w:t>
       </w:r>
     </w:p>
-    <w:p>
+    <w:p ns2:paraId="06E8E7E4" ns2:textId="77777777">
       <w:pPr>
         <w:pStyle w:val="Prrafodelista"/>
         <w:spacing w:after="0" w:line="240" w:lineRule="auto"/>
@@ -1434,11 +1434,11 @@
           <w:color w:val="000000"/>
           <w:kern w:val="0"/>
           <w:lang w:eastAsia="es-ES"/>
-          <w14:ligatures w14:val="none"/>
-        </w:rPr>
-      </w:pPr>
-    </w:p>
-    <w:p>
+          <ns2:ligatures ns2:val="none"/>
+        </w:rPr>
+      </w:pPr>
+    </w:p>
+    <w:p ns2:paraId="3014C09D" ns2:textId="1F3C0E98">
       <w:pPr>
         <w:pStyle w:val="Prrafodelista"/>
         <w:numPr>
@@ -1456,16 +1456,16 @@
           <w:color w:val="000000"/>
           <w:kern w:val="0"/>
           <w:lang w:eastAsia="es-ES"/>
-          <w14:ligatures w14:val="none"/>
-        </w:rPr>
-      </w:pPr>
-      <w:r>
-        <w:rPr>
-          <w:rFonts w:ascii="Arial Narrow" w:eastAsia="Times New Roman" w:hAnsi="Arial Narrow" w:cs="Arial"/>
-          <w:color w:val="000000"/>
-          <w:kern w:val="0"/>
-          <w:lang w:eastAsia="es-ES"/>
-          <w14:ligatures w14:val="none"/>
+          <ns2:ligatures ns2:val="none"/>
+        </w:rPr>
+      </w:pPr>
+      <w:r>
+        <w:rPr>
+          <w:rFonts w:ascii="Arial Narrow" w:eastAsia="Times New Roman" w:hAnsi="Arial Narrow" w:cs="Arial"/>
+          <w:color w:val="000000"/>
+          <w:kern w:val="0"/>
+          <w:lang w:eastAsia="es-ES"/>
+          <ns2:ligatures ns2:val="none"/>
         </w:rPr>
         <w:t xml:space="preserve">El 27 de octubre del 2025, </w:t>
       </w:r>
@@ -1475,7 +1475,7 @@
           <w:color w:val="000000"/>
           <w:kern w:val="0"/>
           <w:lang w:eastAsia="es-ES"/>
-          <w14:ligatures w14:val="none"/>
+          <ns2:ligatures ns2:val="none"/>
         </w:rPr>
         <w:t>Máster</w:t>
       </w:r>
@@ -1485,7 +1485,7 @@
           <w:color w:val="000000"/>
           <w:kern w:val="0"/>
           <w:lang w:eastAsia="es-ES"/>
-          <w14:ligatures w14:val="none"/>
+          <ns2:ligatures ns2:val="none"/>
         </w:rPr>
         <w:t xml:space="preserve"> realizó la inspección en el inmueble </w:t>
       </w:r>
@@ -1495,7 +1495,7 @@
           <w:color w:val="000000"/>
           <w:kern w:val="0"/>
           <w:lang w:eastAsia="es-ES"/>
-          <w14:ligatures w14:val="none"/>
+          <ns2:ligatures ns2:val="none"/>
         </w:rPr>
         <w:t>asegurado</w:t>
       </w:r>
@@ -1505,7 +1505,7 @@
           <w:color w:val="000000"/>
           <w:kern w:val="0"/>
           <w:lang w:eastAsia="es-ES"/>
-          <w14:ligatures w14:val="none"/>
+          <ns2:ligatures ns2:val="none"/>
         </w:rPr>
         <w:t>, siete días después de la asignación del caso y diez días después de ocurrido el siniestro; en esa misma actuación requirió la presentación de la denuncia policial, declaración escrita de hechos, detalle valorizado de la pérdida, facturas y/o boletas de los bienes sustraídos, facturas y/o boletas de gastos por reparación de daños y demás documentación vinculada al siniestro.</w:t>
       </w:r>
@@ -1515,12 +1515,12 @@
           <w:color w:val="000000"/>
           <w:kern w:val="0"/>
           <w:lang w:eastAsia="es-ES"/>
-          <w14:ligatures w14:val="none"/>
+          <ns2:ligatures ns2:val="none"/>
         </w:rPr>
         <w:t xml:space="preserve"> </w:t>
       </w:r>
     </w:p>
-    <w:p>
+    <w:p ns2:paraId="272E1603" ns2:textId="77777777">
       <w:pPr>
         <w:pStyle w:val="Prrafodelista"/>
         <w:spacing w:after="0" w:line="240" w:lineRule="auto"/>
@@ -1531,11 +1531,11 @@
           <w:color w:val="000000"/>
           <w:kern w:val="0"/>
           <w:lang w:eastAsia="es-ES"/>
-          <w14:ligatures w14:val="none"/>
-        </w:rPr>
-      </w:pPr>
-    </w:p>
-    <w:p>
+          <ns2:ligatures ns2:val="none"/>
+        </w:rPr>
+      </w:pPr>
+    </w:p>
+    <w:p ns2:paraId="33EF4A48" ns2:textId="77777777">
       <w:pPr>
         <w:pStyle w:val="Prrafodelista"/>
         <w:numPr>
@@ -1553,16 +1553,16 @@
           <w:color w:val="000000"/>
           <w:kern w:val="0"/>
           <w:lang w:eastAsia="es-ES"/>
-          <w14:ligatures w14:val="none"/>
-        </w:rPr>
-      </w:pPr>
-      <w:r>
-        <w:rPr>
-          <w:rFonts w:ascii="Arial Narrow" w:eastAsia="Times New Roman" w:hAnsi="Arial Narrow" w:cs="Arial"/>
-          <w:color w:val="000000"/>
-          <w:kern w:val="0"/>
-          <w:lang w:eastAsia="es-ES"/>
-          <w14:ligatures w14:val="none"/>
+          <ns2:ligatures ns2:val="none"/>
+        </w:rPr>
+      </w:pPr>
+      <w:r>
+        <w:rPr>
+          <w:rFonts w:ascii="Arial Narrow" w:eastAsia="Times New Roman" w:hAnsi="Arial Narrow" w:cs="Arial"/>
+          <w:color w:val="000000"/>
+          <w:kern w:val="0"/>
+          <w:lang w:eastAsia="es-ES"/>
+          <ns2:ligatures ns2:val="none"/>
         </w:rPr>
         <w:t xml:space="preserve">El 3 de noviembre del 2025, </w:t>
       </w:r>
@@ -1572,7 +1572,7 @@
           <w:color w:val="000000"/>
           <w:kern w:val="0"/>
           <w:lang w:eastAsia="es-ES"/>
-          <w14:ligatures w14:val="none"/>
+          <ns2:ligatures ns2:val="none"/>
         </w:rPr>
         <w:t xml:space="preserve">Máster </w:t>
       </w:r>
@@ -1582,7 +1582,7 @@
           <w:color w:val="000000"/>
           <w:kern w:val="0"/>
           <w:lang w:eastAsia="es-ES"/>
-          <w14:ligatures w14:val="none"/>
+          <ns2:ligatures ns2:val="none"/>
         </w:rPr>
         <w:t xml:space="preserve">emitió el Informe final 40-1245/2025, en el que citó como documentación aplicable las CGC000 Cláusulas Generales de Contratación, DOM083 </w:t>
       </w:r>
@@ -1592,7 +1592,7 @@
           <w:color w:val="000000"/>
           <w:kern w:val="0"/>
           <w:lang w:eastAsia="es-ES"/>
-          <w14:ligatures w14:val="none"/>
+          <ns2:ligatures ns2:val="none"/>
         </w:rPr>
         <w:lastRenderedPageBreak/>
         <w:t xml:space="preserve">Condicionado General, DOM093 Robo y Daños por Intento de Robo y DOM096 Robo Dinero en Efectivo dentro de Vivienda; </w:t>
@@ -1603,12 +1603,12 @@
           <w:color w:val="000000"/>
           <w:kern w:val="0"/>
           <w:lang w:eastAsia="es-ES"/>
-          <w14:ligatures w14:val="none"/>
+          <ns2:ligatures ns2:val="none"/>
         </w:rPr>
         <w:t>No obstante, emitió dicho informe sin solicitar previamente a Rímac constancia de entrega íntegra de la póliza contratada con el objeto de conocer si le resultaban oponibles las cláusulas que citó como aplicables.</w:t>
       </w:r>
     </w:p>
-    <w:p>
+    <w:p ns2:paraId="7E018338" ns2:textId="77777777">
       <w:pPr>
         <w:pStyle w:val="Prrafodelista"/>
         <w:rPr>
@@ -1616,11 +1616,11 @@
           <w:color w:val="000000"/>
           <w:kern w:val="0"/>
           <w:lang w:eastAsia="es-ES"/>
-          <w14:ligatures w14:val="none"/>
-        </w:rPr>
-      </w:pPr>
-    </w:p>
-    <w:p>
+          <ns2:ligatures ns2:val="none"/>
+        </w:rPr>
+      </w:pPr>
+    </w:p>
+    <w:p ns2:paraId="2E0F35CD" ns2:textId="1C1DBB33">
       <w:pPr>
         <w:pStyle w:val="Prrafodelista"/>
         <w:numPr>
@@ -1638,16 +1638,16 @@
           <w:color w:val="000000"/>
           <w:kern w:val="0"/>
           <w:lang w:eastAsia="es-ES"/>
-          <w14:ligatures w14:val="none"/>
-        </w:rPr>
-      </w:pPr>
-      <w:r>
-        <w:rPr>
-          <w:rFonts w:ascii="Arial Narrow" w:eastAsia="Times New Roman" w:hAnsi="Arial Narrow" w:cs="Arial"/>
-          <w:color w:val="000000"/>
-          <w:kern w:val="0"/>
-          <w:lang w:eastAsia="es-ES"/>
-          <w14:ligatures w14:val="none"/>
+          <ns2:ligatures ns2:val="none"/>
+        </w:rPr>
+      </w:pPr>
+      <w:r>
+        <w:rPr>
+          <w:rFonts w:ascii="Arial Narrow" w:eastAsia="Times New Roman" w:hAnsi="Arial Narrow" w:cs="Arial"/>
+          <w:color w:val="000000"/>
+          <w:kern w:val="0"/>
+          <w:lang w:eastAsia="es-ES"/>
+          <ns2:ligatures ns2:val="none"/>
         </w:rPr>
         <w:t xml:space="preserve">Asimismo, Máster señaló en su informe final, entre otros, </w:t>
       </w:r>
@@ -1657,7 +1657,7 @@
           <w:color w:val="000000"/>
           <w:kern w:val="0"/>
           <w:lang w:eastAsia="es-ES"/>
-          <w14:ligatures w14:val="none"/>
+          <ns2:ligatures ns2:val="none"/>
         </w:rPr>
         <w:t xml:space="preserve">que el inmueble asegurado figuraba como domicilio fiscal de </w:t>
       </w:r>
@@ -1667,7 +1667,7 @@
           <w:color w:val="000000"/>
           <w:kern w:val="0"/>
           <w:lang w:eastAsia="es-ES"/>
-          <w14:ligatures w14:val="none"/>
+          <ns2:ligatures ns2:val="none"/>
         </w:rPr>
         <w:t xml:space="preserve">Jmrusso </w:t>
       </w:r>
@@ -1677,7 +1677,7 @@
           <w:color w:val="000000"/>
           <w:kern w:val="0"/>
           <w:lang w:eastAsia="es-ES"/>
-          <w14:ligatures w14:val="none"/>
+          <ns2:ligatures ns2:val="none"/>
         </w:rPr>
         <w:t>S.A.C., empresa de la que era gerente general, y que el predio cumplía funciones de oficina y almacén</w:t>
       </w:r>
@@ -1687,7 +1687,7 @@
           <w:color w:val="000000"/>
           <w:kern w:val="0"/>
           <w:lang w:eastAsia="es-ES"/>
-          <w14:ligatures w14:val="none"/>
+          <ns2:ligatures ns2:val="none"/>
         </w:rPr>
         <w:t xml:space="preserve">; además </w:t>
       </w:r>
@@ -1697,7 +1697,7 @@
           <w:color w:val="000000"/>
           <w:kern w:val="0"/>
           <w:lang w:eastAsia="es-ES"/>
-          <w14:ligatures w14:val="none"/>
+          <ns2:ligatures ns2:val="none"/>
         </w:rPr>
         <w:t xml:space="preserve">que en la inspección no se advirtieron huellas de violencia de ingreso; </w:t>
       </w:r>
@@ -1707,7 +1707,7 @@
           <w:color w:val="000000"/>
           <w:kern w:val="0"/>
           <w:lang w:eastAsia="es-ES"/>
-          <w14:ligatures w14:val="none"/>
+          <ns2:ligatures ns2:val="none"/>
         </w:rPr>
         <w:t xml:space="preserve"> que </w:t>
       </w:r>
@@ -1717,7 +1717,7 @@
           <w:color w:val="000000"/>
           <w:kern w:val="0"/>
           <w:lang w:eastAsia="es-ES"/>
-          <w14:ligatures w14:val="none"/>
+          <ns2:ligatures ns2:val="none"/>
         </w:rPr>
         <w:t xml:space="preserve">los bienes sustraídos correspondían a la </w:t>
       </w:r>
@@ -1727,7 +1727,7 @@
           <w:color w:val="000000"/>
           <w:kern w:val="0"/>
           <w:lang w:eastAsia="es-ES"/>
-          <w14:ligatures w14:val="none"/>
+          <ns2:ligatures ns2:val="none"/>
         </w:rPr>
         <w:t xml:space="preserve">referida </w:t>
       </w:r>
@@ -1737,7 +1737,7 @@
           <w:color w:val="000000"/>
           <w:kern w:val="0"/>
           <w:lang w:eastAsia="es-ES"/>
-          <w14:ligatures w14:val="none"/>
+          <ns2:ligatures ns2:val="none"/>
         </w:rPr>
         <w:t xml:space="preserve">empresa, salvo la </w:t>
       </w:r>
@@ -1747,7 +1747,7 @@
           <w:color w:val="000000"/>
           <w:kern w:val="0"/>
           <w:lang w:eastAsia="es-ES"/>
-          <w14:ligatures w14:val="none"/>
+          <ns2:ligatures ns2:val="none"/>
         </w:rPr>
         <w:t>tablet</w:t>
       </w:r>
@@ -1757,7 +1757,7 @@
           <w:color w:val="000000"/>
           <w:kern w:val="0"/>
           <w:lang w:eastAsia="es-ES"/>
-          <w14:ligatures w14:val="none"/>
+          <ns2:ligatures ns2:val="none"/>
         </w:rPr>
         <w:t xml:space="preserve">; </w:t>
       </w:r>
@@ -1767,7 +1767,7 @@
           <w:color w:val="000000"/>
           <w:kern w:val="0"/>
           <w:lang w:eastAsia="es-ES"/>
-          <w14:ligatures w14:val="none"/>
+          <ns2:ligatures ns2:val="none"/>
         </w:rPr>
         <w:t xml:space="preserve">y </w:t>
       </w:r>
@@ -1777,7 +1777,7 @@
           <w:color w:val="000000"/>
           <w:kern w:val="0"/>
           <w:lang w:eastAsia="es-ES"/>
-          <w14:ligatures w14:val="none"/>
+          <ns2:ligatures ns2:val="none"/>
         </w:rPr>
         <w:t>refirió que el dinero sustraído pertenecía a la empresa y/o a su suegra y no se encontraba dentro de mueble cerrado con llave</w:t>
       </w:r>
@@ -1787,12 +1787,12 @@
           <w:color w:val="000000"/>
           <w:kern w:val="0"/>
           <w:lang w:eastAsia="es-ES"/>
-          <w14:ligatures w14:val="none"/>
+          <ns2:ligatures ns2:val="none"/>
         </w:rPr>
         <w:t xml:space="preserve"> al momento del siniestro. </w:t>
       </w:r>
     </w:p>
-    <w:p>
+    <w:p ns2:paraId="188FC29B" ns2:textId="77777777">
       <w:pPr>
         <w:pStyle w:val="Prrafodelista"/>
         <w:spacing w:after="0" w:line="240" w:lineRule="auto"/>
@@ -1803,11 +1803,11 @@
           <w:color w:val="000000"/>
           <w:kern w:val="0"/>
           <w:lang w:eastAsia="es-ES"/>
-          <w14:ligatures w14:val="none"/>
-        </w:rPr>
-      </w:pPr>
-    </w:p>
-    <w:p>
+          <ns2:ligatures ns2:val="none"/>
+        </w:rPr>
+      </w:pPr>
+    </w:p>
+    <w:p ns2:paraId="5E297293" ns2:textId="2C3CE362">
       <w:pPr>
         <w:pStyle w:val="Prrafodelista"/>
         <w:numPr>
@@ -1825,16 +1825,16 @@
           <w:color w:val="000000"/>
           <w:kern w:val="0"/>
           <w:lang w:eastAsia="es-ES"/>
-          <w14:ligatures w14:val="none"/>
-        </w:rPr>
-      </w:pPr>
-      <w:r>
-        <w:rPr>
-          <w:rFonts w:ascii="Arial Narrow" w:eastAsia="Times New Roman" w:hAnsi="Arial Narrow" w:cs="Arial"/>
-          <w:color w:val="000000"/>
-          <w:kern w:val="0"/>
-          <w:lang w:eastAsia="es-ES"/>
-          <w14:ligatures w14:val="none"/>
+          <ns2:ligatures ns2:val="none"/>
+        </w:rPr>
+      </w:pPr>
+      <w:r>
+        <w:rPr>
+          <w:rFonts w:ascii="Arial Narrow" w:eastAsia="Times New Roman" w:hAnsi="Arial Narrow" w:cs="Arial"/>
+          <w:color w:val="000000"/>
+          <w:kern w:val="0"/>
+          <w:lang w:eastAsia="es-ES"/>
+          <ns2:ligatures ns2:val="none"/>
         </w:rPr>
         <w:t>El 4 de noviembre del 2025, Rímac</w:t>
       </w:r>
@@ -1844,7 +1844,7 @@
           <w:color w:val="000000"/>
           <w:kern w:val="0"/>
           <w:lang w:eastAsia="es-ES"/>
-          <w14:ligatures w14:val="none"/>
+          <ns2:ligatures ns2:val="none"/>
         </w:rPr>
         <w:t xml:space="preserve"> </w:t>
       </w:r>
@@ -1854,7 +1854,7 @@
           <w:color w:val="000000"/>
           <w:kern w:val="0"/>
           <w:lang w:eastAsia="es-ES"/>
-          <w14:ligatures w14:val="none"/>
+          <ns2:ligatures ns2:val="none"/>
         </w:rPr>
         <w:t xml:space="preserve">denegó la cobertura del Seguro Domiciliario sobre la base del informe final emitido por </w:t>
       </w:r>
@@ -1864,7 +1864,7 @@
           <w:color w:val="000000"/>
           <w:kern w:val="0"/>
           <w:lang w:eastAsia="es-ES"/>
-          <w14:ligatures w14:val="none"/>
+          <ns2:ligatures ns2:val="none"/>
         </w:rPr>
         <w:t>Máster</w:t>
       </w:r>
@@ -1874,7 +1874,7 @@
           <w:color w:val="000000"/>
           <w:kern w:val="0"/>
           <w:lang w:eastAsia="es-ES"/>
-          <w14:ligatures w14:val="none"/>
+          <ns2:ligatures ns2:val="none"/>
         </w:rPr>
         <w:t xml:space="preserve">, </w:t>
       </w:r>
@@ -1884,7 +1884,7 @@
           <w:color w:val="000000"/>
           <w:kern w:val="0"/>
           <w:lang w:eastAsia="es-ES"/>
-          <w14:ligatures w14:val="none"/>
+          <ns2:ligatures ns2:val="none"/>
         </w:rPr>
         <w:t>señalando, entre otros,</w:t>
       </w:r>
@@ -1894,12 +1894,12 @@
           <w:color w:val="000000"/>
           <w:kern w:val="0"/>
           <w:lang w:eastAsia="es-ES"/>
-          <w14:ligatures w14:val="none"/>
+          <ns2:ligatures ns2:val="none"/>
         </w:rPr>
         <w:t xml:space="preserve"> que las huellas de violencia mencionadas en la denuncia policial correspondían a la puerta del ambiente identificado como almacén y que, al momento de la inspección, ya se había cambiado la cerradura, y reiteró la aplicación de disposiciones referidas a las modalidades de ingreso al inmueble.</w:t>
       </w:r>
     </w:p>
-    <w:p>
+    <w:p ns2:paraId="771D4911" ns2:textId="77777777">
       <w:pPr>
         <w:pStyle w:val="Prrafodelista"/>
         <w:spacing w:after="0" w:line="240" w:lineRule="auto"/>
@@ -1910,11 +1910,11 @@
           <w:color w:val="000000"/>
           <w:kern w:val="0"/>
           <w:lang w:eastAsia="es-ES"/>
-          <w14:ligatures w14:val="none"/>
-        </w:rPr>
-      </w:pPr>
-    </w:p>
-    <w:p>
+          <ns2:ligatures ns2:val="none"/>
+        </w:rPr>
+      </w:pPr>
+    </w:p>
+    <w:p ns2:paraId="2FB14F49" ns2:textId="0785ABD3">
       <w:pPr>
         <w:pStyle w:val="Prrafodelista"/>
         <w:numPr>
@@ -1932,16 +1932,16 @@
           <w:color w:val="000000"/>
           <w:kern w:val="0"/>
           <w:lang w:eastAsia="es-ES"/>
-          <w14:ligatures w14:val="none"/>
-        </w:rPr>
-      </w:pPr>
-      <w:r>
-        <w:rPr>
-          <w:rFonts w:ascii="Arial Narrow" w:eastAsia="Times New Roman" w:hAnsi="Arial Narrow" w:cs="Arial"/>
-          <w:color w:val="000000"/>
-          <w:kern w:val="0"/>
-          <w:lang w:eastAsia="es-ES"/>
-          <w14:ligatures w14:val="none"/>
+          <ns2:ligatures ns2:val="none"/>
+        </w:rPr>
+      </w:pPr>
+      <w:r>
+        <w:rPr>
+          <w:rFonts w:ascii="Arial Narrow" w:eastAsia="Times New Roman" w:hAnsi="Arial Narrow" w:cs="Arial"/>
+          <w:color w:val="000000"/>
+          <w:kern w:val="0"/>
+          <w:lang w:eastAsia="es-ES"/>
+          <ns2:ligatures ns2:val="none"/>
         </w:rPr>
         <w:t>Posteriormente</w:t>
       </w:r>
@@ -1951,7 +1951,7 @@
           <w:color w:val="000000"/>
           <w:kern w:val="0"/>
           <w:lang w:eastAsia="es-ES"/>
-          <w14:ligatures w14:val="none"/>
+          <ns2:ligatures ns2:val="none"/>
         </w:rPr>
         <w:t xml:space="preserve">, </w:t>
       </w:r>
@@ -1961,7 +1961,7 @@
           <w:color w:val="000000"/>
           <w:kern w:val="0"/>
           <w:lang w:eastAsia="es-ES"/>
-          <w14:ligatures w14:val="none"/>
+          <ns2:ligatures ns2:val="none"/>
         </w:rPr>
         <w:t>presentó un</w:t>
       </w:r>
@@ -1971,7 +1971,7 @@
           <w:color w:val="000000"/>
           <w:kern w:val="0"/>
           <w:lang w:eastAsia="es-ES"/>
-          <w14:ligatures w14:val="none"/>
+          <ns2:ligatures ns2:val="none"/>
         </w:rPr>
         <w:t xml:space="preserve"> reclamo ante el Servicio de Atención al Ciudadano del Indecopi, el cual fue registrado con el 2107-2025-SAC-CHT/RC.</w:t>
       </w:r>
@@ -1981,7 +1981,7 @@
           <w:color w:val="000000"/>
           <w:kern w:val="0"/>
           <w:lang w:eastAsia="es-ES"/>
-          <w14:ligatures w14:val="none"/>
+          <ns2:ligatures ns2:val="none"/>
         </w:rPr>
         <w:t xml:space="preserve"> Ante lo cual, e</w:t>
       </w:r>
@@ -1991,7 +1991,7 @@
           <w:color w:val="000000"/>
           <w:kern w:val="0"/>
           <w:lang w:eastAsia="es-ES"/>
-          <w14:ligatures w14:val="none"/>
+          <ns2:ligatures ns2:val="none"/>
         </w:rPr>
         <w:t xml:space="preserve">l 22 de enero del 2026, Rímac presentó sus descargos </w:t>
       </w:r>
@@ -2001,7 +2001,7 @@
           <w:color w:val="000000"/>
           <w:kern w:val="0"/>
           <w:lang w:eastAsia="es-ES"/>
-          <w14:ligatures w14:val="none"/>
+          <ns2:ligatures ns2:val="none"/>
         </w:rPr>
         <w:t>adjuntando</w:t>
       </w:r>
@@ -2011,7 +2011,7 @@
           <w:color w:val="000000"/>
           <w:kern w:val="0"/>
           <w:lang w:eastAsia="es-ES"/>
-          <w14:ligatures w14:val="none"/>
+          <ns2:ligatures ns2:val="none"/>
         </w:rPr>
         <w:t xml:space="preserve"> </w:t>
       </w:r>
@@ -2021,7 +2021,7 @@
           <w:color w:val="000000"/>
           <w:kern w:val="0"/>
           <w:lang w:eastAsia="es-ES"/>
-          <w14:ligatures w14:val="none"/>
+          <ns2:ligatures ns2:val="none"/>
         </w:rPr>
         <w:t>el</w:t>
       </w:r>
@@ -2031,7 +2031,7 @@
           <w:color w:val="000000"/>
           <w:kern w:val="0"/>
           <w:lang w:eastAsia="es-ES"/>
-          <w14:ligatures w14:val="none"/>
+          <ns2:ligatures ns2:val="none"/>
         </w:rPr>
         <w:t xml:space="preserve"> Informe 1 ref. 1422-20138 emitido por Master </w:t>
       </w:r>
@@ -2041,7 +2041,7 @@
           <w:color w:val="000000"/>
           <w:kern w:val="0"/>
           <w:lang w:eastAsia="es-ES"/>
-          <w14:ligatures w14:val="none"/>
+          <ns2:ligatures ns2:val="none"/>
         </w:rPr>
         <w:t xml:space="preserve">y adjuntó imágenes de la solicitud de </w:t>
       </w:r>
@@ -2051,7 +2051,7 @@
           <w:color w:val="000000"/>
           <w:kern w:val="0"/>
           <w:lang w:val="es-ES" w:eastAsia="es-ES"/>
-          <w14:ligatures w14:val="none"/>
+          <ns2:ligatures ns2:val="none"/>
         </w:rPr>
         <w:t xml:space="preserve">Seguro Domiciliario, </w:t>
       </w:r>
@@ -2061,7 +2061,7 @@
           <w:color w:val="000000"/>
           <w:kern w:val="0"/>
           <w:lang w:eastAsia="es-ES"/>
-          <w14:ligatures w14:val="none"/>
+          <ns2:ligatures ns2:val="none"/>
         </w:rPr>
         <w:t>la cual no se le entregó una copia oportunamente</w:t>
       </w:r>
@@ -2071,12 +2071,12 @@
           <w:color w:val="000000"/>
           <w:kern w:val="0"/>
           <w:lang w:eastAsia="es-ES"/>
-          <w14:ligatures w14:val="none"/>
+          <ns2:ligatures ns2:val="none"/>
         </w:rPr>
         <w:t>.</w:t>
       </w:r>
     </w:p>
-    <w:p>
+    <w:p ns2:paraId="76630485" ns2:textId="77777777">
       <w:pPr>
         <w:tabs>
           <w:tab w:val="left" w:pos="1134"/>
@@ -2088,11 +2088,11 @@
           <w:color w:val="000000"/>
           <w:kern w:val="0"/>
           <w:lang w:eastAsia="es-ES"/>
-          <w14:ligatures w14:val="none"/>
-        </w:rPr>
-      </w:pPr>
-    </w:p>
-    <w:p>
+          <ns2:ligatures ns2:val="none"/>
+        </w:rPr>
+      </w:pPr>
+    </w:p>
+    <w:p ns2:paraId="4FB15987" ns2:textId="69FCD64D">
       <w:pPr>
         <w:numPr>
           <w:ilvl w:val="1"/>
@@ -2110,7 +2110,7 @@
           <w:color w:val="000000"/>
           <w:kern w:val="0"/>
           <w:lang w:val="es-ES" w:eastAsia="es-ES"/>
-          <w14:ligatures w14:val="none"/>
+          <ns2:ligatures ns2:val="none"/>
         </w:rPr>
       </w:pPr>
       <w:r>
@@ -2119,7 +2119,7 @@
           <w:color w:val="000000"/>
           <w:kern w:val="0"/>
           <w:lang w:val="es-ES" w:eastAsia="es-ES"/>
-          <w14:ligatures w14:val="none"/>
+          <ns2:ligatures ns2:val="none"/>
         </w:rPr>
         <w:t xml:space="preserve">El señor [APELLIDO] solicitó, en calidad de medida correctiva, que: (i) Rímac cumpla con entregarle copias del íntegro del Seguro Domiciliario que contenga las cláusulas generales de contratación, condiciones generales y especiales del producto denominado Seguro Domiciliario Hogar Total Rimac BBVA; (ii) Rímac cumpla con entregarle un resumen de la cobertura contratada en documento aparte del Seguro Domiciliario; (iii) Rímac cumpla con otorgarle la cobertura solicitada del Seguro Domiciliario por el siniestro ocurrido el 17 de octubre de 2025 en la suma de S/ 95 000.00, más intereses legales devengados; y, (iv) Rímac cumpla con declarar inexigibles las cláusulas declaradas abusivas de Introducción y numeral 1.5 del Condicionado General (DOM083) en los extremos que prohíben realizar actividades de oficina y profesional dentro del inmueble asegurado por Seguro Domiciliario. Asimismo, requirió el reembolso de costos y costas del presente procedimiento. </w:t>
       </w:r>
@@ -2127,7 +2127,7 @@
         <w:rPr>
           <w:rFonts w:ascii="Arial Narrow" w:eastAsia="Calibri" w:hAnsi="Arial Narrow" w:cs="Arial"/>
           <w:kern w:val="0"/>
-          <w14:ligatures w14:val="none"/>
+          <ns2:ligatures ns2:val="none"/>
         </w:rPr>
         <w:t xml:space="preserve"/>
       </w:r>
@@ -2135,7 +2135,7 @@
         <w:rPr>
           <w:rFonts w:ascii="Arial Narrow" w:eastAsia="Calibri" w:hAnsi="Arial Narrow" w:cs="Arial"/>
           <w:kern w:val="0"/>
-          <w14:ligatures w14:val="none"/>
+          <ns2:ligatures ns2:val="none"/>
         </w:rPr>
         <w:t xml:space="preserve"/>
       </w:r>
@@ -2145,7 +2145,7 @@
           <w:color w:val="000000"/>
           <w:kern w:val="0"/>
           <w:lang w:val="es-ES" w:eastAsia="es-ES"/>
-          <w14:ligatures w14:val="none"/>
+          <ns2:ligatures ns2:val="none"/>
         </w:rPr>
         <w:t/>
       </w:r>
@@ -2156,7 +2156,7 @@
           <w:color w:val="000000"/>
           <w:kern w:val="0"/>
           <w:lang w:val="es-ES" w:eastAsia="es-ES"/>
-          <w14:ligatures w14:val="none"/>
+          <ns2:ligatures ns2:val="none"/>
         </w:rPr>
         <w:t xml:space="preserve"/>
       </w:r>
@@ -2166,7 +2166,7 @@
           <w:color w:val="000000"/>
           <w:kern w:val="0"/>
           <w:lang w:val="es-ES" w:eastAsia="es-ES"/>
-          <w14:ligatures w14:val="none"/>
+          <ns2:ligatures ns2:val="none"/>
         </w:rPr>
         <w:t xml:space="preserve"/>
       </w:r>
@@ -2176,7 +2176,7 @@
           <w:color w:val="000000"/>
           <w:kern w:val="0"/>
           <w:lang w:val="es-ES" w:eastAsia="es-ES"/>
-          <w14:ligatures w14:val="none"/>
+          <ns2:ligatures ns2:val="none"/>
         </w:rPr>
         <w:t/>
       </w:r>
@@ -2186,7 +2186,7 @@
           <w:color w:val="000000"/>
           <w:kern w:val="0"/>
           <w:lang w:val="es-ES" w:eastAsia="es-ES"/>
-          <w14:ligatures w14:val="none"/>
+          <ns2:ligatures ns2:val="none"/>
         </w:rPr>
         <w:t xml:space="preserve"/>
       </w:r>
@@ -2196,7 +2196,7 @@
           <w:color w:val="000000"/>
           <w:kern w:val="0"/>
           <w:lang w:val="es-ES" w:eastAsia="es-ES"/>
-          <w14:ligatures w14:val="none"/>
+          <ns2:ligatures ns2:val="none"/>
         </w:rPr>
         <w:t xml:space="preserve"/>
       </w:r>
@@ -2206,7 +2206,7 @@
           <w:color w:val="000000"/>
           <w:kern w:val="0"/>
           <w:lang w:eastAsia="es-ES"/>
-          <w14:ligatures w14:val="none"/>
+          <ns2:ligatures ns2:val="none"/>
         </w:rPr>
         <w:t/>
       </w:r>
@@ -2216,7 +2216,7 @@
           <w:color w:val="000000"/>
           <w:kern w:val="0"/>
           <w:lang w:val="es-ES" w:eastAsia="es-ES"/>
-          <w14:ligatures w14:val="none"/>
+          <ns2:ligatures ns2:val="none"/>
         </w:rPr>
         <w:t xml:space="preserve"/>
       </w:r>
@@ -2226,7 +2226,7 @@
           <w:color w:val="000000"/>
           <w:kern w:val="0"/>
           <w:lang w:val="es-ES" w:eastAsia="es-ES"/>
-          <w14:ligatures w14:val="none"/>
+          <ns2:ligatures ns2:val="none"/>
         </w:rPr>
         <w:t/>
       </w:r>
@@ -2236,7 +2236,7 @@
           <w:color w:val="000000"/>
           <w:kern w:val="0"/>
           <w:lang w:val="es-ES" w:eastAsia="es-ES"/>
-          <w14:ligatures w14:val="none"/>
+          <ns2:ligatures ns2:val="none"/>
         </w:rPr>
         <w:t xml:space="preserve"/>
       </w:r>
@@ -2246,7 +2246,7 @@
           <w:color w:val="000000"/>
           <w:kern w:val="0"/>
           <w:lang w:val="es-ES" w:eastAsia="es-ES"/>
-          <w14:ligatures w14:val="none"/>
+          <ns2:ligatures ns2:val="none"/>
         </w:rPr>
         <w:t xml:space="preserve"/>
       </w:r>
@@ -2256,7 +2256,7 @@
           <w:color w:val="000000"/>
           <w:kern w:val="0"/>
           <w:lang w:val="es-ES" w:eastAsia="es-ES"/>
-          <w14:ligatures w14:val="none"/>
+          <ns2:ligatures ns2:val="none"/>
         </w:rPr>
         <w:t xml:space="preserve"/>
       </w:r>
@@ -2266,7 +2266,7 @@
           <w:color w:val="000000"/>
           <w:kern w:val="0"/>
           <w:lang w:eastAsia="es-ES"/>
-          <w14:ligatures w14:val="none"/>
+          <ns2:ligatures ns2:val="none"/>
         </w:rPr>
         <w:t/>
       </w:r>
@@ -2276,7 +2276,7 @@
           <w:color w:val="000000"/>
           <w:kern w:val="0"/>
           <w:lang w:val="es-ES" w:eastAsia="es-ES"/>
-          <w14:ligatures w14:val="none"/>
+          <ns2:ligatures ns2:val="none"/>
         </w:rPr>
         <w:t/>
       </w:r>
@@ -2286,7 +2286,7 @@
           <w:color w:val="000000"/>
           <w:kern w:val="0"/>
           <w:lang w:val="es-ES" w:eastAsia="es-ES"/>
-          <w14:ligatures w14:val="none"/>
+          <ns2:ligatures ns2:val="none"/>
         </w:rPr>
         <w:t xml:space="preserve"/>
       </w:r>
@@ -2296,7 +2296,7 @@
           <w:color w:val="000000"/>
           <w:kern w:val="0"/>
           <w:lang w:val="es-ES" w:eastAsia="es-ES"/>
-          <w14:ligatures w14:val="none"/>
+          <ns2:ligatures ns2:val="none"/>
         </w:rPr>
         <w:t xml:space="preserve"/>
       </w:r>
@@ -2306,7 +2306,7 @@
           <w:color w:val="000000"/>
           <w:kern w:val="0"/>
           <w:lang w:val="es-ES" w:eastAsia="es-ES"/>
-          <w14:ligatures w14:val="none"/>
+          <ns2:ligatures ns2:val="none"/>
         </w:rPr>
         <w:t xml:space="preserve"/>
       </w:r>
@@ -2316,7 +2316,7 @@
           <w:color w:val="000000"/>
           <w:kern w:val="0"/>
           <w:lang w:eastAsia="es-ES"/>
-          <w14:ligatures w14:val="none"/>
+          <ns2:ligatures ns2:val="none"/>
         </w:rPr>
         <w:t/>
       </w:r>
@@ -2326,7 +2326,7 @@
           <w:color w:val="000000"/>
           <w:kern w:val="0"/>
           <w:lang w:val="es-ES" w:eastAsia="es-ES"/>
-          <w14:ligatures w14:val="none"/>
+          <ns2:ligatures ns2:val="none"/>
         </w:rPr>
         <w:t xml:space="preserve"/>
       </w:r>
@@ -2336,7 +2336,7 @@
           <w:color w:val="000000"/>
           <w:kern w:val="0"/>
           <w:lang w:val="es-ES" w:eastAsia="es-ES"/>
-          <w14:ligatures w14:val="none"/>
+          <ns2:ligatures ns2:val="none"/>
         </w:rPr>
         <w:t/>
       </w:r>
@@ -2346,7 +2346,7 @@
           <w:color w:val="000000"/>
           <w:kern w:val="0"/>
           <w:lang w:val="es-ES" w:eastAsia="es-ES"/>
-          <w14:ligatures w14:val="none"/>
+          <ns2:ligatures ns2:val="none"/>
         </w:rPr>
         <w:t xml:space="preserve"/>
       </w:r>
@@ -2356,7 +2356,7 @@
           <w:color w:val="000000"/>
           <w:kern w:val="0"/>
           <w:lang w:val="es-ES" w:eastAsia="es-ES"/>
-          <w14:ligatures w14:val="none"/>
+          <ns2:ligatures ns2:val="none"/>
         </w:rPr>
         <w:t xml:space="preserve"/>
       </w:r>
@@ -2366,7 +2366,7 @@
           <w:color w:val="000000"/>
           <w:kern w:val="0"/>
           <w:lang w:val="es-ES" w:eastAsia="es-ES"/>
-          <w14:ligatures w14:val="none"/>
+          <ns2:ligatures ns2:val="none"/>
         </w:rPr>
         <w:t xml:space="preserve"/>
       </w:r>
@@ -2376,7 +2376,7 @@
           <w:color w:val="000000"/>
           <w:kern w:val="0"/>
           <w:lang w:val="es-ES" w:eastAsia="es-ES"/>
-          <w14:ligatures w14:val="none"/>
+          <ns2:ligatures ns2:val="none"/>
         </w:rPr>
         <w:t/>
       </w:r>
@@ -2386,7 +2386,7 @@
           <w:color w:val="000000"/>
           <w:kern w:val="0"/>
           <w:lang w:val="es-ES" w:eastAsia="es-ES"/>
-          <w14:ligatures w14:val="none"/>
+          <ns2:ligatures ns2:val="none"/>
         </w:rPr>
         <w:t xml:space="preserve"/>
       </w:r>
@@ -2396,7 +2396,7 @@
           <w:color w:val="000000"/>
           <w:kern w:val="0"/>
           <w:lang w:eastAsia="es-ES"/>
-          <w14:ligatures w14:val="none"/>
+          <ns2:ligatures ns2:val="none"/>
         </w:rPr>
         <w:t/>
       </w:r>
@@ -2406,7 +2406,7 @@
           <w:color w:val="000000"/>
           <w:kern w:val="0"/>
           <w:lang w:val="es-ES" w:eastAsia="es-ES"/>
-          <w14:ligatures w14:val="none"/>
+          <ns2:ligatures ns2:val="none"/>
         </w:rPr>
         <w:t/>
       </w:r>
@@ -2416,7 +2416,7 @@
           <w:color w:val="000000"/>
           <w:kern w:val="0"/>
           <w:lang w:val="es-ES" w:eastAsia="es-ES"/>
-          <w14:ligatures w14:val="none"/>
+          <ns2:ligatures ns2:val="none"/>
         </w:rPr>
         <w:t xml:space="preserve"/>
       </w:r>
@@ -2426,7 +2426,7 @@
           <w:color w:val="000000"/>
           <w:kern w:val="0"/>
           <w:lang w:val="es-ES" w:eastAsia="es-ES"/>
-          <w14:ligatures w14:val="none"/>
+          <ns2:ligatures ns2:val="none"/>
         </w:rPr>
         <w:t xml:space="preserve"/>
       </w:r>
@@ -2436,13 +2436,13 @@
           <w:color w:val="000000"/>
           <w:kern w:val="0"/>
           <w:lang w:val="es-ES" w:eastAsia="es-ES"/>
-          <w14:ligatures w14:val="none"/>
+          <ns2:ligatures ns2:val="none"/>
         </w:rPr>
         <w:t xml:space="preserve"/>
       </w:r>
     </w:p>
     <w:bookmarkEnd w:id="2"/>
-    <w:p>
+    <w:p ns2:paraId="61C46995" ns2:textId="77777777">
       <w:pPr>
         <w:spacing w:after="0" w:line="240" w:lineRule="auto"/>
         <w:contextualSpacing/>
@@ -2453,11 +2453,11 @@
           <w:color w:val="000000"/>
           <w:kern w:val="0"/>
           <w:lang w:eastAsia="es-PE"/>
-          <w14:ligatures w14:val="none"/>
-        </w:rPr>
-      </w:pPr>
-    </w:p>
-    <w:p>
+          <ns2:ligatures ns2:val="none"/>
+        </w:rPr>
+      </w:pPr>
+    </w:p>
+    <w:p ns2:paraId="4713554A" ns2:textId="77777777">
       <w:pPr>
         <w:pStyle w:val="Prrafodelista"/>
         <w:numPr>
@@ -2477,22 +2477,22 @@
           <w:color w:val="000000"/>
           <w:kern w:val="0"/>
           <w:lang w:eastAsia="es-PE"/>
-          <w14:ligatures w14:val="none"/>
-        </w:rPr>
-      </w:pPr>
-      <w:r>
-        <w:rPr>
-          <w:rFonts w:ascii="Arial Narrow" w:eastAsia="Arial Narrow" w:hAnsi="Arial Narrow" w:cs="Arial Narrow"/>
-          <w:b/>
-          <w:color w:val="000000"/>
-          <w:kern w:val="0"/>
-          <w:lang w:eastAsia="es-PE"/>
-          <w14:ligatures w14:val="none"/>
+          <ns2:ligatures ns2:val="none"/>
+        </w:rPr>
+      </w:pPr>
+      <w:r>
+        <w:rPr>
+          <w:rFonts w:ascii="Arial Narrow" w:eastAsia="Arial Narrow" w:hAnsi="Arial Narrow" w:cs="Arial Narrow"/>
+          <w:b/>
+          <w:color w:val="000000"/>
+          <w:kern w:val="0"/>
+          <w:lang w:eastAsia="es-PE"/>
+          <ns2:ligatures ns2:val="none"/>
         </w:rPr>
         <w:t>DE LA ADMISIÓN A TRÁMITE DE LA DENUNCIA</w:t>
       </w:r>
     </w:p>
-    <w:p>
+    <w:p ns2:paraId="4BBBE1C2" ns2:textId="77777777">
       <w:pPr>
         <w:spacing w:after="0" w:line="240" w:lineRule="auto"/>
         <w:ind w:left="567"/>
@@ -2504,11 +2504,11 @@
           <w:color w:val="000000"/>
           <w:kern w:val="0"/>
           <w:lang w:eastAsia="es-PE"/>
-          <w14:ligatures w14:val="none"/>
-        </w:rPr>
-      </w:pPr>
-    </w:p>
-    <w:p>
+          <ns2:ligatures ns2:val="none"/>
+        </w:rPr>
+      </w:pPr>
+    </w:p>
+    <w:p ns2:paraId="749C69A0" ns2:textId="7D0F4AA8">
       <w:pPr>
         <w:pStyle w:val="Prrafodelista"/>
         <w:numPr>
@@ -2521,7 +2521,7 @@
         <w:rPr>
           <w:rFonts w:ascii="Arial Narrow" w:eastAsia="Arial Narrow" w:hAnsi="Arial Narrow" w:cs="Arial Narrow"/>
           <w:kern w:val="0"/>
-          <w14:ligatures w14:val="none"/>
+          <ns2:ligatures ns2:val="none"/>
         </w:rPr>
       </w:pPr>
       <w:bookmarkStart w:id="3" w:name="_Hlk140755208"/>
@@ -2533,7 +2533,7 @@
           <w:color w:val="000000"/>
           <w:kern w:val="0"/>
           <w:lang w:eastAsia="es-PE"/>
-          <w14:ligatures w14:val="none"/>
+          <ns2:ligatures ns2:val="none"/>
         </w:rPr>
         <w:t xml:space="preserve">La Secretaría </w:t>
       </w:r>
@@ -2546,7 +2546,7 @@
           <w:color w:val="000000"/>
           <w:kern w:val="0"/>
           <w:lang w:eastAsia="es-PE"/>
-          <w14:ligatures w14:val="none"/>
+          <ns2:ligatures ns2:val="none"/>
         </w:rPr>
         <w:t>Técnica de la Comisión de Protección al Consumidor 1 (en adelante, la Secretaría Técnica), en ejercicio de sus facultades</w:t>
       </w:r>
@@ -2556,7 +2556,7 @@
           <w:rFonts w:ascii="Arial Narrow" w:eastAsia="Arial Narrow" w:hAnsi="Arial Narrow" w:cs="Arial Narrow"/>
           <w:kern w:val="0"/>
           <w:vertAlign w:val="superscript"/>
-          <w14:ligatures w14:val="none"/>
+          <ns2:ligatures ns2:val="none"/>
         </w:rPr>
         <w:footnoteReference w:id="2"/>
       </w:r>
@@ -2566,7 +2566,7 @@
           <w:color w:val="000000"/>
           <w:kern w:val="0"/>
           <w:lang w:eastAsia="es-PE"/>
-          <w14:ligatures w14:val="none"/>
+          <ns2:ligatures ns2:val="none"/>
         </w:rPr>
         <w:t xml:space="preserve">, considera </w:t>
       </w:r>
@@ -2574,7 +2574,7 @@
         <w:rPr>
           <w:rFonts w:ascii="Arial Narrow" w:eastAsia="Arial Narrow" w:hAnsi="Arial Narrow" w:cs="Arial Narrow"/>
           <w:kern w:val="0"/>
-          <w14:ligatures w14:val="none"/>
+          <ns2:ligatures ns2:val="none"/>
         </w:rPr>
         <w:t xml:space="preserve">que el hecho denunciado, </w:t>
       </w:r>
@@ -2582,7 +2582,7 @@
         <w:rPr>
           <w:rFonts w:ascii="Arial Narrow" w:eastAsia="Arial Narrow" w:hAnsi="Arial Narrow" w:cs="Arial Narrow"/>
           <w:kern w:val="0"/>
-          <w14:ligatures w14:val="none"/>
+          <ns2:ligatures ns2:val="none"/>
         </w:rPr>
         <w:t xml:space="preserve">consistente en que </w:t>
       </w:r>
@@ -2593,7 +2593,7 @@
           <w:kern w:val="0"/>
           <w:shd w:val="clear" w:color="auto" w:fill="FFFFFF"/>
           <w:lang w:eastAsia="es-PE"/>
-          <w14:ligatures w14:val="none"/>
+          <ns2:ligatures ns2:val="none"/>
         </w:rPr>
         <w:lastRenderedPageBreak/>
         <w:t>Rímac Seguros y Reaseguros S.A. habría negado injustificadamente la cobertura de la Póliza 1422-61410 del Seguro Domiciliario Hogar Total al denunciante por el siniestro del 17 de octubre de 2025</w:t>
@@ -2602,7 +2602,7 @@
         <w:rPr>
           <w:rFonts w:ascii="Arial Narrow" w:eastAsia="Arial Narrow" w:hAnsi="Arial Narrow" w:cs="Arial Narrow"/>
           <w:kern w:val="0"/>
-          <w14:ligatures w14:val="none"/>
+          <ns2:ligatures ns2:val="none"/>
         </w:rPr>
         <w:t>; involucraría una presunta afectación a sus expectativas, quien no habría encontrado una correspondencia entre lo que esperaba recibir de parte del proveedor y lo que realmente recibió. Por consiguiente, corresponde calificar el hecho materia de denuncia como una presunta infracción al deber de idoneidad, tipificado en los artículos 18</w:t>
       </w:r>
@@ -2612,7 +2612,7 @@
           <w:color w:val="000000"/>
           <w:kern w:val="0"/>
           <w:lang w:eastAsia="es-PE"/>
-          <w14:ligatures w14:val="none"/>
+          <ns2:ligatures ns2:val="none"/>
         </w:rPr>
         <w:t/>
       </w:r>
@@ -2620,7 +2620,7 @@
         <w:rPr>
           <w:rFonts w:ascii="Arial Narrow" w:eastAsia="Arial Narrow" w:hAnsi="Arial Narrow" w:cs="Arial Narrow"/>
           <w:kern w:val="0"/>
-          <w14:ligatures w14:val="none"/>
+          <ns2:ligatures ns2:val="none"/>
         </w:rPr>
         <w:t xml:space="preserve"> y 19</w:t>
       </w:r>
@@ -2630,7 +2630,7 @@
           <w:color w:val="000000"/>
           <w:kern w:val="0"/>
           <w:lang w:eastAsia="es-PE"/>
-          <w14:ligatures w14:val="none"/>
+          <ns2:ligatures ns2:val="none"/>
         </w:rPr>
         <w:t/>
       </w:r>
@@ -2638,7 +2638,7 @@
         <w:rPr>
           <w:rFonts w:ascii="Arial Narrow" w:eastAsia="Arial Narrow" w:hAnsi="Arial Narrow" w:cs="Arial Narrow"/>
           <w:kern w:val="0"/>
-          <w14:ligatures w14:val="none"/>
+          <ns2:ligatures ns2:val="none"/>
         </w:rPr>
         <w:t xml:space="preserve"> del Código</w:t>
       </w:r>
@@ -2649,7 +2649,7 @@
           <w:rFonts w:ascii="Arial Narrow" w:eastAsia="Arial Narrow" w:hAnsi="Arial Narrow" w:cs="Arial"/>
           <w:kern w:val="0"/>
           <w:vertAlign w:val="superscript"/>
-          <w14:ligatures w14:val="none"/>
+          <ns2:ligatures ns2:val="none"/>
         </w:rPr>
         <w:footnoteReference w:id="3"/>
       </w:r>
@@ -2657,13 +2657,13 @@
         <w:rPr>
           <w:rFonts w:ascii="Arial Narrow" w:eastAsia="Arial Narrow" w:hAnsi="Arial Narrow" w:cs="Arial Narrow"/>
           <w:kern w:val="0"/>
-          <w14:ligatures w14:val="none"/>
+          <ns2:ligatures ns2:val="none"/>
         </w:rPr>
         <w:t>.</w:t>
       </w:r>
       <w:bookmarkEnd w:id="6"/>
     </w:p>
-    <w:p>
+    <w:p ns2:paraId="2F8D23C0" ns2:textId="77777777">
       <w:pPr>
         <w:pStyle w:val="Prrafodelista"/>
         <w:spacing w:after="0" w:line="240" w:lineRule="auto"/>
@@ -2672,11 +2672,11 @@
         <w:rPr>
           <w:rFonts w:ascii="Arial Narrow" w:eastAsia="Arial Narrow" w:hAnsi="Arial Narrow" w:cs="Arial Narrow"/>
           <w:kern w:val="0"/>
-          <w14:ligatures w14:val="none"/>
-        </w:rPr>
-      </w:pPr>
-    </w:p>
-    <w:p>
+          <ns2:ligatures ns2:val="none"/>
+        </w:rPr>
+      </w:pPr>
+    </w:p>
+    <w:p ns2:paraId="54A143B5" ns2:textId="4665F0D9">
       <w:pPr>
         <w:pStyle w:val="Prrafodelista"/>
         <w:numPr>
@@ -2689,14 +2689,14 @@
         <w:rPr>
           <w:rFonts w:ascii="Arial Narrow" w:eastAsia="Arial Narrow" w:hAnsi="Arial Narrow" w:cs="Arial Narrow"/>
           <w:kern w:val="0"/>
-          <w14:ligatures w14:val="none"/>
-        </w:rPr>
-      </w:pPr>
-      <w:r>
-        <w:rPr>
-          <w:rFonts w:ascii="Arial Narrow" w:eastAsia="Arial Narrow" w:hAnsi="Arial Narrow" w:cs="Arial Narrow"/>
-          <w:kern w:val="0"/>
-          <w14:ligatures w14:val="none"/>
+          <ns2:ligatures ns2:val="none"/>
+        </w:rPr>
+      </w:pPr>
+      <w:r>
+        <w:rPr>
+          <w:rFonts w:ascii="Arial Narrow" w:eastAsia="Arial Narrow" w:hAnsi="Arial Narrow" w:cs="Arial Narrow"/>
+          <w:kern w:val="0"/>
+          <ns2:ligatures ns2:val="none"/>
         </w:rPr>
         <w:t xml:space="preserve">Así también, la Secretaría Técnica, en ejercicio de sus facultades, </w:t>
       </w:r>
@@ -2707,7 +2707,7 @@
           <w:color w:val="000000"/>
           <w:kern w:val="0"/>
           <w:lang w:eastAsia="es-PE"/>
-          <w14:ligatures w14:val="none"/>
+          <ns2:ligatures ns2:val="none"/>
         </w:rPr>
         <w:t xml:space="preserve">considera </w:t>
       </w:r>
@@ -2715,7 +2715,7 @@
         <w:rPr>
           <w:rFonts w:ascii="Arial Narrow" w:eastAsia="Arial Narrow" w:hAnsi="Arial Narrow" w:cs="Arial Narrow"/>
           <w:kern w:val="0"/>
-          <w14:ligatures w14:val="none"/>
+          <ns2:ligatures ns2:val="none"/>
         </w:rPr>
         <w:t xml:space="preserve">que el hecho denunciado, consistente en que </w:t>
       </w:r>
@@ -2726,7 +2726,7 @@
           <w:kern w:val="0"/>
           <w:shd w:val="clear" w:color="auto" w:fill="FFFFFF"/>
           <w:lang w:eastAsia="es-PE"/>
-          <w14:ligatures w14:val="none"/>
+          <ns2:ligatures ns2:val="none"/>
         </w:rPr>
         <w:t>Máster Ajustadores de Seguros S.A.C., habría emitido de manera inadecuada el Informe final 40-1245/2025 de fecha 3 de noviembre de 2025 al aplicar las CGC000 Cláusulas Generales de Contratación, DOM083 Condicionado General, DOM093 Robo y Daños por Intento de Robo y DOM096 Robo Dinero en Efectivo dentro de Vivienda sin solicitar previamente a Rímac Seguros y Reaseguros S.A. la constancia de entrega íntegra de la de la Póliza 1422-61410 del Seguro Domiciliario Hogar Total al denunciante para verificar la oponibilidad de las referidas cláusulas</w:t>
       </w:r>
@@ -2734,7 +2734,7 @@
         <w:rPr>
           <w:rFonts w:ascii="Arial Narrow" w:eastAsia="Arial Narrow" w:hAnsi="Arial Narrow" w:cs="Arial Narrow"/>
           <w:kern w:val="0"/>
-          <w14:ligatures w14:val="none"/>
+          <ns2:ligatures ns2:val="none"/>
         </w:rPr>
         <w:t>; involucraría una presunta afectación a sus expectativas, quien no habría encontrado una correspondencia entre lo que esperaba recibir de parte del proveedor y lo que realmente recibió. Por consiguiente, corresponde calificar el hecho materia de denuncia como una presunta infracción al deber de idoneidad, tipificado en los artículos 18</w:t>
       </w:r>
@@ -2744,7 +2744,7 @@
           <w:color w:val="000000"/>
           <w:kern w:val="0"/>
           <w:lang w:eastAsia="es-PE"/>
-          <w14:ligatures w14:val="none"/>
+          <ns2:ligatures ns2:val="none"/>
         </w:rPr>
         <w:t/>
       </w:r>
@@ -2752,7 +2752,7 @@
         <w:rPr>
           <w:rFonts w:ascii="Arial Narrow" w:eastAsia="Arial Narrow" w:hAnsi="Arial Narrow" w:cs="Arial Narrow"/>
           <w:kern w:val="0"/>
-          <w14:ligatures w14:val="none"/>
+          <ns2:ligatures ns2:val="none"/>
         </w:rPr>
         <w:t xml:space="preserve"> y 19</w:t>
       </w:r>
@@ -2762,7 +2762,7 @@
           <w:color w:val="000000"/>
           <w:kern w:val="0"/>
           <w:lang w:eastAsia="es-PE"/>
-          <w14:ligatures w14:val="none"/>
+          <ns2:ligatures ns2:val="none"/>
         </w:rPr>
         <w:t/>
       </w:r>
@@ -2770,7 +2770,7 @@
         <w:rPr>
           <w:rFonts w:ascii="Arial Narrow" w:eastAsia="Arial Narrow" w:hAnsi="Arial Narrow" w:cs="Arial Narrow"/>
           <w:kern w:val="0"/>
-          <w14:ligatures w14:val="none"/>
+          <ns2:ligatures ns2:val="none"/>
         </w:rPr>
         <w:t xml:space="preserve"> del Código</w:t>
       </w:r>
@@ -2781,22 +2781,22 @@
           <w:color w:val="000000"/>
           <w:kern w:val="0"/>
           <w:lang w:eastAsia="es-PE"/>
-          <w14:ligatures w14:val="none"/>
+          <ns2:ligatures ns2:val="none"/>
         </w:rPr>
         <w:t xml:space="preserve">. </w:t>
       </w:r>
     </w:p>
-    <w:p>
+    <w:p ns2:paraId="604FC640" ns2:textId="77777777">
       <w:pPr>
         <w:pStyle w:val="Prrafodelista"/>
         <w:rPr>
           <w:rFonts w:ascii="Arial Narrow" w:eastAsia="Arial Narrow" w:hAnsi="Arial Narrow" w:cs="Arial Narrow"/>
           <w:kern w:val="0"/>
-          <w14:ligatures w14:val="none"/>
-        </w:rPr>
-      </w:pPr>
-    </w:p>
-    <w:p>
+          <ns2:ligatures ns2:val="none"/>
+        </w:rPr>
+      </w:pPr>
+    </w:p>
+    <w:p ns2:paraId="2073EFB0" ns2:textId="6A5EBC6D">
       <w:pPr>
         <w:pStyle w:val="Prrafodelista"/>
         <w:numPr>
@@ -2809,14 +2809,14 @@
         <w:rPr>
           <w:rFonts w:ascii="Arial Narrow" w:eastAsia="Arial Narrow" w:hAnsi="Arial Narrow" w:cs="Arial Narrow"/>
           <w:kern w:val="0"/>
-          <w14:ligatures w14:val="none"/>
-        </w:rPr>
-      </w:pPr>
-      <w:r>
-        <w:rPr>
-          <w:rFonts w:ascii="Arial Narrow" w:eastAsia="Arial Narrow" w:hAnsi="Arial Narrow" w:cs="Arial Narrow"/>
-          <w:kern w:val="0"/>
-          <w14:ligatures w14:val="none"/>
+          <ns2:ligatures ns2:val="none"/>
+        </w:rPr>
+      </w:pPr>
+      <w:r>
+        <w:rPr>
+          <w:rFonts w:ascii="Arial Narrow" w:eastAsia="Arial Narrow" w:hAnsi="Arial Narrow" w:cs="Arial Narrow"/>
+          <w:kern w:val="0"/>
+          <ns2:ligatures ns2:val="none"/>
         </w:rPr>
         <w:t xml:space="preserve">Además, la Secretaría Técnica, en ejercicio de sus facultades, </w:t>
       </w:r>
@@ -2826,7 +2826,7 @@
           <w:color w:val="000000"/>
           <w:kern w:val="0"/>
           <w:lang w:eastAsia="es-PE"/>
-          <w14:ligatures w14:val="none"/>
+          <ns2:ligatures ns2:val="none"/>
         </w:rPr>
         <w:t xml:space="preserve">considera </w:t>
       </w:r>
@@ -2834,7 +2834,7 @@
         <w:rPr>
           <w:rFonts w:ascii="Arial Narrow" w:eastAsia="Arial Narrow" w:hAnsi="Arial Narrow" w:cs="Arial Narrow"/>
           <w:kern w:val="0"/>
-          <w14:ligatures w14:val="none"/>
+          <ns2:ligatures ns2:val="none"/>
         </w:rPr>
         <w:t xml:space="preserve">que el hecho denunciado, consistente en que </w:t>
       </w:r>
@@ -2845,7 +2845,7 @@
           <w:kern w:val="0"/>
           <w:shd w:val="clear" w:color="auto" w:fill="FFFFFF"/>
           <w:lang w:eastAsia="es-PE"/>
-          <w14:ligatures w14:val="none"/>
+          <ns2:ligatures ns2:val="none"/>
         </w:rPr>
         <w:t>Máster Ajustadores de Seguros S.A.C. no habría cumplido con realizar oportunamente la inspección del inmueble asegurado con la Póliza 1422-61410 del Seguro Domiciliario Hogar Total, circunstancia que habría incidido en la evaluación del siniestro del 17 de octubre de 2025 al considerarse la ausencia de huellas visibles de violencia en una cerradura que ya había sido cambiada por razones de seguridad</w:t>
       </w:r>
@@ -2853,7 +2853,7 @@
         <w:rPr>
           <w:rFonts w:ascii="Arial Narrow" w:eastAsia="Arial Narrow" w:hAnsi="Arial Narrow" w:cs="Arial Narrow"/>
           <w:kern w:val="0"/>
-          <w14:ligatures w14:val="none"/>
+          <ns2:ligatures ns2:val="none"/>
         </w:rPr>
         <w:t>; involucraría una presunta afectación a sus expectativas, quien no habría encontrado una correspondencia entre lo que esperaba recibir de parte del proveedor y lo que realmente recibió. Por consiguiente, corresponde calificar el hecho materia de denuncia como una presunta infracción al deber de idoneidad, tipificado en los artículos 18</w:t>
       </w:r>
@@ -2863,7 +2863,7 @@
           <w:color w:val="000000"/>
           <w:kern w:val="0"/>
           <w:lang w:eastAsia="es-PE"/>
-          <w14:ligatures w14:val="none"/>
+          <ns2:ligatures ns2:val="none"/>
         </w:rPr>
         <w:t/>
       </w:r>
@@ -2871,7 +2871,7 @@
         <w:rPr>
           <w:rFonts w:ascii="Arial Narrow" w:eastAsia="Arial Narrow" w:hAnsi="Arial Narrow" w:cs="Arial Narrow"/>
           <w:kern w:val="0"/>
-          <w14:ligatures w14:val="none"/>
+          <ns2:ligatures ns2:val="none"/>
         </w:rPr>
         <w:t xml:space="preserve"> y 19</w:t>
       </w:r>
@@ -2881,7 +2881,7 @@
           <w:color w:val="000000"/>
           <w:kern w:val="0"/>
           <w:lang w:eastAsia="es-PE"/>
-          <w14:ligatures w14:val="none"/>
+          <ns2:ligatures ns2:val="none"/>
         </w:rPr>
         <w:t/>
       </w:r>
@@ -2889,7 +2889,7 @@
         <w:rPr>
           <w:rFonts w:ascii="Arial Narrow" w:eastAsia="Arial Narrow" w:hAnsi="Arial Narrow" w:cs="Arial Narrow"/>
           <w:kern w:val="0"/>
-          <w14:ligatures w14:val="none"/>
+          <ns2:ligatures ns2:val="none"/>
         </w:rPr>
         <w:t xml:space="preserve"> del Código</w:t>
       </w:r>
@@ -2900,24 +2900,24 @@
           <w:color w:val="000000"/>
           <w:kern w:val="0"/>
           <w:lang w:eastAsia="es-PE"/>
-          <w14:ligatures w14:val="none"/>
+          <ns2:ligatures ns2:val="none"/>
         </w:rPr>
         <w:t xml:space="preserve">. </w:t>
       </w:r>
     </w:p>
     <w:bookmarkEnd w:id="7"/>
-    <w:p>
-      <w:pPr>
-        <w:spacing w:after="0" w:line="240" w:lineRule="auto"/>
-        <w:jc w:val="both"/>
-        <w:rPr>
-          <w:rFonts w:ascii="Arial Narrow" w:eastAsia="Arial Narrow" w:hAnsi="Arial Narrow" w:cs="Arial Narrow"/>
-          <w:kern w:val="0"/>
-          <w14:ligatures w14:val="none"/>
-        </w:rPr>
-      </w:pPr>
-    </w:p>
-    <w:p>
+    <w:p ns2:paraId="6BDA4B7E" ns2:textId="49AF511E">
+      <w:pPr>
+        <w:spacing w:after="0" w:line="240" w:lineRule="auto"/>
+        <w:jc w:val="both"/>
+        <w:rPr>
+          <w:rFonts w:ascii="Arial Narrow" w:eastAsia="Arial Narrow" w:hAnsi="Arial Narrow" w:cs="Arial Narrow"/>
+          <w:kern w:val="0"/>
+          <ns2:ligatures ns2:val="none"/>
+        </w:rPr>
+      </w:pPr>
+    </w:p>
+    <w:p ns2:paraId="308F08C6" ns2:textId="723794E9">
       <w:pPr>
         <w:pStyle w:val="Prrafodelista"/>
         <w:numPr>
@@ -2930,14 +2930,14 @@
         <w:rPr>
           <w:rFonts w:ascii="Arial Narrow" w:eastAsia="Arial Narrow" w:hAnsi="Arial Narrow" w:cs="Arial Narrow"/>
           <w:kern w:val="0"/>
-          <w14:ligatures w14:val="none"/>
-        </w:rPr>
-      </w:pPr>
-      <w:r>
-        <w:rPr>
-          <w:rFonts w:ascii="Arial Narrow" w:eastAsia="Arial Narrow" w:hAnsi="Arial Narrow" w:cs="Arial Narrow"/>
-          <w:kern w:val="0"/>
-          <w14:ligatures w14:val="none"/>
+          <ns2:ligatures ns2:val="none"/>
+        </w:rPr>
+      </w:pPr>
+      <w:r>
+        <w:rPr>
+          <w:rFonts w:ascii="Arial Narrow" w:eastAsia="Arial Narrow" w:hAnsi="Arial Narrow" w:cs="Arial Narrow"/>
+          <w:kern w:val="0"/>
+          <ns2:ligatures ns2:val="none"/>
         </w:rPr>
         <w:t xml:space="preserve">Asimismo, </w:t>
       </w:r>
@@ -2947,7 +2947,7 @@
           <w:color w:val="000000"/>
           <w:kern w:val="0"/>
           <w:lang w:eastAsia="es-PE"/>
-          <w14:ligatures w14:val="none"/>
+          <ns2:ligatures ns2:val="none"/>
         </w:rPr>
         <w:t xml:space="preserve">la Secretaría Técnica, en ejercicio de sus facultades, considera </w:t>
       </w:r>
@@ -2955,7 +2955,7 @@
         <w:rPr>
           <w:rFonts w:ascii="Arial Narrow" w:eastAsia="Arial Narrow" w:hAnsi="Arial Narrow" w:cs="Arial"/>
           <w:kern w:val="0"/>
-          <w14:ligatures w14:val="none"/>
+          <ns2:ligatures ns2:val="none"/>
         </w:rPr>
         <w:t xml:space="preserve">que el hecho denunciado, consistente en que </w:t>
       </w:r>
@@ -2963,7 +2963,7 @@
         <w:rPr>
           <w:rFonts w:ascii="Arial Narrow" w:eastAsia="Arial Narrow" w:hAnsi="Arial Narrow" w:cs="Arial Narrow"/>
           <w:kern w:val="0"/>
-          <w14:ligatures w14:val="none"/>
+          <ns2:ligatures ns2:val="none"/>
         </w:rPr>
         <w:t>Rímac Seguros y Reaseguros S.A. no habría cumplido con entregar oportunamente al denunciante un resumen de la cobertura contratada de la Póliza 1422-61410 del Seguro Domiciliario Hogar Total, en documento aparte</w:t>
       </w:r>
@@ -2971,7 +2971,7 @@
         <w:rPr>
           <w:rFonts w:ascii="Arial Narrow" w:eastAsia="Arial Narrow" w:hAnsi="Arial Narrow" w:cs="Arial"/>
           <w:kern w:val="0"/>
-          <w14:ligatures w14:val="none"/>
+          <ns2:ligatures ns2:val="none"/>
         </w:rPr>
         <w:t xml:space="preserve">. Por consiguiente, corresponde calificar </w:t>
       </w:r>
@@ -2979,7 +2979,7 @@
         <w:rPr>
           <w:rFonts w:ascii="Arial Narrow" w:eastAsia="Arial Narrow" w:hAnsi="Arial Narrow" w:cs="Arial"/>
           <w:kern w:val="0"/>
-          <w14:ligatures w14:val="none"/>
+          <ns2:ligatures ns2:val="none"/>
         </w:rPr>
         <w:lastRenderedPageBreak/>
         <w:t>el hecho materia de denuncia como una presunta infracción al deber de entregar a los usuarios copia de los contratos y demás documentación relacionada con dichos actos jurídicos, tipificado en el literal e) del artículo 47 del Código</w:t>
@@ -2990,7 +2990,7 @@
           <w:rFonts w:ascii="Arial Narrow" w:eastAsia="Arial Narrow" w:hAnsi="Arial Narrow" w:cs="Arial"/>
           <w:kern w:val="0"/>
           <w:vertAlign w:val="superscript"/>
-          <w14:ligatures w14:val="none"/>
+          <ns2:ligatures ns2:val="none"/>
         </w:rPr>
         <w:footnoteReference w:id="4"/>
       </w:r>
@@ -2998,23 +2998,23 @@
         <w:rPr>
           <w:rFonts w:ascii="Arial Narrow" w:eastAsia="Arial Narrow" w:hAnsi="Arial Narrow" w:cs="Arial"/>
           <w:kern w:val="0"/>
-          <w14:ligatures w14:val="none"/>
+          <ns2:ligatures ns2:val="none"/>
         </w:rPr>
         <w:t>.</w:t>
       </w:r>
     </w:p>
-    <w:p>
-      <w:pPr>
-        <w:spacing w:after="0" w:line="240" w:lineRule="auto"/>
-        <w:jc w:val="both"/>
-        <w:rPr>
-          <w:rFonts w:ascii="Arial Narrow" w:eastAsia="Arial Narrow" w:hAnsi="Arial Narrow" w:cs="Arial Narrow"/>
-          <w:kern w:val="0"/>
-          <w14:ligatures w14:val="none"/>
-        </w:rPr>
-      </w:pPr>
-    </w:p>
-    <w:p>
+    <w:p ns2:paraId="7A507243" ns2:textId="77777777">
+      <w:pPr>
+        <w:spacing w:after="0" w:line="240" w:lineRule="auto"/>
+        <w:jc w:val="both"/>
+        <w:rPr>
+          <w:rFonts w:ascii="Arial Narrow" w:eastAsia="Arial Narrow" w:hAnsi="Arial Narrow" w:cs="Arial Narrow"/>
+          <w:kern w:val="0"/>
+          <ns2:ligatures ns2:val="none"/>
+        </w:rPr>
+      </w:pPr>
+    </w:p>
+    <w:p ns2:paraId="272C2C84" ns2:textId="391D463A">
       <w:pPr>
         <w:pStyle w:val="Prrafodelista"/>
         <w:numPr>
@@ -3027,16 +3027,16 @@
         <w:rPr>
           <w:rFonts w:ascii="Arial Narrow" w:eastAsia="Arial Narrow" w:hAnsi="Arial Narrow" w:cs="Arial Narrow"/>
           <w:kern w:val="0"/>
-          <w14:ligatures w14:val="none"/>
-        </w:rPr>
-      </w:pPr>
-      <w:r>
-        <w:rPr>
-          <w:rFonts w:ascii="Arial Narrow" w:eastAsia="Times New Roman" w:hAnsi="Arial Narrow" w:cs="Arial"/>
-          <w:color w:val="000000"/>
-          <w:kern w:val="0"/>
-          <w:lang w:eastAsia="es-PE"/>
-          <w14:ligatures w14:val="none"/>
+          <ns2:ligatures ns2:val="none"/>
+        </w:rPr>
+      </w:pPr>
+      <w:r>
+        <w:rPr>
+          <w:rFonts w:ascii="Arial Narrow" w:eastAsia="Times New Roman" w:hAnsi="Arial Narrow" w:cs="Arial"/>
+          <w:color w:val="000000"/>
+          <w:kern w:val="0"/>
+          <w:lang w:eastAsia="es-PE"/>
+          <ns2:ligatures ns2:val="none"/>
         </w:rPr>
         <w:t xml:space="preserve">Además, la Secretaría Técnica, en ejercicio de sus facultades, considera </w:t>
       </w:r>
@@ -3044,7 +3044,7 @@
         <w:rPr>
           <w:rFonts w:ascii="Arial Narrow" w:eastAsia="Arial Narrow" w:hAnsi="Arial Narrow" w:cs="Arial"/>
           <w:kern w:val="0"/>
-          <w14:ligatures w14:val="none"/>
+          <ns2:ligatures ns2:val="none"/>
         </w:rPr>
         <w:t xml:space="preserve">que el hecho denunciado, consistente en que </w:t>
       </w:r>
@@ -3052,7 +3052,7 @@
         <w:rPr>
           <w:rFonts w:ascii="Arial Narrow" w:eastAsia="Arial Narrow" w:hAnsi="Arial Narrow" w:cs="Arial Narrow"/>
           <w:kern w:val="0"/>
-          <w14:ligatures w14:val="none"/>
+          <ns2:ligatures ns2:val="none"/>
         </w:rPr>
         <w:t>Rímac Seguros y Reaseguros S.A. no habría entregado oportunamente al denunciante una copia de la solicitud de la Póliza 1422-61410 del Seguro Domiciliario Hogar Total ni copia íntegra de la referida póliza contratada, incluidas sus cláusulas generales de contratación y condiciones generales y especiales</w:t>
       </w:r>
@@ -3060,7 +3060,7 @@
         <w:rPr>
           <w:rFonts w:ascii="Arial Narrow" w:eastAsia="Arial Narrow" w:hAnsi="Arial Narrow" w:cs="Arial"/>
           <w:kern w:val="0"/>
-          <w14:ligatures w14:val="none"/>
+          <ns2:ligatures ns2:val="none"/>
         </w:rPr>
         <w:t>. Por consiguiente, corresponde calificar el hecho materia de denuncia como una presunta infracción al deber de entregar a los usuarios copia de los contratos y demás documentación relacionada con dichos actos jurídicos, tipificado en el literal e) del artículo 47 del Código</w:t>
       </w:r>
@@ -3071,12 +3071,12 @@
           <w:color w:val="000000"/>
           <w:kern w:val="0"/>
           <w:lang w:eastAsia="es-PE"/>
-          <w14:ligatures w14:val="none"/>
+          <ns2:ligatures ns2:val="none"/>
         </w:rPr>
         <w:t xml:space="preserve">. </w:t>
       </w:r>
     </w:p>
-    <w:p>
+    <w:p ns2:paraId="64B4971F" ns2:textId="77777777">
       <w:pPr>
         <w:pStyle w:val="Prrafodelista"/>
         <w:spacing w:line="240" w:lineRule="auto"/>
@@ -3086,11 +3086,11 @@
           <w:color w:val="000000"/>
           <w:kern w:val="0"/>
           <w:lang w:eastAsia="es-PE"/>
-          <w14:ligatures w14:val="none"/>
-        </w:rPr>
-      </w:pPr>
-    </w:p>
-    <w:p>
+          <ns2:ligatures ns2:val="none"/>
+        </w:rPr>
+      </w:pPr>
+    </w:p>
+    <w:p ns2:paraId="05F103BB" ns2:textId="59DADA60">
       <w:pPr>
         <w:pStyle w:val="Prrafodelista"/>
         <w:numPr>
@@ -3103,14 +3103,14 @@
         <w:rPr>
           <w:rFonts w:ascii="Arial Narrow" w:eastAsia="Arial Narrow" w:hAnsi="Arial Narrow" w:cs="Arial Narrow"/>
           <w:kern w:val="0"/>
-          <w14:ligatures w14:val="none"/>
-        </w:rPr>
-      </w:pPr>
-      <w:r>
-        <w:rPr>
-          <w:rFonts w:ascii="Arial Narrow" w:eastAsia="Arial Narrow" w:hAnsi="Arial Narrow" w:cs="Arial Narrow"/>
-          <w:kern w:val="0"/>
-          <w14:ligatures w14:val="none"/>
+          <ns2:ligatures ns2:val="none"/>
+        </w:rPr>
+      </w:pPr>
+      <w:r>
+        <w:rPr>
+          <w:rFonts w:ascii="Arial Narrow" w:eastAsia="Arial Narrow" w:hAnsi="Arial Narrow" w:cs="Arial Narrow"/>
+          <w:kern w:val="0"/>
+          <ns2:ligatures ns2:val="none"/>
         </w:rPr>
         <w:t xml:space="preserve">Asimismo, </w:t>
       </w:r>
@@ -3118,7 +3118,7 @@
         <w:rPr>
           <w:rFonts w:ascii="Arial Narrow" w:eastAsia="Arial Narrow" w:hAnsi="Arial Narrow" w:cs="Arial Narrow"/>
           <w:kern w:val="0"/>
-          <w14:ligatures w14:val="none"/>
+          <ns2:ligatures ns2:val="none"/>
         </w:rPr>
         <w:t xml:space="preserve">la Secretaría Técnica, en ejercicio de sus facultades, </w:t>
       </w:r>
@@ -3128,7 +3128,7 @@
           <w:color w:val="000000"/>
           <w:kern w:val="0"/>
           <w:lang w:eastAsia="es-PE"/>
-          <w14:ligatures w14:val="none"/>
+          <ns2:ligatures ns2:val="none"/>
         </w:rPr>
         <w:t xml:space="preserve">considera </w:t>
       </w:r>
@@ -3136,7 +3136,7 @@
         <w:rPr>
           <w:rFonts w:ascii="Arial Narrow" w:eastAsia="Arial Narrow" w:hAnsi="Arial Narrow" w:cs="Arial Narrow"/>
           <w:kern w:val="0"/>
-          <w14:ligatures w14:val="none"/>
+          <ns2:ligatures ns2:val="none"/>
         </w:rPr>
         <w:t>que el hecho denunciado</w:t>
       </w:r>
@@ -3146,7 +3146,7 @@
           <w:color w:val="000000"/>
           <w:kern w:val="0"/>
           <w:lang w:eastAsia="es-PE"/>
-          <w14:ligatures w14:val="none"/>
+          <ns2:ligatures ns2:val="none"/>
         </w:rPr>
         <w:t xml:space="preserve">, consistente en que </w:t>
       </w:r>
@@ -3156,7 +3156,7 @@
           <w:color w:val="000000"/>
           <w:kern w:val="0"/>
           <w:lang w:val="es-ES" w:eastAsia="es-ES"/>
-          <w14:ligatures w14:val="none"/>
+          <ns2:ligatures ns2:val="none"/>
         </w:rPr>
         <w:t>Rímac Seguros y Reaseguros S.A. habría incluido las cláusulas abusivas de: (i) Introducción, y (ii) numeral 1.5, del Condicionado General (DOM083) de la Póliza 1422-61410 del Seguro Domiciliario Hogar Total, en el extremo que prohíbe realizar actividades de oficina y profesional dentro del inmueble asegurado</w:t>
       </w:r>
@@ -3164,7 +3164,7 @@
         <w:rPr>
           <w:rFonts w:ascii="Arial Narrow" w:eastAsia="Arial Narrow" w:hAnsi="Arial Narrow" w:cs="Arial Narrow"/>
           <w:kern w:val="0"/>
-          <w14:ligatures w14:val="none"/>
+          <ns2:ligatures ns2:val="none"/>
         </w:rPr>
         <w:t xml:space="preserve">. Por consiguiente, corresponde calificar el hecho materia de denuncia como una presunta infracción a la disposición sobre cláusulas abusivas, tipificado en </w:t>
       </w:r>
@@ -3186,7 +3186,7 @@
           <w:rFonts w:ascii="Arial Narrow" w:eastAsia="Arial Narrow" w:hAnsi="Arial Narrow" w:cs="Arial"/>
           <w:kern w:val="0"/>
           <w:vertAlign w:val="superscript"/>
-          <w14:ligatures w14:val="none"/>
+          <ns2:ligatures ns2:val="none"/>
         </w:rPr>
         <w:footnoteReference w:id="5"/>
       </w:r>
@@ -3194,12 +3194,12 @@
         <w:rPr>
           <w:rFonts w:ascii="Arial Narrow" w:eastAsia="Arial Narrow" w:hAnsi="Arial Narrow" w:cs="Arial Narrow"/>
           <w:kern w:val="0"/>
-          <w14:ligatures w14:val="none"/>
+          <ns2:ligatures ns2:val="none"/>
         </w:rPr>
         <w:t>.</w:t>
       </w:r>
     </w:p>
-    <w:p>
+    <w:p ns2:paraId="2E7770E0" ns2:textId="77777777">
       <w:pPr>
         <w:spacing w:after="0" w:line="240" w:lineRule="auto"/>
         <w:jc w:val="both"/>
@@ -3207,11 +3207,11 @@
           <w:rFonts w:ascii="Arial Narrow" w:eastAsia="Calibri" w:hAnsi="Arial Narrow" w:cs="Arial Narrow"/>
           <w:kern w:val="0"/>
           <w:lang w:eastAsia="es-PE"/>
-          <w14:ligatures w14:val="none"/>
-        </w:rPr>
-      </w:pPr>
-    </w:p>
-    <w:p>
+          <ns2:ligatures ns2:val="none"/>
+        </w:rPr>
+      </w:pPr>
+    </w:p>
+    <w:p ns2:paraId="37321452" ns2:textId="77777777">
       <w:pPr>
         <w:pStyle w:val="Prrafodelista"/>
         <w:numPr>
@@ -3225,7 +3225,7 @@
           <w:rFonts w:ascii="Arial Narrow" w:eastAsia="Calibri" w:hAnsi="Arial Narrow" w:cs="Arial Narrow"/>
           <w:kern w:val="0"/>
           <w:lang w:eastAsia="es-PE"/>
-          <w14:ligatures w14:val="none"/>
+          <ns2:ligatures ns2:val="none"/>
         </w:rPr>
       </w:pPr>
       <w:r>
@@ -3234,7 +3234,7 @@
           <w:color w:val="000000"/>
           <w:kern w:val="0"/>
           <w:lang w:eastAsia="es-PE"/>
-          <w14:ligatures w14:val="none"/>
+          <ns2:ligatures ns2:val="none"/>
         </w:rPr>
         <w:t>En tanto la denuncia reúne los requisitos</w:t>
       </w:r>
@@ -3244,7 +3244,7 @@
           <w:color w:val="000000"/>
           <w:kern w:val="0"/>
           <w:lang w:eastAsia="es-PE"/>
-          <w14:ligatures w14:val="none"/>
+          <ns2:ligatures ns2:val="none"/>
         </w:rPr>
         <w:t xml:space="preserve"> establecidos por la norma citada, corresponde admitirla a trámite</w:t>
       </w:r>
@@ -3254,7 +3254,7 @@
           <w:rFonts w:ascii="Arial Narrow" w:eastAsia="Arial Narrow" w:hAnsi="Arial Narrow" w:cs="Arial Narrow"/>
           <w:kern w:val="0"/>
           <w:vertAlign w:val="superscript"/>
-          <w14:ligatures w14:val="none"/>
+          <ns2:ligatures ns2:val="none"/>
         </w:rPr>
         <w:footnoteReference w:id="6"/>
       </w:r>
@@ -3264,12 +3264,12 @@
           <w:color w:val="000000"/>
           <w:kern w:val="0"/>
           <w:lang w:eastAsia="es-PE"/>
-          <w14:ligatures w14:val="none"/>
+          <ns2:ligatures ns2:val="none"/>
         </w:rPr>
         <w:t>.</w:t>
       </w:r>
     </w:p>
-    <w:p>
+    <w:p ns2:paraId="17426A8E" ns2:textId="77777777">
       <w:pPr>
         <w:spacing w:after="0" w:line="240" w:lineRule="auto"/>
         <w:ind w:left="567"/>
@@ -3280,11 +3280,11 @@
           <w:color w:val="000000"/>
           <w:kern w:val="0"/>
           <w:lang w:eastAsia="es-PE"/>
-          <w14:ligatures w14:val="none"/>
-        </w:rPr>
-      </w:pPr>
-    </w:p>
-    <w:p>
+          <ns2:ligatures ns2:val="none"/>
+        </w:rPr>
+      </w:pPr>
+    </w:p>
+    <w:p ns2:paraId="69FE781D" ns2:textId="77777777">
       <w:pPr>
         <w:pStyle w:val="Prrafodelista"/>
         <w:numPr>
@@ -3304,22 +3304,22 @@
           <w:color w:val="000000"/>
           <w:kern w:val="0"/>
           <w:lang w:eastAsia="es-PE"/>
-          <w14:ligatures w14:val="none"/>
-        </w:rPr>
-      </w:pPr>
-      <w:r>
-        <w:rPr>
-          <w:rFonts w:ascii="Arial Narrow" w:eastAsia="Arial Narrow" w:hAnsi="Arial Narrow" w:cs="Arial Narrow"/>
-          <w:b/>
-          <w:color w:val="000000"/>
-          <w:kern w:val="0"/>
-          <w:lang w:eastAsia="es-PE"/>
-          <w14:ligatures w14:val="none"/>
+          <ns2:ligatures ns2:val="none"/>
+        </w:rPr>
+      </w:pPr>
+      <w:r>
+        <w:rPr>
+          <w:rFonts w:ascii="Arial Narrow" w:eastAsia="Arial Narrow" w:hAnsi="Arial Narrow" w:cs="Arial Narrow"/>
+          <w:b/>
+          <w:color w:val="000000"/>
+          <w:kern w:val="0"/>
+          <w:lang w:eastAsia="es-PE"/>
+          <ns2:ligatures ns2:val="none"/>
         </w:rPr>
         <w:t>REQUERIMIENTO DE INFORMACION</w:t>
       </w:r>
     </w:p>
-    <w:p>
+    <w:p ns2:paraId="6252E905" ns2:textId="77777777">
       <w:pPr>
         <w:spacing w:after="0" w:line="240" w:lineRule="auto"/>
         <w:jc w:val="both"/>
@@ -3328,11 +3328,11 @@
           <w:color w:val="000000"/>
           <w:kern w:val="0"/>
           <w:lang w:val="es-ES" w:eastAsia="es-ES"/>
-          <w14:ligatures w14:val="none"/>
-        </w:rPr>
-      </w:pPr>
-    </w:p>
-    <w:p>
+          <ns2:ligatures ns2:val="none"/>
+        </w:rPr>
+      </w:pPr>
+    </w:p>
+    <w:p ns2:paraId="21C241A8" ns2:textId="77777777">
       <w:pPr>
         <w:pStyle w:val="Prrafodelista"/>
         <w:numPr>
@@ -3347,7 +3347,7 @@
           <w:color w:val="000000"/>
           <w:kern w:val="0"/>
           <w:lang w:val="es-ES" w:eastAsia="es-ES"/>
-          <w14:ligatures w14:val="none"/>
+          <ns2:ligatures ns2:val="none"/>
         </w:rPr>
       </w:pPr>
       <w:r>
@@ -3356,7 +3356,7 @@
           <w:color w:val="000000"/>
           <w:kern w:val="0"/>
           <w:lang w:val="es-ES" w:eastAsia="es-ES"/>
-          <w14:ligatures w14:val="none"/>
+          <ns2:ligatures ns2:val="none"/>
         </w:rPr>
         <w:lastRenderedPageBreak/>
         <w:t xml:space="preserve">A efectos de tener mayores elementos que sirvan para la resolución definitiva del presente caso, </w:t>
@@ -3367,7 +3367,7 @@
           <w:color w:val="000000"/>
           <w:kern w:val="0"/>
           <w:lang w:val="es-ES" w:eastAsia="es-ES"/>
-          <w14:ligatures w14:val="none"/>
+          <ns2:ligatures ns2:val="none"/>
         </w:rPr>
         <w:t xml:space="preserve">la Secretaría Técnica, </w:t>
       </w:r>
@@ -3377,7 +3377,7 @@
           <w:color w:val="000000"/>
           <w:kern w:val="0"/>
           <w:lang w:val="es-ES" w:eastAsia="es-ES"/>
-          <w14:ligatures w14:val="none"/>
+          <ns2:ligatures ns2:val="none"/>
         </w:rPr>
         <w:t xml:space="preserve">en ejercicio de las facultades que la ley le </w:t>
       </w:r>
@@ -3387,7 +3387,7 @@
           <w:color w:val="000000"/>
           <w:kern w:val="0"/>
           <w:lang w:val="es-ES" w:eastAsia="es-ES"/>
-          <w14:ligatures w14:val="none"/>
+          <ns2:ligatures ns2:val="none"/>
         </w:rPr>
         <w:t xml:space="preserve">confiere, </w:t>
       </w:r>
@@ -3398,7 +3398,7 @@
           <w:color w:val="000000"/>
           <w:kern w:val="0"/>
           <w:lang w:val="es-ES" w:eastAsia="es-ES"/>
-          <w14:ligatures w14:val="none"/>
+          <ns2:ligatures ns2:val="none"/>
         </w:rPr>
         <w:t xml:space="preserve">conviene requerir a los proveedores denunciados </w:t>
       </w:r>
@@ -3409,7 +3409,7 @@
           <w:color w:val="000000"/>
           <w:kern w:val="0"/>
           <w:lang w:val="es-ES" w:eastAsia="es-ES"/>
-          <w14:ligatures w14:val="none"/>
+          <ns2:ligatures ns2:val="none"/>
         </w:rPr>
         <w:t>que, en un plazo no mayor de cinco (5) días h</w:t>
       </w:r>
@@ -3419,7 +3419,7 @@
           <w:color w:val="000000"/>
           <w:kern w:val="0"/>
           <w:lang w:val="es-ES" w:eastAsia="es-ES"/>
-          <w14:ligatures w14:val="none"/>
+          <ns2:ligatures ns2:val="none"/>
         </w:rPr>
         <w:t xml:space="preserve">ábiles contado a partir del día siguiente de la </w:t>
       </w:r>
@@ -3429,7 +3429,7 @@
           <w:color w:val="000000"/>
           <w:kern w:val="0"/>
           <w:lang w:val="es-ES" w:eastAsia="es-ES"/>
-          <w14:ligatures w14:val="none"/>
+          <ns2:ligatures ns2:val="none"/>
         </w:rPr>
         <w:t xml:space="preserve">notificación de la presente resolución, </w:t>
       </w:r>
@@ -3440,12 +3440,12 @@
           <w:color w:val="000000"/>
           <w:kern w:val="0"/>
           <w:lang w:val="es-ES" w:eastAsia="es-ES"/>
-          <w14:ligatures w14:val="none"/>
+          <ns2:ligatures ns2:val="none"/>
         </w:rPr>
         <w:t>cumplan con lo siguiente:</w:t>
       </w:r>
     </w:p>
-    <w:p>
+    <w:p ns2:paraId="345D7F88" ns2:textId="77777777">
       <w:pPr>
         <w:pStyle w:val="Prrafodelista"/>
         <w:spacing w:after="0" w:line="240" w:lineRule="auto"/>
@@ -3456,11 +3456,11 @@
           <w:color w:val="000000"/>
           <w:kern w:val="0"/>
           <w:lang w:val="es-ES" w:eastAsia="es-ES"/>
-          <w14:ligatures w14:val="none"/>
-        </w:rPr>
-      </w:pPr>
-    </w:p>
-    <w:p>
+          <ns2:ligatures ns2:val="none"/>
+        </w:rPr>
+      </w:pPr>
+    </w:p>
+    <w:p ns2:paraId="01F25269" ns2:textId="3E0DFFF0">
       <w:pPr>
         <w:pStyle w:val="Prrafodelista"/>
         <w:spacing w:after="0" w:line="240" w:lineRule="auto"/>
@@ -3471,7 +3471,7 @@
           <w:color w:val="000000"/>
           <w:kern w:val="0"/>
           <w:lang w:val="es-ES" w:eastAsia="es-ES"/>
-          <w14:ligatures w14:val="none"/>
+          <ns2:ligatures ns2:val="none"/>
         </w:rPr>
       </w:pPr>
       <w:r>
@@ -3481,7 +3481,7 @@
           <w:kern w:val="0"/>
           <w:u w:val="single"/>
           <w:lang w:val="es-ES" w:eastAsia="es-ES"/>
-          <w14:ligatures w14:val="none"/>
+          <ns2:ligatures ns2:val="none"/>
         </w:rPr>
         <w:t xml:space="preserve">A </w:t>
       </w:r>
@@ -3492,7 +3492,7 @@
           <w:kern w:val="0"/>
           <w:u w:val="single"/>
           <w:lang w:val="es-ES" w:eastAsia="es-ES"/>
-          <w14:ligatures w14:val="none"/>
+          <ns2:ligatures ns2:val="none"/>
         </w:rPr>
         <w:t>Rímac</w:t>
       </w:r>
@@ -3502,7 +3502,7 @@
           <w:color w:val="000000"/>
           <w:kern w:val="0"/>
           <w:lang w:val="es-ES" w:eastAsia="es-ES"/>
-          <w14:ligatures w14:val="none"/>
+          <ns2:ligatures ns2:val="none"/>
         </w:rPr>
         <w:t xml:space="preserve">: (i) presentar una copia debidamente suscrita de la </w:t>
       </w:r>
@@ -3512,7 +3512,7 @@
           <w:color w:val="000000"/>
           <w:kern w:val="0"/>
           <w:lang w:val="es-ES" w:eastAsia="es-ES"/>
-          <w14:ligatures w14:val="none"/>
+          <ns2:ligatures ns2:val="none"/>
         </w:rPr>
         <w:t>Póliza 1422-61410 del Seguro Domiciliario Hogar Total, así como el cargo de remisión de la póliza; (ii) presentar los medios probatorios que acrediten que la negativa de otorgamiento de cobertura fue justificada</w:t>
       </w:r>
@@ -3522,7 +3522,7 @@
           <w:color w:val="000000"/>
           <w:kern w:val="0"/>
           <w:lang w:val="es-ES" w:eastAsia="es-ES"/>
-          <w14:ligatures w14:val="none"/>
+          <ns2:ligatures ns2:val="none"/>
         </w:rPr>
         <w:t>; y, (ii</w:t>
       </w:r>
@@ -3532,7 +3532,7 @@
           <w:color w:val="000000"/>
           <w:kern w:val="0"/>
           <w:lang w:val="es-ES" w:eastAsia="es-ES"/>
-          <w14:ligatures w14:val="none"/>
+          <ns2:ligatures ns2:val="none"/>
         </w:rPr>
         <w:t>i</w:t>
       </w:r>
@@ -3542,12 +3542,12 @@
           <w:color w:val="000000"/>
           <w:kern w:val="0"/>
           <w:lang w:val="es-ES" w:eastAsia="es-ES"/>
-          <w14:ligatures w14:val="none"/>
+          <ns2:ligatures ns2:val="none"/>
         </w:rPr>
         <w:t>) presentar todas las comunicaciones cursadas con la parte denunciante en virtud de los hechos materia de denuncia.</w:t>
       </w:r>
     </w:p>
-    <w:p>
+    <w:p ns2:paraId="48503CFE" ns2:textId="77777777">
       <w:pPr>
         <w:pStyle w:val="Prrafodelista"/>
         <w:spacing w:after="0" w:line="240" w:lineRule="auto"/>
@@ -3559,11 +3559,11 @@
           <w:kern w:val="0"/>
           <w:u w:val="single"/>
           <w:lang w:val="es-ES" w:eastAsia="es-ES"/>
-          <w14:ligatures w14:val="none"/>
-        </w:rPr>
-      </w:pPr>
-    </w:p>
-    <w:p>
+          <ns2:ligatures ns2:val="none"/>
+        </w:rPr>
+      </w:pPr>
+    </w:p>
+    <w:p ns2:paraId="525DE1CC" ns2:textId="55BBE37B">
       <w:pPr>
         <w:pStyle w:val="Prrafodelista"/>
         <w:spacing w:after="0" w:line="240" w:lineRule="auto"/>
@@ -3575,7 +3575,7 @@
           <w:kern w:val="0"/>
           <w:u w:val="single"/>
           <w:lang w:val="es-ES" w:eastAsia="es-ES"/>
-          <w14:ligatures w14:val="none"/>
+          <ns2:ligatures ns2:val="none"/>
         </w:rPr>
       </w:pPr>
       <w:r>
@@ -3585,7 +3585,7 @@
           <w:kern w:val="0"/>
           <w:u w:val="single"/>
           <w:lang w:val="es-ES" w:eastAsia="es-ES"/>
-          <w14:ligatures w14:val="none"/>
+          <ns2:ligatures ns2:val="none"/>
         </w:rPr>
         <w:t xml:space="preserve">A </w:t>
       </w:r>
@@ -3596,7 +3596,7 @@
           <w:kern w:val="0"/>
           <w:u w:val="single"/>
           <w:lang w:val="es-ES" w:eastAsia="es-ES"/>
-          <w14:ligatures w14:val="none"/>
+          <ns2:ligatures ns2:val="none"/>
         </w:rPr>
         <w:t>Máster</w:t>
       </w:r>
@@ -3606,7 +3606,7 @@
           <w:color w:val="000000"/>
           <w:kern w:val="0"/>
           <w:lang w:val="es-ES" w:eastAsia="es-ES"/>
-          <w14:ligatures w14:val="none"/>
+          <ns2:ligatures ns2:val="none"/>
         </w:rPr>
         <w:t>:</w:t>
       </w:r>
@@ -3616,7 +3616,7 @@
           <w:color w:val="000000"/>
           <w:kern w:val="0"/>
           <w:lang w:eastAsia="es-ES"/>
-          <w14:ligatures w14:val="none"/>
+          <ns2:ligatures ns2:val="none"/>
         </w:rPr>
         <w:t xml:space="preserve"> </w:t>
       </w:r>
@@ -3626,7 +3626,7 @@
           <w:color w:val="000000"/>
           <w:kern w:val="0"/>
           <w:lang w:val="es-ES" w:eastAsia="es-ES"/>
-          <w14:ligatures w14:val="none"/>
+          <ns2:ligatures ns2:val="none"/>
         </w:rPr>
         <w:t xml:space="preserve">(i) presentar una copia </w:t>
       </w:r>
@@ -3636,7 +3636,7 @@
           <w:color w:val="000000"/>
           <w:kern w:val="0"/>
           <w:lang w:val="es-ES" w:eastAsia="es-ES"/>
-          <w14:ligatures w14:val="none"/>
+          <ns2:ligatures ns2:val="none"/>
         </w:rPr>
         <w:t>debidamente suscrita de</w:t>
       </w:r>
@@ -3646,7 +3646,7 @@
           <w:color w:val="000000"/>
           <w:kern w:val="0"/>
           <w:lang w:val="es-ES" w:eastAsia="es-ES"/>
-          <w14:ligatures w14:val="none"/>
+          <ns2:ligatures ns2:val="none"/>
         </w:rPr>
         <w:t>l</w:t>
       </w:r>
@@ -3656,7 +3656,7 @@
           <w:color w:val="000000"/>
           <w:kern w:val="0"/>
           <w:lang w:val="es-ES" w:eastAsia="es-ES"/>
-          <w14:ligatures w14:val="none"/>
+          <ns2:ligatures ns2:val="none"/>
         </w:rPr>
         <w:t xml:space="preserve"> </w:t>
       </w:r>
@@ -3666,7 +3666,7 @@
           <w:color w:val="000000"/>
           <w:kern w:val="0"/>
           <w:lang w:eastAsia="es-ES"/>
-          <w14:ligatures w14:val="none"/>
+          <ns2:ligatures ns2:val="none"/>
         </w:rPr>
         <w:t>Informe final 40-1245/2025</w:t>
       </w:r>
@@ -3676,13 +3676,13 @@
           <w:color w:val="000000"/>
           <w:kern w:val="0"/>
           <w:lang w:val="es-ES" w:eastAsia="es-ES"/>
-          <w14:ligatures w14:val="none"/>
+          <ns2:ligatures ns2:val="none"/>
         </w:rPr>
         <w:t>; y, (ii) presentar todas las comunicaciones cursadas con la parte denunciante en virtud de los hechos materia de denuncia.</w:t>
       </w:r>
       <w:bookmarkEnd w:id="9"/>
     </w:p>
-    <w:p>
+    <w:p ns2:paraId="76AC2520" ns2:textId="77777777">
       <w:pPr>
         <w:pStyle w:val="Prrafodelista"/>
         <w:spacing w:after="0" w:line="240" w:lineRule="auto"/>
@@ -3693,11 +3693,11 @@
           <w:color w:val="000000"/>
           <w:kern w:val="0"/>
           <w:lang w:val="es-ES" w:eastAsia="es-ES"/>
-          <w14:ligatures w14:val="none"/>
-        </w:rPr>
-      </w:pPr>
-    </w:p>
-    <w:p>
+          <ns2:ligatures ns2:val="none"/>
+        </w:rPr>
+      </w:pPr>
+    </w:p>
+    <w:p ns2:paraId="45192A8B" ns2:textId="77777777">
       <w:pPr>
         <w:pStyle w:val="Prrafodelista"/>
         <w:numPr>
@@ -3717,36 +3717,36 @@
           <w:color w:val="000000"/>
           <w:kern w:val="0"/>
           <w:lang w:eastAsia="es-PE"/>
-          <w14:ligatures w14:val="none"/>
-        </w:rPr>
-      </w:pPr>
-      <w:r>
-        <w:rPr>
-          <w:rFonts w:ascii="Arial Narrow" w:eastAsia="Arial Narrow" w:hAnsi="Arial Narrow" w:cs="Arial Narrow"/>
-          <w:b/>
-          <w:color w:val="000000"/>
-          <w:kern w:val="0"/>
-          <w:lang w:eastAsia="es-PE"/>
-          <w14:ligatures w14:val="none"/>
+          <ns2:ligatures ns2:val="none"/>
+        </w:rPr>
+      </w:pPr>
+      <w:r>
+        <w:rPr>
+          <w:rFonts w:ascii="Arial Narrow" w:eastAsia="Arial Narrow" w:hAnsi="Arial Narrow" w:cs="Arial Narrow"/>
+          <w:b/>
+          <w:color w:val="000000"/>
+          <w:kern w:val="0"/>
+          <w:lang w:eastAsia="es-PE"/>
+          <ns2:ligatures ns2:val="none"/>
         </w:rPr>
         <w:t xml:space="preserve">RESOLUCIÓN DE LA SECRETARÍA TÉCNICA </w:t>
       </w:r>
     </w:p>
-    <w:p>
-      <w:pPr>
-        <w:spacing w:after="0" w:line="240" w:lineRule="auto"/>
-        <w:jc w:val="both"/>
-        <w:rPr>
-          <w:rFonts w:ascii="Arial Narrow" w:eastAsia="Arial Narrow" w:hAnsi="Arial Narrow" w:cs="Arial Narrow"/>
-          <w:b/>
-          <w:color w:val="000000"/>
-          <w:kern w:val="0"/>
-          <w:lang w:eastAsia="es-PE"/>
-          <w14:ligatures w14:val="none"/>
-        </w:rPr>
-      </w:pPr>
-    </w:p>
-    <w:p>
+    <w:p ns2:paraId="71820251" ns2:textId="77777777">
+      <w:pPr>
+        <w:spacing w:after="0" w:line="240" w:lineRule="auto"/>
+        <w:jc w:val="both"/>
+        <w:rPr>
+          <w:rFonts w:ascii="Arial Narrow" w:eastAsia="Arial Narrow" w:hAnsi="Arial Narrow" w:cs="Arial Narrow"/>
+          <w:b/>
+          <w:color w:val="000000"/>
+          <w:kern w:val="0"/>
+          <w:lang w:eastAsia="es-PE"/>
+          <ns2:ligatures ns2:val="none"/>
+        </w:rPr>
+      </w:pPr>
+    </w:p>
+    <w:p ns2:paraId="5CD313BD" ns2:textId="2BCDD465">
       <w:pPr>
         <w:spacing w:after="0" w:line="240" w:lineRule="auto"/>
         <w:jc w:val="both"/>
@@ -3755,17 +3755,17 @@
           <w:color w:val="000000"/>
           <w:kern w:val="0"/>
           <w:lang w:eastAsia="es-PE"/>
-          <w14:ligatures w14:val="none"/>
-        </w:rPr>
-      </w:pPr>
-      <w:r>
-        <w:rPr>
-          <w:rFonts w:ascii="Arial Narrow" w:eastAsia="Arial Narrow" w:hAnsi="Arial Narrow" w:cs="Arial Narrow"/>
-          <w:b/>
-          <w:color w:val="000000"/>
-          <w:kern w:val="0"/>
-          <w:lang w:eastAsia="es-PE"/>
-          <w14:ligatures w14:val="none"/>
+          <ns2:ligatures ns2:val="none"/>
+        </w:rPr>
+      </w:pPr>
+      <w:r>
+        <w:rPr>
+          <w:rFonts w:ascii="Arial Narrow" w:eastAsia="Arial Narrow" w:hAnsi="Arial Narrow" w:cs="Arial Narrow"/>
+          <w:b/>
+          <w:color w:val="000000"/>
+          <w:kern w:val="0"/>
+          <w:lang w:eastAsia="es-PE"/>
+          <ns2:ligatures ns2:val="none"/>
         </w:rPr>
         <w:t xml:space="preserve">PRIMERO: admitir a trámite la denuncia del 15 de febrero de 2026, interpuesta por el señor [DENUNCIANTE] contra Rímac Seguros y Reaseguros S.A. y Máster Ajustadores de Seguros S.A.C., por lo siguiente:</w:t>
       </w:r>
@@ -3776,7 +3776,7 @@
           <w:kern w:val="0"/>
           <w:shd w:val="clear" w:color="auto" w:fill="FFFFFF"/>
           <w:lang w:eastAsia="es-PE"/>
-          <w14:ligatures w14:val="none"/>
+          <ns2:ligatures ns2:val="none"/>
         </w:rPr>
         <w:t xml:space="preserve"/>
       </w:r>
@@ -3786,7 +3786,7 @@
           <w:color w:val="000000"/>
           <w:kern w:val="0"/>
           <w:lang w:val="es-ES" w:eastAsia="es-ES"/>
-          <w14:ligatures w14:val="none"/>
+          <ns2:ligatures ns2:val="none"/>
         </w:rPr>
         <w:t/>
       </w:r>
@@ -3796,7 +3796,7 @@
           <w:color w:val="000000"/>
           <w:kern w:val="0"/>
           <w:lang w:val="es-ES" w:eastAsia="es-ES"/>
-          <w14:ligatures w14:val="none"/>
+          <ns2:ligatures ns2:val="none"/>
         </w:rPr>
         <w:t xml:space="preserve"/>
       </w:r>
@@ -3807,7 +3807,7 @@
           <w:kern w:val="0"/>
           <w:shd w:val="clear" w:color="auto" w:fill="FFFFFF"/>
           <w:lang w:eastAsia="es-PE"/>
-          <w14:ligatures w14:val="none"/>
+          <ns2:ligatures ns2:val="none"/>
         </w:rPr>
         <w:t xml:space="preserve"/>
       </w:r>
@@ -3818,7 +3818,7 @@
           <w:kern w:val="0"/>
           <w:shd w:val="clear" w:color="auto" w:fill="FFFFFF"/>
           <w:lang w:eastAsia="es-PE"/>
-          <w14:ligatures w14:val="none"/>
+          <ns2:ligatures ns2:val="none"/>
         </w:rPr>
         <w:t xml:space="preserve"/>
       </w:r>
@@ -3829,7 +3829,7 @@
           <w:kern w:val="0"/>
           <w:shd w:val="clear" w:color="auto" w:fill="FFFFFF"/>
           <w:lang w:eastAsia="es-PE"/>
-          <w14:ligatures w14:val="none"/>
+          <ns2:ligatures ns2:val="none"/>
         </w:rPr>
         <w:t xml:space="preserve"/>
       </w:r>
@@ -3847,7 +3847,7 @@
           <w:kern w:val="0"/>
           <w:shd w:val="clear" w:color="auto" w:fill="FFFFFF"/>
           <w:lang w:eastAsia="es-PE"/>
-          <w14:ligatures w14:val="none"/>
+          <ns2:ligatures ns2:val="none"/>
         </w:rPr>
         <w:t/>
       </w:r>
@@ -3858,7 +3858,7 @@
           <w:kern w:val="0"/>
           <w:shd w:val="clear" w:color="auto" w:fill="FFFFFF"/>
           <w:lang w:eastAsia="es-PE"/>
-          <w14:ligatures w14:val="none"/>
+          <ns2:ligatures ns2:val="none"/>
         </w:rPr>
         <w:t xml:space="preserve"/>
       </w:r>
@@ -3869,12 +3869,12 @@
           <w:kern w:val="0"/>
           <w:shd w:val="clear" w:color="auto" w:fill="FFFFFF"/>
           <w:lang w:eastAsia="es-PE"/>
-          <w14:ligatures w14:val="none"/>
+          <ns2:ligatures ns2:val="none"/>
         </w:rPr>
         <w:t/>
       </w:r>
     </w:p>
-    <w:p>
+    <w:p ns2:paraId="1FB3EB86" ns2:textId="77777777">
       <w:pPr>
         <w:pStyle w:val="Prrafodelista"/>
         <w:spacing w:after="0" w:line="240" w:lineRule="auto"/>
@@ -3883,11 +3883,11 @@
         <w:rPr>
           <w:rFonts w:ascii="Arial Narrow" w:eastAsia="Arial Narrow" w:hAnsi="Arial Narrow" w:cs="Arial Narrow"/>
           <w:kern w:val="0"/>
-          <w14:ligatures w14:val="none"/>
-        </w:rPr>
-      </w:pPr>
-    </w:p>
-    <w:p>
+          <ns2:ligatures ns2:val="none"/>
+        </w:rPr>
+      </w:pPr>
+    </w:p>
+    <w:p ns2:paraId="1B1702CC" ns2:textId="15AD7802">
       <w:pPr>
         <w:pStyle w:val="Prrafodelista"/>
         <w:numPr>
@@ -3903,14 +3903,14 @@
         <w:rPr>
           <w:rFonts w:ascii="Arial Narrow" w:eastAsia="Arial Narrow" w:hAnsi="Arial Narrow" w:cs="Arial Narrow"/>
           <w:kern w:val="0"/>
-          <w14:ligatures w14:val="none"/>
-        </w:rPr>
-      </w:pPr>
-      <w:r>
-        <w:rPr>
-          <w:rFonts w:ascii="Arial Narrow" w:eastAsia="Arial Narrow" w:hAnsi="Arial Narrow" w:cs="Arial Narrow"/>
-          <w:kern w:val="0"/>
-          <w14:ligatures w14:val="none"/>
+          <ns2:ligatures ns2:val="none"/>
+        </w:rPr>
+      </w:pPr>
+      <w:r>
+        <w:rPr>
+          <w:rFonts w:ascii="Arial Narrow" w:eastAsia="Arial Narrow" w:hAnsi="Arial Narrow" w:cs="Arial Narrow"/>
+          <w:kern w:val="0"/>
+          <ns2:ligatures ns2:val="none"/>
         </w:rPr>
         <w:t>Presunta infracción a los artículos 18 y 19 de la Ley</w:t>
       </w:r>
@@ -3918,7 +3918,7 @@
         <w:rPr>
           <w:rFonts w:ascii="Arial Narrow" w:eastAsia="Arial Narrow" w:hAnsi="Arial Narrow" w:cs="Arial Narrow"/>
           <w:kern w:val="0"/>
-          <w14:ligatures w14:val="none"/>
+          <ns2:ligatures ns2:val="none"/>
         </w:rPr>
         <w:t xml:space="preserve"> </w:t>
       </w:r>
@@ -3926,7 +3926,7 @@
         <w:rPr>
           <w:rFonts w:ascii="Arial Narrow" w:eastAsia="Arial Narrow" w:hAnsi="Arial Narrow" w:cs="Arial Narrow"/>
           <w:kern w:val="0"/>
-          <w14:ligatures w14:val="none"/>
+          <ns2:ligatures ns2:val="none"/>
         </w:rPr>
         <w:t xml:space="preserve"> 29571, Código de Protección y Defensa del Consumidor, en tanto </w:t>
       </w:r>
@@ -3934,7 +3934,7 @@
         <w:rPr>
           <w:rFonts w:ascii="Arial Narrow" w:eastAsia="Arial Narrow" w:hAnsi="Arial Narrow" w:cs="Arial Narrow"/>
           <w:kern w:val="0"/>
-          <w14:ligatures w14:val="none"/>
+          <ns2:ligatures ns2:val="none"/>
         </w:rPr>
         <w:t>Rímac Seguros y Reaseguros S.A.</w:t>
       </w:r>
@@ -3942,7 +3942,7 @@
         <w:rPr>
           <w:rFonts w:ascii="Arial Narrow" w:eastAsia="Arial Narrow" w:hAnsi="Arial Narrow" w:cs="Arial Narrow"/>
           <w:kern w:val="0"/>
-          <w14:ligatures w14:val="none"/>
+          <ns2:ligatures ns2:val="none"/>
         </w:rPr>
         <w:t xml:space="preserve"> </w:t>
       </w:r>
@@ -3950,7 +3950,7 @@
         <w:rPr>
           <w:rFonts w:ascii="Arial Narrow" w:eastAsia="Arial Narrow" w:hAnsi="Arial Narrow" w:cs="Arial Narrow"/>
           <w:kern w:val="0"/>
-          <w14:ligatures w14:val="none"/>
+          <ns2:ligatures ns2:val="none"/>
         </w:rPr>
         <w:t xml:space="preserve">habría negado injustificadamente la cobertura de la Póliza 1422-61410 del Seguro Domiciliario Hogar Total </w:t>
       </w:r>
@@ -3958,7 +3958,7 @@
         <w:rPr>
           <w:rFonts w:ascii="Arial Narrow" w:eastAsia="Arial Narrow" w:hAnsi="Arial Narrow" w:cs="Arial Narrow"/>
           <w:kern w:val="0"/>
-          <w14:ligatures w14:val="none"/>
+          <ns2:ligatures ns2:val="none"/>
         </w:rPr>
         <w:t xml:space="preserve">al denunciante </w:t>
       </w:r>
@@ -3966,7 +3966,7 @@
         <w:rPr>
           <w:rFonts w:ascii="Arial Narrow" w:eastAsia="Arial Narrow" w:hAnsi="Arial Narrow" w:cs="Arial Narrow"/>
           <w:kern w:val="0"/>
-          <w14:ligatures w14:val="none"/>
+          <ns2:ligatures ns2:val="none"/>
         </w:rPr>
         <w:t xml:space="preserve">por el siniestro </w:t>
       </w:r>
@@ -3974,7 +3974,7 @@
         <w:rPr>
           <w:rFonts w:ascii="Arial Narrow" w:eastAsia="Arial Narrow" w:hAnsi="Arial Narrow" w:cs="Arial Narrow"/>
           <w:kern w:val="0"/>
-          <w14:ligatures w14:val="none"/>
+          <ns2:ligatures ns2:val="none"/>
         </w:rPr>
         <w:t>d</w:t>
       </w:r>
@@ -3982,7 +3982,7 @@
         <w:rPr>
           <w:rFonts w:ascii="Arial Narrow" w:eastAsia="Arial Narrow" w:hAnsi="Arial Narrow" w:cs="Arial Narrow"/>
           <w:kern w:val="0"/>
-          <w14:ligatures w14:val="none"/>
+          <ns2:ligatures ns2:val="none"/>
         </w:rPr>
         <w:t>el 17 de octubre de 2025</w:t>
       </w:r>
@@ -3990,22 +3990,22 @@
         <w:rPr>
           <w:rFonts w:ascii="Arial Narrow" w:eastAsia="Arial Narrow" w:hAnsi="Arial Narrow" w:cs="Arial Narrow"/>
           <w:kern w:val="0"/>
-          <w14:ligatures w14:val="none"/>
+          <ns2:ligatures ns2:val="none"/>
         </w:rPr>
         <w:t>.</w:t>
       </w:r>
     </w:p>
-    <w:p>
+    <w:p ns2:paraId="48828D7F" ns2:textId="77777777">
       <w:pPr>
         <w:pStyle w:val="Prrafodelista"/>
         <w:rPr>
           <w:rFonts w:ascii="Arial Narrow" w:eastAsia="Arial Narrow" w:hAnsi="Arial Narrow" w:cs="Arial Narrow"/>
           <w:kern w:val="0"/>
-          <w14:ligatures w14:val="none"/>
-        </w:rPr>
-      </w:pPr>
-    </w:p>
-    <w:p>
+          <ns2:ligatures ns2:val="none"/>
+        </w:rPr>
+      </w:pPr>
+    </w:p>
+    <w:p ns2:paraId="19B7B478" ns2:textId="4B3C3683">
       <w:pPr>
         <w:pStyle w:val="Prrafodelista"/>
         <w:numPr>
@@ -4021,14 +4021,14 @@
         <w:rPr>
           <w:rFonts w:ascii="Arial Narrow" w:eastAsia="Arial Narrow" w:hAnsi="Arial Narrow" w:cs="Arial Narrow"/>
           <w:kern w:val="0"/>
-          <w14:ligatures w14:val="none"/>
-        </w:rPr>
-      </w:pPr>
-      <w:r>
-        <w:rPr>
-          <w:rFonts w:ascii="Arial Narrow" w:eastAsia="Arial Narrow" w:hAnsi="Arial Narrow" w:cs="Arial Narrow"/>
-          <w:kern w:val="0"/>
-          <w14:ligatures w14:val="none"/>
+          <ns2:ligatures ns2:val="none"/>
+        </w:rPr>
+      </w:pPr>
+      <w:r>
+        <w:rPr>
+          <w:rFonts w:ascii="Arial Narrow" w:eastAsia="Arial Narrow" w:hAnsi="Arial Narrow" w:cs="Arial Narrow"/>
+          <w:kern w:val="0"/>
+          <ns2:ligatures ns2:val="none"/>
         </w:rPr>
         <w:t>Presunta infracción a los artículos 18 y 19 de la Ley</w:t>
       </w:r>
@@ -4036,7 +4036,7 @@
         <w:rPr>
           <w:rFonts w:ascii="Arial Narrow" w:eastAsia="Arial Narrow" w:hAnsi="Arial Narrow" w:cs="Arial Narrow"/>
           <w:kern w:val="0"/>
-          <w14:ligatures w14:val="none"/>
+          <ns2:ligatures ns2:val="none"/>
         </w:rPr>
         <w:t xml:space="preserve"> </w:t>
       </w:r>
@@ -4044,7 +4044,7 @@
         <w:rPr>
           <w:rFonts w:ascii="Arial Narrow" w:eastAsia="Arial Narrow" w:hAnsi="Arial Narrow" w:cs="Arial Narrow"/>
           <w:kern w:val="0"/>
-          <w14:ligatures w14:val="none"/>
+          <ns2:ligatures ns2:val="none"/>
         </w:rPr>
         <w:t xml:space="preserve"> 29571, Código de Protección y Defensa del Consumidor, en tanto </w:t>
       </w:r>
@@ -4055,7 +4055,7 @@
           <w:kern w:val="0"/>
           <w:shd w:val="clear" w:color="auto" w:fill="FFFFFF"/>
           <w:lang w:eastAsia="es-PE"/>
-          <w14:ligatures w14:val="none"/>
+          <ns2:ligatures ns2:val="none"/>
         </w:rPr>
         <w:t>Máster Ajustadores de Seguros S.A.C</w:t>
       </w:r>
@@ -4066,7 +4066,7 @@
           <w:kern w:val="0"/>
           <w:shd w:val="clear" w:color="auto" w:fill="FFFFFF"/>
           <w:lang w:eastAsia="es-PE"/>
-          <w14:ligatures w14:val="none"/>
+          <ns2:ligatures ns2:val="none"/>
         </w:rPr>
         <w:t>.</w:t>
       </w:r>
@@ -4074,7 +4074,7 @@
         <w:rPr>
           <w:rFonts w:ascii="Arial Narrow" w:eastAsia="Arial Narrow" w:hAnsi="Arial Narrow" w:cs="Arial Narrow"/>
           <w:kern w:val="0"/>
-          <w14:ligatures w14:val="none"/>
+          <ns2:ligatures ns2:val="none"/>
         </w:rPr>
         <w:t xml:space="preserve">, habría emitido de manera inadecuada el Informe final 40-1245/2025 de fecha 3 de noviembre de 2025 al aplicar las CGC000 Cláusulas Generales de Contratación, DOM083 Condicionado General, DOM093 Robo y Daños por Intento de Robo y DOM096 Robo Dinero en Efectivo dentro de Vivienda sin solicitar previamente a </w:t>
       </w:r>
@@ -4082,7 +4082,7 @@
         <w:rPr>
           <w:rFonts w:ascii="Arial Narrow" w:eastAsia="Arial Narrow" w:hAnsi="Arial Narrow" w:cs="Arial Narrow"/>
           <w:kern w:val="0"/>
-          <w14:ligatures w14:val="none"/>
+          <ns2:ligatures ns2:val="none"/>
         </w:rPr>
         <w:t xml:space="preserve">Rímac Seguros y Reaseguros S.A. </w:t>
       </w:r>
@@ -4090,7 +4090,7 @@
         <w:rPr>
           <w:rFonts w:ascii="Arial Narrow" w:eastAsia="Arial Narrow" w:hAnsi="Arial Narrow" w:cs="Arial Narrow"/>
           <w:kern w:val="0"/>
-          <w14:ligatures w14:val="none"/>
+          <ns2:ligatures ns2:val="none"/>
         </w:rPr>
         <w:t xml:space="preserve">la </w:t>
       </w:r>
@@ -4098,7 +4098,7 @@
         <w:rPr>
           <w:rFonts w:ascii="Arial Narrow" w:eastAsia="Arial Narrow" w:hAnsi="Arial Narrow" w:cs="Arial Narrow"/>
           <w:kern w:val="0"/>
-          <w14:ligatures w14:val="none"/>
+          <ns2:ligatures ns2:val="none"/>
         </w:rPr>
         <w:t xml:space="preserve">constancia de entrega íntegra de la de la Póliza 1422-61410 del Seguro Domiciliario Hogar Total al denunciante para verificar la oponibilidad de </w:t>
       </w:r>
@@ -4106,7 +4106,7 @@
         <w:rPr>
           <w:rFonts w:ascii="Arial Narrow" w:eastAsia="Arial Narrow" w:hAnsi="Arial Narrow" w:cs="Arial Narrow"/>
           <w:kern w:val="0"/>
-          <w14:ligatures w14:val="none"/>
+          <ns2:ligatures ns2:val="none"/>
         </w:rPr>
         <w:t>las referidas</w:t>
       </w:r>
@@ -4114,7 +4114,7 @@
         <w:rPr>
           <w:rFonts w:ascii="Arial Narrow" w:eastAsia="Arial Narrow" w:hAnsi="Arial Narrow" w:cs="Arial Narrow"/>
           <w:kern w:val="0"/>
-          <w14:ligatures w14:val="none"/>
+          <ns2:ligatures ns2:val="none"/>
         </w:rPr>
         <w:t xml:space="preserve"> cláusulas</w:t>
       </w:r>
@@ -4122,7 +4122,7 @@
         <w:rPr>
           <w:rFonts w:ascii="Arial Narrow" w:eastAsia="Arial Narrow" w:hAnsi="Arial Narrow" w:cs="Arial Narrow"/>
           <w:kern w:val="0"/>
-          <w14:ligatures w14:val="none"/>
+          <ns2:ligatures ns2:val="none"/>
         </w:rPr>
         <w:t>.</w:t>
       </w:r>
@@ -4130,23 +4130,23 @@
         <w:rPr>
           <w:rFonts w:ascii="Arial Narrow" w:eastAsia="Arial Narrow" w:hAnsi="Arial Narrow" w:cs="Arial Narrow"/>
           <w:kern w:val="0"/>
-          <w14:ligatures w14:val="none"/>
+          <ns2:ligatures ns2:val="none"/>
         </w:rPr>
         <w:t xml:space="preserve"> </w:t>
       </w:r>
     </w:p>
-    <w:p>
-      <w:pPr>
-        <w:spacing w:after="0" w:line="240" w:lineRule="auto"/>
-        <w:jc w:val="both"/>
-        <w:rPr>
-          <w:rFonts w:ascii="Arial Narrow" w:eastAsia="Arial Narrow" w:hAnsi="Arial Narrow" w:cs="Arial Narrow"/>
-          <w:kern w:val="0"/>
-          <w14:ligatures w14:val="none"/>
-        </w:rPr>
-      </w:pPr>
-    </w:p>
-    <w:p>
+    <w:p ns2:paraId="0E7CA9DB" ns2:textId="77777777">
+      <w:pPr>
+        <w:spacing w:after="0" w:line="240" w:lineRule="auto"/>
+        <w:jc w:val="both"/>
+        <w:rPr>
+          <w:rFonts w:ascii="Arial Narrow" w:eastAsia="Arial Narrow" w:hAnsi="Arial Narrow" w:cs="Arial Narrow"/>
+          <w:kern w:val="0"/>
+          <ns2:ligatures ns2:val="none"/>
+        </w:rPr>
+      </w:pPr>
+    </w:p>
+    <w:p ns2:paraId="37930D9A" ns2:textId="277086CE">
       <w:pPr>
         <w:pStyle w:val="Prrafodelista"/>
         <w:numPr>
@@ -4159,14 +4159,14 @@
         <w:rPr>
           <w:rFonts w:ascii="Arial Narrow" w:eastAsia="Arial Narrow" w:hAnsi="Arial Narrow" w:cs="Arial Narrow"/>
           <w:kern w:val="0"/>
-          <w14:ligatures w14:val="none"/>
-        </w:rPr>
-      </w:pPr>
-      <w:r>
-        <w:rPr>
-          <w:rFonts w:ascii="Arial Narrow" w:eastAsia="Arial Narrow" w:hAnsi="Arial Narrow" w:cs="Arial Narrow"/>
-          <w:kern w:val="0"/>
-          <w14:ligatures w14:val="none"/>
+          <ns2:ligatures ns2:val="none"/>
+        </w:rPr>
+      </w:pPr>
+      <w:r>
+        <w:rPr>
+          <w:rFonts w:ascii="Arial Narrow" w:eastAsia="Arial Narrow" w:hAnsi="Arial Narrow" w:cs="Arial Narrow"/>
+          <w:kern w:val="0"/>
+          <ns2:ligatures ns2:val="none"/>
         </w:rPr>
         <w:t>Presunta infracción a los artículos 18 y 19 de la Ley</w:t>
       </w:r>
@@ -4174,7 +4174,7 @@
         <w:rPr>
           <w:rFonts w:ascii="Arial Narrow" w:eastAsia="Arial Narrow" w:hAnsi="Arial Narrow" w:cs="Arial Narrow"/>
           <w:kern w:val="0"/>
-          <w14:ligatures w14:val="none"/>
+          <ns2:ligatures ns2:val="none"/>
         </w:rPr>
         <w:t xml:space="preserve"> </w:t>
       </w:r>
@@ -4182,7 +4182,7 @@
         <w:rPr>
           <w:rFonts w:ascii="Arial Narrow" w:eastAsia="Arial Narrow" w:hAnsi="Arial Narrow" w:cs="Arial Narrow"/>
           <w:kern w:val="0"/>
-          <w14:ligatures w14:val="none"/>
+          <ns2:ligatures ns2:val="none"/>
         </w:rPr>
         <w:t xml:space="preserve"> 29571, Código de Protección y Defensa del Consumidor, en tanto </w:t>
       </w:r>
@@ -4193,7 +4193,7 @@
           <w:kern w:val="0"/>
           <w:shd w:val="clear" w:color="auto" w:fill="FFFFFF"/>
           <w:lang w:eastAsia="es-PE"/>
-          <w14:ligatures w14:val="none"/>
+          <ns2:ligatures ns2:val="none"/>
         </w:rPr>
         <w:t>Máster Ajustadores de Seguros S.A.C.</w:t>
       </w:r>
@@ -4201,7 +4201,7 @@
         <w:rPr>
           <w:rFonts w:ascii="Arial Narrow" w:eastAsia="Arial Narrow" w:hAnsi="Arial Narrow" w:cs="Arial Narrow"/>
           <w:kern w:val="0"/>
-          <w14:ligatures w14:val="none"/>
+          <ns2:ligatures ns2:val="none"/>
         </w:rPr>
         <w:t xml:space="preserve"> no habría cumplido con realizar oportunamente</w:t>
       </w:r>
@@ -4209,7 +4209,7 @@
         <w:rPr>
           <w:rFonts w:ascii="Arial Narrow" w:eastAsia="Arial Narrow" w:hAnsi="Arial Narrow" w:cs="Arial Narrow"/>
           <w:kern w:val="0"/>
-          <w14:ligatures w14:val="none"/>
+          <ns2:ligatures ns2:val="none"/>
         </w:rPr>
         <w:t xml:space="preserve"> la inspección del inmueble asegurado</w:t>
       </w:r>
@@ -4217,7 +4217,7 @@
         <w:rPr>
           <w:rFonts w:ascii="Arial Narrow" w:eastAsia="Arial Narrow" w:hAnsi="Arial Narrow" w:cs="Arial Narrow"/>
           <w:kern w:val="0"/>
-          <w14:ligatures w14:val="none"/>
+          <ns2:ligatures ns2:val="none"/>
         </w:rPr>
         <w:t xml:space="preserve"> con la Póliza 1422-61410 del Seguro Domiciliario Hogar Total</w:t>
       </w:r>
@@ -4225,7 +4225,7 @@
         <w:rPr>
           <w:rFonts w:ascii="Arial Narrow" w:eastAsia="Arial Narrow" w:hAnsi="Arial Narrow" w:cs="Arial Narrow"/>
           <w:kern w:val="0"/>
-          <w14:ligatures w14:val="none"/>
+          <ns2:ligatures ns2:val="none"/>
         </w:rPr>
         <w:t>, circunstancia que habría incidido en la evaluación del siniestro</w:t>
       </w:r>
@@ -4233,7 +4233,7 @@
         <w:rPr>
           <w:rFonts w:ascii="Arial Narrow" w:eastAsia="Arial Narrow" w:hAnsi="Arial Narrow" w:cs="Arial Narrow"/>
           <w:kern w:val="0"/>
-          <w14:ligatures w14:val="none"/>
+          <ns2:ligatures ns2:val="none"/>
         </w:rPr>
         <w:t xml:space="preserve"> del 17 de octubre de 2025</w:t>
       </w:r>
@@ -4241,7 +4241,7 @@
         <w:rPr>
           <w:rFonts w:ascii="Arial Narrow" w:eastAsia="Arial Narrow" w:hAnsi="Arial Narrow" w:cs="Arial Narrow"/>
           <w:kern w:val="0"/>
-          <w14:ligatures w14:val="none"/>
+          <ns2:ligatures ns2:val="none"/>
         </w:rPr>
         <w:t xml:space="preserve"> al considerarse la ausencia de huellas visibles de violencia en una cerradura que ya había sido cambiada por razones de seguridad</w:t>
       </w:r>
@@ -4249,7 +4249,7 @@
         <w:rPr>
           <w:rFonts w:ascii="Arial Narrow" w:eastAsia="Arial Narrow" w:hAnsi="Arial Narrow" w:cs="Arial Narrow"/>
           <w:kern w:val="0"/>
-          <w14:ligatures w14:val="none"/>
+          <ns2:ligatures ns2:val="none"/>
         </w:rPr>
         <w:t>.</w:t>
       </w:r>
@@ -4257,12 +4257,12 @@
         <w:rPr>
           <w:rFonts w:ascii="Arial Narrow" w:eastAsia="Arial Narrow" w:hAnsi="Arial Narrow" w:cs="Arial Narrow"/>
           <w:kern w:val="0"/>
-          <w14:ligatures w14:val="none"/>
+          <ns2:ligatures ns2:val="none"/>
         </w:rPr>
         <w:t xml:space="preserve"> </w:t>
       </w:r>
     </w:p>
-    <w:p>
+    <w:p ns2:paraId="47A7E13E" ns2:textId="77777777">
       <w:pPr>
         <w:pStyle w:val="Prrafodelista"/>
         <w:spacing w:after="0" w:line="240" w:lineRule="auto"/>
@@ -4271,11 +4271,11 @@
         <w:rPr>
           <w:rFonts w:ascii="Arial Narrow" w:eastAsia="Arial Narrow" w:hAnsi="Arial Narrow" w:cs="Arial Narrow"/>
           <w:kern w:val="0"/>
-          <w14:ligatures w14:val="none"/>
-        </w:rPr>
-      </w:pPr>
-    </w:p>
-    <w:p>
+          <ns2:ligatures ns2:val="none"/>
+        </w:rPr>
+      </w:pPr>
+    </w:p>
+    <w:p ns2:paraId="164AF9EA" ns2:textId="0DE7A037">
       <w:pPr>
         <w:pStyle w:val="Prrafodelista"/>
         <w:numPr>
@@ -4291,14 +4291,14 @@
         <w:rPr>
           <w:rFonts w:ascii="Arial Narrow" w:eastAsia="Arial Narrow" w:hAnsi="Arial Narrow" w:cs="Arial Narrow"/>
           <w:kern w:val="0"/>
-          <w14:ligatures w14:val="none"/>
-        </w:rPr>
-      </w:pPr>
-      <w:r>
-        <w:rPr>
-          <w:rFonts w:ascii="Arial Narrow" w:eastAsia="Arial Narrow" w:hAnsi="Arial Narrow" w:cs="Arial Narrow"/>
-          <w:kern w:val="0"/>
-          <w14:ligatures w14:val="none"/>
+          <ns2:ligatures ns2:val="none"/>
+        </w:rPr>
+      </w:pPr>
+      <w:r>
+        <w:rPr>
+          <w:rFonts w:ascii="Arial Narrow" w:eastAsia="Arial Narrow" w:hAnsi="Arial Narrow" w:cs="Arial Narrow"/>
+          <w:kern w:val="0"/>
+          <ns2:ligatures ns2:val="none"/>
         </w:rPr>
         <w:t xml:space="preserve">Presunta infracción al literal e) del artículo 47 de la Ley 29571, Código de Protección y Defensa del Consumidor, en tanto </w:t>
       </w:r>
@@ -4306,7 +4306,7 @@
         <w:rPr>
           <w:rFonts w:ascii="Arial Narrow" w:eastAsia="Arial Narrow" w:hAnsi="Arial Narrow" w:cs="Arial Narrow"/>
           <w:kern w:val="0"/>
-          <w14:ligatures w14:val="none"/>
+          <ns2:ligatures ns2:val="none"/>
         </w:rPr>
         <w:t>Rímac Seguros y Reaseguros S.A. no habría cumplido con entregar oportunamente al denunciante un resumen de la cobertura contratada de la Póliza 1422-61410 del Seguro Domiciliario Hogar Total, en documento aparte</w:t>
       </w:r>
@@ -4314,7 +4314,7 @@
         <w:rPr>
           <w:rFonts w:ascii="Arial Narrow" w:eastAsia="Arial Narrow" w:hAnsi="Arial Narrow" w:cs="Arial Narrow"/>
           <w:kern w:val="0"/>
-          <w14:ligatures w14:val="none"/>
+          <ns2:ligatures ns2:val="none"/>
         </w:rPr>
         <w:t>.</w:t>
       </w:r>
@@ -4322,23 +4322,23 @@
         <w:rPr>
           <w:rFonts w:ascii="Arial Narrow" w:eastAsia="Arial Narrow" w:hAnsi="Arial Narrow" w:cs="Arial Narrow"/>
           <w:kern w:val="0"/>
-          <w14:ligatures w14:val="none"/>
+          <ns2:ligatures ns2:val="none"/>
         </w:rPr>
         <w:t xml:space="preserve"> </w:t>
       </w:r>
     </w:p>
-    <w:p>
-      <w:pPr>
-        <w:spacing w:after="0" w:line="240" w:lineRule="auto"/>
-        <w:jc w:val="both"/>
-        <w:rPr>
-          <w:rFonts w:ascii="Arial Narrow" w:eastAsia="Arial Narrow" w:hAnsi="Arial Narrow" w:cs="Arial Narrow"/>
-          <w:kern w:val="0"/>
-          <w14:ligatures w14:val="none"/>
-        </w:rPr>
-      </w:pPr>
-    </w:p>
-    <w:p>
+    <w:p ns2:paraId="2FBC9DFD" ns2:textId="77777777">
+      <w:pPr>
+        <w:spacing w:after="0" w:line="240" w:lineRule="auto"/>
+        <w:jc w:val="both"/>
+        <w:rPr>
+          <w:rFonts w:ascii="Arial Narrow" w:eastAsia="Arial Narrow" w:hAnsi="Arial Narrow" w:cs="Arial Narrow"/>
+          <w:kern w:val="0"/>
+          <ns2:ligatures ns2:val="none"/>
+        </w:rPr>
+      </w:pPr>
+    </w:p>
+    <w:p ns2:paraId="40771EB2" ns2:textId="5E022BDC">
       <w:pPr>
         <w:pStyle w:val="Prrafodelista"/>
         <w:numPr>
@@ -4354,14 +4354,14 @@
         <w:rPr>
           <w:rFonts w:ascii="Arial Narrow" w:eastAsia="Arial Narrow" w:hAnsi="Arial Narrow" w:cs="Arial Narrow"/>
           <w:kern w:val="0"/>
-          <w14:ligatures w14:val="none"/>
-        </w:rPr>
-      </w:pPr>
-      <w:r>
-        <w:rPr>
-          <w:rFonts w:ascii="Arial Narrow" w:eastAsia="Arial Narrow" w:hAnsi="Arial Narrow" w:cs="Arial Narrow"/>
-          <w:kern w:val="0"/>
-          <w14:ligatures w14:val="none"/>
+          <ns2:ligatures ns2:val="none"/>
+        </w:rPr>
+      </w:pPr>
+      <w:r>
+        <w:rPr>
+          <w:rFonts w:ascii="Arial Narrow" w:eastAsia="Arial Narrow" w:hAnsi="Arial Narrow" w:cs="Arial Narrow"/>
+          <w:kern w:val="0"/>
+          <ns2:ligatures ns2:val="none"/>
         </w:rPr>
         <w:t>Presunta infracción al literal e) del artículo 47 de la Ley</w:t>
       </w:r>
@@ -4369,7 +4369,7 @@
         <w:rPr>
           <w:rFonts w:ascii="Arial Narrow" w:eastAsia="Arial Narrow" w:hAnsi="Arial Narrow" w:cs="Arial Narrow"/>
           <w:kern w:val="0"/>
-          <w14:ligatures w14:val="none"/>
+          <ns2:ligatures ns2:val="none"/>
         </w:rPr>
         <w:t xml:space="preserve"> </w:t>
       </w:r>
@@ -4377,7 +4377,7 @@
         <w:rPr>
           <w:rFonts w:ascii="Arial Narrow" w:eastAsia="Arial Narrow" w:hAnsi="Arial Narrow" w:cs="Arial Narrow"/>
           <w:kern w:val="0"/>
-          <w14:ligatures w14:val="none"/>
+          <ns2:ligatures ns2:val="none"/>
         </w:rPr>
         <w:t xml:space="preserve"> 29571, Código de Protección y Defensa del Consumidor, en tanto </w:t>
       </w:r>
@@ -4385,7 +4385,7 @@
         <w:rPr>
           <w:rFonts w:ascii="Arial Narrow" w:eastAsia="Arial Narrow" w:hAnsi="Arial Narrow" w:cs="Arial Narrow"/>
           <w:kern w:val="0"/>
-          <w14:ligatures w14:val="none"/>
+          <ns2:ligatures ns2:val="none"/>
         </w:rPr>
         <w:t xml:space="preserve">Rímac Seguros y Reaseguros S.A. no habría entregado </w:t>
       </w:r>
@@ -4393,7 +4393,7 @@
         <w:rPr>
           <w:rFonts w:ascii="Arial Narrow" w:eastAsia="Arial Narrow" w:hAnsi="Arial Narrow" w:cs="Arial Narrow"/>
           <w:kern w:val="0"/>
-          <w14:ligatures w14:val="none"/>
+          <ns2:ligatures ns2:val="none"/>
         </w:rPr>
         <w:t xml:space="preserve">oportunamente </w:t>
       </w:r>
@@ -4401,7 +4401,7 @@
         <w:rPr>
           <w:rFonts w:ascii="Arial Narrow" w:eastAsia="Arial Narrow" w:hAnsi="Arial Narrow" w:cs="Arial Narrow"/>
           <w:kern w:val="0"/>
-          <w14:ligatures w14:val="none"/>
+          <ns2:ligatures ns2:val="none"/>
         </w:rPr>
         <w:t xml:space="preserve">al </w:t>
       </w:r>
@@ -4409,7 +4409,7 @@
         <w:rPr>
           <w:rFonts w:ascii="Arial Narrow" w:eastAsia="Arial Narrow" w:hAnsi="Arial Narrow" w:cs="Arial Narrow"/>
           <w:kern w:val="0"/>
-          <w14:ligatures w14:val="none"/>
+          <ns2:ligatures ns2:val="none"/>
         </w:rPr>
         <w:lastRenderedPageBreak/>
         <w:t xml:space="preserve">denunciante </w:t>
@@ -4418,7 +4418,7 @@
         <w:rPr>
           <w:rFonts w:ascii="Arial Narrow" w:eastAsia="Arial Narrow" w:hAnsi="Arial Narrow" w:cs="Arial Narrow"/>
           <w:kern w:val="0"/>
-          <w14:ligatures w14:val="none"/>
+          <ns2:ligatures ns2:val="none"/>
         </w:rPr>
         <w:t xml:space="preserve">una </w:t>
       </w:r>
@@ -4426,7 +4426,7 @@
         <w:rPr>
           <w:rFonts w:ascii="Arial Narrow" w:eastAsia="Arial Narrow" w:hAnsi="Arial Narrow" w:cs="Arial Narrow"/>
           <w:kern w:val="0"/>
-          <w14:ligatures w14:val="none"/>
+          <ns2:ligatures ns2:val="none"/>
         </w:rPr>
         <w:t xml:space="preserve">copia de la solicitud de la Póliza 1422-61410 del Seguro Domiciliario Hogar Total ni copia íntegra de la </w:t>
       </w:r>
@@ -4434,7 +4434,7 @@
         <w:rPr>
           <w:rFonts w:ascii="Arial Narrow" w:eastAsia="Arial Narrow" w:hAnsi="Arial Narrow" w:cs="Arial Narrow"/>
           <w:kern w:val="0"/>
-          <w14:ligatures w14:val="none"/>
+          <ns2:ligatures ns2:val="none"/>
         </w:rPr>
         <w:t xml:space="preserve">referida </w:t>
       </w:r>
@@ -4442,7 +4442,7 @@
         <w:rPr>
           <w:rFonts w:ascii="Arial Narrow" w:eastAsia="Arial Narrow" w:hAnsi="Arial Narrow" w:cs="Arial Narrow"/>
           <w:kern w:val="0"/>
-          <w14:ligatures w14:val="none"/>
+          <ns2:ligatures ns2:val="none"/>
         </w:rPr>
         <w:t>póliza contratada, incluidas sus cláusulas generales de contratación y condiciones generales y especiales</w:t>
       </w:r>
@@ -4450,23 +4450,23 @@
         <w:rPr>
           <w:rFonts w:ascii="Arial Narrow" w:eastAsia="Arial Narrow" w:hAnsi="Arial Narrow" w:cs="Arial Narrow"/>
           <w:kern w:val="0"/>
-          <w14:ligatures w14:val="none"/>
+          <ns2:ligatures ns2:val="none"/>
         </w:rPr>
         <w:t>.</w:t>
       </w:r>
     </w:p>
-    <w:p>
-      <w:pPr>
-        <w:spacing w:after="0" w:line="240" w:lineRule="auto"/>
-        <w:jc w:val="both"/>
-        <w:rPr>
-          <w:rFonts w:ascii="Arial Narrow" w:eastAsia="Arial Narrow" w:hAnsi="Arial Narrow" w:cs="Arial Narrow"/>
-          <w:kern w:val="0"/>
-          <w14:ligatures w14:val="none"/>
-        </w:rPr>
-      </w:pPr>
-    </w:p>
-    <w:p>
+    <w:p ns2:paraId="06493079" ns2:textId="77777777">
+      <w:pPr>
+        <w:spacing w:after="0" w:line="240" w:lineRule="auto"/>
+        <w:jc w:val="both"/>
+        <w:rPr>
+          <w:rFonts w:ascii="Arial Narrow" w:eastAsia="Arial Narrow" w:hAnsi="Arial Narrow" w:cs="Arial Narrow"/>
+          <w:kern w:val="0"/>
+          <ns2:ligatures ns2:val="none"/>
+        </w:rPr>
+      </w:pPr>
+    </w:p>
+    <w:p ns2:paraId="40D5419D" ns2:textId="27008A9D">
       <w:pPr>
         <w:pStyle w:val="Prrafodelista"/>
         <w:numPr>
@@ -4482,14 +4482,14 @@
         <w:rPr>
           <w:rFonts w:ascii="Arial Narrow" w:eastAsia="Arial Narrow" w:hAnsi="Arial Narrow" w:cs="Arial Narrow"/>
           <w:kern w:val="0"/>
-          <w14:ligatures w14:val="none"/>
-        </w:rPr>
-      </w:pPr>
-      <w:r>
-        <w:rPr>
-          <w:rFonts w:ascii="Arial Narrow" w:eastAsia="Arial Narrow" w:hAnsi="Arial Narrow" w:cs="Arial Narrow"/>
-          <w:kern w:val="0"/>
-          <w14:ligatures w14:val="none"/>
+          <ns2:ligatures ns2:val="none"/>
+        </w:rPr>
+      </w:pPr>
+      <w:r>
+        <w:rPr>
+          <w:rFonts w:ascii="Arial Narrow" w:eastAsia="Arial Narrow" w:hAnsi="Arial Narrow" w:cs="Arial Narrow"/>
+          <w:kern w:val="0"/>
+          <ns2:ligatures ns2:val="none"/>
         </w:rPr>
         <w:t xml:space="preserve">Presunta infracción </w:t>
       </w:r>
@@ -4497,7 +4497,7 @@
         <w:rPr>
           <w:rFonts w:ascii="Arial Narrow" w:eastAsia="Arial Narrow" w:hAnsi="Arial Narrow" w:cs="Arial Narrow"/>
           <w:kern w:val="0"/>
-          <w14:ligatures w14:val="none"/>
+          <ns2:ligatures ns2:val="none"/>
         </w:rPr>
         <w:t>al numeral 49.1. del artículo 49</w:t>
       </w:r>
@@ -4505,7 +4505,7 @@
         <w:rPr>
           <w:rFonts w:ascii="Arial Narrow" w:eastAsia="Arial Narrow" w:hAnsi="Arial Narrow" w:cs="Arial Narrow"/>
           <w:kern w:val="0"/>
-          <w14:ligatures w14:val="none"/>
+          <ns2:ligatures ns2:val="none"/>
         </w:rPr>
         <w:t/>
       </w:r>
@@ -4513,7 +4513,7 @@
         <w:rPr>
           <w:rFonts w:ascii="Arial Narrow" w:eastAsia="Arial Narrow" w:hAnsi="Arial Narrow" w:cs="Arial Narrow"/>
           <w:kern w:val="0"/>
-          <w14:ligatures w14:val="none"/>
+          <ns2:ligatures ns2:val="none"/>
         </w:rPr>
         <w:t xml:space="preserve"> </w:t>
       </w:r>
@@ -4521,7 +4521,7 @@
         <w:rPr>
           <w:rFonts w:ascii="Arial Narrow" w:eastAsia="Arial Narrow" w:hAnsi="Arial Narrow" w:cs="Arial Narrow"/>
           <w:kern w:val="0"/>
-          <w14:ligatures w14:val="none"/>
+          <ns2:ligatures ns2:val="none"/>
         </w:rPr>
         <w:t>y</w:t>
       </w:r>
@@ -4529,7 +4529,7 @@
         <w:rPr>
           <w:rFonts w:ascii="Arial Narrow" w:eastAsia="Arial Narrow" w:hAnsi="Arial Narrow" w:cs="Arial Narrow"/>
           <w:kern w:val="0"/>
-          <w14:ligatures w14:val="none"/>
+          <ns2:ligatures ns2:val="none"/>
         </w:rPr>
         <w:t xml:space="preserve"> al</w:t>
       </w:r>
@@ -4537,7 +4537,7 @@
         <w:rPr>
           <w:rFonts w:ascii="Arial Narrow" w:eastAsia="Arial Narrow" w:hAnsi="Arial Narrow" w:cs="Arial Narrow"/>
           <w:kern w:val="0"/>
-          <w14:ligatures w14:val="none"/>
+          <ns2:ligatures ns2:val="none"/>
         </w:rPr>
         <w:t xml:space="preserve"> literal a)</w:t>
       </w:r>
@@ -4545,7 +4545,7 @@
         <w:rPr>
           <w:rFonts w:ascii="Arial Narrow" w:eastAsia="Arial Narrow" w:hAnsi="Arial Narrow" w:cs="Arial Narrow"/>
           <w:kern w:val="0"/>
-          <w14:ligatures w14:val="none"/>
+          <ns2:ligatures ns2:val="none"/>
         </w:rPr>
         <w:t xml:space="preserve"> del artículo 50</w:t>
       </w:r>
@@ -4553,7 +4553,7 @@
         <w:rPr>
           <w:rFonts w:ascii="Arial Narrow" w:eastAsia="Arial Narrow" w:hAnsi="Arial Narrow" w:cs="Arial Narrow"/>
           <w:kern w:val="0"/>
-          <w14:ligatures w14:val="none"/>
+          <ns2:ligatures ns2:val="none"/>
         </w:rPr>
         <w:t>, de la Ley</w:t>
       </w:r>
@@ -4561,7 +4561,7 @@
         <w:rPr>
           <w:rFonts w:ascii="Arial Narrow" w:eastAsia="Arial Narrow" w:hAnsi="Arial Narrow" w:cs="Arial Narrow"/>
           <w:kern w:val="0"/>
-          <w14:ligatures w14:val="none"/>
+          <ns2:ligatures ns2:val="none"/>
         </w:rPr>
         <w:t xml:space="preserve"> </w:t>
       </w:r>
@@ -4569,7 +4569,7 @@
         <w:rPr>
           <w:rFonts w:ascii="Arial Narrow" w:eastAsia="Arial Narrow" w:hAnsi="Arial Narrow" w:cs="Arial Narrow"/>
           <w:kern w:val="0"/>
-          <w14:ligatures w14:val="none"/>
+          <ns2:ligatures ns2:val="none"/>
         </w:rPr>
         <w:t xml:space="preserve"> 29571, Código de Protección y Defensa del Consumidor, en tanto </w:t>
       </w:r>
@@ -4577,7 +4577,7 @@
         <w:rPr>
           <w:rFonts w:ascii="Arial Narrow" w:eastAsia="Arial Narrow" w:hAnsi="Arial Narrow" w:cs="Arial Narrow"/>
           <w:kern w:val="0"/>
-          <w14:ligatures w14:val="none"/>
+          <ns2:ligatures ns2:val="none"/>
         </w:rPr>
         <w:t xml:space="preserve">Rímac Seguros y Reaseguros S.A. </w:t>
       </w:r>
@@ -4585,7 +4585,7 @@
         <w:rPr>
           <w:rFonts w:ascii="Arial Narrow" w:eastAsia="Arial Narrow" w:hAnsi="Arial Narrow" w:cs="Arial Narrow"/>
           <w:kern w:val="0"/>
-          <w14:ligatures w14:val="none"/>
+          <ns2:ligatures ns2:val="none"/>
         </w:rPr>
         <w:t xml:space="preserve">habría incluido las cláusulas abusivas </w:t>
       </w:r>
@@ -4593,7 +4593,7 @@
         <w:rPr>
           <w:rFonts w:ascii="Arial Narrow" w:eastAsia="Arial Narrow" w:hAnsi="Arial Narrow" w:cs="Arial Narrow"/>
           <w:kern w:val="0"/>
-          <w14:ligatures w14:val="none"/>
+          <ns2:ligatures ns2:val="none"/>
         </w:rPr>
         <w:t>de</w:t>
       </w:r>
@@ -4601,7 +4601,7 @@
         <w:rPr>
           <w:rFonts w:ascii="Arial Narrow" w:eastAsia="Arial Narrow" w:hAnsi="Arial Narrow" w:cs="Arial Narrow"/>
           <w:kern w:val="0"/>
-          <w14:ligatures w14:val="none"/>
+          <ns2:ligatures ns2:val="none"/>
         </w:rPr>
         <w:t>: (i)</w:t>
       </w:r>
@@ -4609,7 +4609,7 @@
         <w:rPr>
           <w:rFonts w:ascii="Arial Narrow" w:eastAsia="Arial Narrow" w:hAnsi="Arial Narrow" w:cs="Arial Narrow"/>
           <w:kern w:val="0"/>
-          <w14:ligatures w14:val="none"/>
+          <ns2:ligatures ns2:val="none"/>
         </w:rPr>
         <w:t xml:space="preserve"> Introducción</w:t>
       </w:r>
@@ -4617,7 +4617,7 @@
         <w:rPr>
           <w:rFonts w:ascii="Arial Narrow" w:eastAsia="Arial Narrow" w:hAnsi="Arial Narrow" w:cs="Arial Narrow"/>
           <w:kern w:val="0"/>
-          <w14:ligatures w14:val="none"/>
+          <ns2:ligatures ns2:val="none"/>
         </w:rPr>
         <w:t>,</w:t>
       </w:r>
@@ -4625,7 +4625,7 @@
         <w:rPr>
           <w:rFonts w:ascii="Arial Narrow" w:eastAsia="Arial Narrow" w:hAnsi="Arial Narrow" w:cs="Arial Narrow"/>
           <w:kern w:val="0"/>
-          <w14:ligatures w14:val="none"/>
+          <ns2:ligatures ns2:val="none"/>
         </w:rPr>
         <w:t xml:space="preserve"> y </w:t>
       </w:r>
@@ -4633,7 +4633,7 @@
         <w:rPr>
           <w:rFonts w:ascii="Arial Narrow" w:eastAsia="Arial Narrow" w:hAnsi="Arial Narrow" w:cs="Arial Narrow"/>
           <w:kern w:val="0"/>
-          <w14:ligatures w14:val="none"/>
+          <ns2:ligatures ns2:val="none"/>
         </w:rPr>
         <w:t xml:space="preserve">(ii) </w:t>
       </w:r>
@@ -4641,7 +4641,7 @@
         <w:rPr>
           <w:rFonts w:ascii="Arial Narrow" w:eastAsia="Arial Narrow" w:hAnsi="Arial Narrow" w:cs="Arial Narrow"/>
           <w:kern w:val="0"/>
-          <w14:ligatures w14:val="none"/>
+          <ns2:ligatures ns2:val="none"/>
         </w:rPr>
         <w:t>numeral 1.5</w:t>
       </w:r>
@@ -4649,7 +4649,7 @@
         <w:rPr>
           <w:rFonts w:ascii="Arial Narrow" w:eastAsia="Arial Narrow" w:hAnsi="Arial Narrow" w:cs="Arial Narrow"/>
           <w:kern w:val="0"/>
-          <w14:ligatures w14:val="none"/>
+          <ns2:ligatures ns2:val="none"/>
         </w:rPr>
         <w:t>,</w:t>
       </w:r>
@@ -4657,7 +4657,7 @@
         <w:rPr>
           <w:rFonts w:ascii="Arial Narrow" w:eastAsia="Arial Narrow" w:hAnsi="Arial Narrow" w:cs="Arial Narrow"/>
           <w:kern w:val="0"/>
-          <w14:ligatures w14:val="none"/>
+          <ns2:ligatures ns2:val="none"/>
         </w:rPr>
         <w:t xml:space="preserve"> del Condicionado General (DOM083)</w:t>
       </w:r>
@@ -4665,7 +4665,7 @@
         <w:rPr>
           <w:rFonts w:ascii="Arial Narrow" w:eastAsia="Arial Narrow" w:hAnsi="Arial Narrow" w:cs="Arial Narrow"/>
           <w:kern w:val="0"/>
-          <w14:ligatures w14:val="none"/>
+          <ns2:ligatures ns2:val="none"/>
         </w:rPr>
         <w:t xml:space="preserve"> </w:t>
       </w:r>
@@ -4673,7 +4673,7 @@
         <w:rPr>
           <w:rFonts w:ascii="Arial Narrow" w:eastAsia="Arial Narrow" w:hAnsi="Arial Narrow" w:cs="Arial Narrow"/>
           <w:kern w:val="0"/>
-          <w14:ligatures w14:val="none"/>
+          <ns2:ligatures ns2:val="none"/>
         </w:rPr>
         <w:t>de la Póliza 1422-61410 del Seguro Domiciliario Hogar Total, en el extremo que prohíbe realizar actividades de oficina y profesional dentro del inmueble asegurado</w:t>
       </w:r>
@@ -4681,23 +4681,23 @@
         <w:rPr>
           <w:rFonts w:ascii="Arial Narrow" w:eastAsia="Arial Narrow" w:hAnsi="Arial Narrow" w:cs="Arial Narrow"/>
           <w:kern w:val="0"/>
-          <w14:ligatures w14:val="none"/>
+          <ns2:ligatures ns2:val="none"/>
         </w:rPr>
         <w:t>.</w:t>
       </w:r>
     </w:p>
-    <w:p>
-      <w:pPr>
-        <w:spacing w:after="0" w:line="240" w:lineRule="auto"/>
-        <w:jc w:val="both"/>
-        <w:rPr>
-          <w:rFonts w:ascii="Arial Narrow" w:eastAsia="Arial Narrow" w:hAnsi="Arial Narrow" w:cs="Arial Narrow"/>
-          <w:kern w:val="0"/>
-          <w14:ligatures w14:val="none"/>
-        </w:rPr>
-      </w:pPr>
-    </w:p>
-    <w:p>
+    <w:p ns2:paraId="1DEB3481" ns2:textId="77777777">
+      <w:pPr>
+        <w:spacing w:after="0" w:line="240" w:lineRule="auto"/>
+        <w:jc w:val="both"/>
+        <w:rPr>
+          <w:rFonts w:ascii="Arial Narrow" w:eastAsia="Arial Narrow" w:hAnsi="Arial Narrow" w:cs="Arial Narrow"/>
+          <w:kern w:val="0"/>
+          <ns2:ligatures ns2:val="none"/>
+        </w:rPr>
+      </w:pPr>
+    </w:p>
+    <w:p ns2:paraId="634A0D61" ns2:textId="5FF8D835">
       <w:pPr>
         <w:spacing w:line="240" w:lineRule="auto"/>
         <w:contextualSpacing/>
@@ -4705,17 +4705,17 @@
         <w:rPr>
           <w:rFonts w:ascii="Arial Narrow" w:eastAsia="Calibri" w:hAnsi="Arial Narrow" w:cs="Arial"/>
           <w:kern w:val="0"/>
-          <w14:ligatures w14:val="none"/>
-        </w:rPr>
-      </w:pPr>
-      <w:r>
-        <w:rPr>
-          <w:rFonts w:ascii="Arial Narrow" w:eastAsia="Arial Narrow" w:hAnsi="Arial Narrow" w:cs="Arial Narrow"/>
-          <w:b/>
-          <w:color w:val="000000"/>
-          <w:kern w:val="0"/>
-          <w:lang w:eastAsia="es-PE"/>
-          <w14:ligatures w14:val="none"/>
+          <ns2:ligatures ns2:val="none"/>
+        </w:rPr>
+      </w:pPr>
+      <w:r>
+        <w:rPr>
+          <w:rFonts w:ascii="Arial Narrow" w:eastAsia="Arial Narrow" w:hAnsi="Arial Narrow" w:cs="Arial Narrow"/>
+          <w:b/>
+          <w:color w:val="000000"/>
+          <w:kern w:val="0"/>
+          <w:lang w:eastAsia="es-PE"/>
+          <ns2:ligatures ns2:val="none"/>
         </w:rPr>
         <w:t>SEGUNDO:</w:t>
       </w:r>
@@ -4725,7 +4725,7 @@
           <w:color w:val="000000"/>
           <w:kern w:val="0"/>
           <w:lang w:eastAsia="es-PE"/>
-          <w14:ligatures w14:val="none"/>
+          <ns2:ligatures ns2:val="none"/>
         </w:rPr>
         <w:t xml:space="preserve"> tener por ofrecidos los medios probatorios presentados en el escrito de denuncia </w:t>
       </w:r>
@@ -4735,7 +4735,7 @@
           <w:color w:val="000000"/>
           <w:kern w:val="0"/>
           <w:lang w:val="es-ES" w:eastAsia="es-ES"/>
-          <w14:ligatures w14:val="none"/>
+          <ns2:ligatures ns2:val="none"/>
         </w:rPr>
         <w:t xml:space="preserve">del </w:t>
       </w:r>
@@ -4745,7 +4745,7 @@
           <w:color w:val="000000"/>
           <w:kern w:val="0"/>
           <w:lang w:val="es-ES" w:eastAsia="es-ES"/>
-          <w14:ligatures w14:val="none"/>
+          <ns2:ligatures ns2:val="none"/>
         </w:rPr>
         <w:t>15 de febrero de 2026</w:t>
       </w:r>
@@ -4753,12 +4753,12 @@
         <w:rPr>
           <w:rFonts w:ascii="Arial Narrow" w:eastAsia="Calibri" w:hAnsi="Arial Narrow" w:cs="Arial"/>
           <w:kern w:val="0"/>
-          <w14:ligatures w14:val="none"/>
+          <ns2:ligatures ns2:val="none"/>
         </w:rPr>
         <w:t>.</w:t>
       </w:r>
     </w:p>
-    <w:p>
+    <w:p ns2:paraId="2AF03E3F" ns2:textId="77777777">
       <w:pPr>
         <w:spacing w:line="240" w:lineRule="auto"/>
         <w:contextualSpacing/>
@@ -4768,30 +4768,30 @@
           <w:color w:val="000000"/>
           <w:kern w:val="0"/>
           <w:lang w:eastAsia="es-PE"/>
-          <w14:ligatures w14:val="none"/>
-        </w:rPr>
-      </w:pPr>
-    </w:p>
-    <w:p>
-      <w:pPr>
-        <w:spacing w:after="0" w:line="240" w:lineRule="auto"/>
-        <w:jc w:val="both"/>
-        <w:rPr>
-          <w:rFonts w:ascii="Arial Narrow" w:eastAsia="Arial Narrow" w:hAnsi="Arial Narrow" w:cs="Arial Narrow"/>
-          <w:color w:val="000000"/>
-          <w:kern w:val="0"/>
-          <w:lang w:eastAsia="es-PE"/>
-          <w14:ligatures w14:val="none"/>
-        </w:rPr>
-      </w:pPr>
-      <w:r>
-        <w:rPr>
-          <w:rFonts w:ascii="Arial Narrow" w:eastAsia="Arial Narrow" w:hAnsi="Arial Narrow" w:cs="Arial Narrow"/>
-          <w:b/>
-          <w:color w:val="000000"/>
-          <w:kern w:val="0"/>
-          <w:lang w:eastAsia="es-PE"/>
-          <w14:ligatures w14:val="none"/>
+          <ns2:ligatures ns2:val="none"/>
+        </w:rPr>
+      </w:pPr>
+    </w:p>
+    <w:p ns2:paraId="5D90C1F7" ns2:textId="672F7038">
+      <w:pPr>
+        <w:spacing w:after="0" w:line="240" w:lineRule="auto"/>
+        <w:jc w:val="both"/>
+        <w:rPr>
+          <w:rFonts w:ascii="Arial Narrow" w:eastAsia="Arial Narrow" w:hAnsi="Arial Narrow" w:cs="Arial Narrow"/>
+          <w:color w:val="000000"/>
+          <w:kern w:val="0"/>
+          <w:lang w:eastAsia="es-PE"/>
+          <ns2:ligatures ns2:val="none"/>
+        </w:rPr>
+      </w:pPr>
+      <w:r>
+        <w:rPr>
+          <w:rFonts w:ascii="Arial Narrow" w:eastAsia="Arial Narrow" w:hAnsi="Arial Narrow" w:cs="Arial Narrow"/>
+          <w:b/>
+          <w:color w:val="000000"/>
+          <w:kern w:val="0"/>
+          <w:lang w:eastAsia="es-PE"/>
+          <ns2:ligatures ns2:val="none"/>
         </w:rPr>
         <w:t xml:space="preserve">TERCERO: </w:t>
       </w:r>
@@ -4801,7 +4801,7 @@
           <w:color w:val="000000"/>
           <w:kern w:val="0"/>
           <w:lang w:eastAsia="es-PE"/>
-          <w14:ligatures w14:val="none"/>
+          <ns2:ligatures ns2:val="none"/>
         </w:rPr>
         <w:t xml:space="preserve">requerir a </w:t>
       </w:r>
@@ -4840,7 +4840,7 @@
           <w:kern w:val="0"/>
           <w:shd w:val="clear" w:color="auto" w:fill="FFFFFF"/>
           <w:lang w:eastAsia="es-PE"/>
-          <w14:ligatures w14:val="none"/>
+          <ns2:ligatures ns2:val="none"/>
         </w:rPr>
         <w:t>Máster Ajustadores de Seguros S.A.C.</w:t>
       </w:r>
@@ -4850,7 +4850,7 @@
           <w:color w:val="000000"/>
           <w:kern w:val="0"/>
           <w:lang w:eastAsia="es-ES"/>
-          <w14:ligatures w14:val="none"/>
+          <ns2:ligatures ns2:val="none"/>
         </w:rPr>
         <w:t xml:space="preserve"> </w:t>
       </w:r>
@@ -4860,7 +4860,7 @@
           <w:color w:val="000000"/>
           <w:kern w:val="0"/>
           <w:lang w:eastAsia="es-PE"/>
-          <w14:ligatures w14:val="none"/>
+          <ns2:ligatures ns2:val="none"/>
         </w:rPr>
         <w:t>que cumpla</w:t>
       </w:r>
@@ -4870,7 +4870,7 @@
           <w:color w:val="000000"/>
           <w:kern w:val="0"/>
           <w:lang w:eastAsia="es-PE"/>
-          <w14:ligatures w14:val="none"/>
+          <ns2:ligatures ns2:val="none"/>
         </w:rPr>
         <w:t>n</w:t>
       </w:r>
@@ -4880,12 +4880,12 @@
           <w:color w:val="000000"/>
           <w:kern w:val="0"/>
           <w:lang w:eastAsia="es-PE"/>
-          <w14:ligatures w14:val="none"/>
+          <ns2:ligatures ns2:val="none"/>
         </w:rPr>
         <w:t xml:space="preserve"> con lo siguiente:</w:t>
       </w:r>
     </w:p>
-    <w:p>
+    <w:p ns2:paraId="156DFAB9" ns2:textId="77777777">
       <w:pPr>
         <w:spacing w:after="0" w:line="240" w:lineRule="auto"/>
         <w:jc w:val="both"/>
@@ -4894,11 +4894,11 @@
           <w:color w:val="000000"/>
           <w:kern w:val="0"/>
           <w:lang w:eastAsia="es-PE"/>
-          <w14:ligatures w14:val="none"/>
-        </w:rPr>
-      </w:pPr>
-    </w:p>
-    <w:p>
+          <ns2:ligatures ns2:val="none"/>
+        </w:rPr>
+      </w:pPr>
+    </w:p>
+    <w:p ns2:paraId="37384474" ns2:textId="77777777">
       <w:pPr>
         <w:numPr>
           <w:ilvl w:val="0"/>
@@ -4912,21 +4912,21 @@
           <w:color w:val="000000"/>
           <w:kern w:val="0"/>
           <w:lang w:eastAsia="es-PE"/>
-          <w14:ligatures w14:val="none"/>
-        </w:rPr>
-      </w:pPr>
-      <w:r>
-        <w:rPr>
-          <w:rFonts w:ascii="Arial Narrow" w:eastAsia="Arial Narrow" w:hAnsi="Arial Narrow" w:cs="Arial Narrow"/>
-          <w:color w:val="000000"/>
-          <w:kern w:val="0"/>
-          <w:lang w:eastAsia="es-PE"/>
-          <w14:ligatures w14:val="none"/>
+          <ns2:ligatures ns2:val="none"/>
+        </w:rPr>
+      </w:pPr>
+      <w:r>
+        <w:rPr>
+          <w:rFonts w:ascii="Arial Narrow" w:eastAsia="Arial Narrow" w:hAnsi="Arial Narrow" w:cs="Arial Narrow"/>
+          <w:color w:val="000000"/>
+          <w:kern w:val="0"/>
+          <w:lang w:eastAsia="es-PE"/>
+          <ns2:ligatures ns2:val="none"/>
         </w:rPr>
         <w:t>presentar documentos que acrediten su inscripción en los Registros Públicos o una declaración jurada que indique que cuenta con dicha inscripción;</w:t>
       </w:r>
     </w:p>
-    <w:p>
+    <w:p ns2:paraId="04A6E74B" ns2:textId="77777777">
       <w:pPr>
         <w:numPr>
           <w:ilvl w:val="0"/>
@@ -4940,21 +4940,21 @@
           <w:color w:val="000000"/>
           <w:kern w:val="0"/>
           <w:lang w:eastAsia="es-PE"/>
-          <w14:ligatures w14:val="none"/>
-        </w:rPr>
-      </w:pPr>
-      <w:r>
-        <w:rPr>
-          <w:rFonts w:ascii="Arial Narrow" w:eastAsia="Arial Narrow" w:hAnsi="Arial Narrow" w:cs="Arial Narrow"/>
-          <w:color w:val="000000"/>
-          <w:kern w:val="0"/>
-          <w:lang w:eastAsia="es-PE"/>
-          <w14:ligatures w14:val="none"/>
+          <ns2:ligatures ns2:val="none"/>
+        </w:rPr>
+      </w:pPr>
+      <w:r>
+        <w:rPr>
+          <w:rFonts w:ascii="Arial Narrow" w:eastAsia="Arial Narrow" w:hAnsi="Arial Narrow" w:cs="Arial Narrow"/>
+          <w:color w:val="000000"/>
+          <w:kern w:val="0"/>
+          <w:lang w:eastAsia="es-PE"/>
+          <ns2:ligatures ns2:val="none"/>
         </w:rPr>
         <w:t>presentar copia simple de las facultades de representación de su representante legal en el presente procedimiento o la declaración jurada que indique que cuenta con dichas facultades y que estas se encuentran vigentes;</w:t>
       </w:r>
     </w:p>
-    <w:p>
+    <w:p ns2:paraId="1203D0DC" ns2:textId="77777777">
       <w:pPr>
         <w:numPr>
           <w:ilvl w:val="0"/>
@@ -4968,21 +4968,21 @@
           <w:color w:val="000000"/>
           <w:kern w:val="0"/>
           <w:lang w:eastAsia="es-PE"/>
-          <w14:ligatures w14:val="none"/>
-        </w:rPr>
-      </w:pPr>
-      <w:r>
-        <w:rPr>
-          <w:rFonts w:ascii="Arial Narrow" w:eastAsia="Arial Narrow" w:hAnsi="Arial Narrow" w:cs="Arial Narrow"/>
-          <w:color w:val="000000"/>
-          <w:kern w:val="0"/>
-          <w:lang w:eastAsia="es-PE"/>
-          <w14:ligatures w14:val="none"/>
+          <ns2:ligatures ns2:val="none"/>
+        </w:rPr>
+      </w:pPr>
+      <w:r>
+        <w:rPr>
+          <w:rFonts w:ascii="Arial Narrow" w:eastAsia="Arial Narrow" w:hAnsi="Arial Narrow" w:cs="Arial Narrow"/>
+          <w:color w:val="000000"/>
+          <w:kern w:val="0"/>
+          <w:lang w:eastAsia="es-PE"/>
+          <ns2:ligatures ns2:val="none"/>
         </w:rPr>
         <w:t>consignar el Número de Registro Único de Contribuyentes (RUC); y,</w:t>
       </w:r>
     </w:p>
-    <w:p>
+    <w:p ns2:paraId="37704CA2" ns2:textId="77777777">
       <w:pPr>
         <w:numPr>
           <w:ilvl w:val="0"/>
@@ -4994,16 +4994,16 @@
         <w:rPr>
           <w:rFonts w:ascii="Arial Narrow" w:eastAsia="Calibri" w:hAnsi="Arial Narrow" w:cs="Arial"/>
           <w:kern w:val="0"/>
-          <w14:ligatures w14:val="none"/>
-        </w:rPr>
-      </w:pPr>
-      <w:r>
-        <w:rPr>
-          <w:rFonts w:ascii="Arial Narrow" w:eastAsia="Arial Narrow" w:hAnsi="Arial Narrow" w:cs="Arial Narrow"/>
-          <w:color w:val="000000"/>
-          <w:kern w:val="0"/>
-          <w:lang w:eastAsia="es-PE"/>
-          <w14:ligatures w14:val="none"/>
+          <ns2:ligatures ns2:val="none"/>
+        </w:rPr>
+      </w:pPr>
+      <w:r>
+        <w:rPr>
+          <w:rFonts w:ascii="Arial Narrow" w:eastAsia="Arial Narrow" w:hAnsi="Arial Narrow" w:cs="Arial Narrow"/>
+          <w:color w:val="000000"/>
+          <w:kern w:val="0"/>
+          <w:lang w:eastAsia="es-PE"/>
+          <ns2:ligatures ns2:val="none"/>
         </w:rPr>
         <w:t>fijar domicilio procesal para el procedimiento, de conformidad con el numeral 1 del artículo 442</w:t>
       </w:r>
@@ -5013,7 +5013,7 @@
           <w:color w:val="000000"/>
           <w:kern w:val="0"/>
           <w:lang w:eastAsia="es-PE"/>
-          <w14:ligatures w14:val="none"/>
+          <ns2:ligatures ns2:val="none"/>
         </w:rPr>
         <w:t/>
       </w:r>
@@ -5023,7 +5023,7 @@
           <w:color w:val="000000"/>
           <w:kern w:val="0"/>
           <w:lang w:eastAsia="es-PE"/>
-          <w14:ligatures w14:val="none"/>
+          <ns2:ligatures ns2:val="none"/>
         </w:rPr>
         <w:t xml:space="preserve"> del Código Procesal Civil. </w:t>
       </w:r>
@@ -5031,7 +5031,7 @@
         <w:rPr>
           <w:rFonts w:ascii="Arial Narrow" w:eastAsia="Calibri" w:hAnsi="Arial Narrow" w:cs="Arial"/>
           <w:kern w:val="0"/>
-          <w14:ligatures w14:val="none"/>
+          <ns2:ligatures ns2:val="none"/>
         </w:rPr>
         <w:t>Para ello podrá señalar domicilio físico o una dirección electrónica a la que pueda remitirse las notificaciones</w:t>
       </w:r>
@@ -5040,12 +5040,12 @@
           <w:rFonts w:ascii="Arial Narrow" w:eastAsia="Arial" w:hAnsi="Arial Narrow" w:cs="Arial"/>
           <w:kern w:val="0"/>
           <w:lang w:val="es"/>
-          <w14:ligatures w14:val="none"/>
+          <ns2:ligatures ns2:val="none"/>
         </w:rPr>
         <w:t>;</w:t>
       </w:r>
     </w:p>
-    <w:p>
+    <w:p ns2:paraId="6A38ABFB" ns2:textId="77777777">
       <w:pPr>
         <w:numPr>
           <w:ilvl w:val="0"/>
@@ -5057,14 +5057,14 @@
         <w:rPr>
           <w:rFonts w:ascii="Arial Narrow" w:eastAsia="Calibri" w:hAnsi="Arial Narrow" w:cs="Arial"/>
           <w:kern w:val="0"/>
-          <w14:ligatures w14:val="none"/>
+          <ns2:ligatures ns2:val="none"/>
         </w:rPr>
       </w:pPr>
       <w:r>
         <w:rPr>
           <w:rFonts w:ascii="Arial Narrow" w:eastAsia="Calibri" w:hAnsi="Arial Narrow" w:cs="Arial"/>
           <w:kern w:val="0"/>
-          <w14:ligatures w14:val="none"/>
+          <ns2:ligatures ns2:val="none"/>
         </w:rPr>
         <w:t>en caso califique como micro empresa o pequeña empresa, presentar los documentos que acrediten su volumen de ventas o ingresos brutos percibidos el año anterior relativo a todas sus actividades económicas y el número de trabajadores con el que cuenta</w:t>
       </w:r>
@@ -5074,7 +5074,7 @@
           <w:rFonts w:ascii="Arial Narrow" w:eastAsia="Calibri" w:hAnsi="Arial Narrow" w:cs="Arial"/>
           <w:kern w:val="0"/>
           <w:vertAlign w:val="superscript"/>
-          <w14:ligatures w14:val="none"/>
+          <ns2:ligatures ns2:val="none"/>
         </w:rPr>
         <w:footnoteReference w:id="7"/>
       </w:r>
@@ -5082,7 +5082,7 @@
         <w:rPr>
           <w:rFonts w:ascii="Arial Narrow" w:eastAsia="Calibri" w:hAnsi="Arial Narrow" w:cs="Arial"/>
           <w:kern w:val="0"/>
-          <w14:ligatures w14:val="none"/>
+          <ns2:ligatures ns2:val="none"/>
         </w:rPr>
         <w:t>. Ello, a fin de que la Comisión pueda meritar dicha documentación, conforme lo establece el artículo 110</w:t>
       </w:r>
@@ -5092,7 +5092,7 @@
           <w:color w:val="000000"/>
           <w:kern w:val="0"/>
           <w:lang w:eastAsia="es-PE"/>
-          <w14:ligatures w14:val="none"/>
+          <ns2:ligatures ns2:val="none"/>
         </w:rPr>
         <w:t/>
       </w:r>
@@ -5100,7 +5100,7 @@
         <w:rPr>
           <w:rFonts w:ascii="Arial Narrow" w:eastAsia="Calibri" w:hAnsi="Arial Narrow" w:cs="Arial"/>
           <w:kern w:val="0"/>
-          <w14:ligatures w14:val="none"/>
+          <ns2:ligatures ns2:val="none"/>
         </w:rPr>
         <w:t xml:space="preserve"> del </w:t>
       </w:r>
@@ -5109,7 +5109,7 @@
           <w:rFonts w:ascii="Arial Narrow" w:eastAsia="Calibri" w:hAnsi="Arial Narrow" w:cs="Arial"/>
           <w:spacing w:val="-2"/>
           <w:kern w:val="0"/>
-          <w14:ligatures w14:val="none"/>
+          <ns2:ligatures ns2:val="none"/>
         </w:rPr>
         <w:t>Código</w:t>
       </w:r>
@@ -5120,7 +5120,7 @@
           <w:spacing w:val="-2"/>
           <w:kern w:val="0"/>
           <w:vertAlign w:val="superscript"/>
-          <w14:ligatures w14:val="none"/>
+          <ns2:ligatures ns2:val="none"/>
         </w:rPr>
         <w:footnoteReference w:id="8"/>
       </w:r>
@@ -5129,213 +5129,76 @@
           <w:rFonts w:ascii="Arial Narrow" w:eastAsia="Calibri" w:hAnsi="Arial Narrow" w:cs="Arial"/>
           <w:spacing w:val="-2"/>
           <w:kern w:val="0"/>
-          <w14:ligatures w14:val="none"/>
+          <ns2:ligatures ns2:val="none"/>
         </w:rPr>
         <w:t>.</w:t>
       </w:r>
     </w:p>
+    <w:p ns2:paraId="1B2AA0D1" ns2:textId="77777777">
+      <w:pPr>
+        <w:spacing w:after="0" w:line="240" w:lineRule="auto"/>
+        <w:ind w:left="567"/>
+        <w:jc w:val="both"/>
+        <w:rPr>
+          <w:rFonts w:ascii="Arial Narrow" w:eastAsia="Arial Narrow" w:hAnsi="Arial Narrow" w:cs="Arial Narrow"/>
+          <w:color w:val="000000"/>
+          <w:kern w:val="0"/>
+          <w:lang w:eastAsia="es-PE"/>
+          <ns2:ligatures ns2:val="none"/>
+        </w:rPr>
+      </w:pPr>
+    </w:p>
     <w:p>
       <w:pPr>
         <w:spacing w:after="0" w:line="240" w:lineRule="auto"/>
-        <w:ind w:left="567"/>
-        <w:jc w:val="both"/>
-        <w:rPr>
-          <w:rFonts w:ascii="Arial Narrow" w:eastAsia="Arial Narrow" w:hAnsi="Arial Narrow" w:cs="Arial Narrow"/>
-          <w:color w:val="000000"/>
-          <w:kern w:val="0"/>
-          <w:lang w:eastAsia="es-PE"/>
-          <w14:ligatures w14:val="none"/>
-        </w:rPr>
-      </w:pPr>
-    </w:p>
-    <w:p>
-      <w:pPr>
-        <w:spacing w:after="0" w:line="240" w:lineRule="auto"/>
-        <w:jc w:val="both"/>
-        <w:rPr>
-          <w:rFonts w:ascii="Arial Narrow" w:eastAsia="Arial Narrow" w:hAnsi="Arial Narrow" w:cs="Arial Narrow"/>
-          <w:color w:val="000000"/>
-          <w:kern w:val="0"/>
-          <w:lang w:eastAsia="es-PE"/>
-          <w14:ligatures w14:val="none"/>
-        </w:rPr>
-      </w:pPr>
-      <w:r>
-        <w:rPr>
-          <w:rFonts w:ascii="Arial Narrow" w:eastAsia="Arial Narrow" w:hAnsi="Arial Narrow" w:cs="Arial Narrow"/>
-          <w:b/>
-          <w:color w:val="000000"/>
-          <w:kern w:val="0"/>
-          <w:lang w:eastAsia="es-PE"/>
-          <w14:ligatures w14:val="none"/>
+        <w:jc w:val="both"/>
+        <w:rPr>
+          <w:rFonts w:ascii="Arial Narrow" w:eastAsia="Arial Narrow" w:hAnsi="Arial Narrow" w:cs="Arial Narrow"/>
+          <w:color w:val="000000"/>
+          <w:kern w:val="0"/>
+          <w:lang w:eastAsia="es-PE"/>
+          <ns2:ligatures ns2:val="none"/>
+        </w:rPr>
+      </w:pPr>
+      <w:r>
+        <w:rPr>
+          <w:rFonts w:ascii="Arial Narrow" w:hAnsi="Arial Narrow" w:cs="Arial Narrow"/>
+          <w:b w:val="1"/>
+          <w:bCs w:val="1"/>
+          <w:sz w:val="20"/>
+          <w:szCs w:val="20"/>
         </w:rPr>
         <w:t xml:space="preserve">CUARTO: </w:t>
       </w:r>
       <w:r>
         <w:rPr>
-          <w:rFonts w:ascii="Arial Narrow" w:eastAsia="Arial Narrow" w:hAnsi="Arial Narrow" w:cs="Arial Narrow"/>
-          <w:color w:val="000000"/>
-          <w:kern w:val="0"/>
-          <w:lang w:eastAsia="es-PE"/>
-          <w14:ligatures w14:val="none"/>
-        </w:rPr>
-        <w:t xml:space="preserve">correr traslado de la denuncia interpuesta </w:t>
-      </w:r>
-      <w:r>
+          <w:rFonts w:ascii="Arial Narrow" w:hAnsi="Arial Narrow" w:cs="Arial Narrow"/>
+          <w:sz w:val="20"/>
+          <w:szCs w:val="20"/>
+        </w:rPr>
+        <w:t xml:space="preserve">correr traslado de la presente resolución a Rímac Seguros y Reaseguros S.A. y Máster Ajustadores de Seguros S.A.C para que, de conformidad con lo dispuesto por el artículo 26° de la Ley sobre Facultades, Normas y Organización del Indecopi, aprobado por Decreto Legislativo N° 8079, presenten sus descargos sobre la imputación de cargos realizada en un plazo no mayor a cinco (5) días hábiles contado a partir del día siguiente de la notificación de la presente resolución, vencido el cual, el Secretario Técnico declarará en rebeldía a los denunciados que no lo hubieran presentado. Debe precisarse que de conformidad con lo establecido por el artículo 223° del Texto Único Ordenado de la Ley N° 27444, Ley del Procedimiento Administrativo General, las alegaciones y los hechos relevantes de la reclamación, salvo que hayan sido específicamente negadas en la contestación, se tendrán por aceptadas o meritadas como ciertas.</w:t>
+      </w:r>
+    </w:p>
+    <w:p ns2:paraId="6D15F6EA" ns2:textId="2FCEE3E5">
+      <w:pPr>
+        <w:spacing w:after="0" w:line="240" w:lineRule="auto"/>
+        <w:jc w:val="both"/>
         <w:rPr>
           <w:rFonts w:ascii="Arial Narrow" w:eastAsia="Times New Roman" w:hAnsi="Arial Narrow" w:cs="Arial"/>
           <w:color w:val="000000"/>
           <w:kern w:val="0"/>
           <w:lang w:val="es-ES" w:eastAsia="es-ES"/>
-          <w14:ligatures w14:val="none"/>
-        </w:rPr>
-        <w:t xml:space="preserve">el </w:t>
-      </w:r>
-      <w:r>
-        <w:rPr>
-          <w:rFonts w:ascii="Arial Narrow" w:eastAsia="Times New Roman" w:hAnsi="Arial Narrow" w:cs="Arial"/>
-          <w:color w:val="000000"/>
-          <w:kern w:val="0"/>
-          <w:lang w:val="es-ES" w:eastAsia="es-ES"/>
-          <w14:ligatures w14:val="none"/>
-        </w:rPr>
-        <w:t>15 de febrero de 2026</w:t>
-      </w:r>
-      <w:r>
-        <w:rPr>
-          <w:rFonts w:ascii="Arial Narrow" w:eastAsia="Calibri" w:hAnsi="Arial Narrow" w:cs="Arial"/>
-          <w:kern w:val="0"/>
-          <w14:ligatures w14:val="none"/>
-        </w:rPr>
-        <w:t xml:space="preserve">, </w:t>
-      </w:r>
-      <w:r>
-        <w:rPr>
-          <w:rFonts w:ascii="Arial Narrow" w:eastAsia="Arial Narrow" w:hAnsi="Arial Narrow" w:cs="Arial Narrow"/>
-          <w:color w:val="000000"/>
-          <w:kern w:val="0"/>
-          <w:lang w:eastAsia="es-PE"/>
-          <w14:ligatures w14:val="none"/>
-        </w:rPr>
-        <w:t>a</w:t>
-      </w:r>
-      <w:r>
-        <w:rPr>
-          <w:rFonts w:ascii="Arial Narrow" w:eastAsia="Times New Roman" w:hAnsi="Arial Narrow" w:cs="Times New Roman"/>
-          <w:color w:val="000000"/>
-          <w:kern w:val="0"/>
-          <w:shd w:val="clear" w:color="auto" w:fill="FFFFFF"/>
-          <w:lang w:eastAsia="es-PE"/>
-          <w14:ligatures w14:val="none"/>
-        </w:rPr>
-        <w:t xml:space="preserve"> </w:t>
-      </w:r>
-      <w:r>
-        <w:rPr>
-          <w:rFonts w:ascii="Arial Narrow" w:eastAsia="Arial Narrow" w:hAnsi="Arial Narrow" w:cs="Arial Narrow"/>
-          <w:bCs/>
-        </w:rPr>
-        <w:t>Rímac Seguros y Reaseguros S.A.</w:t>
-      </w:r>
-      <w:r>
-        <w:rPr>
-          <w:rFonts w:ascii="Arial Narrow" w:eastAsia="Arial Narrow" w:hAnsi="Arial Narrow" w:cs="Arial Narrow"/>
-          <w:bCs/>
-        </w:rPr>
-        <w:t xml:space="preserve"> y </w:t>
-      </w:r>
-      <w:r>
-        <w:rPr>
-          <w:rFonts w:ascii="Arial Narrow" w:eastAsia="Times New Roman" w:hAnsi="Arial Narrow" w:cs="Times New Roman"/>
-          <w:color w:val="000000"/>
-          <w:kern w:val="0"/>
-          <w:shd w:val="clear" w:color="auto" w:fill="FFFFFF"/>
-          <w:lang w:eastAsia="es-PE"/>
-          <w14:ligatures w14:val="none"/>
-        </w:rPr>
-        <w:t>Máster Ajustadores de Seguros S.A.C.</w:t>
-      </w:r>
-      <w:r>
-        <w:rPr>
-          <w:rFonts w:ascii="Arial Narrow" w:eastAsia="Arial Narrow" w:hAnsi="Arial Narrow" w:cs="Arial Narrow"/>
-          <w:color w:val="000000"/>
-          <w:kern w:val="0"/>
-          <w:lang w:eastAsia="es-PE"/>
-          <w14:ligatures w14:val="none"/>
-        </w:rPr>
-        <w:t>, pa</w:t>
-      </w:r>
-      <w:r>
-        <w:rPr>
-          <w:rFonts w:ascii="Arial Narrow" w:eastAsia="Arial Narrow" w:hAnsi="Arial Narrow" w:cs="Arial Narrow"/>
-          <w:color w:val="000000"/>
-          <w:kern w:val="0"/>
-          <w:lang w:eastAsia="es-PE"/>
-          <w14:ligatures w14:val="none"/>
-        </w:rPr>
-        <w:t>ra que, de conformidad con lo dispuesto por el artículo 26</w:t>
-      </w:r>
-      <w:r>
-        <w:rPr>
-          <w:rFonts w:ascii="Arial Narrow" w:eastAsia="Times New Roman" w:hAnsi="Arial Narrow" w:cs="Segoe UI"/>
-          <w:color w:val="000000"/>
-          <w:kern w:val="0"/>
-          <w:lang w:eastAsia="es-PE"/>
-          <w14:ligatures w14:val="none"/>
-        </w:rPr>
-        <w:t/>
-      </w:r>
-      <w:r>
-        <w:rPr>
-          <w:rFonts w:ascii="Arial Narrow" w:eastAsia="Arial Narrow" w:hAnsi="Arial Narrow" w:cs="Arial Narrow"/>
-          <w:color w:val="000000"/>
-          <w:kern w:val="0"/>
-          <w:lang w:eastAsia="es-PE"/>
-          <w14:ligatures w14:val="none"/>
-        </w:rPr>
-        <w:t xml:space="preserve"> de la Ley sobre Facultades, Normas y Organización del Indecopi, aprobada por Decreto Legislativo 807, </w:t>
-      </w:r>
-      <w:r>
-        <w:rPr>
-          <w:rFonts w:ascii="Arial Narrow" w:eastAsia="Arial Narrow" w:hAnsi="Arial Narrow" w:cs="Arial Narrow"/>
-          <w:color w:val="000000"/>
-          <w:kern w:val="0"/>
-          <w:lang w:eastAsia="es-PE"/>
-          <w14:ligatures w14:val="none"/>
-        </w:rPr>
-        <w:t>presenten</w:t>
-      </w:r>
-      <w:r>
-        <w:rPr>
-          <w:rFonts w:ascii="Arial Narrow" w:eastAsia="Arial Narrow" w:hAnsi="Arial Narrow" w:cs="Arial Narrow"/>
-          <w:color w:val="000000"/>
-          <w:kern w:val="0"/>
-          <w:lang w:eastAsia="es-PE"/>
-          <w14:ligatures w14:val="none"/>
-        </w:rPr>
-        <w:t xml:space="preserve"> sus descargos en un plazo no mayor de cinco (5) días hábiles contados desde la notificación. </w:t>
-      </w:r>
-    </w:p>
-    <w:p>
-      <w:pPr>
-        <w:spacing w:after="0" w:line="240" w:lineRule="auto"/>
-        <w:jc w:val="both"/>
-        <w:rPr>
-          <w:rFonts w:ascii="Arial Narrow" w:eastAsia="Times New Roman" w:hAnsi="Arial Narrow" w:cs="Arial"/>
-          <w:color w:val="000000"/>
-          <w:kern w:val="0"/>
-          <w:lang w:val="es-ES" w:eastAsia="es-ES"/>
-          <w14:ligatures w14:val="none"/>
-        </w:rPr>
-      </w:pPr>
-      <w:r>
-        <w:rPr>
-          <w:rFonts w:ascii="Arial Narrow" w:eastAsia="Arial Narrow" w:hAnsi="Arial Narrow" w:cs="Arial Narrow"/>
-          <w:b/>
-          <w:color w:val="000000"/>
-          <w:kern w:val="0"/>
-          <w:lang w:eastAsia="es-PE"/>
-          <w14:ligatures w14:val="none"/>
+          <ns2:ligatures ns2:val="none"/>
+        </w:rPr>
+      </w:pPr>
+      <w:r>
+        <w:rPr>
+          <w:rFonts w:ascii="Arial Narrow" w:eastAsia="Arial Narrow" w:hAnsi="Arial Narrow" w:cs="Arial Narrow"/>
+          <w:b/>
+          <w:color w:val="000000"/>
+          <w:kern w:val="0"/>
+          <w:lang w:eastAsia="es-PE"/>
+          <ns2:ligatures ns2:val="none"/>
         </w:rPr>
         <w:lastRenderedPageBreak/>
         <w:t xml:space="preserve">QUINTO: </w:t>
@@ -5347,7 +5210,7 @@
           <w:color w:val="000000"/>
           <w:kern w:val="0"/>
           <w:lang w:eastAsia="es-ES"/>
-          <w14:ligatures w14:val="none"/>
+          <ns2:ligatures ns2:val="none"/>
         </w:rPr>
         <w:t xml:space="preserve">requerir </w:t>
       </w:r>
@@ -5357,7 +5220,7 @@
           <w:color w:val="000000"/>
           <w:kern w:val="0"/>
           <w:lang w:val="es-ES" w:eastAsia="es-ES"/>
-          <w14:ligatures w14:val="none"/>
+          <ns2:ligatures ns2:val="none"/>
         </w:rPr>
         <w:t xml:space="preserve">que, en un </w:t>
       </w:r>
@@ -5367,7 +5230,7 @@
           <w:color w:val="000000"/>
           <w:kern w:val="0"/>
           <w:lang w:eastAsia="es-ES"/>
-          <w14:ligatures w14:val="none"/>
+          <ns2:ligatures ns2:val="none"/>
         </w:rPr>
         <w:t>plazo no mayor de cinco (5) días hábiles contado a partir del día siguiente de la notificación de la presente resolución</w:t>
       </w:r>
@@ -5378,7 +5241,7 @@
           <w:color w:val="000000"/>
           <w:kern w:val="0"/>
           <w:lang w:eastAsia="es-ES"/>
-          <w14:ligatures w14:val="none"/>
+          <ns2:ligatures ns2:val="none"/>
         </w:rPr>
         <w:t xml:space="preserve">, </w:t>
       </w:r>
@@ -5396,7 +5259,7 @@
           <w:color w:val="000000"/>
           <w:kern w:val="0"/>
           <w:lang w:eastAsia="es-ES"/>
-          <w14:ligatures w14:val="none"/>
+          <ns2:ligatures ns2:val="none"/>
         </w:rPr>
         <w:t xml:space="preserve">, </w:t>
       </w:r>
@@ -5407,7 +5270,7 @@
           <w:color w:val="000000"/>
           <w:kern w:val="0"/>
           <w:lang w:val="es-ES" w:eastAsia="es-ES"/>
-          <w14:ligatures w14:val="none"/>
+          <ns2:ligatures ns2:val="none"/>
         </w:rPr>
         <w:t>cumpla</w:t>
       </w:r>
@@ -5417,7 +5280,7 @@
           <w:color w:val="000000"/>
           <w:kern w:val="0"/>
           <w:lang w:val="es-ES" w:eastAsia="es-ES"/>
-          <w14:ligatures w14:val="none"/>
+          <ns2:ligatures ns2:val="none"/>
         </w:rPr>
         <w:t xml:space="preserve"> con: </w:t>
       </w:r>
@@ -5427,7 +5290,7 @@
           <w:color w:val="000000"/>
           <w:kern w:val="0"/>
           <w:lang w:val="es-ES" w:eastAsia="es-ES"/>
-          <w14:ligatures w14:val="none"/>
+          <ns2:ligatures ns2:val="none"/>
         </w:rPr>
         <w:t>(i) presentar una copia debidamente suscrita de la Póliza 1422-61410 del Seguro Domiciliario Hogar Total, así como el cargo de remisión de la póliza; (ii) presentar los medios probatorios que acrediten que la negativa de otorgamiento de cobertura fue justificada; y, (iii) presentar todas las comunicaciones cursadas con la parte denunciante en virtud de los hechos materia de denuncia</w:t>
       </w:r>
@@ -5437,12 +5300,12 @@
           <w:color w:val="000000"/>
           <w:kern w:val="0"/>
           <w:lang w:val="es-ES" w:eastAsia="es-ES"/>
-          <w14:ligatures w14:val="none"/>
+          <ns2:ligatures ns2:val="none"/>
         </w:rPr>
         <w:t>.</w:t>
       </w:r>
     </w:p>
-    <w:p>
+    <w:p ns2:paraId="7EAE58BA" ns2:textId="77777777">
       <w:pPr>
         <w:spacing w:after="0" w:line="240" w:lineRule="auto"/>
         <w:jc w:val="both"/>
@@ -5451,11 +5314,11 @@
           <w:color w:val="000000"/>
           <w:kern w:val="0"/>
           <w:lang w:val="es-ES" w:eastAsia="es-ES"/>
-          <w14:ligatures w14:val="none"/>
-        </w:rPr>
-      </w:pPr>
-    </w:p>
-    <w:p>
+          <ns2:ligatures ns2:val="none"/>
+        </w:rPr>
+      </w:pPr>
+    </w:p>
+    <w:p ns2:paraId="018EE32A" ns2:textId="53CE7CB8">
       <w:pPr>
         <w:spacing w:after="0" w:line="240" w:lineRule="auto"/>
         <w:jc w:val="both"/>
@@ -5464,17 +5327,17 @@
           <w:color w:val="000000"/>
           <w:kern w:val="0"/>
           <w:lang w:val="es-ES" w:eastAsia="es-ES"/>
-          <w14:ligatures w14:val="none"/>
-        </w:rPr>
-      </w:pPr>
-      <w:r>
-        <w:rPr>
-          <w:rFonts w:ascii="Arial Narrow" w:eastAsia="Arial Narrow" w:hAnsi="Arial Narrow" w:cs="Arial Narrow"/>
-          <w:b/>
-          <w:color w:val="000000"/>
-          <w:kern w:val="0"/>
-          <w:lang w:eastAsia="es-PE"/>
-          <w14:ligatures w14:val="none"/>
+          <ns2:ligatures ns2:val="none"/>
+        </w:rPr>
+      </w:pPr>
+      <w:r>
+        <w:rPr>
+          <w:rFonts w:ascii="Arial Narrow" w:eastAsia="Arial Narrow" w:hAnsi="Arial Narrow" w:cs="Arial Narrow"/>
+          <w:b/>
+          <w:color w:val="000000"/>
+          <w:kern w:val="0"/>
+          <w:lang w:eastAsia="es-PE"/>
+          <ns2:ligatures ns2:val="none"/>
         </w:rPr>
         <w:t xml:space="preserve">SEXTO: </w:t>
       </w:r>
@@ -5484,7 +5347,7 @@
           <w:color w:val="000000"/>
           <w:kern w:val="0"/>
           <w:lang w:eastAsia="es-ES"/>
-          <w14:ligatures w14:val="none"/>
+          <ns2:ligatures ns2:val="none"/>
         </w:rPr>
         <w:t xml:space="preserve">requerir </w:t>
       </w:r>
@@ -5494,7 +5357,7 @@
           <w:color w:val="000000"/>
           <w:kern w:val="0"/>
           <w:lang w:val="es-ES" w:eastAsia="es-ES"/>
-          <w14:ligatures w14:val="none"/>
+          <ns2:ligatures ns2:val="none"/>
         </w:rPr>
         <w:t xml:space="preserve">que, en un </w:t>
       </w:r>
@@ -5504,7 +5367,7 @@
           <w:color w:val="000000"/>
           <w:kern w:val="0"/>
           <w:lang w:eastAsia="es-ES"/>
-          <w14:ligatures w14:val="none"/>
+          <ns2:ligatures ns2:val="none"/>
         </w:rPr>
         <w:t xml:space="preserve">plazo no mayor de cinco (5) días hábiles contado a partir del día siguiente de la notificación de la presente resolución, </w:t>
       </w:r>
@@ -5515,7 +5378,7 @@
           <w:kern w:val="0"/>
           <w:shd w:val="clear" w:color="auto" w:fill="FFFFFF"/>
           <w:lang w:eastAsia="es-PE"/>
-          <w14:ligatures w14:val="none"/>
+          <ns2:ligatures ns2:val="none"/>
         </w:rPr>
         <w:t>Máster Ajustadores de Seguros S.A.C.</w:t>
       </w:r>
@@ -5525,7 +5388,7 @@
           <w:color w:val="000000"/>
           <w:kern w:val="0"/>
           <w:lang w:eastAsia="es-ES"/>
-          <w14:ligatures w14:val="none"/>
+          <ns2:ligatures ns2:val="none"/>
         </w:rPr>
         <w:t xml:space="preserve">, </w:t>
       </w:r>
@@ -5535,7 +5398,7 @@
           <w:color w:val="000000"/>
           <w:kern w:val="0"/>
           <w:lang w:val="es-ES" w:eastAsia="es-ES"/>
-          <w14:ligatures w14:val="none"/>
+          <ns2:ligatures ns2:val="none"/>
         </w:rPr>
         <w:t xml:space="preserve">cumpla con: </w:t>
       </w:r>
@@ -5545,7 +5408,7 @@
           <w:color w:val="000000"/>
           <w:kern w:val="0"/>
           <w:lang w:val="es-ES" w:eastAsia="es-ES"/>
-          <w14:ligatures w14:val="none"/>
+          <ns2:ligatures ns2:val="none"/>
         </w:rPr>
         <w:t xml:space="preserve">(i) presentar una copia debidamente suscrita del </w:t>
       </w:r>
@@ -5555,7 +5418,7 @@
           <w:color w:val="000000"/>
           <w:kern w:val="0"/>
           <w:lang w:eastAsia="es-ES"/>
-          <w14:ligatures w14:val="none"/>
+          <ns2:ligatures ns2:val="none"/>
         </w:rPr>
         <w:t>Informe final 40-1245/2025</w:t>
       </w:r>
@@ -5565,7 +5428,7 @@
           <w:color w:val="000000"/>
           <w:kern w:val="0"/>
           <w:lang w:val="es-ES" w:eastAsia="es-ES"/>
-          <w14:ligatures w14:val="none"/>
+          <ns2:ligatures ns2:val="none"/>
         </w:rPr>
         <w:t>; y, (ii) presentar todas las comunicaciones cursadas con la parte denunciante en virtud de los hechos materia de denuncia</w:t>
       </w:r>
@@ -5575,12 +5438,12 @@
           <w:color w:val="000000"/>
           <w:kern w:val="0"/>
           <w:lang w:val="es-ES" w:eastAsia="es-ES"/>
-          <w14:ligatures w14:val="none"/>
+          <ns2:ligatures ns2:val="none"/>
         </w:rPr>
         <w:t>.</w:t>
       </w:r>
     </w:p>
-    <w:p>
+    <w:p ns2:paraId="61AD8504" ns2:textId="77777777">
       <w:pPr>
         <w:spacing w:after="0" w:line="240" w:lineRule="auto"/>
         <w:jc w:val="both"/>
@@ -5590,30 +5453,30 @@
           <w:color w:val="000000"/>
           <w:kern w:val="0"/>
           <w:lang w:val="es-ES" w:eastAsia="es-PE"/>
-          <w14:ligatures w14:val="none"/>
-        </w:rPr>
-      </w:pPr>
-    </w:p>
-    <w:p>
-      <w:pPr>
-        <w:spacing w:after="0" w:line="240" w:lineRule="auto"/>
-        <w:jc w:val="both"/>
-        <w:rPr>
-          <w:rFonts w:ascii="Arial Narrow" w:eastAsia="Arial Narrow" w:hAnsi="Arial Narrow" w:cs="Arial Narrow"/>
-          <w:color w:val="000000"/>
-          <w:kern w:val="0"/>
-          <w:lang w:eastAsia="es-PE"/>
-          <w14:ligatures w14:val="none"/>
-        </w:rPr>
-      </w:pPr>
-      <w:r>
-        <w:rPr>
-          <w:rFonts w:ascii="Arial Narrow" w:eastAsia="Arial Narrow" w:hAnsi="Arial Narrow" w:cs="Arial Narrow"/>
-          <w:b/>
-          <w:color w:val="000000"/>
-          <w:kern w:val="0"/>
-          <w:lang w:eastAsia="es-PE"/>
-          <w14:ligatures w14:val="none"/>
+          <ns2:ligatures ns2:val="none"/>
+        </w:rPr>
+      </w:pPr>
+    </w:p>
+    <w:p ns2:paraId="58D4E496" ns2:textId="77777777">
+      <w:pPr>
+        <w:spacing w:after="0" w:line="240" w:lineRule="auto"/>
+        <w:jc w:val="both"/>
+        <w:rPr>
+          <w:rFonts w:ascii="Arial Narrow" w:eastAsia="Arial Narrow" w:hAnsi="Arial Narrow" w:cs="Arial Narrow"/>
+          <w:color w:val="000000"/>
+          <w:kern w:val="0"/>
+          <w:lang w:eastAsia="es-PE"/>
+          <ns2:ligatures ns2:val="none"/>
+        </w:rPr>
+      </w:pPr>
+      <w:r>
+        <w:rPr>
+          <w:rFonts w:ascii="Arial Narrow" w:eastAsia="Arial Narrow" w:hAnsi="Arial Narrow" w:cs="Arial Narrow"/>
+          <w:b/>
+          <w:color w:val="000000"/>
+          <w:kern w:val="0"/>
+          <w:lang w:eastAsia="es-PE"/>
+          <ns2:ligatures ns2:val="none"/>
         </w:rPr>
         <w:t>SÉTIMO:</w:t>
       </w:r>
@@ -5623,7 +5486,7 @@
           <w:color w:val="000000"/>
           <w:kern w:val="0"/>
           <w:lang w:eastAsia="es-PE"/>
-          <w14:ligatures w14:val="none"/>
+          <ns2:ligatures ns2:val="none"/>
         </w:rPr>
         <w:t xml:space="preserve"> </w:t>
       </w:r>
@@ -5634,7 +5497,7 @@
           <w:color w:val="000000"/>
           <w:kern w:val="0"/>
           <w:lang w:eastAsia="es-PE"/>
-          <w14:ligatures w14:val="none"/>
+          <ns2:ligatures ns2:val="none"/>
         </w:rPr>
         <w:t>informar a las partes que el artículo 110</w:t>
       </w:r>
@@ -5644,7 +5507,7 @@
           <w:color w:val="000000"/>
           <w:kern w:val="0"/>
           <w:lang w:eastAsia="es-PE"/>
-          <w14:ligatures w14:val="none"/>
+          <ns2:ligatures ns2:val="none"/>
         </w:rPr>
         <w:t/>
       </w:r>
@@ -5654,7 +5517,7 @@
           <w:color w:val="000000"/>
           <w:kern w:val="0"/>
           <w:lang w:eastAsia="es-PE"/>
-          <w14:ligatures w14:val="none"/>
+          <ns2:ligatures ns2:val="none"/>
         </w:rPr>
         <w:t xml:space="preserve"> de la Ley 29571, Código de Protección y Defensa del Consumidor</w:t>
       </w:r>
@@ -5666,7 +5529,7 @@
           <w:kern w:val="0"/>
           <w:vertAlign w:val="superscript"/>
           <w:lang w:eastAsia="es-PE"/>
-          <w14:ligatures w14:val="none"/>
+          <ns2:ligatures ns2:val="none"/>
         </w:rPr>
         <w:footnoteReference w:id="9"/>
       </w:r>
@@ -5676,7 +5539,7 @@
           <w:color w:val="000000"/>
           <w:kern w:val="0"/>
           <w:lang w:eastAsia="es-PE"/>
-          <w14:ligatures w14:val="none"/>
+          <ns2:ligatures ns2:val="none"/>
         </w:rPr>
         <w:t>, faculta a la Comisión a calificar las infracciones de la referida norma como leves, graves o muy graves e imponer sanciones que van desde una amonestación hasta una multa por un máximo de 450 Unidades Impositivas Tributarias, sin perjuicio de las medidas correctivas, reparadoras y complementarias, que puedan ordenarse de acuerdo a lo estipulado en los artículos 114</w:t>
       </w:r>
@@ -5686,7 +5549,7 @@
           <w:color w:val="000000"/>
           <w:kern w:val="0"/>
           <w:lang w:eastAsia="es-PE"/>
-          <w14:ligatures w14:val="none"/>
+          <ns2:ligatures ns2:val="none"/>
         </w:rPr>
         <w:t/>
       </w:r>
@@ -5696,7 +5559,7 @@
           <w:color w:val="000000"/>
           <w:kern w:val="0"/>
           <w:lang w:eastAsia="es-PE"/>
-          <w14:ligatures w14:val="none"/>
+          <ns2:ligatures ns2:val="none"/>
         </w:rPr>
         <w:t>, 115</w:t>
       </w:r>
@@ -5706,7 +5569,7 @@
           <w:color w:val="000000"/>
           <w:kern w:val="0"/>
           <w:lang w:eastAsia="es-PE"/>
-          <w14:ligatures w14:val="none"/>
+          <ns2:ligatures ns2:val="none"/>
         </w:rPr>
         <w:t/>
       </w:r>
@@ -5716,7 +5579,7 @@
           <w:color w:val="000000"/>
           <w:kern w:val="0"/>
           <w:lang w:eastAsia="es-PE"/>
-          <w14:ligatures w14:val="none"/>
+          <ns2:ligatures ns2:val="none"/>
         </w:rPr>
         <w:t xml:space="preserve"> y 116</w:t>
       </w:r>
@@ -5726,7 +5589,7 @@
           <w:color w:val="000000"/>
           <w:kern w:val="0"/>
           <w:lang w:eastAsia="es-PE"/>
-          <w14:ligatures w14:val="none"/>
+          <ns2:ligatures ns2:val="none"/>
         </w:rPr>
         <w:t/>
       </w:r>
@@ -5736,7 +5599,7 @@
           <w:color w:val="000000"/>
           <w:kern w:val="0"/>
           <w:lang w:eastAsia="es-PE"/>
-          <w14:ligatures w14:val="none"/>
+          <ns2:ligatures ns2:val="none"/>
         </w:rPr>
         <w:t xml:space="preserve"> de la referida norma</w:t>
       </w:r>
@@ -5748,7 +5611,7 @@
           <w:kern w:val="0"/>
           <w:vertAlign w:val="superscript"/>
           <w:lang w:eastAsia="es-PE"/>
-          <w14:ligatures w14:val="none"/>
+          <ns2:ligatures ns2:val="none"/>
         </w:rPr>
         <w:footnoteReference w:id="10"/>
       </w:r>
@@ -5758,7 +5621,7 @@
           <w:color w:val="000000"/>
           <w:kern w:val="0"/>
           <w:lang w:eastAsia="es-PE"/>
-          <w14:ligatures w14:val="none"/>
+          <ns2:ligatures ns2:val="none"/>
         </w:rPr>
         <w:t xml:space="preserve">. </w:t>
       </w:r>
@@ -5769,7 +5632,7 @@
           <w:color w:val="000000"/>
           <w:kern w:val="0"/>
           <w:lang w:eastAsia="es-PE"/>
-          <w14:ligatures w14:val="none"/>
+          <ns2:ligatures ns2:val="none"/>
         </w:rPr>
         <w:lastRenderedPageBreak/>
         <w:t>Asimismo, se consideran circunstancias atenuantes para la graduación de la sanción, el allanamiento de la denuncia o el reconocimiento de las pretensiones en ella contenidas, de acuerdo con el artículo 112</w:t>
@@ -5780,7 +5643,7 @@
           <w:color w:val="000000"/>
           <w:kern w:val="0"/>
           <w:lang w:eastAsia="es-PE"/>
-          <w14:ligatures w14:val="none"/>
+          <ns2:ligatures ns2:val="none"/>
         </w:rPr>
         <w:t/>
       </w:r>
@@ -5790,7 +5653,7 @@
           <w:color w:val="000000"/>
           <w:kern w:val="0"/>
           <w:lang w:eastAsia="es-PE"/>
-          <w14:ligatures w14:val="none"/>
+          <ns2:ligatures ns2:val="none"/>
         </w:rPr>
         <w:t xml:space="preserve"> del Código</w:t>
       </w:r>
@@ -5802,7 +5665,7 @@
           <w:kern w:val="0"/>
           <w:vertAlign w:val="superscript"/>
           <w:lang w:eastAsia="es-PE"/>
-          <w14:ligatures w14:val="none"/>
+          <ns2:ligatures ns2:val="none"/>
         </w:rPr>
         <w:footnoteReference w:id="11"/>
       </w:r>
@@ -5812,12 +5675,12 @@
           <w:color w:val="000000"/>
           <w:kern w:val="0"/>
           <w:lang w:eastAsia="es-PE"/>
-          <w14:ligatures w14:val="none"/>
+          <ns2:ligatures ns2:val="none"/>
         </w:rPr>
         <w:t>.</w:t>
       </w:r>
     </w:p>
-    <w:p>
+    <w:p ns2:paraId="7A5236A4" ns2:textId="77777777">
       <w:pPr>
         <w:shd w:val="clear" w:color="auto" w:fill="FFFFFF"/>
         <w:spacing w:after="0" w:line="240" w:lineRule="auto"/>
@@ -5828,11 +5691,11 @@
           <w:color w:val="000000"/>
           <w:kern w:val="0"/>
           <w:lang w:eastAsia="es-PE"/>
-          <w14:ligatures w14:val="none"/>
-        </w:rPr>
-      </w:pPr>
-    </w:p>
-    <w:p>
+          <ns2:ligatures ns2:val="none"/>
+        </w:rPr>
+      </w:pPr>
+    </w:p>
+    <w:p ns2:paraId="3F071DDA" ns2:textId="77777777">
       <w:pPr>
         <w:shd w:val="clear" w:color="auto" w:fill="FFFFFF"/>
         <w:spacing w:after="0" w:line="240" w:lineRule="auto"/>
@@ -5842,7 +5705,7 @@
           <w:color w:val="000000"/>
           <w:kern w:val="0"/>
           <w:lang w:eastAsia="es-PE"/>
-          <w14:ligatures w14:val="none"/>
+          <ns2:ligatures ns2:val="none"/>
         </w:rPr>
       </w:pPr>
       <w:r>
@@ -5851,7 +5714,7 @@
           <w:b/>
           <w:bCs/>
           <w:kern w:val="0"/>
-          <w14:ligatures w14:val="none"/>
+          <ns2:ligatures ns2:val="none"/>
         </w:rPr>
         <w:t>OCTAVO</w:t>
       </w:r>
@@ -5862,7 +5725,7 @@
           <w:color w:val="000000"/>
           <w:kern w:val="0"/>
           <w:lang w:eastAsia="es-PE"/>
-          <w14:ligatures w14:val="none"/>
+          <ns2:ligatures ns2:val="none"/>
         </w:rPr>
         <w:t>:</w:t>
       </w:r>
@@ -5872,7 +5735,7 @@
           <w:color w:val="000000"/>
           <w:kern w:val="0"/>
           <w:lang w:eastAsia="es-PE"/>
-          <w14:ligatures w14:val="none"/>
+          <ns2:ligatures ns2:val="none"/>
         </w:rPr>
         <w:t xml:space="preserve"> informar a las partes que conforme a lo establecido en el artículo 39</w:t>
       </w:r>
@@ -5882,7 +5745,7 @@
           <w:color w:val="000000"/>
           <w:kern w:val="0"/>
           <w:lang w:eastAsia="es-PE"/>
-          <w14:ligatures w14:val="none"/>
+          <ns2:ligatures ns2:val="none"/>
         </w:rPr>
         <w:t/>
       </w:r>
@@ -5892,12 +5755,12 @@
           <w:color w:val="000000"/>
           <w:kern w:val="0"/>
           <w:lang w:eastAsia="es-PE"/>
-          <w14:ligatures w14:val="none"/>
+          <ns2:ligatures ns2:val="none"/>
         </w:rPr>
         <w:t xml:space="preserve"> de la Ley sobre Facultades, Normas y Organización del Indecopi, aprobada por Decreto Legislativo 807, los gastos por los peritajes realizados, actuación de pruebas, inspecciones y otros derivados de la tramitación del proceso serán de cargo de la parte que solicita la prueba, salvo pacto en contrario. En todos los casos, la resolución final determinará si los gastos deben ser asumidos por alguna de las partes, o reembolsados a la otra parte o al Indecopi, según sea el caso, de manera adicional a la sanción que haya podido imponerse. </w:t>
       </w:r>
     </w:p>
-    <w:p>
+    <w:p ns2:paraId="0F10F9CF" ns2:textId="77777777">
       <w:pPr>
         <w:shd w:val="clear" w:color="auto" w:fill="FFFFFF"/>
         <w:spacing w:after="0" w:line="240" w:lineRule="auto"/>
@@ -5907,11 +5770,11 @@
           <w:color w:val="000000"/>
           <w:kern w:val="0"/>
           <w:lang w:eastAsia="es-PE"/>
-          <w14:ligatures w14:val="none"/>
-        </w:rPr>
-      </w:pPr>
-    </w:p>
-    <w:p>
+          <ns2:ligatures ns2:val="none"/>
+        </w:rPr>
+      </w:pPr>
+    </w:p>
+    <w:p ns2:paraId="194C23DD" ns2:textId="77777777">
       <w:pPr>
         <w:suppressAutoHyphens/>
         <w:spacing w:after="0" w:line="240" w:lineRule="auto"/>
@@ -5920,7 +5783,7 @@
           <w:rFonts w:ascii="Arial Narrow" w:eastAsia="Calibri" w:hAnsi="Arial Narrow" w:cs="Arial"/>
           <w:kern w:val="0"/>
           <w:u w:val="single"/>
-          <w14:ligatures w14:val="none"/>
+          <ns2:ligatures ns2:val="none"/>
         </w:rPr>
       </w:pPr>
       <w:r>
@@ -5930,7 +5793,7 @@
           <w:color w:val="000000"/>
           <w:kern w:val="0"/>
           <w:lang w:eastAsia="es-PE"/>
-          <w14:ligatures w14:val="none"/>
+          <ns2:ligatures ns2:val="none"/>
         </w:rPr>
         <w:lastRenderedPageBreak/>
         <w:t>NOVENO</w:t>
@@ -5940,7 +5803,7 @@
           <w:rFonts w:ascii="Arial Narrow" w:eastAsia="Calibri" w:hAnsi="Arial Narrow" w:cs="Arial"/>
           <w:b/>
           <w:kern w:val="0"/>
-          <w14:ligatures w14:val="none"/>
+          <ns2:ligatures ns2:val="none"/>
         </w:rPr>
         <w:t>:</w:t>
       </w:r>
@@ -5948,7 +5811,7 @@
         <w:rPr>
           <w:rFonts w:ascii="Arial Narrow" w:eastAsia="Calibri" w:hAnsi="Arial Narrow" w:cs="Arial"/>
           <w:kern w:val="0"/>
-          <w14:ligatures w14:val="none"/>
+          <ns2:ligatures ns2:val="none"/>
         </w:rPr>
         <w:t xml:space="preserve"> comunicar a las partes que, de acuerdo a lo señalado por el artículo 29</w:t>
       </w:r>
@@ -5958,7 +5821,7 @@
           <w:color w:val="000000"/>
           <w:kern w:val="0"/>
           <w:lang w:eastAsia="es-PE"/>
-          <w14:ligatures w14:val="none"/>
+          <ns2:ligatures ns2:val="none"/>
         </w:rPr>
         <w:t/>
       </w:r>
@@ -5966,7 +5829,7 @@
         <w:rPr>
           <w:rFonts w:ascii="Arial Narrow" w:eastAsia="Calibri" w:hAnsi="Arial Narrow" w:cs="Arial"/>
           <w:kern w:val="0"/>
-          <w14:ligatures w14:val="none"/>
+          <ns2:ligatures ns2:val="none"/>
         </w:rPr>
         <w:t xml:space="preserve"> del Decreto Legislativo 807</w:t>
       </w:r>
@@ -5976,7 +5839,7 @@
           <w:rFonts w:ascii="Arial Narrow" w:eastAsia="Calibri" w:hAnsi="Arial Narrow" w:cs="Arial"/>
           <w:kern w:val="0"/>
           <w:vertAlign w:val="superscript"/>
-          <w14:ligatures w14:val="none"/>
+          <ns2:ligatures ns2:val="none"/>
         </w:rPr>
         <w:footnoteReference w:id="12"/>
       </w:r>
@@ -5984,7 +5847,7 @@
         <w:rPr>
           <w:rFonts w:ascii="Arial Narrow" w:eastAsia="Calibri" w:hAnsi="Arial Narrow" w:cs="Arial"/>
           <w:kern w:val="0"/>
-          <w14:ligatures w14:val="none"/>
+          <ns2:ligatures ns2:val="none"/>
         </w:rPr>
         <w:t xml:space="preserve">, hasta antes de la emisión de la Resolución Final tienen la posibilidad de solicitar una audiencia de conciliación. En caso deleguen a favor de una tercera persona su actuación en la diligencia programada, esta deberá presentar un poder especial con firma legalizada ante Notario Público, donde conste </w:t>
       </w:r>
@@ -5993,7 +5856,7 @@
           <w:rFonts w:ascii="Arial Narrow" w:eastAsia="Calibri" w:hAnsi="Arial Narrow" w:cs="Arial"/>
           <w:kern w:val="0"/>
           <w:u w:val="single"/>
-          <w14:ligatures w14:val="none"/>
+          <ns2:ligatures ns2:val="none"/>
         </w:rPr>
         <w:t>expresamente su facultad para asistir y conciliar en su representación</w:t>
       </w:r>
@@ -6002,7 +5865,7 @@
           <w:rFonts w:ascii="Arial Narrow" w:eastAsia="Calibri" w:hAnsi="Arial Narrow" w:cs="Arial"/>
           <w:bCs/>
           <w:kern w:val="0"/>
-          <w14:ligatures w14:val="none"/>
+          <ns2:ligatures ns2:val="none"/>
         </w:rPr>
         <w:t>.</w:t>
       </w:r>
@@ -6012,7 +5875,7 @@
           <w:b/>
           <w:bCs/>
           <w:kern w:val="0"/>
-          <w14:ligatures w14:val="none"/>
+          <ns2:ligatures ns2:val="none"/>
         </w:rPr>
         <w:t xml:space="preserve"> </w:t>
       </w:r>
@@ -6021,12 +5884,12 @@
           <w:rFonts w:ascii="Arial Narrow" w:eastAsia="Calibri" w:hAnsi="Arial Narrow" w:cs="Arial"/>
           <w:kern w:val="0"/>
           <w:u w:val="single"/>
-          <w14:ligatures w14:val="none"/>
+          <ns2:ligatures ns2:val="none"/>
         </w:rPr>
         <w:t xml:space="preserve">Ello bajo apercibimiento de no realizar la audiencia de conciliación y levantar el acta de inasistencia correspondiente. </w:t>
       </w:r>
     </w:p>
-    <w:p>
+    <w:p ns2:paraId="19088877" ns2:textId="77777777">
       <w:pPr>
         <w:suppressAutoHyphens/>
         <w:spacing w:after="0" w:line="240" w:lineRule="auto"/>
@@ -6035,11 +5898,11 @@
           <w:rFonts w:ascii="Arial Narrow" w:eastAsia="Calibri" w:hAnsi="Arial Narrow" w:cs="Arial"/>
           <w:kern w:val="0"/>
           <w:u w:val="single"/>
-          <w14:ligatures w14:val="none"/>
-        </w:rPr>
-      </w:pPr>
-    </w:p>
-    <w:p>
+          <ns2:ligatures ns2:val="none"/>
+        </w:rPr>
+      </w:pPr>
+    </w:p>
+    <w:p ns2:paraId="7767F307" ns2:textId="77777777">
       <w:pPr>
         <w:suppressAutoHyphens/>
         <w:spacing w:after="0" w:line="240" w:lineRule="auto"/>
@@ -6056,7 +5919,7 @@
           <w:b/>
           <w:spacing w:val="-3"/>
           <w:kern w:val="0"/>
-          <w14:ligatures w14:val="none"/>
+          <ns2:ligatures ns2:val="none"/>
         </w:rPr>
         <w:t>DÉCIMO</w:t>
       </w:r>
@@ -6067,7 +5930,7 @@
           <w:color w:val="000000"/>
           <w:kern w:val="0"/>
           <w:lang w:eastAsia="es-PE"/>
-          <w14:ligatures w14:val="none"/>
+          <ns2:ligatures ns2:val="none"/>
         </w:rPr>
         <w:t>:</w:t>
       </w:r>
@@ -6077,14 +5940,14 @@
           <w:color w:val="000000"/>
           <w:kern w:val="0"/>
           <w:lang w:eastAsia="es-PE"/>
-          <w14:ligatures w14:val="none"/>
+          <ns2:ligatures ns2:val="none"/>
         </w:rPr>
         <w:t xml:space="preserve"> poner en conocimiento de las partes que, antes de la emisión de la Resolución Final, tienen la posibilidad de formular su desistimiento o presentar el acuerdo arribado mediante la conciliación, mediación, transacción o cualquier otro que, de forma indubitable, deje constancia que se ha solucionado la controversia materia de denuncia.</w:t>
       </w:r>
       <w:bookmarkStart w:id="13" w:name="h.gjdgxs" w:colFirst="0" w:colLast="0"/>
       <w:bookmarkEnd w:id="13"/>
     </w:p>
-    <w:p>
+    <w:p ns2:paraId="69E33D6A" ns2:textId="77777777">
       <w:pPr>
         <w:suppressAutoHyphens/>
         <w:spacing w:after="0" w:line="240" w:lineRule="auto"/>
@@ -6094,11 +5957,11 @@
           <w:color w:val="000000"/>
           <w:kern w:val="0"/>
           <w:lang w:eastAsia="es-PE"/>
-          <w14:ligatures w14:val="none"/>
-        </w:rPr>
-      </w:pPr>
-    </w:p>
-    <w:p>
+          <ns2:ligatures ns2:val="none"/>
+        </w:rPr>
+      </w:pPr>
+    </w:p>
+    <w:p ns2:paraId="4DB7FEAC" ns2:textId="1D24CBEB">
       <w:pPr>
         <w:suppressAutoHyphens/>
         <w:spacing w:after="0" w:line="240" w:lineRule="auto"/>
@@ -6121,7 +5984,7 @@
           <w:b/>
           <w:spacing w:val="-3"/>
           <w:kern w:val="0"/>
-          <w14:ligatures w14:val="none"/>
+          <ns2:ligatures ns2:val="none"/>
         </w:rPr>
         <w:t/>
       </w:r>
@@ -6131,7 +5994,7 @@
           <w:bCs/>
           <w:spacing w:val="-3"/>
           <w:kern w:val="0"/>
-          <w14:ligatures w14:val="none"/>
+          <ns2:ligatures ns2:val="none"/>
         </w:rPr>
         <w:t xml:space="preserve"/>
       </w:r>
@@ -6141,7 +6004,7 @@
           <w:bCs/>
           <w:spacing w:val="-3"/>
           <w:kern w:val="0"/>
-          <w14:ligatures w14:val="none"/>
+          <ns2:ligatures ns2:val="none"/>
         </w:rPr>
         <w:t xml:space="preserve"/>
       </w:r>
@@ -6152,7 +6015,7 @@
           <w:kern w:val="0"/>
           <w:shd w:val="clear" w:color="auto" w:fill="FFFFFF"/>
           <w:lang w:eastAsia="es-PE"/>
-          <w14:ligatures w14:val="none"/>
+          <ns2:ligatures ns2:val="none"/>
         </w:rPr>
         <w:t xml:space="preserve"/>
       </w:r>
@@ -6267,7 +6130,7 @@
           <w:color w:val="000000"/>
           <w:kern w:val="0"/>
           <w:lang w:eastAsia="es-PE"/>
-          <w14:ligatures w14:val="none"/>
+          <ns2:ligatures ns2:val="none"/>
         </w:rPr>
         <w:t/>
       </w:r>
@@ -6291,7 +6154,7 @@
           <w:color w:val="000000"/>
           <w:kern w:val="0"/>
           <w:lang w:eastAsia="es-PE"/>
-          <w14:ligatures w14:val="none"/>
+          <ns2:ligatures ns2:val="none"/>
         </w:rPr>
         <w:t/>
       </w:r>
@@ -6317,7 +6180,7 @@
         <w:t/>
       </w:r>
     </w:p>
-    <w:p>
+    <w:p ns2:paraId="26B1ED4B" ns2:textId="77777777">
       <w:pPr>
         <w:suppressAutoHyphens/>
         <w:spacing w:after="0" w:line="240" w:lineRule="auto"/>
@@ -6327,7 +6190,7 @@
         </w:rPr>
       </w:pPr>
     </w:p>
-    <w:p>
+    <w:p ns2:paraId="12E923CD" ns2:textId="4A39D48B">
       <w:pPr>
         <w:suppressAutoHyphens/>
         <w:spacing w:line="240" w:lineRule="auto"/>
@@ -6400,7 +6263,7 @@
         <w:t xml:space="preserve"> notificación.</w:t>
       </w:r>
     </w:p>
-    <w:p>
+    <w:p ns2:paraId="22A36E0D" ns2:textId="77777777">
       <w:pPr>
         <w:spacing w:after="0" w:line="240" w:lineRule="auto"/>
         <w:jc w:val="both"/>
@@ -6410,13 +6273,13 @@
           <w:color w:val="000000"/>
           <w:kern w:val="0"/>
           <w:lang w:val="es-ES" w:eastAsia="es-PE"/>
-          <w14:ligatures w14:val="none"/>
+          <ns2:ligatures ns2:val="none"/>
         </w:rPr>
       </w:pPr>
       <w:bookmarkStart w:id="15" w:name="_Hlk218074855"/>
       <w:bookmarkEnd w:id="0"/>
     </w:p>
-    <w:p>
+    <w:p ns2:paraId="0A892B92" ns2:textId="77777777">
       <w:pPr>
         <w:spacing w:after="0" w:line="240" w:lineRule="auto"/>
         <w:jc w:val="both"/>
@@ -6426,12 +6289,12 @@
           <w:color w:val="000000"/>
           <w:kern w:val="0"/>
           <w:lang w:val="es-ES" w:eastAsia="es-PE"/>
-          <w14:ligatures w14:val="none"/>
+          <ns2:ligatures ns2:val="none"/>
         </w:rPr>
       </w:pPr>
     </w:p>
     <w:bookmarkEnd w:id="15"/>
-    <w:p>
+    <w:p ns2:paraId="62C789DB" ns2:textId="77777777">
       <w:pPr>
         <w:shd w:val="clear" w:color="auto" w:fill="FFFFFF"/>
         <w:spacing w:after="0" w:line="240" w:lineRule="auto"/>
@@ -6453,7 +6316,7 @@
         <w:t xml:space="preserve">Firmado digitalmente por </w:t>
       </w:r>
     </w:p>
-    <w:p>
+    <w:p ns2:paraId="1C006ED4" ns2:textId="77777777">
       <w:pPr>
         <w:shd w:val="clear" w:color="auto" w:fill="FFFFFF"/>
         <w:spacing w:after="0" w:line="240" w:lineRule="auto"/>
@@ -6475,7 +6338,7 @@
         <w:t xml:space="preserve">EVELING ROA QUISPE </w:t>
       </w:r>
     </w:p>
-    <w:p>
+    <w:p ns2:paraId="57A86D71" ns2:textId="77777777">
       <w:pPr>
         <w:shd w:val="clear" w:color="auto" w:fill="FFFFFF"/>
         <w:spacing w:after="0" w:line="240" w:lineRule="auto"/>
@@ -6497,7 +6360,7 @@
         <w:t>Secretaria Técnica</w:t>
       </w:r>
     </w:p>
-    <w:p>
+    <w:p ns2:paraId="737B6B41" ns2:textId="77777777">
       <w:pPr>
         <w:shd w:val="clear" w:color="auto" w:fill="FFFFFF"/>
         <w:spacing w:after="0" w:line="240" w:lineRule="auto"/>
@@ -6519,7 +6382,7 @@
         <w:t>Comisión de Protección al Consumidor 1</w:t>
       </w:r>
     </w:p>
-    <w:p>
+    <w:p ns2:paraId="68107EE2" ns2:textId="3BF86E1D">
       <w:pPr>
         <w:spacing w:after="0" w:line="240" w:lineRule="auto"/>
         <w:rPr>
@@ -6537,8 +6400,8 @@
       </w:r>
     </w:p>
     <w:sectPr>
-      <w:headerReference w:type="default" r:id="rId8"/>
-      <w:footerReference w:type="default" r:id="rId9"/>
+      <w:headerReference w:type="default" ns3:id="rId8"/>
+      <w:footerReference w:type="default" ns3:id="rId9"/>
       <w:pgSz w:w="11906" w:h="16838"/>
       <w:pgMar w:top="1417" w:right="1701" w:bottom="1417" w:left="1701" w:header="708" w:footer="708" w:gutter="0"/>
       <w:cols w:space="708"/>

--- a/plantillas_maestras/06_seguro_hogar_e_inmuebles/negativa_cobertura/2_o_mas_ddos_varios/varon/TPL_0552_2026_SEGURO_HOGAR_E_INMUEBLES_NEGATIVA_COBERTURA_ASEGURADORA_VARON_R1.docx
+++ b/plantillas_maestras/06_seguro_hogar_e_inmuebles/negativa_cobertura/2_o_mas_ddos_varios/varon/TPL_0552_2026_SEGURO_HOGAR_E_INMUEBLES_NEGATIVA_COBERTURA_ASEGURADORA_VARON_R1.docx
@@ -5176,7 +5176,7 @@
           <w:sz w:val="20"/>
           <w:szCs w:val="20"/>
         </w:rPr>
-        <w:t xml:space="preserve">correr traslado de la presente resolución a Rímac Seguros y Reaseguros S.A. y Máster Ajustadores de Seguros S.A.C para que, de conformidad con lo dispuesto por el artículo 26° de la Ley sobre Facultades, Normas y Organización del Indecopi, aprobado por Decreto Legislativo N° 8079, presenten sus descargos sobre la imputación de cargos realizada en un plazo no mayor a cinco (5) días hábiles contado a partir del día siguiente de la notificación de la presente resolución, vencido el cual, el Secretario Técnico declarará en rebeldía a los denunciados que no lo hubieran presentado. Debe precisarse que de conformidad con lo establecido por el artículo 223° del Texto Único Ordenado de la Ley N° 27444, Ley del Procedimiento Administrativo General, las alegaciones y los hechos relevantes de la reclamación, salvo que hayan sido específicamente negadas en la contestación, se tendrán por aceptadas o meritadas como ciertas.</w:t>
+        <w:t xml:space="preserve">correr traslado de la presente resolución a Rímac Seguros y Reaseguros S.A. y Máster Ajustadores de Seguros S.A.C. para que, de conformidad con lo dispuesto por el artículo 26 de la Ley sobre Facultades, Normas y Organización del Indecopi, aprobada por Decreto Legislativo 807, presenten sus descargos sobre la imputación de cargos realizada en un plazo no mayor a cinco (5) días hábiles contado a partir del día siguiente de la notificación de la presente resolución, vencido el cual, el Secretario Técnico declarará en rebeldía a los denunciados que no lo hubieran presentado. Debe precisarse que de conformidad con lo establecido por el artículo 223 del Texto Único Ordenado de la Ley 27444, Ley del Procedimiento Administrativo General, las alegaciones y los hechos relevantes de la reclamación, salvo que hayan sido específicamente negadas en la contestación, se tendrán por aceptadas o merituadas como ciertas.</w:t>
       </w:r>
     </w:p>
     <w:p ns2:paraId="6D15F6EA" ns2:textId="2FCEE3E5">
@@ -6335,7 +6335,7 @@
           <w:color w:val="000000"/>
           <w:lang w:eastAsia="es-PE"/>
         </w:rPr>
-        <w:t xml:space="preserve">EVELING ROA QUISPE </w:t>
+        <w:t xml:space="preserve">LUISA ANALÍ SILVA MALPARTIDA</w:t>
       </w:r>
     </w:p>
     <w:p ns2:paraId="57A86D71" ns2:textId="77777777">
@@ -6357,7 +6357,7 @@
           <w:color w:val="000000"/>
           <w:lang w:eastAsia="es-PE"/>
         </w:rPr>
-        <w:t>Secretaria Técnica</w:t>
+        <w:t xml:space="preserve">Secretaria Técnica Ad Hoc</w:t>
       </w:r>
     </w:p>
     <w:p ns2:paraId="737B6B41" ns2:textId="77777777">

--- a/plantillas_maestras/06_seguro_hogar_e_inmuebles/negativa_cobertura/2_o_mas_ddos_varios/varon/TPL_0552_2026_SEGURO_HOGAR_E_INMUEBLES_NEGATIVA_COBERTURA_ASEGURADORA_VARON_R1.docx
+++ b/plantillas_maestras/06_seguro_hogar_e_inmuebles/negativa_cobertura/2_o_mas_ddos_varios/varon/TPL_0552_2026_SEGURO_HOGAR_E_INMUEBLES_NEGATIVA_COBERTURA_ASEGURADORA_VARON_R1.docx
@@ -581,7 +581,7 @@
           <w:lang w:eastAsia="es-PE"/>
           <ns2:ligatures ns2:val="none"/>
         </w:rPr>
-        <w:t>10</w:t>
+        <w:t xml:space="preserve">10 de marzo de 2026</w:t>
       </w:r>
       <w:r>
         <w:rPr>
@@ -592,7 +592,7 @@
           <w:lang w:eastAsia="es-PE"/>
           <ns2:ligatures ns2:val="none"/>
         </w:rPr>
-        <w:t xml:space="preserve"> de </w:t>
+        <w:t xml:space="preserve"/>
       </w:r>
       <w:bookmarkStart w:id="1" w:name="_Hlk218508373"/>
       <w:r>
@@ -604,7 +604,7 @@
           <w:lang w:eastAsia="es-PE"/>
           <ns2:ligatures ns2:val="none"/>
         </w:rPr>
-        <w:t>marzo</w:t>
+        <w:t xml:space="preserve"/>
       </w:r>
       <w:r>
         <w:rPr>
@@ -615,7 +615,7 @@
           <w:lang w:eastAsia="es-PE"/>
           <ns2:ligatures ns2:val="none"/>
         </w:rPr>
-        <w:t xml:space="preserve"> de 2026</w:t>
+        <w:t xml:space="preserve"/>
       </w:r>
       <w:bookmarkEnd w:id="1"/>
     </w:p>
@@ -884,7 +884,7 @@
           <w:lang w:eastAsia="es-ES"/>
           <ns2:ligatures ns2:val="none"/>
         </w:rPr>
-        <w:t>El 25 de setiembre del 2025, ante el ofrecimiento presencial realizado por</w:t>
+        <w:t xml:space="preserve">El 25 de setiembre de 2025, ante el ofrecimiento presencial realizado por</w:t>
       </w:r>
       <w:r>
         <w:rPr>
@@ -1181,7 +1181,7 @@
           <w:lang w:eastAsia="es-ES"/>
           <ns2:ligatures ns2:val="none"/>
         </w:rPr>
-        <w:t xml:space="preserve">El 17 de octubre del 2025, reportó la ocurrencia de un ingreso al inmueble asegurado y presentó denuncia </w:t>
+        <w:t xml:space="preserve">El 17 de octubre de 2025, reportó la ocurrencia de un ingreso al inmueble asegurado y presentó denuncia </w:t>
       </w:r>
       <w:r>
         <w:rPr>
@@ -1266,7 +1266,7 @@
           <w:lang w:eastAsia="es-ES"/>
           <ns2:ligatures ns2:val="none"/>
         </w:rPr>
-        <w:t>El 18 de octubre del 2025, comunicó la ocurrencia del siniestro a</w:t>
+        <w:t xml:space="preserve">El 18 de octubre de 2025, comunicó la ocurrencia del siniestro a</w:t>
       </w:r>
       <w:r>
         <w:rPr>
@@ -1343,7 +1343,7 @@
           <w:lang w:eastAsia="es-ES"/>
           <ns2:ligatures ns2:val="none"/>
         </w:rPr>
-        <w:t>El 20 de octubre del 2025, Rímac le ofreció una terna de ajustadores de siniestros y, por acuerdo de ambas partes, designó a Master para la atención del caso.</w:t>
+        <w:t xml:space="preserve">El 20 de octubre de 2025, Rímac le ofreció una terna de ajustadores de siniestros y, por acuerdo de ambas partes, designó a Master para la atención del caso.</w:t>
       </w:r>
     </w:p>
     <w:p ns2:paraId="40FE556E" ns2:textId="77777777">
@@ -1467,7 +1467,7 @@
           <w:lang w:eastAsia="es-ES"/>
           <ns2:ligatures ns2:val="none"/>
         </w:rPr>
-        <w:t xml:space="preserve">El 27 de octubre del 2025, </w:t>
+        <w:t xml:space="preserve">El 27 de octubre de 2025, </w:t>
       </w:r>
       <w:r>
         <w:rPr>
@@ -1564,7 +1564,7 @@
           <w:lang w:eastAsia="es-ES"/>
           <ns2:ligatures ns2:val="none"/>
         </w:rPr>
-        <w:t xml:space="preserve">El 3 de noviembre del 2025, </w:t>
+        <w:t xml:space="preserve">El 3 de noviembre de 2025, </w:t>
       </w:r>
       <w:r>
         <w:rPr>
@@ -1836,7 +1836,7 @@
           <w:lang w:eastAsia="es-ES"/>
           <ns2:ligatures ns2:val="none"/>
         </w:rPr>
-        <w:t>El 4 de noviembre del 2025, Rímac</w:t>
+        <w:t xml:space="preserve">El 4 de noviembre de 2025, Rímac</w:t>
       </w:r>
       <w:r>
         <w:rPr>
@@ -1993,7 +1993,7 @@
           <w:lang w:eastAsia="es-ES"/>
           <ns2:ligatures ns2:val="none"/>
         </w:rPr>
-        <w:t xml:space="preserve">l 22 de enero del 2026, Rímac presentó sus descargos </w:t>
+        <w:t xml:space="preserve">l 22 de enero de 2026, Rímac presentó sus descargos </w:t>
       </w:r>
       <w:r>
         <w:rPr>
@@ -6591,7 +6591,7 @@
           <w:sz w:val="16"/>
           <w:szCs w:val="16"/>
         </w:rPr>
-        <w:t>el 2 de setiembre del 2010 en el Diario Oficial El Peruano, vigente desde el 2 de octubre del 2010 y modificado por Decreto Legislativo 1308.</w:t>
+        <w:t xml:space="preserve">el 2 de setiembre de 2010 en el Diario Oficial El Peruano, vigente desde el 2 de octubre de 2010 y modificado por Decreto Legislativo 1308.</w:t>
       </w:r>
     </w:p>
     <w:p>

--- a/plantillas_maestras/06_seguro_hogar_e_inmuebles/negativa_cobertura/2_o_mas_ddos_varios/varon/TPL_0552_2026_SEGURO_HOGAR_E_INMUEBLES_NEGATIVA_COBERTURA_ASEGURADORA_VARON_R1.docx
+++ b/plantillas_maestras/06_seguro_hogar_e_inmuebles/negativa_cobertura/2_o_mas_ddos_varios/varon/TPL_0552_2026_SEGURO_HOGAR_E_INMUEBLES_NEGATIVA_COBERTURA_ASEGURADORA_VARON_R1.docx
@@ -1,8 +1,8 @@
 
 <file path=word/document.xml><?xml version="1.0" encoding="utf-8"?>
-<w:document xmlns:ns1="http://schemas.openxmlformats.org/markup-compatibility/2006" xmlns:ns2="http://schemas.microsoft.com/office/word/2010/wordml" xmlns:ns3="http://schemas.openxmlformats.org/officeDocument/2006/relationships" xmlns:w="http://schemas.openxmlformats.org/wordprocessingml/2006/main" ns1:Ignorable="w14 w15 w16se w16cid w16 w16cex w16sdtdh w16sdtfl w16du wp14">
+<w:document xmlns:mc="http://schemas.openxmlformats.org/markup-compatibility/2006" xmlns:r="http://schemas.openxmlformats.org/officeDocument/2006/relationships" xmlns:w="http://schemas.openxmlformats.org/wordprocessingml/2006/main" xmlns:w14="http://schemas.microsoft.com/office/word/2010/wordml" xmlns:w15="http://schemas.microsoft.com/office/word/2012/wordml" xmlns:w16="http://schemas.microsoft.com/office/word/2018/wordml" xmlns:w16cex="http://schemas.microsoft.com/office/word/2018/wordml/cex" xmlns:w16cid="http://schemas.microsoft.com/office/word/2016/wordml/cid" xmlns:w16du="http://schemas.microsoft.com/office/word/2023/wordml/word16du" xmlns:w16sdtdh="http://schemas.microsoft.com/office/word/2020/wordml/sdtdatahash" xmlns:w16se="http://schemas.microsoft.com/office/word/2015/wordml/symex" xmlns:wp14="http://schemas.microsoft.com/office/word/2010/wordprocessingDrawing" mc:Ignorable="w14 w15 w16se w16cid w16 w16cex w16sdtdh w16du wp14">
   <w:body>
-    <w:p ns2:paraId="4D92E425" ns2:textId="266EA686">
+    <w:p>
       <w:pPr>
         <w:tabs>
           <w:tab w:val="left" w:pos="1701"/>
@@ -14,7 +14,7 @@
           <w:color w:val="000000"/>
           <w:kern w:val="0"/>
           <w:lang w:eastAsia="es-PE"/>
-          <ns2:ligatures ns2:val="none"/>
+          <w14:ligatures w14:val="none"/>
         </w:rPr>
       </w:pPr>
       <w:bookmarkStart w:id="0" w:name="_Hlk80343540"/>
@@ -25,7 +25,7 @@
           <w:color w:val="000000"/>
           <w:kern w:val="0"/>
           <w:lang w:eastAsia="es-PE"/>
-          <ns2:ligatures ns2:val="none"/>
+          <w14:ligatures w14:val="none"/>
         </w:rPr>
         <w:t>EX</w:t>
       </w:r>
@@ -36,7 +36,7 @@
           <w:color w:val="000000"/>
           <w:kern w:val="0"/>
           <w:lang w:eastAsia="es-PE"/>
-          <ns2:ligatures ns2:val="none"/>
+          <w14:ligatures w14:val="none"/>
         </w:rPr>
         <w:t xml:space="preserve">PEDIENTE </w:t>
       </w:r>
@@ -47,7 +47,7 @@
           <w:color w:val="000000"/>
           <w:kern w:val="0"/>
           <w:lang w:eastAsia="es-PE"/>
-          <ns2:ligatures ns2:val="none"/>
+          <w14:ligatures w14:val="none"/>
         </w:rPr>
         <w:tab/>
         <w:t>:</w:t>
@@ -59,7 +59,7 @@
           <w:color w:val="000000"/>
           <w:kern w:val="0"/>
           <w:lang w:eastAsia="es-PE"/>
-          <ns2:ligatures ns2:val="none"/>
+          <w14:ligatures w14:val="none"/>
         </w:rPr>
         <w:tab/>
       </w:r>
@@ -72,7 +72,7 @@
           <w:kern w:val="0"/>
           <w:shd w:val="clear" w:color="auto" w:fill="FFFFFF"/>
           <w:lang w:eastAsia="es-PE"/>
-          <ns2:ligatures ns2:val="none"/>
+          <w14:ligatures w14:val="none"/>
         </w:rPr>
         <w:t>0552-2026</w:t>
       </w:r>
@@ -85,12 +85,12 @@
           <w:kern w:val="0"/>
           <w:shd w:val="clear" w:color="auto" w:fill="FFFFFF"/>
           <w:lang w:eastAsia="es-PE"/>
-          <ns2:ligatures ns2:val="none"/>
+          <w14:ligatures w14:val="none"/>
         </w:rPr>
         <w:t>/CC1</w:t>
       </w:r>
     </w:p>
-    <w:p ns2:paraId="174737B6" ns2:textId="4DE40240">
+    <w:p>
       <w:pPr>
         <w:tabs>
           <w:tab w:val="left" w:pos="1701"/>
@@ -105,111 +105,26 @@
           <w:color w:val="000000"/>
           <w:kern w:val="0"/>
           <w:lang w:eastAsia="es-PE"/>
-          <ns2:ligatures ns2:val="none"/>
-        </w:rPr>
-      </w:pPr>
-      <w:r>
-        <w:rPr>
-          <w:rFonts w:ascii="Arial Narrow" w:eastAsia="Arial Narrow" w:hAnsi="Arial Narrow" w:cs="Arial Narrow"/>
-          <w:b/>
-          <w:color w:val="000000"/>
-          <w:kern w:val="0"/>
-          <w:lang w:eastAsia="es-PE"/>
-          <ns2:ligatures ns2:val="none"/>
-        </w:rPr>
-        <w:t xml:space="preserve">DENUNCIANTE:[DENUNCIANTE] (SEÑOR [APELLIDO])</w:t>
-      </w:r>
-      <w:r>
-        <w:rPr>
-          <w:rFonts w:ascii="Arial Narrow" w:eastAsia="Arial Narrow" w:hAnsi="Arial Narrow" w:cs="Arial Narrow"/>
-          <w:b/>
-          <w:color w:val="000000"/>
-          <w:kern w:val="0"/>
-          <w:lang w:eastAsia="es-PE"/>
-          <ns2:ligatures ns2:val="none"/>
-        </w:rPr>
+          <w14:ligatures w14:val="none"/>
+        </w:rPr>
+      </w:pPr>
+      <w:r>
+        <w:rPr>
+          <w:rFonts w:ascii="Arial Narrow" w:eastAsia="Arial Narrow" w:hAnsi="Arial Narrow" w:cs="Arial Narrow"/>
+          <w:b/>
+          <w:color w:val="000000"/>
+          <w:kern w:val="0"/>
+          <w:lang w:eastAsia="es-PE"/>
+          <w14:ligatures w14:val="none"/>
+        </w:rPr>
+        <w:t>DENUNCIANTE</w:t>
         <w:tab/>
-        <w:t/>
-      </w:r>
-      <w:r>
-        <w:rPr>
-          <w:rFonts w:ascii="Arial Narrow" w:eastAsia="Arial Narrow" w:hAnsi="Arial Narrow" w:cs="Arial Narrow"/>
-          <w:b/>
-          <w:color w:val="000000"/>
-          <w:kern w:val="0"/>
-          <w:lang w:eastAsia="es-PE"/>
-          <ns2:ligatures ns2:val="none"/>
-        </w:rPr>
+        <w:t>:</w:t>
         <w:tab/>
-      </w:r>
-      <w:r>
-        <w:rPr>
-          <w:rFonts w:ascii="Arial Narrow" w:eastAsia="Arial Narrow" w:hAnsi="Arial Narrow" w:cs="Arial Narrow"/>
-          <w:b/>
-          <w:color w:val="000000"/>
-          <w:kern w:val="0"/>
-          <w:lang w:eastAsia="es-PE"/>
-          <ns2:ligatures ns2:val="none"/>
-        </w:rPr>
-        <w:t/>
-      </w:r>
-      <w:r>
-        <w:rPr>
-          <w:rFonts w:ascii="Arial Narrow" w:eastAsia="Arial Narrow" w:hAnsi="Arial Narrow" w:cs="Arial Narrow"/>
-          <w:b/>
-          <w:color w:val="000000"/>
-          <w:kern w:val="0"/>
-          <w:lang w:eastAsia="es-PE"/>
-          <ns2:ligatures ns2:val="none"/>
-        </w:rPr>
-        <w:t/>
-      </w:r>
-      <w:r>
-        <w:rPr>
-          <w:rFonts w:ascii="Arial Narrow" w:eastAsia="Arial Narrow" w:hAnsi="Arial Narrow" w:cs="Arial Narrow"/>
-          <w:b/>
-          <w:color w:val="000000"/>
-          <w:kern w:val="0"/>
-          <w:lang w:eastAsia="es-PE"/>
-          <ns2:ligatures ns2:val="none"/>
-        </w:rPr>
-        <w:t xml:space="preserve"/>
-      </w:r>
-      <w:r>
-        <w:rPr>
-          <w:rFonts w:ascii="Arial Narrow" w:eastAsia="Arial Narrow" w:hAnsi="Arial Narrow" w:cs="Arial Narrow"/>
-          <w:b/>
-          <w:color w:val="000000"/>
-          <w:kern w:val="0"/>
-          <w:lang w:eastAsia="es-PE"/>
-          <ns2:ligatures ns2:val="none"/>
-        </w:rPr>
-        <w:t xml:space="preserve"/>
-      </w:r>
-      <w:r>
-        <w:rPr>
-          <w:rFonts w:ascii="Arial Narrow" w:eastAsia="Arial Narrow" w:hAnsi="Arial Narrow" w:cs="Arial Narrow"/>
-          <w:b/>
-          <w:color w:val="000000"/>
-          <w:kern w:val="0"/>
-          <w:lang w:eastAsia="es-PE"/>
-          <ns2:ligatures ns2:val="none"/>
-        </w:rPr>
-        <w:t/>
-      </w:r>
-      <w:r>
-        <w:rPr>
-          <w:rFonts w:ascii="Arial Narrow" w:eastAsia="Arial Narrow" w:hAnsi="Arial Narrow" w:cs="Arial Narrow"/>
-          <w:b/>
-          <w:color w:val="000000"/>
-          <w:kern w:val="0"/>
-          <w:lang w:eastAsia="es-PE"/>
-          <ns2:ligatures ns2:val="none"/>
-        </w:rPr>
-        <w:t/>
-      </w:r>
-    </w:p>
-    <w:p ns2:paraId="223101EF" ns2:textId="0FA600F3">
+        <w:t xml:space="preserve">[DENUNCIANTE] (SEÑOR [APELLIDO])</w:t>
+      </w:r>
+    </w:p>
+    <w:p>
       <w:pPr>
         <w:tabs>
           <w:tab w:val="left" w:pos="1701"/>
@@ -224,17 +139,17 @@
           <w:color w:val="000000"/>
           <w:kern w:val="0"/>
           <w:lang w:eastAsia="es-PE"/>
-          <ns2:ligatures ns2:val="none"/>
-        </w:rPr>
-      </w:pPr>
-      <w:r>
-        <w:rPr>
-          <w:rFonts w:ascii="Arial Narrow" w:eastAsia="Arial Narrow" w:hAnsi="Arial Narrow" w:cs="Arial Narrow"/>
-          <w:b/>
-          <w:color w:val="000000"/>
-          <w:kern w:val="0"/>
-          <w:lang w:eastAsia="es-PE"/>
-          <ns2:ligatures ns2:val="none"/>
+          <w14:ligatures w14:val="none"/>
+        </w:rPr>
+      </w:pPr>
+      <w:r>
+        <w:rPr>
+          <w:rFonts w:ascii="Arial Narrow" w:eastAsia="Arial Narrow" w:hAnsi="Arial Narrow" w:cs="Arial Narrow"/>
+          <w:b/>
+          <w:color w:val="000000"/>
+          <w:kern w:val="0"/>
+          <w:lang w:eastAsia="es-PE"/>
+          <w14:ligatures w14:val="none"/>
         </w:rPr>
         <w:t>DENUNCIADOS</w:t>
       </w:r>
@@ -245,7 +160,7 @@
           <w:color w:val="000000"/>
           <w:kern w:val="0"/>
           <w:lang w:eastAsia="es-PE"/>
-          <ns2:ligatures ns2:val="none"/>
+          <w14:ligatures w14:val="none"/>
         </w:rPr>
         <w:tab/>
         <w:t>:</w:t>
@@ -257,7 +172,7 @@
           <w:color w:val="000000"/>
           <w:kern w:val="0"/>
           <w:lang w:eastAsia="es-PE"/>
-          <ns2:ligatures ns2:val="none"/>
+          <w14:ligatures w14:val="none"/>
         </w:rPr>
         <w:tab/>
       </w:r>
@@ -268,7 +183,7 @@
           <w:color w:val="000000"/>
           <w:kern w:val="0"/>
           <w:lang w:eastAsia="es-PE"/>
-          <ns2:ligatures ns2:val="none"/>
+          <w14:ligatures w14:val="none"/>
         </w:rPr>
         <w:t xml:space="preserve">RÍMAC SEGUROS Y REASEGUROS S.A. </w:t>
       </w:r>
@@ -279,7 +194,7 @@
           <w:color w:val="000000"/>
           <w:kern w:val="0"/>
           <w:lang w:eastAsia="es-PE"/>
-          <ns2:ligatures ns2:val="none"/>
+          <w14:ligatures w14:val="none"/>
         </w:rPr>
         <w:t>(</w:t>
       </w:r>
@@ -290,7 +205,7 @@
           <w:color w:val="000000"/>
           <w:kern w:val="0"/>
           <w:lang w:eastAsia="es-PE"/>
-          <ns2:ligatures ns2:val="none"/>
+          <w14:ligatures w14:val="none"/>
         </w:rPr>
         <w:t>RÍMAC</w:t>
       </w:r>
@@ -301,12 +216,12 @@
           <w:color w:val="000000"/>
           <w:kern w:val="0"/>
           <w:lang w:eastAsia="es-PE"/>
-          <ns2:ligatures ns2:val="none"/>
+          <w14:ligatures w14:val="none"/>
         </w:rPr>
         <w:t xml:space="preserve">) </w:t>
       </w:r>
     </w:p>
-    <w:p ns2:paraId="4D23E5DF" ns2:textId="44430E98">
+    <w:p>
       <w:pPr>
         <w:tabs>
           <w:tab w:val="left" w:pos="1701"/>
@@ -321,17 +236,17 @@
           <w:color w:val="000000"/>
           <w:kern w:val="0"/>
           <w:lang w:eastAsia="es-PE"/>
-          <ns2:ligatures ns2:val="none"/>
-        </w:rPr>
-      </w:pPr>
-      <w:r>
-        <w:rPr>
-          <w:rFonts w:ascii="Arial Narrow" w:eastAsia="Arial Narrow" w:hAnsi="Arial Narrow" w:cs="Arial Narrow"/>
-          <w:b/>
-          <w:color w:val="000000"/>
-          <w:kern w:val="0"/>
-          <w:lang w:eastAsia="es-PE"/>
-          <ns2:ligatures ns2:val="none"/>
+          <w14:ligatures w14:val="none"/>
+        </w:rPr>
+      </w:pPr>
+      <w:r>
+        <w:rPr>
+          <w:rFonts w:ascii="Arial Narrow" w:eastAsia="Arial Narrow" w:hAnsi="Arial Narrow" w:cs="Arial Narrow"/>
+          <w:b/>
+          <w:color w:val="000000"/>
+          <w:kern w:val="0"/>
+          <w:lang w:eastAsia="es-PE"/>
+          <w14:ligatures w14:val="none"/>
         </w:rPr>
         <w:tab/>
       </w:r>
@@ -342,7 +257,7 @@
           <w:color w:val="000000"/>
           <w:kern w:val="0"/>
           <w:lang w:eastAsia="es-PE"/>
-          <ns2:ligatures ns2:val="none"/>
+          <w14:ligatures w14:val="none"/>
         </w:rPr>
         <w:tab/>
       </w:r>
@@ -353,7 +268,7 @@
           <w:color w:val="000000"/>
           <w:kern w:val="0"/>
           <w:lang w:eastAsia="es-PE"/>
-          <ns2:ligatures ns2:val="none"/>
+          <w14:ligatures w14:val="none"/>
         </w:rPr>
         <w:t>MÁSTER AJUSTADORES DE SEGUROS S.A.C.</w:t>
       </w:r>
@@ -364,7 +279,7 @@
           <w:color w:val="000000"/>
           <w:kern w:val="0"/>
           <w:lang w:eastAsia="es-PE"/>
-          <ns2:ligatures ns2:val="none"/>
+          <w14:ligatures w14:val="none"/>
         </w:rPr>
         <w:t xml:space="preserve"> (</w:t>
       </w:r>
@@ -375,7 +290,7 @@
           <w:color w:val="000000"/>
           <w:kern w:val="0"/>
           <w:lang w:eastAsia="es-PE"/>
-          <ns2:ligatures ns2:val="none"/>
+          <w14:ligatures w14:val="none"/>
         </w:rPr>
         <w:t>MÁSTER</w:t>
       </w:r>
@@ -386,12 +301,12 @@
           <w:color w:val="000000"/>
           <w:kern w:val="0"/>
           <w:lang w:eastAsia="es-PE"/>
-          <ns2:ligatures ns2:val="none"/>
+          <w14:ligatures w14:val="none"/>
         </w:rPr>
         <w:t>)</w:t>
       </w:r>
     </w:p>
-    <w:p ns2:paraId="753670C1" ns2:textId="77777777">
+    <w:p>
       <w:pPr>
         <w:tabs>
           <w:tab w:val="left" w:pos="1701"/>
@@ -406,17 +321,17 @@
           <w:color w:val="000000"/>
           <w:kern w:val="0"/>
           <w:lang w:eastAsia="es-PE"/>
-          <ns2:ligatures ns2:val="none"/>
-        </w:rPr>
-      </w:pPr>
-      <w:r>
-        <w:rPr>
-          <w:rFonts w:ascii="Arial Narrow" w:eastAsia="Arial Narrow" w:hAnsi="Arial Narrow" w:cs="Arial Narrow"/>
-          <w:b/>
-          <w:color w:val="000000"/>
-          <w:kern w:val="0"/>
-          <w:lang w:eastAsia="es-PE"/>
-          <ns2:ligatures ns2:val="none"/>
+          <w14:ligatures w14:val="none"/>
+        </w:rPr>
+      </w:pPr>
+      <w:r>
+        <w:rPr>
+          <w:rFonts w:ascii="Arial Narrow" w:eastAsia="Arial Narrow" w:hAnsi="Arial Narrow" w:cs="Arial Narrow"/>
+          <w:b/>
+          <w:color w:val="000000"/>
+          <w:kern w:val="0"/>
+          <w:lang w:eastAsia="es-PE"/>
+          <w14:ligatures w14:val="none"/>
         </w:rPr>
         <w:t>MATERIAS</w:t>
       </w:r>
@@ -427,7 +342,7 @@
           <w:color w:val="000000"/>
           <w:kern w:val="0"/>
           <w:lang w:eastAsia="es-PE"/>
-          <ns2:ligatures ns2:val="none"/>
+          <w14:ligatures w14:val="none"/>
         </w:rPr>
         <w:tab/>
         <w:t xml:space="preserve">: </w:t>
@@ -439,13 +354,13 @@
           <w:color w:val="000000"/>
           <w:kern w:val="0"/>
           <w:lang w:eastAsia="es-PE"/>
-          <ns2:ligatures ns2:val="none"/>
+          <w14:ligatures w14:val="none"/>
         </w:rPr>
         <w:tab/>
         <w:t>ADMISIÓN A TRÁMITE</w:t>
       </w:r>
     </w:p>
-    <w:p ns2:paraId="449086A9" ns2:textId="77777777">
+    <w:p>
       <w:pPr>
         <w:tabs>
           <w:tab w:val="left" w:pos="1701"/>
@@ -460,22 +375,22 @@
           <w:color w:val="000000"/>
           <w:kern w:val="0"/>
           <w:lang w:eastAsia="es-PE"/>
-          <ns2:ligatures ns2:val="none"/>
-        </w:rPr>
-      </w:pPr>
-      <w:r>
-        <w:rPr>
-          <w:rFonts w:ascii="Arial Narrow" w:eastAsia="Arial Narrow" w:hAnsi="Arial Narrow" w:cs="Arial Narrow"/>
-          <w:b/>
-          <w:color w:val="000000"/>
-          <w:kern w:val="0"/>
-          <w:lang w:eastAsia="es-PE"/>
-          <ns2:ligatures ns2:val="none"/>
+          <w14:ligatures w14:val="none"/>
+        </w:rPr>
+      </w:pPr>
+      <w:r>
+        <w:rPr>
+          <w:rFonts w:ascii="Arial Narrow" w:eastAsia="Arial Narrow" w:hAnsi="Arial Narrow" w:cs="Arial Narrow"/>
+          <w:b/>
+          <w:color w:val="000000"/>
+          <w:kern w:val="0"/>
+          <w:lang w:eastAsia="es-PE"/>
+          <w14:ligatures w14:val="none"/>
         </w:rPr>
         <w:t xml:space="preserve">REQUERIMIENTO DE INFORMACIÓN </w:t>
       </w:r>
     </w:p>
-    <w:p ns2:paraId="778AE69F" ns2:textId="77777777">
+    <w:p>
       <w:pPr>
         <w:tabs>
           <w:tab w:val="left" w:pos="1701"/>
@@ -489,17 +404,17 @@
           <w:color w:val="000000"/>
           <w:kern w:val="0"/>
           <w:lang w:eastAsia="es-PE"/>
-          <ns2:ligatures ns2:val="none"/>
-        </w:rPr>
-      </w:pPr>
-      <w:r>
-        <w:rPr>
-          <w:rFonts w:ascii="Arial Narrow" w:eastAsia="Arial Narrow" w:hAnsi="Arial Narrow" w:cs="Arial Narrow"/>
-          <w:b/>
-          <w:color w:val="000000"/>
-          <w:kern w:val="0"/>
-          <w:lang w:eastAsia="es-PE"/>
-          <ns2:ligatures ns2:val="none"/>
+          <w14:ligatures w14:val="none"/>
+        </w:rPr>
+      </w:pPr>
+      <w:r>
+        <w:rPr>
+          <w:rFonts w:ascii="Arial Narrow" w:eastAsia="Arial Narrow" w:hAnsi="Arial Narrow" w:cs="Arial Narrow"/>
+          <w:b/>
+          <w:color w:val="000000"/>
+          <w:kern w:val="0"/>
+          <w:lang w:eastAsia="es-PE"/>
+          <w14:ligatures w14:val="none"/>
         </w:rPr>
         <w:t xml:space="preserve">RESOLUCIÓN </w:t>
       </w:r>
@@ -510,7 +425,7 @@
           <w:color w:val="000000"/>
           <w:kern w:val="0"/>
           <w:lang w:eastAsia="es-PE"/>
-          <ns2:ligatures ns2:val="none"/>
+          <w14:ligatures w14:val="none"/>
         </w:rPr>
         <w:tab/>
         <w:t>:</w:t>
@@ -522,13 +437,13 @@
           <w:color w:val="000000"/>
           <w:kern w:val="0"/>
           <w:lang w:eastAsia="es-PE"/>
-          <ns2:ligatures ns2:val="none"/>
+          <w14:ligatures w14:val="none"/>
         </w:rPr>
         <w:tab/>
         <w:t>1</w:t>
       </w:r>
     </w:p>
-    <w:p ns2:paraId="26BE4AD0" ns2:textId="77777777">
+    <w:p>
       <w:pPr>
         <w:tabs>
           <w:tab w:val="left" w:pos="1014"/>
@@ -541,11 +456,11 @@
           <w:kern w:val="0"/>
           <w:shd w:val="clear" w:color="auto" w:fill="FFFFFF"/>
           <w:lang w:eastAsia="es-PE"/>
-          <ns2:ligatures ns2:val="none"/>
-        </w:rPr>
-      </w:pPr>
-    </w:p>
-    <w:p ns2:paraId="6D48DA83" ns2:textId="4E95F65D">
+          <w14:ligatures w14:val="none"/>
+        </w:rPr>
+      </w:pPr>
+    </w:p>
+    <w:p>
       <w:pPr>
         <w:tabs>
           <w:tab w:val="left" w:pos="1014"/>
@@ -558,7 +473,7 @@
           <w:kern w:val="0"/>
           <w:shd w:val="clear" w:color="auto" w:fill="FFFFFF"/>
           <w:lang w:eastAsia="es-PE"/>
-          <ns2:ligatures ns2:val="none"/>
+          <w14:ligatures w14:val="none"/>
         </w:rPr>
       </w:pPr>
       <w:r>
@@ -568,7 +483,7 @@
           <w:kern w:val="0"/>
           <w:shd w:val="clear" w:color="auto" w:fill="FFFFFF"/>
           <w:lang w:eastAsia="es-PE"/>
-          <ns2:ligatures ns2:val="none"/>
+          <w14:ligatures w14:val="none"/>
         </w:rPr>
         <w:t xml:space="preserve">Lima, </w:t>
       </w:r>
@@ -579,7 +494,7 @@
           <w:kern w:val="0"/>
           <w:shd w:val="clear" w:color="auto" w:fill="FFFFFF"/>
           <w:lang w:eastAsia="es-PE"/>
-          <ns2:ligatures ns2:val="none"/>
+          <w14:ligatures w14:val="none"/>
         </w:rPr>
         <w:t xml:space="preserve">10 de marzo de 2026</w:t>
       </w:r>
@@ -590,7 +505,7 @@
           <w:kern w:val="0"/>
           <w:shd w:val="clear" w:color="auto" w:fill="FFFFFF"/>
           <w:lang w:eastAsia="es-PE"/>
-          <ns2:ligatures ns2:val="none"/>
+          <w14:ligatures w14:val="none"/>
         </w:rPr>
         <w:t xml:space="preserve"/>
       </w:r>
@@ -602,7 +517,7 @@
           <w:kern w:val="0"/>
           <w:shd w:val="clear" w:color="auto" w:fill="FFFFFF"/>
           <w:lang w:eastAsia="es-PE"/>
-          <ns2:ligatures ns2:val="none"/>
+          <w14:ligatures w14:val="none"/>
         </w:rPr>
         <w:t xml:space="preserve"/>
       </w:r>
@@ -613,13 +528,13 @@
           <w:kern w:val="0"/>
           <w:shd w:val="clear" w:color="auto" w:fill="FFFFFF"/>
           <w:lang w:eastAsia="es-PE"/>
-          <ns2:ligatures ns2:val="none"/>
+          <w14:ligatures w14:val="none"/>
         </w:rPr>
         <w:t xml:space="preserve"/>
       </w:r>
       <w:bookmarkEnd w:id="1"/>
     </w:p>
-    <w:p ns2:paraId="1EF3C256" ns2:textId="77777777">
+    <w:p>
       <w:pPr>
         <w:tabs>
           <w:tab w:val="left" w:pos="1014"/>
@@ -631,11 +546,11 @@
           <w:color w:val="000000"/>
           <w:kern w:val="0"/>
           <w:lang w:eastAsia="es-PE"/>
-          <ns2:ligatures ns2:val="none"/>
-        </w:rPr>
-      </w:pPr>
-    </w:p>
-    <w:p ns2:paraId="087322B4" ns2:textId="77777777">
+          <w14:ligatures w14:val="none"/>
+        </w:rPr>
+      </w:pPr>
+    </w:p>
+    <w:p>
       <w:pPr>
         <w:numPr>
           <w:ilvl w:val="0"/>
@@ -649,22 +564,22 @@
           <w:color w:val="000000"/>
           <w:kern w:val="0"/>
           <w:lang w:eastAsia="es-PE"/>
-          <ns2:ligatures ns2:val="none"/>
-        </w:rPr>
-      </w:pPr>
-      <w:r>
-        <w:rPr>
-          <w:rFonts w:ascii="Arial Narrow" w:eastAsia="Arial Narrow" w:hAnsi="Arial Narrow" w:cs="Arial Narrow"/>
-          <w:b/>
-          <w:color w:val="000000"/>
-          <w:kern w:val="0"/>
-          <w:lang w:eastAsia="es-PE"/>
-          <ns2:ligatures ns2:val="none"/>
+          <w14:ligatures w14:val="none"/>
+        </w:rPr>
+      </w:pPr>
+      <w:r>
+        <w:rPr>
+          <w:rFonts w:ascii="Arial Narrow" w:eastAsia="Arial Narrow" w:hAnsi="Arial Narrow" w:cs="Arial Narrow"/>
+          <w:b/>
+          <w:color w:val="000000"/>
+          <w:kern w:val="0"/>
+          <w:lang w:eastAsia="es-PE"/>
+          <w14:ligatures w14:val="none"/>
         </w:rPr>
         <w:t xml:space="preserve">HECHOS </w:t>
       </w:r>
     </w:p>
-    <w:p ns2:paraId="4407157A" ns2:textId="77777777">
+    <w:p>
       <w:pPr>
         <w:spacing w:after="0" w:line="240" w:lineRule="auto"/>
         <w:jc w:val="both"/>
@@ -673,11 +588,11 @@
           <w:color w:val="000000"/>
           <w:kern w:val="0"/>
           <w:lang w:eastAsia="es-PE"/>
-          <ns2:ligatures ns2:val="none"/>
-        </w:rPr>
-      </w:pPr>
-    </w:p>
-    <w:p ns2:paraId="5ECFCB1A" ns2:textId="2D2D669E">
+          <w14:ligatures w14:val="none"/>
+        </w:rPr>
+      </w:pPr>
+    </w:p>
+    <w:p>
       <w:pPr>
         <w:numPr>
           <w:ilvl w:val="1"/>
@@ -691,7 +606,7 @@
           <w:color w:val="000000"/>
           <w:kern w:val="0"/>
           <w:lang w:val="es-ES" w:eastAsia="es-ES"/>
-          <ns2:ligatures ns2:val="none"/>
+          <w14:ligatures w14:val="none"/>
         </w:rPr>
       </w:pPr>
       <w:r>
@@ -700,7 +615,7 @@
           <w:color w:val="000000"/>
           <w:kern w:val="0"/>
           <w:lang w:val="es-ES" w:eastAsia="es-ES"/>
-          <ns2:ligatures ns2:val="none"/>
+          <w14:ligatures w14:val="none"/>
         </w:rPr>
         <w:t xml:space="preserve">Mediante la denuncia del 15 de febrero de 2026, el señor [APELLIDO] denunció a Rímac y Máster por presuntas infracciones a la Ley 29571, Código de Protección y Defensa del Consumidor (en adelante, Código), señalando lo siguiente:</w:t>
       </w:r>
@@ -710,7 +625,7 @@
           <w:color w:val="000000"/>
           <w:kern w:val="0"/>
           <w:lang w:val="es-ES" w:eastAsia="es-ES"/>
-          <ns2:ligatures ns2:val="none"/>
+          <w14:ligatures w14:val="none"/>
         </w:rPr>
         <w:t/>
       </w:r>
@@ -718,7 +633,7 @@
         <w:rPr>
           <w:rFonts w:ascii="Arial Narrow" w:eastAsia="Calibri" w:hAnsi="Arial Narrow" w:cs="Arial"/>
           <w:kern w:val="0"/>
-          <ns2:ligatures ns2:val="none"/>
+          <w14:ligatures w14:val="none"/>
         </w:rPr>
         <w:t xml:space="preserve"/>
       </w:r>
@@ -726,7 +641,7 @@
         <w:rPr>
           <w:rFonts w:ascii="Arial Narrow" w:eastAsia="Calibri" w:hAnsi="Arial Narrow" w:cs="Arial"/>
           <w:kern w:val="0"/>
-          <ns2:ligatures ns2:val="none"/>
+          <w14:ligatures w14:val="none"/>
         </w:rPr>
         <w:t xml:space="preserve"/>
       </w:r>
@@ -734,7 +649,7 @@
         <w:rPr>
           <w:rFonts w:ascii="Arial Narrow" w:eastAsia="Calibri" w:hAnsi="Arial Narrow" w:cs="Arial"/>
           <w:kern w:val="0"/>
-          <ns2:ligatures ns2:val="none"/>
+          <w14:ligatures w14:val="none"/>
         </w:rPr>
         <w:t/>
       </w:r>
@@ -744,7 +659,7 @@
           <w:color w:val="000000"/>
           <w:kern w:val="0"/>
           <w:lang w:val="es-ES" w:eastAsia="es-ES"/>
-          <ns2:ligatures ns2:val="none"/>
+          <w14:ligatures w14:val="none"/>
         </w:rPr>
         <w:t xml:space="preserve"/>
       </w:r>
@@ -754,7 +669,7 @@
           <w:color w:val="000000"/>
           <w:kern w:val="0"/>
           <w:lang w:val="es-ES" w:eastAsia="es-ES"/>
-          <ns2:ligatures ns2:val="none"/>
+          <w14:ligatures w14:val="none"/>
         </w:rPr>
         <w:t xml:space="preserve"/>
       </w:r>
@@ -764,7 +679,7 @@
           <w:color w:val="000000"/>
           <w:kern w:val="0"/>
           <w:lang w:val="es-ES" w:eastAsia="es-ES"/>
-          <ns2:ligatures ns2:val="none"/>
+          <w14:ligatures w14:val="none"/>
         </w:rPr>
         <w:t xml:space="preserve"/>
       </w:r>
@@ -774,7 +689,7 @@
           <w:color w:val="000000"/>
           <w:kern w:val="0"/>
           <w:lang w:val="es-ES" w:eastAsia="es-ES"/>
-          <ns2:ligatures ns2:val="none"/>
+          <w14:ligatures w14:val="none"/>
         </w:rPr>
         <w:t xml:space="preserve"/>
       </w:r>
@@ -784,7 +699,7 @@
           <w:color w:val="000000"/>
           <w:kern w:val="0"/>
           <w:lang w:val="es-ES" w:eastAsia="es-ES"/>
-          <ns2:ligatures ns2:val="none"/>
+          <w14:ligatures w14:val="none"/>
         </w:rPr>
         <w:t/>
       </w:r>
@@ -794,7 +709,7 @@
           <w:color w:val="000000"/>
           <w:kern w:val="0"/>
           <w:lang w:val="es-ES" w:eastAsia="es-ES"/>
-          <ns2:ligatures ns2:val="none"/>
+          <w14:ligatures w14:val="none"/>
         </w:rPr>
         <w:t xml:space="preserve"/>
       </w:r>
@@ -804,7 +719,7 @@
           <w:color w:val="000000"/>
           <w:kern w:val="0"/>
           <w:lang w:val="es-ES" w:eastAsia="es-ES"/>
-          <ns2:ligatures ns2:val="none"/>
+          <w14:ligatures w14:val="none"/>
         </w:rPr>
         <w:t/>
       </w:r>
@@ -816,7 +731,7 @@
           <w:kern w:val="0"/>
           <w:vertAlign w:val="superscript"/>
           <w:lang w:val="es-ES" w:eastAsia="es-ES"/>
-          <ns2:ligatures ns2:val="none"/>
+          <w14:ligatures w14:val="none"/>
         </w:rPr>
         <w:footnoteReference w:id="1"/>
       </w:r>
@@ -826,7 +741,7 @@
           <w:color w:val="000000"/>
           <w:kern w:val="0"/>
           <w:lang w:val="es-ES" w:eastAsia="es-ES"/>
-          <ns2:ligatures ns2:val="none"/>
+          <w14:ligatures w14:val="none"/>
         </w:rPr>
         <w:t xml:space="preserve"/>
       </w:r>
@@ -837,12 +752,12 @@
           <w:color w:val="000000"/>
           <w:kern w:val="0"/>
           <w:lang w:val="es-ES" w:eastAsia="es-ES"/>
-          <ns2:ligatures ns2:val="none"/>
+          <w14:ligatures w14:val="none"/>
         </w:rPr>
         <w:t/>
       </w:r>
     </w:p>
-    <w:p ns2:paraId="251848E5" ns2:textId="77777777">
+    <w:p>
       <w:pPr>
         <w:spacing w:after="0" w:line="240" w:lineRule="auto"/>
         <w:jc w:val="both"/>
@@ -851,11 +766,11 @@
           <w:color w:val="000000"/>
           <w:kern w:val="0"/>
           <w:lang w:eastAsia="es-ES"/>
-          <ns2:ligatures ns2:val="none"/>
-        </w:rPr>
-      </w:pPr>
-    </w:p>
-    <w:p ns2:paraId="4C590A90" ns2:textId="6FB7CE51">
+          <w14:ligatures w14:val="none"/>
+        </w:rPr>
+      </w:pPr>
+    </w:p>
+    <w:p>
       <w:pPr>
         <w:pStyle w:val="Prrafodelista"/>
         <w:numPr>
@@ -873,7 +788,7 @@
           <w:color w:val="000000"/>
           <w:kern w:val="0"/>
           <w:lang w:eastAsia="es-ES"/>
-          <ns2:ligatures ns2:val="none"/>
+          <w14:ligatures w14:val="none"/>
         </w:rPr>
       </w:pPr>
       <w:r>
@@ -882,7 +797,7 @@
           <w:color w:val="000000"/>
           <w:kern w:val="0"/>
           <w:lang w:eastAsia="es-ES"/>
-          <ns2:ligatures ns2:val="none"/>
+          <w14:ligatures w14:val="none"/>
         </w:rPr>
         <w:t xml:space="preserve">El 25 de setiembre de 2025, ante el ofrecimiento presencial realizado por</w:t>
       </w:r>
@@ -892,7 +807,7 @@
           <w:color w:val="000000"/>
           <w:kern w:val="0"/>
           <w:lang w:eastAsia="es-ES"/>
-          <ns2:ligatures ns2:val="none"/>
+          <w14:ligatures w14:val="none"/>
         </w:rPr>
         <w:t xml:space="preserve"> personal del</w:t>
       </w:r>
@@ -902,7 +817,7 @@
           <w:color w:val="000000"/>
           <w:kern w:val="0"/>
           <w:lang w:eastAsia="es-ES"/>
-          <ns2:ligatures ns2:val="none"/>
+          <w14:ligatures w14:val="none"/>
         </w:rPr>
         <w:t xml:space="preserve"> Banco BBVA Perú S.A.</w:t>
       </w:r>
@@ -912,7 +827,7 @@
           <w:color w:val="000000"/>
           <w:kern w:val="0"/>
           <w:lang w:eastAsia="es-ES"/>
-          <ns2:ligatures ns2:val="none"/>
+          <w14:ligatures w14:val="none"/>
         </w:rPr>
         <w:t xml:space="preserve"> (en adelante, Banco)</w:t>
       </w:r>
@@ -922,7 +837,7 @@
           <w:color w:val="000000"/>
           <w:kern w:val="0"/>
           <w:lang w:eastAsia="es-ES"/>
-          <ns2:ligatures ns2:val="none"/>
+          <w14:ligatures w14:val="none"/>
         </w:rPr>
         <w:t xml:space="preserve">, </w:t>
       </w:r>
@@ -932,7 +847,7 @@
           <w:color w:val="000000"/>
           <w:kern w:val="0"/>
           <w:lang w:eastAsia="es-ES"/>
-          <ns2:ligatures ns2:val="none"/>
+          <w14:ligatures w14:val="none"/>
         </w:rPr>
         <w:t>adquirió</w:t>
       </w:r>
@@ -942,7 +857,7 @@
           <w:color w:val="000000"/>
           <w:kern w:val="0"/>
           <w:lang w:eastAsia="es-ES"/>
-          <ns2:ligatures ns2:val="none"/>
+          <w14:ligatures w14:val="none"/>
         </w:rPr>
         <w:t xml:space="preserve"> el Seguro Domiciliario Hogar Total</w:t>
       </w:r>
@@ -952,7 +867,7 @@
           <w:color w:val="000000"/>
           <w:kern w:val="0"/>
           <w:lang w:eastAsia="es-ES"/>
-          <ns2:ligatures ns2:val="none"/>
+          <w14:ligatures w14:val="none"/>
         </w:rPr>
         <w:t xml:space="preserve"> </w:t>
       </w:r>
@@ -962,7 +877,7 @@
           <w:color w:val="000000"/>
           <w:kern w:val="0"/>
           <w:lang w:eastAsia="es-ES"/>
-          <ns2:ligatures ns2:val="none"/>
+          <w14:ligatures w14:val="none"/>
         </w:rPr>
         <w:t xml:space="preserve">– Póliza 1422-61410 </w:t>
       </w:r>
@@ -972,7 +887,7 @@
           <w:color w:val="000000"/>
           <w:kern w:val="0"/>
           <w:lang w:eastAsia="es-ES"/>
-          <ns2:ligatures ns2:val="none"/>
+          <w14:ligatures w14:val="none"/>
         </w:rPr>
         <w:t xml:space="preserve">emitido por Rímac </w:t>
       </w:r>
@@ -982,7 +897,7 @@
           <w:color w:val="000000"/>
           <w:kern w:val="0"/>
           <w:lang w:eastAsia="es-ES"/>
-          <ns2:ligatures ns2:val="none"/>
+          <w14:ligatures w14:val="none"/>
         </w:rPr>
         <w:t xml:space="preserve">(en adelante, Seguro Domiciliario), respecto del inmueble ubicado en </w:t>
       </w:r>
@@ -992,7 +907,7 @@
           <w:color w:val="000000"/>
           <w:kern w:val="0"/>
           <w:lang w:eastAsia="es-ES"/>
-          <ns2:ligatures ns2:val="none"/>
+          <w14:ligatures w14:val="none"/>
         </w:rPr>
         <w:t>el</w:t>
       </w:r>
@@ -1002,7 +917,7 @@
           <w:color w:val="000000"/>
           <w:kern w:val="0"/>
           <w:lang w:eastAsia="es-ES"/>
-          <ns2:ligatures ns2:val="none"/>
+          <w14:ligatures w14:val="none"/>
         </w:rPr>
         <w:t xml:space="preserve"> distrito de Chimbote.</w:t>
       </w:r>
@@ -1012,7 +927,7 @@
           <w:color w:val="000000"/>
           <w:kern w:val="0"/>
           <w:lang w:eastAsia="es-ES"/>
-          <ns2:ligatures ns2:val="none"/>
+          <w14:ligatures w14:val="none"/>
         </w:rPr>
         <w:t xml:space="preserve"> No obstante</w:t>
       </w:r>
@@ -1022,7 +937,7 @@
           <w:color w:val="000000"/>
           <w:kern w:val="0"/>
           <w:lang w:eastAsia="es-ES"/>
-          <ns2:ligatures ns2:val="none"/>
+          <w14:ligatures w14:val="none"/>
         </w:rPr>
         <w:t xml:space="preserve">, no </w:t>
       </w:r>
@@ -1032,7 +947,7 @@
           <w:color w:val="000000"/>
           <w:kern w:val="0"/>
           <w:lang w:eastAsia="es-ES"/>
-          <ns2:ligatures ns2:val="none"/>
+          <w14:ligatures w14:val="none"/>
         </w:rPr>
         <w:t xml:space="preserve">se </w:t>
       </w:r>
@@ -1042,7 +957,7 @@
           <w:color w:val="000000"/>
           <w:kern w:val="0"/>
           <w:lang w:eastAsia="es-ES"/>
-          <ns2:ligatures ns2:val="none"/>
+          <w14:ligatures w14:val="none"/>
         </w:rPr>
         <w:t xml:space="preserve">le </w:t>
       </w:r>
@@ -1052,7 +967,7 @@
           <w:color w:val="000000"/>
           <w:kern w:val="0"/>
           <w:lang w:eastAsia="es-ES"/>
-          <ns2:ligatures ns2:val="none"/>
+          <w14:ligatures w14:val="none"/>
         </w:rPr>
         <w:t xml:space="preserve">entregó copia de la solicitud de </w:t>
       </w:r>
@@ -1062,7 +977,7 @@
           <w:color w:val="000000"/>
           <w:kern w:val="0"/>
           <w:lang w:eastAsia="es-ES"/>
-          <ns2:ligatures ns2:val="none"/>
+          <w14:ligatures w14:val="none"/>
         </w:rPr>
         <w:t>Seguro Domiciliario</w:t>
       </w:r>
@@ -1072,7 +987,7 @@
           <w:color w:val="000000"/>
           <w:kern w:val="0"/>
           <w:lang w:eastAsia="es-ES"/>
-          <ns2:ligatures ns2:val="none"/>
+          <w14:ligatures w14:val="none"/>
         </w:rPr>
         <w:t xml:space="preserve">, copia íntegra de la póliza correspondiente al </w:t>
       </w:r>
@@ -1082,7 +997,7 @@
           <w:color w:val="000000"/>
           <w:kern w:val="0"/>
           <w:lang w:eastAsia="es-ES"/>
-          <ns2:ligatures ns2:val="none"/>
+          <w14:ligatures w14:val="none"/>
         </w:rPr>
         <w:t xml:space="preserve">Seguro Domiciliario </w:t>
       </w:r>
@@ -1092,7 +1007,7 @@
           <w:color w:val="000000"/>
           <w:kern w:val="0"/>
           <w:lang w:eastAsia="es-ES"/>
-          <ns2:ligatures ns2:val="none"/>
+          <w14:ligatures w14:val="none"/>
         </w:rPr>
         <w:t xml:space="preserve">y </w:t>
       </w:r>
@@ -1102,7 +1017,7 @@
           <w:color w:val="000000"/>
           <w:kern w:val="0"/>
           <w:lang w:eastAsia="es-ES"/>
-          <ns2:ligatures ns2:val="none"/>
+          <w14:ligatures w14:val="none"/>
         </w:rPr>
         <w:t>tampoco se</w:t>
       </w:r>
@@ -1112,7 +1027,7 @@
           <w:color w:val="000000"/>
           <w:kern w:val="0"/>
           <w:lang w:eastAsia="es-ES"/>
-          <ns2:ligatures ns2:val="none"/>
+          <w14:ligatures w14:val="none"/>
         </w:rPr>
         <w:t xml:space="preserve"> </w:t>
       </w:r>
@@ -1122,7 +1037,7 @@
           <w:color w:val="000000"/>
           <w:kern w:val="0"/>
           <w:lang w:eastAsia="es-ES"/>
-          <ns2:ligatures ns2:val="none"/>
+          <w14:ligatures w14:val="none"/>
         </w:rPr>
         <w:t xml:space="preserve">le </w:t>
       </w:r>
@@ -1132,12 +1047,12 @@
           <w:color w:val="000000"/>
           <w:kern w:val="0"/>
           <w:lang w:eastAsia="es-ES"/>
-          <ns2:ligatures ns2:val="none"/>
+          <w14:ligatures w14:val="none"/>
         </w:rPr>
         <w:t>entregó un documento separado con el resumen de la cobertura contratada.</w:t>
       </w:r>
     </w:p>
-    <w:p ns2:paraId="0EF70DE8" ns2:textId="77777777">
+    <w:p>
       <w:pPr>
         <w:pStyle w:val="Prrafodelista"/>
         <w:spacing w:after="0" w:line="240" w:lineRule="auto"/>
@@ -1148,11 +1063,11 @@
           <w:color w:val="000000"/>
           <w:kern w:val="0"/>
           <w:lang w:eastAsia="es-ES"/>
-          <ns2:ligatures ns2:val="none"/>
-        </w:rPr>
-      </w:pPr>
-    </w:p>
-    <w:p ns2:paraId="36DD3DB8" ns2:textId="56B23557">
+          <w14:ligatures w14:val="none"/>
+        </w:rPr>
+      </w:pPr>
+    </w:p>
+    <w:p>
       <w:pPr>
         <w:pStyle w:val="Prrafodelista"/>
         <w:numPr>
@@ -1170,7 +1085,7 @@
           <w:color w:val="000000"/>
           <w:kern w:val="0"/>
           <w:lang w:eastAsia="es-ES"/>
-          <ns2:ligatures ns2:val="none"/>
+          <w14:ligatures w14:val="none"/>
         </w:rPr>
       </w:pPr>
       <w:r>
@@ -1179,7 +1094,7 @@
           <w:color w:val="000000"/>
           <w:kern w:val="0"/>
           <w:lang w:eastAsia="es-ES"/>
-          <ns2:ligatures ns2:val="none"/>
+          <w14:ligatures w14:val="none"/>
         </w:rPr>
         <w:t xml:space="preserve">El 17 de octubre de 2025, reportó la ocurrencia de un ingreso al inmueble asegurado y presentó denuncia </w:t>
       </w:r>
@@ -1189,7 +1104,7 @@
           <w:color w:val="000000"/>
           <w:kern w:val="0"/>
           <w:lang w:eastAsia="es-ES"/>
-          <ns2:ligatures ns2:val="none"/>
+          <w14:ligatures w14:val="none"/>
         </w:rPr>
         <w:t>policial correspondiente</w:t>
       </w:r>
@@ -1199,7 +1114,7 @@
           <w:color w:val="000000"/>
           <w:kern w:val="0"/>
           <w:lang w:eastAsia="es-ES"/>
-          <ns2:ligatures ns2:val="none"/>
+          <w14:ligatures w14:val="none"/>
         </w:rPr>
         <w:t>, en la que consignó que la puerta de fierro había sido violentada</w:t>
       </w:r>
@@ -1209,7 +1124,7 @@
           <w:color w:val="000000"/>
           <w:kern w:val="0"/>
           <w:lang w:eastAsia="es-ES"/>
-          <ns2:ligatures ns2:val="none"/>
+          <w14:ligatures w14:val="none"/>
         </w:rPr>
         <w:t xml:space="preserve"> </w:t>
       </w:r>
@@ -1219,12 +1134,12 @@
           <w:color w:val="000000"/>
           <w:kern w:val="0"/>
           <w:lang w:eastAsia="es-ES"/>
-          <ns2:ligatures ns2:val="none"/>
+          <w14:ligatures w14:val="none"/>
         </w:rPr>
         <w:t>y que los ambientes del inmueble se encontraban desordenados.</w:t>
       </w:r>
     </w:p>
-    <w:p ns2:paraId="6AE7C76B" ns2:textId="77777777">
+    <w:p>
       <w:pPr>
         <w:spacing w:after="0" w:line="240" w:lineRule="auto"/>
         <w:jc w:val="both"/>
@@ -1233,11 +1148,11 @@
           <w:color w:val="000000"/>
           <w:kern w:val="0"/>
           <w:lang w:eastAsia="es-ES"/>
-          <ns2:ligatures ns2:val="none"/>
-        </w:rPr>
-      </w:pPr>
-    </w:p>
-    <w:p ns2:paraId="58DA45E9" ns2:textId="5BA14631">
+          <w14:ligatures w14:val="none"/>
+        </w:rPr>
+      </w:pPr>
+    </w:p>
+    <w:p>
       <w:pPr>
         <w:pStyle w:val="Prrafodelista"/>
         <w:numPr>
@@ -1255,7 +1170,7 @@
           <w:color w:val="000000"/>
           <w:kern w:val="0"/>
           <w:lang w:eastAsia="es-ES"/>
-          <ns2:ligatures ns2:val="none"/>
+          <w14:ligatures w14:val="none"/>
         </w:rPr>
       </w:pPr>
       <w:r>
@@ -1264,7 +1179,7 @@
           <w:color w:val="000000"/>
           <w:kern w:val="0"/>
           <w:lang w:eastAsia="es-ES"/>
-          <ns2:ligatures ns2:val="none"/>
+          <w14:ligatures w14:val="none"/>
         </w:rPr>
         <w:t xml:space="preserve">El 18 de octubre de 2025, comunicó la ocurrencia del siniestro a</w:t>
       </w:r>
@@ -1274,7 +1189,7 @@
           <w:color w:val="000000"/>
           <w:kern w:val="0"/>
           <w:lang w:eastAsia="es-ES"/>
-          <ns2:ligatures ns2:val="none"/>
+          <w14:ligatures w14:val="none"/>
         </w:rPr>
         <w:t xml:space="preserve">l Banco </w:t>
       </w:r>
@@ -1284,7 +1199,7 @@
           <w:color w:val="000000"/>
           <w:kern w:val="0"/>
           <w:lang w:eastAsia="es-ES"/>
-          <ns2:ligatures ns2:val="none"/>
+          <w14:ligatures w14:val="none"/>
         </w:rPr>
         <w:t>en su condición de comercializador, oportunidad en la que dicha entidad le indicó que debía comunicarse directamente con Rímac; asimismo, señaló que durante ese lapso no efectuó cambios en la cerradura de la puerta violentada.</w:t>
       </w:r>
@@ -1294,12 +1209,12 @@
           <w:color w:val="000000"/>
           <w:kern w:val="0"/>
           <w:lang w:eastAsia="es-ES"/>
-          <ns2:ligatures ns2:val="none"/>
+          <w14:ligatures w14:val="none"/>
         </w:rPr>
         <w:t xml:space="preserve"> </w:t>
       </w:r>
     </w:p>
-    <w:p ns2:paraId="48B8E72B" ns2:textId="77777777">
+    <w:p>
       <w:pPr>
         <w:pStyle w:val="Prrafodelista"/>
         <w:spacing w:after="0" w:line="240" w:lineRule="auto"/>
@@ -1310,11 +1225,11 @@
           <w:color w:val="000000"/>
           <w:kern w:val="0"/>
           <w:lang w:eastAsia="es-ES"/>
-          <ns2:ligatures ns2:val="none"/>
-        </w:rPr>
-      </w:pPr>
-    </w:p>
-    <w:p ns2:paraId="78892932" ns2:textId="2C880E54">
+          <w14:ligatures w14:val="none"/>
+        </w:rPr>
+      </w:pPr>
+    </w:p>
+    <w:p>
       <w:pPr>
         <w:pStyle w:val="Prrafodelista"/>
         <w:numPr>
@@ -1332,7 +1247,7 @@
           <w:color w:val="000000"/>
           <w:kern w:val="0"/>
           <w:lang w:eastAsia="es-ES"/>
-          <ns2:ligatures ns2:val="none"/>
+          <w14:ligatures w14:val="none"/>
         </w:rPr>
       </w:pPr>
       <w:r>
@@ -1341,12 +1256,12 @@
           <w:color w:val="000000"/>
           <w:kern w:val="0"/>
           <w:lang w:eastAsia="es-ES"/>
-          <ns2:ligatures ns2:val="none"/>
+          <w14:ligatures w14:val="none"/>
         </w:rPr>
         <w:t xml:space="preserve">El 20 de octubre de 2025, Rímac le ofreció una terna de ajustadores de siniestros y, por acuerdo de ambas partes, designó a Master para la atención del caso.</w:t>
       </w:r>
     </w:p>
-    <w:p ns2:paraId="40FE556E" ns2:textId="77777777">
+    <w:p>
       <w:pPr>
         <w:pStyle w:val="Prrafodelista"/>
         <w:spacing w:after="0" w:line="240" w:lineRule="auto"/>
@@ -1357,11 +1272,11 @@
           <w:color w:val="000000"/>
           <w:kern w:val="0"/>
           <w:lang w:eastAsia="es-ES"/>
-          <ns2:ligatures ns2:val="none"/>
-        </w:rPr>
-      </w:pPr>
-    </w:p>
-    <w:p ns2:paraId="782036F2" ns2:textId="7CD23DDF">
+          <w14:ligatures w14:val="none"/>
+        </w:rPr>
+      </w:pPr>
+    </w:p>
+    <w:p>
       <w:pPr>
         <w:pStyle w:val="Prrafodelista"/>
         <w:numPr>
@@ -1379,7 +1294,7 @@
           <w:color w:val="000000"/>
           <w:kern w:val="0"/>
           <w:lang w:eastAsia="es-ES"/>
-          <ns2:ligatures ns2:val="none"/>
+          <w14:ligatures w14:val="none"/>
         </w:rPr>
       </w:pPr>
       <w:r>
@@ -1388,7 +1303,7 @@
           <w:color w:val="000000"/>
           <w:kern w:val="0"/>
           <w:lang w:eastAsia="es-ES"/>
-          <ns2:ligatures ns2:val="none"/>
+          <w14:ligatures w14:val="none"/>
         </w:rPr>
         <w:t>Posteriormente</w:t>
       </w:r>
@@ -1398,7 +1313,7 @@
           <w:color w:val="000000"/>
           <w:kern w:val="0"/>
           <w:lang w:eastAsia="es-ES"/>
-          <ns2:ligatures ns2:val="none"/>
+          <w14:ligatures w14:val="none"/>
         </w:rPr>
         <w:t>, cambió la cerradura de la puerta del inmueble</w:t>
       </w:r>
@@ -1408,7 +1323,7 @@
           <w:color w:val="000000"/>
           <w:kern w:val="0"/>
           <w:lang w:eastAsia="es-ES"/>
-          <ns2:ligatures ns2:val="none"/>
+          <w14:ligatures w14:val="none"/>
         </w:rPr>
         <w:t xml:space="preserve"> asegurado</w:t>
       </w:r>
@@ -1418,12 +1333,12 @@
           <w:color w:val="000000"/>
           <w:kern w:val="0"/>
           <w:lang w:eastAsia="es-ES"/>
-          <ns2:ligatures ns2:val="none"/>
+          <w14:ligatures w14:val="none"/>
         </w:rPr>
         <w:t xml:space="preserve"> por razones de seguridad familiar.</w:t>
       </w:r>
     </w:p>
-    <w:p ns2:paraId="06E8E7E4" ns2:textId="77777777">
+    <w:p>
       <w:pPr>
         <w:pStyle w:val="Prrafodelista"/>
         <w:spacing w:after="0" w:line="240" w:lineRule="auto"/>
@@ -1434,11 +1349,11 @@
           <w:color w:val="000000"/>
           <w:kern w:val="0"/>
           <w:lang w:eastAsia="es-ES"/>
-          <ns2:ligatures ns2:val="none"/>
-        </w:rPr>
-      </w:pPr>
-    </w:p>
-    <w:p ns2:paraId="3014C09D" ns2:textId="1F3C0E98">
+          <w14:ligatures w14:val="none"/>
+        </w:rPr>
+      </w:pPr>
+    </w:p>
+    <w:p>
       <w:pPr>
         <w:pStyle w:val="Prrafodelista"/>
         <w:numPr>
@@ -1456,7 +1371,7 @@
           <w:color w:val="000000"/>
           <w:kern w:val="0"/>
           <w:lang w:eastAsia="es-ES"/>
-          <ns2:ligatures ns2:val="none"/>
+          <w14:ligatures w14:val="none"/>
         </w:rPr>
       </w:pPr>
       <w:r>
@@ -1465,7 +1380,7 @@
           <w:color w:val="000000"/>
           <w:kern w:val="0"/>
           <w:lang w:eastAsia="es-ES"/>
-          <ns2:ligatures ns2:val="none"/>
+          <w14:ligatures w14:val="none"/>
         </w:rPr>
         <w:t xml:space="preserve">El 27 de octubre de 2025, </w:t>
       </w:r>
@@ -1475,7 +1390,7 @@
           <w:color w:val="000000"/>
           <w:kern w:val="0"/>
           <w:lang w:eastAsia="es-ES"/>
-          <ns2:ligatures ns2:val="none"/>
+          <w14:ligatures w14:val="none"/>
         </w:rPr>
         <w:t>Máster</w:t>
       </w:r>
@@ -1485,7 +1400,7 @@
           <w:color w:val="000000"/>
           <w:kern w:val="0"/>
           <w:lang w:eastAsia="es-ES"/>
-          <ns2:ligatures ns2:val="none"/>
+          <w14:ligatures w14:val="none"/>
         </w:rPr>
         <w:t xml:space="preserve"> realizó la inspección en el inmueble </w:t>
       </w:r>
@@ -1495,7 +1410,7 @@
           <w:color w:val="000000"/>
           <w:kern w:val="0"/>
           <w:lang w:eastAsia="es-ES"/>
-          <ns2:ligatures ns2:val="none"/>
+          <w14:ligatures w14:val="none"/>
         </w:rPr>
         <w:t>asegurado</w:t>
       </w:r>
@@ -1505,7 +1420,7 @@
           <w:color w:val="000000"/>
           <w:kern w:val="0"/>
           <w:lang w:eastAsia="es-ES"/>
-          <ns2:ligatures ns2:val="none"/>
+          <w14:ligatures w14:val="none"/>
         </w:rPr>
         <w:t>, siete días después de la asignación del caso y diez días después de ocurrido el siniestro; en esa misma actuación requirió la presentación de la denuncia policial, declaración escrita de hechos, detalle valorizado de la pérdida, facturas y/o boletas de los bienes sustraídos, facturas y/o boletas de gastos por reparación de daños y demás documentación vinculada al siniestro.</w:t>
       </w:r>
@@ -1515,12 +1430,12 @@
           <w:color w:val="000000"/>
           <w:kern w:val="0"/>
           <w:lang w:eastAsia="es-ES"/>
-          <ns2:ligatures ns2:val="none"/>
+          <w14:ligatures w14:val="none"/>
         </w:rPr>
         <w:t xml:space="preserve"> </w:t>
       </w:r>
     </w:p>
-    <w:p ns2:paraId="272E1603" ns2:textId="77777777">
+    <w:p>
       <w:pPr>
         <w:pStyle w:val="Prrafodelista"/>
         <w:spacing w:after="0" w:line="240" w:lineRule="auto"/>
@@ -1531,11 +1446,11 @@
           <w:color w:val="000000"/>
           <w:kern w:val="0"/>
           <w:lang w:eastAsia="es-ES"/>
-          <ns2:ligatures ns2:val="none"/>
-        </w:rPr>
-      </w:pPr>
-    </w:p>
-    <w:p ns2:paraId="33EF4A48" ns2:textId="77777777">
+          <w14:ligatures w14:val="none"/>
+        </w:rPr>
+      </w:pPr>
+    </w:p>
+    <w:p>
       <w:pPr>
         <w:pStyle w:val="Prrafodelista"/>
         <w:numPr>
@@ -1553,7 +1468,7 @@
           <w:color w:val="000000"/>
           <w:kern w:val="0"/>
           <w:lang w:eastAsia="es-ES"/>
-          <ns2:ligatures ns2:val="none"/>
+          <w14:ligatures w14:val="none"/>
         </w:rPr>
       </w:pPr>
       <w:r>
@@ -1562,7 +1477,7 @@
           <w:color w:val="000000"/>
           <w:kern w:val="0"/>
           <w:lang w:eastAsia="es-ES"/>
-          <ns2:ligatures ns2:val="none"/>
+          <w14:ligatures w14:val="none"/>
         </w:rPr>
         <w:t xml:space="preserve">El 3 de noviembre de 2025, </w:t>
       </w:r>
@@ -1572,7 +1487,7 @@
           <w:color w:val="000000"/>
           <w:kern w:val="0"/>
           <w:lang w:eastAsia="es-ES"/>
-          <ns2:ligatures ns2:val="none"/>
+          <w14:ligatures w14:val="none"/>
         </w:rPr>
         <w:t xml:space="preserve">Máster </w:t>
       </w:r>
@@ -1582,7 +1497,7 @@
           <w:color w:val="000000"/>
           <w:kern w:val="0"/>
           <w:lang w:eastAsia="es-ES"/>
-          <ns2:ligatures ns2:val="none"/>
+          <w14:ligatures w14:val="none"/>
         </w:rPr>
         <w:t xml:space="preserve">emitió el Informe final 40-1245/2025, en el que citó como documentación aplicable las CGC000 Cláusulas Generales de Contratación, DOM083 </w:t>
       </w:r>
@@ -1592,7 +1507,7 @@
           <w:color w:val="000000"/>
           <w:kern w:val="0"/>
           <w:lang w:eastAsia="es-ES"/>
-          <ns2:ligatures ns2:val="none"/>
+          <w14:ligatures w14:val="none"/>
         </w:rPr>
         <w:lastRenderedPageBreak/>
         <w:t xml:space="preserve">Condicionado General, DOM093 Robo y Daños por Intento de Robo y DOM096 Robo Dinero en Efectivo dentro de Vivienda; </w:t>
@@ -1603,12 +1518,12 @@
           <w:color w:val="000000"/>
           <w:kern w:val="0"/>
           <w:lang w:eastAsia="es-ES"/>
-          <ns2:ligatures ns2:val="none"/>
+          <w14:ligatures w14:val="none"/>
         </w:rPr>
         <w:t>No obstante, emitió dicho informe sin solicitar previamente a Rímac constancia de entrega íntegra de la póliza contratada con el objeto de conocer si le resultaban oponibles las cláusulas que citó como aplicables.</w:t>
       </w:r>
     </w:p>
-    <w:p ns2:paraId="7E018338" ns2:textId="77777777">
+    <w:p>
       <w:pPr>
         <w:pStyle w:val="Prrafodelista"/>
         <w:rPr>
@@ -1616,11 +1531,11 @@
           <w:color w:val="000000"/>
           <w:kern w:val="0"/>
           <w:lang w:eastAsia="es-ES"/>
-          <ns2:ligatures ns2:val="none"/>
-        </w:rPr>
-      </w:pPr>
-    </w:p>
-    <w:p ns2:paraId="2E0F35CD" ns2:textId="1C1DBB33">
+          <w14:ligatures w14:val="none"/>
+        </w:rPr>
+      </w:pPr>
+    </w:p>
+    <w:p>
       <w:pPr>
         <w:pStyle w:val="Prrafodelista"/>
         <w:numPr>
@@ -1638,7 +1553,7 @@
           <w:color w:val="000000"/>
           <w:kern w:val="0"/>
           <w:lang w:eastAsia="es-ES"/>
-          <ns2:ligatures ns2:val="none"/>
+          <w14:ligatures w14:val="none"/>
         </w:rPr>
       </w:pPr>
       <w:r>
@@ -1647,7 +1562,7 @@
           <w:color w:val="000000"/>
           <w:kern w:val="0"/>
           <w:lang w:eastAsia="es-ES"/>
-          <ns2:ligatures ns2:val="none"/>
+          <w14:ligatures w14:val="none"/>
         </w:rPr>
         <w:t xml:space="preserve">Asimismo, Máster señaló en su informe final, entre otros, </w:t>
       </w:r>
@@ -1657,7 +1572,7 @@
           <w:color w:val="000000"/>
           <w:kern w:val="0"/>
           <w:lang w:eastAsia="es-ES"/>
-          <ns2:ligatures ns2:val="none"/>
+          <w14:ligatures w14:val="none"/>
         </w:rPr>
         <w:t xml:space="preserve">que el inmueble asegurado figuraba como domicilio fiscal de </w:t>
       </w:r>
@@ -1667,7 +1582,7 @@
           <w:color w:val="000000"/>
           <w:kern w:val="0"/>
           <w:lang w:eastAsia="es-ES"/>
-          <ns2:ligatures ns2:val="none"/>
+          <w14:ligatures w14:val="none"/>
         </w:rPr>
         <w:t xml:space="preserve">Jmrusso </w:t>
       </w:r>
@@ -1677,7 +1592,7 @@
           <w:color w:val="000000"/>
           <w:kern w:val="0"/>
           <w:lang w:eastAsia="es-ES"/>
-          <ns2:ligatures ns2:val="none"/>
+          <w14:ligatures w14:val="none"/>
         </w:rPr>
         <w:t>S.A.C., empresa de la que era gerente general, y que el predio cumplía funciones de oficina y almacén</w:t>
       </w:r>
@@ -1687,7 +1602,7 @@
           <w:color w:val="000000"/>
           <w:kern w:val="0"/>
           <w:lang w:eastAsia="es-ES"/>
-          <ns2:ligatures ns2:val="none"/>
+          <w14:ligatures w14:val="none"/>
         </w:rPr>
         <w:t xml:space="preserve">; además </w:t>
       </w:r>
@@ -1697,7 +1612,7 @@
           <w:color w:val="000000"/>
           <w:kern w:val="0"/>
           <w:lang w:eastAsia="es-ES"/>
-          <ns2:ligatures ns2:val="none"/>
+          <w14:ligatures w14:val="none"/>
         </w:rPr>
         <w:t xml:space="preserve">que en la inspección no se advirtieron huellas de violencia de ingreso; </w:t>
       </w:r>
@@ -1707,7 +1622,7 @@
           <w:color w:val="000000"/>
           <w:kern w:val="0"/>
           <w:lang w:eastAsia="es-ES"/>
-          <ns2:ligatures ns2:val="none"/>
+          <w14:ligatures w14:val="none"/>
         </w:rPr>
         <w:t xml:space="preserve"> que </w:t>
       </w:r>
@@ -1717,7 +1632,7 @@
           <w:color w:val="000000"/>
           <w:kern w:val="0"/>
           <w:lang w:eastAsia="es-ES"/>
-          <ns2:ligatures ns2:val="none"/>
+          <w14:ligatures w14:val="none"/>
         </w:rPr>
         <w:t xml:space="preserve">los bienes sustraídos correspondían a la </w:t>
       </w:r>
@@ -1727,7 +1642,7 @@
           <w:color w:val="000000"/>
           <w:kern w:val="0"/>
           <w:lang w:eastAsia="es-ES"/>
-          <ns2:ligatures ns2:val="none"/>
+          <w14:ligatures w14:val="none"/>
         </w:rPr>
         <w:t xml:space="preserve">referida </w:t>
       </w:r>
@@ -1737,7 +1652,7 @@
           <w:color w:val="000000"/>
           <w:kern w:val="0"/>
           <w:lang w:eastAsia="es-ES"/>
-          <ns2:ligatures ns2:val="none"/>
+          <w14:ligatures w14:val="none"/>
         </w:rPr>
         <w:t xml:space="preserve">empresa, salvo la </w:t>
       </w:r>
@@ -1747,7 +1662,7 @@
           <w:color w:val="000000"/>
           <w:kern w:val="0"/>
           <w:lang w:eastAsia="es-ES"/>
-          <ns2:ligatures ns2:val="none"/>
+          <w14:ligatures w14:val="none"/>
         </w:rPr>
         <w:t>tablet</w:t>
       </w:r>
@@ -1757,7 +1672,7 @@
           <w:color w:val="000000"/>
           <w:kern w:val="0"/>
           <w:lang w:eastAsia="es-ES"/>
-          <ns2:ligatures ns2:val="none"/>
+          <w14:ligatures w14:val="none"/>
         </w:rPr>
         <w:t xml:space="preserve">; </w:t>
       </w:r>
@@ -1767,7 +1682,7 @@
           <w:color w:val="000000"/>
           <w:kern w:val="0"/>
           <w:lang w:eastAsia="es-ES"/>
-          <ns2:ligatures ns2:val="none"/>
+          <w14:ligatures w14:val="none"/>
         </w:rPr>
         <w:t xml:space="preserve">y </w:t>
       </w:r>
@@ -1777,7 +1692,7 @@
           <w:color w:val="000000"/>
           <w:kern w:val="0"/>
           <w:lang w:eastAsia="es-ES"/>
-          <ns2:ligatures ns2:val="none"/>
+          <w14:ligatures w14:val="none"/>
         </w:rPr>
         <w:t>refirió que el dinero sustraído pertenecía a la empresa y/o a su suegra y no se encontraba dentro de mueble cerrado con llave</w:t>
       </w:r>
@@ -1787,12 +1702,12 @@
           <w:color w:val="000000"/>
           <w:kern w:val="0"/>
           <w:lang w:eastAsia="es-ES"/>
-          <ns2:ligatures ns2:val="none"/>
+          <w14:ligatures w14:val="none"/>
         </w:rPr>
         <w:t xml:space="preserve"> al momento del siniestro. </w:t>
       </w:r>
     </w:p>
-    <w:p ns2:paraId="188FC29B" ns2:textId="77777777">
+    <w:p>
       <w:pPr>
         <w:pStyle w:val="Prrafodelista"/>
         <w:spacing w:after="0" w:line="240" w:lineRule="auto"/>
@@ -1803,11 +1718,11 @@
           <w:color w:val="000000"/>
           <w:kern w:val="0"/>
           <w:lang w:eastAsia="es-ES"/>
-          <ns2:ligatures ns2:val="none"/>
-        </w:rPr>
-      </w:pPr>
-    </w:p>
-    <w:p ns2:paraId="5E297293" ns2:textId="2C3CE362">
+          <w14:ligatures w14:val="none"/>
+        </w:rPr>
+      </w:pPr>
+    </w:p>
+    <w:p>
       <w:pPr>
         <w:pStyle w:val="Prrafodelista"/>
         <w:numPr>
@@ -1825,7 +1740,7 @@
           <w:color w:val="000000"/>
           <w:kern w:val="0"/>
           <w:lang w:eastAsia="es-ES"/>
-          <ns2:ligatures ns2:val="none"/>
+          <w14:ligatures w14:val="none"/>
         </w:rPr>
       </w:pPr>
       <w:r>
@@ -1834,7 +1749,7 @@
           <w:color w:val="000000"/>
           <w:kern w:val="0"/>
           <w:lang w:eastAsia="es-ES"/>
-          <ns2:ligatures ns2:val="none"/>
+          <w14:ligatures w14:val="none"/>
         </w:rPr>
         <w:t xml:space="preserve">El 4 de noviembre de 2025, Rímac</w:t>
       </w:r>
@@ -1844,7 +1759,7 @@
           <w:color w:val="000000"/>
           <w:kern w:val="0"/>
           <w:lang w:eastAsia="es-ES"/>
-          <ns2:ligatures ns2:val="none"/>
+          <w14:ligatures w14:val="none"/>
         </w:rPr>
         <w:t xml:space="preserve"> </w:t>
       </w:r>
@@ -1854,7 +1769,7 @@
           <w:color w:val="000000"/>
           <w:kern w:val="0"/>
           <w:lang w:eastAsia="es-ES"/>
-          <ns2:ligatures ns2:val="none"/>
+          <w14:ligatures w14:val="none"/>
         </w:rPr>
         <w:t xml:space="preserve">denegó la cobertura del Seguro Domiciliario sobre la base del informe final emitido por </w:t>
       </w:r>
@@ -1864,7 +1779,7 @@
           <w:color w:val="000000"/>
           <w:kern w:val="0"/>
           <w:lang w:eastAsia="es-ES"/>
-          <ns2:ligatures ns2:val="none"/>
+          <w14:ligatures w14:val="none"/>
         </w:rPr>
         <w:t>Máster</w:t>
       </w:r>
@@ -1874,7 +1789,7 @@
           <w:color w:val="000000"/>
           <w:kern w:val="0"/>
           <w:lang w:eastAsia="es-ES"/>
-          <ns2:ligatures ns2:val="none"/>
+          <w14:ligatures w14:val="none"/>
         </w:rPr>
         <w:t xml:space="preserve">, </w:t>
       </w:r>
@@ -1884,7 +1799,7 @@
           <w:color w:val="000000"/>
           <w:kern w:val="0"/>
           <w:lang w:eastAsia="es-ES"/>
-          <ns2:ligatures ns2:val="none"/>
+          <w14:ligatures w14:val="none"/>
         </w:rPr>
         <w:t>señalando, entre otros,</w:t>
       </w:r>
@@ -1894,12 +1809,12 @@
           <w:color w:val="000000"/>
           <w:kern w:val="0"/>
           <w:lang w:eastAsia="es-ES"/>
-          <ns2:ligatures ns2:val="none"/>
+          <w14:ligatures w14:val="none"/>
         </w:rPr>
         <w:t xml:space="preserve"> que las huellas de violencia mencionadas en la denuncia policial correspondían a la puerta del ambiente identificado como almacén y que, al momento de la inspección, ya se había cambiado la cerradura, y reiteró la aplicación de disposiciones referidas a las modalidades de ingreso al inmueble.</w:t>
       </w:r>
     </w:p>
-    <w:p ns2:paraId="771D4911" ns2:textId="77777777">
+    <w:p>
       <w:pPr>
         <w:pStyle w:val="Prrafodelista"/>
         <w:spacing w:after="0" w:line="240" w:lineRule="auto"/>
@@ -1910,11 +1825,11 @@
           <w:color w:val="000000"/>
           <w:kern w:val="0"/>
           <w:lang w:eastAsia="es-ES"/>
-          <ns2:ligatures ns2:val="none"/>
-        </w:rPr>
-      </w:pPr>
-    </w:p>
-    <w:p ns2:paraId="2FB14F49" ns2:textId="0785ABD3">
+          <w14:ligatures w14:val="none"/>
+        </w:rPr>
+      </w:pPr>
+    </w:p>
+    <w:p>
       <w:pPr>
         <w:pStyle w:val="Prrafodelista"/>
         <w:numPr>
@@ -1932,7 +1847,7 @@
           <w:color w:val="000000"/>
           <w:kern w:val="0"/>
           <w:lang w:eastAsia="es-ES"/>
-          <ns2:ligatures ns2:val="none"/>
+          <w14:ligatures w14:val="none"/>
         </w:rPr>
       </w:pPr>
       <w:r>
@@ -1941,7 +1856,7 @@
           <w:color w:val="000000"/>
           <w:kern w:val="0"/>
           <w:lang w:eastAsia="es-ES"/>
-          <ns2:ligatures ns2:val="none"/>
+          <w14:ligatures w14:val="none"/>
         </w:rPr>
         <w:t>Posteriormente</w:t>
       </w:r>
@@ -1951,7 +1866,7 @@
           <w:color w:val="000000"/>
           <w:kern w:val="0"/>
           <w:lang w:eastAsia="es-ES"/>
-          <ns2:ligatures ns2:val="none"/>
+          <w14:ligatures w14:val="none"/>
         </w:rPr>
         <w:t xml:space="preserve">, </w:t>
       </w:r>
@@ -1961,7 +1876,7 @@
           <w:color w:val="000000"/>
           <w:kern w:val="0"/>
           <w:lang w:eastAsia="es-ES"/>
-          <ns2:ligatures ns2:val="none"/>
+          <w14:ligatures w14:val="none"/>
         </w:rPr>
         <w:t>presentó un</w:t>
       </w:r>
@@ -1971,7 +1886,7 @@
           <w:color w:val="000000"/>
           <w:kern w:val="0"/>
           <w:lang w:eastAsia="es-ES"/>
-          <ns2:ligatures ns2:val="none"/>
+          <w14:ligatures w14:val="none"/>
         </w:rPr>
         <w:t xml:space="preserve"> reclamo ante el Servicio de Atención al Ciudadano del Indecopi, el cual fue registrado con el 2107-2025-SAC-CHT/RC.</w:t>
       </w:r>
@@ -1981,7 +1896,7 @@
           <w:color w:val="000000"/>
           <w:kern w:val="0"/>
           <w:lang w:eastAsia="es-ES"/>
-          <ns2:ligatures ns2:val="none"/>
+          <w14:ligatures w14:val="none"/>
         </w:rPr>
         <w:t xml:space="preserve"> Ante lo cual, e</w:t>
       </w:r>
@@ -1991,7 +1906,7 @@
           <w:color w:val="000000"/>
           <w:kern w:val="0"/>
           <w:lang w:eastAsia="es-ES"/>
-          <ns2:ligatures ns2:val="none"/>
+          <w14:ligatures w14:val="none"/>
         </w:rPr>
         <w:t xml:space="preserve">l 22 de enero de 2026, Rímac presentó sus descargos </w:t>
       </w:r>
@@ -2001,7 +1916,7 @@
           <w:color w:val="000000"/>
           <w:kern w:val="0"/>
           <w:lang w:eastAsia="es-ES"/>
-          <ns2:ligatures ns2:val="none"/>
+          <w14:ligatures w14:val="none"/>
         </w:rPr>
         <w:t>adjuntando</w:t>
       </w:r>
@@ -2011,7 +1926,7 @@
           <w:color w:val="000000"/>
           <w:kern w:val="0"/>
           <w:lang w:eastAsia="es-ES"/>
-          <ns2:ligatures ns2:val="none"/>
+          <w14:ligatures w14:val="none"/>
         </w:rPr>
         <w:t xml:space="preserve"> </w:t>
       </w:r>
@@ -2021,7 +1936,7 @@
           <w:color w:val="000000"/>
           <w:kern w:val="0"/>
           <w:lang w:eastAsia="es-ES"/>
-          <ns2:ligatures ns2:val="none"/>
+          <w14:ligatures w14:val="none"/>
         </w:rPr>
         <w:t>el</w:t>
       </w:r>
@@ -2031,7 +1946,7 @@
           <w:color w:val="000000"/>
           <w:kern w:val="0"/>
           <w:lang w:eastAsia="es-ES"/>
-          <ns2:ligatures ns2:val="none"/>
+          <w14:ligatures w14:val="none"/>
         </w:rPr>
         <w:t xml:space="preserve"> Informe 1 ref. 1422-20138 emitido por Master </w:t>
       </w:r>
@@ -2041,7 +1956,7 @@
           <w:color w:val="000000"/>
           <w:kern w:val="0"/>
           <w:lang w:eastAsia="es-ES"/>
-          <ns2:ligatures ns2:val="none"/>
+          <w14:ligatures w14:val="none"/>
         </w:rPr>
         <w:t xml:space="preserve">y adjuntó imágenes de la solicitud de </w:t>
       </w:r>
@@ -2051,7 +1966,7 @@
           <w:color w:val="000000"/>
           <w:kern w:val="0"/>
           <w:lang w:val="es-ES" w:eastAsia="es-ES"/>
-          <ns2:ligatures ns2:val="none"/>
+          <w14:ligatures w14:val="none"/>
         </w:rPr>
         <w:t xml:space="preserve">Seguro Domiciliario, </w:t>
       </w:r>
@@ -2061,7 +1976,7 @@
           <w:color w:val="000000"/>
           <w:kern w:val="0"/>
           <w:lang w:eastAsia="es-ES"/>
-          <ns2:ligatures ns2:val="none"/>
+          <w14:ligatures w14:val="none"/>
         </w:rPr>
         <w:t>la cual no se le entregó una copia oportunamente</w:t>
       </w:r>
@@ -2071,12 +1986,12 @@
           <w:color w:val="000000"/>
           <w:kern w:val="0"/>
           <w:lang w:eastAsia="es-ES"/>
-          <ns2:ligatures ns2:val="none"/>
+          <w14:ligatures w14:val="none"/>
         </w:rPr>
         <w:t>.</w:t>
       </w:r>
     </w:p>
-    <w:p ns2:paraId="76630485" ns2:textId="77777777">
+    <w:p>
       <w:pPr>
         <w:tabs>
           <w:tab w:val="left" w:pos="1134"/>
@@ -2088,11 +2003,11 @@
           <w:color w:val="000000"/>
           <w:kern w:val="0"/>
           <w:lang w:eastAsia="es-ES"/>
-          <ns2:ligatures ns2:val="none"/>
-        </w:rPr>
-      </w:pPr>
-    </w:p>
-    <w:p ns2:paraId="4FB15987" ns2:textId="69FCD64D">
+          <w14:ligatures w14:val="none"/>
+        </w:rPr>
+      </w:pPr>
+    </w:p>
+    <w:p>
       <w:pPr>
         <w:numPr>
           <w:ilvl w:val="1"/>
@@ -2110,7 +2025,7 @@
           <w:color w:val="000000"/>
           <w:kern w:val="0"/>
           <w:lang w:val="es-ES" w:eastAsia="es-ES"/>
-          <ns2:ligatures ns2:val="none"/>
+          <w14:ligatures w14:val="none"/>
         </w:rPr>
       </w:pPr>
       <w:r>
@@ -2119,7 +2034,7 @@
           <w:color w:val="000000"/>
           <w:kern w:val="0"/>
           <w:lang w:val="es-ES" w:eastAsia="es-ES"/>
-          <ns2:ligatures ns2:val="none"/>
+          <w14:ligatures w14:val="none"/>
         </w:rPr>
         <w:t xml:space="preserve">El señor [APELLIDO] solicitó, en calidad de medida correctiva, que: (i) Rímac cumpla con entregarle copias del íntegro del Seguro Domiciliario que contenga las cláusulas generales de contratación, condiciones generales y especiales del producto denominado Seguro Domiciliario Hogar Total Rimac BBVA; (ii) Rímac cumpla con entregarle un resumen de la cobertura contratada en documento aparte del Seguro Domiciliario; (iii) Rímac cumpla con otorgarle la cobertura solicitada del Seguro Domiciliario por el siniestro ocurrido el 17 de octubre de 2025 en la suma de S/ 95 000.00, más intereses legales devengados; y, (iv) Rímac cumpla con declarar inexigibles las cláusulas declaradas abusivas de Introducción y numeral 1.5 del Condicionado General (DOM083) en los extremos que prohíben realizar actividades de oficina y profesional dentro del inmueble asegurado por Seguro Domiciliario. Asimismo, requirió el reembolso de costos y costas del presente procedimiento. </w:t>
       </w:r>
@@ -2127,7 +2042,7 @@
         <w:rPr>
           <w:rFonts w:ascii="Arial Narrow" w:eastAsia="Calibri" w:hAnsi="Arial Narrow" w:cs="Arial"/>
           <w:kern w:val="0"/>
-          <ns2:ligatures ns2:val="none"/>
+          <w14:ligatures w14:val="none"/>
         </w:rPr>
         <w:t xml:space="preserve"/>
       </w:r>
@@ -2135,7 +2050,7 @@
         <w:rPr>
           <w:rFonts w:ascii="Arial Narrow" w:eastAsia="Calibri" w:hAnsi="Arial Narrow" w:cs="Arial"/>
           <w:kern w:val="0"/>
-          <ns2:ligatures ns2:val="none"/>
+          <w14:ligatures w14:val="none"/>
         </w:rPr>
         <w:t xml:space="preserve"/>
       </w:r>
@@ -2145,7 +2060,7 @@
           <w:color w:val="000000"/>
           <w:kern w:val="0"/>
           <w:lang w:val="es-ES" w:eastAsia="es-ES"/>
-          <ns2:ligatures ns2:val="none"/>
+          <w14:ligatures w14:val="none"/>
         </w:rPr>
         <w:t/>
       </w:r>
@@ -2156,7 +2071,7 @@
           <w:color w:val="000000"/>
           <w:kern w:val="0"/>
           <w:lang w:val="es-ES" w:eastAsia="es-ES"/>
-          <ns2:ligatures ns2:val="none"/>
+          <w14:ligatures w14:val="none"/>
         </w:rPr>
         <w:t xml:space="preserve"/>
       </w:r>
@@ -2166,7 +2081,7 @@
           <w:color w:val="000000"/>
           <w:kern w:val="0"/>
           <w:lang w:val="es-ES" w:eastAsia="es-ES"/>
-          <ns2:ligatures ns2:val="none"/>
+          <w14:ligatures w14:val="none"/>
         </w:rPr>
         <w:t xml:space="preserve"/>
       </w:r>
@@ -2176,7 +2091,7 @@
           <w:color w:val="000000"/>
           <w:kern w:val="0"/>
           <w:lang w:val="es-ES" w:eastAsia="es-ES"/>
-          <ns2:ligatures ns2:val="none"/>
+          <w14:ligatures w14:val="none"/>
         </w:rPr>
         <w:t/>
       </w:r>
@@ -2186,7 +2101,7 @@
           <w:color w:val="000000"/>
           <w:kern w:val="0"/>
           <w:lang w:val="es-ES" w:eastAsia="es-ES"/>
-          <ns2:ligatures ns2:val="none"/>
+          <w14:ligatures w14:val="none"/>
         </w:rPr>
         <w:t xml:space="preserve"/>
       </w:r>
@@ -2196,7 +2111,7 @@
           <w:color w:val="000000"/>
           <w:kern w:val="0"/>
           <w:lang w:val="es-ES" w:eastAsia="es-ES"/>
-          <ns2:ligatures ns2:val="none"/>
+          <w14:ligatures w14:val="none"/>
         </w:rPr>
         <w:t xml:space="preserve"/>
       </w:r>
@@ -2206,7 +2121,7 @@
           <w:color w:val="000000"/>
           <w:kern w:val="0"/>
           <w:lang w:eastAsia="es-ES"/>
-          <ns2:ligatures ns2:val="none"/>
+          <w14:ligatures w14:val="none"/>
         </w:rPr>
         <w:t/>
       </w:r>
@@ -2216,7 +2131,7 @@
           <w:color w:val="000000"/>
           <w:kern w:val="0"/>
           <w:lang w:val="es-ES" w:eastAsia="es-ES"/>
-          <ns2:ligatures ns2:val="none"/>
+          <w14:ligatures w14:val="none"/>
         </w:rPr>
         <w:t xml:space="preserve"/>
       </w:r>
@@ -2226,7 +2141,7 @@
           <w:color w:val="000000"/>
           <w:kern w:val="0"/>
           <w:lang w:val="es-ES" w:eastAsia="es-ES"/>
-          <ns2:ligatures ns2:val="none"/>
+          <w14:ligatures w14:val="none"/>
         </w:rPr>
         <w:t/>
       </w:r>
@@ -2236,7 +2151,7 @@
           <w:color w:val="000000"/>
           <w:kern w:val="0"/>
           <w:lang w:val="es-ES" w:eastAsia="es-ES"/>
-          <ns2:ligatures ns2:val="none"/>
+          <w14:ligatures w14:val="none"/>
         </w:rPr>
         <w:t xml:space="preserve"/>
       </w:r>
@@ -2246,7 +2161,7 @@
           <w:color w:val="000000"/>
           <w:kern w:val="0"/>
           <w:lang w:val="es-ES" w:eastAsia="es-ES"/>
-          <ns2:ligatures ns2:val="none"/>
+          <w14:ligatures w14:val="none"/>
         </w:rPr>
         <w:t xml:space="preserve"/>
       </w:r>
@@ -2256,7 +2171,7 @@
           <w:color w:val="000000"/>
           <w:kern w:val="0"/>
           <w:lang w:val="es-ES" w:eastAsia="es-ES"/>
-          <ns2:ligatures ns2:val="none"/>
+          <w14:ligatures w14:val="none"/>
         </w:rPr>
         <w:t xml:space="preserve"/>
       </w:r>
@@ -2266,7 +2181,7 @@
           <w:color w:val="000000"/>
           <w:kern w:val="0"/>
           <w:lang w:eastAsia="es-ES"/>
-          <ns2:ligatures ns2:val="none"/>
+          <w14:ligatures w14:val="none"/>
         </w:rPr>
         <w:t/>
       </w:r>
@@ -2276,7 +2191,7 @@
           <w:color w:val="000000"/>
           <w:kern w:val="0"/>
           <w:lang w:val="es-ES" w:eastAsia="es-ES"/>
-          <ns2:ligatures ns2:val="none"/>
+          <w14:ligatures w14:val="none"/>
         </w:rPr>
         <w:t/>
       </w:r>
@@ -2286,7 +2201,7 @@
           <w:color w:val="000000"/>
           <w:kern w:val="0"/>
           <w:lang w:val="es-ES" w:eastAsia="es-ES"/>
-          <ns2:ligatures ns2:val="none"/>
+          <w14:ligatures w14:val="none"/>
         </w:rPr>
         <w:t xml:space="preserve"/>
       </w:r>
@@ -2296,7 +2211,7 @@
           <w:color w:val="000000"/>
           <w:kern w:val="0"/>
           <w:lang w:val="es-ES" w:eastAsia="es-ES"/>
-          <ns2:ligatures ns2:val="none"/>
+          <w14:ligatures w14:val="none"/>
         </w:rPr>
         <w:t xml:space="preserve"/>
       </w:r>
@@ -2306,7 +2221,7 @@
           <w:color w:val="000000"/>
           <w:kern w:val="0"/>
           <w:lang w:val="es-ES" w:eastAsia="es-ES"/>
-          <ns2:ligatures ns2:val="none"/>
+          <w14:ligatures w14:val="none"/>
         </w:rPr>
         <w:t xml:space="preserve"/>
       </w:r>
@@ -2316,7 +2231,7 @@
           <w:color w:val="000000"/>
           <w:kern w:val="0"/>
           <w:lang w:eastAsia="es-ES"/>
-          <ns2:ligatures ns2:val="none"/>
+          <w14:ligatures w14:val="none"/>
         </w:rPr>
         <w:t/>
       </w:r>
@@ -2326,7 +2241,7 @@
           <w:color w:val="000000"/>
           <w:kern w:val="0"/>
           <w:lang w:val="es-ES" w:eastAsia="es-ES"/>
-          <ns2:ligatures ns2:val="none"/>
+          <w14:ligatures w14:val="none"/>
         </w:rPr>
         <w:t xml:space="preserve"/>
       </w:r>
@@ -2336,7 +2251,7 @@
           <w:color w:val="000000"/>
           <w:kern w:val="0"/>
           <w:lang w:val="es-ES" w:eastAsia="es-ES"/>
-          <ns2:ligatures ns2:val="none"/>
+          <w14:ligatures w14:val="none"/>
         </w:rPr>
         <w:t/>
       </w:r>
@@ -2346,7 +2261,7 @@
           <w:color w:val="000000"/>
           <w:kern w:val="0"/>
           <w:lang w:val="es-ES" w:eastAsia="es-ES"/>
-          <ns2:ligatures ns2:val="none"/>
+          <w14:ligatures w14:val="none"/>
         </w:rPr>
         <w:t xml:space="preserve"/>
       </w:r>
@@ -2356,7 +2271,7 @@
           <w:color w:val="000000"/>
           <w:kern w:val="0"/>
           <w:lang w:val="es-ES" w:eastAsia="es-ES"/>
-          <ns2:ligatures ns2:val="none"/>
+          <w14:ligatures w14:val="none"/>
         </w:rPr>
         <w:t xml:space="preserve"/>
       </w:r>
@@ -2366,7 +2281,7 @@
           <w:color w:val="000000"/>
           <w:kern w:val="0"/>
           <w:lang w:val="es-ES" w:eastAsia="es-ES"/>
-          <ns2:ligatures ns2:val="none"/>
+          <w14:ligatures w14:val="none"/>
         </w:rPr>
         <w:t xml:space="preserve"/>
       </w:r>
@@ -2376,7 +2291,7 @@
           <w:color w:val="000000"/>
           <w:kern w:val="0"/>
           <w:lang w:val="es-ES" w:eastAsia="es-ES"/>
-          <ns2:ligatures ns2:val="none"/>
+          <w14:ligatures w14:val="none"/>
         </w:rPr>
         <w:t/>
       </w:r>
@@ -2386,7 +2301,7 @@
           <w:color w:val="000000"/>
           <w:kern w:val="0"/>
           <w:lang w:val="es-ES" w:eastAsia="es-ES"/>
-          <ns2:ligatures ns2:val="none"/>
+          <w14:ligatures w14:val="none"/>
         </w:rPr>
         <w:t xml:space="preserve"/>
       </w:r>
@@ -2396,7 +2311,7 @@
           <w:color w:val="000000"/>
           <w:kern w:val="0"/>
           <w:lang w:eastAsia="es-ES"/>
-          <ns2:ligatures ns2:val="none"/>
+          <w14:ligatures w14:val="none"/>
         </w:rPr>
         <w:t/>
       </w:r>
@@ -2406,7 +2321,7 @@
           <w:color w:val="000000"/>
           <w:kern w:val="0"/>
           <w:lang w:val="es-ES" w:eastAsia="es-ES"/>
-          <ns2:ligatures ns2:val="none"/>
+          <w14:ligatures w14:val="none"/>
         </w:rPr>
         <w:t/>
       </w:r>
@@ -2416,7 +2331,7 @@
           <w:color w:val="000000"/>
           <w:kern w:val="0"/>
           <w:lang w:val="es-ES" w:eastAsia="es-ES"/>
-          <ns2:ligatures ns2:val="none"/>
+          <w14:ligatures w14:val="none"/>
         </w:rPr>
         <w:t xml:space="preserve"/>
       </w:r>
@@ -2426,7 +2341,7 @@
           <w:color w:val="000000"/>
           <w:kern w:val="0"/>
           <w:lang w:val="es-ES" w:eastAsia="es-ES"/>
-          <ns2:ligatures ns2:val="none"/>
+          <w14:ligatures w14:val="none"/>
         </w:rPr>
         <w:t xml:space="preserve"/>
       </w:r>
@@ -2436,13 +2351,13 @@
           <w:color w:val="000000"/>
           <w:kern w:val="0"/>
           <w:lang w:val="es-ES" w:eastAsia="es-ES"/>
-          <ns2:ligatures ns2:val="none"/>
+          <w14:ligatures w14:val="none"/>
         </w:rPr>
         <w:t xml:space="preserve"/>
       </w:r>
     </w:p>
     <w:bookmarkEnd w:id="2"/>
-    <w:p ns2:paraId="61C46995" ns2:textId="77777777">
+    <w:p>
       <w:pPr>
         <w:spacing w:after="0" w:line="240" w:lineRule="auto"/>
         <w:contextualSpacing/>
@@ -2453,11 +2368,11 @@
           <w:color w:val="000000"/>
           <w:kern w:val="0"/>
           <w:lang w:eastAsia="es-PE"/>
-          <ns2:ligatures ns2:val="none"/>
-        </w:rPr>
-      </w:pPr>
-    </w:p>
-    <w:p ns2:paraId="4713554A" ns2:textId="77777777">
+          <w14:ligatures w14:val="none"/>
+        </w:rPr>
+      </w:pPr>
+    </w:p>
+    <w:p>
       <w:pPr>
         <w:pStyle w:val="Prrafodelista"/>
         <w:numPr>
@@ -2477,22 +2392,22 @@
           <w:color w:val="000000"/>
           <w:kern w:val="0"/>
           <w:lang w:eastAsia="es-PE"/>
-          <ns2:ligatures ns2:val="none"/>
-        </w:rPr>
-      </w:pPr>
-      <w:r>
-        <w:rPr>
-          <w:rFonts w:ascii="Arial Narrow" w:eastAsia="Arial Narrow" w:hAnsi="Arial Narrow" w:cs="Arial Narrow"/>
-          <w:b/>
-          <w:color w:val="000000"/>
-          <w:kern w:val="0"/>
-          <w:lang w:eastAsia="es-PE"/>
-          <ns2:ligatures ns2:val="none"/>
+          <w14:ligatures w14:val="none"/>
+        </w:rPr>
+      </w:pPr>
+      <w:r>
+        <w:rPr>
+          <w:rFonts w:ascii="Arial Narrow" w:eastAsia="Arial Narrow" w:hAnsi="Arial Narrow" w:cs="Arial Narrow"/>
+          <w:b/>
+          <w:color w:val="000000"/>
+          <w:kern w:val="0"/>
+          <w:lang w:eastAsia="es-PE"/>
+          <w14:ligatures w14:val="none"/>
         </w:rPr>
         <w:t>DE LA ADMISIÓN A TRÁMITE DE LA DENUNCIA</w:t>
       </w:r>
     </w:p>
-    <w:p ns2:paraId="4BBBE1C2" ns2:textId="77777777">
+    <w:p>
       <w:pPr>
         <w:spacing w:after="0" w:line="240" w:lineRule="auto"/>
         <w:ind w:left="567"/>
@@ -2504,11 +2419,11 @@
           <w:color w:val="000000"/>
           <w:kern w:val="0"/>
           <w:lang w:eastAsia="es-PE"/>
-          <ns2:ligatures ns2:val="none"/>
-        </w:rPr>
-      </w:pPr>
-    </w:p>
-    <w:p ns2:paraId="749C69A0" ns2:textId="7D0F4AA8">
+          <w14:ligatures w14:val="none"/>
+        </w:rPr>
+      </w:pPr>
+    </w:p>
+    <w:p>
       <w:pPr>
         <w:pStyle w:val="Prrafodelista"/>
         <w:numPr>
@@ -2521,7 +2436,7 @@
         <w:rPr>
           <w:rFonts w:ascii="Arial Narrow" w:eastAsia="Arial Narrow" w:hAnsi="Arial Narrow" w:cs="Arial Narrow"/>
           <w:kern w:val="0"/>
-          <ns2:ligatures ns2:val="none"/>
+          <w14:ligatures w14:val="none"/>
         </w:rPr>
       </w:pPr>
       <w:bookmarkStart w:id="3" w:name="_Hlk140755208"/>
@@ -2533,7 +2448,7 @@
           <w:color w:val="000000"/>
           <w:kern w:val="0"/>
           <w:lang w:eastAsia="es-PE"/>
-          <ns2:ligatures ns2:val="none"/>
+          <w14:ligatures w14:val="none"/>
         </w:rPr>
         <w:t xml:space="preserve">La Secretaría </w:t>
       </w:r>
@@ -2546,7 +2461,7 @@
           <w:color w:val="000000"/>
           <w:kern w:val="0"/>
           <w:lang w:eastAsia="es-PE"/>
-          <ns2:ligatures ns2:val="none"/>
+          <w14:ligatures w14:val="none"/>
         </w:rPr>
         <w:t>Técnica de la Comisión de Protección al Consumidor 1 (en adelante, la Secretaría Técnica), en ejercicio de sus facultades</w:t>
       </w:r>
@@ -2556,7 +2471,7 @@
           <w:rFonts w:ascii="Arial Narrow" w:eastAsia="Arial Narrow" w:hAnsi="Arial Narrow" w:cs="Arial Narrow"/>
           <w:kern w:val="0"/>
           <w:vertAlign w:val="superscript"/>
-          <ns2:ligatures ns2:val="none"/>
+          <w14:ligatures w14:val="none"/>
         </w:rPr>
         <w:footnoteReference w:id="2"/>
       </w:r>
@@ -2566,7 +2481,7 @@
           <w:color w:val="000000"/>
           <w:kern w:val="0"/>
           <w:lang w:eastAsia="es-PE"/>
-          <ns2:ligatures ns2:val="none"/>
+          <w14:ligatures w14:val="none"/>
         </w:rPr>
         <w:t xml:space="preserve">, considera </w:t>
       </w:r>
@@ -2574,7 +2489,7 @@
         <w:rPr>
           <w:rFonts w:ascii="Arial Narrow" w:eastAsia="Arial Narrow" w:hAnsi="Arial Narrow" w:cs="Arial Narrow"/>
           <w:kern w:val="0"/>
-          <ns2:ligatures ns2:val="none"/>
+          <w14:ligatures w14:val="none"/>
         </w:rPr>
         <w:t xml:space="preserve">que el hecho denunciado, </w:t>
       </w:r>
@@ -2582,7 +2497,7 @@
         <w:rPr>
           <w:rFonts w:ascii="Arial Narrow" w:eastAsia="Arial Narrow" w:hAnsi="Arial Narrow" w:cs="Arial Narrow"/>
           <w:kern w:val="0"/>
-          <ns2:ligatures ns2:val="none"/>
+          <w14:ligatures w14:val="none"/>
         </w:rPr>
         <w:t xml:space="preserve">consistente en que </w:t>
       </w:r>
@@ -2593,7 +2508,7 @@
           <w:kern w:val="0"/>
           <w:shd w:val="clear" w:color="auto" w:fill="FFFFFF"/>
           <w:lang w:eastAsia="es-PE"/>
-          <ns2:ligatures ns2:val="none"/>
+          <w14:ligatures w14:val="none"/>
         </w:rPr>
         <w:lastRenderedPageBreak/>
         <w:t>Rímac Seguros y Reaseguros S.A. habría negado injustificadamente la cobertura de la Póliza 1422-61410 del Seguro Domiciliario Hogar Total al denunciante por el siniestro del 17 de octubre de 2025</w:t>
@@ -2602,7 +2517,7 @@
         <w:rPr>
           <w:rFonts w:ascii="Arial Narrow" w:eastAsia="Arial Narrow" w:hAnsi="Arial Narrow" w:cs="Arial Narrow"/>
           <w:kern w:val="0"/>
-          <ns2:ligatures ns2:val="none"/>
+          <w14:ligatures w14:val="none"/>
         </w:rPr>
         <w:t>; involucraría una presunta afectación a sus expectativas, quien no habría encontrado una correspondencia entre lo que esperaba recibir de parte del proveedor y lo que realmente recibió. Por consiguiente, corresponde calificar el hecho materia de denuncia como una presunta infracción al deber de idoneidad, tipificado en los artículos 18</w:t>
       </w:r>
@@ -2612,7 +2527,7 @@
           <w:color w:val="000000"/>
           <w:kern w:val="0"/>
           <w:lang w:eastAsia="es-PE"/>
-          <ns2:ligatures ns2:val="none"/>
+          <w14:ligatures w14:val="none"/>
         </w:rPr>
         <w:t/>
       </w:r>
@@ -2620,7 +2535,7 @@
         <w:rPr>
           <w:rFonts w:ascii="Arial Narrow" w:eastAsia="Arial Narrow" w:hAnsi="Arial Narrow" w:cs="Arial Narrow"/>
           <w:kern w:val="0"/>
-          <ns2:ligatures ns2:val="none"/>
+          <w14:ligatures w14:val="none"/>
         </w:rPr>
         <w:t xml:space="preserve"> y 19</w:t>
       </w:r>
@@ -2630,7 +2545,7 @@
           <w:color w:val="000000"/>
           <w:kern w:val="0"/>
           <w:lang w:eastAsia="es-PE"/>
-          <ns2:ligatures ns2:val="none"/>
+          <w14:ligatures w14:val="none"/>
         </w:rPr>
         <w:t/>
       </w:r>
@@ -2638,7 +2553,7 @@
         <w:rPr>
           <w:rFonts w:ascii="Arial Narrow" w:eastAsia="Arial Narrow" w:hAnsi="Arial Narrow" w:cs="Arial Narrow"/>
           <w:kern w:val="0"/>
-          <ns2:ligatures ns2:val="none"/>
+          <w14:ligatures w14:val="none"/>
         </w:rPr>
         <w:t xml:space="preserve"> del Código</w:t>
       </w:r>
@@ -2649,7 +2564,7 @@
           <w:rFonts w:ascii="Arial Narrow" w:eastAsia="Arial Narrow" w:hAnsi="Arial Narrow" w:cs="Arial"/>
           <w:kern w:val="0"/>
           <w:vertAlign w:val="superscript"/>
-          <ns2:ligatures ns2:val="none"/>
+          <w14:ligatures w14:val="none"/>
         </w:rPr>
         <w:footnoteReference w:id="3"/>
       </w:r>
@@ -2657,13 +2572,13 @@
         <w:rPr>
           <w:rFonts w:ascii="Arial Narrow" w:eastAsia="Arial Narrow" w:hAnsi="Arial Narrow" w:cs="Arial Narrow"/>
           <w:kern w:val="0"/>
-          <ns2:ligatures ns2:val="none"/>
+          <w14:ligatures w14:val="none"/>
         </w:rPr>
         <w:t>.</w:t>
       </w:r>
       <w:bookmarkEnd w:id="6"/>
     </w:p>
-    <w:p ns2:paraId="2F8D23C0" ns2:textId="77777777">
+    <w:p>
       <w:pPr>
         <w:pStyle w:val="Prrafodelista"/>
         <w:spacing w:after="0" w:line="240" w:lineRule="auto"/>
@@ -2672,11 +2587,11 @@
         <w:rPr>
           <w:rFonts w:ascii="Arial Narrow" w:eastAsia="Arial Narrow" w:hAnsi="Arial Narrow" w:cs="Arial Narrow"/>
           <w:kern w:val="0"/>
-          <ns2:ligatures ns2:val="none"/>
-        </w:rPr>
-      </w:pPr>
-    </w:p>
-    <w:p ns2:paraId="54A143B5" ns2:textId="4665F0D9">
+          <w14:ligatures w14:val="none"/>
+        </w:rPr>
+      </w:pPr>
+    </w:p>
+    <w:p>
       <w:pPr>
         <w:pStyle w:val="Prrafodelista"/>
         <w:numPr>
@@ -2689,14 +2604,14 @@
         <w:rPr>
           <w:rFonts w:ascii="Arial Narrow" w:eastAsia="Arial Narrow" w:hAnsi="Arial Narrow" w:cs="Arial Narrow"/>
           <w:kern w:val="0"/>
-          <ns2:ligatures ns2:val="none"/>
-        </w:rPr>
-      </w:pPr>
-      <w:r>
-        <w:rPr>
-          <w:rFonts w:ascii="Arial Narrow" w:eastAsia="Arial Narrow" w:hAnsi="Arial Narrow" w:cs="Arial Narrow"/>
-          <w:kern w:val="0"/>
-          <ns2:ligatures ns2:val="none"/>
+          <w14:ligatures w14:val="none"/>
+        </w:rPr>
+      </w:pPr>
+      <w:r>
+        <w:rPr>
+          <w:rFonts w:ascii="Arial Narrow" w:eastAsia="Arial Narrow" w:hAnsi="Arial Narrow" w:cs="Arial Narrow"/>
+          <w:kern w:val="0"/>
+          <w14:ligatures w14:val="none"/>
         </w:rPr>
         <w:t xml:space="preserve">Así también, la Secretaría Técnica, en ejercicio de sus facultades, </w:t>
       </w:r>
@@ -2707,7 +2622,7 @@
           <w:color w:val="000000"/>
           <w:kern w:val="0"/>
           <w:lang w:eastAsia="es-PE"/>
-          <ns2:ligatures ns2:val="none"/>
+          <w14:ligatures w14:val="none"/>
         </w:rPr>
         <w:t xml:space="preserve">considera </w:t>
       </w:r>
@@ -2715,7 +2630,7 @@
         <w:rPr>
           <w:rFonts w:ascii="Arial Narrow" w:eastAsia="Arial Narrow" w:hAnsi="Arial Narrow" w:cs="Arial Narrow"/>
           <w:kern w:val="0"/>
-          <ns2:ligatures ns2:val="none"/>
+          <w14:ligatures w14:val="none"/>
         </w:rPr>
         <w:t xml:space="preserve">que el hecho denunciado, consistente en que </w:t>
       </w:r>
@@ -2726,7 +2641,7 @@
           <w:kern w:val="0"/>
           <w:shd w:val="clear" w:color="auto" w:fill="FFFFFF"/>
           <w:lang w:eastAsia="es-PE"/>
-          <ns2:ligatures ns2:val="none"/>
+          <w14:ligatures w14:val="none"/>
         </w:rPr>
         <w:t>Máster Ajustadores de Seguros S.A.C., habría emitido de manera inadecuada el Informe final 40-1245/2025 de fecha 3 de noviembre de 2025 al aplicar las CGC000 Cláusulas Generales de Contratación, DOM083 Condicionado General, DOM093 Robo y Daños por Intento de Robo y DOM096 Robo Dinero en Efectivo dentro de Vivienda sin solicitar previamente a Rímac Seguros y Reaseguros S.A. la constancia de entrega íntegra de la de la Póliza 1422-61410 del Seguro Domiciliario Hogar Total al denunciante para verificar la oponibilidad de las referidas cláusulas</w:t>
       </w:r>
@@ -2734,7 +2649,7 @@
         <w:rPr>
           <w:rFonts w:ascii="Arial Narrow" w:eastAsia="Arial Narrow" w:hAnsi="Arial Narrow" w:cs="Arial Narrow"/>
           <w:kern w:val="0"/>
-          <ns2:ligatures ns2:val="none"/>
+          <w14:ligatures w14:val="none"/>
         </w:rPr>
         <w:t>; involucraría una presunta afectación a sus expectativas, quien no habría encontrado una correspondencia entre lo que esperaba recibir de parte del proveedor y lo que realmente recibió. Por consiguiente, corresponde calificar el hecho materia de denuncia como una presunta infracción al deber de idoneidad, tipificado en los artículos 18</w:t>
       </w:r>
@@ -2744,7 +2659,7 @@
           <w:color w:val="000000"/>
           <w:kern w:val="0"/>
           <w:lang w:eastAsia="es-PE"/>
-          <ns2:ligatures ns2:val="none"/>
+          <w14:ligatures w14:val="none"/>
         </w:rPr>
         <w:t/>
       </w:r>
@@ -2752,7 +2667,7 @@
         <w:rPr>
           <w:rFonts w:ascii="Arial Narrow" w:eastAsia="Arial Narrow" w:hAnsi="Arial Narrow" w:cs="Arial Narrow"/>
           <w:kern w:val="0"/>
-          <ns2:ligatures ns2:val="none"/>
+          <w14:ligatures w14:val="none"/>
         </w:rPr>
         <w:t xml:space="preserve"> y 19</w:t>
       </w:r>
@@ -2762,7 +2677,7 @@
           <w:color w:val="000000"/>
           <w:kern w:val="0"/>
           <w:lang w:eastAsia="es-PE"/>
-          <ns2:ligatures ns2:val="none"/>
+          <w14:ligatures w14:val="none"/>
         </w:rPr>
         <w:t/>
       </w:r>
@@ -2770,7 +2685,7 @@
         <w:rPr>
           <w:rFonts w:ascii="Arial Narrow" w:eastAsia="Arial Narrow" w:hAnsi="Arial Narrow" w:cs="Arial Narrow"/>
           <w:kern w:val="0"/>
-          <ns2:ligatures ns2:val="none"/>
+          <w14:ligatures w14:val="none"/>
         </w:rPr>
         <w:t xml:space="preserve"> del Código</w:t>
       </w:r>
@@ -2781,22 +2696,22 @@
           <w:color w:val="000000"/>
           <w:kern w:val="0"/>
           <w:lang w:eastAsia="es-PE"/>
-          <ns2:ligatures ns2:val="none"/>
+          <w14:ligatures w14:val="none"/>
         </w:rPr>
         <w:t xml:space="preserve">. </w:t>
       </w:r>
     </w:p>
-    <w:p ns2:paraId="604FC640" ns2:textId="77777777">
+    <w:p>
       <w:pPr>
         <w:pStyle w:val="Prrafodelista"/>
         <w:rPr>
           <w:rFonts w:ascii="Arial Narrow" w:eastAsia="Arial Narrow" w:hAnsi="Arial Narrow" w:cs="Arial Narrow"/>
           <w:kern w:val="0"/>
-          <ns2:ligatures ns2:val="none"/>
-        </w:rPr>
-      </w:pPr>
-    </w:p>
-    <w:p ns2:paraId="2073EFB0" ns2:textId="6A5EBC6D">
+          <w14:ligatures w14:val="none"/>
+        </w:rPr>
+      </w:pPr>
+    </w:p>
+    <w:p>
       <w:pPr>
         <w:pStyle w:val="Prrafodelista"/>
         <w:numPr>
@@ -2809,14 +2724,14 @@
         <w:rPr>
           <w:rFonts w:ascii="Arial Narrow" w:eastAsia="Arial Narrow" w:hAnsi="Arial Narrow" w:cs="Arial Narrow"/>
           <w:kern w:val="0"/>
-          <ns2:ligatures ns2:val="none"/>
-        </w:rPr>
-      </w:pPr>
-      <w:r>
-        <w:rPr>
-          <w:rFonts w:ascii="Arial Narrow" w:eastAsia="Arial Narrow" w:hAnsi="Arial Narrow" w:cs="Arial Narrow"/>
-          <w:kern w:val="0"/>
-          <ns2:ligatures ns2:val="none"/>
+          <w14:ligatures w14:val="none"/>
+        </w:rPr>
+      </w:pPr>
+      <w:r>
+        <w:rPr>
+          <w:rFonts w:ascii="Arial Narrow" w:eastAsia="Arial Narrow" w:hAnsi="Arial Narrow" w:cs="Arial Narrow"/>
+          <w:kern w:val="0"/>
+          <w14:ligatures w14:val="none"/>
         </w:rPr>
         <w:t xml:space="preserve">Además, la Secretaría Técnica, en ejercicio de sus facultades, </w:t>
       </w:r>
@@ -2826,7 +2741,7 @@
           <w:color w:val="000000"/>
           <w:kern w:val="0"/>
           <w:lang w:eastAsia="es-PE"/>
-          <ns2:ligatures ns2:val="none"/>
+          <w14:ligatures w14:val="none"/>
         </w:rPr>
         <w:t xml:space="preserve">considera </w:t>
       </w:r>
@@ -2834,7 +2749,7 @@
         <w:rPr>
           <w:rFonts w:ascii="Arial Narrow" w:eastAsia="Arial Narrow" w:hAnsi="Arial Narrow" w:cs="Arial Narrow"/>
           <w:kern w:val="0"/>
-          <ns2:ligatures ns2:val="none"/>
+          <w14:ligatures w14:val="none"/>
         </w:rPr>
         <w:t xml:space="preserve">que el hecho denunciado, consistente en que </w:t>
       </w:r>
@@ -2845,7 +2760,7 @@
           <w:kern w:val="0"/>
           <w:shd w:val="clear" w:color="auto" w:fill="FFFFFF"/>
           <w:lang w:eastAsia="es-PE"/>
-          <ns2:ligatures ns2:val="none"/>
+          <w14:ligatures w14:val="none"/>
         </w:rPr>
         <w:t>Máster Ajustadores de Seguros S.A.C. no habría cumplido con realizar oportunamente la inspección del inmueble asegurado con la Póliza 1422-61410 del Seguro Domiciliario Hogar Total, circunstancia que habría incidido en la evaluación del siniestro del 17 de octubre de 2025 al considerarse la ausencia de huellas visibles de violencia en una cerradura que ya había sido cambiada por razones de seguridad</w:t>
       </w:r>
@@ -2853,7 +2768,7 @@
         <w:rPr>
           <w:rFonts w:ascii="Arial Narrow" w:eastAsia="Arial Narrow" w:hAnsi="Arial Narrow" w:cs="Arial Narrow"/>
           <w:kern w:val="0"/>
-          <ns2:ligatures ns2:val="none"/>
+          <w14:ligatures w14:val="none"/>
         </w:rPr>
         <w:t>; involucraría una presunta afectación a sus expectativas, quien no habría encontrado una correspondencia entre lo que esperaba recibir de parte del proveedor y lo que realmente recibió. Por consiguiente, corresponde calificar el hecho materia de denuncia como una presunta infracción al deber de idoneidad, tipificado en los artículos 18</w:t>
       </w:r>
@@ -2863,7 +2778,7 @@
           <w:color w:val="000000"/>
           <w:kern w:val="0"/>
           <w:lang w:eastAsia="es-PE"/>
-          <ns2:ligatures ns2:val="none"/>
+          <w14:ligatures w14:val="none"/>
         </w:rPr>
         <w:t/>
       </w:r>
@@ -2871,7 +2786,7 @@
         <w:rPr>
           <w:rFonts w:ascii="Arial Narrow" w:eastAsia="Arial Narrow" w:hAnsi="Arial Narrow" w:cs="Arial Narrow"/>
           <w:kern w:val="0"/>
-          <ns2:ligatures ns2:val="none"/>
+          <w14:ligatures w14:val="none"/>
         </w:rPr>
         <w:t xml:space="preserve"> y 19</w:t>
       </w:r>
@@ -2881,7 +2796,7 @@
           <w:color w:val="000000"/>
           <w:kern w:val="0"/>
           <w:lang w:eastAsia="es-PE"/>
-          <ns2:ligatures ns2:val="none"/>
+          <w14:ligatures w14:val="none"/>
         </w:rPr>
         <w:t/>
       </w:r>
@@ -2889,7 +2804,7 @@
         <w:rPr>
           <w:rFonts w:ascii="Arial Narrow" w:eastAsia="Arial Narrow" w:hAnsi="Arial Narrow" w:cs="Arial Narrow"/>
           <w:kern w:val="0"/>
-          <ns2:ligatures ns2:val="none"/>
+          <w14:ligatures w14:val="none"/>
         </w:rPr>
         <w:t xml:space="preserve"> del Código</w:t>
       </w:r>
@@ -2900,24 +2815,24 @@
           <w:color w:val="000000"/>
           <w:kern w:val="0"/>
           <w:lang w:eastAsia="es-PE"/>
-          <ns2:ligatures ns2:val="none"/>
+          <w14:ligatures w14:val="none"/>
         </w:rPr>
         <w:t xml:space="preserve">. </w:t>
       </w:r>
     </w:p>
     <w:bookmarkEnd w:id="7"/>
-    <w:p ns2:paraId="6BDA4B7E" ns2:textId="49AF511E">
-      <w:pPr>
-        <w:spacing w:after="0" w:line="240" w:lineRule="auto"/>
-        <w:jc w:val="both"/>
-        <w:rPr>
-          <w:rFonts w:ascii="Arial Narrow" w:eastAsia="Arial Narrow" w:hAnsi="Arial Narrow" w:cs="Arial Narrow"/>
-          <w:kern w:val="0"/>
-          <ns2:ligatures ns2:val="none"/>
-        </w:rPr>
-      </w:pPr>
-    </w:p>
-    <w:p ns2:paraId="308F08C6" ns2:textId="723794E9">
+    <w:p>
+      <w:pPr>
+        <w:spacing w:after="0" w:line="240" w:lineRule="auto"/>
+        <w:jc w:val="both"/>
+        <w:rPr>
+          <w:rFonts w:ascii="Arial Narrow" w:eastAsia="Arial Narrow" w:hAnsi="Arial Narrow" w:cs="Arial Narrow"/>
+          <w:kern w:val="0"/>
+          <w14:ligatures w14:val="none"/>
+        </w:rPr>
+      </w:pPr>
+    </w:p>
+    <w:p>
       <w:pPr>
         <w:pStyle w:val="Prrafodelista"/>
         <w:numPr>
@@ -2930,14 +2845,14 @@
         <w:rPr>
           <w:rFonts w:ascii="Arial Narrow" w:eastAsia="Arial Narrow" w:hAnsi="Arial Narrow" w:cs="Arial Narrow"/>
           <w:kern w:val="0"/>
-          <ns2:ligatures ns2:val="none"/>
-        </w:rPr>
-      </w:pPr>
-      <w:r>
-        <w:rPr>
-          <w:rFonts w:ascii="Arial Narrow" w:eastAsia="Arial Narrow" w:hAnsi="Arial Narrow" w:cs="Arial Narrow"/>
-          <w:kern w:val="0"/>
-          <ns2:ligatures ns2:val="none"/>
+          <w14:ligatures w14:val="none"/>
+        </w:rPr>
+      </w:pPr>
+      <w:r>
+        <w:rPr>
+          <w:rFonts w:ascii="Arial Narrow" w:eastAsia="Arial Narrow" w:hAnsi="Arial Narrow" w:cs="Arial Narrow"/>
+          <w:kern w:val="0"/>
+          <w14:ligatures w14:val="none"/>
         </w:rPr>
         <w:t xml:space="preserve">Asimismo, </w:t>
       </w:r>
@@ -2947,7 +2862,7 @@
           <w:color w:val="000000"/>
           <w:kern w:val="0"/>
           <w:lang w:eastAsia="es-PE"/>
-          <ns2:ligatures ns2:val="none"/>
+          <w14:ligatures w14:val="none"/>
         </w:rPr>
         <w:t xml:space="preserve">la Secretaría Técnica, en ejercicio de sus facultades, considera </w:t>
       </w:r>
@@ -2955,7 +2870,7 @@
         <w:rPr>
           <w:rFonts w:ascii="Arial Narrow" w:eastAsia="Arial Narrow" w:hAnsi="Arial Narrow" w:cs="Arial"/>
           <w:kern w:val="0"/>
-          <ns2:ligatures ns2:val="none"/>
+          <w14:ligatures w14:val="none"/>
         </w:rPr>
         <w:t xml:space="preserve">que el hecho denunciado, consistente en que </w:t>
       </w:r>
@@ -2963,7 +2878,7 @@
         <w:rPr>
           <w:rFonts w:ascii="Arial Narrow" w:eastAsia="Arial Narrow" w:hAnsi="Arial Narrow" w:cs="Arial Narrow"/>
           <w:kern w:val="0"/>
-          <ns2:ligatures ns2:val="none"/>
+          <w14:ligatures w14:val="none"/>
         </w:rPr>
         <w:t>Rímac Seguros y Reaseguros S.A. no habría cumplido con entregar oportunamente al denunciante un resumen de la cobertura contratada de la Póliza 1422-61410 del Seguro Domiciliario Hogar Total, en documento aparte</w:t>
       </w:r>
@@ -2971,7 +2886,7 @@
         <w:rPr>
           <w:rFonts w:ascii="Arial Narrow" w:eastAsia="Arial Narrow" w:hAnsi="Arial Narrow" w:cs="Arial"/>
           <w:kern w:val="0"/>
-          <ns2:ligatures ns2:val="none"/>
+          <w14:ligatures w14:val="none"/>
         </w:rPr>
         <w:t xml:space="preserve">. Por consiguiente, corresponde calificar </w:t>
       </w:r>
@@ -2979,7 +2894,7 @@
         <w:rPr>
           <w:rFonts w:ascii="Arial Narrow" w:eastAsia="Arial Narrow" w:hAnsi="Arial Narrow" w:cs="Arial"/>
           <w:kern w:val="0"/>
-          <ns2:ligatures ns2:val="none"/>
+          <w14:ligatures w14:val="none"/>
         </w:rPr>
         <w:lastRenderedPageBreak/>
         <w:t>el hecho materia de denuncia como una presunta infracción al deber de entregar a los usuarios copia de los contratos y demás documentación relacionada con dichos actos jurídicos, tipificado en el literal e) del artículo 47 del Código</w:t>
@@ -2990,7 +2905,7 @@
           <w:rFonts w:ascii="Arial Narrow" w:eastAsia="Arial Narrow" w:hAnsi="Arial Narrow" w:cs="Arial"/>
           <w:kern w:val="0"/>
           <w:vertAlign w:val="superscript"/>
-          <ns2:ligatures ns2:val="none"/>
+          <w14:ligatures w14:val="none"/>
         </w:rPr>
         <w:footnoteReference w:id="4"/>
       </w:r>
@@ -2998,23 +2913,23 @@
         <w:rPr>
           <w:rFonts w:ascii="Arial Narrow" w:eastAsia="Arial Narrow" w:hAnsi="Arial Narrow" w:cs="Arial"/>
           <w:kern w:val="0"/>
-          <ns2:ligatures ns2:val="none"/>
+          <w14:ligatures w14:val="none"/>
         </w:rPr>
         <w:t>.</w:t>
       </w:r>
     </w:p>
-    <w:p ns2:paraId="7A507243" ns2:textId="77777777">
-      <w:pPr>
-        <w:spacing w:after="0" w:line="240" w:lineRule="auto"/>
-        <w:jc w:val="both"/>
-        <w:rPr>
-          <w:rFonts w:ascii="Arial Narrow" w:eastAsia="Arial Narrow" w:hAnsi="Arial Narrow" w:cs="Arial Narrow"/>
-          <w:kern w:val="0"/>
-          <ns2:ligatures ns2:val="none"/>
-        </w:rPr>
-      </w:pPr>
-    </w:p>
-    <w:p ns2:paraId="272C2C84" ns2:textId="391D463A">
+    <w:p>
+      <w:pPr>
+        <w:spacing w:after="0" w:line="240" w:lineRule="auto"/>
+        <w:jc w:val="both"/>
+        <w:rPr>
+          <w:rFonts w:ascii="Arial Narrow" w:eastAsia="Arial Narrow" w:hAnsi="Arial Narrow" w:cs="Arial Narrow"/>
+          <w:kern w:val="0"/>
+          <w14:ligatures w14:val="none"/>
+        </w:rPr>
+      </w:pPr>
+    </w:p>
+    <w:p>
       <w:pPr>
         <w:pStyle w:val="Prrafodelista"/>
         <w:numPr>
@@ -3027,16 +2942,16 @@
         <w:rPr>
           <w:rFonts w:ascii="Arial Narrow" w:eastAsia="Arial Narrow" w:hAnsi="Arial Narrow" w:cs="Arial Narrow"/>
           <w:kern w:val="0"/>
-          <ns2:ligatures ns2:val="none"/>
-        </w:rPr>
-      </w:pPr>
-      <w:r>
-        <w:rPr>
-          <w:rFonts w:ascii="Arial Narrow" w:eastAsia="Times New Roman" w:hAnsi="Arial Narrow" w:cs="Arial"/>
-          <w:color w:val="000000"/>
-          <w:kern w:val="0"/>
-          <w:lang w:eastAsia="es-PE"/>
-          <ns2:ligatures ns2:val="none"/>
+          <w14:ligatures w14:val="none"/>
+        </w:rPr>
+      </w:pPr>
+      <w:r>
+        <w:rPr>
+          <w:rFonts w:ascii="Arial Narrow" w:eastAsia="Times New Roman" w:hAnsi="Arial Narrow" w:cs="Arial"/>
+          <w:color w:val="000000"/>
+          <w:kern w:val="0"/>
+          <w:lang w:eastAsia="es-PE"/>
+          <w14:ligatures w14:val="none"/>
         </w:rPr>
         <w:t xml:space="preserve">Además, la Secretaría Técnica, en ejercicio de sus facultades, considera </w:t>
       </w:r>
@@ -3044,7 +2959,7 @@
         <w:rPr>
           <w:rFonts w:ascii="Arial Narrow" w:eastAsia="Arial Narrow" w:hAnsi="Arial Narrow" w:cs="Arial"/>
           <w:kern w:val="0"/>
-          <ns2:ligatures ns2:val="none"/>
+          <w14:ligatures w14:val="none"/>
         </w:rPr>
         <w:t xml:space="preserve">que el hecho denunciado, consistente en que </w:t>
       </w:r>
@@ -3052,7 +2967,7 @@
         <w:rPr>
           <w:rFonts w:ascii="Arial Narrow" w:eastAsia="Arial Narrow" w:hAnsi="Arial Narrow" w:cs="Arial Narrow"/>
           <w:kern w:val="0"/>
-          <ns2:ligatures ns2:val="none"/>
+          <w14:ligatures w14:val="none"/>
         </w:rPr>
         <w:t>Rímac Seguros y Reaseguros S.A. no habría entregado oportunamente al denunciante una copia de la solicitud de la Póliza 1422-61410 del Seguro Domiciliario Hogar Total ni copia íntegra de la referida póliza contratada, incluidas sus cláusulas generales de contratación y condiciones generales y especiales</w:t>
       </w:r>
@@ -3060,7 +2975,7 @@
         <w:rPr>
           <w:rFonts w:ascii="Arial Narrow" w:eastAsia="Arial Narrow" w:hAnsi="Arial Narrow" w:cs="Arial"/>
           <w:kern w:val="0"/>
-          <ns2:ligatures ns2:val="none"/>
+          <w14:ligatures w14:val="none"/>
         </w:rPr>
         <w:t>. Por consiguiente, corresponde calificar el hecho materia de denuncia como una presunta infracción al deber de entregar a los usuarios copia de los contratos y demás documentación relacionada con dichos actos jurídicos, tipificado en el literal e) del artículo 47 del Código</w:t>
       </w:r>
@@ -3071,12 +2986,12 @@
           <w:color w:val="000000"/>
           <w:kern w:val="0"/>
           <w:lang w:eastAsia="es-PE"/>
-          <ns2:ligatures ns2:val="none"/>
+          <w14:ligatures w14:val="none"/>
         </w:rPr>
         <w:t xml:space="preserve">. </w:t>
       </w:r>
     </w:p>
-    <w:p ns2:paraId="64B4971F" ns2:textId="77777777">
+    <w:p>
       <w:pPr>
         <w:pStyle w:val="Prrafodelista"/>
         <w:spacing w:line="240" w:lineRule="auto"/>
@@ -3086,11 +3001,11 @@
           <w:color w:val="000000"/>
           <w:kern w:val="0"/>
           <w:lang w:eastAsia="es-PE"/>
-          <ns2:ligatures ns2:val="none"/>
-        </w:rPr>
-      </w:pPr>
-    </w:p>
-    <w:p ns2:paraId="05F103BB" ns2:textId="59DADA60">
+          <w14:ligatures w14:val="none"/>
+        </w:rPr>
+      </w:pPr>
+    </w:p>
+    <w:p>
       <w:pPr>
         <w:pStyle w:val="Prrafodelista"/>
         <w:numPr>
@@ -3103,14 +3018,14 @@
         <w:rPr>
           <w:rFonts w:ascii="Arial Narrow" w:eastAsia="Arial Narrow" w:hAnsi="Arial Narrow" w:cs="Arial Narrow"/>
           <w:kern w:val="0"/>
-          <ns2:ligatures ns2:val="none"/>
-        </w:rPr>
-      </w:pPr>
-      <w:r>
-        <w:rPr>
-          <w:rFonts w:ascii="Arial Narrow" w:eastAsia="Arial Narrow" w:hAnsi="Arial Narrow" w:cs="Arial Narrow"/>
-          <w:kern w:val="0"/>
-          <ns2:ligatures ns2:val="none"/>
+          <w14:ligatures w14:val="none"/>
+        </w:rPr>
+      </w:pPr>
+      <w:r>
+        <w:rPr>
+          <w:rFonts w:ascii="Arial Narrow" w:eastAsia="Arial Narrow" w:hAnsi="Arial Narrow" w:cs="Arial Narrow"/>
+          <w:kern w:val="0"/>
+          <w14:ligatures w14:val="none"/>
         </w:rPr>
         <w:t xml:space="preserve">Asimismo, </w:t>
       </w:r>
@@ -3118,7 +3033,7 @@
         <w:rPr>
           <w:rFonts w:ascii="Arial Narrow" w:eastAsia="Arial Narrow" w:hAnsi="Arial Narrow" w:cs="Arial Narrow"/>
           <w:kern w:val="0"/>
-          <ns2:ligatures ns2:val="none"/>
+          <w14:ligatures w14:val="none"/>
         </w:rPr>
         <w:t xml:space="preserve">la Secretaría Técnica, en ejercicio de sus facultades, </w:t>
       </w:r>
@@ -3128,7 +3043,7 @@
           <w:color w:val="000000"/>
           <w:kern w:val="0"/>
           <w:lang w:eastAsia="es-PE"/>
-          <ns2:ligatures ns2:val="none"/>
+          <w14:ligatures w14:val="none"/>
         </w:rPr>
         <w:t xml:space="preserve">considera </w:t>
       </w:r>
@@ -3136,7 +3051,7 @@
         <w:rPr>
           <w:rFonts w:ascii="Arial Narrow" w:eastAsia="Arial Narrow" w:hAnsi="Arial Narrow" w:cs="Arial Narrow"/>
           <w:kern w:val="0"/>
-          <ns2:ligatures ns2:val="none"/>
+          <w14:ligatures w14:val="none"/>
         </w:rPr>
         <w:t>que el hecho denunciado</w:t>
       </w:r>
@@ -3146,7 +3061,7 @@
           <w:color w:val="000000"/>
           <w:kern w:val="0"/>
           <w:lang w:eastAsia="es-PE"/>
-          <ns2:ligatures ns2:val="none"/>
+          <w14:ligatures w14:val="none"/>
         </w:rPr>
         <w:t xml:space="preserve">, consistente en que </w:t>
       </w:r>
@@ -3156,7 +3071,7 @@
           <w:color w:val="000000"/>
           <w:kern w:val="0"/>
           <w:lang w:val="es-ES" w:eastAsia="es-ES"/>
-          <ns2:ligatures ns2:val="none"/>
+          <w14:ligatures w14:val="none"/>
         </w:rPr>
         <w:t>Rímac Seguros y Reaseguros S.A. habría incluido las cláusulas abusivas de: (i) Introducción, y (ii) numeral 1.5, del Condicionado General (DOM083) de la Póliza 1422-61410 del Seguro Domiciliario Hogar Total, en el extremo que prohíbe realizar actividades de oficina y profesional dentro del inmueble asegurado</w:t>
       </w:r>
@@ -3164,7 +3079,7 @@
         <w:rPr>
           <w:rFonts w:ascii="Arial Narrow" w:eastAsia="Arial Narrow" w:hAnsi="Arial Narrow" w:cs="Arial Narrow"/>
           <w:kern w:val="0"/>
-          <ns2:ligatures ns2:val="none"/>
+          <w14:ligatures w14:val="none"/>
         </w:rPr>
         <w:t xml:space="preserve">. Por consiguiente, corresponde calificar el hecho materia de denuncia como una presunta infracción a la disposición sobre cláusulas abusivas, tipificado en </w:t>
       </w:r>
@@ -3186,7 +3101,7 @@
           <w:rFonts w:ascii="Arial Narrow" w:eastAsia="Arial Narrow" w:hAnsi="Arial Narrow" w:cs="Arial"/>
           <w:kern w:val="0"/>
           <w:vertAlign w:val="superscript"/>
-          <ns2:ligatures ns2:val="none"/>
+          <w14:ligatures w14:val="none"/>
         </w:rPr>
         <w:footnoteReference w:id="5"/>
       </w:r>
@@ -3194,12 +3109,12 @@
         <w:rPr>
           <w:rFonts w:ascii="Arial Narrow" w:eastAsia="Arial Narrow" w:hAnsi="Arial Narrow" w:cs="Arial Narrow"/>
           <w:kern w:val="0"/>
-          <ns2:ligatures ns2:val="none"/>
+          <w14:ligatures w14:val="none"/>
         </w:rPr>
         <w:t>.</w:t>
       </w:r>
     </w:p>
-    <w:p ns2:paraId="2E7770E0" ns2:textId="77777777">
+    <w:p>
       <w:pPr>
         <w:spacing w:after="0" w:line="240" w:lineRule="auto"/>
         <w:jc w:val="both"/>
@@ -3207,11 +3122,11 @@
           <w:rFonts w:ascii="Arial Narrow" w:eastAsia="Calibri" w:hAnsi="Arial Narrow" w:cs="Arial Narrow"/>
           <w:kern w:val="0"/>
           <w:lang w:eastAsia="es-PE"/>
-          <ns2:ligatures ns2:val="none"/>
-        </w:rPr>
-      </w:pPr>
-    </w:p>
-    <w:p ns2:paraId="37321452" ns2:textId="77777777">
+          <w14:ligatures w14:val="none"/>
+        </w:rPr>
+      </w:pPr>
+    </w:p>
+    <w:p>
       <w:pPr>
         <w:pStyle w:val="Prrafodelista"/>
         <w:numPr>
@@ -3225,7 +3140,7 @@
           <w:rFonts w:ascii="Arial Narrow" w:eastAsia="Calibri" w:hAnsi="Arial Narrow" w:cs="Arial Narrow"/>
           <w:kern w:val="0"/>
           <w:lang w:eastAsia="es-PE"/>
-          <ns2:ligatures ns2:val="none"/>
+          <w14:ligatures w14:val="none"/>
         </w:rPr>
       </w:pPr>
       <w:r>
@@ -3234,7 +3149,7 @@
           <w:color w:val="000000"/>
           <w:kern w:val="0"/>
           <w:lang w:eastAsia="es-PE"/>
-          <ns2:ligatures ns2:val="none"/>
+          <w14:ligatures w14:val="none"/>
         </w:rPr>
         <w:t>En tanto la denuncia reúne los requisitos</w:t>
       </w:r>
@@ -3244,7 +3159,7 @@
           <w:color w:val="000000"/>
           <w:kern w:val="0"/>
           <w:lang w:eastAsia="es-PE"/>
-          <ns2:ligatures ns2:val="none"/>
+          <w14:ligatures w14:val="none"/>
         </w:rPr>
         <w:t xml:space="preserve"> establecidos por la norma citada, corresponde admitirla a trámite</w:t>
       </w:r>
@@ -3254,7 +3169,7 @@
           <w:rFonts w:ascii="Arial Narrow" w:eastAsia="Arial Narrow" w:hAnsi="Arial Narrow" w:cs="Arial Narrow"/>
           <w:kern w:val="0"/>
           <w:vertAlign w:val="superscript"/>
-          <ns2:ligatures ns2:val="none"/>
+          <w14:ligatures w14:val="none"/>
         </w:rPr>
         <w:footnoteReference w:id="6"/>
       </w:r>
@@ -3264,12 +3179,12 @@
           <w:color w:val="000000"/>
           <w:kern w:val="0"/>
           <w:lang w:eastAsia="es-PE"/>
-          <ns2:ligatures ns2:val="none"/>
+          <w14:ligatures w14:val="none"/>
         </w:rPr>
         <w:t>.</w:t>
       </w:r>
     </w:p>
-    <w:p ns2:paraId="17426A8E" ns2:textId="77777777">
+    <w:p>
       <w:pPr>
         <w:spacing w:after="0" w:line="240" w:lineRule="auto"/>
         <w:ind w:left="567"/>
@@ -3280,11 +3195,11 @@
           <w:color w:val="000000"/>
           <w:kern w:val="0"/>
           <w:lang w:eastAsia="es-PE"/>
-          <ns2:ligatures ns2:val="none"/>
-        </w:rPr>
-      </w:pPr>
-    </w:p>
-    <w:p ns2:paraId="69FE781D" ns2:textId="77777777">
+          <w14:ligatures w14:val="none"/>
+        </w:rPr>
+      </w:pPr>
+    </w:p>
+    <w:p>
       <w:pPr>
         <w:pStyle w:val="Prrafodelista"/>
         <w:numPr>
@@ -3304,22 +3219,22 @@
           <w:color w:val="000000"/>
           <w:kern w:val="0"/>
           <w:lang w:eastAsia="es-PE"/>
-          <ns2:ligatures ns2:val="none"/>
-        </w:rPr>
-      </w:pPr>
-      <w:r>
-        <w:rPr>
-          <w:rFonts w:ascii="Arial Narrow" w:eastAsia="Arial Narrow" w:hAnsi="Arial Narrow" w:cs="Arial Narrow"/>
-          <w:b/>
-          <w:color w:val="000000"/>
-          <w:kern w:val="0"/>
-          <w:lang w:eastAsia="es-PE"/>
-          <ns2:ligatures ns2:val="none"/>
+          <w14:ligatures w14:val="none"/>
+        </w:rPr>
+      </w:pPr>
+      <w:r>
+        <w:rPr>
+          <w:rFonts w:ascii="Arial Narrow" w:eastAsia="Arial Narrow" w:hAnsi="Arial Narrow" w:cs="Arial Narrow"/>
+          <w:b/>
+          <w:color w:val="000000"/>
+          <w:kern w:val="0"/>
+          <w:lang w:eastAsia="es-PE"/>
+          <w14:ligatures w14:val="none"/>
         </w:rPr>
         <w:t>REQUERIMIENTO DE INFORMACION</w:t>
       </w:r>
     </w:p>
-    <w:p ns2:paraId="6252E905" ns2:textId="77777777">
+    <w:p>
       <w:pPr>
         <w:spacing w:after="0" w:line="240" w:lineRule="auto"/>
         <w:jc w:val="both"/>
@@ -3328,11 +3243,11 @@
           <w:color w:val="000000"/>
           <w:kern w:val="0"/>
           <w:lang w:val="es-ES" w:eastAsia="es-ES"/>
-          <ns2:ligatures ns2:val="none"/>
-        </w:rPr>
-      </w:pPr>
-    </w:p>
-    <w:p ns2:paraId="21C241A8" ns2:textId="77777777">
+          <w14:ligatures w14:val="none"/>
+        </w:rPr>
+      </w:pPr>
+    </w:p>
+    <w:p>
       <w:pPr>
         <w:pStyle w:val="Prrafodelista"/>
         <w:numPr>
@@ -3347,7 +3262,7 @@
           <w:color w:val="000000"/>
           <w:kern w:val="0"/>
           <w:lang w:val="es-ES" w:eastAsia="es-ES"/>
-          <ns2:ligatures ns2:val="none"/>
+          <w14:ligatures w14:val="none"/>
         </w:rPr>
       </w:pPr>
       <w:r>
@@ -3356,7 +3271,7 @@
           <w:color w:val="000000"/>
           <w:kern w:val="0"/>
           <w:lang w:val="es-ES" w:eastAsia="es-ES"/>
-          <ns2:ligatures ns2:val="none"/>
+          <w14:ligatures w14:val="none"/>
         </w:rPr>
         <w:lastRenderedPageBreak/>
         <w:t xml:space="preserve">A efectos de tener mayores elementos que sirvan para la resolución definitiva del presente caso, </w:t>
@@ -3367,7 +3282,7 @@
           <w:color w:val="000000"/>
           <w:kern w:val="0"/>
           <w:lang w:val="es-ES" w:eastAsia="es-ES"/>
-          <ns2:ligatures ns2:val="none"/>
+          <w14:ligatures w14:val="none"/>
         </w:rPr>
         <w:t xml:space="preserve">la Secretaría Técnica, </w:t>
       </w:r>
@@ -3377,7 +3292,7 @@
           <w:color w:val="000000"/>
           <w:kern w:val="0"/>
           <w:lang w:val="es-ES" w:eastAsia="es-ES"/>
-          <ns2:ligatures ns2:val="none"/>
+          <w14:ligatures w14:val="none"/>
         </w:rPr>
         <w:t xml:space="preserve">en ejercicio de las facultades que la ley le </w:t>
       </w:r>
@@ -3387,7 +3302,7 @@
           <w:color w:val="000000"/>
           <w:kern w:val="0"/>
           <w:lang w:val="es-ES" w:eastAsia="es-ES"/>
-          <ns2:ligatures ns2:val="none"/>
+          <w14:ligatures w14:val="none"/>
         </w:rPr>
         <w:t xml:space="preserve">confiere, </w:t>
       </w:r>
@@ -3398,7 +3313,7 @@
           <w:color w:val="000000"/>
           <w:kern w:val="0"/>
           <w:lang w:val="es-ES" w:eastAsia="es-ES"/>
-          <ns2:ligatures ns2:val="none"/>
+          <w14:ligatures w14:val="none"/>
         </w:rPr>
         <w:t xml:space="preserve">conviene requerir a los proveedores denunciados </w:t>
       </w:r>
@@ -3409,7 +3324,7 @@
           <w:color w:val="000000"/>
           <w:kern w:val="0"/>
           <w:lang w:val="es-ES" w:eastAsia="es-ES"/>
-          <ns2:ligatures ns2:val="none"/>
+          <w14:ligatures w14:val="none"/>
         </w:rPr>
         <w:t>que, en un plazo no mayor de cinco (5) días h</w:t>
       </w:r>
@@ -3419,7 +3334,7 @@
           <w:color w:val="000000"/>
           <w:kern w:val="0"/>
           <w:lang w:val="es-ES" w:eastAsia="es-ES"/>
-          <ns2:ligatures ns2:val="none"/>
+          <w14:ligatures w14:val="none"/>
         </w:rPr>
         <w:t xml:space="preserve">ábiles contado a partir del día siguiente de la </w:t>
       </w:r>
@@ -3429,7 +3344,7 @@
           <w:color w:val="000000"/>
           <w:kern w:val="0"/>
           <w:lang w:val="es-ES" w:eastAsia="es-ES"/>
-          <ns2:ligatures ns2:val="none"/>
+          <w14:ligatures w14:val="none"/>
         </w:rPr>
         <w:t xml:space="preserve">notificación de la presente resolución, </w:t>
       </w:r>
@@ -3440,12 +3355,12 @@
           <w:color w:val="000000"/>
           <w:kern w:val="0"/>
           <w:lang w:val="es-ES" w:eastAsia="es-ES"/>
-          <ns2:ligatures ns2:val="none"/>
+          <w14:ligatures w14:val="none"/>
         </w:rPr>
         <w:t>cumplan con lo siguiente:</w:t>
       </w:r>
     </w:p>
-    <w:p ns2:paraId="345D7F88" ns2:textId="77777777">
+    <w:p>
       <w:pPr>
         <w:pStyle w:val="Prrafodelista"/>
         <w:spacing w:after="0" w:line="240" w:lineRule="auto"/>
@@ -3456,11 +3371,11 @@
           <w:color w:val="000000"/>
           <w:kern w:val="0"/>
           <w:lang w:val="es-ES" w:eastAsia="es-ES"/>
-          <ns2:ligatures ns2:val="none"/>
-        </w:rPr>
-      </w:pPr>
-    </w:p>
-    <w:p ns2:paraId="01F25269" ns2:textId="3E0DFFF0">
+          <w14:ligatures w14:val="none"/>
+        </w:rPr>
+      </w:pPr>
+    </w:p>
+    <w:p>
       <w:pPr>
         <w:pStyle w:val="Prrafodelista"/>
         <w:spacing w:after="0" w:line="240" w:lineRule="auto"/>
@@ -3471,7 +3386,7 @@
           <w:color w:val="000000"/>
           <w:kern w:val="0"/>
           <w:lang w:val="es-ES" w:eastAsia="es-ES"/>
-          <ns2:ligatures ns2:val="none"/>
+          <w14:ligatures w14:val="none"/>
         </w:rPr>
       </w:pPr>
       <w:r>
@@ -3481,7 +3396,7 @@
           <w:kern w:val="0"/>
           <w:u w:val="single"/>
           <w:lang w:val="es-ES" w:eastAsia="es-ES"/>
-          <ns2:ligatures ns2:val="none"/>
+          <w14:ligatures w14:val="none"/>
         </w:rPr>
         <w:t xml:space="preserve">A </w:t>
       </w:r>
@@ -3492,7 +3407,7 @@
           <w:kern w:val="0"/>
           <w:u w:val="single"/>
           <w:lang w:val="es-ES" w:eastAsia="es-ES"/>
-          <ns2:ligatures ns2:val="none"/>
+          <w14:ligatures w14:val="none"/>
         </w:rPr>
         <w:t>Rímac</w:t>
       </w:r>
@@ -3502,7 +3417,7 @@
           <w:color w:val="000000"/>
           <w:kern w:val="0"/>
           <w:lang w:val="es-ES" w:eastAsia="es-ES"/>
-          <ns2:ligatures ns2:val="none"/>
+          <w14:ligatures w14:val="none"/>
         </w:rPr>
         <w:t xml:space="preserve">: (i) presentar una copia debidamente suscrita de la </w:t>
       </w:r>
@@ -3512,7 +3427,7 @@
           <w:color w:val="000000"/>
           <w:kern w:val="0"/>
           <w:lang w:val="es-ES" w:eastAsia="es-ES"/>
-          <ns2:ligatures ns2:val="none"/>
+          <w14:ligatures w14:val="none"/>
         </w:rPr>
         <w:t>Póliza 1422-61410 del Seguro Domiciliario Hogar Total, así como el cargo de remisión de la póliza; (ii) presentar los medios probatorios que acrediten que la negativa de otorgamiento de cobertura fue justificada</w:t>
       </w:r>
@@ -3522,7 +3437,7 @@
           <w:color w:val="000000"/>
           <w:kern w:val="0"/>
           <w:lang w:val="es-ES" w:eastAsia="es-ES"/>
-          <ns2:ligatures ns2:val="none"/>
+          <w14:ligatures w14:val="none"/>
         </w:rPr>
         <w:t>; y, (ii</w:t>
       </w:r>
@@ -3532,7 +3447,7 @@
           <w:color w:val="000000"/>
           <w:kern w:val="0"/>
           <w:lang w:val="es-ES" w:eastAsia="es-ES"/>
-          <ns2:ligatures ns2:val="none"/>
+          <w14:ligatures w14:val="none"/>
         </w:rPr>
         <w:t>i</w:t>
       </w:r>
@@ -3542,12 +3457,12 @@
           <w:color w:val="000000"/>
           <w:kern w:val="0"/>
           <w:lang w:val="es-ES" w:eastAsia="es-ES"/>
-          <ns2:ligatures ns2:val="none"/>
+          <w14:ligatures w14:val="none"/>
         </w:rPr>
         <w:t>) presentar todas las comunicaciones cursadas con la parte denunciante en virtud de los hechos materia de denuncia.</w:t>
       </w:r>
     </w:p>
-    <w:p ns2:paraId="48503CFE" ns2:textId="77777777">
+    <w:p>
       <w:pPr>
         <w:pStyle w:val="Prrafodelista"/>
         <w:spacing w:after="0" w:line="240" w:lineRule="auto"/>
@@ -3559,11 +3474,11 @@
           <w:kern w:val="0"/>
           <w:u w:val="single"/>
           <w:lang w:val="es-ES" w:eastAsia="es-ES"/>
-          <ns2:ligatures ns2:val="none"/>
-        </w:rPr>
-      </w:pPr>
-    </w:p>
-    <w:p ns2:paraId="525DE1CC" ns2:textId="55BBE37B">
+          <w14:ligatures w14:val="none"/>
+        </w:rPr>
+      </w:pPr>
+    </w:p>
+    <w:p>
       <w:pPr>
         <w:pStyle w:val="Prrafodelista"/>
         <w:spacing w:after="0" w:line="240" w:lineRule="auto"/>
@@ -3575,7 +3490,7 @@
           <w:kern w:val="0"/>
           <w:u w:val="single"/>
           <w:lang w:val="es-ES" w:eastAsia="es-ES"/>
-          <ns2:ligatures ns2:val="none"/>
+          <w14:ligatures w14:val="none"/>
         </w:rPr>
       </w:pPr>
       <w:r>
@@ -3585,7 +3500,7 @@
           <w:kern w:val="0"/>
           <w:u w:val="single"/>
           <w:lang w:val="es-ES" w:eastAsia="es-ES"/>
-          <ns2:ligatures ns2:val="none"/>
+          <w14:ligatures w14:val="none"/>
         </w:rPr>
         <w:t xml:space="preserve">A </w:t>
       </w:r>
@@ -3596,7 +3511,7 @@
           <w:kern w:val="0"/>
           <w:u w:val="single"/>
           <w:lang w:val="es-ES" w:eastAsia="es-ES"/>
-          <ns2:ligatures ns2:val="none"/>
+          <w14:ligatures w14:val="none"/>
         </w:rPr>
         <w:t>Máster</w:t>
       </w:r>
@@ -3606,7 +3521,7 @@
           <w:color w:val="000000"/>
           <w:kern w:val="0"/>
           <w:lang w:val="es-ES" w:eastAsia="es-ES"/>
-          <ns2:ligatures ns2:val="none"/>
+          <w14:ligatures w14:val="none"/>
         </w:rPr>
         <w:t>:</w:t>
       </w:r>
@@ -3616,7 +3531,7 @@
           <w:color w:val="000000"/>
           <w:kern w:val="0"/>
           <w:lang w:eastAsia="es-ES"/>
-          <ns2:ligatures ns2:val="none"/>
+          <w14:ligatures w14:val="none"/>
         </w:rPr>
         <w:t xml:space="preserve"> </w:t>
       </w:r>
@@ -3626,7 +3541,7 @@
           <w:color w:val="000000"/>
           <w:kern w:val="0"/>
           <w:lang w:val="es-ES" w:eastAsia="es-ES"/>
-          <ns2:ligatures ns2:val="none"/>
+          <w14:ligatures w14:val="none"/>
         </w:rPr>
         <w:t xml:space="preserve">(i) presentar una copia </w:t>
       </w:r>
@@ -3636,7 +3551,7 @@
           <w:color w:val="000000"/>
           <w:kern w:val="0"/>
           <w:lang w:val="es-ES" w:eastAsia="es-ES"/>
-          <ns2:ligatures ns2:val="none"/>
+          <w14:ligatures w14:val="none"/>
         </w:rPr>
         <w:t>debidamente suscrita de</w:t>
       </w:r>
@@ -3646,7 +3561,7 @@
           <w:color w:val="000000"/>
           <w:kern w:val="0"/>
           <w:lang w:val="es-ES" w:eastAsia="es-ES"/>
-          <ns2:ligatures ns2:val="none"/>
+          <w14:ligatures w14:val="none"/>
         </w:rPr>
         <w:t>l</w:t>
       </w:r>
@@ -3656,7 +3571,7 @@
           <w:color w:val="000000"/>
           <w:kern w:val="0"/>
           <w:lang w:val="es-ES" w:eastAsia="es-ES"/>
-          <ns2:ligatures ns2:val="none"/>
+          <w14:ligatures w14:val="none"/>
         </w:rPr>
         <w:t xml:space="preserve"> </w:t>
       </w:r>
@@ -3666,7 +3581,7 @@
           <w:color w:val="000000"/>
           <w:kern w:val="0"/>
           <w:lang w:eastAsia="es-ES"/>
-          <ns2:ligatures ns2:val="none"/>
+          <w14:ligatures w14:val="none"/>
         </w:rPr>
         <w:t>Informe final 40-1245/2025</w:t>
       </w:r>
@@ -3676,13 +3591,13 @@
           <w:color w:val="000000"/>
           <w:kern w:val="0"/>
           <w:lang w:val="es-ES" w:eastAsia="es-ES"/>
-          <ns2:ligatures ns2:val="none"/>
+          <w14:ligatures w14:val="none"/>
         </w:rPr>
         <w:t>; y, (ii) presentar todas las comunicaciones cursadas con la parte denunciante en virtud de los hechos materia de denuncia.</w:t>
       </w:r>
       <w:bookmarkEnd w:id="9"/>
     </w:p>
-    <w:p ns2:paraId="76AC2520" ns2:textId="77777777">
+    <w:p>
       <w:pPr>
         <w:pStyle w:val="Prrafodelista"/>
         <w:spacing w:after="0" w:line="240" w:lineRule="auto"/>
@@ -3693,11 +3608,11 @@
           <w:color w:val="000000"/>
           <w:kern w:val="0"/>
           <w:lang w:val="es-ES" w:eastAsia="es-ES"/>
-          <ns2:ligatures ns2:val="none"/>
-        </w:rPr>
-      </w:pPr>
-    </w:p>
-    <w:p ns2:paraId="45192A8B" ns2:textId="77777777">
+          <w14:ligatures w14:val="none"/>
+        </w:rPr>
+      </w:pPr>
+    </w:p>
+    <w:p>
       <w:pPr>
         <w:pStyle w:val="Prrafodelista"/>
         <w:numPr>
@@ -3717,36 +3632,36 @@
           <w:color w:val="000000"/>
           <w:kern w:val="0"/>
           <w:lang w:eastAsia="es-PE"/>
-          <ns2:ligatures ns2:val="none"/>
-        </w:rPr>
-      </w:pPr>
-      <w:r>
-        <w:rPr>
-          <w:rFonts w:ascii="Arial Narrow" w:eastAsia="Arial Narrow" w:hAnsi="Arial Narrow" w:cs="Arial Narrow"/>
-          <w:b/>
-          <w:color w:val="000000"/>
-          <w:kern w:val="0"/>
-          <w:lang w:eastAsia="es-PE"/>
-          <ns2:ligatures ns2:val="none"/>
+          <w14:ligatures w14:val="none"/>
+        </w:rPr>
+      </w:pPr>
+      <w:r>
+        <w:rPr>
+          <w:rFonts w:ascii="Arial Narrow" w:eastAsia="Arial Narrow" w:hAnsi="Arial Narrow" w:cs="Arial Narrow"/>
+          <w:b/>
+          <w:color w:val="000000"/>
+          <w:kern w:val="0"/>
+          <w:lang w:eastAsia="es-PE"/>
+          <w14:ligatures w14:val="none"/>
         </w:rPr>
         <w:t xml:space="preserve">RESOLUCIÓN DE LA SECRETARÍA TÉCNICA </w:t>
       </w:r>
     </w:p>
-    <w:p ns2:paraId="71820251" ns2:textId="77777777">
-      <w:pPr>
-        <w:spacing w:after="0" w:line="240" w:lineRule="auto"/>
-        <w:jc w:val="both"/>
-        <w:rPr>
-          <w:rFonts w:ascii="Arial Narrow" w:eastAsia="Arial Narrow" w:hAnsi="Arial Narrow" w:cs="Arial Narrow"/>
-          <w:b/>
-          <w:color w:val="000000"/>
-          <w:kern w:val="0"/>
-          <w:lang w:eastAsia="es-PE"/>
-          <ns2:ligatures ns2:val="none"/>
-        </w:rPr>
-      </w:pPr>
-    </w:p>
-    <w:p ns2:paraId="5CD313BD" ns2:textId="2BCDD465">
+    <w:p>
+      <w:pPr>
+        <w:spacing w:after="0" w:line="240" w:lineRule="auto"/>
+        <w:jc w:val="both"/>
+        <w:rPr>
+          <w:rFonts w:ascii="Arial Narrow" w:eastAsia="Arial Narrow" w:hAnsi="Arial Narrow" w:cs="Arial Narrow"/>
+          <w:b/>
+          <w:color w:val="000000"/>
+          <w:kern w:val="0"/>
+          <w:lang w:eastAsia="es-PE"/>
+          <w14:ligatures w14:val="none"/>
+        </w:rPr>
+      </w:pPr>
+    </w:p>
+    <w:p>
       <w:pPr>
         <w:spacing w:after="0" w:line="240" w:lineRule="auto"/>
         <w:jc w:val="both"/>
@@ -3755,17 +3670,17 @@
           <w:color w:val="000000"/>
           <w:kern w:val="0"/>
           <w:lang w:eastAsia="es-PE"/>
-          <ns2:ligatures ns2:val="none"/>
-        </w:rPr>
-      </w:pPr>
-      <w:r>
-        <w:rPr>
-          <w:rFonts w:ascii="Arial Narrow" w:eastAsia="Arial Narrow" w:hAnsi="Arial Narrow" w:cs="Arial Narrow"/>
-          <w:b/>
-          <w:color w:val="000000"/>
-          <w:kern w:val="0"/>
-          <w:lang w:eastAsia="es-PE"/>
-          <ns2:ligatures ns2:val="none"/>
+          <w14:ligatures w14:val="none"/>
+        </w:rPr>
+      </w:pPr>
+      <w:r>
+        <w:rPr>
+          <w:rFonts w:ascii="Arial Narrow" w:eastAsia="Arial Narrow" w:hAnsi="Arial Narrow" w:cs="Arial Narrow"/>
+          <w:b/>
+          <w:color w:val="000000"/>
+          <w:kern w:val="0"/>
+          <w:lang w:eastAsia="es-PE"/>
+          <w14:ligatures w14:val="none"/>
         </w:rPr>
         <w:t xml:space="preserve">PRIMERO: admitir a trámite la denuncia del 15 de febrero de 2026, interpuesta por el señor [DENUNCIANTE] contra Rímac Seguros y Reaseguros S.A. y Máster Ajustadores de Seguros S.A.C., por lo siguiente:</w:t>
       </w:r>
@@ -3776,7 +3691,7 @@
           <w:kern w:val="0"/>
           <w:shd w:val="clear" w:color="auto" w:fill="FFFFFF"/>
           <w:lang w:eastAsia="es-PE"/>
-          <ns2:ligatures ns2:val="none"/>
+          <w14:ligatures w14:val="none"/>
         </w:rPr>
         <w:t xml:space="preserve"/>
       </w:r>
@@ -3786,7 +3701,7 @@
           <w:color w:val="000000"/>
           <w:kern w:val="0"/>
           <w:lang w:val="es-ES" w:eastAsia="es-ES"/>
-          <ns2:ligatures ns2:val="none"/>
+          <w14:ligatures w14:val="none"/>
         </w:rPr>
         <w:t/>
       </w:r>
@@ -3796,7 +3711,7 @@
           <w:color w:val="000000"/>
           <w:kern w:val="0"/>
           <w:lang w:val="es-ES" w:eastAsia="es-ES"/>
-          <ns2:ligatures ns2:val="none"/>
+          <w14:ligatures w14:val="none"/>
         </w:rPr>
         <w:t xml:space="preserve"/>
       </w:r>
@@ -3807,7 +3722,7 @@
           <w:kern w:val="0"/>
           <w:shd w:val="clear" w:color="auto" w:fill="FFFFFF"/>
           <w:lang w:eastAsia="es-PE"/>
-          <ns2:ligatures ns2:val="none"/>
+          <w14:ligatures w14:val="none"/>
         </w:rPr>
         <w:t xml:space="preserve"/>
       </w:r>
@@ -3818,7 +3733,7 @@
           <w:kern w:val="0"/>
           <w:shd w:val="clear" w:color="auto" w:fill="FFFFFF"/>
           <w:lang w:eastAsia="es-PE"/>
-          <ns2:ligatures ns2:val="none"/>
+          <w14:ligatures w14:val="none"/>
         </w:rPr>
         <w:t xml:space="preserve"/>
       </w:r>
@@ -3829,7 +3744,7 @@
           <w:kern w:val="0"/>
           <w:shd w:val="clear" w:color="auto" w:fill="FFFFFF"/>
           <w:lang w:eastAsia="es-PE"/>
-          <ns2:ligatures ns2:val="none"/>
+          <w14:ligatures w14:val="none"/>
         </w:rPr>
         <w:t xml:space="preserve"/>
       </w:r>
@@ -3847,7 +3762,7 @@
           <w:kern w:val="0"/>
           <w:shd w:val="clear" w:color="auto" w:fill="FFFFFF"/>
           <w:lang w:eastAsia="es-PE"/>
-          <ns2:ligatures ns2:val="none"/>
+          <w14:ligatures w14:val="none"/>
         </w:rPr>
         <w:t/>
       </w:r>
@@ -3858,7 +3773,7 @@
           <w:kern w:val="0"/>
           <w:shd w:val="clear" w:color="auto" w:fill="FFFFFF"/>
           <w:lang w:eastAsia="es-PE"/>
-          <ns2:ligatures ns2:val="none"/>
+          <w14:ligatures w14:val="none"/>
         </w:rPr>
         <w:t xml:space="preserve"/>
       </w:r>
@@ -3869,12 +3784,12 @@
           <w:kern w:val="0"/>
           <w:shd w:val="clear" w:color="auto" w:fill="FFFFFF"/>
           <w:lang w:eastAsia="es-PE"/>
-          <ns2:ligatures ns2:val="none"/>
+          <w14:ligatures w14:val="none"/>
         </w:rPr>
         <w:t/>
       </w:r>
     </w:p>
-    <w:p ns2:paraId="1FB3EB86" ns2:textId="77777777">
+    <w:p>
       <w:pPr>
         <w:pStyle w:val="Prrafodelista"/>
         <w:spacing w:after="0" w:line="240" w:lineRule="auto"/>
@@ -3883,11 +3798,11 @@
         <w:rPr>
           <w:rFonts w:ascii="Arial Narrow" w:eastAsia="Arial Narrow" w:hAnsi="Arial Narrow" w:cs="Arial Narrow"/>
           <w:kern w:val="0"/>
-          <ns2:ligatures ns2:val="none"/>
-        </w:rPr>
-      </w:pPr>
-    </w:p>
-    <w:p ns2:paraId="1B1702CC" ns2:textId="15AD7802">
+          <w14:ligatures w14:val="none"/>
+        </w:rPr>
+      </w:pPr>
+    </w:p>
+    <w:p>
       <w:pPr>
         <w:pStyle w:val="Prrafodelista"/>
         <w:numPr>
@@ -3903,14 +3818,14 @@
         <w:rPr>
           <w:rFonts w:ascii="Arial Narrow" w:eastAsia="Arial Narrow" w:hAnsi="Arial Narrow" w:cs="Arial Narrow"/>
           <w:kern w:val="0"/>
-          <ns2:ligatures ns2:val="none"/>
-        </w:rPr>
-      </w:pPr>
-      <w:r>
-        <w:rPr>
-          <w:rFonts w:ascii="Arial Narrow" w:eastAsia="Arial Narrow" w:hAnsi="Arial Narrow" w:cs="Arial Narrow"/>
-          <w:kern w:val="0"/>
-          <ns2:ligatures ns2:val="none"/>
+          <w14:ligatures w14:val="none"/>
+        </w:rPr>
+      </w:pPr>
+      <w:r>
+        <w:rPr>
+          <w:rFonts w:ascii="Arial Narrow" w:eastAsia="Arial Narrow" w:hAnsi="Arial Narrow" w:cs="Arial Narrow"/>
+          <w:kern w:val="0"/>
+          <w14:ligatures w14:val="none"/>
         </w:rPr>
         <w:t>Presunta infracción a los artículos 18 y 19 de la Ley</w:t>
       </w:r>
@@ -3918,7 +3833,7 @@
         <w:rPr>
           <w:rFonts w:ascii="Arial Narrow" w:eastAsia="Arial Narrow" w:hAnsi="Arial Narrow" w:cs="Arial Narrow"/>
           <w:kern w:val="0"/>
-          <ns2:ligatures ns2:val="none"/>
+          <w14:ligatures w14:val="none"/>
         </w:rPr>
         <w:t xml:space="preserve"> </w:t>
       </w:r>
@@ -3926,7 +3841,7 @@
         <w:rPr>
           <w:rFonts w:ascii="Arial Narrow" w:eastAsia="Arial Narrow" w:hAnsi="Arial Narrow" w:cs="Arial Narrow"/>
           <w:kern w:val="0"/>
-          <ns2:ligatures ns2:val="none"/>
+          <w14:ligatures w14:val="none"/>
         </w:rPr>
         <w:t xml:space="preserve"> 29571, Código de Protección y Defensa del Consumidor, en tanto </w:t>
       </w:r>
@@ -3934,7 +3849,7 @@
         <w:rPr>
           <w:rFonts w:ascii="Arial Narrow" w:eastAsia="Arial Narrow" w:hAnsi="Arial Narrow" w:cs="Arial Narrow"/>
           <w:kern w:val="0"/>
-          <ns2:ligatures ns2:val="none"/>
+          <w14:ligatures w14:val="none"/>
         </w:rPr>
         <w:t>Rímac Seguros y Reaseguros S.A.</w:t>
       </w:r>
@@ -3942,7 +3857,7 @@
         <w:rPr>
           <w:rFonts w:ascii="Arial Narrow" w:eastAsia="Arial Narrow" w:hAnsi="Arial Narrow" w:cs="Arial Narrow"/>
           <w:kern w:val="0"/>
-          <ns2:ligatures ns2:val="none"/>
+          <w14:ligatures w14:val="none"/>
         </w:rPr>
         <w:t xml:space="preserve"> </w:t>
       </w:r>
@@ -3950,7 +3865,7 @@
         <w:rPr>
           <w:rFonts w:ascii="Arial Narrow" w:eastAsia="Arial Narrow" w:hAnsi="Arial Narrow" w:cs="Arial Narrow"/>
           <w:kern w:val="0"/>
-          <ns2:ligatures ns2:val="none"/>
+          <w14:ligatures w14:val="none"/>
         </w:rPr>
         <w:t xml:space="preserve">habría negado injustificadamente la cobertura de la Póliza 1422-61410 del Seguro Domiciliario Hogar Total </w:t>
       </w:r>
@@ -3958,7 +3873,7 @@
         <w:rPr>
           <w:rFonts w:ascii="Arial Narrow" w:eastAsia="Arial Narrow" w:hAnsi="Arial Narrow" w:cs="Arial Narrow"/>
           <w:kern w:val="0"/>
-          <ns2:ligatures ns2:val="none"/>
+          <w14:ligatures w14:val="none"/>
         </w:rPr>
         <w:t xml:space="preserve">al denunciante </w:t>
       </w:r>
@@ -3966,7 +3881,7 @@
         <w:rPr>
           <w:rFonts w:ascii="Arial Narrow" w:eastAsia="Arial Narrow" w:hAnsi="Arial Narrow" w:cs="Arial Narrow"/>
           <w:kern w:val="0"/>
-          <ns2:ligatures ns2:val="none"/>
+          <w14:ligatures w14:val="none"/>
         </w:rPr>
         <w:t xml:space="preserve">por el siniestro </w:t>
       </w:r>
@@ -3974,7 +3889,7 @@
         <w:rPr>
           <w:rFonts w:ascii="Arial Narrow" w:eastAsia="Arial Narrow" w:hAnsi="Arial Narrow" w:cs="Arial Narrow"/>
           <w:kern w:val="0"/>
-          <ns2:ligatures ns2:val="none"/>
+          <w14:ligatures w14:val="none"/>
         </w:rPr>
         <w:t>d</w:t>
       </w:r>
@@ -3982,7 +3897,7 @@
         <w:rPr>
           <w:rFonts w:ascii="Arial Narrow" w:eastAsia="Arial Narrow" w:hAnsi="Arial Narrow" w:cs="Arial Narrow"/>
           <w:kern w:val="0"/>
-          <ns2:ligatures ns2:val="none"/>
+          <w14:ligatures w14:val="none"/>
         </w:rPr>
         <w:t>el 17 de octubre de 2025</w:t>
       </w:r>
@@ -3990,22 +3905,22 @@
         <w:rPr>
           <w:rFonts w:ascii="Arial Narrow" w:eastAsia="Arial Narrow" w:hAnsi="Arial Narrow" w:cs="Arial Narrow"/>
           <w:kern w:val="0"/>
-          <ns2:ligatures ns2:val="none"/>
+          <w14:ligatures w14:val="none"/>
         </w:rPr>
         <w:t>.</w:t>
       </w:r>
     </w:p>
-    <w:p ns2:paraId="48828D7F" ns2:textId="77777777">
+    <w:p>
       <w:pPr>
         <w:pStyle w:val="Prrafodelista"/>
         <w:rPr>
           <w:rFonts w:ascii="Arial Narrow" w:eastAsia="Arial Narrow" w:hAnsi="Arial Narrow" w:cs="Arial Narrow"/>
           <w:kern w:val="0"/>
-          <ns2:ligatures ns2:val="none"/>
-        </w:rPr>
-      </w:pPr>
-    </w:p>
-    <w:p ns2:paraId="19B7B478" ns2:textId="4B3C3683">
+          <w14:ligatures w14:val="none"/>
+        </w:rPr>
+      </w:pPr>
+    </w:p>
+    <w:p>
       <w:pPr>
         <w:pStyle w:val="Prrafodelista"/>
         <w:numPr>
@@ -4021,14 +3936,14 @@
         <w:rPr>
           <w:rFonts w:ascii="Arial Narrow" w:eastAsia="Arial Narrow" w:hAnsi="Arial Narrow" w:cs="Arial Narrow"/>
           <w:kern w:val="0"/>
-          <ns2:ligatures ns2:val="none"/>
-        </w:rPr>
-      </w:pPr>
-      <w:r>
-        <w:rPr>
-          <w:rFonts w:ascii="Arial Narrow" w:eastAsia="Arial Narrow" w:hAnsi="Arial Narrow" w:cs="Arial Narrow"/>
-          <w:kern w:val="0"/>
-          <ns2:ligatures ns2:val="none"/>
+          <w14:ligatures w14:val="none"/>
+        </w:rPr>
+      </w:pPr>
+      <w:r>
+        <w:rPr>
+          <w:rFonts w:ascii="Arial Narrow" w:eastAsia="Arial Narrow" w:hAnsi="Arial Narrow" w:cs="Arial Narrow"/>
+          <w:kern w:val="0"/>
+          <w14:ligatures w14:val="none"/>
         </w:rPr>
         <w:t>Presunta infracción a los artículos 18 y 19 de la Ley</w:t>
       </w:r>
@@ -4036,7 +3951,7 @@
         <w:rPr>
           <w:rFonts w:ascii="Arial Narrow" w:eastAsia="Arial Narrow" w:hAnsi="Arial Narrow" w:cs="Arial Narrow"/>
           <w:kern w:val="0"/>
-          <ns2:ligatures ns2:val="none"/>
+          <w14:ligatures w14:val="none"/>
         </w:rPr>
         <w:t xml:space="preserve"> </w:t>
       </w:r>
@@ -4044,7 +3959,7 @@
         <w:rPr>
           <w:rFonts w:ascii="Arial Narrow" w:eastAsia="Arial Narrow" w:hAnsi="Arial Narrow" w:cs="Arial Narrow"/>
           <w:kern w:val="0"/>
-          <ns2:ligatures ns2:val="none"/>
+          <w14:ligatures w14:val="none"/>
         </w:rPr>
         <w:t xml:space="preserve"> 29571, Código de Protección y Defensa del Consumidor, en tanto </w:t>
       </w:r>
@@ -4055,7 +3970,7 @@
           <w:kern w:val="0"/>
           <w:shd w:val="clear" w:color="auto" w:fill="FFFFFF"/>
           <w:lang w:eastAsia="es-PE"/>
-          <ns2:ligatures ns2:val="none"/>
+          <w14:ligatures w14:val="none"/>
         </w:rPr>
         <w:t>Máster Ajustadores de Seguros S.A.C</w:t>
       </w:r>
@@ -4066,7 +3981,7 @@
           <w:kern w:val="0"/>
           <w:shd w:val="clear" w:color="auto" w:fill="FFFFFF"/>
           <w:lang w:eastAsia="es-PE"/>
-          <ns2:ligatures ns2:val="none"/>
+          <w14:ligatures w14:val="none"/>
         </w:rPr>
         <w:t>.</w:t>
       </w:r>
@@ -4074,7 +3989,7 @@
         <w:rPr>
           <w:rFonts w:ascii="Arial Narrow" w:eastAsia="Arial Narrow" w:hAnsi="Arial Narrow" w:cs="Arial Narrow"/>
           <w:kern w:val="0"/>
-          <ns2:ligatures ns2:val="none"/>
+          <w14:ligatures w14:val="none"/>
         </w:rPr>
         <w:t xml:space="preserve">, habría emitido de manera inadecuada el Informe final 40-1245/2025 de fecha 3 de noviembre de 2025 al aplicar las CGC000 Cláusulas Generales de Contratación, DOM083 Condicionado General, DOM093 Robo y Daños por Intento de Robo y DOM096 Robo Dinero en Efectivo dentro de Vivienda sin solicitar previamente a </w:t>
       </w:r>
@@ -4082,7 +3997,7 @@
         <w:rPr>
           <w:rFonts w:ascii="Arial Narrow" w:eastAsia="Arial Narrow" w:hAnsi="Arial Narrow" w:cs="Arial Narrow"/>
           <w:kern w:val="0"/>
-          <ns2:ligatures ns2:val="none"/>
+          <w14:ligatures w14:val="none"/>
         </w:rPr>
         <w:t xml:space="preserve">Rímac Seguros y Reaseguros S.A. </w:t>
       </w:r>
@@ -4090,7 +4005,7 @@
         <w:rPr>
           <w:rFonts w:ascii="Arial Narrow" w:eastAsia="Arial Narrow" w:hAnsi="Arial Narrow" w:cs="Arial Narrow"/>
           <w:kern w:val="0"/>
-          <ns2:ligatures ns2:val="none"/>
+          <w14:ligatures w14:val="none"/>
         </w:rPr>
         <w:t xml:space="preserve">la </w:t>
       </w:r>
@@ -4098,7 +4013,7 @@
         <w:rPr>
           <w:rFonts w:ascii="Arial Narrow" w:eastAsia="Arial Narrow" w:hAnsi="Arial Narrow" w:cs="Arial Narrow"/>
           <w:kern w:val="0"/>
-          <ns2:ligatures ns2:val="none"/>
+          <w14:ligatures w14:val="none"/>
         </w:rPr>
         <w:t xml:space="preserve">constancia de entrega íntegra de la de la Póliza 1422-61410 del Seguro Domiciliario Hogar Total al denunciante para verificar la oponibilidad de </w:t>
       </w:r>
@@ -4106,7 +4021,7 @@
         <w:rPr>
           <w:rFonts w:ascii="Arial Narrow" w:eastAsia="Arial Narrow" w:hAnsi="Arial Narrow" w:cs="Arial Narrow"/>
           <w:kern w:val="0"/>
-          <ns2:ligatures ns2:val="none"/>
+          <w14:ligatures w14:val="none"/>
         </w:rPr>
         <w:t>las referidas</w:t>
       </w:r>
@@ -4114,7 +4029,7 @@
         <w:rPr>
           <w:rFonts w:ascii="Arial Narrow" w:eastAsia="Arial Narrow" w:hAnsi="Arial Narrow" w:cs="Arial Narrow"/>
           <w:kern w:val="0"/>
-          <ns2:ligatures ns2:val="none"/>
+          <w14:ligatures w14:val="none"/>
         </w:rPr>
         <w:t xml:space="preserve"> cláusulas</w:t>
       </w:r>
@@ -4122,7 +4037,7 @@
         <w:rPr>
           <w:rFonts w:ascii="Arial Narrow" w:eastAsia="Arial Narrow" w:hAnsi="Arial Narrow" w:cs="Arial Narrow"/>
           <w:kern w:val="0"/>
-          <ns2:ligatures ns2:val="none"/>
+          <w14:ligatures w14:val="none"/>
         </w:rPr>
         <w:t>.</w:t>
       </w:r>
@@ -4130,23 +4045,23 @@
         <w:rPr>
           <w:rFonts w:ascii="Arial Narrow" w:eastAsia="Arial Narrow" w:hAnsi="Arial Narrow" w:cs="Arial Narrow"/>
           <w:kern w:val="0"/>
-          <ns2:ligatures ns2:val="none"/>
+          <w14:ligatures w14:val="none"/>
         </w:rPr>
         <w:t xml:space="preserve"> </w:t>
       </w:r>
     </w:p>
-    <w:p ns2:paraId="0E7CA9DB" ns2:textId="77777777">
-      <w:pPr>
-        <w:spacing w:after="0" w:line="240" w:lineRule="auto"/>
-        <w:jc w:val="both"/>
-        <w:rPr>
-          <w:rFonts w:ascii="Arial Narrow" w:eastAsia="Arial Narrow" w:hAnsi="Arial Narrow" w:cs="Arial Narrow"/>
-          <w:kern w:val="0"/>
-          <ns2:ligatures ns2:val="none"/>
-        </w:rPr>
-      </w:pPr>
-    </w:p>
-    <w:p ns2:paraId="37930D9A" ns2:textId="277086CE">
+    <w:p>
+      <w:pPr>
+        <w:spacing w:after="0" w:line="240" w:lineRule="auto"/>
+        <w:jc w:val="both"/>
+        <w:rPr>
+          <w:rFonts w:ascii="Arial Narrow" w:eastAsia="Arial Narrow" w:hAnsi="Arial Narrow" w:cs="Arial Narrow"/>
+          <w:kern w:val="0"/>
+          <w14:ligatures w14:val="none"/>
+        </w:rPr>
+      </w:pPr>
+    </w:p>
+    <w:p>
       <w:pPr>
         <w:pStyle w:val="Prrafodelista"/>
         <w:numPr>
@@ -4159,14 +4074,14 @@
         <w:rPr>
           <w:rFonts w:ascii="Arial Narrow" w:eastAsia="Arial Narrow" w:hAnsi="Arial Narrow" w:cs="Arial Narrow"/>
           <w:kern w:val="0"/>
-          <ns2:ligatures ns2:val="none"/>
-        </w:rPr>
-      </w:pPr>
-      <w:r>
-        <w:rPr>
-          <w:rFonts w:ascii="Arial Narrow" w:eastAsia="Arial Narrow" w:hAnsi="Arial Narrow" w:cs="Arial Narrow"/>
-          <w:kern w:val="0"/>
-          <ns2:ligatures ns2:val="none"/>
+          <w14:ligatures w14:val="none"/>
+        </w:rPr>
+      </w:pPr>
+      <w:r>
+        <w:rPr>
+          <w:rFonts w:ascii="Arial Narrow" w:eastAsia="Arial Narrow" w:hAnsi="Arial Narrow" w:cs="Arial Narrow"/>
+          <w:kern w:val="0"/>
+          <w14:ligatures w14:val="none"/>
         </w:rPr>
         <w:t>Presunta infracción a los artículos 18 y 19 de la Ley</w:t>
       </w:r>
@@ -4174,7 +4089,7 @@
         <w:rPr>
           <w:rFonts w:ascii="Arial Narrow" w:eastAsia="Arial Narrow" w:hAnsi="Arial Narrow" w:cs="Arial Narrow"/>
           <w:kern w:val="0"/>
-          <ns2:ligatures ns2:val="none"/>
+          <w14:ligatures w14:val="none"/>
         </w:rPr>
         <w:t xml:space="preserve"> </w:t>
       </w:r>
@@ -4182,7 +4097,7 @@
         <w:rPr>
           <w:rFonts w:ascii="Arial Narrow" w:eastAsia="Arial Narrow" w:hAnsi="Arial Narrow" w:cs="Arial Narrow"/>
           <w:kern w:val="0"/>
-          <ns2:ligatures ns2:val="none"/>
+          <w14:ligatures w14:val="none"/>
         </w:rPr>
         <w:t xml:space="preserve"> 29571, Código de Protección y Defensa del Consumidor, en tanto </w:t>
       </w:r>
@@ -4193,7 +4108,7 @@
           <w:kern w:val="0"/>
           <w:shd w:val="clear" w:color="auto" w:fill="FFFFFF"/>
           <w:lang w:eastAsia="es-PE"/>
-          <ns2:ligatures ns2:val="none"/>
+          <w14:ligatures w14:val="none"/>
         </w:rPr>
         <w:t>Máster Ajustadores de Seguros S.A.C.</w:t>
       </w:r>
@@ -4201,7 +4116,7 @@
         <w:rPr>
           <w:rFonts w:ascii="Arial Narrow" w:eastAsia="Arial Narrow" w:hAnsi="Arial Narrow" w:cs="Arial Narrow"/>
           <w:kern w:val="0"/>
-          <ns2:ligatures ns2:val="none"/>
+          <w14:ligatures w14:val="none"/>
         </w:rPr>
         <w:t xml:space="preserve"> no habría cumplido con realizar oportunamente</w:t>
       </w:r>
@@ -4209,7 +4124,7 @@
         <w:rPr>
           <w:rFonts w:ascii="Arial Narrow" w:eastAsia="Arial Narrow" w:hAnsi="Arial Narrow" w:cs="Arial Narrow"/>
           <w:kern w:val="0"/>
-          <ns2:ligatures ns2:val="none"/>
+          <w14:ligatures w14:val="none"/>
         </w:rPr>
         <w:t xml:space="preserve"> la inspección del inmueble asegurado</w:t>
       </w:r>
@@ -4217,7 +4132,7 @@
         <w:rPr>
           <w:rFonts w:ascii="Arial Narrow" w:eastAsia="Arial Narrow" w:hAnsi="Arial Narrow" w:cs="Arial Narrow"/>
           <w:kern w:val="0"/>
-          <ns2:ligatures ns2:val="none"/>
+          <w14:ligatures w14:val="none"/>
         </w:rPr>
         <w:t xml:space="preserve"> con la Póliza 1422-61410 del Seguro Domiciliario Hogar Total</w:t>
       </w:r>
@@ -4225,7 +4140,7 @@
         <w:rPr>
           <w:rFonts w:ascii="Arial Narrow" w:eastAsia="Arial Narrow" w:hAnsi="Arial Narrow" w:cs="Arial Narrow"/>
           <w:kern w:val="0"/>
-          <ns2:ligatures ns2:val="none"/>
+          <w14:ligatures w14:val="none"/>
         </w:rPr>
         <w:t>, circunstancia que habría incidido en la evaluación del siniestro</w:t>
       </w:r>
@@ -4233,7 +4148,7 @@
         <w:rPr>
           <w:rFonts w:ascii="Arial Narrow" w:eastAsia="Arial Narrow" w:hAnsi="Arial Narrow" w:cs="Arial Narrow"/>
           <w:kern w:val="0"/>
-          <ns2:ligatures ns2:val="none"/>
+          <w14:ligatures w14:val="none"/>
         </w:rPr>
         <w:t xml:space="preserve"> del 17 de octubre de 2025</w:t>
       </w:r>
@@ -4241,7 +4156,7 @@
         <w:rPr>
           <w:rFonts w:ascii="Arial Narrow" w:eastAsia="Arial Narrow" w:hAnsi="Arial Narrow" w:cs="Arial Narrow"/>
           <w:kern w:val="0"/>
-          <ns2:ligatures ns2:val="none"/>
+          <w14:ligatures w14:val="none"/>
         </w:rPr>
         <w:t xml:space="preserve"> al considerarse la ausencia de huellas visibles de violencia en una cerradura que ya había sido cambiada por razones de seguridad</w:t>
       </w:r>
@@ -4249,7 +4164,7 @@
         <w:rPr>
           <w:rFonts w:ascii="Arial Narrow" w:eastAsia="Arial Narrow" w:hAnsi="Arial Narrow" w:cs="Arial Narrow"/>
           <w:kern w:val="0"/>
-          <ns2:ligatures ns2:val="none"/>
+          <w14:ligatures w14:val="none"/>
         </w:rPr>
         <w:t>.</w:t>
       </w:r>
@@ -4257,12 +4172,12 @@
         <w:rPr>
           <w:rFonts w:ascii="Arial Narrow" w:eastAsia="Arial Narrow" w:hAnsi="Arial Narrow" w:cs="Arial Narrow"/>
           <w:kern w:val="0"/>
-          <ns2:ligatures ns2:val="none"/>
+          <w14:ligatures w14:val="none"/>
         </w:rPr>
         <w:t xml:space="preserve"> </w:t>
       </w:r>
     </w:p>
-    <w:p ns2:paraId="47A7E13E" ns2:textId="77777777">
+    <w:p>
       <w:pPr>
         <w:pStyle w:val="Prrafodelista"/>
         <w:spacing w:after="0" w:line="240" w:lineRule="auto"/>
@@ -4271,11 +4186,11 @@
         <w:rPr>
           <w:rFonts w:ascii="Arial Narrow" w:eastAsia="Arial Narrow" w:hAnsi="Arial Narrow" w:cs="Arial Narrow"/>
           <w:kern w:val="0"/>
-          <ns2:ligatures ns2:val="none"/>
-        </w:rPr>
-      </w:pPr>
-    </w:p>
-    <w:p ns2:paraId="164AF9EA" ns2:textId="0DE7A037">
+          <w14:ligatures w14:val="none"/>
+        </w:rPr>
+      </w:pPr>
+    </w:p>
+    <w:p>
       <w:pPr>
         <w:pStyle w:val="Prrafodelista"/>
         <w:numPr>
@@ -4291,14 +4206,14 @@
         <w:rPr>
           <w:rFonts w:ascii="Arial Narrow" w:eastAsia="Arial Narrow" w:hAnsi="Arial Narrow" w:cs="Arial Narrow"/>
           <w:kern w:val="0"/>
-          <ns2:ligatures ns2:val="none"/>
-        </w:rPr>
-      </w:pPr>
-      <w:r>
-        <w:rPr>
-          <w:rFonts w:ascii="Arial Narrow" w:eastAsia="Arial Narrow" w:hAnsi="Arial Narrow" w:cs="Arial Narrow"/>
-          <w:kern w:val="0"/>
-          <ns2:ligatures ns2:val="none"/>
+          <w14:ligatures w14:val="none"/>
+        </w:rPr>
+      </w:pPr>
+      <w:r>
+        <w:rPr>
+          <w:rFonts w:ascii="Arial Narrow" w:eastAsia="Arial Narrow" w:hAnsi="Arial Narrow" w:cs="Arial Narrow"/>
+          <w:kern w:val="0"/>
+          <w14:ligatures w14:val="none"/>
         </w:rPr>
         <w:t xml:space="preserve">Presunta infracción al literal e) del artículo 47 de la Ley 29571, Código de Protección y Defensa del Consumidor, en tanto </w:t>
       </w:r>
@@ -4306,7 +4221,7 @@
         <w:rPr>
           <w:rFonts w:ascii="Arial Narrow" w:eastAsia="Arial Narrow" w:hAnsi="Arial Narrow" w:cs="Arial Narrow"/>
           <w:kern w:val="0"/>
-          <ns2:ligatures ns2:val="none"/>
+          <w14:ligatures w14:val="none"/>
         </w:rPr>
         <w:t>Rímac Seguros y Reaseguros S.A. no habría cumplido con entregar oportunamente al denunciante un resumen de la cobertura contratada de la Póliza 1422-61410 del Seguro Domiciliario Hogar Total, en documento aparte</w:t>
       </w:r>
@@ -4314,7 +4229,7 @@
         <w:rPr>
           <w:rFonts w:ascii="Arial Narrow" w:eastAsia="Arial Narrow" w:hAnsi="Arial Narrow" w:cs="Arial Narrow"/>
           <w:kern w:val="0"/>
-          <ns2:ligatures ns2:val="none"/>
+          <w14:ligatures w14:val="none"/>
         </w:rPr>
         <w:t>.</w:t>
       </w:r>
@@ -4322,23 +4237,23 @@
         <w:rPr>
           <w:rFonts w:ascii="Arial Narrow" w:eastAsia="Arial Narrow" w:hAnsi="Arial Narrow" w:cs="Arial Narrow"/>
           <w:kern w:val="0"/>
-          <ns2:ligatures ns2:val="none"/>
+          <w14:ligatures w14:val="none"/>
         </w:rPr>
         <w:t xml:space="preserve"> </w:t>
       </w:r>
     </w:p>
-    <w:p ns2:paraId="2FBC9DFD" ns2:textId="77777777">
-      <w:pPr>
-        <w:spacing w:after="0" w:line="240" w:lineRule="auto"/>
-        <w:jc w:val="both"/>
-        <w:rPr>
-          <w:rFonts w:ascii="Arial Narrow" w:eastAsia="Arial Narrow" w:hAnsi="Arial Narrow" w:cs="Arial Narrow"/>
-          <w:kern w:val="0"/>
-          <ns2:ligatures ns2:val="none"/>
-        </w:rPr>
-      </w:pPr>
-    </w:p>
-    <w:p ns2:paraId="40771EB2" ns2:textId="5E022BDC">
+    <w:p>
+      <w:pPr>
+        <w:spacing w:after="0" w:line="240" w:lineRule="auto"/>
+        <w:jc w:val="both"/>
+        <w:rPr>
+          <w:rFonts w:ascii="Arial Narrow" w:eastAsia="Arial Narrow" w:hAnsi="Arial Narrow" w:cs="Arial Narrow"/>
+          <w:kern w:val="0"/>
+          <w14:ligatures w14:val="none"/>
+        </w:rPr>
+      </w:pPr>
+    </w:p>
+    <w:p>
       <w:pPr>
         <w:pStyle w:val="Prrafodelista"/>
         <w:numPr>
@@ -4354,14 +4269,14 @@
         <w:rPr>
           <w:rFonts w:ascii="Arial Narrow" w:eastAsia="Arial Narrow" w:hAnsi="Arial Narrow" w:cs="Arial Narrow"/>
           <w:kern w:val="0"/>
-          <ns2:ligatures ns2:val="none"/>
-        </w:rPr>
-      </w:pPr>
-      <w:r>
-        <w:rPr>
-          <w:rFonts w:ascii="Arial Narrow" w:eastAsia="Arial Narrow" w:hAnsi="Arial Narrow" w:cs="Arial Narrow"/>
-          <w:kern w:val="0"/>
-          <ns2:ligatures ns2:val="none"/>
+          <w14:ligatures w14:val="none"/>
+        </w:rPr>
+      </w:pPr>
+      <w:r>
+        <w:rPr>
+          <w:rFonts w:ascii="Arial Narrow" w:eastAsia="Arial Narrow" w:hAnsi="Arial Narrow" w:cs="Arial Narrow"/>
+          <w:kern w:val="0"/>
+          <w14:ligatures w14:val="none"/>
         </w:rPr>
         <w:t>Presunta infracción al literal e) del artículo 47 de la Ley</w:t>
       </w:r>
@@ -4369,7 +4284,7 @@
         <w:rPr>
           <w:rFonts w:ascii="Arial Narrow" w:eastAsia="Arial Narrow" w:hAnsi="Arial Narrow" w:cs="Arial Narrow"/>
           <w:kern w:val="0"/>
-          <ns2:ligatures ns2:val="none"/>
+          <w14:ligatures w14:val="none"/>
         </w:rPr>
         <w:t xml:space="preserve"> </w:t>
       </w:r>
@@ -4377,7 +4292,7 @@
         <w:rPr>
           <w:rFonts w:ascii="Arial Narrow" w:eastAsia="Arial Narrow" w:hAnsi="Arial Narrow" w:cs="Arial Narrow"/>
           <w:kern w:val="0"/>
-          <ns2:ligatures ns2:val="none"/>
+          <w14:ligatures w14:val="none"/>
         </w:rPr>
         <w:t xml:space="preserve"> 29571, Código de Protección y Defensa del Consumidor, en tanto </w:t>
       </w:r>
@@ -4385,7 +4300,7 @@
         <w:rPr>
           <w:rFonts w:ascii="Arial Narrow" w:eastAsia="Arial Narrow" w:hAnsi="Arial Narrow" w:cs="Arial Narrow"/>
           <w:kern w:val="0"/>
-          <ns2:ligatures ns2:val="none"/>
+          <w14:ligatures w14:val="none"/>
         </w:rPr>
         <w:t xml:space="preserve">Rímac Seguros y Reaseguros S.A. no habría entregado </w:t>
       </w:r>
@@ -4393,7 +4308,7 @@
         <w:rPr>
           <w:rFonts w:ascii="Arial Narrow" w:eastAsia="Arial Narrow" w:hAnsi="Arial Narrow" w:cs="Arial Narrow"/>
           <w:kern w:val="0"/>
-          <ns2:ligatures ns2:val="none"/>
+          <w14:ligatures w14:val="none"/>
         </w:rPr>
         <w:t xml:space="preserve">oportunamente </w:t>
       </w:r>
@@ -4401,7 +4316,7 @@
         <w:rPr>
           <w:rFonts w:ascii="Arial Narrow" w:eastAsia="Arial Narrow" w:hAnsi="Arial Narrow" w:cs="Arial Narrow"/>
           <w:kern w:val="0"/>
-          <ns2:ligatures ns2:val="none"/>
+          <w14:ligatures w14:val="none"/>
         </w:rPr>
         <w:t xml:space="preserve">al </w:t>
       </w:r>
@@ -4409,7 +4324,7 @@
         <w:rPr>
           <w:rFonts w:ascii="Arial Narrow" w:eastAsia="Arial Narrow" w:hAnsi="Arial Narrow" w:cs="Arial Narrow"/>
           <w:kern w:val="0"/>
-          <ns2:ligatures ns2:val="none"/>
+          <w14:ligatures w14:val="none"/>
         </w:rPr>
         <w:lastRenderedPageBreak/>
         <w:t xml:space="preserve">denunciante </w:t>
@@ -4418,7 +4333,7 @@
         <w:rPr>
           <w:rFonts w:ascii="Arial Narrow" w:eastAsia="Arial Narrow" w:hAnsi="Arial Narrow" w:cs="Arial Narrow"/>
           <w:kern w:val="0"/>
-          <ns2:ligatures ns2:val="none"/>
+          <w14:ligatures w14:val="none"/>
         </w:rPr>
         <w:t xml:space="preserve">una </w:t>
       </w:r>
@@ -4426,7 +4341,7 @@
         <w:rPr>
           <w:rFonts w:ascii="Arial Narrow" w:eastAsia="Arial Narrow" w:hAnsi="Arial Narrow" w:cs="Arial Narrow"/>
           <w:kern w:val="0"/>
-          <ns2:ligatures ns2:val="none"/>
+          <w14:ligatures w14:val="none"/>
         </w:rPr>
         <w:t xml:space="preserve">copia de la solicitud de la Póliza 1422-61410 del Seguro Domiciliario Hogar Total ni copia íntegra de la </w:t>
       </w:r>
@@ -4434,7 +4349,7 @@
         <w:rPr>
           <w:rFonts w:ascii="Arial Narrow" w:eastAsia="Arial Narrow" w:hAnsi="Arial Narrow" w:cs="Arial Narrow"/>
           <w:kern w:val="0"/>
-          <ns2:ligatures ns2:val="none"/>
+          <w14:ligatures w14:val="none"/>
         </w:rPr>
         <w:t xml:space="preserve">referida </w:t>
       </w:r>
@@ -4442,7 +4357,7 @@
         <w:rPr>
           <w:rFonts w:ascii="Arial Narrow" w:eastAsia="Arial Narrow" w:hAnsi="Arial Narrow" w:cs="Arial Narrow"/>
           <w:kern w:val="0"/>
-          <ns2:ligatures ns2:val="none"/>
+          <w14:ligatures w14:val="none"/>
         </w:rPr>
         <w:t>póliza contratada, incluidas sus cláusulas generales de contratación y condiciones generales y especiales</w:t>
       </w:r>
@@ -4450,23 +4365,23 @@
         <w:rPr>
           <w:rFonts w:ascii="Arial Narrow" w:eastAsia="Arial Narrow" w:hAnsi="Arial Narrow" w:cs="Arial Narrow"/>
           <w:kern w:val="0"/>
-          <ns2:ligatures ns2:val="none"/>
+          <w14:ligatures w14:val="none"/>
         </w:rPr>
         <w:t>.</w:t>
       </w:r>
     </w:p>
-    <w:p ns2:paraId="06493079" ns2:textId="77777777">
-      <w:pPr>
-        <w:spacing w:after="0" w:line="240" w:lineRule="auto"/>
-        <w:jc w:val="both"/>
-        <w:rPr>
-          <w:rFonts w:ascii="Arial Narrow" w:eastAsia="Arial Narrow" w:hAnsi="Arial Narrow" w:cs="Arial Narrow"/>
-          <w:kern w:val="0"/>
-          <ns2:ligatures ns2:val="none"/>
-        </w:rPr>
-      </w:pPr>
-    </w:p>
-    <w:p ns2:paraId="40D5419D" ns2:textId="27008A9D">
+    <w:p>
+      <w:pPr>
+        <w:spacing w:after="0" w:line="240" w:lineRule="auto"/>
+        <w:jc w:val="both"/>
+        <w:rPr>
+          <w:rFonts w:ascii="Arial Narrow" w:eastAsia="Arial Narrow" w:hAnsi="Arial Narrow" w:cs="Arial Narrow"/>
+          <w:kern w:val="0"/>
+          <w14:ligatures w14:val="none"/>
+        </w:rPr>
+      </w:pPr>
+    </w:p>
+    <w:p>
       <w:pPr>
         <w:pStyle w:val="Prrafodelista"/>
         <w:numPr>
@@ -4482,14 +4397,14 @@
         <w:rPr>
           <w:rFonts w:ascii="Arial Narrow" w:eastAsia="Arial Narrow" w:hAnsi="Arial Narrow" w:cs="Arial Narrow"/>
           <w:kern w:val="0"/>
-          <ns2:ligatures ns2:val="none"/>
-        </w:rPr>
-      </w:pPr>
-      <w:r>
-        <w:rPr>
-          <w:rFonts w:ascii="Arial Narrow" w:eastAsia="Arial Narrow" w:hAnsi="Arial Narrow" w:cs="Arial Narrow"/>
-          <w:kern w:val="0"/>
-          <ns2:ligatures ns2:val="none"/>
+          <w14:ligatures w14:val="none"/>
+        </w:rPr>
+      </w:pPr>
+      <w:r>
+        <w:rPr>
+          <w:rFonts w:ascii="Arial Narrow" w:eastAsia="Arial Narrow" w:hAnsi="Arial Narrow" w:cs="Arial Narrow"/>
+          <w:kern w:val="0"/>
+          <w14:ligatures w14:val="none"/>
         </w:rPr>
         <w:t xml:space="preserve">Presunta infracción </w:t>
       </w:r>
@@ -4497,7 +4412,7 @@
         <w:rPr>
           <w:rFonts w:ascii="Arial Narrow" w:eastAsia="Arial Narrow" w:hAnsi="Arial Narrow" w:cs="Arial Narrow"/>
           <w:kern w:val="0"/>
-          <ns2:ligatures ns2:val="none"/>
+          <w14:ligatures w14:val="none"/>
         </w:rPr>
         <w:t>al numeral 49.1. del artículo 49</w:t>
       </w:r>
@@ -4505,7 +4420,7 @@
         <w:rPr>
           <w:rFonts w:ascii="Arial Narrow" w:eastAsia="Arial Narrow" w:hAnsi="Arial Narrow" w:cs="Arial Narrow"/>
           <w:kern w:val="0"/>
-          <ns2:ligatures ns2:val="none"/>
+          <w14:ligatures w14:val="none"/>
         </w:rPr>
         <w:t/>
       </w:r>
@@ -4513,7 +4428,7 @@
         <w:rPr>
           <w:rFonts w:ascii="Arial Narrow" w:eastAsia="Arial Narrow" w:hAnsi="Arial Narrow" w:cs="Arial Narrow"/>
           <w:kern w:val="0"/>
-          <ns2:ligatures ns2:val="none"/>
+          <w14:ligatures w14:val="none"/>
         </w:rPr>
         <w:t xml:space="preserve"> </w:t>
       </w:r>
@@ -4521,7 +4436,7 @@
         <w:rPr>
           <w:rFonts w:ascii="Arial Narrow" w:eastAsia="Arial Narrow" w:hAnsi="Arial Narrow" w:cs="Arial Narrow"/>
           <w:kern w:val="0"/>
-          <ns2:ligatures ns2:val="none"/>
+          <w14:ligatures w14:val="none"/>
         </w:rPr>
         <w:t>y</w:t>
       </w:r>
@@ -4529,7 +4444,7 @@
         <w:rPr>
           <w:rFonts w:ascii="Arial Narrow" w:eastAsia="Arial Narrow" w:hAnsi="Arial Narrow" w:cs="Arial Narrow"/>
           <w:kern w:val="0"/>
-          <ns2:ligatures ns2:val="none"/>
+          <w14:ligatures w14:val="none"/>
         </w:rPr>
         <w:t xml:space="preserve"> al</w:t>
       </w:r>
@@ -4537,7 +4452,7 @@
         <w:rPr>
           <w:rFonts w:ascii="Arial Narrow" w:eastAsia="Arial Narrow" w:hAnsi="Arial Narrow" w:cs="Arial Narrow"/>
           <w:kern w:val="0"/>
-          <ns2:ligatures ns2:val="none"/>
+          <w14:ligatures w14:val="none"/>
         </w:rPr>
         <w:t xml:space="preserve"> literal a)</w:t>
       </w:r>
@@ -4545,7 +4460,7 @@
         <w:rPr>
           <w:rFonts w:ascii="Arial Narrow" w:eastAsia="Arial Narrow" w:hAnsi="Arial Narrow" w:cs="Arial Narrow"/>
           <w:kern w:val="0"/>
-          <ns2:ligatures ns2:val="none"/>
+          <w14:ligatures w14:val="none"/>
         </w:rPr>
         <w:t xml:space="preserve"> del artículo 50</w:t>
       </w:r>
@@ -4553,7 +4468,7 @@
         <w:rPr>
           <w:rFonts w:ascii="Arial Narrow" w:eastAsia="Arial Narrow" w:hAnsi="Arial Narrow" w:cs="Arial Narrow"/>
           <w:kern w:val="0"/>
-          <ns2:ligatures ns2:val="none"/>
+          <w14:ligatures w14:val="none"/>
         </w:rPr>
         <w:t>, de la Ley</w:t>
       </w:r>
@@ -4561,7 +4476,7 @@
         <w:rPr>
           <w:rFonts w:ascii="Arial Narrow" w:eastAsia="Arial Narrow" w:hAnsi="Arial Narrow" w:cs="Arial Narrow"/>
           <w:kern w:val="0"/>
-          <ns2:ligatures ns2:val="none"/>
+          <w14:ligatures w14:val="none"/>
         </w:rPr>
         <w:t xml:space="preserve"> </w:t>
       </w:r>
@@ -4569,7 +4484,7 @@
         <w:rPr>
           <w:rFonts w:ascii="Arial Narrow" w:eastAsia="Arial Narrow" w:hAnsi="Arial Narrow" w:cs="Arial Narrow"/>
           <w:kern w:val="0"/>
-          <ns2:ligatures ns2:val="none"/>
+          <w14:ligatures w14:val="none"/>
         </w:rPr>
         <w:t xml:space="preserve"> 29571, Código de Protección y Defensa del Consumidor, en tanto </w:t>
       </w:r>
@@ -4577,7 +4492,7 @@
         <w:rPr>
           <w:rFonts w:ascii="Arial Narrow" w:eastAsia="Arial Narrow" w:hAnsi="Arial Narrow" w:cs="Arial Narrow"/>
           <w:kern w:val="0"/>
-          <ns2:ligatures ns2:val="none"/>
+          <w14:ligatures w14:val="none"/>
         </w:rPr>
         <w:t xml:space="preserve">Rímac Seguros y Reaseguros S.A. </w:t>
       </w:r>
@@ -4585,7 +4500,7 @@
         <w:rPr>
           <w:rFonts w:ascii="Arial Narrow" w:eastAsia="Arial Narrow" w:hAnsi="Arial Narrow" w:cs="Arial Narrow"/>
           <w:kern w:val="0"/>
-          <ns2:ligatures ns2:val="none"/>
+          <w14:ligatures w14:val="none"/>
         </w:rPr>
         <w:t xml:space="preserve">habría incluido las cláusulas abusivas </w:t>
       </w:r>
@@ -4593,7 +4508,7 @@
         <w:rPr>
           <w:rFonts w:ascii="Arial Narrow" w:eastAsia="Arial Narrow" w:hAnsi="Arial Narrow" w:cs="Arial Narrow"/>
           <w:kern w:val="0"/>
-          <ns2:ligatures ns2:val="none"/>
+          <w14:ligatures w14:val="none"/>
         </w:rPr>
         <w:t>de</w:t>
       </w:r>
@@ -4601,7 +4516,7 @@
         <w:rPr>
           <w:rFonts w:ascii="Arial Narrow" w:eastAsia="Arial Narrow" w:hAnsi="Arial Narrow" w:cs="Arial Narrow"/>
           <w:kern w:val="0"/>
-          <ns2:ligatures ns2:val="none"/>
+          <w14:ligatures w14:val="none"/>
         </w:rPr>
         <w:t>: (i)</w:t>
       </w:r>
@@ -4609,7 +4524,7 @@
         <w:rPr>
           <w:rFonts w:ascii="Arial Narrow" w:eastAsia="Arial Narrow" w:hAnsi="Arial Narrow" w:cs="Arial Narrow"/>
           <w:kern w:val="0"/>
-          <ns2:ligatures ns2:val="none"/>
+          <w14:ligatures w14:val="none"/>
         </w:rPr>
         <w:t xml:space="preserve"> Introducción</w:t>
       </w:r>
@@ -4617,7 +4532,7 @@
         <w:rPr>
           <w:rFonts w:ascii="Arial Narrow" w:eastAsia="Arial Narrow" w:hAnsi="Arial Narrow" w:cs="Arial Narrow"/>
           <w:kern w:val="0"/>
-          <ns2:ligatures ns2:val="none"/>
+          <w14:ligatures w14:val="none"/>
         </w:rPr>
         <w:t>,</w:t>
       </w:r>
@@ -4625,7 +4540,7 @@
         <w:rPr>
           <w:rFonts w:ascii="Arial Narrow" w:eastAsia="Arial Narrow" w:hAnsi="Arial Narrow" w:cs="Arial Narrow"/>
           <w:kern w:val="0"/>
-          <ns2:ligatures ns2:val="none"/>
+          <w14:ligatures w14:val="none"/>
         </w:rPr>
         <w:t xml:space="preserve"> y </w:t>
       </w:r>
@@ -4633,7 +4548,7 @@
         <w:rPr>
           <w:rFonts w:ascii="Arial Narrow" w:eastAsia="Arial Narrow" w:hAnsi="Arial Narrow" w:cs="Arial Narrow"/>
           <w:kern w:val="0"/>
-          <ns2:ligatures ns2:val="none"/>
+          <w14:ligatures w14:val="none"/>
         </w:rPr>
         <w:t xml:space="preserve">(ii) </w:t>
       </w:r>
@@ -4641,7 +4556,7 @@
         <w:rPr>
           <w:rFonts w:ascii="Arial Narrow" w:eastAsia="Arial Narrow" w:hAnsi="Arial Narrow" w:cs="Arial Narrow"/>
           <w:kern w:val="0"/>
-          <ns2:ligatures ns2:val="none"/>
+          <w14:ligatures w14:val="none"/>
         </w:rPr>
         <w:t>numeral 1.5</w:t>
       </w:r>
@@ -4649,7 +4564,7 @@
         <w:rPr>
           <w:rFonts w:ascii="Arial Narrow" w:eastAsia="Arial Narrow" w:hAnsi="Arial Narrow" w:cs="Arial Narrow"/>
           <w:kern w:val="0"/>
-          <ns2:ligatures ns2:val="none"/>
+          <w14:ligatures w14:val="none"/>
         </w:rPr>
         <w:t>,</w:t>
       </w:r>
@@ -4657,7 +4572,7 @@
         <w:rPr>
           <w:rFonts w:ascii="Arial Narrow" w:eastAsia="Arial Narrow" w:hAnsi="Arial Narrow" w:cs="Arial Narrow"/>
           <w:kern w:val="0"/>
-          <ns2:ligatures ns2:val="none"/>
+          <w14:ligatures w14:val="none"/>
         </w:rPr>
         <w:t xml:space="preserve"> del Condicionado General (DOM083)</w:t>
       </w:r>
@@ -4665,7 +4580,7 @@
         <w:rPr>
           <w:rFonts w:ascii="Arial Narrow" w:eastAsia="Arial Narrow" w:hAnsi="Arial Narrow" w:cs="Arial Narrow"/>
           <w:kern w:val="0"/>
-          <ns2:ligatures ns2:val="none"/>
+          <w14:ligatures w14:val="none"/>
         </w:rPr>
         <w:t xml:space="preserve"> </w:t>
       </w:r>
@@ -4673,7 +4588,7 @@
         <w:rPr>
           <w:rFonts w:ascii="Arial Narrow" w:eastAsia="Arial Narrow" w:hAnsi="Arial Narrow" w:cs="Arial Narrow"/>
           <w:kern w:val="0"/>
-          <ns2:ligatures ns2:val="none"/>
+          <w14:ligatures w14:val="none"/>
         </w:rPr>
         <w:t>de la Póliza 1422-61410 del Seguro Domiciliario Hogar Total, en el extremo que prohíbe realizar actividades de oficina y profesional dentro del inmueble asegurado</w:t>
       </w:r>
@@ -4681,23 +4596,23 @@
         <w:rPr>
           <w:rFonts w:ascii="Arial Narrow" w:eastAsia="Arial Narrow" w:hAnsi="Arial Narrow" w:cs="Arial Narrow"/>
           <w:kern w:val="0"/>
-          <ns2:ligatures ns2:val="none"/>
+          <w14:ligatures w14:val="none"/>
         </w:rPr>
         <w:t>.</w:t>
       </w:r>
     </w:p>
-    <w:p ns2:paraId="1DEB3481" ns2:textId="77777777">
-      <w:pPr>
-        <w:spacing w:after="0" w:line="240" w:lineRule="auto"/>
-        <w:jc w:val="both"/>
-        <w:rPr>
-          <w:rFonts w:ascii="Arial Narrow" w:eastAsia="Arial Narrow" w:hAnsi="Arial Narrow" w:cs="Arial Narrow"/>
-          <w:kern w:val="0"/>
-          <ns2:ligatures ns2:val="none"/>
-        </w:rPr>
-      </w:pPr>
-    </w:p>
-    <w:p ns2:paraId="634A0D61" ns2:textId="5FF8D835">
+    <w:p>
+      <w:pPr>
+        <w:spacing w:after="0" w:line="240" w:lineRule="auto"/>
+        <w:jc w:val="both"/>
+        <w:rPr>
+          <w:rFonts w:ascii="Arial Narrow" w:eastAsia="Arial Narrow" w:hAnsi="Arial Narrow" w:cs="Arial Narrow"/>
+          <w:kern w:val="0"/>
+          <w14:ligatures w14:val="none"/>
+        </w:rPr>
+      </w:pPr>
+    </w:p>
+    <w:p>
       <w:pPr>
         <w:spacing w:line="240" w:lineRule="auto"/>
         <w:contextualSpacing/>
@@ -4705,17 +4620,17 @@
         <w:rPr>
           <w:rFonts w:ascii="Arial Narrow" w:eastAsia="Calibri" w:hAnsi="Arial Narrow" w:cs="Arial"/>
           <w:kern w:val="0"/>
-          <ns2:ligatures ns2:val="none"/>
-        </w:rPr>
-      </w:pPr>
-      <w:r>
-        <w:rPr>
-          <w:rFonts w:ascii="Arial Narrow" w:eastAsia="Arial Narrow" w:hAnsi="Arial Narrow" w:cs="Arial Narrow"/>
-          <w:b/>
-          <w:color w:val="000000"/>
-          <w:kern w:val="0"/>
-          <w:lang w:eastAsia="es-PE"/>
-          <ns2:ligatures ns2:val="none"/>
+          <w14:ligatures w14:val="none"/>
+        </w:rPr>
+      </w:pPr>
+      <w:r>
+        <w:rPr>
+          <w:rFonts w:ascii="Arial Narrow" w:eastAsia="Arial Narrow" w:hAnsi="Arial Narrow" w:cs="Arial Narrow"/>
+          <w:b/>
+          <w:color w:val="000000"/>
+          <w:kern w:val="0"/>
+          <w:lang w:eastAsia="es-PE"/>
+          <w14:ligatures w14:val="none"/>
         </w:rPr>
         <w:t>SEGUNDO:</w:t>
       </w:r>
@@ -4725,7 +4640,7 @@
           <w:color w:val="000000"/>
           <w:kern w:val="0"/>
           <w:lang w:eastAsia="es-PE"/>
-          <ns2:ligatures ns2:val="none"/>
+          <w14:ligatures w14:val="none"/>
         </w:rPr>
         <w:t xml:space="preserve"> tener por ofrecidos los medios probatorios presentados en el escrito de denuncia </w:t>
       </w:r>
@@ -4735,7 +4650,7 @@
           <w:color w:val="000000"/>
           <w:kern w:val="0"/>
           <w:lang w:val="es-ES" w:eastAsia="es-ES"/>
-          <ns2:ligatures ns2:val="none"/>
+          <w14:ligatures w14:val="none"/>
         </w:rPr>
         <w:t xml:space="preserve">del </w:t>
       </w:r>
@@ -4745,7 +4660,7 @@
           <w:color w:val="000000"/>
           <w:kern w:val="0"/>
           <w:lang w:val="es-ES" w:eastAsia="es-ES"/>
-          <ns2:ligatures ns2:val="none"/>
+          <w14:ligatures w14:val="none"/>
         </w:rPr>
         <w:t>15 de febrero de 2026</w:t>
       </w:r>
@@ -4753,12 +4668,12 @@
         <w:rPr>
           <w:rFonts w:ascii="Arial Narrow" w:eastAsia="Calibri" w:hAnsi="Arial Narrow" w:cs="Arial"/>
           <w:kern w:val="0"/>
-          <ns2:ligatures ns2:val="none"/>
+          <w14:ligatures w14:val="none"/>
         </w:rPr>
         <w:t>.</w:t>
       </w:r>
     </w:p>
-    <w:p ns2:paraId="2AF03E3F" ns2:textId="77777777">
+    <w:p>
       <w:pPr>
         <w:spacing w:line="240" w:lineRule="auto"/>
         <w:contextualSpacing/>
@@ -4768,30 +4683,30 @@
           <w:color w:val="000000"/>
           <w:kern w:val="0"/>
           <w:lang w:eastAsia="es-PE"/>
-          <ns2:ligatures ns2:val="none"/>
-        </w:rPr>
-      </w:pPr>
-    </w:p>
-    <w:p ns2:paraId="5D90C1F7" ns2:textId="672F7038">
-      <w:pPr>
-        <w:spacing w:after="0" w:line="240" w:lineRule="auto"/>
-        <w:jc w:val="both"/>
-        <w:rPr>
-          <w:rFonts w:ascii="Arial Narrow" w:eastAsia="Arial Narrow" w:hAnsi="Arial Narrow" w:cs="Arial Narrow"/>
-          <w:color w:val="000000"/>
-          <w:kern w:val="0"/>
-          <w:lang w:eastAsia="es-PE"/>
-          <ns2:ligatures ns2:val="none"/>
-        </w:rPr>
-      </w:pPr>
-      <w:r>
-        <w:rPr>
-          <w:rFonts w:ascii="Arial Narrow" w:eastAsia="Arial Narrow" w:hAnsi="Arial Narrow" w:cs="Arial Narrow"/>
-          <w:b/>
-          <w:color w:val="000000"/>
-          <w:kern w:val="0"/>
-          <w:lang w:eastAsia="es-PE"/>
-          <ns2:ligatures ns2:val="none"/>
+          <w14:ligatures w14:val="none"/>
+        </w:rPr>
+      </w:pPr>
+    </w:p>
+    <w:p>
+      <w:pPr>
+        <w:spacing w:after="0" w:line="240" w:lineRule="auto"/>
+        <w:jc w:val="both"/>
+        <w:rPr>
+          <w:rFonts w:ascii="Arial Narrow" w:eastAsia="Arial Narrow" w:hAnsi="Arial Narrow" w:cs="Arial Narrow"/>
+          <w:color w:val="000000"/>
+          <w:kern w:val="0"/>
+          <w:lang w:eastAsia="es-PE"/>
+          <w14:ligatures w14:val="none"/>
+        </w:rPr>
+      </w:pPr>
+      <w:r>
+        <w:rPr>
+          <w:rFonts w:ascii="Arial Narrow" w:eastAsia="Arial Narrow" w:hAnsi="Arial Narrow" w:cs="Arial Narrow"/>
+          <w:b/>
+          <w:color w:val="000000"/>
+          <w:kern w:val="0"/>
+          <w:lang w:eastAsia="es-PE"/>
+          <w14:ligatures w14:val="none"/>
         </w:rPr>
         <w:t xml:space="preserve">TERCERO: </w:t>
       </w:r>
@@ -4801,7 +4716,7 @@
           <w:color w:val="000000"/>
           <w:kern w:val="0"/>
           <w:lang w:eastAsia="es-PE"/>
-          <ns2:ligatures ns2:val="none"/>
+          <w14:ligatures w14:val="none"/>
         </w:rPr>
         <w:t xml:space="preserve">requerir a </w:t>
       </w:r>
@@ -4840,7 +4755,7 @@
           <w:kern w:val="0"/>
           <w:shd w:val="clear" w:color="auto" w:fill="FFFFFF"/>
           <w:lang w:eastAsia="es-PE"/>
-          <ns2:ligatures ns2:val="none"/>
+          <w14:ligatures w14:val="none"/>
         </w:rPr>
         <w:t>Máster Ajustadores de Seguros S.A.C.</w:t>
       </w:r>
@@ -4850,7 +4765,7 @@
           <w:color w:val="000000"/>
           <w:kern w:val="0"/>
           <w:lang w:eastAsia="es-ES"/>
-          <ns2:ligatures ns2:val="none"/>
+          <w14:ligatures w14:val="none"/>
         </w:rPr>
         <w:t xml:space="preserve"> </w:t>
       </w:r>
@@ -4860,7 +4775,7 @@
           <w:color w:val="000000"/>
           <w:kern w:val="0"/>
           <w:lang w:eastAsia="es-PE"/>
-          <ns2:ligatures ns2:val="none"/>
+          <w14:ligatures w14:val="none"/>
         </w:rPr>
         <w:t>que cumpla</w:t>
       </w:r>
@@ -4870,7 +4785,7 @@
           <w:color w:val="000000"/>
           <w:kern w:val="0"/>
           <w:lang w:eastAsia="es-PE"/>
-          <ns2:ligatures ns2:val="none"/>
+          <w14:ligatures w14:val="none"/>
         </w:rPr>
         <w:t>n</w:t>
       </w:r>
@@ -4880,12 +4795,12 @@
           <w:color w:val="000000"/>
           <w:kern w:val="0"/>
           <w:lang w:eastAsia="es-PE"/>
-          <ns2:ligatures ns2:val="none"/>
+          <w14:ligatures w14:val="none"/>
         </w:rPr>
         <w:t xml:space="preserve"> con lo siguiente:</w:t>
       </w:r>
     </w:p>
-    <w:p ns2:paraId="156DFAB9" ns2:textId="77777777">
+    <w:p>
       <w:pPr>
         <w:spacing w:after="0" w:line="240" w:lineRule="auto"/>
         <w:jc w:val="both"/>
@@ -4894,11 +4809,11 @@
           <w:color w:val="000000"/>
           <w:kern w:val="0"/>
           <w:lang w:eastAsia="es-PE"/>
-          <ns2:ligatures ns2:val="none"/>
-        </w:rPr>
-      </w:pPr>
-    </w:p>
-    <w:p ns2:paraId="37384474" ns2:textId="77777777">
+          <w14:ligatures w14:val="none"/>
+        </w:rPr>
+      </w:pPr>
+    </w:p>
+    <w:p>
       <w:pPr>
         <w:numPr>
           <w:ilvl w:val="0"/>
@@ -4912,21 +4827,21 @@
           <w:color w:val="000000"/>
           <w:kern w:val="0"/>
           <w:lang w:eastAsia="es-PE"/>
-          <ns2:ligatures ns2:val="none"/>
-        </w:rPr>
-      </w:pPr>
-      <w:r>
-        <w:rPr>
-          <w:rFonts w:ascii="Arial Narrow" w:eastAsia="Arial Narrow" w:hAnsi="Arial Narrow" w:cs="Arial Narrow"/>
-          <w:color w:val="000000"/>
-          <w:kern w:val="0"/>
-          <w:lang w:eastAsia="es-PE"/>
-          <ns2:ligatures ns2:val="none"/>
+          <w14:ligatures w14:val="none"/>
+        </w:rPr>
+      </w:pPr>
+      <w:r>
+        <w:rPr>
+          <w:rFonts w:ascii="Arial Narrow" w:eastAsia="Arial Narrow" w:hAnsi="Arial Narrow" w:cs="Arial Narrow"/>
+          <w:color w:val="000000"/>
+          <w:kern w:val="0"/>
+          <w:lang w:eastAsia="es-PE"/>
+          <w14:ligatures w14:val="none"/>
         </w:rPr>
         <w:t>presentar documentos que acrediten su inscripción en los Registros Públicos o una declaración jurada que indique que cuenta con dicha inscripción;</w:t>
       </w:r>
     </w:p>
-    <w:p ns2:paraId="04A6E74B" ns2:textId="77777777">
+    <w:p>
       <w:pPr>
         <w:numPr>
           <w:ilvl w:val="0"/>
@@ -4940,21 +4855,21 @@
           <w:color w:val="000000"/>
           <w:kern w:val="0"/>
           <w:lang w:eastAsia="es-PE"/>
-          <ns2:ligatures ns2:val="none"/>
-        </w:rPr>
-      </w:pPr>
-      <w:r>
-        <w:rPr>
-          <w:rFonts w:ascii="Arial Narrow" w:eastAsia="Arial Narrow" w:hAnsi="Arial Narrow" w:cs="Arial Narrow"/>
-          <w:color w:val="000000"/>
-          <w:kern w:val="0"/>
-          <w:lang w:eastAsia="es-PE"/>
-          <ns2:ligatures ns2:val="none"/>
+          <w14:ligatures w14:val="none"/>
+        </w:rPr>
+      </w:pPr>
+      <w:r>
+        <w:rPr>
+          <w:rFonts w:ascii="Arial Narrow" w:eastAsia="Arial Narrow" w:hAnsi="Arial Narrow" w:cs="Arial Narrow"/>
+          <w:color w:val="000000"/>
+          <w:kern w:val="0"/>
+          <w:lang w:eastAsia="es-PE"/>
+          <w14:ligatures w14:val="none"/>
         </w:rPr>
         <w:t>presentar copia simple de las facultades de representación de su representante legal en el presente procedimiento o la declaración jurada que indique que cuenta con dichas facultades y que estas se encuentran vigentes;</w:t>
       </w:r>
     </w:p>
-    <w:p ns2:paraId="1203D0DC" ns2:textId="77777777">
+    <w:p>
       <w:pPr>
         <w:numPr>
           <w:ilvl w:val="0"/>
@@ -4968,21 +4883,21 @@
           <w:color w:val="000000"/>
           <w:kern w:val="0"/>
           <w:lang w:eastAsia="es-PE"/>
-          <ns2:ligatures ns2:val="none"/>
-        </w:rPr>
-      </w:pPr>
-      <w:r>
-        <w:rPr>
-          <w:rFonts w:ascii="Arial Narrow" w:eastAsia="Arial Narrow" w:hAnsi="Arial Narrow" w:cs="Arial Narrow"/>
-          <w:color w:val="000000"/>
-          <w:kern w:val="0"/>
-          <w:lang w:eastAsia="es-PE"/>
-          <ns2:ligatures ns2:val="none"/>
+          <w14:ligatures w14:val="none"/>
+        </w:rPr>
+      </w:pPr>
+      <w:r>
+        <w:rPr>
+          <w:rFonts w:ascii="Arial Narrow" w:eastAsia="Arial Narrow" w:hAnsi="Arial Narrow" w:cs="Arial Narrow"/>
+          <w:color w:val="000000"/>
+          <w:kern w:val="0"/>
+          <w:lang w:eastAsia="es-PE"/>
+          <w14:ligatures w14:val="none"/>
         </w:rPr>
         <w:t>consignar el Número de Registro Único de Contribuyentes (RUC); y,</w:t>
       </w:r>
     </w:p>
-    <w:p ns2:paraId="37704CA2" ns2:textId="77777777">
+    <w:p>
       <w:pPr>
         <w:numPr>
           <w:ilvl w:val="0"/>
@@ -4994,16 +4909,16 @@
         <w:rPr>
           <w:rFonts w:ascii="Arial Narrow" w:eastAsia="Calibri" w:hAnsi="Arial Narrow" w:cs="Arial"/>
           <w:kern w:val="0"/>
-          <ns2:ligatures ns2:val="none"/>
-        </w:rPr>
-      </w:pPr>
-      <w:r>
-        <w:rPr>
-          <w:rFonts w:ascii="Arial Narrow" w:eastAsia="Arial Narrow" w:hAnsi="Arial Narrow" w:cs="Arial Narrow"/>
-          <w:color w:val="000000"/>
-          <w:kern w:val="0"/>
-          <w:lang w:eastAsia="es-PE"/>
-          <ns2:ligatures ns2:val="none"/>
+          <w14:ligatures w14:val="none"/>
+        </w:rPr>
+      </w:pPr>
+      <w:r>
+        <w:rPr>
+          <w:rFonts w:ascii="Arial Narrow" w:eastAsia="Arial Narrow" w:hAnsi="Arial Narrow" w:cs="Arial Narrow"/>
+          <w:color w:val="000000"/>
+          <w:kern w:val="0"/>
+          <w:lang w:eastAsia="es-PE"/>
+          <w14:ligatures w14:val="none"/>
         </w:rPr>
         <w:t>fijar domicilio procesal para el procedimiento, de conformidad con el numeral 1 del artículo 442</w:t>
       </w:r>
@@ -5013,7 +4928,7 @@
           <w:color w:val="000000"/>
           <w:kern w:val="0"/>
           <w:lang w:eastAsia="es-PE"/>
-          <ns2:ligatures ns2:val="none"/>
+          <w14:ligatures w14:val="none"/>
         </w:rPr>
         <w:t/>
       </w:r>
@@ -5023,7 +4938,7 @@
           <w:color w:val="000000"/>
           <w:kern w:val="0"/>
           <w:lang w:eastAsia="es-PE"/>
-          <ns2:ligatures ns2:val="none"/>
+          <w14:ligatures w14:val="none"/>
         </w:rPr>
         <w:t xml:space="preserve"> del Código Procesal Civil. </w:t>
       </w:r>
@@ -5031,7 +4946,7 @@
         <w:rPr>
           <w:rFonts w:ascii="Arial Narrow" w:eastAsia="Calibri" w:hAnsi="Arial Narrow" w:cs="Arial"/>
           <w:kern w:val="0"/>
-          <ns2:ligatures ns2:val="none"/>
+          <w14:ligatures w14:val="none"/>
         </w:rPr>
         <w:t>Para ello podrá señalar domicilio físico o una dirección electrónica a la que pueda remitirse las notificaciones</w:t>
       </w:r>
@@ -5040,12 +4955,12 @@
           <w:rFonts w:ascii="Arial Narrow" w:eastAsia="Arial" w:hAnsi="Arial Narrow" w:cs="Arial"/>
           <w:kern w:val="0"/>
           <w:lang w:val="es"/>
-          <ns2:ligatures ns2:val="none"/>
+          <w14:ligatures w14:val="none"/>
         </w:rPr>
         <w:t>;</w:t>
       </w:r>
     </w:p>
-    <w:p ns2:paraId="6A38ABFB" ns2:textId="77777777">
+    <w:p>
       <w:pPr>
         <w:numPr>
           <w:ilvl w:val="0"/>
@@ -5057,14 +4972,14 @@
         <w:rPr>
           <w:rFonts w:ascii="Arial Narrow" w:eastAsia="Calibri" w:hAnsi="Arial Narrow" w:cs="Arial"/>
           <w:kern w:val="0"/>
-          <ns2:ligatures ns2:val="none"/>
+          <w14:ligatures w14:val="none"/>
         </w:rPr>
       </w:pPr>
       <w:r>
         <w:rPr>
           <w:rFonts w:ascii="Arial Narrow" w:eastAsia="Calibri" w:hAnsi="Arial Narrow" w:cs="Arial"/>
           <w:kern w:val="0"/>
-          <ns2:ligatures ns2:val="none"/>
+          <w14:ligatures w14:val="none"/>
         </w:rPr>
         <w:t>en caso califique como micro empresa o pequeña empresa, presentar los documentos que acrediten su volumen de ventas o ingresos brutos percibidos el año anterior relativo a todas sus actividades económicas y el número de trabajadores con el que cuenta</w:t>
       </w:r>
@@ -5074,7 +4989,7 @@
           <w:rFonts w:ascii="Arial Narrow" w:eastAsia="Calibri" w:hAnsi="Arial Narrow" w:cs="Arial"/>
           <w:kern w:val="0"/>
           <w:vertAlign w:val="superscript"/>
-          <ns2:ligatures ns2:val="none"/>
+          <w14:ligatures w14:val="none"/>
         </w:rPr>
         <w:footnoteReference w:id="7"/>
       </w:r>
@@ -5082,7 +4997,7 @@
         <w:rPr>
           <w:rFonts w:ascii="Arial Narrow" w:eastAsia="Calibri" w:hAnsi="Arial Narrow" w:cs="Arial"/>
           <w:kern w:val="0"/>
-          <ns2:ligatures ns2:val="none"/>
+          <w14:ligatures w14:val="none"/>
         </w:rPr>
         <w:t>. Ello, a fin de que la Comisión pueda meritar dicha documentación, conforme lo establece el artículo 110</w:t>
       </w:r>
@@ -5092,7 +5007,7 @@
           <w:color w:val="000000"/>
           <w:kern w:val="0"/>
           <w:lang w:eastAsia="es-PE"/>
-          <ns2:ligatures ns2:val="none"/>
+          <w14:ligatures w14:val="none"/>
         </w:rPr>
         <w:t/>
       </w:r>
@@ -5100,7 +5015,7 @@
         <w:rPr>
           <w:rFonts w:ascii="Arial Narrow" w:eastAsia="Calibri" w:hAnsi="Arial Narrow" w:cs="Arial"/>
           <w:kern w:val="0"/>
-          <ns2:ligatures ns2:val="none"/>
+          <w14:ligatures w14:val="none"/>
         </w:rPr>
         <w:t xml:space="preserve"> del </w:t>
       </w:r>
@@ -5109,7 +5024,7 @@
           <w:rFonts w:ascii="Arial Narrow" w:eastAsia="Calibri" w:hAnsi="Arial Narrow" w:cs="Arial"/>
           <w:spacing w:val="-2"/>
           <w:kern w:val="0"/>
-          <ns2:ligatures ns2:val="none"/>
+          <w14:ligatures w14:val="none"/>
         </w:rPr>
         <w:t>Código</w:t>
       </w:r>
@@ -5120,7 +5035,7 @@
           <w:spacing w:val="-2"/>
           <w:kern w:val="0"/>
           <w:vertAlign w:val="superscript"/>
-          <ns2:ligatures ns2:val="none"/>
+          <w14:ligatures w14:val="none"/>
         </w:rPr>
         <w:footnoteReference w:id="8"/>
       </w:r>
@@ -5129,12 +5044,12 @@
           <w:rFonts w:ascii="Arial Narrow" w:eastAsia="Calibri" w:hAnsi="Arial Narrow" w:cs="Arial"/>
           <w:spacing w:val="-2"/>
           <w:kern w:val="0"/>
-          <ns2:ligatures ns2:val="none"/>
+          <w14:ligatures w14:val="none"/>
         </w:rPr>
         <w:t>.</w:t>
       </w:r>
     </w:p>
-    <w:p ns2:paraId="1B2AA0D1" ns2:textId="77777777">
+    <w:p>
       <w:pPr>
         <w:spacing w:after="0" w:line="240" w:lineRule="auto"/>
         <w:ind w:left="567"/>
@@ -5144,20 +5059,20 @@
           <w:color w:val="000000"/>
           <w:kern w:val="0"/>
           <w:lang w:eastAsia="es-PE"/>
-          <ns2:ligatures ns2:val="none"/>
-        </w:rPr>
-      </w:pPr>
-    </w:p>
-    <w:p>
-      <w:pPr>
-        <w:spacing w:after="0" w:line="240" w:lineRule="auto"/>
-        <w:jc w:val="both"/>
-        <w:rPr>
-          <w:rFonts w:ascii="Arial Narrow" w:eastAsia="Arial Narrow" w:hAnsi="Arial Narrow" w:cs="Arial Narrow"/>
-          <w:color w:val="000000"/>
-          <w:kern w:val="0"/>
-          <w:lang w:eastAsia="es-PE"/>
-          <ns2:ligatures ns2:val="none"/>
+          <w14:ligatures w14:val="none"/>
+        </w:rPr>
+      </w:pPr>
+    </w:p>
+    <w:p>
+      <w:pPr>
+        <w:spacing w:after="0" w:line="240" w:lineRule="auto"/>
+        <w:jc w:val="both"/>
+        <w:rPr>
+          <w:rFonts w:ascii="Arial Narrow" w:eastAsia="Arial Narrow" w:hAnsi="Arial Narrow" w:cs="Arial Narrow"/>
+          <w:color w:val="000000"/>
+          <w:kern w:val="0"/>
+          <w:lang w:eastAsia="es-PE"/>
+          <w14:ligatures w14:val="none"/>
         </w:rPr>
       </w:pPr>
       <w:r>
@@ -5176,29 +5091,69 @@
           <w:sz w:val="20"/>
           <w:szCs w:val="20"/>
         </w:rPr>
-        <w:t xml:space="preserve">correr traslado de la presente resolución a Rímac Seguros y Reaseguros S.A. y Máster Ajustadores de Seguros S.A.C. para que, de conformidad con lo dispuesto por el artículo 26 de la Ley sobre Facultades, Normas y Organización del Indecopi, aprobada por Decreto Legislativo 807, presenten sus descargos sobre la imputación de cargos realizada en un plazo no mayor a cinco (5) días hábiles contado a partir del día siguiente de la notificación de la presente resolución, vencido el cual, el Secretario Técnico declarará en rebeldía a los denunciados que no lo hubieran presentado. Debe precisarse que de conformidad con lo establecido por el artículo 223 del Texto Único Ordenado de la Ley 27444, Ley del Procedimiento Administrativo General, las alegaciones y los hechos relevantes de la reclamación, salvo que hayan sido específicamente negadas en la contestación, se tendrán por aceptadas o merituadas como ciertas.</w:t>
-      </w:r>
-    </w:p>
-    <w:p ns2:paraId="6D15F6EA" ns2:textId="2FCEE3E5">
-      <w:pPr>
-        <w:spacing w:after="0" w:line="240" w:lineRule="auto"/>
-        <w:jc w:val="both"/>
-        <w:rPr>
-          <w:rFonts w:ascii="Arial Narrow" w:eastAsia="Times New Roman" w:hAnsi="Arial Narrow" w:cs="Arial"/>
-          <w:color w:val="000000"/>
-          <w:kern w:val="0"/>
+        <w:t xml:space="preserve">correr traslado de la presente resolución a Rímac Seguros y Reaseguros S.A. y Máster Ajustadores de Seguros S.A.C. para que, de conformidad con lo dispuesto por el artículo 26 de la Ley sobre Facultades, Normas y Organización del Indecopi, aprobada por Decreto Legislativo 807</w:t>
+      </w:r>
+      <w:r>
+        <w:rPr>
+          <w:rStyle w:val="Refdenotaalpie"/>
+          <w:rFonts w:ascii="Arial Narrow" w:eastAsia="Times New Roman" w:hAnsi="Arial Narrow" w:cs="Times New Roman"/>
+          <w:color w:val="000000"/>
+          <w:kern w:val="0"/>
+          <w:vertAlign w:val="superscript"/>
           <w:lang w:val="es-ES" w:eastAsia="es-ES"/>
-          <ns2:ligatures ns2:val="none"/>
-        </w:rPr>
-      </w:pPr>
-      <w:r>
-        <w:rPr>
-          <w:rFonts w:ascii="Arial Narrow" w:eastAsia="Arial Narrow" w:hAnsi="Arial Narrow" w:cs="Arial Narrow"/>
-          <w:b/>
-          <w:color w:val="000000"/>
-          <w:kern w:val="0"/>
-          <w:lang w:eastAsia="es-PE"/>
-          <ns2:ligatures ns2:val="none"/>
+          <w14:ligatures w14:val="none"/>
+        </w:rPr>
+        <w:footnoteReference w:id="14"/>
+      </w:r>
+      <w:r>
+        <w:rPr>
+          <w:rFonts w:ascii="Arial Narrow" w:hAnsi="Arial Narrow" w:cs="Arial Narrow"/>
+          <w:sz w:val="20"/>
+          <w:szCs w:val="20"/>
+        </w:rPr>
+        <w:t xml:space="preserve">, presenten sus descargos sobre la imputación de cargos realizada en un plazo no mayor a cinco (5) días hábiles contado a partir del día siguiente de la notificación de la presente resolución, vencido el cual, el Secretario Técnico declarará en rebeldía a los denunciados que no lo hubieran presentado. Debe precisarse que de conformidad con lo establecido por el artículo 223 del Texto Único Ordenado de la Ley 27444, Ley del Procedimiento Administrativo General</w:t>
+      </w:r>
+      <w:r>
+        <w:rPr>
+          <w:rStyle w:val="Refdenotaalpie"/>
+          <w:rFonts w:ascii="Arial Narrow" w:eastAsia="Times New Roman" w:hAnsi="Arial Narrow" w:cs="Times New Roman"/>
+          <w:color w:val="000000"/>
+          <w:kern w:val="0"/>
+          <w:vertAlign w:val="superscript"/>
+          <w:lang w:val="es-ES" w:eastAsia="es-ES"/>
+          <w14:ligatures w14:val="none"/>
+        </w:rPr>
+        <w:footnoteReference w:id="15"/>
+      </w:r>
+      <w:r>
+        <w:rPr>
+          <w:rFonts w:ascii="Arial Narrow" w:hAnsi="Arial Narrow" w:cs="Arial Narrow"/>
+          <w:sz w:val="20"/>
+          <w:szCs w:val="20"/>
+        </w:rPr>
+        <w:t xml:space="preserve">, las alegaciones y los hechos relevantes de la reclamación, salvo que hayan sido específicamente negadas en la contestación, se tendrán por aceptadas o merituadas como ciertas.</w:t>
+      </w:r>
+    </w:p>
+    <w:p>
+      <w:pPr>
+        <w:spacing w:after="0" w:line="240" w:lineRule="auto"/>
+        <w:jc w:val="both"/>
+        <w:rPr>
+          <w:rFonts w:ascii="Arial Narrow" w:eastAsia="Times New Roman" w:hAnsi="Arial Narrow" w:cs="Arial"/>
+          <w:color w:val="000000"/>
+          <w:kern w:val="0"/>
+          <w:lang w:val="es-ES" w:eastAsia="es-ES"/>
+          <w14:ligatures w14:val="none"/>
+        </w:rPr>
+      </w:pPr>
+      <w:r>
+        <w:rPr>
+          <w:rFonts w:ascii="Arial Narrow" w:eastAsia="Arial Narrow" w:hAnsi="Arial Narrow" w:cs="Arial Narrow"/>
+          <w:b/>
+          <w:color w:val="000000"/>
+          <w:kern w:val="0"/>
+          <w:lang w:eastAsia="es-PE"/>
+          <w14:ligatures w14:val="none"/>
         </w:rPr>
         <w:lastRenderedPageBreak/>
         <w:t xml:space="preserve">QUINTO: </w:t>
@@ -5210,7 +5165,7 @@
           <w:color w:val="000000"/>
           <w:kern w:val="0"/>
           <w:lang w:eastAsia="es-ES"/>
-          <ns2:ligatures ns2:val="none"/>
+          <w14:ligatures w14:val="none"/>
         </w:rPr>
         <w:t xml:space="preserve">requerir </w:t>
       </w:r>
@@ -5220,7 +5175,7 @@
           <w:color w:val="000000"/>
           <w:kern w:val="0"/>
           <w:lang w:val="es-ES" w:eastAsia="es-ES"/>
-          <ns2:ligatures ns2:val="none"/>
+          <w14:ligatures w14:val="none"/>
         </w:rPr>
         <w:t xml:space="preserve">que, en un </w:t>
       </w:r>
@@ -5230,7 +5185,7 @@
           <w:color w:val="000000"/>
           <w:kern w:val="0"/>
           <w:lang w:eastAsia="es-ES"/>
-          <ns2:ligatures ns2:val="none"/>
+          <w14:ligatures w14:val="none"/>
         </w:rPr>
         <w:t>plazo no mayor de cinco (5) días hábiles contado a partir del día siguiente de la notificación de la presente resolución</w:t>
       </w:r>
@@ -5241,7 +5196,7 @@
           <w:color w:val="000000"/>
           <w:kern w:val="0"/>
           <w:lang w:eastAsia="es-ES"/>
-          <ns2:ligatures ns2:val="none"/>
+          <w14:ligatures w14:val="none"/>
         </w:rPr>
         <w:t xml:space="preserve">, </w:t>
       </w:r>
@@ -5259,7 +5214,7 @@
           <w:color w:val="000000"/>
           <w:kern w:val="0"/>
           <w:lang w:eastAsia="es-ES"/>
-          <ns2:ligatures ns2:val="none"/>
+          <w14:ligatures w14:val="none"/>
         </w:rPr>
         <w:t xml:space="preserve">, </w:t>
       </w:r>
@@ -5270,7 +5225,7 @@
           <w:color w:val="000000"/>
           <w:kern w:val="0"/>
           <w:lang w:val="es-ES" w:eastAsia="es-ES"/>
-          <ns2:ligatures ns2:val="none"/>
+          <w14:ligatures w14:val="none"/>
         </w:rPr>
         <w:t>cumpla</w:t>
       </w:r>
@@ -5280,7 +5235,7 @@
           <w:color w:val="000000"/>
           <w:kern w:val="0"/>
           <w:lang w:val="es-ES" w:eastAsia="es-ES"/>
-          <ns2:ligatures ns2:val="none"/>
+          <w14:ligatures w14:val="none"/>
         </w:rPr>
         <w:t xml:space="preserve"> con: </w:t>
       </w:r>
@@ -5290,7 +5245,7 @@
           <w:color w:val="000000"/>
           <w:kern w:val="0"/>
           <w:lang w:val="es-ES" w:eastAsia="es-ES"/>
-          <ns2:ligatures ns2:val="none"/>
+          <w14:ligatures w14:val="none"/>
         </w:rPr>
         <w:t>(i) presentar una copia debidamente suscrita de la Póliza 1422-61410 del Seguro Domiciliario Hogar Total, así como el cargo de remisión de la póliza; (ii) presentar los medios probatorios que acrediten que la negativa de otorgamiento de cobertura fue justificada; y, (iii) presentar todas las comunicaciones cursadas con la parte denunciante en virtud de los hechos materia de denuncia</w:t>
       </w:r>
@@ -5300,12 +5255,12 @@
           <w:color w:val="000000"/>
           <w:kern w:val="0"/>
           <w:lang w:val="es-ES" w:eastAsia="es-ES"/>
-          <ns2:ligatures ns2:val="none"/>
+          <w14:ligatures w14:val="none"/>
         </w:rPr>
         <w:t>.</w:t>
       </w:r>
     </w:p>
-    <w:p ns2:paraId="7EAE58BA" ns2:textId="77777777">
+    <w:p>
       <w:pPr>
         <w:spacing w:after="0" w:line="240" w:lineRule="auto"/>
         <w:jc w:val="both"/>
@@ -5314,11 +5269,11 @@
           <w:color w:val="000000"/>
           <w:kern w:val="0"/>
           <w:lang w:val="es-ES" w:eastAsia="es-ES"/>
-          <ns2:ligatures ns2:val="none"/>
-        </w:rPr>
-      </w:pPr>
-    </w:p>
-    <w:p ns2:paraId="018EE32A" ns2:textId="53CE7CB8">
+          <w14:ligatures w14:val="none"/>
+        </w:rPr>
+      </w:pPr>
+    </w:p>
+    <w:p>
       <w:pPr>
         <w:spacing w:after="0" w:line="240" w:lineRule="auto"/>
         <w:jc w:val="both"/>
@@ -5327,17 +5282,17 @@
           <w:color w:val="000000"/>
           <w:kern w:val="0"/>
           <w:lang w:val="es-ES" w:eastAsia="es-ES"/>
-          <ns2:ligatures ns2:val="none"/>
-        </w:rPr>
-      </w:pPr>
-      <w:r>
-        <w:rPr>
-          <w:rFonts w:ascii="Arial Narrow" w:eastAsia="Arial Narrow" w:hAnsi="Arial Narrow" w:cs="Arial Narrow"/>
-          <w:b/>
-          <w:color w:val="000000"/>
-          <w:kern w:val="0"/>
-          <w:lang w:eastAsia="es-PE"/>
-          <ns2:ligatures ns2:val="none"/>
+          <w14:ligatures w14:val="none"/>
+        </w:rPr>
+      </w:pPr>
+      <w:r>
+        <w:rPr>
+          <w:rFonts w:ascii="Arial Narrow" w:eastAsia="Arial Narrow" w:hAnsi="Arial Narrow" w:cs="Arial Narrow"/>
+          <w:b/>
+          <w:color w:val="000000"/>
+          <w:kern w:val="0"/>
+          <w:lang w:eastAsia="es-PE"/>
+          <w14:ligatures w14:val="none"/>
         </w:rPr>
         <w:t xml:space="preserve">SEXTO: </w:t>
       </w:r>
@@ -5347,7 +5302,7 @@
           <w:color w:val="000000"/>
           <w:kern w:val="0"/>
           <w:lang w:eastAsia="es-ES"/>
-          <ns2:ligatures ns2:val="none"/>
+          <w14:ligatures w14:val="none"/>
         </w:rPr>
         <w:t xml:space="preserve">requerir </w:t>
       </w:r>
@@ -5357,7 +5312,7 @@
           <w:color w:val="000000"/>
           <w:kern w:val="0"/>
           <w:lang w:val="es-ES" w:eastAsia="es-ES"/>
-          <ns2:ligatures ns2:val="none"/>
+          <w14:ligatures w14:val="none"/>
         </w:rPr>
         <w:t xml:space="preserve">que, en un </w:t>
       </w:r>
@@ -5367,7 +5322,7 @@
           <w:color w:val="000000"/>
           <w:kern w:val="0"/>
           <w:lang w:eastAsia="es-ES"/>
-          <ns2:ligatures ns2:val="none"/>
+          <w14:ligatures w14:val="none"/>
         </w:rPr>
         <w:t xml:space="preserve">plazo no mayor de cinco (5) días hábiles contado a partir del día siguiente de la notificación de la presente resolución, </w:t>
       </w:r>
@@ -5378,7 +5333,7 @@
           <w:kern w:val="0"/>
           <w:shd w:val="clear" w:color="auto" w:fill="FFFFFF"/>
           <w:lang w:eastAsia="es-PE"/>
-          <ns2:ligatures ns2:val="none"/>
+          <w14:ligatures w14:val="none"/>
         </w:rPr>
         <w:t>Máster Ajustadores de Seguros S.A.C.</w:t>
       </w:r>
@@ -5388,7 +5343,7 @@
           <w:color w:val="000000"/>
           <w:kern w:val="0"/>
           <w:lang w:eastAsia="es-ES"/>
-          <ns2:ligatures ns2:val="none"/>
+          <w14:ligatures w14:val="none"/>
         </w:rPr>
         <w:t xml:space="preserve">, </w:t>
       </w:r>
@@ -5398,7 +5353,7 @@
           <w:color w:val="000000"/>
           <w:kern w:val="0"/>
           <w:lang w:val="es-ES" w:eastAsia="es-ES"/>
-          <ns2:ligatures ns2:val="none"/>
+          <w14:ligatures w14:val="none"/>
         </w:rPr>
         <w:t xml:space="preserve">cumpla con: </w:t>
       </w:r>
@@ -5408,7 +5363,7 @@
           <w:color w:val="000000"/>
           <w:kern w:val="0"/>
           <w:lang w:val="es-ES" w:eastAsia="es-ES"/>
-          <ns2:ligatures ns2:val="none"/>
+          <w14:ligatures w14:val="none"/>
         </w:rPr>
         <w:t xml:space="preserve">(i) presentar una copia debidamente suscrita del </w:t>
       </w:r>
@@ -5418,7 +5373,7 @@
           <w:color w:val="000000"/>
           <w:kern w:val="0"/>
           <w:lang w:eastAsia="es-ES"/>
-          <ns2:ligatures ns2:val="none"/>
+          <w14:ligatures w14:val="none"/>
         </w:rPr>
         <w:t>Informe final 40-1245/2025</w:t>
       </w:r>
@@ -5428,7 +5383,7 @@
           <w:color w:val="000000"/>
           <w:kern w:val="0"/>
           <w:lang w:val="es-ES" w:eastAsia="es-ES"/>
-          <ns2:ligatures ns2:val="none"/>
+          <w14:ligatures w14:val="none"/>
         </w:rPr>
         <w:t>; y, (ii) presentar todas las comunicaciones cursadas con la parte denunciante en virtud de los hechos materia de denuncia</w:t>
       </w:r>
@@ -5438,12 +5393,12 @@
           <w:color w:val="000000"/>
           <w:kern w:val="0"/>
           <w:lang w:val="es-ES" w:eastAsia="es-ES"/>
-          <ns2:ligatures ns2:val="none"/>
+          <w14:ligatures w14:val="none"/>
         </w:rPr>
         <w:t>.</w:t>
       </w:r>
     </w:p>
-    <w:p ns2:paraId="61AD8504" ns2:textId="77777777">
+    <w:p>
       <w:pPr>
         <w:spacing w:after="0" w:line="240" w:lineRule="auto"/>
         <w:jc w:val="both"/>
@@ -5453,30 +5408,30 @@
           <w:color w:val="000000"/>
           <w:kern w:val="0"/>
           <w:lang w:val="es-ES" w:eastAsia="es-PE"/>
-          <ns2:ligatures ns2:val="none"/>
-        </w:rPr>
-      </w:pPr>
-    </w:p>
-    <w:p ns2:paraId="58D4E496" ns2:textId="77777777">
-      <w:pPr>
-        <w:spacing w:after="0" w:line="240" w:lineRule="auto"/>
-        <w:jc w:val="both"/>
-        <w:rPr>
-          <w:rFonts w:ascii="Arial Narrow" w:eastAsia="Arial Narrow" w:hAnsi="Arial Narrow" w:cs="Arial Narrow"/>
-          <w:color w:val="000000"/>
-          <w:kern w:val="0"/>
-          <w:lang w:eastAsia="es-PE"/>
-          <ns2:ligatures ns2:val="none"/>
-        </w:rPr>
-      </w:pPr>
-      <w:r>
-        <w:rPr>
-          <w:rFonts w:ascii="Arial Narrow" w:eastAsia="Arial Narrow" w:hAnsi="Arial Narrow" w:cs="Arial Narrow"/>
-          <w:b/>
-          <w:color w:val="000000"/>
-          <w:kern w:val="0"/>
-          <w:lang w:eastAsia="es-PE"/>
-          <ns2:ligatures ns2:val="none"/>
+          <w14:ligatures w14:val="none"/>
+        </w:rPr>
+      </w:pPr>
+    </w:p>
+    <w:p>
+      <w:pPr>
+        <w:spacing w:after="0" w:line="240" w:lineRule="auto"/>
+        <w:jc w:val="both"/>
+        <w:rPr>
+          <w:rFonts w:ascii="Arial Narrow" w:eastAsia="Arial Narrow" w:hAnsi="Arial Narrow" w:cs="Arial Narrow"/>
+          <w:color w:val="000000"/>
+          <w:kern w:val="0"/>
+          <w:lang w:eastAsia="es-PE"/>
+          <w14:ligatures w14:val="none"/>
+        </w:rPr>
+      </w:pPr>
+      <w:r>
+        <w:rPr>
+          <w:rFonts w:ascii="Arial Narrow" w:eastAsia="Arial Narrow" w:hAnsi="Arial Narrow" w:cs="Arial Narrow"/>
+          <w:b/>
+          <w:color w:val="000000"/>
+          <w:kern w:val="0"/>
+          <w:lang w:eastAsia="es-PE"/>
+          <w14:ligatures w14:val="none"/>
         </w:rPr>
         <w:t>SÉTIMO:</w:t>
       </w:r>
@@ -5486,7 +5441,7 @@
           <w:color w:val="000000"/>
           <w:kern w:val="0"/>
           <w:lang w:eastAsia="es-PE"/>
-          <ns2:ligatures ns2:val="none"/>
+          <w14:ligatures w14:val="none"/>
         </w:rPr>
         <w:t xml:space="preserve"> </w:t>
       </w:r>
@@ -5497,7 +5452,7 @@
           <w:color w:val="000000"/>
           <w:kern w:val="0"/>
           <w:lang w:eastAsia="es-PE"/>
-          <ns2:ligatures ns2:val="none"/>
+          <w14:ligatures w14:val="none"/>
         </w:rPr>
         <w:t>informar a las partes que el artículo 110</w:t>
       </w:r>
@@ -5507,7 +5462,7 @@
           <w:color w:val="000000"/>
           <w:kern w:val="0"/>
           <w:lang w:eastAsia="es-PE"/>
-          <ns2:ligatures ns2:val="none"/>
+          <w14:ligatures w14:val="none"/>
         </w:rPr>
         <w:t/>
       </w:r>
@@ -5517,7 +5472,7 @@
           <w:color w:val="000000"/>
           <w:kern w:val="0"/>
           <w:lang w:eastAsia="es-PE"/>
-          <ns2:ligatures ns2:val="none"/>
+          <w14:ligatures w14:val="none"/>
         </w:rPr>
         <w:t xml:space="preserve"> de la Ley 29571, Código de Protección y Defensa del Consumidor</w:t>
       </w:r>
@@ -5529,7 +5484,7 @@
           <w:kern w:val="0"/>
           <w:vertAlign w:val="superscript"/>
           <w:lang w:eastAsia="es-PE"/>
-          <ns2:ligatures ns2:val="none"/>
+          <w14:ligatures w14:val="none"/>
         </w:rPr>
         <w:footnoteReference w:id="9"/>
       </w:r>
@@ -5539,7 +5494,7 @@
           <w:color w:val="000000"/>
           <w:kern w:val="0"/>
           <w:lang w:eastAsia="es-PE"/>
-          <ns2:ligatures ns2:val="none"/>
+          <w14:ligatures w14:val="none"/>
         </w:rPr>
         <w:t>, faculta a la Comisión a calificar las infracciones de la referida norma como leves, graves o muy graves e imponer sanciones que van desde una amonestación hasta una multa por un máximo de 450 Unidades Impositivas Tributarias, sin perjuicio de las medidas correctivas, reparadoras y complementarias, que puedan ordenarse de acuerdo a lo estipulado en los artículos 114</w:t>
       </w:r>
@@ -5549,7 +5504,7 @@
           <w:color w:val="000000"/>
           <w:kern w:val="0"/>
           <w:lang w:eastAsia="es-PE"/>
-          <ns2:ligatures ns2:val="none"/>
+          <w14:ligatures w14:val="none"/>
         </w:rPr>
         <w:t/>
       </w:r>
@@ -5559,7 +5514,7 @@
           <w:color w:val="000000"/>
           <w:kern w:val="0"/>
           <w:lang w:eastAsia="es-PE"/>
-          <ns2:ligatures ns2:val="none"/>
+          <w14:ligatures w14:val="none"/>
         </w:rPr>
         <w:t>, 115</w:t>
       </w:r>
@@ -5569,7 +5524,7 @@
           <w:color w:val="000000"/>
           <w:kern w:val="0"/>
           <w:lang w:eastAsia="es-PE"/>
-          <ns2:ligatures ns2:val="none"/>
+          <w14:ligatures w14:val="none"/>
         </w:rPr>
         <w:t/>
       </w:r>
@@ -5579,7 +5534,7 @@
           <w:color w:val="000000"/>
           <w:kern w:val="0"/>
           <w:lang w:eastAsia="es-PE"/>
-          <ns2:ligatures ns2:val="none"/>
+          <w14:ligatures w14:val="none"/>
         </w:rPr>
         <w:t xml:space="preserve"> y 116</w:t>
       </w:r>
@@ -5589,7 +5544,7 @@
           <w:color w:val="000000"/>
           <w:kern w:val="0"/>
           <w:lang w:eastAsia="es-PE"/>
-          <ns2:ligatures ns2:val="none"/>
+          <w14:ligatures w14:val="none"/>
         </w:rPr>
         <w:t/>
       </w:r>
@@ -5599,7 +5554,7 @@
           <w:color w:val="000000"/>
           <w:kern w:val="0"/>
           <w:lang w:eastAsia="es-PE"/>
-          <ns2:ligatures ns2:val="none"/>
+          <w14:ligatures w14:val="none"/>
         </w:rPr>
         <w:t xml:space="preserve"> de la referida norma</w:t>
       </w:r>
@@ -5611,7 +5566,7 @@
           <w:kern w:val="0"/>
           <w:vertAlign w:val="superscript"/>
           <w:lang w:eastAsia="es-PE"/>
-          <ns2:ligatures ns2:val="none"/>
+          <w14:ligatures w14:val="none"/>
         </w:rPr>
         <w:footnoteReference w:id="10"/>
       </w:r>
@@ -5621,7 +5576,7 @@
           <w:color w:val="000000"/>
           <w:kern w:val="0"/>
           <w:lang w:eastAsia="es-PE"/>
-          <ns2:ligatures ns2:val="none"/>
+          <w14:ligatures w14:val="none"/>
         </w:rPr>
         <w:t xml:space="preserve">. </w:t>
       </w:r>
@@ -5632,7 +5587,7 @@
           <w:color w:val="000000"/>
           <w:kern w:val="0"/>
           <w:lang w:eastAsia="es-PE"/>
-          <ns2:ligatures ns2:val="none"/>
+          <w14:ligatures w14:val="none"/>
         </w:rPr>
         <w:lastRenderedPageBreak/>
         <w:t>Asimismo, se consideran circunstancias atenuantes para la graduación de la sanción, el allanamiento de la denuncia o el reconocimiento de las pretensiones en ella contenidas, de acuerdo con el artículo 112</w:t>
@@ -5643,7 +5598,7 @@
           <w:color w:val="000000"/>
           <w:kern w:val="0"/>
           <w:lang w:eastAsia="es-PE"/>
-          <ns2:ligatures ns2:val="none"/>
+          <w14:ligatures w14:val="none"/>
         </w:rPr>
         <w:t/>
       </w:r>
@@ -5653,7 +5608,7 @@
           <w:color w:val="000000"/>
           <w:kern w:val="0"/>
           <w:lang w:eastAsia="es-PE"/>
-          <ns2:ligatures ns2:val="none"/>
+          <w14:ligatures w14:val="none"/>
         </w:rPr>
         <w:t xml:space="preserve"> del Código</w:t>
       </w:r>
@@ -5665,7 +5620,7 @@
           <w:kern w:val="0"/>
           <w:vertAlign w:val="superscript"/>
           <w:lang w:eastAsia="es-PE"/>
-          <ns2:ligatures ns2:val="none"/>
+          <w14:ligatures w14:val="none"/>
         </w:rPr>
         <w:footnoteReference w:id="11"/>
       </w:r>
@@ -5675,12 +5630,12 @@
           <w:color w:val="000000"/>
           <w:kern w:val="0"/>
           <w:lang w:eastAsia="es-PE"/>
-          <ns2:ligatures ns2:val="none"/>
+          <w14:ligatures w14:val="none"/>
         </w:rPr>
         <w:t>.</w:t>
       </w:r>
     </w:p>
-    <w:p ns2:paraId="7A5236A4" ns2:textId="77777777">
+    <w:p>
       <w:pPr>
         <w:shd w:val="clear" w:color="auto" w:fill="FFFFFF"/>
         <w:spacing w:after="0" w:line="240" w:lineRule="auto"/>
@@ -5691,11 +5646,11 @@
           <w:color w:val="000000"/>
           <w:kern w:val="0"/>
           <w:lang w:eastAsia="es-PE"/>
-          <ns2:ligatures ns2:val="none"/>
-        </w:rPr>
-      </w:pPr>
-    </w:p>
-    <w:p ns2:paraId="3F071DDA" ns2:textId="77777777">
+          <w14:ligatures w14:val="none"/>
+        </w:rPr>
+      </w:pPr>
+    </w:p>
+    <w:p>
       <w:pPr>
         <w:shd w:val="clear" w:color="auto" w:fill="FFFFFF"/>
         <w:spacing w:after="0" w:line="240" w:lineRule="auto"/>
@@ -5705,7 +5660,7 @@
           <w:color w:val="000000"/>
           <w:kern w:val="0"/>
           <w:lang w:eastAsia="es-PE"/>
-          <ns2:ligatures ns2:val="none"/>
+          <w14:ligatures w14:val="none"/>
         </w:rPr>
       </w:pPr>
       <w:r>
@@ -5714,7 +5669,7 @@
           <w:b/>
           <w:bCs/>
           <w:kern w:val="0"/>
-          <ns2:ligatures ns2:val="none"/>
+          <w14:ligatures w14:val="none"/>
         </w:rPr>
         <w:t>OCTAVO</w:t>
       </w:r>
@@ -5725,7 +5680,7 @@
           <w:color w:val="000000"/>
           <w:kern w:val="0"/>
           <w:lang w:eastAsia="es-PE"/>
-          <ns2:ligatures ns2:val="none"/>
+          <w14:ligatures w14:val="none"/>
         </w:rPr>
         <w:t>:</w:t>
       </w:r>
@@ -5735,7 +5690,7 @@
           <w:color w:val="000000"/>
           <w:kern w:val="0"/>
           <w:lang w:eastAsia="es-PE"/>
-          <ns2:ligatures ns2:val="none"/>
+          <w14:ligatures w14:val="none"/>
         </w:rPr>
         <w:t xml:space="preserve"> informar a las partes que conforme a lo establecido en el artículo 39</w:t>
       </w:r>
@@ -5745,7 +5700,7 @@
           <w:color w:val="000000"/>
           <w:kern w:val="0"/>
           <w:lang w:eastAsia="es-PE"/>
-          <ns2:ligatures ns2:val="none"/>
+          <w14:ligatures w14:val="none"/>
         </w:rPr>
         <w:t/>
       </w:r>
@@ -5755,12 +5710,12 @@
           <w:color w:val="000000"/>
           <w:kern w:val="0"/>
           <w:lang w:eastAsia="es-PE"/>
-          <ns2:ligatures ns2:val="none"/>
+          <w14:ligatures w14:val="none"/>
         </w:rPr>
         <w:t xml:space="preserve"> de la Ley sobre Facultades, Normas y Organización del Indecopi, aprobada por Decreto Legislativo 807, los gastos por los peritajes realizados, actuación de pruebas, inspecciones y otros derivados de la tramitación del proceso serán de cargo de la parte que solicita la prueba, salvo pacto en contrario. En todos los casos, la resolución final determinará si los gastos deben ser asumidos por alguna de las partes, o reembolsados a la otra parte o al Indecopi, según sea el caso, de manera adicional a la sanción que haya podido imponerse. </w:t>
       </w:r>
     </w:p>
-    <w:p ns2:paraId="0F10F9CF" ns2:textId="77777777">
+    <w:p>
       <w:pPr>
         <w:shd w:val="clear" w:color="auto" w:fill="FFFFFF"/>
         <w:spacing w:after="0" w:line="240" w:lineRule="auto"/>
@@ -5770,11 +5725,11 @@
           <w:color w:val="000000"/>
           <w:kern w:val="0"/>
           <w:lang w:eastAsia="es-PE"/>
-          <ns2:ligatures ns2:val="none"/>
-        </w:rPr>
-      </w:pPr>
-    </w:p>
-    <w:p ns2:paraId="194C23DD" ns2:textId="77777777">
+          <w14:ligatures w14:val="none"/>
+        </w:rPr>
+      </w:pPr>
+    </w:p>
+    <w:p>
       <w:pPr>
         <w:suppressAutoHyphens/>
         <w:spacing w:after="0" w:line="240" w:lineRule="auto"/>
@@ -5783,7 +5738,7 @@
           <w:rFonts w:ascii="Arial Narrow" w:eastAsia="Calibri" w:hAnsi="Arial Narrow" w:cs="Arial"/>
           <w:kern w:val="0"/>
           <w:u w:val="single"/>
-          <ns2:ligatures ns2:val="none"/>
+          <w14:ligatures w14:val="none"/>
         </w:rPr>
       </w:pPr>
       <w:r>
@@ -5793,7 +5748,7 @@
           <w:color w:val="000000"/>
           <w:kern w:val="0"/>
           <w:lang w:eastAsia="es-PE"/>
-          <ns2:ligatures ns2:val="none"/>
+          <w14:ligatures w14:val="none"/>
         </w:rPr>
         <w:lastRenderedPageBreak/>
         <w:t>NOVENO</w:t>
@@ -5803,7 +5758,7 @@
           <w:rFonts w:ascii="Arial Narrow" w:eastAsia="Calibri" w:hAnsi="Arial Narrow" w:cs="Arial"/>
           <w:b/>
           <w:kern w:val="0"/>
-          <ns2:ligatures ns2:val="none"/>
+          <w14:ligatures w14:val="none"/>
         </w:rPr>
         <w:t>:</w:t>
       </w:r>
@@ -5811,7 +5766,7 @@
         <w:rPr>
           <w:rFonts w:ascii="Arial Narrow" w:eastAsia="Calibri" w:hAnsi="Arial Narrow" w:cs="Arial"/>
           <w:kern w:val="0"/>
-          <ns2:ligatures ns2:val="none"/>
+          <w14:ligatures w14:val="none"/>
         </w:rPr>
         <w:t xml:space="preserve"> comunicar a las partes que, de acuerdo a lo señalado por el artículo 29</w:t>
       </w:r>
@@ -5821,7 +5776,7 @@
           <w:color w:val="000000"/>
           <w:kern w:val="0"/>
           <w:lang w:eastAsia="es-PE"/>
-          <ns2:ligatures ns2:val="none"/>
+          <w14:ligatures w14:val="none"/>
         </w:rPr>
         <w:t/>
       </w:r>
@@ -5829,7 +5784,7 @@
         <w:rPr>
           <w:rFonts w:ascii="Arial Narrow" w:eastAsia="Calibri" w:hAnsi="Arial Narrow" w:cs="Arial"/>
           <w:kern w:val="0"/>
-          <ns2:ligatures ns2:val="none"/>
+          <w14:ligatures w14:val="none"/>
         </w:rPr>
         <w:t xml:space="preserve"> del Decreto Legislativo 807</w:t>
       </w:r>
@@ -5839,7 +5794,7 @@
           <w:rFonts w:ascii="Arial Narrow" w:eastAsia="Calibri" w:hAnsi="Arial Narrow" w:cs="Arial"/>
           <w:kern w:val="0"/>
           <w:vertAlign w:val="superscript"/>
-          <ns2:ligatures ns2:val="none"/>
+          <w14:ligatures w14:val="none"/>
         </w:rPr>
         <w:footnoteReference w:id="12"/>
       </w:r>
@@ -5847,7 +5802,7 @@
         <w:rPr>
           <w:rFonts w:ascii="Arial Narrow" w:eastAsia="Calibri" w:hAnsi="Arial Narrow" w:cs="Arial"/>
           <w:kern w:val="0"/>
-          <ns2:ligatures ns2:val="none"/>
+          <w14:ligatures w14:val="none"/>
         </w:rPr>
         <w:t xml:space="preserve">, hasta antes de la emisión de la Resolución Final tienen la posibilidad de solicitar una audiencia de conciliación. En caso deleguen a favor de una tercera persona su actuación en la diligencia programada, esta deberá presentar un poder especial con firma legalizada ante Notario Público, donde conste </w:t>
       </w:r>
@@ -5856,7 +5811,7 @@
           <w:rFonts w:ascii="Arial Narrow" w:eastAsia="Calibri" w:hAnsi="Arial Narrow" w:cs="Arial"/>
           <w:kern w:val="0"/>
           <w:u w:val="single"/>
-          <ns2:ligatures ns2:val="none"/>
+          <w14:ligatures w14:val="none"/>
         </w:rPr>
         <w:t>expresamente su facultad para asistir y conciliar en su representación</w:t>
       </w:r>
@@ -5865,7 +5820,7 @@
           <w:rFonts w:ascii="Arial Narrow" w:eastAsia="Calibri" w:hAnsi="Arial Narrow" w:cs="Arial"/>
           <w:bCs/>
           <w:kern w:val="0"/>
-          <ns2:ligatures ns2:val="none"/>
+          <w14:ligatures w14:val="none"/>
         </w:rPr>
         <w:t>.</w:t>
       </w:r>
@@ -5875,7 +5830,7 @@
           <w:b/>
           <w:bCs/>
           <w:kern w:val="0"/>
-          <ns2:ligatures ns2:val="none"/>
+          <w14:ligatures w14:val="none"/>
         </w:rPr>
         <w:t xml:space="preserve"> </w:t>
       </w:r>
@@ -5884,12 +5839,12 @@
           <w:rFonts w:ascii="Arial Narrow" w:eastAsia="Calibri" w:hAnsi="Arial Narrow" w:cs="Arial"/>
           <w:kern w:val="0"/>
           <w:u w:val="single"/>
-          <ns2:ligatures ns2:val="none"/>
+          <w14:ligatures w14:val="none"/>
         </w:rPr>
         <w:t xml:space="preserve">Ello bajo apercibimiento de no realizar la audiencia de conciliación y levantar el acta de inasistencia correspondiente. </w:t>
       </w:r>
     </w:p>
-    <w:p ns2:paraId="19088877" ns2:textId="77777777">
+    <w:p>
       <w:pPr>
         <w:suppressAutoHyphens/>
         <w:spacing w:after="0" w:line="240" w:lineRule="auto"/>
@@ -5898,11 +5853,11 @@
           <w:rFonts w:ascii="Arial Narrow" w:eastAsia="Calibri" w:hAnsi="Arial Narrow" w:cs="Arial"/>
           <w:kern w:val="0"/>
           <w:u w:val="single"/>
-          <ns2:ligatures ns2:val="none"/>
-        </w:rPr>
-      </w:pPr>
-    </w:p>
-    <w:p ns2:paraId="7767F307" ns2:textId="77777777">
+          <w14:ligatures w14:val="none"/>
+        </w:rPr>
+      </w:pPr>
+    </w:p>
+    <w:p>
       <w:pPr>
         <w:suppressAutoHyphens/>
         <w:spacing w:after="0" w:line="240" w:lineRule="auto"/>
@@ -5919,7 +5874,7 @@
           <w:b/>
           <w:spacing w:val="-3"/>
           <w:kern w:val="0"/>
-          <ns2:ligatures ns2:val="none"/>
+          <w14:ligatures w14:val="none"/>
         </w:rPr>
         <w:t>DÉCIMO</w:t>
       </w:r>
@@ -5930,7 +5885,7 @@
           <w:color w:val="000000"/>
           <w:kern w:val="0"/>
           <w:lang w:eastAsia="es-PE"/>
-          <ns2:ligatures ns2:val="none"/>
+          <w14:ligatures w14:val="none"/>
         </w:rPr>
         <w:t>:</w:t>
       </w:r>
@@ -5940,14 +5895,14 @@
           <w:color w:val="000000"/>
           <w:kern w:val="0"/>
           <w:lang w:eastAsia="es-PE"/>
-          <ns2:ligatures ns2:val="none"/>
+          <w14:ligatures w14:val="none"/>
         </w:rPr>
         <w:t xml:space="preserve"> poner en conocimiento de las partes que, antes de la emisión de la Resolución Final, tienen la posibilidad de formular su desistimiento o presentar el acuerdo arribado mediante la conciliación, mediación, transacción o cualquier otro que, de forma indubitable, deje constancia que se ha solucionado la controversia materia de denuncia.</w:t>
       </w:r>
       <w:bookmarkStart w:id="13" w:name="h.gjdgxs" w:colFirst="0" w:colLast="0"/>
       <w:bookmarkEnd w:id="13"/>
     </w:p>
-    <w:p ns2:paraId="69E33D6A" ns2:textId="77777777">
+    <w:p>
       <w:pPr>
         <w:suppressAutoHyphens/>
         <w:spacing w:after="0" w:line="240" w:lineRule="auto"/>
@@ -5957,11 +5912,11 @@
           <w:color w:val="000000"/>
           <w:kern w:val="0"/>
           <w:lang w:eastAsia="es-PE"/>
-          <ns2:ligatures ns2:val="none"/>
-        </w:rPr>
-      </w:pPr>
-    </w:p>
-    <w:p ns2:paraId="4DB7FEAC" ns2:textId="1D24CBEB">
+          <w14:ligatures w14:val="none"/>
+        </w:rPr>
+      </w:pPr>
+    </w:p>
+    <w:p>
       <w:pPr>
         <w:suppressAutoHyphens/>
         <w:spacing w:after="0" w:line="240" w:lineRule="auto"/>
@@ -5984,7 +5939,7 @@
           <w:b/>
           <w:spacing w:val="-3"/>
           <w:kern w:val="0"/>
-          <ns2:ligatures ns2:val="none"/>
+          <w14:ligatures w14:val="none"/>
         </w:rPr>
         <w:t/>
       </w:r>
@@ -5994,7 +5949,7 @@
           <w:bCs/>
           <w:spacing w:val="-3"/>
           <w:kern w:val="0"/>
-          <ns2:ligatures ns2:val="none"/>
+          <w14:ligatures w14:val="none"/>
         </w:rPr>
         <w:t xml:space="preserve"/>
       </w:r>
@@ -6004,7 +5959,7 @@
           <w:bCs/>
           <w:spacing w:val="-3"/>
           <w:kern w:val="0"/>
-          <ns2:ligatures ns2:val="none"/>
+          <w14:ligatures w14:val="none"/>
         </w:rPr>
         <w:t xml:space="preserve"/>
       </w:r>
@@ -6015,7 +5970,7 @@
           <w:kern w:val="0"/>
           <w:shd w:val="clear" w:color="auto" w:fill="FFFFFF"/>
           <w:lang w:eastAsia="es-PE"/>
-          <ns2:ligatures ns2:val="none"/>
+          <w14:ligatures w14:val="none"/>
         </w:rPr>
         <w:t xml:space="preserve"/>
       </w:r>
@@ -6130,7 +6085,7 @@
           <w:color w:val="000000"/>
           <w:kern w:val="0"/>
           <w:lang w:eastAsia="es-PE"/>
-          <ns2:ligatures ns2:val="none"/>
+          <w14:ligatures w14:val="none"/>
         </w:rPr>
         <w:t/>
       </w:r>
@@ -6154,7 +6109,7 @@
           <w:color w:val="000000"/>
           <w:kern w:val="0"/>
           <w:lang w:eastAsia="es-PE"/>
-          <ns2:ligatures ns2:val="none"/>
+          <w14:ligatures w14:val="none"/>
         </w:rPr>
         <w:t/>
       </w:r>
@@ -6180,7 +6135,7 @@
         <w:t/>
       </w:r>
     </w:p>
-    <w:p ns2:paraId="26B1ED4B" ns2:textId="77777777">
+    <w:p>
       <w:pPr>
         <w:suppressAutoHyphens/>
         <w:spacing w:after="0" w:line="240" w:lineRule="auto"/>
@@ -6190,7 +6145,7 @@
         </w:rPr>
       </w:pPr>
     </w:p>
-    <w:p ns2:paraId="12E923CD" ns2:textId="4A39D48B">
+    <w:p>
       <w:pPr>
         <w:suppressAutoHyphens/>
         <w:spacing w:line="240" w:lineRule="auto"/>
@@ -6263,7 +6218,7 @@
         <w:t xml:space="preserve"> notificación.</w:t>
       </w:r>
     </w:p>
-    <w:p ns2:paraId="22A36E0D" ns2:textId="77777777">
+    <w:p>
       <w:pPr>
         <w:spacing w:after="0" w:line="240" w:lineRule="auto"/>
         <w:jc w:val="both"/>
@@ -6273,13 +6228,13 @@
           <w:color w:val="000000"/>
           <w:kern w:val="0"/>
           <w:lang w:val="es-ES" w:eastAsia="es-PE"/>
-          <ns2:ligatures ns2:val="none"/>
+          <w14:ligatures w14:val="none"/>
         </w:rPr>
       </w:pPr>
       <w:bookmarkStart w:id="15" w:name="_Hlk218074855"/>
       <w:bookmarkEnd w:id="0"/>
     </w:p>
-    <w:p ns2:paraId="0A892B92" ns2:textId="77777777">
+    <w:p>
       <w:pPr>
         <w:spacing w:after="0" w:line="240" w:lineRule="auto"/>
         <w:jc w:val="both"/>
@@ -6289,12 +6244,12 @@
           <w:color w:val="000000"/>
           <w:kern w:val="0"/>
           <w:lang w:val="es-ES" w:eastAsia="es-PE"/>
-          <ns2:ligatures ns2:val="none"/>
+          <w14:ligatures w14:val="none"/>
         </w:rPr>
       </w:pPr>
     </w:p>
     <w:bookmarkEnd w:id="15"/>
-    <w:p ns2:paraId="62C789DB" ns2:textId="77777777">
+    <w:p>
       <w:pPr>
         <w:shd w:val="clear" w:color="auto" w:fill="FFFFFF"/>
         <w:spacing w:after="0" w:line="240" w:lineRule="auto"/>
@@ -6316,7 +6271,7 @@
         <w:t xml:space="preserve">Firmado digitalmente por </w:t>
       </w:r>
     </w:p>
-    <w:p ns2:paraId="1C006ED4" ns2:textId="77777777">
+    <w:p>
       <w:pPr>
         <w:shd w:val="clear" w:color="auto" w:fill="FFFFFF"/>
         <w:spacing w:after="0" w:line="240" w:lineRule="auto"/>
@@ -6338,7 +6293,7 @@
         <w:t xml:space="preserve">LUISA ANALÍ SILVA MALPARTIDA</w:t>
       </w:r>
     </w:p>
-    <w:p ns2:paraId="57A86D71" ns2:textId="77777777">
+    <w:p>
       <w:pPr>
         <w:shd w:val="clear" w:color="auto" w:fill="FFFFFF"/>
         <w:spacing w:after="0" w:line="240" w:lineRule="auto"/>
@@ -6360,7 +6315,7 @@
         <w:t xml:space="preserve">Secretaria Técnica Ad Hoc</w:t>
       </w:r>
     </w:p>
-    <w:p ns2:paraId="737B6B41" ns2:textId="77777777">
+    <w:p>
       <w:pPr>
         <w:shd w:val="clear" w:color="auto" w:fill="FFFFFF"/>
         <w:spacing w:after="0" w:line="240" w:lineRule="auto"/>
@@ -6382,7 +6337,7 @@
         <w:t>Comisión de Protección al Consumidor 1</w:t>
       </w:r>
     </w:p>
-    <w:p ns2:paraId="68107EE2" ns2:textId="3BF86E1D">
+    <w:p>
       <w:pPr>
         <w:spacing w:after="0" w:line="240" w:lineRule="auto"/>
         <w:rPr>
@@ -6400,8 +6355,8 @@
       </w:r>
     </w:p>
     <w:sectPr>
-      <w:headerReference w:type="default" ns3:id="rId8"/>
-      <w:footerReference w:type="default" ns3:id="rId9"/>
+      <w:headerReference w:type="default" r:id="rId8"/>
+      <w:footerReference w:type="default" r:id="rId9"/>
       <w:pgSz w:w="11906" w:h="16838"/>
       <w:pgMar w:top="1417" w:right="1701" w:bottom="1417" w:left="1701" w:header="708" w:footer="708" w:gutter="0"/>
       <w:cols w:space="708"/>
@@ -6412,7 +6367,7 @@
 </file>
 
 <file path=word/endnotes.xml><?xml version="1.0" encoding="utf-8"?>
-<w:endnotes xmlns:wpc="http://schemas.microsoft.com/office/word/2010/wordprocessingCanvas" xmlns:cx="http://schemas.microsoft.com/office/drawing/2014/chartex" xmlns:cx1="http://schemas.microsoft.com/office/drawing/2015/9/8/chartex" xmlns:cx2="http://schemas.microsoft.com/office/drawing/2015/10/21/chartex" xmlns:cx3="http://schemas.microsoft.com/office/drawing/2016/5/9/chartex" xmlns:cx4="http://schemas.microsoft.com/office/drawing/2016/5/10/chartex" xmlns:cx5="http://schemas.microsoft.com/office/drawing/2016/5/11/chartex" xmlns:cx6="http://schemas.microsoft.com/office/drawing/2016/5/12/chartex" xmlns:cx7="http://schemas.microsoft.com/office/drawing/2016/5/13/chartex" xmlns:cx8="http://schemas.microsoft.com/office/drawing/2016/5/14/chartex" xmlns:mc="http://schemas.openxmlformats.org/markup-compatibility/2006" xmlns:aink="http://schemas.microsoft.com/office/drawing/2016/ink" xmlns:am3d="http://schemas.microsoft.com/office/drawing/2017/model3d" xmlns:o="urn:schemas-microsoft-com:office:office" xmlns:oel="http://schemas.microsoft.com/office/2019/extlst" xmlns:r="http://schemas.openxmlformats.org/officeDocument/2006/relationships" xmlns:m="http://schemas.openxmlformats.org/officeDocument/2006/math" xmlns:v="urn:schemas-microsoft-com:vml" xmlns:wp14="http://schemas.microsoft.com/office/word/2010/wordprocessingDrawing" xmlns:wp="http://schemas.openxmlformats.org/drawingml/2006/wordprocessingDrawing" xmlns:w10="urn:schemas-microsoft-com:office:word" xmlns:w="http://schemas.openxmlformats.org/wordprocessingml/2006/main" xmlns:w14="http://schemas.microsoft.com/office/word/2010/wordml" xmlns:w15="http://schemas.microsoft.com/office/word/2012/wordml" xmlns:w16cex="http://schemas.microsoft.com/office/word/2018/wordml/cex" xmlns:w16cid="http://schemas.microsoft.com/office/word/2016/wordml/cid" xmlns:w16="http://schemas.microsoft.com/office/word/2018/wordml" xmlns:w16du="http://schemas.microsoft.com/office/word/2023/wordml/word16du" xmlns:w16sdtdh="http://schemas.microsoft.com/office/word/2020/wordml/sdtdatahash" xmlns:w16sdtfl="http://schemas.microsoft.com/office/word/2024/wordml/sdtformatlock" xmlns:w16se="http://schemas.microsoft.com/office/word/2015/wordml/symex" xmlns:wpg="http://schemas.microsoft.com/office/word/2010/wordprocessingGroup" xmlns:wpi="http://schemas.microsoft.com/office/word/2010/wordprocessingInk" xmlns:wne="http://schemas.microsoft.com/office/word/2006/wordml" xmlns:wps="http://schemas.microsoft.com/office/word/2010/wordprocessingShape" mc:Ignorable="w14 w15 w16se w16cid w16 w16cex w16sdtdh w16sdtfl w16du wp14">
+<w:endnotes xmlns:mc="http://schemas.openxmlformats.org/markup-compatibility/2006" xmlns:r="http://schemas.openxmlformats.org/officeDocument/2006/relationships" xmlns:w="http://schemas.openxmlformats.org/wordprocessingml/2006/main" xmlns:w14="http://schemas.microsoft.com/office/word/2010/wordml" xmlns:w15="http://schemas.microsoft.com/office/word/2012/wordml" xmlns:w16="http://schemas.microsoft.com/office/word/2018/wordml" xmlns:w16cex="http://schemas.microsoft.com/office/word/2018/wordml/cex" xmlns:w16cid="http://schemas.microsoft.com/office/word/2016/wordml/cid" xmlns:w16du="http://schemas.microsoft.com/office/word/2023/wordml/word16du" xmlns:w16sdtdh="http://schemas.microsoft.com/office/word/2020/wordml/sdtdatahash" xmlns:w16se="http://schemas.microsoft.com/office/word/2015/wordml/symex" xmlns:wp14="http://schemas.microsoft.com/office/word/2010/wordprocessingDrawing" mc:Ignorable="w14 w15 w16se w16cid w16 w16cex w16sdtdh w16du wp14">
   <w:endnote w:type="separator" w:id="-1">
     <w:p>
       <w:pPr>
@@ -6437,7 +6392,7 @@
 </file>
 
 <file path=word/footer1.xml><?xml version="1.0" encoding="utf-8"?>
-<w:ftr xmlns:wpc="http://schemas.microsoft.com/office/word/2010/wordprocessingCanvas" xmlns:cx="http://schemas.microsoft.com/office/drawing/2014/chartex" xmlns:cx1="http://schemas.microsoft.com/office/drawing/2015/9/8/chartex" xmlns:cx2="http://schemas.microsoft.com/office/drawing/2015/10/21/chartex" xmlns:cx3="http://schemas.microsoft.com/office/drawing/2016/5/9/chartex" xmlns:cx4="http://schemas.microsoft.com/office/drawing/2016/5/10/chartex" xmlns:cx5="http://schemas.microsoft.com/office/drawing/2016/5/11/chartex" xmlns:cx6="http://schemas.microsoft.com/office/drawing/2016/5/12/chartex" xmlns:cx7="http://schemas.microsoft.com/office/drawing/2016/5/13/chartex" xmlns:cx8="http://schemas.microsoft.com/office/drawing/2016/5/14/chartex" xmlns:mc="http://schemas.openxmlformats.org/markup-compatibility/2006" xmlns:aink="http://schemas.microsoft.com/office/drawing/2016/ink" xmlns:am3d="http://schemas.microsoft.com/office/drawing/2017/model3d" xmlns:o="urn:schemas-microsoft-com:office:office" xmlns:oel="http://schemas.microsoft.com/office/2019/extlst" xmlns:r="http://schemas.openxmlformats.org/officeDocument/2006/relationships" xmlns:m="http://schemas.openxmlformats.org/officeDocument/2006/math" xmlns:v="urn:schemas-microsoft-com:vml" xmlns:wp14="http://schemas.microsoft.com/office/word/2010/wordprocessingDrawing" xmlns:wp="http://schemas.openxmlformats.org/drawingml/2006/wordprocessingDrawing" xmlns:w10="urn:schemas-microsoft-com:office:word" xmlns:w="http://schemas.openxmlformats.org/wordprocessingml/2006/main" xmlns:w14="http://schemas.microsoft.com/office/word/2010/wordml" xmlns:w15="http://schemas.microsoft.com/office/word/2012/wordml" xmlns:w16cex="http://schemas.microsoft.com/office/word/2018/wordml/cex" xmlns:w16cid="http://schemas.microsoft.com/office/word/2016/wordml/cid" xmlns:w16="http://schemas.microsoft.com/office/word/2018/wordml" xmlns:w16du="http://schemas.microsoft.com/office/word/2023/wordml/word16du" xmlns:w16sdtdh="http://schemas.microsoft.com/office/word/2020/wordml/sdtdatahash" xmlns:w16sdtfl="http://schemas.microsoft.com/office/word/2024/wordml/sdtformatlock" xmlns:w16se="http://schemas.microsoft.com/office/word/2015/wordml/symex" xmlns:wpg="http://schemas.microsoft.com/office/word/2010/wordprocessingGroup" xmlns:wpi="http://schemas.microsoft.com/office/word/2010/wordprocessingInk" xmlns:wne="http://schemas.microsoft.com/office/word/2006/wordml" xmlns:wps="http://schemas.microsoft.com/office/word/2010/wordprocessingShape" mc:Ignorable="w14 w15 w16se w16cid w16 w16cex w16sdtdh w16sdtfl w16du wp14">
+<w:ftr xmlns:mc="http://schemas.openxmlformats.org/markup-compatibility/2006" xmlns:r="http://schemas.openxmlformats.org/officeDocument/2006/relationships" xmlns:w="http://schemas.openxmlformats.org/wordprocessingml/2006/main" xmlns:w14="http://schemas.microsoft.com/office/word/2010/wordml" xmlns:w15="http://schemas.microsoft.com/office/word/2012/wordml" xmlns:w16="http://schemas.microsoft.com/office/word/2018/wordml" xmlns:w16cex="http://schemas.microsoft.com/office/word/2018/wordml/cex" xmlns:w16cid="http://schemas.microsoft.com/office/word/2016/wordml/cid" xmlns:w16du="http://schemas.microsoft.com/office/word/2023/wordml/word16du" xmlns:w16sdtdh="http://schemas.microsoft.com/office/word/2020/wordml/sdtdatahash" xmlns:w16se="http://schemas.microsoft.com/office/word/2015/wordml/symex" xmlns:wp14="http://schemas.microsoft.com/office/word/2010/wordprocessingDrawing" mc:Ignorable="w14 w15 w16se w16cid w16 w16cex w16sdtdh w16du wp14">
   <w:p>
     <w:pPr>
       <w:pBdr>
@@ -6516,7 +6471,7 @@
 </file>
 
 <file path=word/footnotes.xml><?xml version="1.0" encoding="utf-8"?>
-<w:footnotes xmlns:wpc="http://schemas.microsoft.com/office/word/2010/wordprocessingCanvas" xmlns:cx="http://schemas.microsoft.com/office/drawing/2014/chartex" xmlns:cx1="http://schemas.microsoft.com/office/drawing/2015/9/8/chartex" xmlns:cx2="http://schemas.microsoft.com/office/drawing/2015/10/21/chartex" xmlns:cx3="http://schemas.microsoft.com/office/drawing/2016/5/9/chartex" xmlns:cx4="http://schemas.microsoft.com/office/drawing/2016/5/10/chartex" xmlns:cx5="http://schemas.microsoft.com/office/drawing/2016/5/11/chartex" xmlns:cx6="http://schemas.microsoft.com/office/drawing/2016/5/12/chartex" xmlns:cx7="http://schemas.microsoft.com/office/drawing/2016/5/13/chartex" xmlns:cx8="http://schemas.microsoft.com/office/drawing/2016/5/14/chartex" xmlns:mc="http://schemas.openxmlformats.org/markup-compatibility/2006" xmlns:aink="http://schemas.microsoft.com/office/drawing/2016/ink" xmlns:am3d="http://schemas.microsoft.com/office/drawing/2017/model3d" xmlns:o="urn:schemas-microsoft-com:office:office" xmlns:oel="http://schemas.microsoft.com/office/2019/extlst" xmlns:r="http://schemas.openxmlformats.org/officeDocument/2006/relationships" xmlns:m="http://schemas.openxmlformats.org/officeDocument/2006/math" xmlns:v="urn:schemas-microsoft-com:vml" xmlns:wp14="http://schemas.microsoft.com/office/word/2010/wordprocessingDrawing" xmlns:wp="http://schemas.openxmlformats.org/drawingml/2006/wordprocessingDrawing" xmlns:w10="urn:schemas-microsoft-com:office:word" xmlns:w="http://schemas.openxmlformats.org/wordprocessingml/2006/main" xmlns:w14="http://schemas.microsoft.com/office/word/2010/wordml" xmlns:w15="http://schemas.microsoft.com/office/word/2012/wordml" xmlns:w16cex="http://schemas.microsoft.com/office/word/2018/wordml/cex" xmlns:w16cid="http://schemas.microsoft.com/office/word/2016/wordml/cid" xmlns:w16="http://schemas.microsoft.com/office/word/2018/wordml" xmlns:w16du="http://schemas.microsoft.com/office/word/2023/wordml/word16du" xmlns:w16sdtdh="http://schemas.microsoft.com/office/word/2020/wordml/sdtdatahash" xmlns:w16sdtfl="http://schemas.microsoft.com/office/word/2024/wordml/sdtformatlock" xmlns:w16se="http://schemas.microsoft.com/office/word/2015/wordml/symex" xmlns:wpg="http://schemas.microsoft.com/office/word/2010/wordprocessingGroup" xmlns:wpi="http://schemas.microsoft.com/office/word/2010/wordprocessingInk" xmlns:wne="http://schemas.microsoft.com/office/word/2006/wordml" xmlns:wps="http://schemas.microsoft.com/office/word/2010/wordprocessingShape" mc:Ignorable="w14 w15 w16se w16cid w16 w16cex w16sdtdh w16sdtfl w16du wp14">
+<w:footnotes xmlns:mc="http://schemas.openxmlformats.org/markup-compatibility/2006" xmlns:r="http://schemas.openxmlformats.org/officeDocument/2006/relationships" xmlns:w="http://schemas.openxmlformats.org/wordprocessingml/2006/main" xmlns:w14="http://schemas.microsoft.com/office/word/2010/wordml" xmlns:w15="http://schemas.microsoft.com/office/word/2012/wordml" xmlns:w16="http://schemas.microsoft.com/office/word/2018/wordml" xmlns:w16cex="http://schemas.microsoft.com/office/word/2018/wordml/cex" xmlns:w16cid="http://schemas.microsoft.com/office/word/2016/wordml/cid" xmlns:w16du="http://schemas.microsoft.com/office/word/2023/wordml/word16du" xmlns:w16sdtdh="http://schemas.microsoft.com/office/word/2020/wordml/sdtdatahash" xmlns:w16se="http://schemas.microsoft.com/office/word/2015/wordml/symex" xmlns:wp14="http://schemas.microsoft.com/office/word/2010/wordprocessingDrawing" mc:Ignorable="w14 w15 w16se w16cid w16 w16cex w16sdtdh w16du wp14">
   <w:footnote w:type="separator" w:id="-1">
     <w:p>
       <w:pPr>
@@ -7825,6 +7780,161 @@
       </w:pPr>
     </w:p>
   </w:footnote>
+  <w:footnote w:id="14">
+    <w:p>
+      <w:pPr>
+        <w:pStyle w:val="Textonotapie"/>
+        <w:ind w:left="567" w:hanging="567"/>
+        <w:jc w:val="both"/>
+      </w:pPr>
+      <w:r>
+        <w:rPr>
+          <w:rStyle w:val="Refdenotaalpie"/>
+          <w:rFonts w:ascii="Arial Narrow" w:hAnsi="Arial Narrow" w:cs="Arial"/>
+          <w:sz w:val="16"/>
+          <w:szCs w:val="16"/>
+          <w:vertAlign w:val="superscript"/>
+        </w:rPr>
+        <w:footnoteRef/>
+      </w:r>
+      <w:r>
+        <w:rPr>
+          <w:rFonts w:ascii="Arial Narrow" w:hAnsi="Arial Narrow" w:cs="Arial"/>
+          <w:sz w:val="16"/>
+          <w:szCs w:val="16"/>
+        </w:rPr>
+        <w:tab/>
+      </w:r>
+      <w:r>
+        <w:rPr>
+          <w:rFonts w:ascii="Arial Narrow" w:hAnsi="Arial Narrow" w:cs="Arial"/>
+          <w:b/>
+          <w:bCs/>
+          <w:sz w:val="16"/>
+          <w:szCs w:val="16"/>
+        </w:rPr>
+        <w:t xml:space="preserve">DECRETO LEGISLATIVO 807, LEY SOBRE FACULTADES, NORMAS Y ORGANIZACIÓN DEL INDECOPI, publicado el 18 de abril de 1996</w:t>
+      </w:r>
+    </w:p>
+    <w:p>
+      <w:pPr>
+        <w:pStyle w:val="Textonotapie"/>
+        <w:ind w:left="567" w:hanging="567"/>
+        <w:jc w:val="both"/>
+      </w:pPr>
+      <w:r>
+        <w:rPr>
+          <w:rFonts w:ascii="Arial Narrow" w:hAnsi="Arial Narrow" w:cs="Arial"/>
+          <w:sz w:val="16"/>
+          <w:szCs w:val="16"/>
+        </w:rPr>
+        <w:tab/>
+      </w:r>
+      <w:r>
+        <w:rPr>
+          <w:rFonts w:ascii="Arial Narrow" w:hAnsi="Arial Narrow" w:cs="Arial"/>
+          <w:b/>
+          <w:bCs/>
+          <w:sz w:val="16"/>
+          <w:szCs w:val="16"/>
+        </w:rPr>
+        <w:t xml:space="preserve">Artículo 26.-</w:t>
+      </w:r>
+      <w:r>
+        <w:rPr>
+          <w:rFonts w:ascii="Arial Narrow" w:hAnsi="Arial Narrow" w:cs="Arial"/>
+          <w:sz w:val="16"/>
+          <w:szCs w:val="16"/>
+        </w:rPr>
+        <w:t xml:space="preserve"> Una vez admitida a trámite la denuncia, se correrá traslado de la misma al denunciado, a fin de que éste presente su descargo. El plazo para la presentación del descargo será de cinco (5) días contados desde la notificación, vencido el cual, el Secretario Técnico declarará en rebeldía al denunciado que no lo hubiera presentado.</w:t>
+      </w:r>
+    </w:p>
+  </w:footnote>
+  <w:footnote w:id="15">
+    <w:p>
+      <w:pPr>
+        <w:pStyle w:val="Textonotapie"/>
+        <w:ind w:left="567" w:hanging="567"/>
+        <w:jc w:val="both"/>
+      </w:pPr>
+      <w:r>
+        <w:rPr>
+          <w:rStyle w:val="Refdenotaalpie"/>
+          <w:rFonts w:ascii="Arial Narrow" w:hAnsi="Arial Narrow" w:cs="Arial"/>
+          <w:sz w:val="16"/>
+          <w:szCs w:val="16"/>
+          <w:vertAlign w:val="superscript"/>
+        </w:rPr>
+        <w:footnoteRef/>
+      </w:r>
+      <w:r>
+        <w:rPr>
+          <w:rFonts w:ascii="Arial Narrow" w:hAnsi="Arial Narrow" w:cs="Arial"/>
+          <w:sz w:val="16"/>
+          <w:szCs w:val="16"/>
+        </w:rPr>
+        <w:tab/>
+      </w:r>
+      <w:r>
+        <w:rPr>
+          <w:rFonts w:ascii="Arial Narrow" w:hAnsi="Arial Narrow" w:cs="Arial"/>
+          <w:b/>
+          <w:bCs/>
+          <w:sz w:val="16"/>
+          <w:szCs w:val="16"/>
+        </w:rPr>
+        <w:t xml:space="preserve">DECRETO SUPREMO 006-2026-JUS, TEXTO ÚNICO ORDENADO DE LA LEY 27444, LEY DEL PROCEDIMIENTO ADMINISTRATIVO GENERAL, publicado el 30 de abril de 2026</w:t>
+      </w:r>
+    </w:p>
+    <w:p>
+      <w:pPr>
+        <w:pStyle w:val="Textonotapie"/>
+        <w:ind w:left="567" w:hanging="567"/>
+        <w:jc w:val="both"/>
+      </w:pPr>
+      <w:r>
+        <w:rPr>
+          <w:rFonts w:ascii="Arial Narrow" w:hAnsi="Arial Narrow" w:cs="Arial"/>
+          <w:sz w:val="16"/>
+          <w:szCs w:val="16"/>
+        </w:rPr>
+        <w:tab/>
+      </w:r>
+      <w:r>
+        <w:rPr>
+          <w:rFonts w:ascii="Arial Narrow" w:hAnsi="Arial Narrow" w:cs="Arial"/>
+          <w:b/>
+          <w:bCs/>
+          <w:sz w:val="16"/>
+          <w:szCs w:val="16"/>
+        </w:rPr>
+        <w:t xml:space="preserve">Artículo 223.- Contestación de la reclamación</w:t>
+      </w:r>
+    </w:p>
+    <w:p>
+      <w:pPr>
+        <w:pStyle w:val="Textonotapie"/>
+        <w:ind w:left="567" w:hanging="567"/>
+        <w:jc w:val="both"/>
+      </w:pPr>
+      <w:r>
+        <w:rPr>
+          <w:rFonts w:ascii="Arial Narrow" w:hAnsi="Arial Narrow" w:cs="Arial"/>
+          <w:sz w:val="16"/>
+          <w:szCs w:val="16"/>
+        </w:rPr>
+        <w:tab/>
+      </w:r>
+      <w:r>
+        <w:rPr>
+          <w:rFonts w:ascii="Arial Narrow" w:hAnsi="Arial Narrow" w:cs="Arial"/>
+          <w:sz w:val="16"/>
+          <w:szCs w:val="16"/>
+        </w:rPr>
+        <w:t xml:space="preserve">223.1 El reclamado deberá presentar la contestación de la reclamación dentro de los quince (15) días posteriores a la notificación de ésta; vencido este plazo, la Administración declarará en rebeldía al reclamado que no la hubiera presentado. La contestación deberá contener los requisitos de los escritos previstos en el artículo 113 de la presente Ley, así como la absolución de todos los asuntos controvertidos de hecho y de derecho, Las alegaciones y los hechos relevantes de la reclamación, salvo que hayan sido específicamente negadas en la contestación, se tendrán por aceptadas o merituadas como ciertas.</w:t>
+      </w:r>
+    </w:p>
+  </w:footnote>
   <w:footnote w:id="9">
     <w:p>
       <w:pPr>
@@ -9219,7 +9329,7 @@
 </file>
 
 <file path=word/header1.xml><?xml version="1.0" encoding="utf-8"?>
-<w:hdr xmlns:wpc="http://schemas.microsoft.com/office/word/2010/wordprocessingCanvas" xmlns:cx="http://schemas.microsoft.com/office/drawing/2014/chartex" xmlns:cx1="http://schemas.microsoft.com/office/drawing/2015/9/8/chartex" xmlns:cx2="http://schemas.microsoft.com/office/drawing/2015/10/21/chartex" xmlns:cx3="http://schemas.microsoft.com/office/drawing/2016/5/9/chartex" xmlns:cx4="http://schemas.microsoft.com/office/drawing/2016/5/10/chartex" xmlns:cx5="http://schemas.microsoft.com/office/drawing/2016/5/11/chartex" xmlns:cx6="http://schemas.microsoft.com/office/drawing/2016/5/12/chartex" xmlns:cx7="http://schemas.microsoft.com/office/drawing/2016/5/13/chartex" xmlns:cx8="http://schemas.microsoft.com/office/drawing/2016/5/14/chartex" xmlns:mc="http://schemas.openxmlformats.org/markup-compatibility/2006" xmlns:aink="http://schemas.microsoft.com/office/drawing/2016/ink" xmlns:am3d="http://schemas.microsoft.com/office/drawing/2017/model3d" xmlns:o="urn:schemas-microsoft-com:office:office" xmlns:oel="http://schemas.microsoft.com/office/2019/extlst" xmlns:r="http://schemas.openxmlformats.org/officeDocument/2006/relationships" xmlns:m="http://schemas.openxmlformats.org/officeDocument/2006/math" xmlns:v="urn:schemas-microsoft-com:vml" xmlns:wp14="http://schemas.microsoft.com/office/word/2010/wordprocessingDrawing" xmlns:wp="http://schemas.openxmlformats.org/drawingml/2006/wordprocessingDrawing" xmlns:w10="urn:schemas-microsoft-com:office:word" xmlns:w="http://schemas.openxmlformats.org/wordprocessingml/2006/main" xmlns:w14="http://schemas.microsoft.com/office/word/2010/wordml" xmlns:w15="http://schemas.microsoft.com/office/word/2012/wordml" xmlns:w16cex="http://schemas.microsoft.com/office/word/2018/wordml/cex" xmlns:w16cid="http://schemas.microsoft.com/office/word/2016/wordml/cid" xmlns:w16="http://schemas.microsoft.com/office/word/2018/wordml" xmlns:w16du="http://schemas.microsoft.com/office/word/2023/wordml/word16du" xmlns:w16sdtdh="http://schemas.microsoft.com/office/word/2020/wordml/sdtdatahash" xmlns:w16sdtfl="http://schemas.microsoft.com/office/word/2024/wordml/sdtformatlock" xmlns:w16se="http://schemas.microsoft.com/office/word/2015/wordml/symex" xmlns:wpg="http://schemas.microsoft.com/office/word/2010/wordprocessingGroup" xmlns:wpi="http://schemas.microsoft.com/office/word/2010/wordprocessingInk" xmlns:wne="http://schemas.microsoft.com/office/word/2006/wordml" xmlns:wps="http://schemas.microsoft.com/office/word/2010/wordprocessingShape" mc:Ignorable="w14 w15 w16se w16cid w16 w16cex w16sdtdh w16sdtfl w16du wp14">
+<w:hdr xmlns:a="http://schemas.openxmlformats.org/drawingml/2006/main" xmlns:a14="http://schemas.microsoft.com/office/drawing/2010/main" xmlns:mc="http://schemas.openxmlformats.org/markup-compatibility/2006" xmlns:pic="http://schemas.openxmlformats.org/drawingml/2006/picture" xmlns:r="http://schemas.openxmlformats.org/officeDocument/2006/relationships" xmlns:w="http://schemas.openxmlformats.org/wordprocessingml/2006/main" xmlns:w14="http://schemas.microsoft.com/office/word/2010/wordml" xmlns:w15="http://schemas.microsoft.com/office/word/2012/wordml" xmlns:w16="http://schemas.microsoft.com/office/word/2018/wordml" xmlns:w16cex="http://schemas.microsoft.com/office/word/2018/wordml/cex" xmlns:w16cid="http://schemas.microsoft.com/office/word/2016/wordml/cid" xmlns:w16du="http://schemas.microsoft.com/office/word/2023/wordml/word16du" xmlns:w16sdtdh="http://schemas.microsoft.com/office/word/2020/wordml/sdtdatahash" xmlns:w16se="http://schemas.microsoft.com/office/word/2015/wordml/symex" xmlns:wp="http://schemas.openxmlformats.org/drawingml/2006/wordprocessingDrawing" xmlns:wp14="http://schemas.microsoft.com/office/word/2010/wordprocessingDrawing" mc:Ignorable="w14 w15 w16se w16cid w16 w16cex w16sdtdh w16du wp14">
   <w:tbl>
     <w:tblPr>
       <w:tblW w:w="8645" w:type="dxa"/>

--- a/plantillas_maestras/06_seguro_hogar_e_inmuebles/negativa_cobertura/2_o_mas_ddos_varios/varon/TPL_0552_2026_SEGURO_HOGAR_E_INMUEBLES_NEGATIVA_COBERTURA_ASEGURADORA_VARON_R1.docx
+++ b/plantillas_maestras/06_seguro_hogar_e_inmuebles/negativa_cobertura/2_o_mas_ddos_varios/varon/TPL_0552_2026_SEGURO_HOGAR_E_INMUEBLES_NEGATIVA_COBERTURA_ASEGURADORA_VARON_R1.docx
@@ -711,133 +711,7 @@
           <w:lang w:val="es-ES" w:eastAsia="es-ES"/>
           <w14:ligatures w14:val="none"/>
         </w:rPr>
-        <w:t xml:space="preserve">Mediante la denuncia del 15 de febrero de 2026, el señor [APELLIDO] denunció a Rímac y Máster por presuntas infracciones a la Ley 29571, Código de Protección y Defensa del Consumidor (en adelante, Código), señalando lo siguiente:</w:t>
-      </w:r>
-      <w:r>
-        <w:rPr>
-          <w:rFonts w:ascii="Arial Narrow" w:eastAsia="Arial Narrow" w:hAnsi="Arial Narrow" w:cs="Arial Narrow"/>
-          <w:color w:val="000000"/>
-          <w:kern w:val="0"/>
-          <w:sz w:val="22"/>
-          <w:szCs w:val="22"/>
-          <w:lang w:val="es-ES" w:eastAsia="es-ES"/>
-          <w14:ligatures w14:val="none"/>
-        </w:rPr>
-        <w:t/>
-      </w:r>
-      <w:r>
-        <w:rPr>
-          <w:rFonts w:ascii="Arial Narrow" w:eastAsia="Arial Narrow" w:hAnsi="Arial Narrow" w:cs="Arial Narrow"/>
-          <w:kern w:val="0"/>
-          <w14:ligatures w14:val="none"/>
-          <w:sz w:val="22"/>
-          <w:szCs w:val="22"/>
-        </w:rPr>
-        <w:t xml:space="preserve"/>
-      </w:r>
-      <w:r>
-        <w:rPr>
-          <w:rFonts w:ascii="Arial Narrow" w:eastAsia="Arial Narrow" w:hAnsi="Arial Narrow" w:cs="Arial Narrow"/>
-          <w:kern w:val="0"/>
-          <w14:ligatures w14:val="none"/>
-          <w:sz w:val="22"/>
-          <w:szCs w:val="22"/>
-        </w:rPr>
-        <w:t xml:space="preserve"/>
-      </w:r>
-      <w:r>
-        <w:rPr>
-          <w:rFonts w:ascii="Arial Narrow" w:eastAsia="Arial Narrow" w:hAnsi="Arial Narrow" w:cs="Arial Narrow"/>
-          <w:kern w:val="0"/>
-          <w14:ligatures w14:val="none"/>
-          <w:sz w:val="22"/>
-          <w:szCs w:val="22"/>
-        </w:rPr>
-        <w:t/>
-      </w:r>
-      <w:r>
-        <w:rPr>
-          <w:rFonts w:ascii="Arial Narrow" w:eastAsia="Arial Narrow" w:hAnsi="Arial Narrow" w:cs="Arial Narrow"/>
-          <w:color w:val="000000"/>
-          <w:kern w:val="0"/>
-          <w:sz w:val="22"/>
-          <w:szCs w:val="22"/>
-          <w:lang w:val="es-ES" w:eastAsia="es-ES"/>
-          <w14:ligatures w14:val="none"/>
-        </w:rPr>
-        <w:t xml:space="preserve"/>
-      </w:r>
-      <w:r>
-        <w:rPr>
-          <w:rFonts w:ascii="Arial Narrow" w:eastAsia="Arial Narrow" w:hAnsi="Arial Narrow" w:cs="Arial Narrow"/>
-          <w:color w:val="000000"/>
-          <w:kern w:val="0"/>
-          <w:sz w:val="22"/>
-          <w:szCs w:val="22"/>
-          <w:lang w:val="es-ES" w:eastAsia="es-ES"/>
-          <w14:ligatures w14:val="none"/>
-        </w:rPr>
-        <w:t xml:space="preserve"/>
-      </w:r>
-      <w:r>
-        <w:rPr>
-          <w:rFonts w:ascii="Arial Narrow" w:eastAsia="Arial Narrow" w:hAnsi="Arial Narrow" w:cs="Arial Narrow"/>
-          <w:color w:val="000000"/>
-          <w:kern w:val="0"/>
-          <w:sz w:val="22"/>
-          <w:szCs w:val="22"/>
-          <w:lang w:val="es-ES" w:eastAsia="es-ES"/>
-          <w14:ligatures w14:val="none"/>
-        </w:rPr>
-        <w:t xml:space="preserve"/>
-      </w:r>
-      <w:r>
-        <w:rPr>
-          <w:rFonts w:ascii="Arial Narrow" w:eastAsia="Arial Narrow" w:hAnsi="Arial Narrow" w:cs="Arial Narrow"/>
-          <w:color w:val="000000"/>
-          <w:kern w:val="0"/>
-          <w:sz w:val="22"/>
-          <w:szCs w:val="22"/>
-          <w:lang w:val="es-ES" w:eastAsia="es-ES"/>
-          <w14:ligatures w14:val="none"/>
-        </w:rPr>
-        <w:t xml:space="preserve"/>
-      </w:r>
-      <w:r>
-        <w:rPr>
-          <w:rFonts w:ascii="Arial Narrow" w:eastAsia="Arial Narrow" w:hAnsi="Arial Narrow" w:cs="Arial Narrow"/>
-          <w:color w:val="000000"/>
-          <w:kern w:val="0"/>
-          <w:sz w:val="22"/>
-          <w:szCs w:val="22"/>
-          <w:lang w:val="es-ES" w:eastAsia="es-ES"/>
-          <w14:ligatures w14:val="none"/>
-        </w:rPr>
-        <w:t/>
-      </w:r>
-      <w:r>
-        <w:rPr>
-          <w:rFonts w:ascii="Arial Narrow" w:eastAsia="Arial Narrow" w:hAnsi="Arial Narrow" w:cs="Arial Narrow"/>
-          <w:color w:val="000000"/>
-          <w:kern w:val="0"/>
-          <w:sz w:val="22"/>
-          <w:szCs w:val="22"/>
-          <w:lang w:val="es-ES" w:eastAsia="es-ES"/>
-          <w14:ligatures w14:val="none"/>
-        </w:rPr>
-        <w:t xml:space="preserve"/>
-      </w:r>
-      <w:r>
-        <w:rPr>
-          <w:rFonts w:ascii="Arial Narrow" w:eastAsia="Arial Narrow" w:hAnsi="Arial Narrow" w:cs="Arial Narrow"/>
-          <w:color w:val="000000"/>
-          <w:kern w:val="0"/>
-          <w:sz w:val="22"/>
-          <w:szCs w:val="22"/>
-          <w:lang w:val="es-ES" w:eastAsia="es-ES"/>
-          <w14:ligatures w14:val="none"/>
-        </w:rPr>
-        <w:t/>
+        <w:t xml:space="preserve">Mediante la denuncia del 15 de febrero de 2026, el señor [APELLIDO] denunció a Rímac y Máster por presuntas infracciones a la Ley 29571, Código de Protección y Defensa del Consumidor</w:t>
       </w:r>
       <w:r>
         <w:rPr>
@@ -852,6 +726,144 @@
           <w14:ligatures w14:val="none"/>
         </w:rPr>
         <w:footnoteReference w:id="1"/>
+      </w:r>
+      <w:r>
+        <w:rPr>
+          <w:rFonts w:ascii="Arial Narrow" w:eastAsia="Arial Narrow" w:hAnsi="Arial Narrow" w:cs="Arial Narrow"/>
+          <w:color w:val="000000"/>
+          <w:kern w:val="0"/>
+          <w:sz w:val="22"/>
+          <w:szCs w:val="22"/>
+          <w:lang w:val="es-ES" w:eastAsia="es-ES"/>
+          <w14:ligatures w14:val="none"/>
+        </w:rPr>
+        <w:t xml:space="preserve"> (en adelante, Código), señalando lo siguiente:</w:t>
+      </w:r>
+      <w:r>
+        <w:rPr>
+          <w:rFonts w:ascii="Arial Narrow" w:eastAsia="Arial Narrow" w:hAnsi="Arial Narrow" w:cs="Arial Narrow"/>
+          <w:color w:val="000000"/>
+          <w:kern w:val="0"/>
+          <w:sz w:val="22"/>
+          <w:szCs w:val="22"/>
+          <w:lang w:val="es-ES" w:eastAsia="es-ES"/>
+          <w14:ligatures w14:val="none"/>
+        </w:rPr>
+        <w:t/>
+      </w:r>
+      <w:r>
+        <w:rPr>
+          <w:rFonts w:ascii="Arial Narrow" w:eastAsia="Arial Narrow" w:hAnsi="Arial Narrow" w:cs="Arial Narrow"/>
+          <w:kern w:val="0"/>
+          <w14:ligatures w14:val="none"/>
+          <w:sz w:val="22"/>
+          <w:szCs w:val="22"/>
+        </w:rPr>
+        <w:t xml:space="preserve"/>
+      </w:r>
+      <w:r>
+        <w:rPr>
+          <w:rFonts w:ascii="Arial Narrow" w:eastAsia="Arial Narrow" w:hAnsi="Arial Narrow" w:cs="Arial Narrow"/>
+          <w:kern w:val="0"/>
+          <w14:ligatures w14:val="none"/>
+          <w:sz w:val="22"/>
+          <w:szCs w:val="22"/>
+        </w:rPr>
+        <w:t xml:space="preserve"/>
+      </w:r>
+      <w:r>
+        <w:rPr>
+          <w:rFonts w:ascii="Arial Narrow" w:eastAsia="Arial Narrow" w:hAnsi="Arial Narrow" w:cs="Arial Narrow"/>
+          <w:kern w:val="0"/>
+          <w14:ligatures w14:val="none"/>
+          <w:sz w:val="22"/>
+          <w:szCs w:val="22"/>
+        </w:rPr>
+        <w:t/>
+      </w:r>
+      <w:r>
+        <w:rPr>
+          <w:rFonts w:ascii="Arial Narrow" w:eastAsia="Arial Narrow" w:hAnsi="Arial Narrow" w:cs="Arial Narrow"/>
+          <w:color w:val="000000"/>
+          <w:kern w:val="0"/>
+          <w:sz w:val="22"/>
+          <w:szCs w:val="22"/>
+          <w:lang w:val="es-ES" w:eastAsia="es-ES"/>
+          <w14:ligatures w14:val="none"/>
+        </w:rPr>
+        <w:t xml:space="preserve"/>
+      </w:r>
+      <w:r>
+        <w:rPr>
+          <w:rFonts w:ascii="Arial Narrow" w:eastAsia="Arial Narrow" w:hAnsi="Arial Narrow" w:cs="Arial Narrow"/>
+          <w:color w:val="000000"/>
+          <w:kern w:val="0"/>
+          <w:sz w:val="22"/>
+          <w:szCs w:val="22"/>
+          <w:lang w:val="es-ES" w:eastAsia="es-ES"/>
+          <w14:ligatures w14:val="none"/>
+        </w:rPr>
+        <w:t xml:space="preserve"/>
+      </w:r>
+      <w:r>
+        <w:rPr>
+          <w:rFonts w:ascii="Arial Narrow" w:eastAsia="Arial Narrow" w:hAnsi="Arial Narrow" w:cs="Arial Narrow"/>
+          <w:color w:val="000000"/>
+          <w:kern w:val="0"/>
+          <w:sz w:val="22"/>
+          <w:szCs w:val="22"/>
+          <w:lang w:val="es-ES" w:eastAsia="es-ES"/>
+          <w14:ligatures w14:val="none"/>
+        </w:rPr>
+        <w:t xml:space="preserve"/>
+      </w:r>
+      <w:r>
+        <w:rPr>
+          <w:rFonts w:ascii="Arial Narrow" w:eastAsia="Arial Narrow" w:hAnsi="Arial Narrow" w:cs="Arial Narrow"/>
+          <w:color w:val="000000"/>
+          <w:kern w:val="0"/>
+          <w:sz w:val="22"/>
+          <w:szCs w:val="22"/>
+          <w:lang w:val="es-ES" w:eastAsia="es-ES"/>
+          <w14:ligatures w14:val="none"/>
+        </w:rPr>
+        <w:t xml:space="preserve"/>
+      </w:r>
+      <w:r>
+        <w:rPr>
+          <w:rFonts w:ascii="Arial Narrow" w:eastAsia="Arial Narrow" w:hAnsi="Arial Narrow" w:cs="Arial Narrow"/>
+          <w:color w:val="000000"/>
+          <w:kern w:val="0"/>
+          <w:sz w:val="22"/>
+          <w:szCs w:val="22"/>
+          <w:lang w:val="es-ES" w:eastAsia="es-ES"/>
+          <w14:ligatures w14:val="none"/>
+        </w:rPr>
+        <w:t/>
+      </w:r>
+      <w:r>
+        <w:rPr>
+          <w:rFonts w:ascii="Arial Narrow" w:eastAsia="Arial Narrow" w:hAnsi="Arial Narrow" w:cs="Arial Narrow"/>
+          <w:color w:val="000000"/>
+          <w:kern w:val="0"/>
+          <w:sz w:val="22"/>
+          <w:szCs w:val="22"/>
+          <w:lang w:val="es-ES" w:eastAsia="es-ES"/>
+          <w14:ligatures w14:val="none"/>
+        </w:rPr>
+        <w:t xml:space="preserve"/>
+      </w:r>
+      <w:r>
+        <w:rPr>
+          <w:rFonts w:ascii="Arial Narrow" w:eastAsia="Arial Narrow" w:hAnsi="Arial Narrow" w:cs="Arial Narrow"/>
+          <w:color w:val="000000"/>
+          <w:kern w:val="0"/>
+          <w:sz w:val="22"/>
+          <w:szCs w:val="22"/>
+          <w:lang w:val="es-ES" w:eastAsia="es-ES"/>
+          <w14:ligatures w14:val="none"/>
+        </w:rPr>
+        <w:t/>
       </w:r>
       <w:r>
         <w:rPr>
@@ -4328,7 +4340,19 @@
           <w:lang w:eastAsia="es-PE"/>
           <w14:ligatures w14:val="none"/>
         </w:rPr>
-        <w:t xml:space="preserve">PRIMERO: admitir a trámite la denuncia del 15 de febrero de 2026, interpuesta por el señor [DENUNCIANTE] contra Rímac Seguros y Reaseguros S.A. y Máster Ajustadores de Seguros S.A.C., por lo siguiente:</w:t>
+        <w:t xml:space="preserve">PRIMERO:</w:t>
+      </w:r>
+      <w:r>
+        <w:rPr>
+          <w:rFonts w:ascii="Arial Narrow" w:eastAsia="Arial Narrow" w:hAnsi="Arial Narrow" w:cs="Arial Narrow"/>
+          <w:color w:val="000000"/>
+          <w:kern w:val="0"/>
+          <w:sz w:val="22"/>
+          <w:szCs w:val="22"/>
+          <w:lang w:eastAsia="es-PE"/>
+          <w14:ligatures w14:val="none"/>
+        </w:rPr>
+        <w:t xml:space="preserve"> admitir a trámite la denuncia del 15 de febrero de 2026, interpuesta por el señor [DENUNCIANTE] contra Rímac Seguros y Reaseguros S.A. y Máster Ajustadores de Seguros S.A.C., por lo siguiente:</w:t>
       </w:r>
       <w:r>
         <w:rPr>
@@ -4409,7 +4433,6 @@
       <w:r>
         <w:rPr>
           <w:rFonts w:ascii="Arial Narrow" w:eastAsia="Arial Narrow" w:hAnsi="Arial Narrow" w:cs="Arial Narrow"/>
-          <w:bCs/>
           <w:sz w:val="22"/>
           <w:szCs w:val="22"/>
         </w:rPr>
@@ -5572,7 +5595,19 @@
           <w:lang w:eastAsia="es-PE"/>
           <w14:ligatures w14:val="none"/>
         </w:rPr>
-        <w:t xml:space="preserve">TERCERO: </w:t>
+        <w:t xml:space="preserve">TERCERO:</w:t>
+      </w:r>
+      <w:r>
+        <w:rPr>
+          <w:rFonts w:ascii="Arial Narrow" w:eastAsia="Arial Narrow" w:hAnsi="Arial Narrow" w:cs="Arial Narrow"/>
+          <w:color w:val="000000"/>
+          <w:kern w:val="0"/>
+          <w:sz w:val="22"/>
+          <w:szCs w:val="22"/>
+          <w:lang w:eastAsia="es-PE"/>
+          <w14:ligatures w14:val="none"/>
+        </w:rPr>
+        <w:t xml:space="preserve"> </w:t>
       </w:r>
       <w:r>
         <w:rPr>
@@ -5589,7 +5624,6 @@
       <w:r>
         <w:rPr>
           <w:rFonts w:ascii="Arial Narrow" w:eastAsia="Arial Narrow" w:hAnsi="Arial Narrow" w:cs="Arial Narrow"/>
-          <w:bCs/>
           <w:sz w:val="22"/>
           <w:szCs w:val="22"/>
         </w:rPr>
@@ -5598,7 +5632,6 @@
       <w:r>
         <w:rPr>
           <w:rFonts w:ascii="Arial Narrow" w:eastAsia="Arial Narrow" w:hAnsi="Arial Narrow" w:cs="Arial Narrow"/>
-          <w:bCs/>
           <w:sz w:val="22"/>
           <w:szCs w:val="22"/>
         </w:rPr>
@@ -5607,7 +5640,6 @@
       <w:r>
         <w:rPr>
           <w:rFonts w:ascii="Arial Narrow" w:eastAsia="Arial Narrow" w:hAnsi="Arial Narrow" w:cs="Arial Narrow"/>
-          <w:bCs/>
           <w:sz w:val="22"/>
           <w:szCs w:val="22"/>
         </w:rPr>
@@ -5616,7 +5648,6 @@
       <w:r>
         <w:rPr>
           <w:rFonts w:ascii="Arial Narrow" w:eastAsia="Arial Narrow" w:hAnsi="Arial Narrow" w:cs="Arial Narrow"/>
-          <w:bCs/>
           <w:sz w:val="22"/>
           <w:szCs w:val="22"/>
         </w:rPr>
@@ -6015,7 +6046,15 @@
           <w:sz w:val="22"/>
           <w:szCs w:val="22"/>
         </w:rPr>
-        <w:t xml:space="preserve">CUARTO: </w:t>
+        <w:t xml:space="preserve">CUARTO:</w:t>
+      </w:r>
+      <w:r>
+        <w:rPr>
+          <w:rFonts w:ascii="Arial Narrow" w:eastAsia="Arial Narrow" w:hAnsi="Arial Narrow" w:cs="Arial Narrow"/>
+          <w:sz w:val="22"/>
+          <w:szCs w:val="22"/>
+        </w:rPr>
+        <w:t xml:space="preserve"> </w:t>
       </w:r>
       <w:r>
         <w:rPr>
@@ -6037,7 +6076,7 @@
           <w:lang w:val="es-ES" w:eastAsia="es-ES"/>
           <w14:ligatures w14:val="none"/>
         </w:rPr>
-        <w:footnoteReference w:id="14"/>
+        <w:footnoteReference w:id="9"/>
       </w:r>
       <w:r>
         <w:rPr>
@@ -6059,7 +6098,7 @@
           <w:lang w:val="es-ES" w:eastAsia="es-ES"/>
           <w14:ligatures w14:val="none"/>
         </w:rPr>
-        <w:footnoteReference w:id="15"/>
+        <w:footnoteReference w:id="10"/>
       </w:r>
       <w:r>
         <w:rPr>
@@ -6096,7 +6135,19 @@
           <w14:ligatures w14:val="none"/>
         </w:rPr>
         <w:lastRenderedPageBreak/>
-        <w:t xml:space="preserve">QUINTO: </w:t>
+        <w:t xml:space="preserve">QUINTO:</w:t>
+      </w:r>
+      <w:r>
+        <w:rPr>
+          <w:rFonts w:ascii="Arial Narrow" w:eastAsia="Arial Narrow" w:hAnsi="Arial Narrow" w:cs="Arial Narrow"/>
+          <w:color w:val="000000"/>
+          <w:kern w:val="0"/>
+          <w:sz w:val="22"/>
+          <w:szCs w:val="22"/>
+          <w:lang w:eastAsia="es-PE"/>
+          <w14:ligatures w14:val="none"/>
+        </w:rPr>
+        <w:t xml:space="preserve"> </w:t>
       </w:r>
       <w:bookmarkStart w:id="10" w:name="_Hlk188286813"/>
       <w:r>
@@ -6152,7 +6203,6 @@
       <w:r>
         <w:rPr>
           <w:rFonts w:ascii="Arial Narrow" w:eastAsia="Arial Narrow" w:hAnsi="Arial Narrow" w:cs="Arial Narrow"/>
-          <w:bCs/>
           <w:sz w:val="22"/>
           <w:szCs w:val="22"/>
         </w:rPr>
@@ -6260,7 +6310,19 @@
           <w:lang w:eastAsia="es-PE"/>
           <w14:ligatures w14:val="none"/>
         </w:rPr>
-        <w:t xml:space="preserve">SEXTO: </w:t>
+        <w:t xml:space="preserve">SEXTO:</w:t>
+      </w:r>
+      <w:r>
+        <w:rPr>
+          <w:rFonts w:ascii="Arial Narrow" w:eastAsia="Arial Narrow" w:hAnsi="Arial Narrow" w:cs="Arial Narrow"/>
+          <w:color w:val="000000"/>
+          <w:kern w:val="0"/>
+          <w:sz w:val="22"/>
+          <w:szCs w:val="22"/>
+          <w:lang w:eastAsia="es-PE"/>
+          <w14:ligatures w14:val="none"/>
+        </w:rPr>
+        <w:t xml:space="preserve"> </w:t>
       </w:r>
       <w:r>
         <w:rPr>
@@ -6488,7 +6550,7 @@
           <w:lang w:eastAsia="es-PE"/>
           <w14:ligatures w14:val="none"/>
         </w:rPr>
-        <w:footnoteReference w:id="9"/>
+        <w:footnoteReference w:id="11"/>
       </w:r>
       <w:r>
         <w:rPr>
@@ -6586,7 +6648,7 @@
           <w:lang w:eastAsia="es-PE"/>
           <w14:ligatures w14:val="none"/>
         </w:rPr>
-        <w:footnoteReference w:id="10"/>
+        <w:footnoteReference w:id="12"/>
       </w:r>
       <w:r>
         <w:rPr>
@@ -6650,7 +6712,7 @@
           <w:lang w:eastAsia="es-PE"/>
           <w14:ligatures w14:val="none"/>
         </w:rPr>
-        <w:footnoteReference w:id="11"/>
+        <w:footnoteReference w:id="13"/>
       </w:r>
       <w:r>
         <w:rPr>
@@ -6856,7 +6918,7 @@
           <w:vertAlign w:val="superscript"/>
           <w14:ligatures w14:val="none"/>
         </w:rPr>
-        <w:footnoteReference w:id="12"/>
+        <w:footnoteReference w:id="14"/>
       </w:r>
       <w:r>
         <w:rPr>
@@ -6874,45 +6936,120 @@
           <w:kern w:val="0"/>
           <w:sz w:val="22"/>
           <w:szCs w:val="22"/>
+          <w14:ligatures w14:val="none"/>
+        </w:rPr>
+        <w:t>expresamente su facultad para asistir y conciliar en su representación</w:t>
+      </w:r>
+      <w:r>
+        <w:rPr>
+          <w:rFonts w:ascii="Arial Narrow" w:eastAsia="Arial Narrow" w:hAnsi="Arial Narrow" w:cs="Arial Narrow"/>
+          <w:kern w:val="0"/>
+          <w14:ligatures w14:val="none"/>
+          <w:sz w:val="22"/>
+          <w:szCs w:val="22"/>
+        </w:rPr>
+        <w:t>.</w:t>
+      </w:r>
+      <w:r>
+        <w:rPr>
+          <w:rFonts w:ascii="Arial Narrow" w:eastAsia="Arial Narrow" w:hAnsi="Arial Narrow" w:cs="Arial Narrow"/>
+          <w:kern w:val="0"/>
+          <w14:ligatures w14:val="none"/>
+          <w:sz w:val="22"/>
+          <w:szCs w:val="22"/>
+        </w:rPr>
+        <w:t xml:space="preserve"> </w:t>
+      </w:r>
+      <w:r>
+        <w:rPr>
+          <w:rFonts w:ascii="Arial Narrow" w:eastAsia="Arial Narrow" w:hAnsi="Arial Narrow" w:cs="Arial Narrow"/>
+          <w:kern w:val="0"/>
+          <w:sz w:val="22"/>
+          <w:szCs w:val="22"/>
+          <w14:ligatures w14:val="none"/>
+        </w:rPr>
+        <w:t xml:space="preserve">Ello bajo apercibimiento de no realizar la audiencia de conciliación y levantar el acta de inasistencia correspondiente. </w:t>
+      </w:r>
+    </w:p>
+    <w:p>
+      <w:pPr>
+        <w:suppressAutoHyphens/>
+        <w:spacing w:after="0" w:line="240" w:lineRule="auto"/>
+        <w:jc w:val="both"/>
+        <w:rPr>
+          <w:rFonts w:ascii="Arial Narrow" w:eastAsia="Arial Narrow" w:hAnsi="Arial Narrow" w:cs="Arial Narrow"/>
+          <w:kern w:val="0"/>
+          <w:sz w:val="22"/>
+          <w:szCs w:val="22"/>
           <w:u w:val="single"/>
           <w14:ligatures w14:val="none"/>
         </w:rPr>
-        <w:t>expresamente su facultad para asistir y conciliar en su representación</w:t>
-      </w:r>
-      <w:r>
-        <w:rPr>
-          <w:rFonts w:ascii="Arial Narrow" w:eastAsia="Arial Narrow" w:hAnsi="Arial Narrow" w:cs="Arial Narrow"/>
-          <w:bCs/>
-          <w:kern w:val="0"/>
-          <w14:ligatures w14:val="none"/>
-          <w:sz w:val="22"/>
-          <w:szCs w:val="22"/>
-        </w:rPr>
-        <w:t>.</w:t>
-      </w:r>
-      <w:r>
+      </w:pPr>
+    </w:p>
+    <w:p>
+      <w:pPr>
+        <w:suppressAutoHyphens/>
+        <w:spacing w:after="0" w:line="240" w:lineRule="auto"/>
+        <w:jc w:val="both"/>
         <w:rPr>
           <w:rFonts w:ascii="Arial Narrow" w:eastAsia="Arial Narrow" w:hAnsi="Arial Narrow" w:cs="Arial Narrow"/>
           <w:b/>
           <w:bCs/>
-          <w:kern w:val="0"/>
-          <w14:ligatures w14:val="none"/>
-          <w:sz w:val="22"/>
-          <w:szCs w:val="22"/>
+          <w:sz w:val="22"/>
+          <w:szCs w:val="22"/>
+        </w:rPr>
+      </w:pPr>
+      <w:r>
+        <w:rPr>
+          <w:rFonts w:ascii="Arial Narrow" w:eastAsia="Arial Narrow" w:hAnsi="Arial Narrow" w:cs="Arial Narrow"/>
+          <w:b/>
+          <w:spacing w:val="-3"/>
+          <w:kern w:val="0"/>
+          <w14:ligatures w14:val="none"/>
+          <w:sz w:val="22"/>
+          <w:szCs w:val="22"/>
+        </w:rPr>
+        <w:t>DÉCIMO</w:t>
+      </w:r>
+      <w:r>
+        <w:rPr>
+          <w:rFonts w:ascii="Arial Narrow" w:eastAsia="Arial Narrow" w:hAnsi="Arial Narrow" w:cs="Arial Narrow"/>
+          <w:b/>
+          <w:color w:val="000000"/>
+          <w:kern w:val="0"/>
+          <w:sz w:val="22"/>
+          <w:szCs w:val="22"/>
+          <w:lang w:eastAsia="es-PE"/>
+          <w14:ligatures w14:val="none"/>
+        </w:rPr>
+        <w:t>:</w:t>
+      </w:r>
+      <w:r>
+        <w:rPr>
+          <w:rFonts w:ascii="Arial Narrow" w:eastAsia="Arial Narrow" w:hAnsi="Arial Narrow" w:cs="Arial Narrow"/>
+          <w:color w:val="000000"/>
+          <w:kern w:val="0"/>
+          <w:sz w:val="22"/>
+          <w:szCs w:val="22"/>
+          <w:lang w:eastAsia="es-PE"/>
+          <w14:ligatures w14:val="none"/>
         </w:rPr>
         <w:t xml:space="preserve"> </w:t>
       </w:r>
       <w:r>
         <w:rPr>
           <w:rFonts w:ascii="Arial Narrow" w:eastAsia="Arial Narrow" w:hAnsi="Arial Narrow" w:cs="Arial Narrow"/>
-          <w:kern w:val="0"/>
-          <w:sz w:val="22"/>
-          <w:szCs w:val="22"/>
-          <w:u w:val="single"/>
-          <w14:ligatures w14:val="none"/>
-        </w:rPr>
-        <w:t xml:space="preserve">Ello bajo apercibimiento de no realizar la audiencia de conciliación y levantar el acta de inasistencia correspondiente. </w:t>
-      </w:r>
+          <w:color w:val="000000"/>
+          <w:kern w:val="0"/>
+          <w:sz w:val="22"/>
+          <w:szCs w:val="22"/>
+          <w:lang w:eastAsia="es-PE"/>
+          <w14:ligatures w14:val="none"/>
+        </w:rPr>
+        <w:t xml:space="preserve">poner en conocimiento de las partes que, antes de la emisión de la Resolución Final, tienen la posibilidad de formular su desistimiento o presentar el acuerdo arribado mediante la conciliación, mediación, transacción o cualquier otro que, de forma indubitable, deje constancia que se ha solucionado la controversia materia de denuncia.</w:t>
+      </w:r>
+      <w:bookmarkStart w:id="13" w:name="h.gjdgxs" w:colFirst="0" w:colLast="0"/>
+      <w:bookmarkEnd w:id="13"/>
     </w:p>
     <w:p>
       <w:pPr>
@@ -6921,10 +7058,11 @@
         <w:jc w:val="both"/>
         <w:rPr>
           <w:rFonts w:ascii="Arial Narrow" w:eastAsia="Arial Narrow" w:hAnsi="Arial Narrow" w:cs="Arial Narrow"/>
-          <w:kern w:val="0"/>
-          <w:sz w:val="22"/>
-          <w:szCs w:val="22"/>
-          <w:u w:val="single"/>
+          <w:color w:val="000000"/>
+          <w:kern w:val="0"/>
+          <w:sz w:val="22"/>
+          <w:szCs w:val="22"/>
+          <w:lang w:eastAsia="es-PE"/>
           <w14:ligatures w14:val="none"/>
         </w:rPr>
       </w:pPr>
@@ -6934,6 +7072,13 @@
         <w:suppressAutoHyphens/>
         <w:spacing w:after="0" w:line="240" w:lineRule="auto"/>
         <w:jc w:val="both"/>
+        <w:rPr>
+          <w:rFonts w:ascii="Arial Narrow" w:eastAsia="Arial Narrow" w:hAnsi="Arial Narrow" w:cs="Arial Narrow"/>
+          <w:sz w:val="22"/>
+          <w:szCs w:val="22"/>
+        </w:rPr>
+      </w:pPr>
+      <w:r>
         <w:rPr>
           <w:rFonts w:ascii="Arial Narrow" w:eastAsia="Arial Narrow" w:hAnsi="Arial Narrow" w:cs="Arial Narrow"/>
           <w:b/>
@@ -6941,103 +7086,34 @@
           <w:sz w:val="22"/>
           <w:szCs w:val="22"/>
         </w:rPr>
-      </w:pPr>
-      <w:r>
-        <w:rPr>
-          <w:rFonts w:ascii="Arial Narrow" w:eastAsia="Arial Narrow" w:hAnsi="Arial Narrow" w:cs="Arial Narrow"/>
-          <w:b/>
+        <w:t xml:space="preserve">DÉCIMO PRIMERO:</w:t>
+      </w:r>
+      <w:r>
+        <w:rPr>
+          <w:rFonts w:ascii="Arial Narrow" w:eastAsia="Arial Narrow" w:hAnsi="Arial Narrow" w:cs="Arial Narrow"/>
+          <w:sz w:val="22"/>
+          <w:szCs w:val="22"/>
+        </w:rPr>
+        <w:t xml:space="preserve"> </w:t>
+      </w:r>
+      <w:r>
+        <w:rPr>
+          <w:rFonts w:ascii="Arial Narrow" w:eastAsia="Arial Narrow" w:hAnsi="Arial Narrow" w:cs="Arial Narrow"/>
+          <w:sz w:val="22"/>
+          <w:szCs w:val="22"/>
+        </w:rPr>
+        <w:t xml:space="preserve">requerir al señor [DENUNCIANTE] y a Rímac Seguros y Reaseguros S.A. para que, dentro del plazo de dos (2) días hábiles siguientes a la fecha en que reciban la notificación en sus bandejas de correo electrónico, efectúen la confirmación de recepción de la notificación remitida por este despacho a sus correos electrónicos, de conformidad con el segundo párrafo del numeral 4 del artículo 20 del Texto Único Ordenado de la Ley del Procedimiento Administrativo General, aprobado mediante Decreto Supremo 006-2026-JUS, bajo apercibimiento de rehacer el acto de notificación y notificarles conforme al numeral 1 del artículo 20 del citado cuerpo normativo.</w:t>
+      </w:r>
+      <w:r>
+        <w:rPr>
+          <w:rFonts w:ascii="Arial Narrow" w:eastAsia="Arial Narrow" w:hAnsi="Arial Narrow" w:cs="Arial Narrow"/>
           <w:spacing w:val="-3"/>
           <w:kern w:val="0"/>
           <w14:ligatures w14:val="none"/>
           <w:sz w:val="22"/>
           <w:szCs w:val="22"/>
         </w:rPr>
-        <w:t>DÉCIMO</w:t>
-      </w:r>
-      <w:r>
-        <w:rPr>
-          <w:rFonts w:ascii="Arial Narrow" w:eastAsia="Arial Narrow" w:hAnsi="Arial Narrow" w:cs="Arial Narrow"/>
-          <w:b/>
-          <w:color w:val="000000"/>
-          <w:kern w:val="0"/>
-          <w:sz w:val="22"/>
-          <w:szCs w:val="22"/>
-          <w:lang w:eastAsia="es-PE"/>
-          <w14:ligatures w14:val="none"/>
-        </w:rPr>
-        <w:t>:</w:t>
-      </w:r>
-      <w:r>
-        <w:rPr>
-          <w:rFonts w:ascii="Arial Narrow" w:eastAsia="Arial Narrow" w:hAnsi="Arial Narrow" w:cs="Arial Narrow"/>
-          <w:color w:val="000000"/>
-          <w:kern w:val="0"/>
-          <w:sz w:val="22"/>
-          <w:szCs w:val="22"/>
-          <w:lang w:eastAsia="es-PE"/>
-          <w14:ligatures w14:val="none"/>
-        </w:rPr>
-        <w:t xml:space="preserve"> </w:t>
-      </w:r>
-      <w:r>
-        <w:rPr>
-          <w:rFonts w:ascii="Arial Narrow" w:eastAsia="Arial Narrow" w:hAnsi="Arial Narrow" w:cs="Arial Narrow"/>
-          <w:color w:val="000000"/>
-          <w:kern w:val="0"/>
-          <w:sz w:val="22"/>
-          <w:szCs w:val="22"/>
-          <w:lang w:eastAsia="es-PE"/>
-          <w14:ligatures w14:val="none"/>
-        </w:rPr>
-        <w:t xml:space="preserve">poner en conocimiento de las partes que, antes de la emisión de la Resolución Final, tienen la posibilidad de formular su desistimiento o presentar el acuerdo arribado mediante la conciliación, mediación, transacción o cualquier otro que, de forma indubitable, deje constancia que se ha solucionado la controversia materia de denuncia.</w:t>
-      </w:r>
-      <w:bookmarkStart w:id="13" w:name="h.gjdgxs" w:colFirst="0" w:colLast="0"/>
-      <w:bookmarkEnd w:id="13"/>
-    </w:p>
-    <w:p>
-      <w:pPr>
-        <w:suppressAutoHyphens/>
-        <w:spacing w:after="0" w:line="240" w:lineRule="auto"/>
-        <w:jc w:val="both"/>
-        <w:rPr>
-          <w:rFonts w:ascii="Arial Narrow" w:eastAsia="Arial Narrow" w:hAnsi="Arial Narrow" w:cs="Arial Narrow"/>
-          <w:color w:val="000000"/>
-          <w:kern w:val="0"/>
-          <w:sz w:val="22"/>
-          <w:szCs w:val="22"/>
-          <w:lang w:eastAsia="es-PE"/>
-          <w14:ligatures w14:val="none"/>
-        </w:rPr>
-      </w:pPr>
-    </w:p>
-    <w:p>
-      <w:pPr>
-        <w:suppressAutoHyphens/>
-        <w:spacing w:after="0" w:line="240" w:lineRule="auto"/>
-        <w:jc w:val="both"/>
-        <w:rPr>
-          <w:rFonts w:ascii="Arial Narrow" w:eastAsia="Arial Narrow" w:hAnsi="Arial Narrow" w:cs="Arial Narrow"/>
-          <w:sz w:val="22"/>
-          <w:szCs w:val="22"/>
-        </w:rPr>
-      </w:pPr>
-      <w:r>
-        <w:rPr>
-          <w:rFonts w:ascii="Arial Narrow" w:eastAsia="Arial Narrow" w:hAnsi="Arial Narrow" w:cs="Arial Narrow"/>
-          <w:b/>
-          <w:bCs/>
-          <w:sz w:val="22"/>
-          <w:szCs w:val="22"/>
-        </w:rPr>
-        <w:t xml:space="preserve">DÉCIMO PRIMERO: </w:t>
-      </w:r>
-      <w:r>
-        <w:rPr>
-          <w:rFonts w:ascii="Arial Narrow" w:eastAsia="Arial Narrow" w:hAnsi="Arial Narrow" w:cs="Arial Narrow"/>
-          <w:sz w:val="22"/>
-          <w:szCs w:val="22"/>
-        </w:rPr>
-        <w:t xml:space="preserve">requerir al señor [DENUNCIANTE] y a Rímac Seguros y Reaseguros S.A. para que, dentro del plazo de dos (2) días hábiles siguientes a la fecha en que reciban la notificación en sus bandejas de correo electrónico, efectúen la confirmación de recepción de la notificación remitida por este despacho a sus correos electrónicos, de conformidad con el segundo párrafo del numeral 4 del artículo 20 del Texto Único Ordenado de la Ley del Procedimiento Administrativo General, aprobado mediante Decreto Supremo 006-2026-JUS, bajo apercibimiento de rehacer el acto de notificación y notificarle conforme al numeral 1 del artículo 20 del citado cuerpo normativo.</w:t>
+        <w:t/>
       </w:r>
       <w:r>
         <w:rPr>
@@ -7048,14 +7124,54 @@
           <w:sz w:val="22"/>
           <w:szCs w:val="22"/>
         </w:rPr>
+        <w:t xml:space="preserve"/>
+      </w:r>
+      <w:r>
+        <w:rPr>
+          <w:rFonts w:ascii="Arial Narrow" w:eastAsia="Arial Narrow" w:hAnsi="Arial Narrow" w:cs="Arial Narrow"/>
+          <w:spacing w:val="-3"/>
+          <w:kern w:val="0"/>
+          <w14:ligatures w14:val="none"/>
+          <w:sz w:val="22"/>
+          <w:szCs w:val="22"/>
+        </w:rPr>
+        <w:t xml:space="preserve"/>
+      </w:r>
+      <w:r>
+        <w:rPr>
+          <w:rFonts w:ascii="Arial Narrow" w:eastAsia="Arial Narrow" w:hAnsi="Arial Narrow" w:cs="Arial Narrow"/>
+          <w:color w:val="000000"/>
+          <w:kern w:val="0"/>
+          <w:sz w:val="22"/>
+          <w:szCs w:val="22"/>
+          <w:shd w:val="clear" w:color="auto" w:fill="FFFFFF"/>
+          <w:lang w:eastAsia="es-PE"/>
+          <w14:ligatures w14:val="none"/>
+        </w:rPr>
+        <w:t xml:space="preserve"/>
+      </w:r>
+      <w:r>
+        <w:rPr>
+          <w:rFonts w:ascii="Arial Narrow" w:eastAsia="Arial Narrow" w:hAnsi="Arial Narrow" w:cs="Arial Narrow"/>
+          <w:color w:val="000000"/>
+          <w:sz w:val="22"/>
+          <w:szCs w:val="22"/>
+        </w:rPr>
         <w:t/>
       </w:r>
       <w:r>
         <w:rPr>
           <w:rFonts w:ascii="Arial Narrow" w:eastAsia="Arial Narrow" w:hAnsi="Arial Narrow" w:cs="Arial Narrow"/>
-          <w:spacing w:val="-3"/>
-          <w:kern w:val="0"/>
-          <w14:ligatures w14:val="none"/>
+          <w:color w:val="000000"/>
+          <w:sz w:val="22"/>
+          <w:szCs w:val="22"/>
+        </w:rPr>
+        <w:t/>
+      </w:r>
+      <w:r>
+        <w:rPr>
+          <w:rFonts w:ascii="Arial Narrow" w:eastAsia="Arial Narrow" w:hAnsi="Arial Narrow" w:cs="Arial Narrow"/>
+          <w:color w:val="000000"/>
           <w:sz w:val="22"/>
           <w:szCs w:val="22"/>
         </w:rPr>
@@ -7064,9 +7180,7 @@
       <w:r>
         <w:rPr>
           <w:rFonts w:ascii="Arial Narrow" w:eastAsia="Arial Narrow" w:hAnsi="Arial Narrow" w:cs="Arial Narrow"/>
-          <w:spacing w:val="-3"/>
-          <w:kern w:val="0"/>
-          <w14:ligatures w14:val="none"/>
+          <w:color w:val="000000"/>
           <w:sz w:val="22"/>
           <w:szCs w:val="22"/>
         </w:rPr>
@@ -7076,12 +7190,26 @@
         <w:rPr>
           <w:rFonts w:ascii="Arial Narrow" w:eastAsia="Arial Narrow" w:hAnsi="Arial Narrow" w:cs="Arial Narrow"/>
           <w:color w:val="000000"/>
-          <w:kern w:val="0"/>
-          <w:sz w:val="22"/>
-          <w:szCs w:val="22"/>
-          <w:shd w:val="clear" w:color="auto" w:fill="FFFFFF"/>
-          <w:lang w:eastAsia="es-PE"/>
-          <w14:ligatures w14:val="none"/>
+          <w:sz w:val="22"/>
+          <w:szCs w:val="22"/>
+        </w:rPr>
+        <w:t/>
+      </w:r>
+      <w:r>
+        <w:rPr>
+          <w:rFonts w:ascii="Arial Narrow" w:eastAsia="Arial Narrow" w:hAnsi="Arial Narrow" w:cs="Arial Narrow"/>
+          <w:color w:val="000000"/>
+          <w:sz w:val="22"/>
+          <w:szCs w:val="22"/>
+        </w:rPr>
+        <w:t/>
+      </w:r>
+      <w:r>
+        <w:rPr>
+          <w:rFonts w:ascii="Arial Narrow" w:eastAsia="Arial Narrow" w:hAnsi="Arial Narrow" w:cs="Arial Narrow"/>
+          <w:color w:val="000000"/>
+          <w:sz w:val="22"/>
+          <w:szCs w:val="22"/>
         </w:rPr>
         <w:t xml:space="preserve"/>
       </w:r>
@@ -7101,6 +7229,15 @@
           <w:sz w:val="22"/>
           <w:szCs w:val="22"/>
         </w:rPr>
+        <w:t xml:space="preserve"/>
+      </w:r>
+      <w:r>
+        <w:rPr>
+          <w:rFonts w:ascii="Arial Narrow" w:eastAsia="Arial Narrow" w:hAnsi="Arial Narrow" w:cs="Arial Narrow"/>
+          <w:color w:val="000000"/>
+          <w:sz w:val="22"/>
+          <w:szCs w:val="22"/>
+        </w:rPr>
         <w:t/>
       </w:r>
       <w:r>
@@ -7119,6 +7256,15 @@
           <w:sz w:val="22"/>
           <w:szCs w:val="22"/>
         </w:rPr>
+        <w:t/>
+      </w:r>
+      <w:r>
+        <w:rPr>
+          <w:rFonts w:ascii="Arial Narrow" w:eastAsia="Arial Narrow" w:hAnsi="Arial Narrow" w:cs="Arial Narrow"/>
+          <w:color w:val="000000"/>
+          <w:sz w:val="22"/>
+          <w:szCs w:val="22"/>
+        </w:rPr>
         <w:t xml:space="preserve"/>
       </w:r>
       <w:r>
@@ -7143,6 +7289,18 @@
         <w:rPr>
           <w:rFonts w:ascii="Arial Narrow" w:eastAsia="Arial Narrow" w:hAnsi="Arial Narrow" w:cs="Arial Narrow"/>
           <w:color w:val="000000"/>
+          <w:kern w:val="0"/>
+          <w:sz w:val="22"/>
+          <w:szCs w:val="22"/>
+          <w:lang w:eastAsia="es-PE"/>
+          <w14:ligatures w14:val="none"/>
+        </w:rPr>
+        <w:t/>
+      </w:r>
+      <w:r>
+        <w:rPr>
+          <w:rFonts w:ascii="Arial Narrow" w:eastAsia="Arial Narrow" w:hAnsi="Arial Narrow" w:cs="Arial Narrow"/>
+          <w:color w:val="000000"/>
           <w:sz w:val="22"/>
           <w:szCs w:val="22"/>
         </w:rPr>
@@ -7155,6 +7313,18 @@
           <w:sz w:val="22"/>
           <w:szCs w:val="22"/>
         </w:rPr>
+        <w:t xml:space="preserve"/>
+      </w:r>
+      <w:r>
+        <w:rPr>
+          <w:rFonts w:ascii="Arial Narrow" w:eastAsia="Arial Narrow" w:hAnsi="Arial Narrow" w:cs="Arial Narrow"/>
+          <w:color w:val="000000"/>
+          <w:kern w:val="0"/>
+          <w:sz w:val="22"/>
+          <w:szCs w:val="22"/>
+          <w:lang w:eastAsia="es-PE"/>
+          <w14:ligatures w14:val="none"/>
+        </w:rPr>
         <w:t/>
       </w:r>
       <w:r>
@@ -7168,118 +7338,13 @@
       </w:r>
       <w:r>
         <w:rPr>
-          <w:rFonts w:ascii="Arial Narrow" w:eastAsia="Arial Narrow" w:hAnsi="Arial Narrow" w:cs="Arial Narrow"/>
-          <w:color w:val="000000"/>
-          <w:sz w:val="22"/>
-          <w:szCs w:val="22"/>
-        </w:rPr>
-        <w:t/>
-      </w:r>
-      <w:r>
-        <w:rPr>
-          <w:rFonts w:ascii="Arial Narrow" w:eastAsia="Arial Narrow" w:hAnsi="Arial Narrow" w:cs="Arial Narrow"/>
-          <w:color w:val="000000"/>
-          <w:sz w:val="22"/>
-          <w:szCs w:val="22"/>
-        </w:rPr>
-        <w:t xml:space="preserve"/>
-      </w:r>
-      <w:r>
-        <w:rPr>
-          <w:rFonts w:ascii="Arial Narrow" w:eastAsia="Arial Narrow" w:hAnsi="Arial Narrow" w:cs="Arial Narrow"/>
-          <w:color w:val="000000"/>
-          <w:sz w:val="22"/>
-          <w:szCs w:val="22"/>
-        </w:rPr>
-        <w:t/>
-      </w:r>
-      <w:r>
-        <w:rPr>
-          <w:rFonts w:ascii="Arial Narrow" w:eastAsia="Arial Narrow" w:hAnsi="Arial Narrow" w:cs="Arial Narrow"/>
-          <w:color w:val="000000"/>
-          <w:sz w:val="22"/>
-          <w:szCs w:val="22"/>
-        </w:rPr>
-        <w:t xml:space="preserve"/>
-      </w:r>
-      <w:r>
-        <w:rPr>
-          <w:rFonts w:ascii="Arial Narrow" w:eastAsia="Arial Narrow" w:hAnsi="Arial Narrow" w:cs="Arial Narrow"/>
-          <w:color w:val="000000"/>
-          <w:sz w:val="22"/>
-          <w:szCs w:val="22"/>
-        </w:rPr>
-        <w:t/>
-      </w:r>
-      <w:r>
-        <w:rPr>
-          <w:rFonts w:ascii="Arial Narrow" w:eastAsia="Arial Narrow" w:hAnsi="Arial Narrow" w:cs="Arial Narrow"/>
-          <w:color w:val="000000"/>
-          <w:sz w:val="22"/>
-          <w:szCs w:val="22"/>
-        </w:rPr>
-        <w:t/>
-      </w:r>
-      <w:r>
-        <w:rPr>
-          <w:rFonts w:ascii="Arial Narrow" w:eastAsia="Arial Narrow" w:hAnsi="Arial Narrow" w:cs="Arial Narrow"/>
-          <w:color w:val="000000"/>
-          <w:kern w:val="0"/>
-          <w:sz w:val="22"/>
-          <w:szCs w:val="22"/>
-          <w:lang w:eastAsia="es-PE"/>
-          <w14:ligatures w14:val="none"/>
-        </w:rPr>
-        <w:t/>
-      </w:r>
-      <w:r>
-        <w:rPr>
-          <w:rFonts w:ascii="Arial Narrow" w:eastAsia="Arial Narrow" w:hAnsi="Arial Narrow" w:cs="Arial Narrow"/>
-          <w:color w:val="000000"/>
-          <w:sz w:val="22"/>
-          <w:szCs w:val="22"/>
-        </w:rPr>
-        <w:t xml:space="preserve"/>
-      </w:r>
-      <w:r>
-        <w:rPr>
-          <w:rFonts w:ascii="Arial Narrow" w:eastAsia="Arial Narrow" w:hAnsi="Arial Narrow" w:cs="Arial Narrow"/>
-          <w:color w:val="000000"/>
-          <w:sz w:val="22"/>
-          <w:szCs w:val="22"/>
-        </w:rPr>
-        <w:t xml:space="preserve"/>
-      </w:r>
-      <w:r>
-        <w:rPr>
-          <w:rFonts w:ascii="Arial Narrow" w:eastAsia="Arial Narrow" w:hAnsi="Arial Narrow" w:cs="Arial Narrow"/>
-          <w:color w:val="000000"/>
-          <w:kern w:val="0"/>
-          <w:sz w:val="22"/>
-          <w:szCs w:val="22"/>
-          <w:lang w:eastAsia="es-PE"/>
-          <w14:ligatures w14:val="none"/>
-        </w:rPr>
-        <w:t/>
-      </w:r>
-      <w:r>
-        <w:rPr>
-          <w:rFonts w:ascii="Arial Narrow" w:eastAsia="Arial Narrow" w:hAnsi="Arial Narrow" w:cs="Arial Narrow"/>
-          <w:color w:val="000000"/>
-          <w:sz w:val="22"/>
-          <w:szCs w:val="22"/>
-        </w:rPr>
-        <w:t xml:space="preserve"/>
-      </w:r>
-      <w:r>
-        <w:rPr>
           <w:rStyle w:val="Refdenotaalpie"/>
           <w:rFonts w:ascii="Arial Narrow" w:eastAsia="Arial Narrow" w:hAnsi="Arial Narrow" w:cs="Arial Narrow"/>
           <w:sz w:val="22"/>
           <w:szCs w:val="22"/>
           <w:vertAlign w:val="superscript"/>
         </w:rPr>
-        <w:footnoteReference w:id="13"/>
+        <w:footnoteReference w:id="15"/>
       </w:r>
       <w:r>
         <w:rPr>
@@ -7693,6 +7758,9 @@
     <w:p>
       <w:pPr>
         <w:pStyle w:val="Textonotapie"/>
+        <w:tabs>
+          <w:tab w:val="left" w:pos="567"/>
+        </w:tabs>
         <w:ind w:left="567" w:hanging="567"/>
         <w:jc w:val="both"/>
         <w:rPr>
@@ -7717,7 +7785,8 @@
           <w:sz w:val="16"/>
           <w:szCs w:val="16"/>
         </w:rPr>
-        <w:t xml:space="preserve"> </w:t>
+        <w:tab/>
+        <w:t xml:space="preserve"/>
       </w:r>
       <w:r>
         <w:rPr>
@@ -7792,7 +7861,8 @@
           <w:sz w:val="16"/>
           <w:szCs w:val="16"/>
         </w:rPr>
-        <w:t xml:space="preserve"> </w:t>
+        <w:tab/>
+        <w:t xml:space="preserve"/>
       </w:r>
       <w:r>
         <w:rPr>
@@ -7899,10 +7969,30 @@
         <w:jc w:val="both"/>
         <w:rPr>
           <w:rFonts w:ascii="Arial Narrow" w:eastAsia="Arial Narrow" w:hAnsi="Arial Narrow" w:cs="Arial Narrow"/>
-          <w:sz w:val="16"/>
-          <w:szCs w:val="16"/>
-        </w:rPr>
-      </w:pPr>
+          <w:b/>
+          <w:bCs/>
+          <w:sz w:val="16"/>
+          <w:szCs w:val="16"/>
+        </w:rPr>
+      </w:pPr>
+      <w:r>
+        <w:rPr>
+          <w:rFonts w:ascii="Arial Narrow" w:eastAsia="Arial Narrow" w:hAnsi="Arial Narrow" w:cs="Arial Narrow"/>
+          <w:sz w:val="16"/>
+          <w:szCs w:val="16"/>
+        </w:rPr>
+        <w:tab/>
+      </w:r>
+      <w:r>
+        <w:rPr>
+          <w:rFonts w:ascii="Arial Narrow" w:eastAsia="Arial Narrow" w:hAnsi="Arial Narrow" w:cs="Arial Narrow"/>
+          <w:b/>
+          <w:bCs/>
+          <w:sz w:val="16"/>
+          <w:szCs w:val="16"/>
+        </w:rPr>
+        <w:t xml:space="preserve">LEY DE ORGANIZACIÓN Y FUNCIONES DEL INDECOPI, APROBADA POR DECRETO LEGISLATIVO 1033 </w:t>
+      </w:r>
     </w:p>
     <w:p>
       <w:pPr>
@@ -7914,29 +8004,28 @@
         <w:jc w:val="both"/>
         <w:rPr>
           <w:rFonts w:ascii="Arial Narrow" w:eastAsia="Arial Narrow" w:hAnsi="Arial Narrow" w:cs="Arial Narrow"/>
+          <w:sz w:val="16"/>
+          <w:szCs w:val="16"/>
+        </w:rPr>
+      </w:pPr>
+      <w:r>
+        <w:rPr>
+          <w:rFonts w:ascii="Arial Narrow" w:eastAsia="Arial Narrow" w:hAnsi="Arial Narrow" w:cs="Arial Narrow"/>
           <w:b/>
           <w:bCs/>
           <w:sz w:val="16"/>
           <w:szCs w:val="16"/>
         </w:rPr>
-      </w:pPr>
-      <w:r>
-        <w:rPr>
-          <w:rFonts w:ascii="Arial Narrow" w:eastAsia="Arial Narrow" w:hAnsi="Arial Narrow" w:cs="Arial Narrow"/>
-          <w:sz w:val="16"/>
-          <w:szCs w:val="16"/>
-        </w:rPr>
         <w:tab/>
-      </w:r>
-      <w:r>
-        <w:rPr>
-          <w:rFonts w:ascii="Arial Narrow" w:eastAsia="Arial Narrow" w:hAnsi="Arial Narrow" w:cs="Arial Narrow"/>
-          <w:b/>
-          <w:bCs/>
-          <w:sz w:val="16"/>
-          <w:szCs w:val="16"/>
-        </w:rPr>
-        <w:t xml:space="preserve">LEY DE ORGANIZACIÓN Y FUNCIONES DEL INDECOPI, APROBADA POR DECRETO LEGISLATIVO 1033 </w:t>
+        <w:t>Artículo 27.-</w:t>
+      </w:r>
+      <w:r>
+        <w:rPr>
+          <w:rFonts w:ascii="Arial Narrow" w:eastAsia="Arial Narrow" w:hAnsi="Arial Narrow" w:cs="Arial Narrow"/>
+          <w:sz w:val="16"/>
+          <w:szCs w:val="16"/>
+        </w:rPr>
+        <w:t xml:space="preserve"> De la Comisión de Protección al Consumidor.- </w:t>
       </w:r>
     </w:p>
     <w:p>
@@ -7956,21 +8045,11 @@
       <w:r>
         <w:rPr>
           <w:rFonts w:ascii="Arial Narrow" w:eastAsia="Arial Narrow" w:hAnsi="Arial Narrow" w:cs="Arial Narrow"/>
-          <w:b/>
-          <w:bCs/>
           <w:sz w:val="16"/>
           <w:szCs w:val="16"/>
         </w:rPr>
         <w:tab/>
-        <w:t>Artículo 27.-</w:t>
-      </w:r>
-      <w:r>
-        <w:rPr>
-          <w:rFonts w:ascii="Arial Narrow" w:eastAsia="Arial Narrow" w:hAnsi="Arial Narrow" w:cs="Arial Narrow"/>
-          <w:sz w:val="16"/>
-          <w:szCs w:val="16"/>
-        </w:rPr>
-        <w:t xml:space="preserve"> De la Comisión de Protección al Consumidor.- </w:t>
+        <w:t>Corresponde a la Comisión de Protección al Consumidor velar por el cumplimiento de la Ley de Protección al Consumidor y de las leyes que, en general, protegen a los consumidores de la falta de idoneidad de los bienes y servicios en función de la información brindada, de las omisiones de información y de la discriminación en el consumo, así como de aquellas que complementen o sustituyan a las anteriores.</w:t>
       </w:r>
     </w:p>
     <w:p>
@@ -7983,20 +8062,15 @@
         <w:jc w:val="both"/>
         <w:rPr>
           <w:rFonts w:ascii="Arial Narrow" w:eastAsia="Arial Narrow" w:hAnsi="Arial Narrow" w:cs="Arial Narrow"/>
-          <w:sz w:val="16"/>
-          <w:szCs w:val="16"/>
-        </w:rPr>
-      </w:pPr>
-      <w:r>
-        <w:rPr>
-          <w:rFonts w:ascii="Arial Narrow" w:eastAsia="Arial Narrow" w:hAnsi="Arial Narrow" w:cs="Arial Narrow"/>
-          <w:sz w:val="16"/>
-          <w:szCs w:val="16"/>
-        </w:rPr>
-        <w:tab/>
-        <w:t>Corresponde a la Comisión de Protección al Consumidor velar por el cumplimiento de la Ley de Protección al Consumidor y de las leyes que, en general, protegen a los consumidores de la falta de idoneidad de los bienes y servicios en función de la información brindada, de las omisiones de información y de la discriminación en el consumo, así como de aquellas que complementen o sustituyan a las anteriores.</w:t>
-      </w:r>
-    </w:p>
+          <w:b/>
+          <w:bCs/>
+          <w:sz w:val="16"/>
+          <w:szCs w:val="16"/>
+        </w:rPr>
+      </w:pPr>
+    </w:p>
+  </w:footnote>
+  <w:footnote w:id="3">
     <w:p>
       <w:pPr>
         <w:pStyle w:val="Textonotapie"/>
@@ -8013,9 +8087,150 @@
           <w:szCs w:val="16"/>
         </w:rPr>
       </w:pPr>
-    </w:p>
-  </w:footnote>
-  <w:footnote w:id="3">
+      <w:r>
+        <w:rPr>
+          <w:rStyle w:val="Refdenotaalpie"/>
+          <w:rFonts w:ascii="Arial Narrow" w:eastAsia="Arial Narrow" w:hAnsi="Arial Narrow" w:cs="Arial Narrow"/>
+          <w:sz w:val="16"/>
+          <w:szCs w:val="16"/>
+          <w:vertAlign w:val="superscript"/>
+        </w:rPr>
+        <w:footnoteRef/>
+      </w:r>
+      <w:r>
+        <w:rPr>
+          <w:rFonts w:ascii="Arial Narrow" w:eastAsia="Arial Narrow" w:hAnsi="Arial Narrow" w:cs="Arial Narrow"/>
+          <w:sz w:val="16"/>
+          <w:szCs w:val="16"/>
+        </w:rPr>
+        <w:tab/>
+        <w:t xml:space="preserve"/>
+      </w:r>
+      <w:r>
+        <w:rPr>
+          <w:rFonts w:ascii="Arial Narrow" w:eastAsia="Arial Narrow" w:hAnsi="Arial Narrow" w:cs="Arial Narrow"/>
+          <w:sz w:val="16"/>
+          <w:szCs w:val="16"/>
+        </w:rPr>
+        <w:tab/>
+      </w:r>
+      <w:r>
+        <w:rPr>
+          <w:rFonts w:ascii="Arial Narrow" w:eastAsia="Arial Narrow" w:hAnsi="Arial Narrow" w:cs="Arial Narrow"/>
+          <w:b/>
+          <w:bCs/>
+          <w:sz w:val="16"/>
+          <w:szCs w:val="16"/>
+        </w:rPr>
+        <w:t xml:space="preserve">LEY 29571, CÓDIGO DE PROTECCIÓN Y DEFENSA DEL CONSUMIDOR, publicado el 2 de setiembre de 2010 y modificado por Decreto Legislativo 1308 </w:t>
+      </w:r>
+    </w:p>
+    <w:p>
+      <w:pPr>
+        <w:pStyle w:val="Textonotapie"/>
+        <w:ind w:left="567" w:right="-1"/>
+        <w:jc w:val="both"/>
+        <w:rPr>
+          <w:rFonts w:ascii="Arial Narrow" w:eastAsia="Arial Narrow" w:hAnsi="Arial Narrow" w:cs="Arial Narrow"/>
+          <w:b/>
+          <w:bCs/>
+          <w:sz w:val="16"/>
+          <w:szCs w:val="16"/>
+        </w:rPr>
+      </w:pPr>
+      <w:r>
+        <w:rPr>
+          <w:rFonts w:ascii="Arial Narrow" w:eastAsia="Arial Narrow" w:hAnsi="Arial Narrow" w:cs="Arial Narrow"/>
+          <w:b/>
+          <w:bCs/>
+          <w:sz w:val="16"/>
+          <w:szCs w:val="16"/>
+        </w:rPr>
+        <w:t xml:space="preserve">Artículo 18.- Idoneidad </w:t>
+      </w:r>
+    </w:p>
+    <w:p>
+      <w:pPr>
+        <w:pStyle w:val="Textonotapie"/>
+        <w:ind w:left="567" w:right="-1"/>
+        <w:jc w:val="both"/>
+        <w:rPr>
+          <w:rFonts w:ascii="Arial Narrow" w:eastAsia="Arial Narrow" w:hAnsi="Arial Narrow" w:cs="Arial Narrow"/>
+          <w:sz w:val="16"/>
+          <w:szCs w:val="16"/>
+        </w:rPr>
+      </w:pPr>
+      <w:r>
+        <w:rPr>
+          <w:rFonts w:ascii="Arial Narrow" w:eastAsia="Arial Narrow" w:hAnsi="Arial Narrow" w:cs="Arial Narrow"/>
+          <w:sz w:val="16"/>
+          <w:szCs w:val="16"/>
+        </w:rPr>
+        <w:t xml:space="preserve">Se entiende por idoneidad la correspondencia entre lo que un consumidor espera y lo que efectivamente recibe, en función a lo que se le hubiera ofrecido, la publicidad e información transmitida, las condiciones y circunstancias de la transacción, las características y naturaleza del producto o servicio, el precio, entre otros factores, atendiendo a las circunstancias del caso. </w:t>
+      </w:r>
+    </w:p>
+    <w:p>
+      <w:pPr>
+        <w:pStyle w:val="Textonotapie"/>
+        <w:ind w:left="567" w:right="-1"/>
+        <w:jc w:val="both"/>
+        <w:rPr>
+          <w:rFonts w:ascii="Arial Narrow" w:eastAsia="Arial Narrow" w:hAnsi="Arial Narrow" w:cs="Arial Narrow"/>
+          <w:sz w:val="16"/>
+          <w:szCs w:val="16"/>
+        </w:rPr>
+      </w:pPr>
+      <w:r>
+        <w:rPr>
+          <w:rFonts w:ascii="Arial Narrow" w:eastAsia="Arial Narrow" w:hAnsi="Arial Narrow" w:cs="Arial Narrow"/>
+          <w:sz w:val="16"/>
+          <w:szCs w:val="16"/>
+        </w:rPr>
+        <w:t xml:space="preserve">La idoneidad es evaluada en función a la propia naturaleza del producto o servicio y a su aptitud para satisfacer la finalidad para la cual ha sido puesto en el mercado. Las autorizaciones por parte de los organismos del Estado para la fabricación de un producto o la prestación de un servicio, en los casos que sea necesario, no eximen de responsabilidad al proveedor frente al consumidor. </w:t>
+      </w:r>
+    </w:p>
+    <w:p>
+      <w:pPr>
+        <w:pStyle w:val="Textonotapie"/>
+        <w:ind w:left="567" w:right="-1"/>
+        <w:jc w:val="both"/>
+        <w:rPr>
+          <w:rFonts w:ascii="Arial Narrow" w:eastAsia="Arial Narrow" w:hAnsi="Arial Narrow" w:cs="Arial Narrow"/>
+          <w:sz w:val="16"/>
+          <w:szCs w:val="16"/>
+        </w:rPr>
+      </w:pPr>
+      <w:r>
+        <w:rPr>
+          <w:rFonts w:ascii="Arial Narrow" w:eastAsia="Arial Narrow" w:hAnsi="Arial Narrow" w:cs="Arial Narrow"/>
+          <w:b/>
+          <w:bCs/>
+          <w:sz w:val="16"/>
+          <w:szCs w:val="16"/>
+        </w:rPr>
+        <w:t xml:space="preserve">Artículo 19.- Obligación de los proveedores </w:t>
+      </w:r>
+    </w:p>
+    <w:p>
+      <w:pPr>
+        <w:pStyle w:val="Textonotapie"/>
+        <w:ind w:left="567" w:right="-1"/>
+        <w:jc w:val="both"/>
+        <w:rPr>
+          <w:rFonts w:ascii="Arial Narrow" w:eastAsia="Arial Narrow" w:hAnsi="Arial Narrow" w:cs="Arial Narrow"/>
+          <w:sz w:val="16"/>
+          <w:szCs w:val="16"/>
+        </w:rPr>
+      </w:pPr>
+      <w:r>
+        <w:rPr>
+          <w:rFonts w:ascii="Arial Narrow" w:eastAsia="Arial Narrow" w:hAnsi="Arial Narrow" w:cs="Arial Narrow"/>
+          <w:sz w:val="16"/>
+          <w:szCs w:val="16"/>
+        </w:rPr>
+        <w:t>El proveedor responde por la idoneidad y calidad de los productos y servicios ofrecidos; por la autenticidad de las marcas y leyendas que exhiben sus productos o del signo que respalda al prestador del servicio, por la falta de conformidad entre la publicidad comercial de los productos y servicios y estos, así como por el contenido y la vida útil del producto indicado en el envase, en lo que corresponda.</w:t>
+      </w:r>
+    </w:p>
     <w:p>
       <w:pPr>
         <w:pStyle w:val="Textonotapie"/>
@@ -8032,161 +8247,9 @@
           <w:szCs w:val="16"/>
         </w:rPr>
       </w:pPr>
-      <w:r>
-        <w:rPr>
-          <w:rStyle w:val="Refdenotaalpie"/>
-          <w:rFonts w:ascii="Arial Narrow" w:eastAsia="Arial Narrow" w:hAnsi="Arial Narrow" w:cs="Arial Narrow"/>
-          <w:sz w:val="16"/>
-          <w:szCs w:val="16"/>
-          <w:vertAlign w:val="superscript"/>
-        </w:rPr>
-        <w:footnoteRef/>
-      </w:r>
-      <w:r>
-        <w:rPr>
-          <w:rFonts w:ascii="Arial Narrow" w:eastAsia="Arial Narrow" w:hAnsi="Arial Narrow" w:cs="Arial Narrow"/>
-          <w:sz w:val="16"/>
-          <w:szCs w:val="16"/>
-        </w:rPr>
-        <w:t xml:space="preserve"> </w:t>
-      </w:r>
-      <w:r>
-        <w:rPr>
-          <w:rFonts w:ascii="Arial Narrow" w:eastAsia="Arial Narrow" w:hAnsi="Arial Narrow" w:cs="Arial Narrow"/>
-          <w:sz w:val="16"/>
-          <w:szCs w:val="16"/>
-        </w:rPr>
-        <w:tab/>
-      </w:r>
-      <w:r>
-        <w:rPr>
-          <w:rFonts w:ascii="Arial Narrow" w:eastAsia="Arial Narrow" w:hAnsi="Arial Narrow" w:cs="Arial Narrow"/>
-          <w:b/>
-          <w:bCs/>
-          <w:sz w:val="16"/>
-          <w:szCs w:val="16"/>
-        </w:rPr>
-        <w:t xml:space="preserve">LEY 29571, CÓDIGO DE PROTECCIÓN Y DEFENSA DEL CONSUMIDOR, publicado el 2 de setiembre de 2010 y modificado por Decreto Legislativo 1308 </w:t>
-      </w:r>
-    </w:p>
-    <w:p>
-      <w:pPr>
-        <w:pStyle w:val="Textonotapie"/>
-        <w:ind w:left="567" w:right="-1"/>
-        <w:jc w:val="both"/>
-        <w:rPr>
-          <w:rFonts w:ascii="Arial Narrow" w:eastAsia="Arial Narrow" w:hAnsi="Arial Narrow" w:cs="Arial Narrow"/>
-          <w:b/>
-          <w:bCs/>
-          <w:sz w:val="16"/>
-          <w:szCs w:val="16"/>
-        </w:rPr>
-      </w:pPr>
-      <w:r>
-        <w:rPr>
-          <w:rFonts w:ascii="Arial Narrow" w:eastAsia="Arial Narrow" w:hAnsi="Arial Narrow" w:cs="Arial Narrow"/>
-          <w:b/>
-          <w:bCs/>
-          <w:sz w:val="16"/>
-          <w:szCs w:val="16"/>
-        </w:rPr>
-        <w:t xml:space="preserve">Artículo 18.- Idoneidad </w:t>
-      </w:r>
-    </w:p>
-    <w:p>
-      <w:pPr>
-        <w:pStyle w:val="Textonotapie"/>
-        <w:ind w:left="567" w:right="-1"/>
-        <w:jc w:val="both"/>
-        <w:rPr>
-          <w:rFonts w:ascii="Arial Narrow" w:eastAsia="Arial Narrow" w:hAnsi="Arial Narrow" w:cs="Arial Narrow"/>
-          <w:sz w:val="16"/>
-          <w:szCs w:val="16"/>
-        </w:rPr>
-      </w:pPr>
-      <w:r>
-        <w:rPr>
-          <w:rFonts w:ascii="Arial Narrow" w:eastAsia="Arial Narrow" w:hAnsi="Arial Narrow" w:cs="Arial Narrow"/>
-          <w:sz w:val="16"/>
-          <w:szCs w:val="16"/>
-        </w:rPr>
-        <w:t xml:space="preserve">Se entiende por idoneidad la correspondencia entre lo que un consumidor espera y lo que efectivamente recibe, en función a lo que se le hubiera ofrecido, la publicidad e información transmitida, las condiciones y circunstancias de la transacción, las características y naturaleza del producto o servicio, el precio, entre otros factores, atendiendo a las circunstancias del caso. </w:t>
-      </w:r>
-    </w:p>
-    <w:p>
-      <w:pPr>
-        <w:pStyle w:val="Textonotapie"/>
-        <w:ind w:left="567" w:right="-1"/>
-        <w:jc w:val="both"/>
-        <w:rPr>
-          <w:rFonts w:ascii="Arial Narrow" w:eastAsia="Arial Narrow" w:hAnsi="Arial Narrow" w:cs="Arial Narrow"/>
-          <w:sz w:val="16"/>
-          <w:szCs w:val="16"/>
-        </w:rPr>
-      </w:pPr>
-      <w:r>
-        <w:rPr>
-          <w:rFonts w:ascii="Arial Narrow" w:eastAsia="Arial Narrow" w:hAnsi="Arial Narrow" w:cs="Arial Narrow"/>
-          <w:sz w:val="16"/>
-          <w:szCs w:val="16"/>
-        </w:rPr>
-        <w:t xml:space="preserve">La idoneidad es evaluada en función a la propia naturaleza del producto o servicio y a su aptitud para satisfacer la finalidad para la cual ha sido puesto en el mercado. Las autorizaciones por parte de los organismos del Estado para la fabricación de un producto o la prestación de un servicio, en los casos que sea necesario, no eximen de responsabilidad al proveedor frente al consumidor. </w:t>
-      </w:r>
-    </w:p>
-    <w:p>
-      <w:pPr>
-        <w:pStyle w:val="Textonotapie"/>
-        <w:ind w:left="567" w:right="-1"/>
-        <w:jc w:val="both"/>
-        <w:rPr>
-          <w:rFonts w:ascii="Arial Narrow" w:eastAsia="Arial Narrow" w:hAnsi="Arial Narrow" w:cs="Arial Narrow"/>
-          <w:sz w:val="16"/>
-          <w:szCs w:val="16"/>
-        </w:rPr>
-      </w:pPr>
-    </w:p>
-    <w:p>
-      <w:pPr>
-        <w:pStyle w:val="Textonotapie"/>
-        <w:ind w:left="567" w:right="-1"/>
-        <w:jc w:val="both"/>
-        <w:rPr>
-          <w:rFonts w:ascii="Arial Narrow" w:eastAsia="Arial Narrow" w:hAnsi="Arial Narrow" w:cs="Arial Narrow"/>
-          <w:sz w:val="16"/>
-          <w:szCs w:val="16"/>
-        </w:rPr>
-      </w:pPr>
-      <w:r>
-        <w:rPr>
-          <w:rFonts w:ascii="Arial Narrow" w:eastAsia="Arial Narrow" w:hAnsi="Arial Narrow" w:cs="Arial Narrow"/>
-          <w:b/>
-          <w:bCs/>
-          <w:sz w:val="16"/>
-          <w:szCs w:val="16"/>
-        </w:rPr>
-        <w:t xml:space="preserve">Artículo 19.- Obligación de los proveedores </w:t>
-      </w:r>
-    </w:p>
-    <w:p>
-      <w:pPr>
-        <w:pStyle w:val="Textonotapie"/>
-        <w:ind w:left="567" w:right="-1"/>
-        <w:jc w:val="both"/>
-        <w:rPr>
-          <w:rFonts w:ascii="Arial Narrow" w:eastAsia="Arial Narrow" w:hAnsi="Arial Narrow" w:cs="Arial Narrow"/>
-          <w:sz w:val="16"/>
-          <w:szCs w:val="16"/>
-        </w:rPr>
-      </w:pPr>
-      <w:r>
-        <w:rPr>
-          <w:rFonts w:ascii="Arial Narrow" w:eastAsia="Arial Narrow" w:hAnsi="Arial Narrow" w:cs="Arial Narrow"/>
-          <w:sz w:val="16"/>
-          <w:szCs w:val="16"/>
-        </w:rPr>
-        <w:t>El proveedor responde por la idoneidad y calidad de los productos y servicios ofrecidos; por la autenticidad de las marcas y leyendas que exhiben sus productos o del signo que respalda al prestador del servicio, por la falta de conformidad entre la publicidad comercial de los productos y servicios y estos, así como por el contenido y la vida útil del producto indicado en el envase, en lo que corresponda.</w:t>
-      </w:r>
-    </w:p>
+    </w:p>
+  </w:footnote>
+  <w:footnote w:id="4">
     <w:p>
       <w:pPr>
         <w:pStyle w:val="Textonotapie"/>
@@ -8203,9 +8266,128 @@
           <w:szCs w:val="16"/>
         </w:rPr>
       </w:pPr>
-    </w:p>
-  </w:footnote>
-  <w:footnote w:id="4">
+      <w:r>
+        <w:rPr>
+          <w:rStyle w:val="Refdenotaalpie"/>
+          <w:rFonts w:ascii="Arial Narrow" w:eastAsia="Arial Narrow" w:hAnsi="Arial Narrow" w:cs="Arial Narrow"/>
+          <w:sz w:val="16"/>
+          <w:szCs w:val="16"/>
+          <w:vertAlign w:val="superscript"/>
+        </w:rPr>
+        <w:footnoteRef/>
+      </w:r>
+      <w:r>
+        <w:rPr>
+          <w:rFonts w:ascii="Arial Narrow" w:eastAsia="Arial Narrow" w:hAnsi="Arial Narrow" w:cs="Arial Narrow"/>
+          <w:sz w:val="16"/>
+          <w:szCs w:val="16"/>
+        </w:rPr>
+        <w:tab/>
+        <w:t xml:space="preserve"/>
+      </w:r>
+      <w:r>
+        <w:rPr>
+          <w:rFonts w:ascii="Arial Narrow" w:eastAsia="Arial Narrow" w:hAnsi="Arial Narrow" w:cs="Arial Narrow"/>
+          <w:sz w:val="16"/>
+          <w:szCs w:val="16"/>
+        </w:rPr>
+        <w:tab/>
+      </w:r>
+      <w:r>
+        <w:rPr>
+          <w:rFonts w:ascii="Arial Narrow" w:eastAsia="Arial Narrow" w:hAnsi="Arial Narrow" w:cs="Arial Narrow"/>
+          <w:b/>
+          <w:bCs/>
+          <w:sz w:val="16"/>
+          <w:szCs w:val="16"/>
+        </w:rPr>
+        <w:t xml:space="preserve">LEY 29571, CÓDIGO DE PROTECCIÓN Y DEFENSA DEL CONSUMIDOR, publicado el 2 de setiembre de 2010 y modificado por Decreto Legislativo 1308 </w:t>
+      </w:r>
+    </w:p>
+    <w:p>
+      <w:pPr>
+        <w:pStyle w:val="Textonotapie"/>
+        <w:ind w:left="567" w:right="-1"/>
+        <w:jc w:val="both"/>
+        <w:rPr>
+          <w:rFonts w:ascii="Arial Narrow" w:eastAsia="Arial Narrow" w:hAnsi="Arial Narrow" w:cs="Arial Narrow"/>
+          <w:b/>
+          <w:bCs/>
+          <w:sz w:val="16"/>
+          <w:szCs w:val="16"/>
+        </w:rPr>
+      </w:pPr>
+      <w:r>
+        <w:rPr>
+          <w:rFonts w:ascii="Arial Narrow" w:eastAsia="Arial Narrow" w:hAnsi="Arial Narrow" w:cs="Arial Narrow"/>
+          <w:b/>
+          <w:bCs/>
+          <w:sz w:val="16"/>
+          <w:szCs w:val="16"/>
+        </w:rPr>
+        <w:t>Artículo 47.- Protección mínima del contrato de consumo</w:t>
+      </w:r>
+    </w:p>
+    <w:p>
+      <w:pPr>
+        <w:pStyle w:val="Textonotapie"/>
+        <w:ind w:left="567" w:right="-1"/>
+        <w:jc w:val="both"/>
+        <w:rPr>
+          <w:rFonts w:ascii="Arial Narrow" w:eastAsia="Arial Narrow" w:hAnsi="Arial Narrow" w:cs="Arial Narrow"/>
+          <w:sz w:val="16"/>
+          <w:szCs w:val="16"/>
+        </w:rPr>
+      </w:pPr>
+      <w:r>
+        <w:rPr>
+          <w:rFonts w:ascii="Arial Narrow" w:eastAsia="Arial Narrow" w:hAnsi="Arial Narrow" w:cs="Arial Narrow"/>
+          <w:sz w:val="16"/>
+          <w:szCs w:val="16"/>
+        </w:rPr>
+        <w:t>En los contratos de consumo se observa lo siguiente:</w:t>
+      </w:r>
+    </w:p>
+    <w:p>
+      <w:pPr>
+        <w:pStyle w:val="Textonotapie"/>
+        <w:ind w:left="567" w:right="-1"/>
+        <w:jc w:val="both"/>
+        <w:rPr>
+          <w:rFonts w:ascii="Arial Narrow" w:eastAsia="Arial Narrow" w:hAnsi="Arial Narrow" w:cs="Arial Narrow"/>
+          <w:sz w:val="16"/>
+          <w:szCs w:val="16"/>
+        </w:rPr>
+      </w:pPr>
+      <w:r>
+        <w:rPr>
+          <w:rFonts w:ascii="Arial Narrow" w:eastAsia="Arial Narrow" w:hAnsi="Arial Narrow" w:cs="Arial Narrow"/>
+          <w:sz w:val="16"/>
+          <w:szCs w:val="16"/>
+        </w:rPr>
+        <w:t>(…)</w:t>
+      </w:r>
+    </w:p>
+    <w:p>
+      <w:pPr>
+        <w:pStyle w:val="Textonotapie"/>
+        <w:ind w:left="567" w:right="-1"/>
+        <w:jc w:val="both"/>
+        <w:rPr>
+          <w:rFonts w:ascii="Arial Narrow" w:eastAsia="Arial Narrow" w:hAnsi="Arial Narrow" w:cs="Arial Narrow"/>
+          <w:sz w:val="16"/>
+          <w:szCs w:val="16"/>
+        </w:rPr>
+      </w:pPr>
+      <w:r>
+        <w:rPr>
+          <w:rFonts w:ascii="Arial Narrow" w:eastAsia="Arial Narrow" w:hAnsi="Arial Narrow" w:cs="Arial Narrow"/>
+          <w:sz w:val="16"/>
+          <w:szCs w:val="16"/>
+        </w:rPr>
+        <w:t>e. Los proveedores deben entregar a los usuarios copia de los contratos y demás documentación relacionada con dichos actos jurídicos cuando estos hayan sido celebrados por escrito, incluidas las condiciones generales de la contratación. Asimismo, cuando el consumidor solicite copia física o virtual de estos, el proveedor debe entregar los documentos en un plazo máximo de quince días hábiles contados desde que recibió la solicitud. Los proveedores son responsables de dejar constancia de la entrega de los documentos al consumidor.</w:t>
+      </w:r>
+    </w:p>
     <w:p>
       <w:pPr>
         <w:pStyle w:val="Textonotapie"/>
@@ -8222,127 +8404,9 @@
           <w:szCs w:val="16"/>
         </w:rPr>
       </w:pPr>
-      <w:r>
-        <w:rPr>
-          <w:rStyle w:val="Refdenotaalpie"/>
-          <w:rFonts w:ascii="Arial Narrow" w:eastAsia="Arial Narrow" w:hAnsi="Arial Narrow" w:cs="Arial Narrow"/>
-          <w:sz w:val="16"/>
-          <w:szCs w:val="16"/>
-          <w:vertAlign w:val="superscript"/>
-        </w:rPr>
-        <w:footnoteRef/>
-      </w:r>
-      <w:r>
-        <w:rPr>
-          <w:rFonts w:ascii="Arial Narrow" w:eastAsia="Arial Narrow" w:hAnsi="Arial Narrow" w:cs="Arial Narrow"/>
-          <w:sz w:val="16"/>
-          <w:szCs w:val="16"/>
-        </w:rPr>
-        <w:t xml:space="preserve"> </w:t>
-      </w:r>
-      <w:r>
-        <w:rPr>
-          <w:rFonts w:ascii="Arial Narrow" w:eastAsia="Arial Narrow" w:hAnsi="Arial Narrow" w:cs="Arial Narrow"/>
-          <w:sz w:val="16"/>
-          <w:szCs w:val="16"/>
-        </w:rPr>
-        <w:tab/>
-      </w:r>
-      <w:r>
-        <w:rPr>
-          <w:rFonts w:ascii="Arial Narrow" w:eastAsia="Arial Narrow" w:hAnsi="Arial Narrow" w:cs="Arial Narrow"/>
-          <w:b/>
-          <w:bCs/>
-          <w:sz w:val="16"/>
-          <w:szCs w:val="16"/>
-        </w:rPr>
-        <w:t xml:space="preserve">LEY 29571, CÓDIGO DE PROTECCIÓN Y DEFENSA DEL CONSUMIDOR, publicado el 2 de setiembre de 2010 y modificado por Decreto Legislativo 1308 </w:t>
-      </w:r>
-    </w:p>
-    <w:p>
-      <w:pPr>
-        <w:pStyle w:val="Textonotapie"/>
-        <w:ind w:left="567" w:right="-1"/>
-        <w:jc w:val="both"/>
-        <w:rPr>
-          <w:rFonts w:ascii="Arial Narrow" w:eastAsia="Arial Narrow" w:hAnsi="Arial Narrow" w:cs="Arial Narrow"/>
-          <w:b/>
-          <w:bCs/>
-          <w:sz w:val="16"/>
-          <w:szCs w:val="16"/>
-        </w:rPr>
-      </w:pPr>
-      <w:r>
-        <w:rPr>
-          <w:rFonts w:ascii="Arial Narrow" w:eastAsia="Arial Narrow" w:hAnsi="Arial Narrow" w:cs="Arial Narrow"/>
-          <w:b/>
-          <w:bCs/>
-          <w:sz w:val="16"/>
-          <w:szCs w:val="16"/>
-        </w:rPr>
-        <w:t>Artículo 47.- Protección mínima del contrato de consumo</w:t>
-      </w:r>
-    </w:p>
-    <w:p>
-      <w:pPr>
-        <w:pStyle w:val="Textonotapie"/>
-        <w:ind w:left="567" w:right="-1"/>
-        <w:jc w:val="both"/>
-        <w:rPr>
-          <w:rFonts w:ascii="Arial Narrow" w:eastAsia="Arial Narrow" w:hAnsi="Arial Narrow" w:cs="Arial Narrow"/>
-          <w:sz w:val="16"/>
-          <w:szCs w:val="16"/>
-        </w:rPr>
-      </w:pPr>
-      <w:r>
-        <w:rPr>
-          <w:rFonts w:ascii="Arial Narrow" w:eastAsia="Arial Narrow" w:hAnsi="Arial Narrow" w:cs="Arial Narrow"/>
-          <w:sz w:val="16"/>
-          <w:szCs w:val="16"/>
-        </w:rPr>
-        <w:t>En los contratos de consumo se observa lo siguiente:</w:t>
-      </w:r>
-    </w:p>
-    <w:p>
-      <w:pPr>
-        <w:pStyle w:val="Textonotapie"/>
-        <w:ind w:left="567" w:right="-1"/>
-        <w:jc w:val="both"/>
-        <w:rPr>
-          <w:rFonts w:ascii="Arial Narrow" w:eastAsia="Arial Narrow" w:hAnsi="Arial Narrow" w:cs="Arial Narrow"/>
-          <w:sz w:val="16"/>
-          <w:szCs w:val="16"/>
-        </w:rPr>
-      </w:pPr>
-      <w:r>
-        <w:rPr>
-          <w:rFonts w:ascii="Arial Narrow" w:eastAsia="Arial Narrow" w:hAnsi="Arial Narrow" w:cs="Arial Narrow"/>
-          <w:sz w:val="16"/>
-          <w:szCs w:val="16"/>
-        </w:rPr>
-        <w:t>(…)</w:t>
-      </w:r>
-    </w:p>
-    <w:p>
-      <w:pPr>
-        <w:pStyle w:val="Textonotapie"/>
-        <w:ind w:left="567" w:right="-1"/>
-        <w:jc w:val="both"/>
-        <w:rPr>
-          <w:rFonts w:ascii="Arial Narrow" w:eastAsia="Arial Narrow" w:hAnsi="Arial Narrow" w:cs="Arial Narrow"/>
-          <w:sz w:val="16"/>
-          <w:szCs w:val="16"/>
-        </w:rPr>
-      </w:pPr>
-      <w:r>
-        <w:rPr>
-          <w:rFonts w:ascii="Arial Narrow" w:eastAsia="Arial Narrow" w:hAnsi="Arial Narrow" w:cs="Arial Narrow"/>
-          <w:sz w:val="16"/>
-          <w:szCs w:val="16"/>
-        </w:rPr>
-        <w:t>e. Los proveedores deben entregar a los usuarios copia de los contratos y demás documentación relacionada con dichos actos jurídicos cuando estos hayan sido celebrados por escrito, incluidas las condiciones generales de la contratación. Asimismo, cuando el consumidor solicite copia física o virtual de estos, el proveedor debe entregar los documentos en un plazo máximo de quince días hábiles contados desde que recibió la solicitud. Los proveedores son responsables de dejar constancia de la entrega de los documentos al consumidor.</w:t>
-      </w:r>
-    </w:p>
+    </w:p>
+  </w:footnote>
+  <w:footnote w:id="5">
     <w:p>
       <w:pPr>
         <w:pStyle w:val="Textonotapie"/>
@@ -8359,9 +8423,192 @@
           <w:szCs w:val="16"/>
         </w:rPr>
       </w:pPr>
-    </w:p>
-  </w:footnote>
-  <w:footnote w:id="5">
+      <w:r>
+        <w:rPr>
+          <w:rStyle w:val="Refdenotaalpie"/>
+          <w:rFonts w:ascii="Arial Narrow" w:eastAsia="Arial Narrow" w:hAnsi="Arial Narrow" w:cs="Arial Narrow"/>
+          <w:sz w:val="16"/>
+          <w:szCs w:val="16"/>
+          <w:vertAlign w:val="superscript"/>
+        </w:rPr>
+        <w:footnoteRef/>
+      </w:r>
+      <w:r>
+        <w:rPr>
+          <w:rFonts w:ascii="Arial Narrow" w:eastAsia="Arial Narrow" w:hAnsi="Arial Narrow" w:cs="Arial Narrow"/>
+          <w:sz w:val="16"/>
+          <w:szCs w:val="16"/>
+        </w:rPr>
+        <w:tab/>
+        <w:t xml:space="preserve"/>
+      </w:r>
+      <w:r>
+        <w:rPr>
+          <w:rFonts w:ascii="Arial Narrow" w:eastAsia="Arial Narrow" w:hAnsi="Arial Narrow" w:cs="Arial Narrow"/>
+          <w:sz w:val="16"/>
+          <w:szCs w:val="16"/>
+        </w:rPr>
+        <w:tab/>
+      </w:r>
+      <w:r>
+        <w:rPr>
+          <w:rFonts w:ascii="Arial Narrow" w:eastAsia="Arial Narrow" w:hAnsi="Arial Narrow" w:cs="Arial Narrow"/>
+          <w:b/>
+          <w:bCs/>
+          <w:sz w:val="16"/>
+          <w:szCs w:val="16"/>
+        </w:rPr>
+        <w:t xml:space="preserve">LEY 29571, CÓDIGO DE PROTECCIÓN Y DEFENSA DEL CONSUMIDOR, publicado el 2 de setiembre de 2010 y modificado por Decreto Legislativo 1308 </w:t>
+      </w:r>
+    </w:p>
+    <w:p>
+      <w:pPr>
+        <w:pStyle w:val="Textonotapie"/>
+        <w:ind w:left="567" w:right="-1"/>
+        <w:jc w:val="both"/>
+        <w:rPr>
+          <w:rFonts w:ascii="Arial Narrow" w:eastAsia="Arial Narrow" w:hAnsi="Arial Narrow" w:cs="Arial Narrow"/>
+          <w:b/>
+          <w:bCs/>
+          <w:sz w:val="16"/>
+          <w:szCs w:val="16"/>
+        </w:rPr>
+      </w:pPr>
+      <w:r>
+        <w:rPr>
+          <w:rFonts w:ascii="Arial Narrow" w:eastAsia="Arial Narrow" w:hAnsi="Arial Narrow" w:cs="Arial Narrow"/>
+          <w:b/>
+          <w:bCs/>
+          <w:sz w:val="16"/>
+          <w:szCs w:val="16"/>
+        </w:rPr>
+        <w:t>Artículo 49.- Definición de cláusulas abusivas</w:t>
+      </w:r>
+    </w:p>
+    <w:p>
+      <w:pPr>
+        <w:pStyle w:val="Textonotapie"/>
+        <w:ind w:left="567" w:right="-1"/>
+        <w:jc w:val="both"/>
+        <w:rPr>
+          <w:rFonts w:ascii="Arial Narrow" w:eastAsia="Arial Narrow" w:hAnsi="Arial Narrow" w:cs="Arial Narrow"/>
+          <w:sz w:val="16"/>
+          <w:szCs w:val="16"/>
+        </w:rPr>
+      </w:pPr>
+      <w:r>
+        <w:rPr>
+          <w:rFonts w:ascii="Arial Narrow" w:eastAsia="Arial Narrow" w:hAnsi="Arial Narrow" w:cs="Arial Narrow"/>
+          <w:sz w:val="16"/>
+          <w:szCs w:val="16"/>
+        </w:rPr>
+        <w:t>49.1 En los contratos por adhesión y en las cláusulas generales de contratación no aprobadas administrativamente, se consideran cláusulas abusivas y, por tanto, inexigibles todas aquellas estipulaciones no negociadas individualmente que, en contra de las exigencias de la buena fe, coloquen al consumidor, en su perjuicio, en una situación de desventaja o desigualdad o anulen sus derechos.</w:t>
+      </w:r>
+    </w:p>
+    <w:p>
+      <w:pPr>
+        <w:pStyle w:val="Textonotapie"/>
+        <w:ind w:left="567" w:right="-1"/>
+        <w:jc w:val="both"/>
+        <w:rPr>
+          <w:rFonts w:ascii="Arial Narrow" w:eastAsia="Arial Narrow" w:hAnsi="Arial Narrow" w:cs="Arial Narrow"/>
+          <w:sz w:val="16"/>
+          <w:szCs w:val="16"/>
+        </w:rPr>
+      </w:pPr>
+      <w:r>
+        <w:rPr>
+          <w:rFonts w:ascii="Arial Narrow" w:eastAsia="Arial Narrow" w:hAnsi="Arial Narrow" w:cs="Arial Narrow"/>
+          <w:sz w:val="16"/>
+          <w:szCs w:val="16"/>
+        </w:rPr>
+        <w:t>(...).</w:t>
+      </w:r>
+    </w:p>
+    <w:p>
+      <w:pPr>
+        <w:pStyle w:val="Textonotapie"/>
+        <w:ind w:left="567" w:right="-1"/>
+        <w:jc w:val="both"/>
+        <w:rPr>
+          <w:rFonts w:ascii="Arial Narrow" w:eastAsia="Arial Narrow" w:hAnsi="Arial Narrow" w:cs="Arial Narrow"/>
+          <w:b/>
+          <w:bCs/>
+          <w:sz w:val="16"/>
+          <w:szCs w:val="16"/>
+        </w:rPr>
+      </w:pPr>
+      <w:r>
+        <w:rPr>
+          <w:rFonts w:ascii="Arial Narrow" w:eastAsia="Arial Narrow" w:hAnsi="Arial Narrow" w:cs="Arial Narrow"/>
+          <w:b/>
+          <w:bCs/>
+          <w:sz w:val="16"/>
+          <w:szCs w:val="16"/>
+        </w:rPr>
+        <w:t xml:space="preserve">Artículo 50.- Cláusulas abusivas de ineficacia absoluta </w:t>
+      </w:r>
+    </w:p>
+    <w:p>
+      <w:pPr>
+        <w:pStyle w:val="Textonotapie"/>
+        <w:ind w:left="567" w:right="-1"/>
+        <w:jc w:val="both"/>
+        <w:rPr>
+          <w:rFonts w:ascii="Arial Narrow" w:eastAsia="Arial Narrow" w:hAnsi="Arial Narrow" w:cs="Arial Narrow"/>
+          <w:sz w:val="16"/>
+          <w:szCs w:val="16"/>
+        </w:rPr>
+      </w:pPr>
+      <w:r>
+        <w:rPr>
+          <w:rFonts w:ascii="Arial Narrow" w:eastAsia="Arial Narrow" w:hAnsi="Arial Narrow" w:cs="Arial Narrow"/>
+          <w:sz w:val="16"/>
+          <w:szCs w:val="16"/>
+        </w:rPr>
+        <w:t xml:space="preserve">Son cláusulas abusivas de ineficacia absoluta las siguientes: </w:t>
+      </w:r>
+    </w:p>
+    <w:p>
+      <w:pPr>
+        <w:pStyle w:val="Textonotapie"/>
+        <w:ind w:left="567" w:right="-1"/>
+        <w:jc w:val="both"/>
+        <w:rPr>
+          <w:rFonts w:ascii="Arial Narrow" w:eastAsia="Arial Narrow" w:hAnsi="Arial Narrow" w:cs="Arial Narrow"/>
+          <w:sz w:val="16"/>
+          <w:szCs w:val="16"/>
+        </w:rPr>
+      </w:pPr>
+      <w:r>
+        <w:rPr>
+          <w:rFonts w:ascii="Arial Narrow" w:eastAsia="Arial Narrow" w:hAnsi="Arial Narrow" w:cs="Arial Narrow"/>
+          <w:sz w:val="16"/>
+          <w:szCs w:val="16"/>
+        </w:rPr>
+        <w:t>a. Las que excluyan o limiten la responsabilidad del proveedor o sus dependientes por dolo o culpa, o las que trasladen la responsabilidad al consumidor por los hechos u omisiones del proveedor.</w:t>
+      </w:r>
+    </w:p>
+    <w:p>
+      <w:pPr>
+        <w:pStyle w:val="Textonotapie"/>
+        <w:ind w:left="567" w:right="-1"/>
+        <w:jc w:val="both"/>
+        <w:rPr>
+          <w:rFonts w:ascii="Arial Narrow" w:eastAsia="Arial Narrow" w:hAnsi="Arial Narrow" w:cs="Arial Narrow"/>
+          <w:sz w:val="16"/>
+          <w:szCs w:val="16"/>
+        </w:rPr>
+      </w:pPr>
+      <w:r>
+        <w:rPr>
+          <w:rFonts w:ascii="Arial Narrow" w:eastAsia="Arial Narrow" w:hAnsi="Arial Narrow" w:cs="Arial Narrow"/>
+          <w:sz w:val="16"/>
+          <w:szCs w:val="16"/>
+        </w:rPr>
+        <w:t>(...).</w:t>
+      </w:r>
+    </w:p>
     <w:p>
       <w:pPr>
         <w:pStyle w:val="Textonotapie"/>
@@ -8378,191 +8625,9 @@
           <w:szCs w:val="16"/>
         </w:rPr>
       </w:pPr>
-      <w:r>
-        <w:rPr>
-          <w:rStyle w:val="Refdenotaalpie"/>
-          <w:rFonts w:ascii="Arial Narrow" w:eastAsia="Arial Narrow" w:hAnsi="Arial Narrow" w:cs="Arial Narrow"/>
-          <w:sz w:val="16"/>
-          <w:szCs w:val="16"/>
-          <w:vertAlign w:val="superscript"/>
-        </w:rPr>
-        <w:footnoteRef/>
-      </w:r>
-      <w:r>
-        <w:rPr>
-          <w:rFonts w:ascii="Arial Narrow" w:eastAsia="Arial Narrow" w:hAnsi="Arial Narrow" w:cs="Arial Narrow"/>
-          <w:sz w:val="16"/>
-          <w:szCs w:val="16"/>
-        </w:rPr>
-        <w:t xml:space="preserve"> </w:t>
-      </w:r>
-      <w:r>
-        <w:rPr>
-          <w:rFonts w:ascii="Arial Narrow" w:eastAsia="Arial Narrow" w:hAnsi="Arial Narrow" w:cs="Arial Narrow"/>
-          <w:sz w:val="16"/>
-          <w:szCs w:val="16"/>
-        </w:rPr>
-        <w:tab/>
-      </w:r>
-      <w:r>
-        <w:rPr>
-          <w:rFonts w:ascii="Arial Narrow" w:eastAsia="Arial Narrow" w:hAnsi="Arial Narrow" w:cs="Arial Narrow"/>
-          <w:b/>
-          <w:bCs/>
-          <w:sz w:val="16"/>
-          <w:szCs w:val="16"/>
-        </w:rPr>
-        <w:t xml:space="preserve">LEY 29571, CÓDIGO DE PROTECCIÓN Y DEFENSA DEL CONSUMIDOR, publicado el 2 de setiembre de 2010 y modificado por Decreto Legislativo 1308 </w:t>
-      </w:r>
-    </w:p>
-    <w:p>
-      <w:pPr>
-        <w:pStyle w:val="Textonotapie"/>
-        <w:ind w:left="567" w:right="-1"/>
-        <w:jc w:val="both"/>
-        <w:rPr>
-          <w:rFonts w:ascii="Arial Narrow" w:eastAsia="Arial Narrow" w:hAnsi="Arial Narrow" w:cs="Arial Narrow"/>
-          <w:b/>
-          <w:bCs/>
-          <w:sz w:val="16"/>
-          <w:szCs w:val="16"/>
-        </w:rPr>
-      </w:pPr>
-      <w:r>
-        <w:rPr>
-          <w:rFonts w:ascii="Arial Narrow" w:eastAsia="Arial Narrow" w:hAnsi="Arial Narrow" w:cs="Arial Narrow"/>
-          <w:b/>
-          <w:bCs/>
-          <w:sz w:val="16"/>
-          <w:szCs w:val="16"/>
-        </w:rPr>
-        <w:t>Artículo 49.- Definición de cláusulas abusivas</w:t>
-      </w:r>
-    </w:p>
-    <w:p>
-      <w:pPr>
-        <w:pStyle w:val="Textonotapie"/>
-        <w:ind w:left="567" w:right="-1"/>
-        <w:jc w:val="both"/>
-        <w:rPr>
-          <w:rFonts w:ascii="Arial Narrow" w:eastAsia="Arial Narrow" w:hAnsi="Arial Narrow" w:cs="Arial Narrow"/>
-          <w:sz w:val="16"/>
-          <w:szCs w:val="16"/>
-        </w:rPr>
-      </w:pPr>
-      <w:r>
-        <w:rPr>
-          <w:rFonts w:ascii="Arial Narrow" w:eastAsia="Arial Narrow" w:hAnsi="Arial Narrow" w:cs="Arial Narrow"/>
-          <w:sz w:val="16"/>
-          <w:szCs w:val="16"/>
-        </w:rPr>
-        <w:t>49.1 En los contratos por adhesión y en las cláusulas generales de contratación no aprobadas administrativamente, se consideran cláusulas abusivas y, por tanto, inexigibles todas aquellas estipulaciones no negociadas individualmente que, en contra de las exigencias de la buena fe, coloquen al consumidor, en su perjuicio, en una situación de desventaja o desigualdad o anulen sus derechos.</w:t>
-      </w:r>
-    </w:p>
-    <w:p>
-      <w:pPr>
-        <w:pStyle w:val="Textonotapie"/>
-        <w:ind w:left="567" w:right="-1"/>
-        <w:jc w:val="both"/>
-        <w:rPr>
-          <w:rFonts w:ascii="Arial Narrow" w:eastAsia="Arial Narrow" w:hAnsi="Arial Narrow" w:cs="Arial Narrow"/>
-          <w:sz w:val="16"/>
-          <w:szCs w:val="16"/>
-        </w:rPr>
-      </w:pPr>
-      <w:r>
-        <w:rPr>
-          <w:rFonts w:ascii="Arial Narrow" w:eastAsia="Arial Narrow" w:hAnsi="Arial Narrow" w:cs="Arial Narrow"/>
-          <w:sz w:val="16"/>
-          <w:szCs w:val="16"/>
-        </w:rPr>
-        <w:t>(...).</w:t>
-      </w:r>
-    </w:p>
-    <w:p>
-      <w:pPr>
-        <w:pStyle w:val="Textonotapie"/>
-        <w:ind w:left="567" w:right="-1"/>
-        <w:jc w:val="both"/>
-        <w:rPr>
-          <w:rFonts w:ascii="Arial Narrow" w:eastAsia="Arial Narrow" w:hAnsi="Arial Narrow" w:cs="Arial Narrow"/>
-          <w:b/>
-          <w:bCs/>
-          <w:sz w:val="16"/>
-          <w:szCs w:val="16"/>
-        </w:rPr>
-      </w:pPr>
-      <w:r>
-        <w:rPr>
-          <w:rFonts w:ascii="Arial Narrow" w:eastAsia="Arial Narrow" w:hAnsi="Arial Narrow" w:cs="Arial Narrow"/>
-          <w:b/>
-          <w:bCs/>
-          <w:sz w:val="16"/>
-          <w:szCs w:val="16"/>
-        </w:rPr>
-        <w:t xml:space="preserve">Artículo 50.- Cláusulas abusivas de ineficacia absoluta </w:t>
-      </w:r>
-    </w:p>
-    <w:p>
-      <w:pPr>
-        <w:pStyle w:val="Textonotapie"/>
-        <w:ind w:left="567" w:right="-1"/>
-        <w:jc w:val="both"/>
-        <w:rPr>
-          <w:rFonts w:ascii="Arial Narrow" w:eastAsia="Arial Narrow" w:hAnsi="Arial Narrow" w:cs="Arial Narrow"/>
-          <w:sz w:val="16"/>
-          <w:szCs w:val="16"/>
-        </w:rPr>
-      </w:pPr>
-      <w:r>
-        <w:rPr>
-          <w:rFonts w:ascii="Arial Narrow" w:eastAsia="Arial Narrow" w:hAnsi="Arial Narrow" w:cs="Arial Narrow"/>
-          <w:sz w:val="16"/>
-          <w:szCs w:val="16"/>
-        </w:rPr>
-        <w:t xml:space="preserve">Son cláusulas abusivas de ineficacia absoluta las siguientes: </w:t>
-      </w:r>
-    </w:p>
-    <w:p>
-      <w:pPr>
-        <w:pStyle w:val="Textonotapie"/>
-        <w:ind w:left="567" w:right="-1"/>
-        <w:jc w:val="both"/>
-        <w:rPr>
-          <w:rFonts w:ascii="Arial Narrow" w:eastAsia="Arial Narrow" w:hAnsi="Arial Narrow" w:cs="Arial Narrow"/>
-          <w:sz w:val="16"/>
-          <w:szCs w:val="16"/>
-        </w:rPr>
-      </w:pPr>
-      <w:r>
-        <w:rPr>
-          <w:rFonts w:ascii="Arial Narrow" w:eastAsia="Arial Narrow" w:hAnsi="Arial Narrow" w:cs="Arial Narrow"/>
-          <w:sz w:val="16"/>
-          <w:szCs w:val="16"/>
-        </w:rPr>
-        <w:t>a. Las que excluyan o limiten la responsabilidad del proveedor o sus dependientes por dolo o culpa, o las que trasladen la responsabilidad al consumidor por los hechos u omisiones del proveedor.</w:t>
-      </w:r>
-    </w:p>
-    <w:p>
-      <w:pPr>
-        <w:pStyle w:val="Textonotapie"/>
-        <w:ind w:left="567" w:right="-1"/>
-        <w:jc w:val="both"/>
-        <w:rPr>
-          <w:rFonts w:ascii="Arial Narrow" w:eastAsia="Arial Narrow" w:hAnsi="Arial Narrow" w:cs="Arial Narrow"/>
-          <w:sz w:val="16"/>
-          <w:szCs w:val="16"/>
-        </w:rPr>
-      </w:pPr>
-      <w:r>
-        <w:rPr>
-          <w:rFonts w:ascii="Arial Narrow" w:eastAsia="Arial Narrow" w:hAnsi="Arial Narrow" w:cs="Arial Narrow"/>
-          <w:sz w:val="16"/>
-          <w:szCs w:val="16"/>
-        </w:rPr>
-        <w:t>(...).</w:t>
-      </w:r>
-    </w:p>
+    </w:p>
+  </w:footnote>
+  <w:footnote w:id="6">
     <w:p>
       <w:pPr>
         <w:pStyle w:val="Textonotapie"/>
@@ -8573,15 +8638,56 @@
         <w:jc w:val="both"/>
         <w:rPr>
           <w:rFonts w:ascii="Arial Narrow" w:eastAsia="Arial Narrow" w:hAnsi="Arial Narrow" w:cs="Arial Narrow"/>
+          <w:sz w:val="16"/>
+          <w:szCs w:val="16"/>
+        </w:rPr>
+      </w:pPr>
+      <w:r>
+        <w:rPr>
+          <w:rStyle w:val="Refdenotaalpie"/>
+          <w:rFonts w:ascii="Arial Narrow" w:eastAsia="Arial Narrow" w:hAnsi="Arial Narrow" w:cs="Arial Narrow"/>
+          <w:sz w:val="16"/>
+          <w:szCs w:val="16"/>
+          <w:vertAlign w:val="superscript"/>
+        </w:rPr>
+        <w:footnoteRef/>
+      </w:r>
+      <w:r>
+        <w:rPr>
+          <w:rFonts w:ascii="Arial Narrow" w:eastAsia="Arial Narrow" w:hAnsi="Arial Narrow" w:cs="Arial Narrow"/>
+          <w:sz w:val="16"/>
+          <w:szCs w:val="16"/>
+        </w:rPr>
+        <w:tab/>
+        <w:t xml:space="preserve"/>
+      </w:r>
+      <w:r>
+        <w:rPr>
+          <w:rFonts w:ascii="Arial Narrow" w:eastAsia="Arial Narrow" w:hAnsi="Arial Narrow" w:cs="Arial Narrow"/>
+          <w:sz w:val="16"/>
+          <w:szCs w:val="16"/>
+        </w:rPr>
+        <w:tab/>
+      </w:r>
+      <w:r>
+        <w:rPr>
+          <w:rFonts w:ascii="Arial Narrow" w:eastAsia="Arial Narrow" w:hAnsi="Arial Narrow" w:cs="Arial Narrow"/>
           <w:b/>
           <w:bCs/>
           <w:sz w:val="16"/>
           <w:szCs w:val="16"/>
         </w:rPr>
-      </w:pPr>
-    </w:p>
-  </w:footnote>
-  <w:footnote w:id="6">
+        <w:t>LEY SOBRE FACULTADES, NORMAS Y ORGANIZACIÓN DEL INDECOPI, APROBADA POR DECRETO LEGISLATIVO 807 Artículo 24.-</w:t>
+      </w:r>
+      <w:r>
+        <w:rPr>
+          <w:rFonts w:ascii="Arial Narrow" w:eastAsia="Arial Narrow" w:hAnsi="Arial Narrow" w:cs="Arial Narrow"/>
+          <w:sz w:val="16"/>
+          <w:szCs w:val="16"/>
+        </w:rPr>
+        <w:t xml:space="preserve"> El Secretario Técnico se encargará de la tramitación del procedimiento. Para ello, cuenta con las siguientes facultades:</w:t>
+      </w:r>
+    </w:p>
     <w:p>
       <w:pPr>
         <w:pStyle w:val="Textonotapie"/>
@@ -8598,47 +8704,12 @@
       </w:pPr>
       <w:r>
         <w:rPr>
-          <w:rStyle w:val="Refdenotaalpie"/>
-          <w:rFonts w:ascii="Arial Narrow" w:eastAsia="Arial Narrow" w:hAnsi="Arial Narrow" w:cs="Arial Narrow"/>
-          <w:sz w:val="16"/>
-          <w:szCs w:val="16"/>
-          <w:vertAlign w:val="superscript"/>
-        </w:rPr>
-        <w:footnoteRef/>
-      </w:r>
-      <w:r>
-        <w:rPr>
-          <w:rFonts w:ascii="Arial Narrow" w:eastAsia="Arial Narrow" w:hAnsi="Arial Narrow" w:cs="Arial Narrow"/>
-          <w:sz w:val="16"/>
-          <w:szCs w:val="16"/>
-        </w:rPr>
-        <w:t xml:space="preserve"> </w:t>
-      </w:r>
-      <w:r>
-        <w:rPr>
           <w:rFonts w:ascii="Arial Narrow" w:eastAsia="Arial Narrow" w:hAnsi="Arial Narrow" w:cs="Arial Narrow"/>
           <w:sz w:val="16"/>
           <w:szCs w:val="16"/>
         </w:rPr>
         <w:tab/>
-      </w:r>
-      <w:r>
-        <w:rPr>
-          <w:rFonts w:ascii="Arial Narrow" w:eastAsia="Arial Narrow" w:hAnsi="Arial Narrow" w:cs="Arial Narrow"/>
-          <w:b/>
-          <w:bCs/>
-          <w:sz w:val="16"/>
-          <w:szCs w:val="16"/>
-        </w:rPr>
-        <w:t>LEY SOBRE FACULTADES, NORMAS Y ORGANIZACIÓN DEL INDECOPI, APROBADA POR DECRETO LEGISLATIVO 807 Artículo 24.-</w:t>
-      </w:r>
-      <w:r>
-        <w:rPr>
-          <w:rFonts w:ascii="Arial Narrow" w:eastAsia="Arial Narrow" w:hAnsi="Arial Narrow" w:cs="Arial Narrow"/>
-          <w:sz w:val="16"/>
-          <w:szCs w:val="16"/>
-        </w:rPr>
-        <w:t xml:space="preserve"> El Secretario Técnico se encargará de la tramitación del procedimiento. Para ello, cuenta con las siguientes facultades:</w:t>
+        <w:t xml:space="preserve">(...) </w:t>
       </w:r>
     </w:p>
     <w:p>
@@ -8662,7 +8733,7 @@
           <w:szCs w:val="16"/>
         </w:rPr>
         <w:tab/>
-        <w:t xml:space="preserve">(...) </w:t>
+        <w:t xml:space="preserve">c) Admitir denuncias a trámite, en aquellos casos en que la Comisión le haya delegado esta facultad. </w:t>
       </w:r>
     </w:p>
     <w:p>
@@ -8686,7 +8757,7 @@
           <w:szCs w:val="16"/>
         </w:rPr>
         <w:tab/>
-        <w:t xml:space="preserve">c) Admitir denuncias a trámite, en aquellos casos en que la Comisión le haya delegado esta facultad. </w:t>
+        <w:t>(...).</w:t>
       </w:r>
     </w:p>
     <w:p>
@@ -8703,6 +8774,33 @@
           <w:szCs w:val="16"/>
         </w:rPr>
       </w:pPr>
+    </w:p>
+  </w:footnote>
+  <w:footnote w:id="7">
+    <w:p>
+      <w:pPr>
+        <w:pStyle w:val="Textonotapie"/>
+        <w:tabs>
+          <w:tab w:val="left" w:pos="567"/>
+        </w:tabs>
+        <w:ind w:left="567" w:hanging="567"/>
+        <w:jc w:val="both"/>
+        <w:rPr>
+          <w:rFonts w:ascii="Arial Narrow" w:eastAsia="Arial Narrow" w:hAnsi="Arial Narrow" w:cs="Arial Narrow"/>
+          <w:sz w:val="16"/>
+          <w:szCs w:val="16"/>
+        </w:rPr>
+      </w:pPr>
+      <w:r>
+        <w:rPr>
+          <w:rStyle w:val="Refdenotaalpie"/>
+          <w:rFonts w:ascii="Arial Narrow" w:eastAsia="Arial Narrow" w:hAnsi="Arial Narrow" w:cs="Arial Narrow"/>
+          <w:sz w:val="16"/>
+          <w:szCs w:val="16"/>
+          <w:vertAlign w:val="superscript"/>
+        </w:rPr>
+        <w:footnoteRef/>
+      </w:r>
       <w:r>
         <w:rPr>
           <w:rFonts w:ascii="Arial Narrow" w:eastAsia="Arial Narrow" w:hAnsi="Arial Narrow" w:cs="Arial Narrow"/>
@@ -8710,9 +8808,661 @@
           <w:szCs w:val="16"/>
         </w:rPr>
         <w:tab/>
-        <w:t>(...).</w:t>
-      </w:r>
-    </w:p>
+        <w:t xml:space="preserve"/>
+      </w:r>
+      <w:r>
+        <w:rPr>
+          <w:rFonts w:ascii="Arial Narrow" w:eastAsia="Arial Narrow" w:hAnsi="Arial Narrow" w:cs="Arial Narrow"/>
+          <w:sz w:val="16"/>
+          <w:szCs w:val="16"/>
+        </w:rPr>
+        <w:tab/>
+        <w:t>El número de trabajadores se atenderá siempre que la empresa haya sido constituida antes de la vigencia de la Ley 30056, publicada el 2 de julio de 2013, que modificó el artículo 5 del Texto Único Ordenado de la Ley de Promoción de la Competitividad, Formalización y Desarrollo de la Micro y Pequeña Empresa y de Acceso al Empleo Decente (LEY MYPE). Ello, en la medida que la Tercera Disposición Complementaria Transitoria de la norma modificatoria precisa que las empresas constituidas antes de la entrada en vigencia de dicha Ley se rigen por los requisitos de acogimiento al régimen de las micro y pequeñas empresas regulados en el Decreto Legislativo 1086.</w:t>
+      </w:r>
+    </w:p>
+    <w:p>
+      <w:pPr>
+        <w:pStyle w:val="Textonotapie"/>
+        <w:ind w:left="567" w:hanging="567"/>
+        <w:jc w:val="both"/>
+        <w:rPr>
+          <w:rFonts w:ascii="Arial Narrow" w:eastAsia="Arial Narrow" w:hAnsi="Arial Narrow" w:cs="Arial Narrow"/>
+          <w:sz w:val="16"/>
+          <w:szCs w:val="16"/>
+        </w:rPr>
+      </w:pPr>
+    </w:p>
+  </w:footnote>
+  <w:footnote w:id="8">
+    <w:p>
+      <w:pPr>
+        <w:pStyle w:val="Textonotapie"/>
+        <w:tabs>
+          <w:tab w:val="left" w:pos="567"/>
+        </w:tabs>
+        <w:ind w:left="567" w:hanging="567"/>
+        <w:jc w:val="both"/>
+        <w:rPr>
+          <w:rFonts w:ascii="Arial Narrow" w:eastAsia="Arial Narrow" w:hAnsi="Arial Narrow" w:cs="Arial Narrow"/>
+          <w:sz w:val="16"/>
+          <w:szCs w:val="16"/>
+        </w:rPr>
+      </w:pPr>
+      <w:r>
+        <w:rPr>
+          <w:rStyle w:val="Refdenotaalpie"/>
+          <w:rFonts w:ascii="Arial Narrow" w:eastAsia="Arial Narrow" w:hAnsi="Arial Narrow" w:cs="Arial Narrow"/>
+          <w:sz w:val="16"/>
+          <w:szCs w:val="16"/>
+          <w:vertAlign w:val="superscript"/>
+        </w:rPr>
+        <w:footnoteRef/>
+      </w:r>
+      <w:r>
+        <w:rPr>
+          <w:rFonts w:ascii="Arial Narrow" w:eastAsia="Arial Narrow" w:hAnsi="Arial Narrow" w:cs="Arial Narrow"/>
+          <w:sz w:val="16"/>
+          <w:szCs w:val="16"/>
+        </w:rPr>
+        <w:tab/>
+        <w:t xml:space="preserve"/>
+      </w:r>
+      <w:r>
+        <w:rPr>
+          <w:rFonts w:ascii="Arial Narrow" w:eastAsia="Arial Narrow" w:hAnsi="Arial Narrow" w:cs="Arial Narrow"/>
+          <w:sz w:val="16"/>
+          <w:szCs w:val="16"/>
+        </w:rPr>
+        <w:tab/>
+      </w:r>
+      <w:r>
+        <w:rPr>
+          <w:rFonts w:ascii="Arial Narrow" w:eastAsia="Arial Narrow" w:hAnsi="Arial Narrow" w:cs="Arial Narrow"/>
+          <w:b/>
+          <w:sz w:val="16"/>
+          <w:szCs w:val="16"/>
+        </w:rPr>
+        <w:t>LEY 29571, CÓDIGO DE PROTECCIÓN Y DEFENSA DEL CONSUMIDOR</w:t>
+      </w:r>
+      <w:r>
+        <w:rPr>
+          <w:rFonts w:ascii="Arial Narrow" w:eastAsia="Arial Narrow" w:hAnsi="Arial Narrow" w:cs="Arial Narrow"/>
+          <w:b/>
+          <w:bCs/>
+          <w:sz w:val="16"/>
+          <w:szCs w:val="16"/>
+        </w:rPr>
+        <w:t xml:space="preserve">, </w:t>
+      </w:r>
+      <w:r>
+        <w:rPr>
+          <w:rFonts w:ascii="Arial Narrow" w:eastAsia="Arial Narrow" w:hAnsi="Arial Narrow" w:cs="Arial Narrow"/>
+          <w:b/>
+          <w:sz w:val="16"/>
+          <w:szCs w:val="16"/>
+        </w:rPr>
+        <w:t>publicado el 2 de setiembre de 2010 y modificado por Decreto Legislativo 1308</w:t>
+      </w:r>
+    </w:p>
+    <w:p>
+      <w:pPr>
+        <w:pStyle w:val="Textonotapie"/>
+        <w:ind w:left="567" w:hanging="567"/>
+        <w:jc w:val="both"/>
+        <w:rPr>
+          <w:rFonts w:ascii="Arial Narrow" w:eastAsia="Arial Narrow" w:hAnsi="Arial Narrow" w:cs="Arial Narrow"/>
+          <w:b/>
+          <w:bCs/>
+          <w:sz w:val="16"/>
+          <w:szCs w:val="16"/>
+        </w:rPr>
+      </w:pPr>
+      <w:r>
+        <w:rPr>
+          <w:rFonts w:ascii="Arial Narrow" w:eastAsia="Arial Narrow" w:hAnsi="Arial Narrow" w:cs="Arial Narrow"/>
+          <w:sz w:val="16"/>
+          <w:szCs w:val="16"/>
+        </w:rPr>
+        <w:tab/>
+      </w:r>
+      <w:r>
+        <w:rPr>
+          <w:rFonts w:ascii="Arial Narrow" w:eastAsia="Arial Narrow" w:hAnsi="Arial Narrow" w:cs="Arial Narrow"/>
+          <w:b/>
+          <w:bCs/>
+          <w:sz w:val="16"/>
+          <w:szCs w:val="16"/>
+        </w:rPr>
+        <w:t>Artículo 110.- Sanciones Administrativas</w:t>
+      </w:r>
+    </w:p>
+    <w:p>
+      <w:pPr>
+        <w:autoSpaceDE w:val="0"/>
+        <w:autoSpaceDN w:val="0"/>
+        <w:adjustRightInd w:val="0"/>
+        <w:spacing w:after="0" w:line="240" w:lineRule="auto"/>
+        <w:ind w:left="567"/>
+        <w:jc w:val="both"/>
+        <w:rPr>
+          <w:rFonts w:ascii="Arial Narrow" w:eastAsia="Arial Narrow" w:hAnsi="Arial Narrow" w:cs="Arial Narrow"/>
+          <w:sz w:val="16"/>
+          <w:szCs w:val="16"/>
+          <w:lang w:eastAsia="es-PE"/>
+        </w:rPr>
+      </w:pPr>
+      <w:r>
+        <w:rPr>
+          <w:rFonts w:ascii="Arial Narrow" w:eastAsia="Arial Narrow" w:hAnsi="Arial Narrow" w:cs="Arial Narrow"/>
+          <w:sz w:val="16"/>
+          <w:szCs w:val="16"/>
+          <w:lang w:eastAsia="es-PE"/>
+        </w:rPr>
+        <w:t>(…)</w:t>
+      </w:r>
+    </w:p>
+    <w:p>
+      <w:pPr>
+        <w:autoSpaceDE w:val="0"/>
+        <w:autoSpaceDN w:val="0"/>
+        <w:adjustRightInd w:val="0"/>
+        <w:spacing w:after="0" w:line="240" w:lineRule="auto"/>
+        <w:ind w:left="567"/>
+        <w:jc w:val="both"/>
+        <w:rPr>
+          <w:rFonts w:ascii="Arial Narrow" w:eastAsia="Arial Narrow" w:hAnsi="Arial Narrow" w:cs="Arial Narrow"/>
+          <w:sz w:val="16"/>
+          <w:szCs w:val="16"/>
+          <w:lang w:eastAsia="es-PE"/>
+        </w:rPr>
+      </w:pPr>
+      <w:r>
+        <w:rPr>
+          <w:rFonts w:ascii="Arial Narrow" w:eastAsia="Arial Narrow" w:hAnsi="Arial Narrow" w:cs="Arial Narrow"/>
+          <w:sz w:val="16"/>
+          <w:szCs w:val="16"/>
+          <w:lang w:eastAsia="es-PE"/>
+        </w:rPr>
+        <w:t>En el caso de las microempresas, la multa no puede superar el diez por ciento (10%) de las ventas o ingresos brutos percibidos por el infractor, relativos a todas sus actividades económicas, correspondientes al ejercicio inmediato anterior al de la expedición de la resolución de primera instancia, siempre que se haya acreditado dichos ingresos, no se encuentre en una situación de reincidencia y el caso no verse sobre la vida, salud o integridad de los consumidores. Para el caso de las pequeñas empresas, la multa no puede superar el veinte por ciento (20%) de las ventas o ingresos brutos percibidos por el infractor, conforme a los requisitos señalados anteriormente.</w:t>
+      </w:r>
+    </w:p>
+    <w:p>
+      <w:pPr>
+        <w:autoSpaceDE w:val="0"/>
+        <w:autoSpaceDN w:val="0"/>
+        <w:adjustRightInd w:val="0"/>
+        <w:spacing w:after="0" w:line="240" w:lineRule="auto"/>
+        <w:ind w:left="567"/>
+        <w:jc w:val="both"/>
+        <w:rPr>
+          <w:rFonts w:ascii="Arial Narrow" w:eastAsia="Arial Narrow" w:hAnsi="Arial Narrow" w:cs="Arial Narrow"/>
+          <w:sz w:val="16"/>
+          <w:szCs w:val="16"/>
+          <w:lang w:eastAsia="es-PE"/>
+        </w:rPr>
+      </w:pPr>
+      <w:r>
+        <w:rPr>
+          <w:rFonts w:ascii="Arial Narrow" w:eastAsia="Arial Narrow" w:hAnsi="Arial Narrow" w:cs="Arial Narrow"/>
+          <w:sz w:val="16"/>
+          <w:szCs w:val="16"/>
+          <w:lang w:eastAsia="es-PE"/>
+        </w:rPr>
+        <w:t>(…).</w:t>
+      </w:r>
+    </w:p>
+    <w:p>
+      <w:pPr>
+        <w:pStyle w:val="Textonotapie"/>
+        <w:ind w:left="567" w:hanging="567"/>
+        <w:jc w:val="both"/>
+        <w:rPr>
+          <w:rFonts w:ascii="Arial Narrow" w:eastAsia="Arial Narrow" w:hAnsi="Arial Narrow" w:cs="Arial Narrow"/>
+          <w:sz w:val="16"/>
+          <w:szCs w:val="16"/>
+        </w:rPr>
+      </w:pPr>
+    </w:p>
+  </w:footnote>
+  <w:footnote w:id="9">
+    <w:p>
+      <w:pPr>
+        <w:pStyle w:val="Textonotapie"/>
+        <w:tabs>
+          <w:tab w:val="left" w:pos="567"/>
+        </w:tabs>
+        <w:ind w:left="567" w:hanging="567"/>
+        <w:jc w:val="both"/>
+        <w:rPr>
+          <w:rFonts w:ascii="Arial Narrow" w:eastAsia="Arial Narrow" w:hAnsi="Arial Narrow" w:cs="Arial Narrow"/>
+          <w:sz w:val="16"/>
+          <w:szCs w:val="16"/>
+        </w:rPr>
+      </w:pPr>
+      <w:r>
+        <w:rPr>
+          <w:rStyle w:val="Refdenotaalpie"/>
+          <w:rFonts w:ascii="Arial Narrow" w:eastAsia="Arial Narrow" w:hAnsi="Arial Narrow" w:cs="Arial Narrow"/>
+          <w:sz w:val="16"/>
+          <w:szCs w:val="16"/>
+          <w:vertAlign w:val="superscript"/>
+        </w:rPr>
+        <w:footnoteRef/>
+      </w:r>
+      <w:r>
+        <w:rPr>
+          <w:rFonts w:ascii="Arial Narrow" w:eastAsia="Arial Narrow" w:hAnsi="Arial Narrow" w:cs="Arial Narrow"/>
+          <w:sz w:val="16"/>
+          <w:szCs w:val="16"/>
+        </w:rPr>
+        <w:tab/>
+      </w:r>
+      <w:r>
+        <w:rPr>
+          <w:rFonts w:ascii="Arial Narrow" w:eastAsia="Arial Narrow" w:hAnsi="Arial Narrow" w:cs="Arial Narrow"/>
+          <w:b/>
+          <w:bCs/>
+          <w:sz w:val="16"/>
+          <w:szCs w:val="16"/>
+        </w:rPr>
+        <w:t xml:space="preserve">DECRETO LEGISLATIVO 807, LEY SOBRE FACULTADES, NORMAS Y ORGANIZACIÓN DEL INDECOPI, publicado el 18 de abril de 1996</w:t>
+      </w:r>
+    </w:p>
+    <w:p>
+      <w:pPr>
+        <w:pStyle w:val="Textonotapie"/>
+        <w:ind w:left="567" w:hanging="567"/>
+        <w:jc w:val="both"/>
+        <w:rPr>
+          <w:rFonts w:ascii="Arial Narrow" w:eastAsia="Arial Narrow" w:hAnsi="Arial Narrow" w:cs="Arial Narrow"/>
+          <w:sz w:val="16"/>
+          <w:szCs w:val="16"/>
+        </w:rPr>
+      </w:pPr>
+      <w:r>
+        <w:rPr>
+          <w:rFonts w:ascii="Arial Narrow" w:eastAsia="Arial Narrow" w:hAnsi="Arial Narrow" w:cs="Arial Narrow"/>
+          <w:sz w:val="16"/>
+          <w:szCs w:val="16"/>
+        </w:rPr>
+        <w:tab/>
+      </w:r>
+      <w:r>
+        <w:rPr>
+          <w:rFonts w:ascii="Arial Narrow" w:eastAsia="Arial Narrow" w:hAnsi="Arial Narrow" w:cs="Arial Narrow"/>
+          <w:b/>
+          <w:bCs/>
+          <w:sz w:val="16"/>
+          <w:szCs w:val="16"/>
+        </w:rPr>
+        <w:t xml:space="preserve">Artículo 26.-</w:t>
+      </w:r>
+      <w:r>
+        <w:rPr>
+          <w:rFonts w:ascii="Arial Narrow" w:eastAsia="Arial Narrow" w:hAnsi="Arial Narrow" w:cs="Arial Narrow"/>
+          <w:sz w:val="16"/>
+          <w:szCs w:val="16"/>
+        </w:rPr>
+        <w:t xml:space="preserve"> Una vez admitida a trámite la denuncia, se correrá traslado de la misma al denunciado, a fin de que éste presente su descargo. El plazo para la presentación del descargo será de cinco (5) días contados desde la notificación, vencido el cual, el Secretario Técnico declarará en rebeldía al denunciado que no lo hubiera presentado.</w:t>
+      </w:r>
+    </w:p>
+    <w:p>
+      <w:pPr>
+        <w:pStyle w:val="Textonotapie"/>
+        <w:ind w:left="567" w:hanging="567"/>
+        <w:jc w:val="both"/>
+        <w:rPr>
+          <w:rFonts w:ascii="Arial Narrow" w:eastAsia="Arial Narrow" w:hAnsi="Arial Narrow" w:cs="Arial Narrow"/>
+          <w:sz w:val="16"/>
+          <w:szCs w:val="16"/>
+        </w:rPr>
+      </w:pPr>
+    </w:p>
+  </w:footnote>
+  <w:footnote w:id="10">
+    <w:p>
+      <w:pPr>
+        <w:pStyle w:val="Textonotapie"/>
+        <w:tabs>
+          <w:tab w:val="left" w:pos="567"/>
+        </w:tabs>
+        <w:ind w:left="567" w:hanging="567"/>
+        <w:jc w:val="both"/>
+        <w:rPr>
+          <w:rFonts w:ascii="Arial Narrow" w:eastAsia="Arial Narrow" w:hAnsi="Arial Narrow" w:cs="Arial Narrow"/>
+          <w:sz w:val="16"/>
+          <w:szCs w:val="16"/>
+        </w:rPr>
+      </w:pPr>
+      <w:r>
+        <w:rPr>
+          <w:rStyle w:val="Refdenotaalpie"/>
+          <w:rFonts w:ascii="Arial Narrow" w:eastAsia="Arial Narrow" w:hAnsi="Arial Narrow" w:cs="Arial Narrow"/>
+          <w:sz w:val="16"/>
+          <w:szCs w:val="16"/>
+          <w:vertAlign w:val="superscript"/>
+        </w:rPr>
+        <w:footnoteRef/>
+      </w:r>
+      <w:r>
+        <w:rPr>
+          <w:rFonts w:ascii="Arial Narrow" w:eastAsia="Arial Narrow" w:hAnsi="Arial Narrow" w:cs="Arial Narrow"/>
+          <w:sz w:val="16"/>
+          <w:szCs w:val="16"/>
+        </w:rPr>
+        <w:tab/>
+      </w:r>
+      <w:r>
+        <w:rPr>
+          <w:rFonts w:ascii="Arial Narrow" w:eastAsia="Arial Narrow" w:hAnsi="Arial Narrow" w:cs="Arial Narrow"/>
+          <w:b/>
+          <w:bCs/>
+          <w:sz w:val="16"/>
+          <w:szCs w:val="16"/>
+        </w:rPr>
+        <w:t xml:space="preserve">DECRETO SUPREMO 006-2026-JUS, TEXTO ÚNICO ORDENADO DE LA LEY 27444, LEY DEL PROCEDIMIENTO ADMINISTRATIVO GENERAL, publicado el 30 de abril de 2026</w:t>
+      </w:r>
+    </w:p>
+    <w:p>
+      <w:pPr>
+        <w:pStyle w:val="Textonotapie"/>
+        <w:ind w:left="567" w:hanging="567"/>
+        <w:jc w:val="both"/>
+        <w:rPr>
+          <w:rFonts w:ascii="Arial Narrow" w:eastAsia="Arial Narrow" w:hAnsi="Arial Narrow" w:cs="Arial Narrow"/>
+          <w:sz w:val="16"/>
+          <w:szCs w:val="16"/>
+        </w:rPr>
+      </w:pPr>
+      <w:r>
+        <w:rPr>
+          <w:rFonts w:ascii="Arial Narrow" w:eastAsia="Arial Narrow" w:hAnsi="Arial Narrow" w:cs="Arial Narrow"/>
+          <w:sz w:val="16"/>
+          <w:szCs w:val="16"/>
+        </w:rPr>
+        <w:tab/>
+      </w:r>
+      <w:r>
+        <w:rPr>
+          <w:rFonts w:ascii="Arial Narrow" w:eastAsia="Arial Narrow" w:hAnsi="Arial Narrow" w:cs="Arial Narrow"/>
+          <w:b/>
+          <w:bCs/>
+          <w:sz w:val="16"/>
+          <w:szCs w:val="16"/>
+        </w:rPr>
+        <w:t xml:space="preserve">Artículo 223.- Contestación de la reclamación</w:t>
+      </w:r>
+    </w:p>
+    <w:p>
+      <w:pPr>
+        <w:pStyle w:val="Textonotapie"/>
+        <w:ind w:left="567" w:hanging="567"/>
+        <w:jc w:val="both"/>
+        <w:rPr>
+          <w:rFonts w:ascii="Arial Narrow" w:eastAsia="Arial Narrow" w:hAnsi="Arial Narrow" w:cs="Arial Narrow"/>
+          <w:sz w:val="16"/>
+          <w:szCs w:val="16"/>
+        </w:rPr>
+      </w:pPr>
+      <w:r>
+        <w:rPr>
+          <w:rFonts w:ascii="Arial Narrow" w:eastAsia="Arial Narrow" w:hAnsi="Arial Narrow" w:cs="Arial Narrow"/>
+          <w:sz w:val="16"/>
+          <w:szCs w:val="16"/>
+        </w:rPr>
+        <w:tab/>
+      </w:r>
+      <w:r>
+        <w:rPr>
+          <w:rFonts w:ascii="Arial Narrow" w:eastAsia="Arial Narrow" w:hAnsi="Arial Narrow" w:cs="Arial Narrow"/>
+          <w:sz w:val="16"/>
+          <w:szCs w:val="16"/>
+        </w:rPr>
+        <w:t xml:space="preserve">223.1 El reclamado deberá presentar la contestación de la reclamación dentro de los quince (15) días posteriores a la notificación de ésta; vencido este plazo, la Administración declarará en rebeldía al reclamado que no la hubiera presentado. La contestación deberá contener los requisitos de los escritos previstos en el artículo 113 de la presente Ley, así como la absolución de todos los asuntos controvertidos de hecho y de derecho, Las alegaciones y los hechos relevantes de la reclamación, salvo que hayan sido específicamente negadas en la contestación, se tendrán por aceptadas o merituadas como ciertas.</w:t>
+      </w:r>
+    </w:p>
+    <w:p>
+      <w:pPr>
+        <w:pStyle w:val="Textonotapie"/>
+        <w:ind w:left="567" w:hanging="567"/>
+        <w:jc w:val="both"/>
+        <w:rPr>
+          <w:rFonts w:ascii="Arial Narrow" w:eastAsia="Arial Narrow" w:hAnsi="Arial Narrow" w:cs="Arial Narrow"/>
+          <w:sz w:val="16"/>
+          <w:szCs w:val="16"/>
+        </w:rPr>
+      </w:pPr>
+    </w:p>
+  </w:footnote>
+  <w:footnote w:id="11">
+    <w:p>
+      <w:pPr>
+        <w:tabs>
+          <w:tab w:val="left" w:pos="567"/>
+        </w:tabs>
+        <w:spacing w:after="0" w:line="240" w:lineRule="auto"/>
+        <w:ind w:left="567" w:hanging="567"/>
+        <w:jc w:val="both"/>
+        <w:rPr>
+          <w:rFonts w:ascii="Arial Narrow" w:eastAsia="Arial Narrow" w:hAnsi="Arial Narrow" w:cs="Arial Narrow"/>
+          <w:sz w:val="16"/>
+          <w:szCs w:val="16"/>
+        </w:rPr>
+      </w:pPr>
+      <w:r>
+        <w:rPr>
+          <w:rStyle w:val="Refdenotaalpie"/>
+          <w:rFonts w:ascii="Arial Narrow" w:eastAsia="Arial Narrow" w:hAnsi="Arial Narrow" w:cs="Arial Narrow"/>
+          <w:sz w:val="16"/>
+          <w:szCs w:val="16"/>
+          <w:vertAlign w:val="superscript"/>
+        </w:rPr>
+        <w:footnoteRef/>
+      </w:r>
+      <w:r>
+        <w:rPr>
+          <w:rFonts w:ascii="Arial Narrow" w:eastAsia="Arial Narrow" w:hAnsi="Arial Narrow" w:cs="Arial Narrow"/>
+          <w:sz w:val="16"/>
+          <w:szCs w:val="16"/>
+          <w:vertAlign w:val="superscript"/>
+        </w:rPr>
+        <w:tab/>
+        <w:t xml:space="preserve"/>
+      </w:r>
+      <w:r>
+        <w:rPr>
+          <w:rFonts w:ascii="Arial Narrow" w:eastAsia="Arial Narrow" w:hAnsi="Arial Narrow" w:cs="Arial Narrow"/>
+          <w:sz w:val="16"/>
+          <w:szCs w:val="16"/>
+        </w:rPr>
+        <w:t xml:space="preserve"> </w:t>
+      </w:r>
+      <w:r>
+        <w:rPr>
+          <w:rFonts w:ascii="Arial Narrow" w:eastAsia="Arial Narrow" w:hAnsi="Arial Narrow" w:cs="Arial Narrow"/>
+          <w:sz w:val="16"/>
+          <w:szCs w:val="16"/>
+        </w:rPr>
+        <w:tab/>
+      </w:r>
+      <w:r>
+        <w:rPr>
+          <w:rFonts w:ascii="Arial Narrow" w:eastAsia="Arial Narrow" w:hAnsi="Arial Narrow" w:cs="Arial Narrow"/>
+          <w:b/>
+          <w:sz w:val="16"/>
+          <w:szCs w:val="16"/>
+        </w:rPr>
+        <w:t>LEY 29571, CÓDIGO DE PROTECCIÓN Y DEFENSA DEL CONSUMIDOR</w:t>
+      </w:r>
+      <w:r>
+        <w:rPr>
+          <w:rFonts w:ascii="Arial Narrow" w:eastAsia="Arial Narrow" w:hAnsi="Arial Narrow" w:cs="Arial Narrow"/>
+          <w:b/>
+          <w:bCs/>
+          <w:sz w:val="16"/>
+          <w:szCs w:val="16"/>
+        </w:rPr>
+        <w:t xml:space="preserve">, </w:t>
+      </w:r>
+      <w:r>
+        <w:rPr>
+          <w:rFonts w:ascii="Arial Narrow" w:eastAsia="Arial Narrow" w:hAnsi="Arial Narrow" w:cs="Arial Narrow"/>
+          <w:b/>
+          <w:sz w:val="16"/>
+          <w:szCs w:val="16"/>
+        </w:rPr>
+        <w:t>publicado el 2 de setiembre de 2010 y modificado por Decreto Legislativo 1308</w:t>
+      </w:r>
+    </w:p>
+    <w:p>
+      <w:pPr>
+        <w:spacing w:after="0" w:line="240" w:lineRule="auto"/>
+        <w:ind w:left="567" w:hanging="567"/>
+        <w:jc w:val="both"/>
+        <w:rPr>
+          <w:rFonts w:ascii="Arial Narrow" w:eastAsia="Arial Narrow" w:hAnsi="Arial Narrow" w:cs="Arial Narrow"/>
+          <w:b/>
+          <w:sz w:val="16"/>
+          <w:szCs w:val="16"/>
+        </w:rPr>
+      </w:pPr>
+      <w:r>
+        <w:rPr>
+          <w:rFonts w:ascii="Arial Narrow" w:eastAsia="Arial Narrow" w:hAnsi="Arial Narrow" w:cs="Arial Narrow"/>
+          <w:b/>
+          <w:sz w:val="16"/>
+          <w:szCs w:val="16"/>
+        </w:rPr>
+        <w:tab/>
+        <w:t>Artículo 110.- Sanciones administrativas</w:t>
+      </w:r>
+    </w:p>
+    <w:p>
+      <w:pPr>
+        <w:spacing w:after="0" w:line="240" w:lineRule="auto"/>
+        <w:ind w:left="567"/>
+        <w:jc w:val="both"/>
+        <w:rPr>
+          <w:rFonts w:ascii="Arial Narrow" w:eastAsia="Arial Narrow" w:hAnsi="Arial Narrow" w:cs="Arial Narrow"/>
+          <w:sz w:val="16"/>
+          <w:szCs w:val="16"/>
+        </w:rPr>
+      </w:pPr>
+      <w:r>
+        <w:rPr>
+          <w:rFonts w:ascii="Arial Narrow" w:eastAsia="Arial Narrow" w:hAnsi="Arial Narrow" w:cs="Arial Narrow"/>
+          <w:sz w:val="16"/>
+          <w:szCs w:val="16"/>
+        </w:rPr>
+        <w:t>El órgano resolutivo puede sancionar las infracciones administrativas a que se refiere el artículo 108 con amonestación y multas de hasta cuatrocientos cincuenta (450) Unidades Impositivas Tributarias (UIT), las cuales son calificadas de la siguiente manera:</w:t>
+      </w:r>
+    </w:p>
+    <w:p>
+      <w:pPr>
+        <w:numPr>
+          <w:ilvl w:val="0"/>
+          <w:numId w:val="2"/>
+        </w:numPr>
+        <w:spacing w:after="0" w:line="240" w:lineRule="auto"/>
+        <w:ind w:left="426" w:firstLine="141"/>
+        <w:jc w:val="both"/>
+        <w:rPr>
+          <w:rFonts w:ascii="Arial Narrow" w:eastAsia="Arial Narrow" w:hAnsi="Arial Narrow" w:cs="Arial Narrow"/>
+          <w:sz w:val="16"/>
+          <w:szCs w:val="16"/>
+        </w:rPr>
+      </w:pPr>
+      <w:r>
+        <w:rPr>
+          <w:rFonts w:ascii="Arial Narrow" w:eastAsia="Arial Narrow" w:hAnsi="Arial Narrow" w:cs="Arial Narrow"/>
+          <w:sz w:val="16"/>
+          <w:szCs w:val="16"/>
+        </w:rPr>
+        <w:t>Infracciones leves, con una amonestación o con una multa de hasta cincuenta (50) UIT.</w:t>
+      </w:r>
+    </w:p>
+    <w:p>
+      <w:pPr>
+        <w:numPr>
+          <w:ilvl w:val="0"/>
+          <w:numId w:val="2"/>
+        </w:numPr>
+        <w:spacing w:after="0" w:line="240" w:lineRule="auto"/>
+        <w:ind w:left="426" w:firstLine="141"/>
+        <w:jc w:val="both"/>
+        <w:rPr>
+          <w:rFonts w:ascii="Arial Narrow" w:eastAsia="Arial Narrow" w:hAnsi="Arial Narrow" w:cs="Arial Narrow"/>
+          <w:sz w:val="16"/>
+          <w:szCs w:val="16"/>
+        </w:rPr>
+      </w:pPr>
+      <w:r>
+        <w:rPr>
+          <w:rFonts w:ascii="Arial Narrow" w:eastAsia="Arial Narrow" w:hAnsi="Arial Narrow" w:cs="Arial Narrow"/>
+          <w:sz w:val="16"/>
+          <w:szCs w:val="16"/>
+        </w:rPr>
+        <w:t>Infracciones graves, con una multa de hasta ciento cincuenta (150) UIT.</w:t>
+      </w:r>
+    </w:p>
+    <w:p>
+      <w:pPr>
+        <w:numPr>
+          <w:ilvl w:val="0"/>
+          <w:numId w:val="2"/>
+        </w:numPr>
+        <w:spacing w:after="0" w:line="240" w:lineRule="auto"/>
+        <w:ind w:left="426" w:firstLine="141"/>
+        <w:jc w:val="both"/>
+        <w:rPr>
+          <w:rFonts w:ascii="Arial Narrow" w:eastAsia="Arial Narrow" w:hAnsi="Arial Narrow" w:cs="Arial Narrow"/>
+          <w:sz w:val="16"/>
+          <w:szCs w:val="16"/>
+        </w:rPr>
+      </w:pPr>
+      <w:r>
+        <w:rPr>
+          <w:rFonts w:ascii="Arial Narrow" w:eastAsia="Arial Narrow" w:hAnsi="Arial Narrow" w:cs="Arial Narrow"/>
+          <w:sz w:val="16"/>
+          <w:szCs w:val="16"/>
+        </w:rPr>
+        <w:t>Infracciones muy graves, con una multa de hasta cuatrocientos cincuenta (450) UIT.</w:t>
+      </w:r>
+    </w:p>
+    <w:p>
+      <w:pPr>
+        <w:spacing w:after="0" w:line="240" w:lineRule="auto"/>
+        <w:ind w:left="567"/>
+        <w:jc w:val="both"/>
+        <w:rPr>
+          <w:rFonts w:ascii="Arial Narrow" w:eastAsia="Arial Narrow" w:hAnsi="Arial Narrow" w:cs="Arial Narrow"/>
+          <w:sz w:val="16"/>
+          <w:szCs w:val="16"/>
+        </w:rPr>
+      </w:pPr>
+      <w:r>
+        <w:rPr>
+          <w:rFonts w:ascii="Arial Narrow" w:eastAsia="Arial Narrow" w:hAnsi="Arial Narrow" w:cs="Arial Narrow"/>
+          <w:sz w:val="16"/>
+          <w:szCs w:val="16"/>
+        </w:rPr>
+        <w:t>(…).</w:t>
+      </w:r>
+    </w:p>
+    <w:p>
+      <w:pPr>
+        <w:spacing w:after="0" w:line="240" w:lineRule="auto"/>
+        <w:ind w:left="567" w:hanging="567"/>
+        <w:jc w:val="both"/>
+        <w:rPr>
+          <w:rFonts w:ascii="Arial Narrow" w:eastAsia="Arial Narrow" w:hAnsi="Arial Narrow" w:cs="Arial Narrow"/>
+          <w:sz w:val="16"/>
+          <w:szCs w:val="16"/>
+        </w:rPr>
+      </w:pPr>
+    </w:p>
+  </w:footnote>
+  <w:footnote w:id="12">
     <w:p>
       <w:pPr>
         <w:pStyle w:val="Textonotapie"/>
@@ -8723,39 +9473,56 @@
         <w:jc w:val="both"/>
         <w:rPr>
           <w:rFonts w:ascii="Arial Narrow" w:eastAsia="Arial Narrow" w:hAnsi="Arial Narrow" w:cs="Arial Narrow"/>
-          <w:sz w:val="16"/>
-          <w:szCs w:val="16"/>
-        </w:rPr>
-      </w:pPr>
-      <w:r>
-        <w:rPr>
-          <w:rFonts w:ascii="Arial Narrow" w:eastAsia="Arial Narrow" w:hAnsi="Arial Narrow" w:cs="Arial Narrow"/>
-          <w:sz w:val="16"/>
-          <w:szCs w:val="16"/>
-        </w:rPr>
-        <w:t xml:space="preserve">. </w:t>
-      </w:r>
-    </w:p>
-    <w:p>
-      <w:pPr>
-        <w:pStyle w:val="Textonotapie"/>
+          <w:b/>
+          <w:bCs/>
+          <w:sz w:val="16"/>
+          <w:szCs w:val="16"/>
+        </w:rPr>
+      </w:pPr>
+      <w:r>
+        <w:rPr>
+          <w:rStyle w:val="Refdenotaalpie"/>
+          <w:rFonts w:ascii="Arial Narrow" w:eastAsia="Arial Narrow" w:hAnsi="Arial Narrow" w:cs="Arial Narrow"/>
+          <w:sz w:val="16"/>
+          <w:szCs w:val="16"/>
+          <w:vertAlign w:val="superscript"/>
+        </w:rPr>
+        <w:footnoteRef/>
+      </w:r>
+      <w:r>
+        <w:rPr>
+          <w:rFonts w:ascii="Arial Narrow" w:eastAsia="Arial Narrow" w:hAnsi="Arial Narrow" w:cs="Arial Narrow"/>
+          <w:sz w:val="16"/>
+          <w:szCs w:val="16"/>
+        </w:rPr>
+        <w:tab/>
+        <w:t xml:space="preserve"/>
+      </w:r>
+      <w:r>
+        <w:rPr>
+          <w:rFonts w:ascii="Arial Narrow" w:eastAsia="Arial Narrow" w:hAnsi="Arial Narrow" w:cs="Arial Narrow"/>
+          <w:sz w:val="16"/>
+          <w:szCs w:val="16"/>
+        </w:rPr>
+        <w:tab/>
+      </w:r>
+      <w:r>
+        <w:rPr>
+          <w:rFonts w:ascii="Arial Narrow" w:eastAsia="Arial Narrow" w:hAnsi="Arial Narrow" w:cs="Arial Narrow"/>
+          <w:b/>
+          <w:bCs/>
+          <w:sz w:val="16"/>
+          <w:szCs w:val="16"/>
+        </w:rPr>
+        <w:t xml:space="preserve">LEY 29571, CÓDIGO DE PROTECCIÓN Y DEFENSA DEL CONSUMIDOR, publicado el 2 de setiembre de 2010 y modificado por Decreto Legislativo 1308 </w:t>
+      </w:r>
+    </w:p>
+    <w:p>
+      <w:pPr>
         <w:tabs>
           <w:tab w:val="left" w:pos="567"/>
         </w:tabs>
-        <w:ind w:left="567" w:right="-1" w:hanging="567"/>
-        <w:jc w:val="both"/>
-        <w:rPr>
-          <w:rFonts w:ascii="Arial Narrow" w:eastAsia="Arial Narrow" w:hAnsi="Arial Narrow" w:cs="Arial Narrow"/>
-          <w:sz w:val="16"/>
-          <w:szCs w:val="16"/>
-        </w:rPr>
-      </w:pPr>
-    </w:p>
-  </w:footnote>
-  <w:footnote w:id="7">
-    <w:p>
-      <w:pPr>
-        <w:pStyle w:val="Textonotapie"/>
+        <w:spacing w:after="0" w:line="240" w:lineRule="auto"/>
         <w:ind w:left="567" w:hanging="567"/>
         <w:jc w:val="both"/>
         <w:rPr>
@@ -8766,697 +9533,12 @@
       </w:pPr>
       <w:r>
         <w:rPr>
-          <w:rStyle w:val="Refdenotaalpie"/>
-          <w:rFonts w:ascii="Arial Narrow" w:eastAsia="Arial Narrow" w:hAnsi="Arial Narrow" w:cs="Arial Narrow"/>
-          <w:sz w:val="16"/>
-          <w:szCs w:val="16"/>
-          <w:vertAlign w:val="superscript"/>
-        </w:rPr>
-        <w:footnoteRef/>
-      </w:r>
-      <w:r>
-        <w:rPr>
-          <w:rFonts w:ascii="Arial Narrow" w:eastAsia="Arial Narrow" w:hAnsi="Arial Narrow" w:cs="Arial Narrow"/>
-          <w:sz w:val="16"/>
-          <w:szCs w:val="16"/>
-        </w:rPr>
-        <w:t xml:space="preserve"> </w:t>
-      </w:r>
-      <w:r>
-        <w:rPr>
           <w:rFonts w:ascii="Arial Narrow" w:eastAsia="Arial Narrow" w:hAnsi="Arial Narrow" w:cs="Arial Narrow"/>
           <w:sz w:val="16"/>
           <w:szCs w:val="16"/>
         </w:rPr>
         <w:tab/>
-        <w:t>El número de trabajadores se atenderá siempre que la empresa haya sido constituida antes de la vigencia de la Ley 30056, publicada el 2 de julio de 2013, que modificó el artículo 5 del Texto Único Ordenado de la Ley de Promoción de la Competitividad, Formalización y Desarrollo de la Micro y Pequeña Empresa y de Acceso al Empleo Decente (LEY MYPE). Ello, en la medida que la Tercera Disposición Complementaria Transitoria de la norma modificatoria precisa que las empresas constituidas antes de la entrada en vigencia de dicha Ley se rigen por los requisitos de acogimiento al régimen de las micro y pequeñas empresas regulados en el Decreto Legislativo 1086.</w:t>
-      </w:r>
-    </w:p>
-    <w:p>
-      <w:pPr>
-        <w:pStyle w:val="Textonotapie"/>
-        <w:ind w:left="567" w:hanging="567"/>
-        <w:jc w:val="both"/>
-        <w:rPr>
-          <w:rFonts w:ascii="Arial Narrow" w:eastAsia="Arial Narrow" w:hAnsi="Arial Narrow" w:cs="Arial Narrow"/>
-          <w:sz w:val="16"/>
-          <w:szCs w:val="16"/>
-        </w:rPr>
-      </w:pPr>
-    </w:p>
-  </w:footnote>
-  <w:footnote w:id="8">
-    <w:p>
-      <w:pPr>
-        <w:pStyle w:val="Textonotapie"/>
-        <w:ind w:left="567" w:hanging="567"/>
-        <w:jc w:val="both"/>
-        <w:rPr>
-          <w:rFonts w:ascii="Arial Narrow" w:eastAsia="Arial Narrow" w:hAnsi="Arial Narrow" w:cs="Arial Narrow"/>
-          <w:sz w:val="16"/>
-          <w:szCs w:val="16"/>
-        </w:rPr>
-      </w:pPr>
-      <w:r>
-        <w:rPr>
-          <w:rStyle w:val="Refdenotaalpie"/>
-          <w:rFonts w:ascii="Arial Narrow" w:eastAsia="Arial Narrow" w:hAnsi="Arial Narrow" w:cs="Arial Narrow"/>
-          <w:sz w:val="16"/>
-          <w:szCs w:val="16"/>
-          <w:vertAlign w:val="superscript"/>
-        </w:rPr>
-        <w:footnoteRef/>
-      </w:r>
-      <w:r>
-        <w:rPr>
-          <w:rFonts w:ascii="Arial Narrow" w:eastAsia="Arial Narrow" w:hAnsi="Arial Narrow" w:cs="Arial Narrow"/>
-          <w:sz w:val="16"/>
-          <w:szCs w:val="16"/>
-        </w:rPr>
-        <w:t xml:space="preserve"> </w:t>
-      </w:r>
-      <w:r>
-        <w:rPr>
-          <w:rFonts w:ascii="Arial Narrow" w:eastAsia="Arial Narrow" w:hAnsi="Arial Narrow" w:cs="Arial Narrow"/>
-          <w:sz w:val="16"/>
-          <w:szCs w:val="16"/>
-        </w:rPr>
-        <w:tab/>
-      </w:r>
-      <w:r>
-        <w:rPr>
-          <w:rFonts w:ascii="Arial Narrow" w:eastAsia="Arial Narrow" w:hAnsi="Arial Narrow" w:cs="Arial Narrow"/>
-          <w:b/>
-          <w:sz w:val="16"/>
-          <w:szCs w:val="16"/>
-        </w:rPr>
-        <w:t>LEY 29571, CÓDIGO DE PROTECCIÓN Y DEFENSA DEL CONSUMIDOR</w:t>
-      </w:r>
-      <w:r>
-        <w:rPr>
-          <w:rFonts w:ascii="Arial Narrow" w:eastAsia="Arial Narrow" w:hAnsi="Arial Narrow" w:cs="Arial Narrow"/>
-          <w:b/>
-          <w:bCs/>
-          <w:sz w:val="16"/>
-          <w:szCs w:val="16"/>
-        </w:rPr>
-        <w:t xml:space="preserve">, </w:t>
-      </w:r>
-      <w:r>
-        <w:rPr>
-          <w:rFonts w:ascii="Arial Narrow" w:eastAsia="Arial Narrow" w:hAnsi="Arial Narrow" w:cs="Arial Narrow"/>
-          <w:b/>
-          <w:sz w:val="16"/>
-          <w:szCs w:val="16"/>
-        </w:rPr>
-        <w:t>publicado el 2 de setiembre de 2010 y modificado por Decreto Legislativo 1308</w:t>
-      </w:r>
-    </w:p>
-    <w:p>
-      <w:pPr>
-        <w:pStyle w:val="Textonotapie"/>
-        <w:ind w:left="567" w:hanging="567"/>
-        <w:jc w:val="both"/>
-        <w:rPr>
-          <w:rFonts w:ascii="Arial Narrow" w:eastAsia="Arial Narrow" w:hAnsi="Arial Narrow" w:cs="Arial Narrow"/>
-          <w:b/>
-          <w:bCs/>
-          <w:sz w:val="16"/>
-          <w:szCs w:val="16"/>
-        </w:rPr>
-      </w:pPr>
-      <w:r>
-        <w:rPr>
-          <w:rFonts w:ascii="Arial Narrow" w:eastAsia="Arial Narrow" w:hAnsi="Arial Narrow" w:cs="Arial Narrow"/>
-          <w:sz w:val="16"/>
-          <w:szCs w:val="16"/>
-        </w:rPr>
-        <w:tab/>
-      </w:r>
-      <w:r>
-        <w:rPr>
-          <w:rFonts w:ascii="Arial Narrow" w:eastAsia="Arial Narrow" w:hAnsi="Arial Narrow" w:cs="Arial Narrow"/>
-          <w:b/>
-          <w:bCs/>
-          <w:sz w:val="16"/>
-          <w:szCs w:val="16"/>
-        </w:rPr>
-        <w:t>Artículo 110.- Sanciones Administrativas</w:t>
-      </w:r>
-    </w:p>
-    <w:p>
-      <w:pPr>
-        <w:autoSpaceDE w:val="0"/>
-        <w:autoSpaceDN w:val="0"/>
-        <w:adjustRightInd w:val="0"/>
-        <w:spacing w:after="0" w:line="240" w:lineRule="auto"/>
-        <w:ind w:left="567"/>
-        <w:jc w:val="both"/>
-        <w:rPr>
-          <w:rFonts w:ascii="Arial Narrow" w:eastAsia="Arial Narrow" w:hAnsi="Arial Narrow" w:cs="Arial Narrow"/>
-          <w:sz w:val="16"/>
-          <w:szCs w:val="16"/>
-          <w:lang w:eastAsia="es-PE"/>
-        </w:rPr>
-      </w:pPr>
-      <w:r>
-        <w:rPr>
-          <w:rFonts w:ascii="Arial Narrow" w:eastAsia="Arial Narrow" w:hAnsi="Arial Narrow" w:cs="Arial Narrow"/>
-          <w:sz w:val="16"/>
-          <w:szCs w:val="16"/>
-          <w:lang w:eastAsia="es-PE"/>
-        </w:rPr>
-        <w:t>(…)</w:t>
-      </w:r>
-    </w:p>
-    <w:p>
-      <w:pPr>
-        <w:autoSpaceDE w:val="0"/>
-        <w:autoSpaceDN w:val="0"/>
-        <w:adjustRightInd w:val="0"/>
-        <w:spacing w:after="0" w:line="240" w:lineRule="auto"/>
-        <w:ind w:left="567"/>
-        <w:jc w:val="both"/>
-        <w:rPr>
-          <w:rFonts w:ascii="Arial Narrow" w:eastAsia="Arial Narrow" w:hAnsi="Arial Narrow" w:cs="Arial Narrow"/>
-          <w:sz w:val="16"/>
-          <w:szCs w:val="16"/>
-          <w:lang w:eastAsia="es-PE"/>
-        </w:rPr>
-      </w:pPr>
-      <w:r>
-        <w:rPr>
-          <w:rFonts w:ascii="Arial Narrow" w:eastAsia="Arial Narrow" w:hAnsi="Arial Narrow" w:cs="Arial Narrow"/>
-          <w:sz w:val="16"/>
-          <w:szCs w:val="16"/>
-          <w:lang w:eastAsia="es-PE"/>
-        </w:rPr>
-        <w:t>En el caso de las microempresas, la multa no puede superar el diez por ciento (10%) de las ventas o ingresos brutos percibidos por el infractor, relativos a todas sus actividades económicas, correspondientes al ejercicio inmediato anterior al de la expedición de la resolución de primera instancia, siempre que se haya acreditado dichos ingresos, no se encuentre en una situación de reincidencia y el caso no verse sobre la vida, salud o integridad de los consumidores. Para el caso de las pequeñas empresas, la multa no puede superar el veinte por ciento (20%) de las ventas o ingresos brutos percibidos por el infractor, conforme a los requisitos señalados anteriormente.</w:t>
-      </w:r>
-    </w:p>
-    <w:p>
-      <w:pPr>
-        <w:autoSpaceDE w:val="0"/>
-        <w:autoSpaceDN w:val="0"/>
-        <w:adjustRightInd w:val="0"/>
-        <w:spacing w:after="0" w:line="240" w:lineRule="auto"/>
-        <w:ind w:left="567"/>
-        <w:jc w:val="both"/>
-        <w:rPr>
-          <w:rFonts w:ascii="Arial Narrow" w:eastAsia="Arial Narrow" w:hAnsi="Arial Narrow" w:cs="Arial Narrow"/>
-          <w:sz w:val="16"/>
-          <w:szCs w:val="16"/>
-          <w:lang w:eastAsia="es-PE"/>
-        </w:rPr>
-      </w:pPr>
-      <w:r>
-        <w:rPr>
-          <w:rFonts w:ascii="Arial Narrow" w:eastAsia="Arial Narrow" w:hAnsi="Arial Narrow" w:cs="Arial Narrow"/>
-          <w:sz w:val="16"/>
-          <w:szCs w:val="16"/>
-          <w:lang w:eastAsia="es-PE"/>
-        </w:rPr>
-        <w:t>(…).</w:t>
-      </w:r>
-    </w:p>
-    <w:p>
-      <w:pPr>
-        <w:pStyle w:val="Textonotapie"/>
-        <w:ind w:left="567" w:hanging="567"/>
-        <w:jc w:val="both"/>
-        <w:rPr>
-          <w:rFonts w:ascii="Arial Narrow" w:eastAsia="Arial Narrow" w:hAnsi="Arial Narrow" w:cs="Arial Narrow"/>
-          <w:sz w:val="16"/>
-          <w:szCs w:val="16"/>
-        </w:rPr>
-      </w:pPr>
-    </w:p>
-  </w:footnote>
-  <w:footnote w:id="14">
-    <w:p>
-      <w:pPr>
-        <w:pStyle w:val="Textonotapie"/>
-        <w:ind w:left="567" w:hanging="567"/>
-        <w:jc w:val="both"/>
-        <w:rPr>
-          <w:rFonts w:ascii="Arial Narrow" w:eastAsia="Arial Narrow" w:hAnsi="Arial Narrow" w:cs="Arial Narrow"/>
-          <w:sz w:val="16"/>
-          <w:szCs w:val="16"/>
-        </w:rPr>
-      </w:pPr>
-      <w:r>
-        <w:rPr>
-          <w:rStyle w:val="Refdenotaalpie"/>
-          <w:rFonts w:ascii="Arial Narrow" w:eastAsia="Arial Narrow" w:hAnsi="Arial Narrow" w:cs="Arial Narrow"/>
-          <w:sz w:val="16"/>
-          <w:szCs w:val="16"/>
-          <w:vertAlign w:val="superscript"/>
-        </w:rPr>
-        <w:footnoteRef/>
-      </w:r>
-      <w:r>
-        <w:rPr>
-          <w:rFonts w:ascii="Arial Narrow" w:eastAsia="Arial Narrow" w:hAnsi="Arial Narrow" w:cs="Arial Narrow"/>
-          <w:sz w:val="16"/>
-          <w:szCs w:val="16"/>
-        </w:rPr>
-        <w:tab/>
-      </w:r>
-      <w:r>
-        <w:rPr>
-          <w:rFonts w:ascii="Arial Narrow" w:eastAsia="Arial Narrow" w:hAnsi="Arial Narrow" w:cs="Arial Narrow"/>
-          <w:b/>
-          <w:bCs/>
-          <w:sz w:val="16"/>
-          <w:szCs w:val="16"/>
-        </w:rPr>
-        <w:t xml:space="preserve">DECRETO LEGISLATIVO 807, LEY SOBRE FACULTADES, NORMAS Y ORGANIZACIÓN DEL INDECOPI, publicado el 18 de abril de 1996</w:t>
-      </w:r>
-    </w:p>
-    <w:p>
-      <w:pPr>
-        <w:pStyle w:val="Textonotapie"/>
-        <w:ind w:left="567" w:hanging="567"/>
-        <w:jc w:val="both"/>
-        <w:rPr>
-          <w:rFonts w:ascii="Arial Narrow" w:eastAsia="Arial Narrow" w:hAnsi="Arial Narrow" w:cs="Arial Narrow"/>
-          <w:sz w:val="16"/>
-          <w:szCs w:val="16"/>
-        </w:rPr>
-      </w:pPr>
-      <w:r>
-        <w:rPr>
-          <w:rFonts w:ascii="Arial Narrow" w:eastAsia="Arial Narrow" w:hAnsi="Arial Narrow" w:cs="Arial Narrow"/>
-          <w:sz w:val="16"/>
-          <w:szCs w:val="16"/>
-        </w:rPr>
-        <w:tab/>
-      </w:r>
-      <w:r>
-        <w:rPr>
-          <w:rFonts w:ascii="Arial Narrow" w:eastAsia="Arial Narrow" w:hAnsi="Arial Narrow" w:cs="Arial Narrow"/>
-          <w:b/>
-          <w:bCs/>
-          <w:sz w:val="16"/>
-          <w:szCs w:val="16"/>
-        </w:rPr>
-        <w:t xml:space="preserve">Artículo 26.-</w:t>
-      </w:r>
-      <w:r>
-        <w:rPr>
-          <w:rFonts w:ascii="Arial Narrow" w:eastAsia="Arial Narrow" w:hAnsi="Arial Narrow" w:cs="Arial Narrow"/>
-          <w:sz w:val="16"/>
-          <w:szCs w:val="16"/>
-        </w:rPr>
-        <w:t xml:space="preserve"> Una vez admitida a trámite la denuncia, se correrá traslado de la misma al denunciado, a fin de que éste presente su descargo. El plazo para la presentación del descargo será de cinco (5) días contados desde la notificación, vencido el cual, el Secretario Técnico declarará en rebeldía al denunciado que no lo hubiera presentado.</w:t>
-      </w:r>
-    </w:p>
-    <w:p>
-      <w:pPr>
-        <w:pStyle w:val="Textonotapie"/>
-        <w:ind w:left="567" w:hanging="567"/>
-        <w:jc w:val="both"/>
-        <w:rPr>
-          <w:rFonts w:ascii="Arial Narrow" w:eastAsia="Arial Narrow" w:hAnsi="Arial Narrow" w:cs="Arial Narrow"/>
-          <w:sz w:val="16"/>
-          <w:szCs w:val="16"/>
-        </w:rPr>
-      </w:pPr>
-    </w:p>
-  </w:footnote>
-  <w:footnote w:id="15">
-    <w:p>
-      <w:pPr>
-        <w:pStyle w:val="Textonotapie"/>
-        <w:ind w:left="567" w:hanging="567"/>
-        <w:jc w:val="both"/>
-        <w:rPr>
-          <w:rFonts w:ascii="Arial Narrow" w:eastAsia="Arial Narrow" w:hAnsi="Arial Narrow" w:cs="Arial Narrow"/>
-          <w:sz w:val="16"/>
-          <w:szCs w:val="16"/>
-        </w:rPr>
-      </w:pPr>
-      <w:r>
-        <w:rPr>
-          <w:rStyle w:val="Refdenotaalpie"/>
-          <w:rFonts w:ascii="Arial Narrow" w:eastAsia="Arial Narrow" w:hAnsi="Arial Narrow" w:cs="Arial Narrow"/>
-          <w:sz w:val="16"/>
-          <w:szCs w:val="16"/>
-          <w:vertAlign w:val="superscript"/>
-        </w:rPr>
-        <w:footnoteRef/>
-      </w:r>
-      <w:r>
-        <w:rPr>
-          <w:rFonts w:ascii="Arial Narrow" w:eastAsia="Arial Narrow" w:hAnsi="Arial Narrow" w:cs="Arial Narrow"/>
-          <w:sz w:val="16"/>
-          <w:szCs w:val="16"/>
-        </w:rPr>
-        <w:tab/>
-      </w:r>
-      <w:r>
-        <w:rPr>
-          <w:rFonts w:ascii="Arial Narrow" w:eastAsia="Arial Narrow" w:hAnsi="Arial Narrow" w:cs="Arial Narrow"/>
-          <w:b/>
-          <w:bCs/>
-          <w:sz w:val="16"/>
-          <w:szCs w:val="16"/>
-        </w:rPr>
-        <w:t xml:space="preserve">DECRETO SUPREMO 006-2026-JUS, TEXTO ÚNICO ORDENADO DE LA LEY 27444, LEY DEL PROCEDIMIENTO ADMINISTRATIVO GENERAL, publicado el 30 de abril de 2026</w:t>
-      </w:r>
-    </w:p>
-    <w:p>
-      <w:pPr>
-        <w:pStyle w:val="Textonotapie"/>
-        <w:ind w:left="567" w:hanging="567"/>
-        <w:jc w:val="both"/>
-        <w:rPr>
-          <w:rFonts w:ascii="Arial Narrow" w:eastAsia="Arial Narrow" w:hAnsi="Arial Narrow" w:cs="Arial Narrow"/>
-          <w:sz w:val="16"/>
-          <w:szCs w:val="16"/>
-        </w:rPr>
-      </w:pPr>
-      <w:r>
-        <w:rPr>
-          <w:rFonts w:ascii="Arial Narrow" w:eastAsia="Arial Narrow" w:hAnsi="Arial Narrow" w:cs="Arial Narrow"/>
-          <w:sz w:val="16"/>
-          <w:szCs w:val="16"/>
-        </w:rPr>
-        <w:tab/>
-      </w:r>
-      <w:r>
-        <w:rPr>
-          <w:rFonts w:ascii="Arial Narrow" w:eastAsia="Arial Narrow" w:hAnsi="Arial Narrow" w:cs="Arial Narrow"/>
-          <w:b/>
-          <w:bCs/>
-          <w:sz w:val="16"/>
-          <w:szCs w:val="16"/>
-        </w:rPr>
-        <w:t xml:space="preserve">Artículo 223.- Contestación de la reclamación</w:t>
-      </w:r>
-    </w:p>
-    <w:p>
-      <w:pPr>
-        <w:pStyle w:val="Textonotapie"/>
-        <w:ind w:left="567" w:hanging="567"/>
-        <w:jc w:val="both"/>
-        <w:rPr>
-          <w:rFonts w:ascii="Arial Narrow" w:eastAsia="Arial Narrow" w:hAnsi="Arial Narrow" w:cs="Arial Narrow"/>
-          <w:sz w:val="16"/>
-          <w:szCs w:val="16"/>
-        </w:rPr>
-      </w:pPr>
-      <w:r>
-        <w:rPr>
-          <w:rFonts w:ascii="Arial Narrow" w:eastAsia="Arial Narrow" w:hAnsi="Arial Narrow" w:cs="Arial Narrow"/>
-          <w:sz w:val="16"/>
-          <w:szCs w:val="16"/>
-        </w:rPr>
-        <w:tab/>
-      </w:r>
-      <w:r>
-        <w:rPr>
-          <w:rFonts w:ascii="Arial Narrow" w:eastAsia="Arial Narrow" w:hAnsi="Arial Narrow" w:cs="Arial Narrow"/>
-          <w:sz w:val="16"/>
-          <w:szCs w:val="16"/>
-        </w:rPr>
-        <w:t xml:space="preserve">223.1 El reclamado deberá presentar la contestación de la reclamación dentro de los quince (15) días posteriores a la notificación de ésta; vencido este plazo, la Administración declarará en rebeldía al reclamado que no la hubiera presentado. La contestación deberá contener los requisitos de los escritos previstos en el artículo 113 de la presente Ley, así como la absolución de todos los asuntos controvertidos de hecho y de derecho, Las alegaciones y los hechos relevantes de la reclamación, salvo que hayan sido específicamente negadas en la contestación, se tendrán por aceptadas o merituadas como ciertas.</w:t>
-      </w:r>
-    </w:p>
-    <w:p>
-      <w:pPr>
-        <w:pStyle w:val="Textonotapie"/>
-        <w:ind w:left="567" w:hanging="567"/>
-        <w:jc w:val="both"/>
-        <w:rPr>
-          <w:rFonts w:ascii="Arial Narrow" w:eastAsia="Arial Narrow" w:hAnsi="Arial Narrow" w:cs="Arial Narrow"/>
-          <w:sz w:val="16"/>
-          <w:szCs w:val="16"/>
-        </w:rPr>
-      </w:pPr>
-    </w:p>
-  </w:footnote>
-  <w:footnote w:id="9">
-    <w:p>
-      <w:pPr>
-        <w:spacing w:after="0" w:line="240" w:lineRule="auto"/>
-        <w:ind w:left="567" w:hanging="567"/>
-        <w:jc w:val="both"/>
-        <w:rPr>
-          <w:rFonts w:ascii="Arial Narrow" w:eastAsia="Arial Narrow" w:hAnsi="Arial Narrow" w:cs="Arial Narrow"/>
-          <w:sz w:val="16"/>
-          <w:szCs w:val="16"/>
-        </w:rPr>
-      </w:pPr>
-      <w:r>
-        <w:rPr>
-          <w:rStyle w:val="Refdenotaalpie"/>
-          <w:rFonts w:ascii="Arial Narrow" w:eastAsia="Arial Narrow" w:hAnsi="Arial Narrow" w:cs="Arial Narrow"/>
-          <w:sz w:val="16"/>
-          <w:szCs w:val="16"/>
-          <w:vertAlign w:val="superscript"/>
-        </w:rPr>
-        <w:footnoteRef/>
-      </w:r>
-      <w:r>
-        <w:rPr>
-          <w:rFonts w:ascii="Arial Narrow" w:eastAsia="Arial Narrow" w:hAnsi="Arial Narrow" w:cs="Arial Narrow"/>
-          <w:sz w:val="16"/>
-          <w:szCs w:val="16"/>
-          <w:vertAlign w:val="superscript"/>
-        </w:rPr>
-        <w:t xml:space="preserve"> </w:t>
-      </w:r>
-      <w:r>
-        <w:rPr>
-          <w:rFonts w:ascii="Arial Narrow" w:eastAsia="Arial Narrow" w:hAnsi="Arial Narrow" w:cs="Arial Narrow"/>
-          <w:sz w:val="16"/>
-          <w:szCs w:val="16"/>
-        </w:rPr>
-        <w:t xml:space="preserve"> </w:t>
-      </w:r>
-      <w:r>
-        <w:rPr>
-          <w:rFonts w:ascii="Arial Narrow" w:eastAsia="Arial Narrow" w:hAnsi="Arial Narrow" w:cs="Arial Narrow"/>
-          <w:sz w:val="16"/>
-          <w:szCs w:val="16"/>
-        </w:rPr>
-        <w:tab/>
-      </w:r>
-      <w:r>
-        <w:rPr>
-          <w:rFonts w:ascii="Arial Narrow" w:eastAsia="Arial Narrow" w:hAnsi="Arial Narrow" w:cs="Arial Narrow"/>
-          <w:b/>
-          <w:sz w:val="16"/>
-          <w:szCs w:val="16"/>
-        </w:rPr>
-        <w:t>LEY 29571, CÓDIGO DE PROTECCIÓN Y DEFENSA DEL CONSUMIDOR</w:t>
-      </w:r>
-      <w:r>
-        <w:rPr>
-          <w:rFonts w:ascii="Arial Narrow" w:eastAsia="Arial Narrow" w:hAnsi="Arial Narrow" w:cs="Arial Narrow"/>
-          <w:b/>
-          <w:bCs/>
-          <w:sz w:val="16"/>
-          <w:szCs w:val="16"/>
-        </w:rPr>
-        <w:t xml:space="preserve">, </w:t>
-      </w:r>
-      <w:r>
-        <w:rPr>
-          <w:rFonts w:ascii="Arial Narrow" w:eastAsia="Arial Narrow" w:hAnsi="Arial Narrow" w:cs="Arial Narrow"/>
-          <w:b/>
-          <w:sz w:val="16"/>
-          <w:szCs w:val="16"/>
-        </w:rPr>
-        <w:t>publicado el 2 de setiembre de 2010 y modificado por Decreto Legislativo 1308</w:t>
-      </w:r>
-    </w:p>
-    <w:p>
-      <w:pPr>
-        <w:spacing w:after="0" w:line="240" w:lineRule="auto"/>
-        <w:ind w:left="567" w:hanging="567"/>
-        <w:jc w:val="both"/>
-        <w:rPr>
-          <w:rFonts w:ascii="Arial Narrow" w:eastAsia="Arial Narrow" w:hAnsi="Arial Narrow" w:cs="Arial Narrow"/>
-          <w:b/>
-          <w:sz w:val="16"/>
-          <w:szCs w:val="16"/>
-        </w:rPr>
-      </w:pPr>
-      <w:r>
-        <w:rPr>
-          <w:rFonts w:ascii="Arial Narrow" w:eastAsia="Arial Narrow" w:hAnsi="Arial Narrow" w:cs="Arial Narrow"/>
-          <w:b/>
-          <w:sz w:val="16"/>
-          <w:szCs w:val="16"/>
-        </w:rPr>
-        <w:tab/>
-        <w:t>Artículo 110.- Sanciones administrativas</w:t>
-      </w:r>
-    </w:p>
-    <w:p>
-      <w:pPr>
-        <w:spacing w:after="0" w:line="240" w:lineRule="auto"/>
-        <w:ind w:left="567"/>
-        <w:jc w:val="both"/>
-        <w:rPr>
-          <w:rFonts w:ascii="Arial Narrow" w:eastAsia="Arial Narrow" w:hAnsi="Arial Narrow" w:cs="Arial Narrow"/>
-          <w:sz w:val="16"/>
-          <w:szCs w:val="16"/>
-        </w:rPr>
-      </w:pPr>
-      <w:r>
-        <w:rPr>
-          <w:rFonts w:ascii="Arial Narrow" w:eastAsia="Arial Narrow" w:hAnsi="Arial Narrow" w:cs="Arial Narrow"/>
-          <w:sz w:val="16"/>
-          <w:szCs w:val="16"/>
-        </w:rPr>
-        <w:t>El órgano resolutivo puede sancionar las infracciones administrativas a que se refiere el artículo 108 con amonestación y multas de hasta cuatrocientos cincuenta (450) Unidades Impositivas Tributarias (UIT), las cuales son calificadas de la siguiente manera:</w:t>
-      </w:r>
-    </w:p>
-    <w:p>
-      <w:pPr>
-        <w:numPr>
-          <w:ilvl w:val="0"/>
-          <w:numId w:val="2"/>
-        </w:numPr>
-        <w:spacing w:after="0" w:line="240" w:lineRule="auto"/>
-        <w:ind w:left="426" w:firstLine="141"/>
-        <w:jc w:val="both"/>
-        <w:rPr>
-          <w:rFonts w:ascii="Arial Narrow" w:eastAsia="Arial Narrow" w:hAnsi="Arial Narrow" w:cs="Arial Narrow"/>
-          <w:sz w:val="16"/>
-          <w:szCs w:val="16"/>
-        </w:rPr>
-      </w:pPr>
-      <w:r>
-        <w:rPr>
-          <w:rFonts w:ascii="Arial Narrow" w:eastAsia="Arial Narrow" w:hAnsi="Arial Narrow" w:cs="Arial Narrow"/>
-          <w:sz w:val="16"/>
-          <w:szCs w:val="16"/>
-        </w:rPr>
-        <w:t>Infracciones leves, con una amonestación o con una multa de hasta cincuenta (50) UIT.</w:t>
-      </w:r>
-    </w:p>
-    <w:p>
-      <w:pPr>
-        <w:numPr>
-          <w:ilvl w:val="0"/>
-          <w:numId w:val="2"/>
-        </w:numPr>
-        <w:spacing w:after="0" w:line="240" w:lineRule="auto"/>
-        <w:ind w:left="426" w:firstLine="141"/>
-        <w:jc w:val="both"/>
-        <w:rPr>
-          <w:rFonts w:ascii="Arial Narrow" w:eastAsia="Arial Narrow" w:hAnsi="Arial Narrow" w:cs="Arial Narrow"/>
-          <w:sz w:val="16"/>
-          <w:szCs w:val="16"/>
-        </w:rPr>
-      </w:pPr>
-      <w:r>
-        <w:rPr>
-          <w:rFonts w:ascii="Arial Narrow" w:eastAsia="Arial Narrow" w:hAnsi="Arial Narrow" w:cs="Arial Narrow"/>
-          <w:sz w:val="16"/>
-          <w:szCs w:val="16"/>
-        </w:rPr>
-        <w:t>Infracciones graves, con una multa de hasta ciento cincuenta (150) UIT.</w:t>
-      </w:r>
-    </w:p>
-    <w:p>
-      <w:pPr>
-        <w:numPr>
-          <w:ilvl w:val="0"/>
-          <w:numId w:val="2"/>
-        </w:numPr>
-        <w:spacing w:after="0" w:line="240" w:lineRule="auto"/>
-        <w:ind w:left="426" w:firstLine="141"/>
-        <w:jc w:val="both"/>
-        <w:rPr>
-          <w:rFonts w:ascii="Arial Narrow" w:eastAsia="Arial Narrow" w:hAnsi="Arial Narrow" w:cs="Arial Narrow"/>
-          <w:sz w:val="16"/>
-          <w:szCs w:val="16"/>
-        </w:rPr>
-      </w:pPr>
-      <w:r>
-        <w:rPr>
-          <w:rFonts w:ascii="Arial Narrow" w:eastAsia="Arial Narrow" w:hAnsi="Arial Narrow" w:cs="Arial Narrow"/>
-          <w:sz w:val="16"/>
-          <w:szCs w:val="16"/>
-        </w:rPr>
-        <w:t>Infracciones muy graves, con una multa de hasta cuatrocientos cincuenta (450) UIT.</w:t>
-      </w:r>
-    </w:p>
-    <w:p>
-      <w:pPr>
-        <w:spacing w:after="0" w:line="240" w:lineRule="auto"/>
-        <w:ind w:left="567"/>
-        <w:jc w:val="both"/>
-        <w:rPr>
-          <w:rFonts w:ascii="Arial Narrow" w:eastAsia="Arial Narrow" w:hAnsi="Arial Narrow" w:cs="Arial Narrow"/>
-          <w:sz w:val="16"/>
-          <w:szCs w:val="16"/>
-        </w:rPr>
-      </w:pPr>
-      <w:r>
-        <w:rPr>
-          <w:rFonts w:ascii="Arial Narrow" w:eastAsia="Arial Narrow" w:hAnsi="Arial Narrow" w:cs="Arial Narrow"/>
-          <w:sz w:val="16"/>
-          <w:szCs w:val="16"/>
-        </w:rPr>
-        <w:t>(…).</w:t>
-      </w:r>
-    </w:p>
-    <w:p>
-      <w:pPr>
-        <w:spacing w:after="0" w:line="240" w:lineRule="auto"/>
-        <w:ind w:left="567" w:hanging="567"/>
-        <w:jc w:val="both"/>
-        <w:rPr>
-          <w:rFonts w:ascii="Arial Narrow" w:eastAsia="Arial Narrow" w:hAnsi="Arial Narrow" w:cs="Arial Narrow"/>
-          <w:sz w:val="16"/>
-          <w:szCs w:val="16"/>
-        </w:rPr>
-      </w:pPr>
-    </w:p>
-  </w:footnote>
-  <w:footnote w:id="10">
-    <w:p>
-      <w:pPr>
-        <w:spacing w:after="0" w:line="240" w:lineRule="auto"/>
-        <w:ind w:left="567" w:hanging="567"/>
-        <w:jc w:val="both"/>
-        <w:rPr>
-          <w:rFonts w:ascii="Arial Narrow" w:eastAsia="Arial Narrow" w:hAnsi="Arial Narrow" w:cs="Arial Narrow"/>
-          <w:sz w:val="16"/>
-          <w:szCs w:val="16"/>
-        </w:rPr>
-      </w:pPr>
-      <w:r>
-        <w:rPr>
-          <w:rStyle w:val="Refdenotaalpie"/>
-          <w:rFonts w:ascii="Arial Narrow" w:eastAsia="Arial Narrow" w:hAnsi="Arial Narrow" w:cs="Arial Narrow"/>
-          <w:sz w:val="16"/>
-          <w:szCs w:val="16"/>
-          <w:vertAlign w:val="superscript"/>
-        </w:rPr>
-        <w:footnoteRef/>
-      </w:r>
-      <w:r>
-        <w:rPr>
-          <w:rFonts w:ascii="Arial Narrow" w:eastAsia="Arial Narrow" w:hAnsi="Arial Narrow" w:cs="Arial Narrow"/>
-          <w:sz w:val="16"/>
-          <w:szCs w:val="16"/>
-        </w:rPr>
-        <w:t xml:space="preserve"> </w:t>
-      </w:r>
-      <w:r>
-        <w:rPr>
-          <w:rFonts w:ascii="Arial Narrow" w:eastAsia="Arial Narrow" w:hAnsi="Arial Narrow" w:cs="Arial Narrow"/>
-          <w:sz w:val="16"/>
-          <w:szCs w:val="16"/>
-        </w:rPr>
-        <w:tab/>
+        <w:t xml:space="preserve"/>
       </w:r>
       <w:r>
         <w:rPr>
@@ -9529,18 +9611,6 @@
         <w:tab/>
         <w:t>Las medidas correctivas complementarias pueden dictarse de oficio o a pedido de parte.</w:t>
       </w:r>
-    </w:p>
-    <w:p>
-      <w:pPr>
-        <w:spacing w:after="0" w:line="240" w:lineRule="auto"/>
-        <w:ind w:left="567" w:hanging="567"/>
-        <w:jc w:val="both"/>
-        <w:rPr>
-          <w:rFonts w:ascii="Arial Narrow" w:eastAsia="Arial Narrow" w:hAnsi="Arial Narrow" w:cs="Arial Narrow"/>
-          <w:sz w:val="16"/>
-          <w:szCs w:val="16"/>
-        </w:rPr>
-      </w:pPr>
     </w:p>
     <w:p>
       <w:pPr>
@@ -9755,8 +9825,12 @@
     </w:p>
     <w:p>
       <w:pPr>
-        <w:pStyle w:val="Sinespaciado"/>
-        <w:ind w:firstLine="567"/>
+        <w:numPr>
+          <w:ilvl w:val="0"/>
+          <w:numId w:val="1"/>
+        </w:numPr>
+        <w:spacing w:after="0" w:line="240" w:lineRule="auto"/>
+        <w:ind w:left="567" w:firstLine="0"/>
         <w:jc w:val="both"/>
         <w:rPr>
           <w:rFonts w:ascii="Arial Narrow" w:eastAsia="Arial Narrow" w:hAnsi="Arial Narrow" w:cs="Arial Narrow"/>
@@ -9775,8 +9849,12 @@
     </w:p>
     <w:p>
       <w:pPr>
-        <w:pStyle w:val="Sinespaciado"/>
-        <w:ind w:firstLine="567"/>
+        <w:numPr>
+          <w:ilvl w:val="0"/>
+          <w:numId w:val="1"/>
+        </w:numPr>
+        <w:spacing w:after="0" w:line="240" w:lineRule="auto"/>
+        <w:ind w:left="567" w:firstLine="0"/>
         <w:jc w:val="both"/>
         <w:rPr>
           <w:rFonts w:ascii="Arial Narrow" w:eastAsia="Arial Narrow" w:hAnsi="Arial Narrow" w:cs="Arial Narrow"/>
@@ -9920,18 +9998,6 @@
         <w:jc w:val="both"/>
         <w:rPr>
           <w:rFonts w:ascii="Arial Narrow" w:eastAsia="Arial Narrow" w:hAnsi="Arial Narrow" w:cs="Arial Narrow"/>
-          <w:sz w:val="16"/>
-          <w:szCs w:val="16"/>
-        </w:rPr>
-      </w:pPr>
-    </w:p>
-    <w:p>
-      <w:pPr>
-        <w:spacing w:after="0" w:line="240" w:lineRule="auto"/>
-        <w:ind w:left="567"/>
-        <w:jc w:val="both"/>
-        <w:rPr>
-          <w:rFonts w:ascii="Arial Narrow" w:eastAsia="Arial Narrow" w:hAnsi="Arial Narrow" w:cs="Arial Narrow"/>
           <w:b/>
           <w:bCs/>
           <w:sz w:val="16"/>
@@ -10162,7 +10228,7 @@
       </w:pPr>
     </w:p>
   </w:footnote>
-  <w:footnote w:id="11">
+  <w:footnote w:id="13">
     <w:p>
       <w:pPr>
         <w:pStyle w:val="Textonotapie"/>
@@ -10194,7 +10260,8 @@
           <w:sz w:val="16"/>
           <w:szCs w:val="16"/>
         </w:rPr>
-        <w:t xml:space="preserve"> </w:t>
+        <w:tab/>
+        <w:t xml:space="preserve"/>
       </w:r>
       <w:r>
         <w:rPr>
@@ -10367,12 +10434,15 @@
       </w:pPr>
     </w:p>
   </w:footnote>
-  <w:footnote w:id="12">
+  <w:footnote w:id="14">
     <w:p>
       <w:pPr>
         <w:autoSpaceDE w:val="0"/>
         <w:autoSpaceDN w:val="0"/>
         <w:adjustRightInd w:val="0"/>
+        <w:tabs>
+          <w:tab w:val="left" w:pos="567"/>
+        </w:tabs>
         <w:spacing w:after="0" w:line="240" w:lineRule="auto"/>
         <w:ind w:left="567" w:hanging="567"/>
         <w:jc w:val="both"/>
@@ -10404,7 +10474,8 @@
           <w:sz w:val="16"/>
           <w:szCs w:val="16"/>
         </w:rPr>
-        <w:t xml:space="preserve"> </w:t>
+        <w:tab/>
+        <w:t xml:space="preserve"/>
       </w:r>
       <w:r>
         <w:rPr>
@@ -10468,10 +10539,13 @@
       </w:pPr>
     </w:p>
   </w:footnote>
-  <w:footnote w:id="13">
+  <w:footnote w:id="15">
     <w:p>
       <w:pPr>
         <w:pStyle w:val="Textonotapie"/>
+        <w:tabs>
+          <w:tab w:val="left" w:pos="567"/>
+        </w:tabs>
         <w:ind w:left="567" w:hanging="567"/>
         <w:jc w:val="both"/>
         <w:rPr>
@@ -10496,7 +10570,8 @@
           <w:sz w:val="16"/>
           <w:szCs w:val="16"/>
         </w:rPr>
-        <w:t xml:space="preserve"> </w:t>
+        <w:tab/>
+        <w:t xml:space="preserve"/>
       </w:r>
       <w:r>
         <w:rPr>

--- a/plantillas_maestras/06_seguro_hogar_e_inmuebles/negativa_cobertura/2_o_mas_ddos_varios/varon/TPL_0552_2026_SEGURO_HOGAR_E_INMUEBLES_NEGATIVA_COBERTURA_ASEGURADORA_VARON_R1.docx
+++ b/plantillas_maestras/06_seguro_hogar_e_inmuebles/negativa_cobertura/2_o_mas_ddos_varios/varon/TPL_0552_2026_SEGURO_HOGAR_E_INMUEBLES_NEGATIVA_COBERTURA_ASEGURADORA_VARON_R1.docx
@@ -669,7 +669,7 @@
     </w:p>
     <w:p>
       <w:pPr>
-        <w:spacing w:after="0" w:line="240" w:lineRule="auto"/>
+        <w:spacing w:before="0" w:after="0" w:line="240" w:lineRule="auto"/>
         <w:jc w:val="both"/>
         <w:rPr>
           <w:rFonts w:ascii="Arial Narrow" w:eastAsia="Arial Narrow" w:hAnsi="Arial Narrow" w:cs="Arial Narrow"/>
@@ -893,7 +893,7 @@
     </w:p>
     <w:p>
       <w:pPr>
-        <w:spacing w:after="0" w:line="240" w:lineRule="auto"/>
+        <w:spacing w:before="0" w:after="0" w:line="240" w:lineRule="auto"/>
         <w:jc w:val="both"/>
         <w:rPr>
           <w:rFonts w:ascii="Arial Narrow" w:eastAsia="Arial Narrow" w:hAnsi="Arial Narrow" w:cs="Arial Narrow"/>
@@ -1245,7 +1245,7 @@
     <w:p>
       <w:pPr>
         <w:pStyle w:val="Prrafodelista"/>
-        <w:spacing w:after="0" w:line="240" w:lineRule="auto"/>
+        <w:spacing w:before="0" w:after="0" w:line="240" w:lineRule="auto"/>
         <w:ind w:left="1134"/>
         <w:jc w:val="both"/>
         <w:rPr>
@@ -1345,7 +1345,7 @@
     </w:p>
     <w:p>
       <w:pPr>
-        <w:spacing w:after="0" w:line="240" w:lineRule="auto"/>
+        <w:spacing w:before="0" w:after="0" w:line="240" w:lineRule="auto"/>
         <w:jc w:val="both"/>
         <w:rPr>
           <w:rFonts w:ascii="Arial Narrow" w:eastAsia="Arial Narrow" w:hAnsi="Arial Narrow" w:cs="Arial Narrow"/>
@@ -1433,7 +1433,7 @@
     <w:p>
       <w:pPr>
         <w:pStyle w:val="Prrafodelista"/>
-        <w:spacing w:after="0" w:line="240" w:lineRule="auto"/>
+        <w:spacing w:before="0" w:after="0" w:line="240" w:lineRule="auto"/>
         <w:ind w:left="1134"/>
         <w:jc w:val="both"/>
         <w:rPr>
@@ -1486,7 +1486,7 @@
     <w:p>
       <w:pPr>
         <w:pStyle w:val="Prrafodelista"/>
-        <w:spacing w:after="0" w:line="240" w:lineRule="auto"/>
+        <w:spacing w:before="0" w:after="0" w:line="240" w:lineRule="auto"/>
         <w:ind w:left="1134"/>
         <w:jc w:val="both"/>
         <w:rPr>
@@ -1575,7 +1575,7 @@
     <w:p>
       <w:pPr>
         <w:pStyle w:val="Prrafodelista"/>
-        <w:spacing w:after="0" w:line="240" w:lineRule="auto"/>
+        <w:spacing w:before="0" w:after="0" w:line="240" w:lineRule="auto"/>
         <w:ind w:left="1134"/>
         <w:jc w:val="both"/>
         <w:rPr>
@@ -1688,7 +1688,7 @@
     <w:p>
       <w:pPr>
         <w:pStyle w:val="Prrafodelista"/>
-        <w:spacing w:after="0" w:line="240" w:lineRule="auto"/>
+        <w:spacing w:before="0" w:after="0" w:line="240" w:lineRule="auto"/>
         <w:ind w:left="1134"/>
         <w:jc w:val="both"/>
         <w:rPr>
@@ -1790,6 +1790,7 @@
     <w:p>
       <w:pPr>
         <w:pStyle w:val="Prrafodelista"/>
+        <w:spacing w:before="0" w:after="0" w:line="240" w:lineRule="auto"/>
         <w:rPr>
           <w:rFonts w:ascii="Arial Narrow" w:eastAsia="Arial Narrow" w:hAnsi="Arial Narrow" w:cs="Arial Narrow"/>
           <w:color w:val="000000"/>
@@ -2008,7 +2009,7 @@
     <w:p>
       <w:pPr>
         <w:pStyle w:val="Prrafodelista"/>
-        <w:spacing w:after="0" w:line="240" w:lineRule="auto"/>
+        <w:spacing w:before="0" w:after="0" w:line="240" w:lineRule="auto"/>
         <w:ind w:left="1134"/>
         <w:jc w:val="both"/>
         <w:rPr>
@@ -2133,7 +2134,7 @@
     <w:p>
       <w:pPr>
         <w:pStyle w:val="Prrafodelista"/>
-        <w:spacing w:after="0" w:line="240" w:lineRule="auto"/>
+        <w:spacing w:before="0" w:after="0" w:line="240" w:lineRule="auto"/>
         <w:ind w:left="1134"/>
         <w:jc w:val="both"/>
         <w:rPr>
@@ -2341,10 +2342,10 @@
     </w:p>
     <w:p>
       <w:pPr>
+        <w:spacing w:before="0" w:after="0" w:line="240" w:lineRule="auto"/>
         <w:tabs>
           <w:tab w:val="left" w:pos="1134"/>
         </w:tabs>
-        <w:spacing w:after="0" w:line="240" w:lineRule="auto"/>
         <w:jc w:val="both"/>
         <w:rPr>
           <w:rFonts w:ascii="Arial Narrow" w:eastAsia="Arial Narrow" w:hAnsi="Arial Narrow" w:cs="Arial Narrow"/>
@@ -2777,7 +2778,7 @@
     <w:bookmarkEnd w:id="2"/>
     <w:p>
       <w:pPr>
-        <w:spacing w:after="0" w:line="240" w:lineRule="auto"/>
+        <w:spacing w:before="0" w:after="0" w:line="240" w:lineRule="auto"/>
         <w:contextualSpacing/>
         <w:jc w:val="both"/>
         <w:rPr>
@@ -2833,7 +2834,7 @@
     </w:p>
     <w:p>
       <w:pPr>
-        <w:spacing w:after="0" w:line="240" w:lineRule="auto"/>
+        <w:spacing w:before="0" w:after="0" w:line="240" w:lineRule="auto"/>
         <w:ind w:left="567"/>
         <w:contextualSpacing/>
         <w:jc w:val="both"/>
@@ -3037,7 +3038,7 @@
     <w:p>
       <w:pPr>
         <w:pStyle w:val="Prrafodelista"/>
-        <w:spacing w:after="0" w:line="240" w:lineRule="auto"/>
+        <w:spacing w:before="0" w:after="0" w:line="240" w:lineRule="auto"/>
         <w:ind w:left="567"/>
         <w:jc w:val="both"/>
         <w:rPr>
@@ -3184,6 +3185,7 @@
     <w:p>
       <w:pPr>
         <w:pStyle w:val="Prrafodelista"/>
+        <w:spacing w:before="0" w:after="0" w:line="240" w:lineRule="auto"/>
         <w:rPr>
           <w:rFonts w:ascii="Arial Narrow" w:eastAsia="Arial Narrow" w:hAnsi="Arial Narrow" w:cs="Arial Narrow"/>
           <w:kern w:val="0"/>
@@ -3327,7 +3329,7 @@
     <w:bookmarkEnd w:id="7"/>
     <w:p>
       <w:pPr>
-        <w:spacing w:after="0" w:line="240" w:lineRule="auto"/>
+        <w:spacing w:before="0" w:after="0" w:line="240" w:lineRule="auto"/>
         <w:jc w:val="both"/>
         <w:rPr>
           <w:rFonts w:ascii="Arial Narrow" w:eastAsia="Arial Narrow" w:hAnsi="Arial Narrow" w:cs="Arial Narrow"/>
@@ -3444,7 +3446,7 @@
     </w:p>
     <w:p>
       <w:pPr>
-        <w:spacing w:after="0" w:line="240" w:lineRule="auto"/>
+        <w:spacing w:before="0" w:after="0" w:line="240" w:lineRule="auto"/>
         <w:jc w:val="both"/>
         <w:rPr>
           <w:rFonts w:ascii="Arial Narrow" w:eastAsia="Arial Narrow" w:hAnsi="Arial Narrow" w:cs="Arial Narrow"/>
@@ -3532,7 +3534,7 @@
     <w:p>
       <w:pPr>
         <w:pStyle w:val="Prrafodelista"/>
-        <w:spacing w:line="240" w:lineRule="auto"/>
+        <w:spacing w:before="0" w:after="0" w:line="240" w:lineRule="auto"/>
         <w:rPr>
           <w:rFonts w:ascii="Arial Narrow" w:eastAsia="Arial Narrow" w:hAnsi="Arial Narrow" w:cs="Arial Narrow"/>
           <w:bCs/>
@@ -3680,7 +3682,7 @@
     </w:p>
     <w:p>
       <w:pPr>
-        <w:spacing w:after="0" w:line="240" w:lineRule="auto"/>
+        <w:spacing w:before="0" w:after="0" w:line="240" w:lineRule="auto"/>
         <w:jc w:val="both"/>
         <w:rPr>
           <w:rFonts w:ascii="Arial Narrow" w:eastAsia="Arial Narrow" w:hAnsi="Arial Narrow" w:cs="Arial Narrow"/>
@@ -3762,7 +3764,7 @@
     </w:p>
     <w:p>
       <w:pPr>
-        <w:spacing w:after="0" w:line="240" w:lineRule="auto"/>
+        <w:spacing w:before="0" w:after="0" w:line="240" w:lineRule="auto"/>
         <w:ind w:left="567"/>
         <w:contextualSpacing/>
         <w:jc w:val="both"/>
@@ -3818,7 +3820,7 @@
     </w:p>
     <w:p>
       <w:pPr>
-        <w:spacing w:after="0" w:line="240" w:lineRule="auto"/>
+        <w:spacing w:before="0" w:after="0" w:line="240" w:lineRule="auto"/>
         <w:jc w:val="both"/>
         <w:rPr>
           <w:rFonts w:ascii="Arial Narrow" w:eastAsia="Arial Narrow" w:hAnsi="Arial Narrow" w:cs="Arial Narrow"/>
@@ -3967,7 +3969,7 @@
     <w:p>
       <w:pPr>
         <w:pStyle w:val="Prrafodelista"/>
-        <w:spacing w:after="0" w:line="240" w:lineRule="auto"/>
+        <w:spacing w:before="0" w:after="0" w:line="240" w:lineRule="auto"/>
         <w:ind w:left="567"/>
         <w:jc w:val="both"/>
         <w:rPr>
@@ -4033,7 +4035,7 @@
           <w:lang w:val="es-ES" w:eastAsia="es-ES"/>
           <w14:ligatures w14:val="none"/>
         </w:rPr>
-        <w:t xml:space="preserve">: (i) presentar una copia debidamente suscrita de la </w:t>
+        <w:t xml:space="preserve">:</w:t>
       </w:r>
       <w:r>
         <w:rPr>
@@ -4045,6 +4047,18 @@
           <w:lang w:val="es-ES" w:eastAsia="es-ES"/>
           <w14:ligatures w14:val="none"/>
         </w:rPr>
+        <w:t xml:space="preserve"> (i) presentar una copia debidamente suscrita de la </w:t>
+      </w:r>
+      <w:r>
+        <w:rPr>
+          <w:rFonts w:ascii="Arial Narrow" w:eastAsia="Arial Narrow" w:hAnsi="Arial Narrow" w:cs="Arial Narrow"/>
+          <w:color w:val="000000"/>
+          <w:kern w:val="0"/>
+          <w:sz w:val="22"/>
+          <w:szCs w:val="22"/>
+          <w:lang w:val="es-ES" w:eastAsia="es-ES"/>
+          <w14:ligatures w14:val="none"/>
+        </w:rPr>
         <w:t>Póliza 1422-61410 del Seguro Domiciliario Hogar Total, así como el cargo de remisión de la póliza; (ii) presentar los medios probatorios que acrediten que la negativa de otorgamiento de cobertura fue justificada</w:t>
       </w:r>
       <w:r>
@@ -4083,6 +4097,24 @@
         </w:rPr>
         <w:t>) presentar todas las comunicaciones cursadas con la parte denunciante en virtud de los hechos materia de denuncia.</w:t>
       </w:r>
+    </w:p>
+    <w:p>
+      <w:pPr>
+        <w:pStyle w:val="Prrafodelista"/>
+        <w:spacing w:before="0" w:after="0" w:line="240" w:lineRule="auto"/>
+        <w:ind w:left="567"/>
+        <w:jc w:val="both"/>
+        <w:rPr>
+          <w:rFonts w:ascii="Arial Narrow" w:eastAsia="Arial Narrow" w:hAnsi="Arial Narrow" w:cs="Arial Narrow"/>
+          <w:color w:val="000000"/>
+          <w:kern w:val="0"/>
+          <w:sz w:val="22"/>
+          <w:szCs w:val="22"/>
+          <w:u w:val="single"/>
+          <w:lang w:val="es-ES" w:eastAsia="es-ES"/>
+          <w14:ligatures w14:val="none"/>
+        </w:rPr>
+      </w:pPr>
     </w:p>
     <w:p>
       <w:pPr>
@@ -4101,13 +4133,7 @@
           <w14:ligatures w14:val="none"/>
         </w:rPr>
       </w:pPr>
-    </w:p>
-    <w:p>
-      <w:pPr>
-        <w:pStyle w:val="Prrafodelista"/>
-        <w:spacing w:after="0" w:line="240" w:lineRule="auto"/>
-        <w:ind w:left="567"/>
-        <w:jc w:val="both"/>
+      <w:r>
         <w:rPr>
           <w:rFonts w:ascii="Arial Narrow" w:eastAsia="Arial Narrow" w:hAnsi="Arial Narrow" w:cs="Arial Narrow"/>
           <w:color w:val="000000"/>
@@ -4118,7 +4144,8 @@
           <w:lang w:val="es-ES" w:eastAsia="es-ES"/>
           <w14:ligatures w14:val="none"/>
         </w:rPr>
-      </w:pPr>
+        <w:t xml:space="preserve">A </w:t>
+      </w:r>
       <w:r>
         <w:rPr>
           <w:rFonts w:ascii="Arial Narrow" w:eastAsia="Arial Narrow" w:hAnsi="Arial Narrow" w:cs="Arial Narrow"/>
@@ -4130,20 +4157,31 @@
           <w:lang w:val="es-ES" w:eastAsia="es-ES"/>
           <w14:ligatures w14:val="none"/>
         </w:rPr>
-        <w:t xml:space="preserve">A </w:t>
-      </w:r>
-      <w:r>
-        <w:rPr>
-          <w:rFonts w:ascii="Arial Narrow" w:eastAsia="Arial Narrow" w:hAnsi="Arial Narrow" w:cs="Arial Narrow"/>
-          <w:color w:val="000000"/>
-          <w:kern w:val="0"/>
-          <w:sz w:val="22"/>
-          <w:szCs w:val="22"/>
-          <w:u w:val="single"/>
+        <w:t>Máster</w:t>
+      </w:r>
+      <w:r>
+        <w:rPr>
+          <w:rFonts w:ascii="Arial Narrow" w:eastAsia="Arial Narrow" w:hAnsi="Arial Narrow" w:cs="Arial Narrow"/>
+          <w:color w:val="000000"/>
+          <w:kern w:val="0"/>
+          <w:sz w:val="22"/>
+          <w:szCs w:val="22"/>
           <w:lang w:val="es-ES" w:eastAsia="es-ES"/>
           <w14:ligatures w14:val="none"/>
         </w:rPr>
-        <w:t>Máster</w:t>
+        <w:t>:</w:t>
+      </w:r>
+      <w:r>
+        <w:rPr>
+          <w:rFonts w:ascii="Arial Narrow" w:eastAsia="Arial Narrow" w:hAnsi="Arial Narrow" w:cs="Arial Narrow"/>
+          <w:color w:val="000000"/>
+          <w:kern w:val="0"/>
+          <w:sz w:val="22"/>
+          <w:szCs w:val="22"/>
+          <w:lang w:eastAsia="es-ES"/>
+          <w14:ligatures w14:val="none"/>
+        </w:rPr>
+        <w:t xml:space="preserve"> </w:t>
       </w:r>
       <w:r>
         <w:rPr>
@@ -4155,7 +4193,43 @@
           <w:lang w:val="es-ES" w:eastAsia="es-ES"/>
           <w14:ligatures w14:val="none"/>
         </w:rPr>
-        <w:t>:</w:t>
+        <w:t xml:space="preserve">(i) presentar una copia </w:t>
+      </w:r>
+      <w:r>
+        <w:rPr>
+          <w:rFonts w:ascii="Arial Narrow" w:eastAsia="Arial Narrow" w:hAnsi="Arial Narrow" w:cs="Arial Narrow"/>
+          <w:color w:val="000000"/>
+          <w:kern w:val="0"/>
+          <w:sz w:val="22"/>
+          <w:szCs w:val="22"/>
+          <w:lang w:val="es-ES" w:eastAsia="es-ES"/>
+          <w14:ligatures w14:val="none"/>
+        </w:rPr>
+        <w:t>debidamente suscrita de</w:t>
+      </w:r>
+      <w:r>
+        <w:rPr>
+          <w:rFonts w:ascii="Arial Narrow" w:eastAsia="Arial Narrow" w:hAnsi="Arial Narrow" w:cs="Arial Narrow"/>
+          <w:color w:val="000000"/>
+          <w:kern w:val="0"/>
+          <w:sz w:val="22"/>
+          <w:szCs w:val="22"/>
+          <w:lang w:val="es-ES" w:eastAsia="es-ES"/>
+          <w14:ligatures w14:val="none"/>
+        </w:rPr>
+        <w:t>l</w:t>
+      </w:r>
+      <w:r>
+        <w:rPr>
+          <w:rFonts w:ascii="Arial Narrow" w:eastAsia="Arial Narrow" w:hAnsi="Arial Narrow" w:cs="Arial Narrow"/>
+          <w:color w:val="000000"/>
+          <w:kern w:val="0"/>
+          <w:sz w:val="22"/>
+          <w:szCs w:val="22"/>
+          <w:lang w:val="es-ES" w:eastAsia="es-ES"/>
+          <w14:ligatures w14:val="none"/>
+        </w:rPr>
+        <w:t xml:space="preserve"> </w:t>
       </w:r>
       <w:r>
         <w:rPr>
@@ -4167,7 +4241,7 @@
           <w:lang w:eastAsia="es-ES"/>
           <w14:ligatures w14:val="none"/>
         </w:rPr>
-        <w:t xml:space="preserve"> </w:t>
+        <w:t>Informe final 40-1245/2025</w:t>
       </w:r>
       <w:r>
         <w:rPr>
@@ -4179,66 +4253,6 @@
           <w:lang w:val="es-ES" w:eastAsia="es-ES"/>
           <w14:ligatures w14:val="none"/>
         </w:rPr>
-        <w:t xml:space="preserve">(i) presentar una copia </w:t>
-      </w:r>
-      <w:r>
-        <w:rPr>
-          <w:rFonts w:ascii="Arial Narrow" w:eastAsia="Arial Narrow" w:hAnsi="Arial Narrow" w:cs="Arial Narrow"/>
-          <w:color w:val="000000"/>
-          <w:kern w:val="0"/>
-          <w:sz w:val="22"/>
-          <w:szCs w:val="22"/>
-          <w:lang w:val="es-ES" w:eastAsia="es-ES"/>
-          <w14:ligatures w14:val="none"/>
-        </w:rPr>
-        <w:t>debidamente suscrita de</w:t>
-      </w:r>
-      <w:r>
-        <w:rPr>
-          <w:rFonts w:ascii="Arial Narrow" w:eastAsia="Arial Narrow" w:hAnsi="Arial Narrow" w:cs="Arial Narrow"/>
-          <w:color w:val="000000"/>
-          <w:kern w:val="0"/>
-          <w:sz w:val="22"/>
-          <w:szCs w:val="22"/>
-          <w:lang w:val="es-ES" w:eastAsia="es-ES"/>
-          <w14:ligatures w14:val="none"/>
-        </w:rPr>
-        <w:t>l</w:t>
-      </w:r>
-      <w:r>
-        <w:rPr>
-          <w:rFonts w:ascii="Arial Narrow" w:eastAsia="Arial Narrow" w:hAnsi="Arial Narrow" w:cs="Arial Narrow"/>
-          <w:color w:val="000000"/>
-          <w:kern w:val="0"/>
-          <w:sz w:val="22"/>
-          <w:szCs w:val="22"/>
-          <w:lang w:val="es-ES" w:eastAsia="es-ES"/>
-          <w14:ligatures w14:val="none"/>
-        </w:rPr>
-        <w:t xml:space="preserve"> </w:t>
-      </w:r>
-      <w:r>
-        <w:rPr>
-          <w:rFonts w:ascii="Arial Narrow" w:eastAsia="Arial Narrow" w:hAnsi="Arial Narrow" w:cs="Arial Narrow"/>
-          <w:color w:val="000000"/>
-          <w:kern w:val="0"/>
-          <w:sz w:val="22"/>
-          <w:szCs w:val="22"/>
-          <w:lang w:eastAsia="es-ES"/>
-          <w14:ligatures w14:val="none"/>
-        </w:rPr>
-        <w:t>Informe final 40-1245/2025</w:t>
-      </w:r>
-      <w:r>
-        <w:rPr>
-          <w:rFonts w:ascii="Arial Narrow" w:eastAsia="Arial Narrow" w:hAnsi="Arial Narrow" w:cs="Arial Narrow"/>
-          <w:color w:val="000000"/>
-          <w:kern w:val="0"/>
-          <w:sz w:val="22"/>
-          <w:szCs w:val="22"/>
-          <w:lang w:val="es-ES" w:eastAsia="es-ES"/>
-          <w14:ligatures w14:val="none"/>
-        </w:rPr>
         <w:t>; y, (ii) presentar todas las comunicaciones cursadas con la parte denunciante en virtud de los hechos materia de denuncia.</w:t>
       </w:r>
       <w:bookmarkEnd w:id="9"/>
@@ -4246,7 +4260,7 @@
     <w:p>
       <w:pPr>
         <w:pStyle w:val="Prrafodelista"/>
-        <w:spacing w:after="0" w:line="240" w:lineRule="auto"/>
+        <w:spacing w:before="0" w:after="0" w:line="240" w:lineRule="auto"/>
         <w:ind w:left="567"/>
         <w:jc w:val="both"/>
         <w:rPr>
@@ -4301,10 +4315,37 @@
     </w:p>
     <w:p>
       <w:pPr>
+        <w:spacing w:before="0" w:after="0" w:line="240" w:lineRule="auto"/>
+        <w:jc w:val="both"/>
+        <w:rPr>
+          <w:rFonts w:ascii="Arial Narrow" w:eastAsia="Arial Narrow" w:hAnsi="Arial Narrow" w:cs="Arial Narrow"/>
+          <w:b/>
+          <w:color w:val="000000"/>
+          <w:kern w:val="0"/>
+          <w:sz w:val="22"/>
+          <w:szCs w:val="22"/>
+          <w:lang w:eastAsia="es-PE"/>
+          <w14:ligatures w14:val="none"/>
+        </w:rPr>
+      </w:pPr>
+    </w:p>
+    <w:p>
+      <w:pPr>
         <w:spacing w:after="0" w:line="240" w:lineRule="auto"/>
         <w:jc w:val="both"/>
         <w:rPr>
           <w:rFonts w:ascii="Arial Narrow" w:eastAsia="Arial Narrow" w:hAnsi="Arial Narrow" w:cs="Arial Narrow"/>
+          <w:color w:val="000000"/>
+          <w:kern w:val="0"/>
+          <w:sz w:val="22"/>
+          <w:szCs w:val="22"/>
+          <w:lang w:eastAsia="es-PE"/>
+          <w14:ligatures w14:val="none"/>
+        </w:rPr>
+      </w:pPr>
+      <w:r>
+        <w:rPr>
+          <w:rFonts w:ascii="Arial Narrow" w:eastAsia="Arial Narrow" w:hAnsi="Arial Narrow" w:cs="Arial Narrow"/>
           <w:b/>
           <w:color w:val="000000"/>
           <w:kern w:val="0"/>
@@ -4313,33 +4354,6 @@
           <w:lang w:eastAsia="es-PE"/>
           <w14:ligatures w14:val="none"/>
         </w:rPr>
-      </w:pPr>
-    </w:p>
-    <w:p>
-      <w:pPr>
-        <w:spacing w:after="0" w:line="240" w:lineRule="auto"/>
-        <w:jc w:val="both"/>
-        <w:rPr>
-          <w:rFonts w:ascii="Arial Narrow" w:eastAsia="Arial Narrow" w:hAnsi="Arial Narrow" w:cs="Arial Narrow"/>
-          <w:color w:val="000000"/>
-          <w:kern w:val="0"/>
-          <w:sz w:val="22"/>
-          <w:szCs w:val="22"/>
-          <w:lang w:eastAsia="es-PE"/>
-          <w14:ligatures w14:val="none"/>
-        </w:rPr>
-      </w:pPr>
-      <w:r>
-        <w:rPr>
-          <w:rFonts w:ascii="Arial Narrow" w:eastAsia="Arial Narrow" w:hAnsi="Arial Narrow" w:cs="Arial Narrow"/>
-          <w:b/>
-          <w:color w:val="000000"/>
-          <w:kern w:val="0"/>
-          <w:sz w:val="22"/>
-          <w:szCs w:val="22"/>
-          <w:lang w:eastAsia="es-PE"/>
-          <w14:ligatures w14:val="none"/>
-        </w:rPr>
         <w:t xml:space="preserve">PRIMERO:</w:t>
       </w:r>
       <w:r>
@@ -4481,7 +4495,7 @@
     <w:p>
       <w:pPr>
         <w:pStyle w:val="Prrafodelista"/>
-        <w:spacing w:after="0" w:line="240" w:lineRule="auto"/>
+        <w:spacing w:before="0" w:after="0" w:line="240" w:lineRule="auto"/>
         <w:ind w:left="567"/>
         <w:jc w:val="both"/>
         <w:rPr>
@@ -4628,6 +4642,7 @@
     <w:p>
       <w:pPr>
         <w:pStyle w:val="Prrafodelista"/>
+        <w:spacing w:before="0" w:after="0" w:line="240" w:lineRule="auto"/>
         <w:rPr>
           <w:rFonts w:ascii="Arial Narrow" w:eastAsia="Arial Narrow" w:hAnsi="Arial Narrow" w:cs="Arial Narrow"/>
           <w:kern w:val="0"/>
@@ -4797,7 +4812,7 @@
     </w:p>
     <w:p>
       <w:pPr>
-        <w:spacing w:after="0" w:line="240" w:lineRule="auto"/>
+        <w:spacing w:before="0" w:after="0" w:line="240" w:lineRule="auto"/>
         <w:jc w:val="both"/>
         <w:rPr>
           <w:rFonts w:ascii="Arial Narrow" w:eastAsia="Arial Narrow" w:hAnsi="Arial Narrow" w:cs="Arial Narrow"/>
@@ -4953,7 +4968,7 @@
     <w:p>
       <w:pPr>
         <w:pStyle w:val="Prrafodelista"/>
-        <w:spacing w:after="0" w:line="240" w:lineRule="auto"/>
+        <w:spacing w:before="0" w:after="0" w:line="240" w:lineRule="auto"/>
         <w:ind w:left="567"/>
         <w:jc w:val="both"/>
         <w:rPr>
@@ -5029,7 +5044,7 @@
     </w:p>
     <w:p>
       <w:pPr>
-        <w:spacing w:after="0" w:line="240" w:lineRule="auto"/>
+        <w:spacing w:before="0" w:after="0" w:line="240" w:lineRule="auto"/>
         <w:jc w:val="both"/>
         <w:rPr>
           <w:rFonts w:ascii="Arial Narrow" w:eastAsia="Arial Narrow" w:hAnsi="Arial Narrow" w:cs="Arial Narrow"/>
@@ -5185,7 +5200,7 @@
     </w:p>
     <w:p>
       <w:pPr>
-        <w:spacing w:after="0" w:line="240" w:lineRule="auto"/>
+        <w:spacing w:before="0" w:after="0" w:line="240" w:lineRule="auto"/>
         <w:jc w:val="both"/>
         <w:rPr>
           <w:rFonts w:ascii="Arial Narrow" w:eastAsia="Arial Narrow" w:hAnsi="Arial Narrow" w:cs="Arial Narrow"/>
@@ -5470,7 +5485,7 @@
     </w:p>
     <w:p>
       <w:pPr>
-        <w:spacing w:after="0" w:line="240" w:lineRule="auto"/>
+        <w:spacing w:before="0" w:after="0" w:line="240" w:lineRule="auto"/>
         <w:jc w:val="both"/>
         <w:rPr>
           <w:rFonts w:ascii="Arial Narrow" w:eastAsia="Arial Narrow" w:hAnsi="Arial Narrow" w:cs="Arial Narrow"/>
@@ -5556,7 +5571,7 @@
     </w:p>
     <w:p>
       <w:pPr>
-        <w:spacing w:line="240" w:lineRule="auto"/>
+        <w:spacing w:before="0" w:after="0" w:line="240" w:lineRule="auto"/>
         <w:contextualSpacing/>
         <w:jc w:val="both"/>
         <w:rPr>
@@ -5717,7 +5732,7 @@
     </w:p>
     <w:p>
       <w:pPr>
-        <w:spacing w:after="0" w:line="240" w:lineRule="auto"/>
+        <w:spacing w:before="0" w:after="0" w:line="240" w:lineRule="auto"/>
         <w:jc w:val="both"/>
         <w:rPr>
           <w:rFonts w:ascii="Arial Narrow" w:eastAsia="Arial Narrow" w:hAnsi="Arial Narrow" w:cs="Arial Narrow"/>
@@ -6010,7 +6025,7 @@
     </w:p>
     <w:p>
       <w:pPr>
-        <w:spacing w:after="0" w:line="240" w:lineRule="auto"/>
+        <w:spacing w:before="0" w:after="0" w:line="240" w:lineRule="auto"/>
         <w:ind w:left="567"/>
         <w:jc w:val="both"/>
         <w:rPr>
@@ -6272,6 +6287,21 @@
     </w:p>
     <w:p>
       <w:pPr>
+        <w:spacing w:before="0" w:after="0" w:line="240" w:lineRule="auto"/>
+        <w:jc w:val="both"/>
+        <w:rPr>
+          <w:rFonts w:ascii="Arial Narrow" w:eastAsia="Arial Narrow" w:hAnsi="Arial Narrow" w:cs="Arial Narrow"/>
+          <w:color w:val="000000"/>
+          <w:kern w:val="0"/>
+          <w:sz w:val="22"/>
+          <w:szCs w:val="22"/>
+          <w:lang w:val="es-ES" w:eastAsia="es-ES"/>
+          <w14:ligatures w14:val="none"/>
+        </w:rPr>
+      </w:pPr>
+    </w:p>
+    <w:p>
+      <w:pPr>
         <w:spacing w:after="0" w:line="240" w:lineRule="auto"/>
         <w:jc w:val="both"/>
         <w:rPr>
@@ -6284,11 +6314,44 @@
           <w14:ligatures w14:val="none"/>
         </w:rPr>
       </w:pPr>
-    </w:p>
-    <w:p>
-      <w:pPr>
-        <w:spacing w:after="0" w:line="240" w:lineRule="auto"/>
-        <w:jc w:val="both"/>
+      <w:r>
+        <w:rPr>
+          <w:rFonts w:ascii="Arial Narrow" w:eastAsia="Arial Narrow" w:hAnsi="Arial Narrow" w:cs="Arial Narrow"/>
+          <w:b/>
+          <w:color w:val="000000"/>
+          <w:kern w:val="0"/>
+          <w:sz w:val="22"/>
+          <w:szCs w:val="22"/>
+          <w:lang w:eastAsia="es-PE"/>
+          <w14:ligatures w14:val="none"/>
+        </w:rPr>
+        <w:t xml:space="preserve">SEXTO:</w:t>
+      </w:r>
+      <w:r>
+        <w:rPr>
+          <w:rFonts w:ascii="Arial Narrow" w:eastAsia="Arial Narrow" w:hAnsi="Arial Narrow" w:cs="Arial Narrow"/>
+          <w:color w:val="000000"/>
+          <w:kern w:val="0"/>
+          <w:sz w:val="22"/>
+          <w:szCs w:val="22"/>
+          <w:lang w:eastAsia="es-PE"/>
+          <w14:ligatures w14:val="none"/>
+        </w:rPr>
+        <w:t xml:space="preserve"> </w:t>
+      </w:r>
+      <w:r>
+        <w:rPr>
+          <w:rFonts w:ascii="Arial Narrow" w:eastAsia="Arial Narrow" w:hAnsi="Arial Narrow" w:cs="Arial Narrow"/>
+          <w:color w:val="000000"/>
+          <w:kern w:val="0"/>
+          <w:sz w:val="22"/>
+          <w:szCs w:val="22"/>
+          <w:lang w:eastAsia="es-ES"/>
+          <w14:ligatures w14:val="none"/>
+        </w:rPr>
+        <w:t xml:space="preserve">requerir </w:t>
+      </w:r>
+      <w:r>
         <w:rPr>
           <w:rFonts w:ascii="Arial Narrow" w:eastAsia="Arial Narrow" w:hAnsi="Arial Narrow" w:cs="Arial Narrow"/>
           <w:color w:val="000000"/>
@@ -6298,31 +6361,7 @@
           <w:lang w:val="es-ES" w:eastAsia="es-ES"/>
           <w14:ligatures w14:val="none"/>
         </w:rPr>
-      </w:pPr>
-      <w:r>
-        <w:rPr>
-          <w:rFonts w:ascii="Arial Narrow" w:eastAsia="Arial Narrow" w:hAnsi="Arial Narrow" w:cs="Arial Narrow"/>
-          <w:b/>
-          <w:color w:val="000000"/>
-          <w:kern w:val="0"/>
-          <w:sz w:val="22"/>
-          <w:szCs w:val="22"/>
-          <w:lang w:eastAsia="es-PE"/>
-          <w14:ligatures w14:val="none"/>
-        </w:rPr>
-        <w:t xml:space="preserve">SEXTO:</w:t>
-      </w:r>
-      <w:r>
-        <w:rPr>
-          <w:rFonts w:ascii="Arial Narrow" w:eastAsia="Arial Narrow" w:hAnsi="Arial Narrow" w:cs="Arial Narrow"/>
-          <w:color w:val="000000"/>
-          <w:kern w:val="0"/>
-          <w:sz w:val="22"/>
-          <w:szCs w:val="22"/>
-          <w:lang w:eastAsia="es-PE"/>
-          <w14:ligatures w14:val="none"/>
-        </w:rPr>
-        <w:t xml:space="preserve"> </w:t>
+        <w:t xml:space="preserve">que, en un </w:t>
       </w:r>
       <w:r>
         <w:rPr>
@@ -6334,7 +6373,32 @@
           <w:lang w:eastAsia="es-ES"/>
           <w14:ligatures w14:val="none"/>
         </w:rPr>
-        <w:t xml:space="preserve">requerir </w:t>
+        <w:t xml:space="preserve">plazo no mayor de cinco (5) días hábiles contado a partir del día siguiente de la notificación de la presente resolución, </w:t>
+      </w:r>
+      <w:r>
+        <w:rPr>
+          <w:rFonts w:ascii="Arial Narrow" w:eastAsia="Arial Narrow" w:hAnsi="Arial Narrow" w:cs="Arial Narrow"/>
+          <w:color w:val="000000"/>
+          <w:kern w:val="0"/>
+          <w:sz w:val="22"/>
+          <w:szCs w:val="22"/>
+          <w:shd w:val="clear" w:color="auto" w:fill="FFFFFF"/>
+          <w:lang w:eastAsia="es-PE"/>
+          <w14:ligatures w14:val="none"/>
+        </w:rPr>
+        <w:t>Máster Ajustadores de Seguros S.A.C.</w:t>
+      </w:r>
+      <w:r>
+        <w:rPr>
+          <w:rFonts w:ascii="Arial Narrow" w:eastAsia="Arial Narrow" w:hAnsi="Arial Narrow" w:cs="Arial Narrow"/>
+          <w:color w:val="000000"/>
+          <w:kern w:val="0"/>
+          <w:sz w:val="22"/>
+          <w:szCs w:val="22"/>
+          <w:lang w:eastAsia="es-ES"/>
+          <w14:ligatures w14:val="none"/>
+        </w:rPr>
+        <w:t xml:space="preserve">, </w:t>
       </w:r>
       <w:r>
         <w:rPr>
@@ -6346,7 +6410,19 @@
           <w:lang w:val="es-ES" w:eastAsia="es-ES"/>
           <w14:ligatures w14:val="none"/>
         </w:rPr>
-        <w:t xml:space="preserve">que, en un </w:t>
+        <w:t xml:space="preserve">cumpla con: </w:t>
+      </w:r>
+      <w:r>
+        <w:rPr>
+          <w:rFonts w:ascii="Arial Narrow" w:eastAsia="Arial Narrow" w:hAnsi="Arial Narrow" w:cs="Arial Narrow"/>
+          <w:color w:val="000000"/>
+          <w:kern w:val="0"/>
+          <w:sz w:val="22"/>
+          <w:szCs w:val="22"/>
+          <w:lang w:val="es-ES" w:eastAsia="es-ES"/>
+          <w14:ligatures w14:val="none"/>
+        </w:rPr>
+        <w:t xml:space="preserve">(i) presentar una copia debidamente suscrita del </w:t>
       </w:r>
       <w:r>
         <w:rPr>
@@ -6358,32 +6434,7 @@
           <w:lang w:eastAsia="es-ES"/>
           <w14:ligatures w14:val="none"/>
         </w:rPr>
-        <w:t xml:space="preserve">plazo no mayor de cinco (5) días hábiles contado a partir del día siguiente de la notificación de la presente resolución, </w:t>
-      </w:r>
-      <w:r>
-        <w:rPr>
-          <w:rFonts w:ascii="Arial Narrow" w:eastAsia="Arial Narrow" w:hAnsi="Arial Narrow" w:cs="Arial Narrow"/>
-          <w:color w:val="000000"/>
-          <w:kern w:val="0"/>
-          <w:sz w:val="22"/>
-          <w:szCs w:val="22"/>
-          <w:shd w:val="clear" w:color="auto" w:fill="FFFFFF"/>
-          <w:lang w:eastAsia="es-PE"/>
-          <w14:ligatures w14:val="none"/>
-        </w:rPr>
-        <w:t>Máster Ajustadores de Seguros S.A.C.</w:t>
-      </w:r>
-      <w:r>
-        <w:rPr>
-          <w:rFonts w:ascii="Arial Narrow" w:eastAsia="Arial Narrow" w:hAnsi="Arial Narrow" w:cs="Arial Narrow"/>
-          <w:color w:val="000000"/>
-          <w:kern w:val="0"/>
-          <w:sz w:val="22"/>
-          <w:szCs w:val="22"/>
-          <w:lang w:eastAsia="es-ES"/>
-          <w14:ligatures w14:val="none"/>
-        </w:rPr>
-        <w:t xml:space="preserve">, </w:t>
+        <w:t>Informe final 40-1245/2025</w:t>
       </w:r>
       <w:r>
         <w:rPr>
@@ -6395,7 +6446,7 @@
           <w:lang w:val="es-ES" w:eastAsia="es-ES"/>
           <w14:ligatures w14:val="none"/>
         </w:rPr>
-        <w:t xml:space="preserve">cumpla con: </w:t>
+        <w:t>; y, (ii) presentar todas las comunicaciones cursadas con la parte denunciante en virtud de los hechos materia de denuncia</w:t>
       </w:r>
       <w:r>
         <w:rPr>
@@ -6407,48 +6458,12 @@
           <w:lang w:val="es-ES" w:eastAsia="es-ES"/>
           <w14:ligatures w14:val="none"/>
         </w:rPr>
-        <w:t xml:space="preserve">(i) presentar una copia debidamente suscrita del </w:t>
-      </w:r>
-      <w:r>
-        <w:rPr>
-          <w:rFonts w:ascii="Arial Narrow" w:eastAsia="Arial Narrow" w:hAnsi="Arial Narrow" w:cs="Arial Narrow"/>
-          <w:color w:val="000000"/>
-          <w:kern w:val="0"/>
-          <w:sz w:val="22"/>
-          <w:szCs w:val="22"/>
-          <w:lang w:eastAsia="es-ES"/>
-          <w14:ligatures w14:val="none"/>
-        </w:rPr>
-        <w:t>Informe final 40-1245/2025</w:t>
-      </w:r>
-      <w:r>
-        <w:rPr>
-          <w:rFonts w:ascii="Arial Narrow" w:eastAsia="Arial Narrow" w:hAnsi="Arial Narrow" w:cs="Arial Narrow"/>
-          <w:color w:val="000000"/>
-          <w:kern w:val="0"/>
-          <w:sz w:val="22"/>
-          <w:szCs w:val="22"/>
-          <w:lang w:val="es-ES" w:eastAsia="es-ES"/>
-          <w14:ligatures w14:val="none"/>
-        </w:rPr>
-        <w:t>; y, (ii) presentar todas las comunicaciones cursadas con la parte denunciante en virtud de los hechos materia de denuncia</w:t>
-      </w:r>
-      <w:r>
-        <w:rPr>
-          <w:rFonts w:ascii="Arial Narrow" w:eastAsia="Arial Narrow" w:hAnsi="Arial Narrow" w:cs="Arial Narrow"/>
-          <w:color w:val="000000"/>
-          <w:kern w:val="0"/>
-          <w:sz w:val="22"/>
-          <w:szCs w:val="22"/>
-          <w:lang w:val="es-ES" w:eastAsia="es-ES"/>
-          <w14:ligatures w14:val="none"/>
-        </w:rPr>
         <w:t>.</w:t>
       </w:r>
     </w:p>
     <w:p>
       <w:pPr>
-        <w:spacing w:after="0" w:line="240" w:lineRule="auto"/>
+        <w:spacing w:before="0" w:after="0" w:line="240" w:lineRule="auto"/>
         <w:jc w:val="both"/>
         <w:rPr>
           <w:rFonts w:ascii="Arial Narrow" w:eastAsia="Arial Narrow" w:hAnsi="Arial Narrow" w:cs="Arial Narrow"/>
@@ -6729,28 +6744,28 @@
     </w:p>
     <w:p>
       <w:pPr>
+        <w:spacing w:before="0" w:after="0" w:line="240" w:lineRule="auto"/>
+        <w:shd w:val="clear" w:color="auto" w:fill="FFFFFF"/>
+        <w:jc w:val="both"/>
+        <w:rPr>
+          <w:rFonts w:ascii="Arial Narrow" w:eastAsia="Arial Narrow" w:hAnsi="Arial Narrow" w:cs="Arial Narrow"/>
+          <w:b/>
+          <w:color w:val="000000"/>
+          <w:kern w:val="0"/>
+          <w:sz w:val="22"/>
+          <w:szCs w:val="22"/>
+          <w:lang w:eastAsia="es-PE"/>
+          <w14:ligatures w14:val="none"/>
+        </w:rPr>
+      </w:pPr>
+    </w:p>
+    <w:p>
+      <w:pPr>
         <w:shd w:val="clear" w:color="auto" w:fill="FFFFFF"/>
         <w:spacing w:after="0" w:line="240" w:lineRule="auto"/>
         <w:jc w:val="both"/>
         <w:rPr>
           <w:rFonts w:ascii="Arial Narrow" w:eastAsia="Arial Narrow" w:hAnsi="Arial Narrow" w:cs="Arial Narrow"/>
-          <w:b/>
-          <w:color w:val="000000"/>
-          <w:kern w:val="0"/>
-          <w:sz w:val="22"/>
-          <w:szCs w:val="22"/>
-          <w:lang w:eastAsia="es-PE"/>
-          <w14:ligatures w14:val="none"/>
-        </w:rPr>
-      </w:pPr>
-    </w:p>
-    <w:p>
-      <w:pPr>
-        <w:shd w:val="clear" w:color="auto" w:fill="FFFFFF"/>
-        <w:spacing w:after="0" w:line="240" w:lineRule="auto"/>
-        <w:jc w:val="both"/>
-        <w:rPr>
-          <w:rFonts w:ascii="Arial Narrow" w:eastAsia="Arial Narrow" w:hAnsi="Arial Narrow" w:cs="Arial Narrow"/>
           <w:color w:val="000000"/>
           <w:kern w:val="0"/>
           <w:sz w:val="22"/>
@@ -6823,8 +6838,8 @@
     </w:p>
     <w:p>
       <w:pPr>
+        <w:spacing w:before="0" w:after="0" w:line="240" w:lineRule="auto"/>
         <w:shd w:val="clear" w:color="auto" w:fill="FFFFFF"/>
-        <w:spacing w:after="0" w:line="240" w:lineRule="auto"/>
         <w:jc w:val="both"/>
         <w:rPr>
           <w:rFonts w:ascii="Arial Narrow" w:eastAsia="Arial Narrow" w:hAnsi="Arial Narrow" w:cs="Arial Narrow"/>
@@ -6973,15 +6988,96 @@
     </w:p>
     <w:p>
       <w:pPr>
+        <w:spacing w:before="0" w:after="0" w:line="240" w:lineRule="auto"/>
+        <w:suppressAutoHyphens/>
+        <w:jc w:val="both"/>
+        <w:rPr>
+          <w:rFonts w:ascii="Arial Narrow" w:eastAsia="Arial Narrow" w:hAnsi="Arial Narrow" w:cs="Arial Narrow"/>
+          <w:kern w:val="0"/>
+          <w:sz w:val="22"/>
+          <w:szCs w:val="22"/>
+          <w:u w:val="single"/>
+          <w14:ligatures w14:val="none"/>
+        </w:rPr>
+      </w:pPr>
+    </w:p>
+    <w:p>
+      <w:pPr>
         <w:suppressAutoHyphens/>
         <w:spacing w:after="0" w:line="240" w:lineRule="auto"/>
         <w:jc w:val="both"/>
         <w:rPr>
           <w:rFonts w:ascii="Arial Narrow" w:eastAsia="Arial Narrow" w:hAnsi="Arial Narrow" w:cs="Arial Narrow"/>
-          <w:kern w:val="0"/>
-          <w:sz w:val="22"/>
-          <w:szCs w:val="22"/>
-          <w:u w:val="single"/>
+          <w:b/>
+          <w:bCs/>
+          <w:sz w:val="22"/>
+          <w:szCs w:val="22"/>
+        </w:rPr>
+      </w:pPr>
+      <w:r>
+        <w:rPr>
+          <w:rFonts w:ascii="Arial Narrow" w:eastAsia="Arial Narrow" w:hAnsi="Arial Narrow" w:cs="Arial Narrow"/>
+          <w:b/>
+          <w:spacing w:val="-3"/>
+          <w:kern w:val="0"/>
+          <w14:ligatures w14:val="none"/>
+          <w:sz w:val="22"/>
+          <w:szCs w:val="22"/>
+        </w:rPr>
+        <w:t>DÉCIMO</w:t>
+      </w:r>
+      <w:r>
+        <w:rPr>
+          <w:rFonts w:ascii="Arial Narrow" w:eastAsia="Arial Narrow" w:hAnsi="Arial Narrow" w:cs="Arial Narrow"/>
+          <w:b/>
+          <w:color w:val="000000"/>
+          <w:kern w:val="0"/>
+          <w:sz w:val="22"/>
+          <w:szCs w:val="22"/>
+          <w:lang w:eastAsia="es-PE"/>
+          <w14:ligatures w14:val="none"/>
+        </w:rPr>
+        <w:t>:</w:t>
+      </w:r>
+      <w:r>
+        <w:rPr>
+          <w:rFonts w:ascii="Arial Narrow" w:eastAsia="Arial Narrow" w:hAnsi="Arial Narrow" w:cs="Arial Narrow"/>
+          <w:color w:val="000000"/>
+          <w:kern w:val="0"/>
+          <w:sz w:val="22"/>
+          <w:szCs w:val="22"/>
+          <w:lang w:eastAsia="es-PE"/>
+          <w14:ligatures w14:val="none"/>
+        </w:rPr>
+        <w:t xml:space="preserve"> </w:t>
+      </w:r>
+      <w:r>
+        <w:rPr>
+          <w:rFonts w:ascii="Arial Narrow" w:eastAsia="Arial Narrow" w:hAnsi="Arial Narrow" w:cs="Arial Narrow"/>
+          <w:color w:val="000000"/>
+          <w:kern w:val="0"/>
+          <w:sz w:val="22"/>
+          <w:szCs w:val="22"/>
+          <w:lang w:eastAsia="es-PE"/>
+          <w14:ligatures w14:val="none"/>
+        </w:rPr>
+        <w:t xml:space="preserve">poner en conocimiento de las partes que, antes de la emisión de la Resolución Final, tienen la posibilidad de formular su desistimiento o presentar el acuerdo arribado mediante la conciliación, mediación, transacción o cualquier otro que, de forma indubitable, deje constancia que se ha solucionado la controversia materia de denuncia.</w:t>
+      </w:r>
+      <w:bookmarkStart w:id="13" w:name="h.gjdgxs" w:colFirst="0" w:colLast="0"/>
+      <w:bookmarkEnd w:id="13"/>
+    </w:p>
+    <w:p>
+      <w:pPr>
+        <w:spacing w:before="0" w:after="0" w:line="240" w:lineRule="auto"/>
+        <w:suppressAutoHyphens/>
+        <w:jc w:val="both"/>
+        <w:rPr>
+          <w:rFonts w:ascii="Arial Narrow" w:eastAsia="Arial Narrow" w:hAnsi="Arial Narrow" w:cs="Arial Narrow"/>
+          <w:color w:val="000000"/>
+          <w:kern w:val="0"/>
+          <w:sz w:val="22"/>
+          <w:szCs w:val="22"/>
+          <w:lang w:eastAsia="es-PE"/>
           <w14:ligatures w14:val="none"/>
         </w:rPr>
       </w:pPr>
@@ -6993,372 +7089,291 @@
         <w:jc w:val="both"/>
         <w:rPr>
           <w:rFonts w:ascii="Arial Narrow" w:eastAsia="Arial Narrow" w:hAnsi="Arial Narrow" w:cs="Arial Narrow"/>
+          <w:sz w:val="22"/>
+          <w:szCs w:val="22"/>
+        </w:rPr>
+      </w:pPr>
+      <w:r>
+        <w:rPr>
+          <w:rFonts w:ascii="Arial Narrow" w:eastAsia="Arial Narrow" w:hAnsi="Arial Narrow" w:cs="Arial Narrow"/>
           <w:b/>
           <w:bCs/>
           <w:sz w:val="22"/>
           <w:szCs w:val="22"/>
         </w:rPr>
-      </w:pPr>
-      <w:r>
-        <w:rPr>
-          <w:rFonts w:ascii="Arial Narrow" w:eastAsia="Arial Narrow" w:hAnsi="Arial Narrow" w:cs="Arial Narrow"/>
-          <w:b/>
+        <w:t xml:space="preserve">DÉCIMO PRIMERO:</w:t>
+      </w:r>
+      <w:r>
+        <w:rPr>
+          <w:rFonts w:ascii="Arial Narrow" w:eastAsia="Arial Narrow" w:hAnsi="Arial Narrow" w:cs="Arial Narrow"/>
+          <w:sz w:val="22"/>
+          <w:szCs w:val="22"/>
+        </w:rPr>
+        <w:t xml:space="preserve"> </w:t>
+      </w:r>
+      <w:r>
+        <w:rPr>
+          <w:rFonts w:ascii="Arial Narrow" w:eastAsia="Arial Narrow" w:hAnsi="Arial Narrow" w:cs="Arial Narrow"/>
+          <w:sz w:val="22"/>
+          <w:szCs w:val="22"/>
+        </w:rPr>
+        <w:t xml:space="preserve">requerir al señor [DENUNCIANTE] y a Rímac Seguros y Reaseguros S.A. para que, dentro del plazo de dos (2) días hábiles siguientes a la fecha en que reciban la notificación en sus bandejas de correo electrónico, efectúen la confirmación de recepción de la notificación remitida por este despacho a sus correos electrónicos, de conformidad con el segundo párrafo del numeral 4 del artículo 20 del Texto Único Ordenado de la Ley del Procedimiento Administrativo General, aprobado mediante Decreto Supremo 006-2026-JUS, bajo apercibimiento de rehacer el acto de notificación y notificarles conforme al numeral 1 del artículo 20 del citado cuerpo normativo.</w:t>
+      </w:r>
+      <w:r>
+        <w:rPr>
+          <w:rFonts w:ascii="Arial Narrow" w:eastAsia="Arial Narrow" w:hAnsi="Arial Narrow" w:cs="Arial Narrow"/>
           <w:spacing w:val="-3"/>
           <w:kern w:val="0"/>
           <w14:ligatures w14:val="none"/>
           <w:sz w:val="22"/>
           <w:szCs w:val="22"/>
         </w:rPr>
-        <w:t>DÉCIMO</w:t>
-      </w:r>
-      <w:r>
-        <w:rPr>
-          <w:rFonts w:ascii="Arial Narrow" w:eastAsia="Arial Narrow" w:hAnsi="Arial Narrow" w:cs="Arial Narrow"/>
-          <w:b/>
-          <w:color w:val="000000"/>
-          <w:kern w:val="0"/>
-          <w:sz w:val="22"/>
-          <w:szCs w:val="22"/>
-          <w:lang w:eastAsia="es-PE"/>
-          <w14:ligatures w14:val="none"/>
-        </w:rPr>
-        <w:t>:</w:t>
-      </w:r>
-      <w:r>
-        <w:rPr>
-          <w:rFonts w:ascii="Arial Narrow" w:eastAsia="Arial Narrow" w:hAnsi="Arial Narrow" w:cs="Arial Narrow"/>
-          <w:color w:val="000000"/>
-          <w:kern w:val="0"/>
-          <w:sz w:val="22"/>
-          <w:szCs w:val="22"/>
-          <w:lang w:eastAsia="es-PE"/>
-          <w14:ligatures w14:val="none"/>
-        </w:rPr>
-        <w:t xml:space="preserve"> </w:t>
-      </w:r>
-      <w:r>
-        <w:rPr>
-          <w:rFonts w:ascii="Arial Narrow" w:eastAsia="Arial Narrow" w:hAnsi="Arial Narrow" w:cs="Arial Narrow"/>
-          <w:color w:val="000000"/>
-          <w:kern w:val="0"/>
-          <w:sz w:val="22"/>
-          <w:szCs w:val="22"/>
-          <w:lang w:eastAsia="es-PE"/>
-          <w14:ligatures w14:val="none"/>
-        </w:rPr>
-        <w:t xml:space="preserve">poner en conocimiento de las partes que, antes de la emisión de la Resolución Final, tienen la posibilidad de formular su desistimiento o presentar el acuerdo arribado mediante la conciliación, mediación, transacción o cualquier otro que, de forma indubitable, deje constancia que se ha solucionado la controversia materia de denuncia.</w:t>
-      </w:r>
-      <w:bookmarkStart w:id="13" w:name="h.gjdgxs" w:colFirst="0" w:colLast="0"/>
-      <w:bookmarkEnd w:id="13"/>
-    </w:p>
-    <w:p>
-      <w:pPr>
+        <w:t/>
+      </w:r>
+      <w:r>
+        <w:rPr>
+          <w:rFonts w:ascii="Arial Narrow" w:eastAsia="Arial Narrow" w:hAnsi="Arial Narrow" w:cs="Arial Narrow"/>
+          <w:spacing w:val="-3"/>
+          <w:kern w:val="0"/>
+          <w14:ligatures w14:val="none"/>
+          <w:sz w:val="22"/>
+          <w:szCs w:val="22"/>
+        </w:rPr>
+        <w:t xml:space="preserve"/>
+      </w:r>
+      <w:r>
+        <w:rPr>
+          <w:rFonts w:ascii="Arial Narrow" w:eastAsia="Arial Narrow" w:hAnsi="Arial Narrow" w:cs="Arial Narrow"/>
+          <w:spacing w:val="-3"/>
+          <w:kern w:val="0"/>
+          <w14:ligatures w14:val="none"/>
+          <w:sz w:val="22"/>
+          <w:szCs w:val="22"/>
+        </w:rPr>
+        <w:t xml:space="preserve"/>
+      </w:r>
+      <w:r>
+        <w:rPr>
+          <w:rFonts w:ascii="Arial Narrow" w:eastAsia="Arial Narrow" w:hAnsi="Arial Narrow" w:cs="Arial Narrow"/>
+          <w:color w:val="000000"/>
+          <w:kern w:val="0"/>
+          <w:sz w:val="22"/>
+          <w:szCs w:val="22"/>
+          <w:shd w:val="clear" w:color="auto" w:fill="FFFFFF"/>
+          <w:lang w:eastAsia="es-PE"/>
+          <w14:ligatures w14:val="none"/>
+        </w:rPr>
+        <w:t xml:space="preserve"/>
+      </w:r>
+      <w:r>
+        <w:rPr>
+          <w:rFonts w:ascii="Arial Narrow" w:eastAsia="Arial Narrow" w:hAnsi="Arial Narrow" w:cs="Arial Narrow"/>
+          <w:color w:val="000000"/>
+          <w:sz w:val="22"/>
+          <w:szCs w:val="22"/>
+        </w:rPr>
+        <w:t/>
+      </w:r>
+      <w:r>
+        <w:rPr>
+          <w:rFonts w:ascii="Arial Narrow" w:eastAsia="Arial Narrow" w:hAnsi="Arial Narrow" w:cs="Arial Narrow"/>
+          <w:color w:val="000000"/>
+          <w:sz w:val="22"/>
+          <w:szCs w:val="22"/>
+        </w:rPr>
+        <w:t/>
+      </w:r>
+      <w:r>
+        <w:rPr>
+          <w:rFonts w:ascii="Arial Narrow" w:eastAsia="Arial Narrow" w:hAnsi="Arial Narrow" w:cs="Arial Narrow"/>
+          <w:color w:val="000000"/>
+          <w:sz w:val="22"/>
+          <w:szCs w:val="22"/>
+        </w:rPr>
+        <w:t xml:space="preserve"/>
+      </w:r>
+      <w:r>
+        <w:rPr>
+          <w:rFonts w:ascii="Arial Narrow" w:eastAsia="Arial Narrow" w:hAnsi="Arial Narrow" w:cs="Arial Narrow"/>
+          <w:color w:val="000000"/>
+          <w:sz w:val="22"/>
+          <w:szCs w:val="22"/>
+        </w:rPr>
+        <w:t xml:space="preserve"/>
+      </w:r>
+      <w:r>
+        <w:rPr>
+          <w:rFonts w:ascii="Arial Narrow" w:eastAsia="Arial Narrow" w:hAnsi="Arial Narrow" w:cs="Arial Narrow"/>
+          <w:color w:val="000000"/>
+          <w:sz w:val="22"/>
+          <w:szCs w:val="22"/>
+        </w:rPr>
+        <w:t/>
+      </w:r>
+      <w:r>
+        <w:rPr>
+          <w:rFonts w:ascii="Arial Narrow" w:eastAsia="Arial Narrow" w:hAnsi="Arial Narrow" w:cs="Arial Narrow"/>
+          <w:color w:val="000000"/>
+          <w:sz w:val="22"/>
+          <w:szCs w:val="22"/>
+        </w:rPr>
+        <w:t/>
+      </w:r>
+      <w:r>
+        <w:rPr>
+          <w:rFonts w:ascii="Arial Narrow" w:eastAsia="Arial Narrow" w:hAnsi="Arial Narrow" w:cs="Arial Narrow"/>
+          <w:color w:val="000000"/>
+          <w:sz w:val="22"/>
+          <w:szCs w:val="22"/>
+        </w:rPr>
+        <w:t xml:space="preserve"/>
+      </w:r>
+      <w:r>
+        <w:rPr>
+          <w:rFonts w:ascii="Arial Narrow" w:eastAsia="Arial Narrow" w:hAnsi="Arial Narrow" w:cs="Arial Narrow"/>
+          <w:color w:val="000000"/>
+          <w:sz w:val="22"/>
+          <w:szCs w:val="22"/>
+        </w:rPr>
+        <w:t/>
+      </w:r>
+      <w:r>
+        <w:rPr>
+          <w:rFonts w:ascii="Arial Narrow" w:eastAsia="Arial Narrow" w:hAnsi="Arial Narrow" w:cs="Arial Narrow"/>
+          <w:color w:val="000000"/>
+          <w:sz w:val="22"/>
+          <w:szCs w:val="22"/>
+        </w:rPr>
+        <w:t xml:space="preserve"/>
+      </w:r>
+      <w:r>
+        <w:rPr>
+          <w:rFonts w:ascii="Arial Narrow" w:eastAsia="Arial Narrow" w:hAnsi="Arial Narrow" w:cs="Arial Narrow"/>
+          <w:color w:val="000000"/>
+          <w:sz w:val="22"/>
+          <w:szCs w:val="22"/>
+        </w:rPr>
+        <w:t/>
+      </w:r>
+      <w:r>
+        <w:rPr>
+          <w:rFonts w:ascii="Arial Narrow" w:eastAsia="Arial Narrow" w:hAnsi="Arial Narrow" w:cs="Arial Narrow"/>
+          <w:color w:val="000000"/>
+          <w:sz w:val="22"/>
+          <w:szCs w:val="22"/>
+        </w:rPr>
+        <w:t xml:space="preserve"/>
+      </w:r>
+      <w:r>
+        <w:rPr>
+          <w:rFonts w:ascii="Arial Narrow" w:eastAsia="Arial Narrow" w:hAnsi="Arial Narrow" w:cs="Arial Narrow"/>
+          <w:color w:val="000000"/>
+          <w:sz w:val="22"/>
+          <w:szCs w:val="22"/>
+        </w:rPr>
+        <w:t/>
+      </w:r>
+      <w:r>
+        <w:rPr>
+          <w:rFonts w:ascii="Arial Narrow" w:eastAsia="Arial Narrow" w:hAnsi="Arial Narrow" w:cs="Arial Narrow"/>
+          <w:color w:val="000000"/>
+          <w:sz w:val="22"/>
+          <w:szCs w:val="22"/>
+        </w:rPr>
+        <w:t xml:space="preserve"/>
+      </w:r>
+      <w:r>
+        <w:rPr>
+          <w:rFonts w:ascii="Arial Narrow" w:eastAsia="Arial Narrow" w:hAnsi="Arial Narrow" w:cs="Arial Narrow"/>
+          <w:color w:val="000000"/>
+          <w:sz w:val="22"/>
+          <w:szCs w:val="22"/>
+        </w:rPr>
+        <w:t/>
+      </w:r>
+      <w:r>
+        <w:rPr>
+          <w:rFonts w:ascii="Arial Narrow" w:eastAsia="Arial Narrow" w:hAnsi="Arial Narrow" w:cs="Arial Narrow"/>
+          <w:color w:val="000000"/>
+          <w:sz w:val="22"/>
+          <w:szCs w:val="22"/>
+        </w:rPr>
+        <w:t/>
+      </w:r>
+      <w:r>
+        <w:rPr>
+          <w:rFonts w:ascii="Arial Narrow" w:eastAsia="Arial Narrow" w:hAnsi="Arial Narrow" w:cs="Arial Narrow"/>
+          <w:color w:val="000000"/>
+          <w:kern w:val="0"/>
+          <w:sz w:val="22"/>
+          <w:szCs w:val="22"/>
+          <w:lang w:eastAsia="es-PE"/>
+          <w14:ligatures w14:val="none"/>
+        </w:rPr>
+        <w:t/>
+      </w:r>
+      <w:r>
+        <w:rPr>
+          <w:rFonts w:ascii="Arial Narrow" w:eastAsia="Arial Narrow" w:hAnsi="Arial Narrow" w:cs="Arial Narrow"/>
+          <w:color w:val="000000"/>
+          <w:sz w:val="22"/>
+          <w:szCs w:val="22"/>
+        </w:rPr>
+        <w:t xml:space="preserve"/>
+      </w:r>
+      <w:r>
+        <w:rPr>
+          <w:rFonts w:ascii="Arial Narrow" w:eastAsia="Arial Narrow" w:hAnsi="Arial Narrow" w:cs="Arial Narrow"/>
+          <w:color w:val="000000"/>
+          <w:sz w:val="22"/>
+          <w:szCs w:val="22"/>
+        </w:rPr>
+        <w:t xml:space="preserve"/>
+      </w:r>
+      <w:r>
+        <w:rPr>
+          <w:rFonts w:ascii="Arial Narrow" w:eastAsia="Arial Narrow" w:hAnsi="Arial Narrow" w:cs="Arial Narrow"/>
+          <w:color w:val="000000"/>
+          <w:kern w:val="0"/>
+          <w:sz w:val="22"/>
+          <w:szCs w:val="22"/>
+          <w:lang w:eastAsia="es-PE"/>
+          <w14:ligatures w14:val="none"/>
+        </w:rPr>
+        <w:t/>
+      </w:r>
+      <w:r>
+        <w:rPr>
+          <w:rFonts w:ascii="Arial Narrow" w:eastAsia="Arial Narrow" w:hAnsi="Arial Narrow" w:cs="Arial Narrow"/>
+          <w:color w:val="000000"/>
+          <w:sz w:val="22"/>
+          <w:szCs w:val="22"/>
+        </w:rPr>
+        <w:t xml:space="preserve"/>
+      </w:r>
+      <w:r>
+        <w:rPr>
+          <w:rStyle w:val="Refdenotaalpie"/>
+          <w:rFonts w:ascii="Arial Narrow" w:eastAsia="Arial Narrow" w:hAnsi="Arial Narrow" w:cs="Arial Narrow"/>
+          <w:sz w:val="22"/>
+          <w:szCs w:val="22"/>
+          <w:vertAlign w:val="superscript"/>
+        </w:rPr>
+        <w:footnoteReference w:id="15"/>
+      </w:r>
+      <w:r>
+        <w:rPr>
+          <w:rFonts w:ascii="Arial Narrow" w:eastAsia="Arial Narrow" w:hAnsi="Arial Narrow" w:cs="Arial Narrow"/>
+          <w:sz w:val="22"/>
+          <w:szCs w:val="22"/>
+        </w:rPr>
+        <w:t/>
+      </w:r>
+    </w:p>
+    <w:p>
+      <w:pPr>
+        <w:spacing w:before="0" w:after="0" w:line="240" w:lineRule="auto"/>
         <w:suppressAutoHyphens/>
-        <w:spacing w:after="0" w:line="240" w:lineRule="auto"/>
-        <w:jc w:val="both"/>
-        <w:rPr>
-          <w:rFonts w:ascii="Arial Narrow" w:eastAsia="Arial Narrow" w:hAnsi="Arial Narrow" w:cs="Arial Narrow"/>
-          <w:color w:val="000000"/>
-          <w:kern w:val="0"/>
-          <w:sz w:val="22"/>
-          <w:szCs w:val="22"/>
-          <w:lang w:eastAsia="es-PE"/>
-          <w14:ligatures w14:val="none"/>
-        </w:rPr>
-      </w:pPr>
-    </w:p>
-    <w:p>
-      <w:pPr>
-        <w:suppressAutoHyphens/>
-        <w:spacing w:after="0" w:line="240" w:lineRule="auto"/>
-        <w:jc w:val="both"/>
-        <w:rPr>
-          <w:rFonts w:ascii="Arial Narrow" w:eastAsia="Arial Narrow" w:hAnsi="Arial Narrow" w:cs="Arial Narrow"/>
-          <w:sz w:val="22"/>
-          <w:szCs w:val="22"/>
-        </w:rPr>
-      </w:pPr>
-      <w:r>
-        <w:rPr>
-          <w:rFonts w:ascii="Arial Narrow" w:eastAsia="Arial Narrow" w:hAnsi="Arial Narrow" w:cs="Arial Narrow"/>
-          <w:b/>
-          <w:bCs/>
-          <w:sz w:val="22"/>
-          <w:szCs w:val="22"/>
-        </w:rPr>
-        <w:t xml:space="preserve">DÉCIMO PRIMERO:</w:t>
-      </w:r>
-      <w:r>
-        <w:rPr>
-          <w:rFonts w:ascii="Arial Narrow" w:eastAsia="Arial Narrow" w:hAnsi="Arial Narrow" w:cs="Arial Narrow"/>
-          <w:sz w:val="22"/>
-          <w:szCs w:val="22"/>
-        </w:rPr>
-        <w:t xml:space="preserve"> </w:t>
-      </w:r>
-      <w:r>
-        <w:rPr>
-          <w:rFonts w:ascii="Arial Narrow" w:eastAsia="Arial Narrow" w:hAnsi="Arial Narrow" w:cs="Arial Narrow"/>
-          <w:sz w:val="22"/>
-          <w:szCs w:val="22"/>
-        </w:rPr>
-        <w:t xml:space="preserve">requerir al señor [DENUNCIANTE] y a Rímac Seguros y Reaseguros S.A. para que, dentro del plazo de dos (2) días hábiles siguientes a la fecha en que reciban la notificación en sus bandejas de correo electrónico, efectúen la confirmación de recepción de la notificación remitida por este despacho a sus correos electrónicos, de conformidad con el segundo párrafo del numeral 4 del artículo 20 del Texto Único Ordenado de la Ley del Procedimiento Administrativo General, aprobado mediante Decreto Supremo 006-2026-JUS, bajo apercibimiento de rehacer el acto de notificación y notificarles conforme al numeral 1 del artículo 20 del citado cuerpo normativo.</w:t>
-      </w:r>
-      <w:r>
-        <w:rPr>
-          <w:rFonts w:ascii="Arial Narrow" w:eastAsia="Arial Narrow" w:hAnsi="Arial Narrow" w:cs="Arial Narrow"/>
-          <w:spacing w:val="-3"/>
-          <w:kern w:val="0"/>
-          <w14:ligatures w14:val="none"/>
-          <w:sz w:val="22"/>
-          <w:szCs w:val="22"/>
-        </w:rPr>
-        <w:t/>
-      </w:r>
-      <w:r>
-        <w:rPr>
-          <w:rFonts w:ascii="Arial Narrow" w:eastAsia="Arial Narrow" w:hAnsi="Arial Narrow" w:cs="Arial Narrow"/>
-          <w:spacing w:val="-3"/>
-          <w:kern w:val="0"/>
-          <w14:ligatures w14:val="none"/>
-          <w:sz w:val="22"/>
-          <w:szCs w:val="22"/>
-        </w:rPr>
-        <w:t xml:space="preserve"/>
-      </w:r>
-      <w:r>
-        <w:rPr>
-          <w:rFonts w:ascii="Arial Narrow" w:eastAsia="Arial Narrow" w:hAnsi="Arial Narrow" w:cs="Arial Narrow"/>
-          <w:spacing w:val="-3"/>
-          <w:kern w:val="0"/>
-          <w14:ligatures w14:val="none"/>
-          <w:sz w:val="22"/>
-          <w:szCs w:val="22"/>
-        </w:rPr>
-        <w:t xml:space="preserve"/>
-      </w:r>
-      <w:r>
-        <w:rPr>
-          <w:rFonts w:ascii="Arial Narrow" w:eastAsia="Arial Narrow" w:hAnsi="Arial Narrow" w:cs="Arial Narrow"/>
-          <w:color w:val="000000"/>
-          <w:kern w:val="0"/>
-          <w:sz w:val="22"/>
-          <w:szCs w:val="22"/>
-          <w:shd w:val="clear" w:color="auto" w:fill="FFFFFF"/>
-          <w:lang w:eastAsia="es-PE"/>
-          <w14:ligatures w14:val="none"/>
-        </w:rPr>
-        <w:t xml:space="preserve"/>
-      </w:r>
-      <w:r>
-        <w:rPr>
-          <w:rFonts w:ascii="Arial Narrow" w:eastAsia="Arial Narrow" w:hAnsi="Arial Narrow" w:cs="Arial Narrow"/>
-          <w:color w:val="000000"/>
-          <w:sz w:val="22"/>
-          <w:szCs w:val="22"/>
-        </w:rPr>
-        <w:t/>
-      </w:r>
-      <w:r>
-        <w:rPr>
-          <w:rFonts w:ascii="Arial Narrow" w:eastAsia="Arial Narrow" w:hAnsi="Arial Narrow" w:cs="Arial Narrow"/>
-          <w:color w:val="000000"/>
-          <w:sz w:val="22"/>
-          <w:szCs w:val="22"/>
-        </w:rPr>
-        <w:t/>
-      </w:r>
-      <w:r>
-        <w:rPr>
-          <w:rFonts w:ascii="Arial Narrow" w:eastAsia="Arial Narrow" w:hAnsi="Arial Narrow" w:cs="Arial Narrow"/>
-          <w:color w:val="000000"/>
-          <w:sz w:val="22"/>
-          <w:szCs w:val="22"/>
-        </w:rPr>
-        <w:t xml:space="preserve"/>
-      </w:r>
-      <w:r>
-        <w:rPr>
-          <w:rFonts w:ascii="Arial Narrow" w:eastAsia="Arial Narrow" w:hAnsi="Arial Narrow" w:cs="Arial Narrow"/>
-          <w:color w:val="000000"/>
-          <w:sz w:val="22"/>
-          <w:szCs w:val="22"/>
-        </w:rPr>
-        <w:t xml:space="preserve"/>
-      </w:r>
-      <w:r>
-        <w:rPr>
-          <w:rFonts w:ascii="Arial Narrow" w:eastAsia="Arial Narrow" w:hAnsi="Arial Narrow" w:cs="Arial Narrow"/>
-          <w:color w:val="000000"/>
-          <w:sz w:val="22"/>
-          <w:szCs w:val="22"/>
-        </w:rPr>
-        <w:t/>
-      </w:r>
-      <w:r>
-        <w:rPr>
-          <w:rFonts w:ascii="Arial Narrow" w:eastAsia="Arial Narrow" w:hAnsi="Arial Narrow" w:cs="Arial Narrow"/>
-          <w:color w:val="000000"/>
-          <w:sz w:val="22"/>
-          <w:szCs w:val="22"/>
-        </w:rPr>
-        <w:t/>
-      </w:r>
-      <w:r>
-        <w:rPr>
-          <w:rFonts w:ascii="Arial Narrow" w:eastAsia="Arial Narrow" w:hAnsi="Arial Narrow" w:cs="Arial Narrow"/>
-          <w:color w:val="000000"/>
-          <w:sz w:val="22"/>
-          <w:szCs w:val="22"/>
-        </w:rPr>
-        <w:t xml:space="preserve"/>
-      </w:r>
-      <w:r>
-        <w:rPr>
-          <w:rFonts w:ascii="Arial Narrow" w:eastAsia="Arial Narrow" w:hAnsi="Arial Narrow" w:cs="Arial Narrow"/>
-          <w:color w:val="000000"/>
-          <w:sz w:val="22"/>
-          <w:szCs w:val="22"/>
-        </w:rPr>
-        <w:t/>
-      </w:r>
-      <w:r>
-        <w:rPr>
-          <w:rFonts w:ascii="Arial Narrow" w:eastAsia="Arial Narrow" w:hAnsi="Arial Narrow" w:cs="Arial Narrow"/>
-          <w:color w:val="000000"/>
-          <w:sz w:val="22"/>
-          <w:szCs w:val="22"/>
-        </w:rPr>
-        <w:t xml:space="preserve"/>
-      </w:r>
-      <w:r>
-        <w:rPr>
-          <w:rFonts w:ascii="Arial Narrow" w:eastAsia="Arial Narrow" w:hAnsi="Arial Narrow" w:cs="Arial Narrow"/>
-          <w:color w:val="000000"/>
-          <w:sz w:val="22"/>
-          <w:szCs w:val="22"/>
-        </w:rPr>
-        <w:t/>
-      </w:r>
-      <w:r>
-        <w:rPr>
-          <w:rFonts w:ascii="Arial Narrow" w:eastAsia="Arial Narrow" w:hAnsi="Arial Narrow" w:cs="Arial Narrow"/>
-          <w:color w:val="000000"/>
-          <w:sz w:val="22"/>
-          <w:szCs w:val="22"/>
-        </w:rPr>
-        <w:t xml:space="preserve"/>
-      </w:r>
-      <w:r>
-        <w:rPr>
-          <w:rFonts w:ascii="Arial Narrow" w:eastAsia="Arial Narrow" w:hAnsi="Arial Narrow" w:cs="Arial Narrow"/>
-          <w:color w:val="000000"/>
-          <w:sz w:val="22"/>
-          <w:szCs w:val="22"/>
-        </w:rPr>
-        <w:t/>
-      </w:r>
-      <w:r>
-        <w:rPr>
-          <w:rFonts w:ascii="Arial Narrow" w:eastAsia="Arial Narrow" w:hAnsi="Arial Narrow" w:cs="Arial Narrow"/>
-          <w:color w:val="000000"/>
-          <w:sz w:val="22"/>
-          <w:szCs w:val="22"/>
-        </w:rPr>
-        <w:t xml:space="preserve"/>
-      </w:r>
-      <w:r>
-        <w:rPr>
-          <w:rFonts w:ascii="Arial Narrow" w:eastAsia="Arial Narrow" w:hAnsi="Arial Narrow" w:cs="Arial Narrow"/>
-          <w:color w:val="000000"/>
-          <w:sz w:val="22"/>
-          <w:szCs w:val="22"/>
-        </w:rPr>
-        <w:t/>
-      </w:r>
-      <w:r>
-        <w:rPr>
-          <w:rFonts w:ascii="Arial Narrow" w:eastAsia="Arial Narrow" w:hAnsi="Arial Narrow" w:cs="Arial Narrow"/>
-          <w:color w:val="000000"/>
-          <w:sz w:val="22"/>
-          <w:szCs w:val="22"/>
-        </w:rPr>
-        <w:t/>
-      </w:r>
-      <w:r>
-        <w:rPr>
-          <w:rFonts w:ascii="Arial Narrow" w:eastAsia="Arial Narrow" w:hAnsi="Arial Narrow" w:cs="Arial Narrow"/>
-          <w:color w:val="000000"/>
-          <w:kern w:val="0"/>
-          <w:sz w:val="22"/>
-          <w:szCs w:val="22"/>
-          <w:lang w:eastAsia="es-PE"/>
-          <w14:ligatures w14:val="none"/>
-        </w:rPr>
-        <w:t/>
-      </w:r>
-      <w:r>
-        <w:rPr>
-          <w:rFonts w:ascii="Arial Narrow" w:eastAsia="Arial Narrow" w:hAnsi="Arial Narrow" w:cs="Arial Narrow"/>
-          <w:color w:val="000000"/>
-          <w:sz w:val="22"/>
-          <w:szCs w:val="22"/>
-        </w:rPr>
-        <w:t xml:space="preserve"/>
-      </w:r>
-      <w:r>
-        <w:rPr>
-          <w:rFonts w:ascii="Arial Narrow" w:eastAsia="Arial Narrow" w:hAnsi="Arial Narrow" w:cs="Arial Narrow"/>
-          <w:color w:val="000000"/>
-          <w:sz w:val="22"/>
-          <w:szCs w:val="22"/>
-        </w:rPr>
-        <w:t xml:space="preserve"/>
-      </w:r>
-      <w:r>
-        <w:rPr>
-          <w:rFonts w:ascii="Arial Narrow" w:eastAsia="Arial Narrow" w:hAnsi="Arial Narrow" w:cs="Arial Narrow"/>
-          <w:color w:val="000000"/>
-          <w:kern w:val="0"/>
-          <w:sz w:val="22"/>
-          <w:szCs w:val="22"/>
-          <w:lang w:eastAsia="es-PE"/>
-          <w14:ligatures w14:val="none"/>
-        </w:rPr>
-        <w:t/>
-      </w:r>
-      <w:r>
-        <w:rPr>
-          <w:rFonts w:ascii="Arial Narrow" w:eastAsia="Arial Narrow" w:hAnsi="Arial Narrow" w:cs="Arial Narrow"/>
-          <w:color w:val="000000"/>
-          <w:sz w:val="22"/>
-          <w:szCs w:val="22"/>
-        </w:rPr>
-        <w:t xml:space="preserve"/>
-      </w:r>
-      <w:r>
-        <w:rPr>
-          <w:rStyle w:val="Refdenotaalpie"/>
-          <w:rFonts w:ascii="Arial Narrow" w:eastAsia="Arial Narrow" w:hAnsi="Arial Narrow" w:cs="Arial Narrow"/>
-          <w:sz w:val="22"/>
-          <w:szCs w:val="22"/>
-          <w:vertAlign w:val="superscript"/>
-        </w:rPr>
-        <w:footnoteReference w:id="15"/>
-      </w:r>
-      <w:r>
-        <w:rPr>
-          <w:rFonts w:ascii="Arial Narrow" w:eastAsia="Arial Narrow" w:hAnsi="Arial Narrow" w:cs="Arial Narrow"/>
-          <w:sz w:val="22"/>
-          <w:szCs w:val="22"/>
-        </w:rPr>
-        <w:t/>
-      </w:r>
-    </w:p>
-    <w:p>
-      <w:pPr>
-        <w:suppressAutoHyphens/>
-        <w:spacing w:after="0" w:line="240" w:lineRule="auto"/>
         <w:jc w:val="both"/>
         <w:rPr>
           <w:rFonts w:ascii="Arial Narrow" w:eastAsia="Arial Narrow" w:hAnsi="Arial Narrow" w:cs="Arial Narrow"/>
@@ -7785,7 +7800,6 @@
           <w:sz w:val="16"/>
           <w:szCs w:val="16"/>
         </w:rPr>
-        <w:tab/>
         <w:t xml:space="preserve"/>
       </w:r>
       <w:r>
@@ -7861,7 +7875,6 @@
           <w:sz w:val="16"/>
           <w:szCs w:val="16"/>
         </w:rPr>
-        <w:tab/>
         <w:t xml:space="preserve"/>
       </w:r>
       <w:r>
@@ -7870,7 +7883,6 @@
           <w:sz w:val="16"/>
           <w:szCs w:val="16"/>
         </w:rPr>
-        <w:tab/>
       </w:r>
       <w:r>
         <w:rPr>
@@ -7880,6 +7892,7 @@
           <w:sz w:val="16"/>
           <w:szCs w:val="16"/>
         </w:rPr>
+        <w:tab/>
         <w:t xml:space="preserve">LEY 29571, CÓDIGO DE PROTECCIÓN Y DEFENSA DEL CONSUMIDOR, publicado el 2 de setiembre de 2010 y modificado por Decreto Legislativo 1308 </w:t>
       </w:r>
     </w:p>
@@ -8103,7 +8116,6 @@
           <w:sz w:val="16"/>
           <w:szCs w:val="16"/>
         </w:rPr>
-        <w:tab/>
         <w:t xml:space="preserve"/>
       </w:r>
       <w:r>
@@ -8112,7 +8124,6 @@
           <w:sz w:val="16"/>
           <w:szCs w:val="16"/>
         </w:rPr>
-        <w:tab/>
       </w:r>
       <w:r>
         <w:rPr>
@@ -8122,6 +8133,7 @@
           <w:sz w:val="16"/>
           <w:szCs w:val="16"/>
         </w:rPr>
+        <w:tab/>
         <w:t xml:space="preserve">LEY 29571, CÓDIGO DE PROTECCIÓN Y DEFENSA DEL CONSUMIDOR, publicado el 2 de setiembre de 2010 y modificado por Decreto Legislativo 1308 </w:t>
       </w:r>
     </w:p>
@@ -8282,7 +8294,6 @@
           <w:sz w:val="16"/>
           <w:szCs w:val="16"/>
         </w:rPr>
-        <w:tab/>
         <w:t xml:space="preserve"/>
       </w:r>
       <w:r>
@@ -8291,7 +8302,6 @@
           <w:sz w:val="16"/>
           <w:szCs w:val="16"/>
         </w:rPr>
-        <w:tab/>
       </w:r>
       <w:r>
         <w:rPr>
@@ -8301,6 +8311,7 @@
           <w:sz w:val="16"/>
           <w:szCs w:val="16"/>
         </w:rPr>
+        <w:tab/>
         <w:t xml:space="preserve">LEY 29571, CÓDIGO DE PROTECCIÓN Y DEFENSA DEL CONSUMIDOR, publicado el 2 de setiembre de 2010 y modificado por Decreto Legislativo 1308 </w:t>
       </w:r>
     </w:p>
@@ -8439,7 +8450,6 @@
           <w:sz w:val="16"/>
           <w:szCs w:val="16"/>
         </w:rPr>
-        <w:tab/>
         <w:t xml:space="preserve"/>
       </w:r>
       <w:r>
@@ -8448,7 +8458,6 @@
           <w:sz w:val="16"/>
           <w:szCs w:val="16"/>
         </w:rPr>
-        <w:tab/>
       </w:r>
       <w:r>
         <w:rPr>
@@ -8458,6 +8467,7 @@
           <w:sz w:val="16"/>
           <w:szCs w:val="16"/>
         </w:rPr>
+        <w:tab/>
         <w:t xml:space="preserve">LEY 29571, CÓDIGO DE PROTECCIÓN Y DEFENSA DEL CONSUMIDOR, publicado el 2 de setiembre de 2010 y modificado por Decreto Legislativo 1308 </w:t>
       </w:r>
     </w:p>
@@ -8658,7 +8668,6 @@
           <w:sz w:val="16"/>
           <w:szCs w:val="16"/>
         </w:rPr>
-        <w:tab/>
         <w:t xml:space="preserve"/>
       </w:r>
       <w:r>
@@ -8667,7 +8676,6 @@
           <w:sz w:val="16"/>
           <w:szCs w:val="16"/>
         </w:rPr>
-        <w:tab/>
       </w:r>
       <w:r>
         <w:rPr>
@@ -8677,6 +8685,7 @@
           <w:sz w:val="16"/>
           <w:szCs w:val="16"/>
         </w:rPr>
+        <w:tab/>
         <w:t>LEY SOBRE FACULTADES, NORMAS Y ORGANIZACIÓN DEL INDECOPI, APROBADA POR DECRETO LEGISLATIVO 807 Artículo 24.-</w:t>
       </w:r>
       <w:r>
@@ -8807,7 +8816,6 @@
           <w:sz w:val="16"/>
           <w:szCs w:val="16"/>
         </w:rPr>
-        <w:tab/>
         <w:t xml:space="preserve"/>
       </w:r>
       <w:r>
@@ -8864,24 +8872,23 @@
           <w:sz w:val="16"/>
           <w:szCs w:val="16"/>
         </w:rPr>
+        <w:t xml:space="preserve"/>
+      </w:r>
+      <w:r>
+        <w:rPr>
+          <w:rFonts w:ascii="Arial Narrow" w:eastAsia="Arial Narrow" w:hAnsi="Arial Narrow" w:cs="Arial Narrow"/>
+          <w:sz w:val="16"/>
+          <w:szCs w:val="16"/>
+        </w:rPr>
+      </w:r>
+      <w:r>
+        <w:rPr>
+          <w:rFonts w:ascii="Arial Narrow" w:eastAsia="Arial Narrow" w:hAnsi="Arial Narrow" w:cs="Arial Narrow"/>
+          <w:b/>
+          <w:sz w:val="16"/>
+          <w:szCs w:val="16"/>
+        </w:rPr>
         <w:tab/>
-        <w:t xml:space="preserve"/>
-      </w:r>
-      <w:r>
-        <w:rPr>
-          <w:rFonts w:ascii="Arial Narrow" w:eastAsia="Arial Narrow" w:hAnsi="Arial Narrow" w:cs="Arial Narrow"/>
-          <w:sz w:val="16"/>
-          <w:szCs w:val="16"/>
-        </w:rPr>
-        <w:tab/>
-      </w:r>
-      <w:r>
-        <w:rPr>
-          <w:rFonts w:ascii="Arial Narrow" w:eastAsia="Arial Narrow" w:hAnsi="Arial Narrow" w:cs="Arial Narrow"/>
-          <w:b/>
-          <w:sz w:val="16"/>
-          <w:szCs w:val="16"/>
-        </w:rPr>
         <w:t>LEY 29571, CÓDIGO DE PROTECCIÓN Y DEFENSA DEL CONSUMIDOR</w:t>
       </w:r>
       <w:r>
@@ -9266,32 +9273,31 @@
           <w:szCs w:val="16"/>
           <w:vertAlign w:val="superscript"/>
         </w:rPr>
+        <w:t xml:space="preserve"/>
+      </w:r>
+      <w:r>
+        <w:rPr>
+          <w:rFonts w:ascii="Arial Narrow" w:eastAsia="Arial Narrow" w:hAnsi="Arial Narrow" w:cs="Arial Narrow"/>
+          <w:sz w:val="16"/>
+          <w:szCs w:val="16"/>
+        </w:rPr>
+        <w:t xml:space="preserve"/>
+      </w:r>
+      <w:r>
+        <w:rPr>
+          <w:rFonts w:ascii="Arial Narrow" w:eastAsia="Arial Narrow" w:hAnsi="Arial Narrow" w:cs="Arial Narrow"/>
+          <w:sz w:val="16"/>
+          <w:szCs w:val="16"/>
+        </w:rPr>
+      </w:r>
+      <w:r>
+        <w:rPr>
+          <w:rFonts w:ascii="Arial Narrow" w:eastAsia="Arial Narrow" w:hAnsi="Arial Narrow" w:cs="Arial Narrow"/>
+          <w:b/>
+          <w:sz w:val="16"/>
+          <w:szCs w:val="16"/>
+        </w:rPr>
         <w:tab/>
-        <w:t xml:space="preserve"/>
-      </w:r>
-      <w:r>
-        <w:rPr>
-          <w:rFonts w:ascii="Arial Narrow" w:eastAsia="Arial Narrow" w:hAnsi="Arial Narrow" w:cs="Arial Narrow"/>
-          <w:sz w:val="16"/>
-          <w:szCs w:val="16"/>
-        </w:rPr>
-        <w:t xml:space="preserve"> </w:t>
-      </w:r>
-      <w:r>
-        <w:rPr>
-          <w:rFonts w:ascii="Arial Narrow" w:eastAsia="Arial Narrow" w:hAnsi="Arial Narrow" w:cs="Arial Narrow"/>
-          <w:sz w:val="16"/>
-          <w:szCs w:val="16"/>
-        </w:rPr>
-        <w:tab/>
-      </w:r>
-      <w:r>
-        <w:rPr>
-          <w:rFonts w:ascii="Arial Narrow" w:eastAsia="Arial Narrow" w:hAnsi="Arial Narrow" w:cs="Arial Narrow"/>
-          <w:b/>
-          <w:sz w:val="16"/>
-          <w:szCs w:val="16"/>
-        </w:rPr>
         <w:t>LEY 29571, CÓDIGO DE PROTECCIÓN Y DEFENSA DEL CONSUMIDOR</w:t>
       </w:r>
       <w:r>
@@ -9495,7 +9501,6 @@
           <w:sz w:val="16"/>
           <w:szCs w:val="16"/>
         </w:rPr>
-        <w:tab/>
         <w:t xml:space="preserve"/>
       </w:r>
       <w:r>
@@ -9504,7 +9509,6 @@
           <w:sz w:val="16"/>
           <w:szCs w:val="16"/>
         </w:rPr>
-        <w:tab/>
       </w:r>
       <w:r>
         <w:rPr>
@@ -9514,6 +9518,7 @@
           <w:sz w:val="16"/>
           <w:szCs w:val="16"/>
         </w:rPr>
+        <w:tab/>
         <w:t xml:space="preserve">LEY 29571, CÓDIGO DE PROTECCIÓN Y DEFENSA DEL CONSUMIDOR, publicado el 2 de setiembre de 2010 y modificado por Decreto Legislativo 1308 </w:t>
       </w:r>
     </w:p>
@@ -10260,24 +10265,23 @@
           <w:sz w:val="16"/>
           <w:szCs w:val="16"/>
         </w:rPr>
+        <w:t xml:space="preserve"/>
+      </w:r>
+      <w:r>
+        <w:rPr>
+          <w:rFonts w:ascii="Arial Narrow" w:eastAsia="Arial Narrow" w:hAnsi="Arial Narrow" w:cs="Arial Narrow"/>
+          <w:sz w:val="16"/>
+          <w:szCs w:val="16"/>
+        </w:rPr>
+      </w:r>
+      <w:r>
+        <w:rPr>
+          <w:rFonts w:ascii="Arial Narrow" w:eastAsia="Arial Narrow" w:hAnsi="Arial Narrow" w:cs="Arial Narrow"/>
+          <w:b/>
+          <w:sz w:val="16"/>
+          <w:szCs w:val="16"/>
+        </w:rPr>
         <w:tab/>
-        <w:t xml:space="preserve"/>
-      </w:r>
-      <w:r>
-        <w:rPr>
-          <w:rFonts w:ascii="Arial Narrow" w:eastAsia="Arial Narrow" w:hAnsi="Arial Narrow" w:cs="Arial Narrow"/>
-          <w:sz w:val="16"/>
-          <w:szCs w:val="16"/>
-        </w:rPr>
-        <w:tab/>
-      </w:r>
-      <w:r>
-        <w:rPr>
-          <w:rFonts w:ascii="Arial Narrow" w:eastAsia="Arial Narrow" w:hAnsi="Arial Narrow" w:cs="Arial Narrow"/>
-          <w:b/>
-          <w:sz w:val="16"/>
-          <w:szCs w:val="16"/>
-        </w:rPr>
         <w:t>LEY 29571, CÓDIGO DE PROTECCIÓN Y DEFENSA DEL CONSUMIDOR</w:t>
       </w:r>
       <w:r>
@@ -10474,7 +10478,6 @@
           <w:sz w:val="16"/>
           <w:szCs w:val="16"/>
         </w:rPr>
-        <w:tab/>
         <w:t xml:space="preserve"/>
       </w:r>
       <w:r>
@@ -10570,31 +10573,30 @@
           <w:sz w:val="16"/>
           <w:szCs w:val="16"/>
         </w:rPr>
+        <w:t xml:space="preserve"/>
+      </w:r>
+      <w:r>
+        <w:rPr>
+          <w:rFonts w:ascii="Arial Narrow" w:eastAsia="Arial Narrow" w:hAnsi="Arial Narrow" w:cs="Arial Narrow"/>
+          <w:sz w:val="16"/>
+          <w:szCs w:val="16"/>
+        </w:rPr>
+      </w:r>
+      <w:r>
+        <w:rPr>
+          <w:rFonts w:ascii="Arial Narrow" w:eastAsia="Arial Narrow" w:hAnsi="Arial Narrow" w:cs="Arial Narrow"/>
+          <w:b/>
+          <w:sz w:val="16"/>
+          <w:szCs w:val="16"/>
+        </w:rPr>
         <w:tab/>
-        <w:t xml:space="preserve"/>
-      </w:r>
-      <w:r>
-        <w:rPr>
-          <w:rFonts w:ascii="Arial Narrow" w:eastAsia="Arial Narrow" w:hAnsi="Arial Narrow" w:cs="Arial Narrow"/>
-          <w:sz w:val="16"/>
-          <w:szCs w:val="16"/>
-        </w:rPr>
-        <w:tab/>
-      </w:r>
-      <w:r>
-        <w:rPr>
-          <w:rFonts w:ascii="Arial Narrow" w:eastAsia="Arial Narrow" w:hAnsi="Arial Narrow" w:cs="Arial Narrow"/>
-          <w:b/>
-          <w:sz w:val="16"/>
-          <w:szCs w:val="16"/>
-        </w:rPr>
         <w:t>TEXTO ÚNICO ORDENADO DE LA LEY DEL PROCEDIMIENTO ADMINISTRATIVO GENERAL, aprobado mediante Decreto Supremo 006-2026-JUS y publicado el 30 de abril de 2026</w:t>
       </w:r>
     </w:p>
     <w:p>
       <w:pPr>
         <w:pStyle w:val="Textonotapie"/>
-        <w:ind w:left="1134" w:hanging="567"/>
+        <w:ind w:left="1134"/>
         <w:jc w:val="both"/>
         <w:rPr>
           <w:rFonts w:ascii="Arial Narrow" w:eastAsia="Arial Narrow" w:hAnsi="Arial Narrow" w:cs="Arial Narrow"/>

--- a/plantillas_maestras/06_seguro_hogar_e_inmuebles/negativa_cobertura/2_o_mas_ddos_varios/varon/TPL_0552_2026_SEGURO_HOGAR_E_INMUEBLES_NEGATIVA_COBERTURA_ASEGURADORA_VARON_R1.docx
+++ b/plantillas_maestras/06_seguro_hogar_e_inmuebles/negativa_cobertura/2_o_mas_ddos_varios/varon/TPL_0552_2026_SEGURO_HOGAR_E_INMUEBLES_NEGATIVA_COBERTURA_ASEGURADORA_VARON_R1.docx
@@ -6077,7 +6077,7 @@
           <w:sz w:val="22"/>
           <w:szCs w:val="22"/>
         </w:rPr>
-        <w:t xml:space="preserve">correr traslado de la presente resolución a Rímac Seguros y Reaseguros S.A. y Máster Ajustadores de Seguros S.A.C. para que, de conformidad con lo dispuesto por el artículo 26 de la Ley sobre Facultades, Normas y Organización del Indecopi, aprobada por Decreto Legislativo 807</w:t>
+        <w:t xml:space="preserve">correr traslado de la denuncia del 15 de febrero de 2026 a Rímac Seguros y Reaseguros S.A. y Máster Ajustadores de Seguros S.A.C. para que, de conformidad con lo dispuesto por el artículo 26 de la Ley sobre Facultades, Normas y Organización del Indecopi, aprobada por Decreto Legislativo 807</w:t>
       </w:r>
       <w:r>
         <w:rPr>
